--- a/docs/tables/whole/sec4_aki_365.docx
+++ b/docs/tables/whole/sec4_aki_365.docx
@@ -838,7 +838,7 @@
                 <w:szCs w:val="22"/>
                 <w:color w:val="000000"/>
               </w:rPr>
-              <w:t xml:space="preserve">323</w:t>
+              <w:t xml:space="preserve">322</w:t>
             </w:r>
           </w:p>
         </w:tc>
@@ -997,7 +997,7 @@
                 <w:szCs w:val="22"/>
                 <w:color w:val="000000"/>
               </w:rPr>
-              <w:t xml:space="preserve">0.750</w:t>
+              <w:t xml:space="preserve">0.720</w:t>
             </w:r>
           </w:p>
         </w:tc>
@@ -1050,7 +1050,7 @@
                 <w:szCs w:val="22"/>
                 <w:color w:val="000000"/>
               </w:rPr>
-              <w:t xml:space="preserve">323</w:t>
+              <w:t xml:space="preserve">322</w:t>
             </w:r>
           </w:p>
         </w:tc>
@@ -1156,7 +1156,7 @@
                 <w:szCs w:val="22"/>
                 <w:color w:val="000000"/>
               </w:rPr>
-              <w:t xml:space="preserve">0.87, 1.46</w:t>
+              <w:t xml:space="preserve">0.86, 1.46</w:t>
             </w:r>
           </w:p>
         </w:tc>
@@ -1209,7 +1209,7 @@
                 <w:szCs w:val="22"/>
                 <w:color w:val="000000"/>
               </w:rPr>
-              <w:t xml:space="preserve">0.380</w:t>
+              <w:t xml:space="preserve">0.400</w:t>
             </w:r>
           </w:p>
         </w:tc>
@@ -1321,7 +1321,7 @@
                 <w:szCs w:val="22"/>
                 <w:color w:val="000000"/>
               </w:rPr>
-              <w:t xml:space="preserve">323</w:t>
+              <w:t xml:space="preserve">322</w:t>
             </w:r>
           </w:p>
         </w:tc>
@@ -1480,60 +1480,60 @@
                 <w:szCs w:val="22"/>
                 <w:color w:val="000000"/>
               </w:rPr>
-              <w:t xml:space="preserve">0.068</w:t>
-            </w:r>
-          </w:p>
-        </w:tc>
-        <w:tc>
-          <w:tcPr>
-            <w:tcBorders>
-              <w:bottom w:val="none" w:sz="0" w:space="0" w:color="000000"/>
-              <w:top w:val="none" w:sz="0" w:space="0" w:color="000000"/>
-              <w:left w:val="none" w:sz="0" w:space="0" w:color="000000"/>
-              <w:right w:val="none" w:sz="0" w:space="0" w:color="000000"/>
-            </w:tcBorders>
-            <w:shd w:val="clear" w:color="auto" w:fill="FFFFFF"/>
-            <w:tcMar>
-              <w:top w:w="0" w:type="dxa"/>
-              <w:bottom w:w="0" w:type="dxa"/>
-              <w:left w:w="0" w:type="dxa"/>
-              <w:right w:w="0" w:type="dxa"/>
-            </w:tcMar>
-            <w:vAlign w:val="top"/>
-          </w:tcPr>
-          <w:p>
-            <w:pPr>
-              <w:pStyle w:val="Normal"/>
-              <w:jc w:val="center"/>
-              <w:pBdr>
-                <w:bottom w:val="none" w:sz="0" w:space="0" w:color="000000"/>
-                <w:top w:val="none" w:sz="0" w:space="0" w:color="000000"/>
-                <w:left w:val="none" w:sz="0" w:space="0" w:color="000000"/>
-                <w:right w:val="none" w:sz="0" w:space="0" w:color="000000"/>
-              </w:pBdr>
-              <w:spacing w:after="100" w:before="100" w:line="240"/>
-              <w:ind w:left="100" w:right="100" w:firstLine="0" w:firstLineChars="0"/>
-              <w:rPr>
-                <w:rFonts w:ascii="Helvetica" w:hAnsi="Helvetica" w:eastAsia="Helvetica" w:cs="Helvetica"/>
-                <w:i w:val="false"/>
-                <w:b w:val="false"/>
-                <w:u w:val="none"/>
-                <w:sz w:val="22"/>
-                <w:szCs w:val="22"/>
-                <w:color w:val="000000"/>
-              </w:rPr>
-            </w:pPr>
-            <w:r>
-              <w:rPr>
-                <w:rFonts w:ascii="Helvetica" w:hAnsi="Helvetica" w:eastAsia="Helvetica" w:cs="Helvetica"/>
-                <w:i w:val="false"/>
-                <w:b w:val="false"/>
-                <w:u w:val="none"/>
-                <w:sz w:val="22"/>
-                <w:szCs w:val="22"/>
-                <w:color w:val="000000"/>
-              </w:rPr>
-              <w:t xml:space="preserve">323</w:t>
+              <w:t xml:space="preserve">0.071</w:t>
+            </w:r>
+          </w:p>
+        </w:tc>
+        <w:tc>
+          <w:tcPr>
+            <w:tcBorders>
+              <w:bottom w:val="none" w:sz="0" w:space="0" w:color="000000"/>
+              <w:top w:val="none" w:sz="0" w:space="0" w:color="000000"/>
+              <w:left w:val="none" w:sz="0" w:space="0" w:color="000000"/>
+              <w:right w:val="none" w:sz="0" w:space="0" w:color="000000"/>
+            </w:tcBorders>
+            <w:shd w:val="clear" w:color="auto" w:fill="FFFFFF"/>
+            <w:tcMar>
+              <w:top w:w="0" w:type="dxa"/>
+              <w:bottom w:w="0" w:type="dxa"/>
+              <w:left w:w="0" w:type="dxa"/>
+              <w:right w:w="0" w:type="dxa"/>
+            </w:tcMar>
+            <w:vAlign w:val="top"/>
+          </w:tcPr>
+          <w:p>
+            <w:pPr>
+              <w:pStyle w:val="Normal"/>
+              <w:jc w:val="center"/>
+              <w:pBdr>
+                <w:bottom w:val="none" w:sz="0" w:space="0" w:color="000000"/>
+                <w:top w:val="none" w:sz="0" w:space="0" w:color="000000"/>
+                <w:left w:val="none" w:sz="0" w:space="0" w:color="000000"/>
+                <w:right w:val="none" w:sz="0" w:space="0" w:color="000000"/>
+              </w:pBdr>
+              <w:spacing w:after="100" w:before="100" w:line="240"/>
+              <w:ind w:left="100" w:right="100" w:firstLine="0" w:firstLineChars="0"/>
+              <w:rPr>
+                <w:rFonts w:ascii="Helvetica" w:hAnsi="Helvetica" w:eastAsia="Helvetica" w:cs="Helvetica"/>
+                <w:i w:val="false"/>
+                <w:b w:val="false"/>
+                <w:u w:val="none"/>
+                <w:sz w:val="22"/>
+                <w:szCs w:val="22"/>
+                <w:color w:val="000000"/>
+              </w:rPr>
+            </w:pPr>
+            <w:r>
+              <w:rPr>
+                <w:rFonts w:ascii="Helvetica" w:hAnsi="Helvetica" w:eastAsia="Helvetica" w:cs="Helvetica"/>
+                <w:i w:val="false"/>
+                <w:b w:val="false"/>
+                <w:u w:val="none"/>
+                <w:sz w:val="22"/>
+                <w:szCs w:val="22"/>
+                <w:color w:val="000000"/>
+              </w:rPr>
+              <w:t xml:space="preserve">322</w:t>
             </w:r>
           </w:p>
         </w:tc>
@@ -1639,60 +1639,60 @@
                 <w:szCs w:val="22"/>
                 <w:color w:val="000000"/>
               </w:rPr>
-              <w:t xml:space="preserve">0.96, 1.03</w:t>
-            </w:r>
-          </w:p>
-        </w:tc>
-        <w:tc>
-          <w:tcPr>
-            <w:tcBorders>
-              <w:bottom w:val="none" w:sz="0" w:space="0" w:color="000000"/>
-              <w:top w:val="none" w:sz="0" w:space="0" w:color="000000"/>
-              <w:left w:val="none" w:sz="0" w:space="0" w:color="000000"/>
-              <w:right w:val="none" w:sz="0" w:space="0" w:color="000000"/>
-            </w:tcBorders>
-            <w:shd w:val="clear" w:color="auto" w:fill="FFFFFF"/>
-            <w:tcMar>
-              <w:top w:w="0" w:type="dxa"/>
-              <w:bottom w:w="0" w:type="dxa"/>
-              <w:left w:w="0" w:type="dxa"/>
-              <w:right w:w="0" w:type="dxa"/>
-            </w:tcMar>
-            <w:vAlign w:val="top"/>
-          </w:tcPr>
-          <w:p>
-            <w:pPr>
-              <w:pStyle w:val="Normal"/>
-              <w:jc w:val="center"/>
-              <w:pBdr>
-                <w:bottom w:val="none" w:sz="0" w:space="0" w:color="000000"/>
-                <w:top w:val="none" w:sz="0" w:space="0" w:color="000000"/>
-                <w:left w:val="none" w:sz="0" w:space="0" w:color="000000"/>
-                <w:right w:val="none" w:sz="0" w:space="0" w:color="000000"/>
-              </w:pBdr>
-              <w:spacing w:after="100" w:before="100" w:line="240"/>
-              <w:ind w:left="100" w:right="100" w:firstLine="0" w:firstLineChars="0"/>
-              <w:rPr>
-                <w:rFonts w:ascii="Helvetica" w:hAnsi="Helvetica" w:eastAsia="Helvetica" w:cs="Helvetica"/>
-                <w:i w:val="false"/>
-                <w:b w:val="false"/>
-                <w:u w:val="none"/>
-                <w:sz w:val="22"/>
-                <w:szCs w:val="22"/>
-                <w:color w:val="000000"/>
-              </w:rPr>
-            </w:pPr>
-            <w:r>
-              <w:rPr>
-                <w:rFonts w:ascii="Helvetica" w:hAnsi="Helvetica" w:eastAsia="Helvetica" w:cs="Helvetica"/>
-                <w:i w:val="false"/>
-                <w:b w:val="false"/>
-                <w:u w:val="none"/>
-                <w:sz w:val="22"/>
-                <w:szCs w:val="22"/>
-                <w:color w:val="000000"/>
-              </w:rPr>
-              <w:t xml:space="preserve">0.680</w:t>
+              <w:t xml:space="preserve">0.95, 1.03</w:t>
+            </w:r>
+          </w:p>
+        </w:tc>
+        <w:tc>
+          <w:tcPr>
+            <w:tcBorders>
+              <w:bottom w:val="none" w:sz="0" w:space="0" w:color="000000"/>
+              <w:top w:val="none" w:sz="0" w:space="0" w:color="000000"/>
+              <w:left w:val="none" w:sz="0" w:space="0" w:color="000000"/>
+              <w:right w:val="none" w:sz="0" w:space="0" w:color="000000"/>
+            </w:tcBorders>
+            <w:shd w:val="clear" w:color="auto" w:fill="FFFFFF"/>
+            <w:tcMar>
+              <w:top w:w="0" w:type="dxa"/>
+              <w:bottom w:w="0" w:type="dxa"/>
+              <w:left w:w="0" w:type="dxa"/>
+              <w:right w:w="0" w:type="dxa"/>
+            </w:tcMar>
+            <w:vAlign w:val="top"/>
+          </w:tcPr>
+          <w:p>
+            <w:pPr>
+              <w:pStyle w:val="Normal"/>
+              <w:jc w:val="center"/>
+              <w:pBdr>
+                <w:bottom w:val="none" w:sz="0" w:space="0" w:color="000000"/>
+                <w:top w:val="none" w:sz="0" w:space="0" w:color="000000"/>
+                <w:left w:val="none" w:sz="0" w:space="0" w:color="000000"/>
+                <w:right w:val="none" w:sz="0" w:space="0" w:color="000000"/>
+              </w:pBdr>
+              <w:spacing w:after="100" w:before="100" w:line="240"/>
+              <w:ind w:left="100" w:right="100" w:firstLine="0" w:firstLineChars="0"/>
+              <w:rPr>
+                <w:rFonts w:ascii="Helvetica" w:hAnsi="Helvetica" w:eastAsia="Helvetica" w:cs="Helvetica"/>
+                <w:i w:val="false"/>
+                <w:b w:val="false"/>
+                <w:u w:val="none"/>
+                <w:sz w:val="22"/>
+                <w:szCs w:val="22"/>
+                <w:color w:val="000000"/>
+              </w:rPr>
+            </w:pPr>
+            <w:r>
+              <w:rPr>
+                <w:rFonts w:ascii="Helvetica" w:hAnsi="Helvetica" w:eastAsia="Helvetica" w:cs="Helvetica"/>
+                <w:i w:val="false"/>
+                <w:b w:val="false"/>
+                <w:u w:val="none"/>
+                <w:sz w:val="22"/>
+                <w:szCs w:val="22"/>
+                <w:color w:val="000000"/>
+              </w:rPr>
+              <w:t xml:space="preserve">0.590</w:t>
             </w:r>
           </w:p>
         </w:tc>
@@ -1804,7 +1804,7 @@
                 <w:szCs w:val="22"/>
                 <w:color w:val="000000"/>
               </w:rPr>
-              <w:t xml:space="preserve">323</w:t>
+              <w:t xml:space="preserve">322</w:t>
             </w:r>
           </w:p>
         </w:tc>
@@ -2016,7 +2016,7 @@
                 <w:szCs w:val="22"/>
                 <w:color w:val="000000"/>
               </w:rPr>
-              <w:t xml:space="preserve">323</w:t>
+              <w:t xml:space="preserve">322</w:t>
             </w:r>
           </w:p>
         </w:tc>
@@ -2823,60 +2823,60 @@
                 <w:szCs w:val="22"/>
                 <w:color w:val="000000"/>
               </w:rPr>
-              <w:t xml:space="preserve">2.62</w:t>
-            </w:r>
-          </w:p>
-        </w:tc>
-        <w:tc>
-          <w:tcPr>
-            <w:tcBorders>
-              <w:bottom w:val="none" w:sz="0" w:space="0" w:color="000000"/>
-              <w:top w:val="none" w:sz="0" w:space="0" w:color="000000"/>
-              <w:left w:val="none" w:sz="0" w:space="0" w:color="000000"/>
-              <w:right w:val="none" w:sz="0" w:space="0" w:color="000000"/>
-            </w:tcBorders>
-            <w:shd w:val="clear" w:color="auto" w:fill="FFFFFF"/>
-            <w:tcMar>
-              <w:top w:w="0" w:type="dxa"/>
-              <w:bottom w:w="0" w:type="dxa"/>
-              <w:left w:w="0" w:type="dxa"/>
-              <w:right w:w="0" w:type="dxa"/>
-            </w:tcMar>
-            <w:vAlign w:val="top"/>
-          </w:tcPr>
-          <w:p>
-            <w:pPr>
-              <w:pStyle w:val="Normal"/>
-              <w:jc w:val="center"/>
-              <w:pBdr>
-                <w:bottom w:val="none" w:sz="0" w:space="0" w:color="000000"/>
-                <w:top w:val="none" w:sz="0" w:space="0" w:color="000000"/>
-                <w:left w:val="none" w:sz="0" w:space="0" w:color="000000"/>
-                <w:right w:val="none" w:sz="0" w:space="0" w:color="000000"/>
-              </w:pBdr>
-              <w:spacing w:after="100" w:before="100" w:line="240"/>
-              <w:ind w:left="100" w:right="100" w:firstLine="0" w:firstLineChars="0"/>
-              <w:rPr>
-                <w:rFonts w:ascii="Helvetica" w:hAnsi="Helvetica" w:eastAsia="Helvetica" w:cs="Helvetica"/>
-                <w:i w:val="false"/>
-                <w:b w:val="false"/>
-                <w:u w:val="none"/>
-                <w:sz w:val="22"/>
-                <w:szCs w:val="22"/>
-                <w:color w:val="000000"/>
-              </w:rPr>
-            </w:pPr>
-            <w:r>
-              <w:rPr>
-                <w:rFonts w:ascii="Helvetica" w:hAnsi="Helvetica" w:eastAsia="Helvetica" w:cs="Helvetica"/>
-                <w:i w:val="false"/>
-                <w:b w:val="false"/>
-                <w:u w:val="none"/>
-                <w:sz w:val="22"/>
-                <w:szCs w:val="22"/>
-                <w:color w:val="000000"/>
-              </w:rPr>
-              <w:t xml:space="preserve">1.49, 4.62</w:t>
+              <w:t xml:space="preserve">2.60</w:t>
+            </w:r>
+          </w:p>
+        </w:tc>
+        <w:tc>
+          <w:tcPr>
+            <w:tcBorders>
+              <w:bottom w:val="none" w:sz="0" w:space="0" w:color="000000"/>
+              <w:top w:val="none" w:sz="0" w:space="0" w:color="000000"/>
+              <w:left w:val="none" w:sz="0" w:space="0" w:color="000000"/>
+              <w:right w:val="none" w:sz="0" w:space="0" w:color="000000"/>
+            </w:tcBorders>
+            <w:shd w:val="clear" w:color="auto" w:fill="FFFFFF"/>
+            <w:tcMar>
+              <w:top w:w="0" w:type="dxa"/>
+              <w:bottom w:w="0" w:type="dxa"/>
+              <w:left w:w="0" w:type="dxa"/>
+              <w:right w:w="0" w:type="dxa"/>
+            </w:tcMar>
+            <w:vAlign w:val="top"/>
+          </w:tcPr>
+          <w:p>
+            <w:pPr>
+              <w:pStyle w:val="Normal"/>
+              <w:jc w:val="center"/>
+              <w:pBdr>
+                <w:bottom w:val="none" w:sz="0" w:space="0" w:color="000000"/>
+                <w:top w:val="none" w:sz="0" w:space="0" w:color="000000"/>
+                <w:left w:val="none" w:sz="0" w:space="0" w:color="000000"/>
+                <w:right w:val="none" w:sz="0" w:space="0" w:color="000000"/>
+              </w:pBdr>
+              <w:spacing w:after="100" w:before="100" w:line="240"/>
+              <w:ind w:left="100" w:right="100" w:firstLine="0" w:firstLineChars="0"/>
+              <w:rPr>
+                <w:rFonts w:ascii="Helvetica" w:hAnsi="Helvetica" w:eastAsia="Helvetica" w:cs="Helvetica"/>
+                <w:i w:val="false"/>
+                <w:b w:val="false"/>
+                <w:u w:val="none"/>
+                <w:sz w:val="22"/>
+                <w:szCs w:val="22"/>
+                <w:color w:val="000000"/>
+              </w:rPr>
+            </w:pPr>
+            <w:r>
+              <w:rPr>
+                <w:rFonts w:ascii="Helvetica" w:hAnsi="Helvetica" w:eastAsia="Helvetica" w:cs="Helvetica"/>
+                <w:i w:val="false"/>
+                <w:b w:val="false"/>
+                <w:u w:val="none"/>
+                <w:sz w:val="22"/>
+                <w:szCs w:val="22"/>
+                <w:color w:val="000000"/>
+              </w:rPr>
+              <w:t xml:space="preserve">1.48, 4.59</w:t>
             </w:r>
           </w:p>
         </w:tc>
@@ -3035,60 +3035,60 @@
                 <w:szCs w:val="22"/>
                 <w:color w:val="000000"/>
               </w:rPr>
-              <w:t xml:space="preserve">1.78</w:t>
-            </w:r>
-          </w:p>
-        </w:tc>
-        <w:tc>
-          <w:tcPr>
-            <w:tcBorders>
-              <w:bottom w:val="none" w:sz="0" w:space="0" w:color="000000"/>
-              <w:top w:val="none" w:sz="0" w:space="0" w:color="000000"/>
-              <w:left w:val="none" w:sz="0" w:space="0" w:color="000000"/>
-              <w:right w:val="none" w:sz="0" w:space="0" w:color="000000"/>
-            </w:tcBorders>
-            <w:shd w:val="clear" w:color="auto" w:fill="FFFFFF"/>
-            <w:tcMar>
-              <w:top w:w="0" w:type="dxa"/>
-              <w:bottom w:w="0" w:type="dxa"/>
-              <w:left w:w="0" w:type="dxa"/>
-              <w:right w:w="0" w:type="dxa"/>
-            </w:tcMar>
-            <w:vAlign w:val="top"/>
-          </w:tcPr>
-          <w:p>
-            <w:pPr>
-              <w:pStyle w:val="Normal"/>
-              <w:jc w:val="center"/>
-              <w:pBdr>
-                <w:bottom w:val="none" w:sz="0" w:space="0" w:color="000000"/>
-                <w:top w:val="none" w:sz="0" w:space="0" w:color="000000"/>
-                <w:left w:val="none" w:sz="0" w:space="0" w:color="000000"/>
-                <w:right w:val="none" w:sz="0" w:space="0" w:color="000000"/>
-              </w:pBdr>
-              <w:spacing w:after="100" w:before="100" w:line="240"/>
-              <w:ind w:left="100" w:right="100" w:firstLine="0" w:firstLineChars="0"/>
-              <w:rPr>
-                <w:rFonts w:ascii="Helvetica" w:hAnsi="Helvetica" w:eastAsia="Helvetica" w:cs="Helvetica"/>
-                <w:i w:val="false"/>
-                <w:b w:val="false"/>
-                <w:u w:val="none"/>
-                <w:sz w:val="22"/>
-                <w:szCs w:val="22"/>
-                <w:color w:val="000000"/>
-              </w:rPr>
-            </w:pPr>
-            <w:r>
-              <w:rPr>
-                <w:rFonts w:ascii="Helvetica" w:hAnsi="Helvetica" w:eastAsia="Helvetica" w:cs="Helvetica"/>
-                <w:i w:val="false"/>
-                <w:b w:val="false"/>
-                <w:u w:val="none"/>
-                <w:sz w:val="22"/>
-                <w:szCs w:val="22"/>
-                <w:color w:val="000000"/>
-              </w:rPr>
-              <w:t xml:space="preserve">0.79, 4.04</w:t>
+              <w:t xml:space="preserve">1.76</w:t>
+            </w:r>
+          </w:p>
+        </w:tc>
+        <w:tc>
+          <w:tcPr>
+            <w:tcBorders>
+              <w:bottom w:val="none" w:sz="0" w:space="0" w:color="000000"/>
+              <w:top w:val="none" w:sz="0" w:space="0" w:color="000000"/>
+              <w:left w:val="none" w:sz="0" w:space="0" w:color="000000"/>
+              <w:right w:val="none" w:sz="0" w:space="0" w:color="000000"/>
+            </w:tcBorders>
+            <w:shd w:val="clear" w:color="auto" w:fill="FFFFFF"/>
+            <w:tcMar>
+              <w:top w:w="0" w:type="dxa"/>
+              <w:bottom w:w="0" w:type="dxa"/>
+              <w:left w:w="0" w:type="dxa"/>
+              <w:right w:w="0" w:type="dxa"/>
+            </w:tcMar>
+            <w:vAlign w:val="top"/>
+          </w:tcPr>
+          <w:p>
+            <w:pPr>
+              <w:pStyle w:val="Normal"/>
+              <w:jc w:val="center"/>
+              <w:pBdr>
+                <w:bottom w:val="none" w:sz="0" w:space="0" w:color="000000"/>
+                <w:top w:val="none" w:sz="0" w:space="0" w:color="000000"/>
+                <w:left w:val="none" w:sz="0" w:space="0" w:color="000000"/>
+                <w:right w:val="none" w:sz="0" w:space="0" w:color="000000"/>
+              </w:pBdr>
+              <w:spacing w:after="100" w:before="100" w:line="240"/>
+              <w:ind w:left="100" w:right="100" w:firstLine="0" w:firstLineChars="0"/>
+              <w:rPr>
+                <w:rFonts w:ascii="Helvetica" w:hAnsi="Helvetica" w:eastAsia="Helvetica" w:cs="Helvetica"/>
+                <w:i w:val="false"/>
+                <w:b w:val="false"/>
+                <w:u w:val="none"/>
+                <w:sz w:val="22"/>
+                <w:szCs w:val="22"/>
+                <w:color w:val="000000"/>
+              </w:rPr>
+            </w:pPr>
+            <w:r>
+              <w:rPr>
+                <w:rFonts w:ascii="Helvetica" w:hAnsi="Helvetica" w:eastAsia="Helvetica" w:cs="Helvetica"/>
+                <w:i w:val="false"/>
+                <w:b w:val="false"/>
+                <w:u w:val="none"/>
+                <w:sz w:val="22"/>
+                <w:szCs w:val="22"/>
+                <w:color w:val="000000"/>
+              </w:rPr>
+              <w:t xml:space="preserve">0.78, 3.98</w:t>
             </w:r>
           </w:p>
         </w:tc>
@@ -3253,7 +3253,7 @@
                 <w:szCs w:val="22"/>
                 <w:color w:val="000000"/>
               </w:rPr>
-              <w:t xml:space="preserve">323</w:t>
+              <w:t xml:space="preserve">322</w:t>
             </w:r>
           </w:p>
         </w:tc>
@@ -3412,60 +3412,60 @@
                 <w:szCs w:val="22"/>
                 <w:color w:val="000000"/>
               </w:rPr>
-              <w:t xml:space="preserve">0.017</w:t>
-            </w:r>
-          </w:p>
-        </w:tc>
-        <w:tc>
-          <w:tcPr>
-            <w:tcBorders>
-              <w:bottom w:val="none" w:sz="0" w:space="0" w:color="000000"/>
-              <w:top w:val="none" w:sz="0" w:space="0" w:color="000000"/>
-              <w:left w:val="none" w:sz="0" w:space="0" w:color="000000"/>
-              <w:right w:val="none" w:sz="0" w:space="0" w:color="000000"/>
-            </w:tcBorders>
-            <w:shd w:val="clear" w:color="auto" w:fill="FFFFFF"/>
-            <w:tcMar>
-              <w:top w:w="0" w:type="dxa"/>
-              <w:bottom w:w="0" w:type="dxa"/>
-              <w:left w:w="0" w:type="dxa"/>
-              <w:right w:w="0" w:type="dxa"/>
-            </w:tcMar>
-            <w:vAlign w:val="top"/>
-          </w:tcPr>
-          <w:p>
-            <w:pPr>
-              <w:pStyle w:val="Normal"/>
-              <w:jc w:val="center"/>
-              <w:pBdr>
-                <w:bottom w:val="none" w:sz="0" w:space="0" w:color="000000"/>
-                <w:top w:val="none" w:sz="0" w:space="0" w:color="000000"/>
-                <w:left w:val="none" w:sz="0" w:space="0" w:color="000000"/>
-                <w:right w:val="none" w:sz="0" w:space="0" w:color="000000"/>
-              </w:pBdr>
-              <w:spacing w:after="100" w:before="100" w:line="240"/>
-              <w:ind w:left="100" w:right="100" w:firstLine="0" w:firstLineChars="0"/>
-              <w:rPr>
-                <w:rFonts w:ascii="Helvetica" w:hAnsi="Helvetica" w:eastAsia="Helvetica" w:cs="Helvetica"/>
-                <w:i w:val="false"/>
-                <w:b w:val="false"/>
-                <w:u w:val="none"/>
-                <w:sz w:val="22"/>
-                <w:szCs w:val="22"/>
-                <w:color w:val="000000"/>
-              </w:rPr>
-            </w:pPr>
-            <w:r>
-              <w:rPr>
-                <w:rFonts w:ascii="Helvetica" w:hAnsi="Helvetica" w:eastAsia="Helvetica" w:cs="Helvetica"/>
-                <w:i w:val="false"/>
-                <w:b w:val="false"/>
-                <w:u w:val="none"/>
-                <w:sz w:val="22"/>
-                <w:szCs w:val="22"/>
-                <w:color w:val="000000"/>
-              </w:rPr>
-              <w:t xml:space="preserve">323</w:t>
+              <w:t xml:space="preserve">0.016</w:t>
+            </w:r>
+          </w:p>
+        </w:tc>
+        <w:tc>
+          <w:tcPr>
+            <w:tcBorders>
+              <w:bottom w:val="none" w:sz="0" w:space="0" w:color="000000"/>
+              <w:top w:val="none" w:sz="0" w:space="0" w:color="000000"/>
+              <w:left w:val="none" w:sz="0" w:space="0" w:color="000000"/>
+              <w:right w:val="none" w:sz="0" w:space="0" w:color="000000"/>
+            </w:tcBorders>
+            <w:shd w:val="clear" w:color="auto" w:fill="FFFFFF"/>
+            <w:tcMar>
+              <w:top w:w="0" w:type="dxa"/>
+              <w:bottom w:w="0" w:type="dxa"/>
+              <w:left w:w="0" w:type="dxa"/>
+              <w:right w:w="0" w:type="dxa"/>
+            </w:tcMar>
+            <w:vAlign w:val="top"/>
+          </w:tcPr>
+          <w:p>
+            <w:pPr>
+              <w:pStyle w:val="Normal"/>
+              <w:jc w:val="center"/>
+              <w:pBdr>
+                <w:bottom w:val="none" w:sz="0" w:space="0" w:color="000000"/>
+                <w:top w:val="none" w:sz="0" w:space="0" w:color="000000"/>
+                <w:left w:val="none" w:sz="0" w:space="0" w:color="000000"/>
+                <w:right w:val="none" w:sz="0" w:space="0" w:color="000000"/>
+              </w:pBdr>
+              <w:spacing w:after="100" w:before="100" w:line="240"/>
+              <w:ind w:left="100" w:right="100" w:firstLine="0" w:firstLineChars="0"/>
+              <w:rPr>
+                <w:rFonts w:ascii="Helvetica" w:hAnsi="Helvetica" w:eastAsia="Helvetica" w:cs="Helvetica"/>
+                <w:i w:val="false"/>
+                <w:b w:val="false"/>
+                <w:u w:val="none"/>
+                <w:sz w:val="22"/>
+                <w:szCs w:val="22"/>
+                <w:color w:val="000000"/>
+              </w:rPr>
+            </w:pPr>
+            <w:r>
+              <w:rPr>
+                <w:rFonts w:ascii="Helvetica" w:hAnsi="Helvetica" w:eastAsia="Helvetica" w:cs="Helvetica"/>
+                <w:i w:val="false"/>
+                <w:b w:val="false"/>
+                <w:u w:val="none"/>
+                <w:sz w:val="22"/>
+                <w:szCs w:val="22"/>
+                <w:color w:val="000000"/>
+              </w:rPr>
+              <w:t xml:space="preserve">322</w:t>
             </w:r>
           </w:p>
         </w:tc>
@@ -3624,7 +3624,7 @@
                 <w:szCs w:val="22"/>
                 <w:color w:val="000000"/>
               </w:rPr>
-              <w:t xml:space="preserve">0.030</w:t>
+              <w:t xml:space="preserve">0.029</w:t>
             </w:r>
           </w:p>
         </w:tc>
@@ -3736,7 +3736,7 @@
                 <w:szCs w:val="22"/>
                 <w:color w:val="000000"/>
               </w:rPr>
-              <w:t xml:space="preserve">323</w:t>
+              <w:t xml:space="preserve">322</w:t>
             </w:r>
           </w:p>
         </w:tc>
@@ -3948,7 +3948,7 @@
                 <w:szCs w:val="22"/>
                 <w:color w:val="000000"/>
               </w:rPr>
-              <w:t xml:space="preserve">323</w:t>
+              <w:t xml:space="preserve">322</w:t>
             </w:r>
           </w:p>
         </w:tc>
@@ -4755,113 +4755,113 @@
                 <w:szCs w:val="22"/>
                 <w:color w:val="000000"/>
               </w:rPr>
-              <w:t xml:space="preserve">1.15</w:t>
-            </w:r>
-          </w:p>
-        </w:tc>
-        <w:tc>
-          <w:tcPr>
-            <w:tcBorders>
-              <w:bottom w:val="none" w:sz="0" w:space="0" w:color="000000"/>
-              <w:top w:val="none" w:sz="0" w:space="0" w:color="000000"/>
-              <w:left w:val="none" w:sz="0" w:space="0" w:color="000000"/>
-              <w:right w:val="none" w:sz="0" w:space="0" w:color="000000"/>
-            </w:tcBorders>
-            <w:shd w:val="clear" w:color="auto" w:fill="FFFFFF"/>
-            <w:tcMar>
-              <w:top w:w="0" w:type="dxa"/>
-              <w:bottom w:w="0" w:type="dxa"/>
-              <w:left w:w="0" w:type="dxa"/>
-              <w:right w:w="0" w:type="dxa"/>
-            </w:tcMar>
-            <w:vAlign w:val="top"/>
-          </w:tcPr>
-          <w:p>
-            <w:pPr>
-              <w:pStyle w:val="Normal"/>
-              <w:jc w:val="center"/>
-              <w:pBdr>
-                <w:bottom w:val="none" w:sz="0" w:space="0" w:color="000000"/>
-                <w:top w:val="none" w:sz="0" w:space="0" w:color="000000"/>
-                <w:left w:val="none" w:sz="0" w:space="0" w:color="000000"/>
-                <w:right w:val="none" w:sz="0" w:space="0" w:color="000000"/>
-              </w:pBdr>
-              <w:spacing w:after="100" w:before="100" w:line="240"/>
-              <w:ind w:left="100" w:right="100" w:firstLine="0" w:firstLineChars="0"/>
-              <w:rPr>
-                <w:rFonts w:ascii="Helvetica" w:hAnsi="Helvetica" w:eastAsia="Helvetica" w:cs="Helvetica"/>
-                <w:i w:val="false"/>
-                <w:b w:val="false"/>
-                <w:u w:val="none"/>
-                <w:sz w:val="22"/>
-                <w:szCs w:val="22"/>
-                <w:color w:val="000000"/>
-              </w:rPr>
-            </w:pPr>
-            <w:r>
-              <w:rPr>
-                <w:rFonts w:ascii="Helvetica" w:hAnsi="Helvetica" w:eastAsia="Helvetica" w:cs="Helvetica"/>
-                <w:i w:val="false"/>
-                <w:b w:val="false"/>
-                <w:u w:val="none"/>
-                <w:sz w:val="22"/>
-                <w:szCs w:val="22"/>
-                <w:color w:val="000000"/>
-              </w:rPr>
-              <w:t xml:space="preserve">0.64, 2.04</w:t>
-            </w:r>
-          </w:p>
-        </w:tc>
-        <w:tc>
-          <w:tcPr>
-            <w:tcBorders>
-              <w:bottom w:val="none" w:sz="0" w:space="0" w:color="000000"/>
-              <w:top w:val="none" w:sz="0" w:space="0" w:color="000000"/>
-              <w:left w:val="none" w:sz="0" w:space="0" w:color="000000"/>
-              <w:right w:val="none" w:sz="0" w:space="0" w:color="000000"/>
-            </w:tcBorders>
-            <w:shd w:val="clear" w:color="auto" w:fill="FFFFFF"/>
-            <w:tcMar>
-              <w:top w:w="0" w:type="dxa"/>
-              <w:bottom w:w="0" w:type="dxa"/>
-              <w:left w:w="0" w:type="dxa"/>
-              <w:right w:w="0" w:type="dxa"/>
-            </w:tcMar>
-            <w:vAlign w:val="top"/>
-          </w:tcPr>
-          <w:p>
-            <w:pPr>
-              <w:pStyle w:val="Normal"/>
-              <w:jc w:val="center"/>
-              <w:pBdr>
-                <w:bottom w:val="none" w:sz="0" w:space="0" w:color="000000"/>
-                <w:top w:val="none" w:sz="0" w:space="0" w:color="000000"/>
-                <w:left w:val="none" w:sz="0" w:space="0" w:color="000000"/>
-                <w:right w:val="none" w:sz="0" w:space="0" w:color="000000"/>
-              </w:pBdr>
-              <w:spacing w:after="100" w:before="100" w:line="240"/>
-              <w:ind w:left="100" w:right="100" w:firstLine="0" w:firstLineChars="0"/>
-              <w:rPr>
-                <w:rFonts w:ascii="Helvetica" w:hAnsi="Helvetica" w:eastAsia="Helvetica" w:cs="Helvetica"/>
-                <w:i w:val="false"/>
-                <w:b w:val="false"/>
-                <w:u w:val="none"/>
-                <w:sz w:val="22"/>
-                <w:szCs w:val="22"/>
-                <w:color w:val="000000"/>
-              </w:rPr>
-            </w:pPr>
-            <w:r>
-              <w:rPr>
-                <w:rFonts w:ascii="Helvetica" w:hAnsi="Helvetica" w:eastAsia="Helvetica" w:cs="Helvetica"/>
-                <w:i w:val="false"/>
-                <w:b w:val="false"/>
-                <w:u w:val="none"/>
-                <w:sz w:val="22"/>
-                <w:szCs w:val="22"/>
-                <w:color w:val="000000"/>
-              </w:rPr>
-              <w:t xml:space="preserve">0.650</w:t>
+              <w:t xml:space="preserve">1.16</w:t>
+            </w:r>
+          </w:p>
+        </w:tc>
+        <w:tc>
+          <w:tcPr>
+            <w:tcBorders>
+              <w:bottom w:val="none" w:sz="0" w:space="0" w:color="000000"/>
+              <w:top w:val="none" w:sz="0" w:space="0" w:color="000000"/>
+              <w:left w:val="none" w:sz="0" w:space="0" w:color="000000"/>
+              <w:right w:val="none" w:sz="0" w:space="0" w:color="000000"/>
+            </w:tcBorders>
+            <w:shd w:val="clear" w:color="auto" w:fill="FFFFFF"/>
+            <w:tcMar>
+              <w:top w:w="0" w:type="dxa"/>
+              <w:bottom w:w="0" w:type="dxa"/>
+              <w:left w:w="0" w:type="dxa"/>
+              <w:right w:w="0" w:type="dxa"/>
+            </w:tcMar>
+            <w:vAlign w:val="top"/>
+          </w:tcPr>
+          <w:p>
+            <w:pPr>
+              <w:pStyle w:val="Normal"/>
+              <w:jc w:val="center"/>
+              <w:pBdr>
+                <w:bottom w:val="none" w:sz="0" w:space="0" w:color="000000"/>
+                <w:top w:val="none" w:sz="0" w:space="0" w:color="000000"/>
+                <w:left w:val="none" w:sz="0" w:space="0" w:color="000000"/>
+                <w:right w:val="none" w:sz="0" w:space="0" w:color="000000"/>
+              </w:pBdr>
+              <w:spacing w:after="100" w:before="100" w:line="240"/>
+              <w:ind w:left="100" w:right="100" w:firstLine="0" w:firstLineChars="0"/>
+              <w:rPr>
+                <w:rFonts w:ascii="Helvetica" w:hAnsi="Helvetica" w:eastAsia="Helvetica" w:cs="Helvetica"/>
+                <w:i w:val="false"/>
+                <w:b w:val="false"/>
+                <w:u w:val="none"/>
+                <w:sz w:val="22"/>
+                <w:szCs w:val="22"/>
+                <w:color w:val="000000"/>
+              </w:rPr>
+            </w:pPr>
+            <w:r>
+              <w:rPr>
+                <w:rFonts w:ascii="Helvetica" w:hAnsi="Helvetica" w:eastAsia="Helvetica" w:cs="Helvetica"/>
+                <w:i w:val="false"/>
+                <w:b w:val="false"/>
+                <w:u w:val="none"/>
+                <w:sz w:val="22"/>
+                <w:szCs w:val="22"/>
+                <w:color w:val="000000"/>
+              </w:rPr>
+              <w:t xml:space="preserve">0.65, 2.07</w:t>
+            </w:r>
+          </w:p>
+        </w:tc>
+        <w:tc>
+          <w:tcPr>
+            <w:tcBorders>
+              <w:bottom w:val="none" w:sz="0" w:space="0" w:color="000000"/>
+              <w:top w:val="none" w:sz="0" w:space="0" w:color="000000"/>
+              <w:left w:val="none" w:sz="0" w:space="0" w:color="000000"/>
+              <w:right w:val="none" w:sz="0" w:space="0" w:color="000000"/>
+            </w:tcBorders>
+            <w:shd w:val="clear" w:color="auto" w:fill="FFFFFF"/>
+            <w:tcMar>
+              <w:top w:w="0" w:type="dxa"/>
+              <w:bottom w:w="0" w:type="dxa"/>
+              <w:left w:w="0" w:type="dxa"/>
+              <w:right w:w="0" w:type="dxa"/>
+            </w:tcMar>
+            <w:vAlign w:val="top"/>
+          </w:tcPr>
+          <w:p>
+            <w:pPr>
+              <w:pStyle w:val="Normal"/>
+              <w:jc w:val="center"/>
+              <w:pBdr>
+                <w:bottom w:val="none" w:sz="0" w:space="0" w:color="000000"/>
+                <w:top w:val="none" w:sz="0" w:space="0" w:color="000000"/>
+                <w:left w:val="none" w:sz="0" w:space="0" w:color="000000"/>
+                <w:right w:val="none" w:sz="0" w:space="0" w:color="000000"/>
+              </w:pBdr>
+              <w:spacing w:after="100" w:before="100" w:line="240"/>
+              <w:ind w:left="100" w:right="100" w:firstLine="0" w:firstLineChars="0"/>
+              <w:rPr>
+                <w:rFonts w:ascii="Helvetica" w:hAnsi="Helvetica" w:eastAsia="Helvetica" w:cs="Helvetica"/>
+                <w:i w:val="false"/>
+                <w:b w:val="false"/>
+                <w:u w:val="none"/>
+                <w:sz w:val="22"/>
+                <w:szCs w:val="22"/>
+                <w:color w:val="000000"/>
+              </w:rPr>
+            </w:pPr>
+            <w:r>
+              <w:rPr>
+                <w:rFonts w:ascii="Helvetica" w:hAnsi="Helvetica" w:eastAsia="Helvetica" w:cs="Helvetica"/>
+                <w:i w:val="false"/>
+                <w:b w:val="false"/>
+                <w:u w:val="none"/>
+                <w:sz w:val="22"/>
+                <w:szCs w:val="22"/>
+                <w:color w:val="000000"/>
+              </w:rPr>
+              <w:t xml:space="preserve">0.620</w:t>
             </w:r>
           </w:p>
         </w:tc>
@@ -4967,7 +4967,7 @@
                 <w:szCs w:val="22"/>
                 <w:color w:val="000000"/>
               </w:rPr>
-              <w:t xml:space="preserve">0.84</w:t>
+              <w:t xml:space="preserve">0.85</w:t>
             </w:r>
           </w:p>
         </w:tc>
@@ -5073,7 +5073,7 @@
                 <w:szCs w:val="22"/>
                 <w:color w:val="000000"/>
               </w:rPr>
-              <w:t xml:space="preserve">0.680</w:t>
+              <w:t xml:space="preserve">0.690</w:t>
             </w:r>
           </w:p>
         </w:tc>
@@ -5185,7 +5185,7 @@
                 <w:szCs w:val="22"/>
                 <w:color w:val="000000"/>
               </w:rPr>
-              <w:t xml:space="preserve">323</w:t>
+              <w:t xml:space="preserve">322</w:t>
             </w:r>
           </w:p>
         </w:tc>
@@ -5397,7 +5397,7 @@
                 <w:szCs w:val="22"/>
                 <w:color w:val="000000"/>
               </w:rPr>
-              <w:t xml:space="preserve">323</w:t>
+              <w:t xml:space="preserve">322</w:t>
             </w:r>
           </w:p>
         </w:tc>
@@ -6204,113 +6204,113 @@
                 <w:szCs w:val="22"/>
                 <w:color w:val="000000"/>
               </w:rPr>
-              <w:t xml:space="preserve">0.51</w:t>
-            </w:r>
-          </w:p>
-        </w:tc>
-        <w:tc>
-          <w:tcPr>
-            <w:tcBorders>
-              <w:bottom w:val="none" w:sz="0" w:space="0" w:color="000000"/>
-              <w:top w:val="none" w:sz="0" w:space="0" w:color="000000"/>
-              <w:left w:val="none" w:sz="0" w:space="0" w:color="000000"/>
-              <w:right w:val="none" w:sz="0" w:space="0" w:color="000000"/>
-            </w:tcBorders>
-            <w:shd w:val="clear" w:color="auto" w:fill="FFFFFF"/>
-            <w:tcMar>
-              <w:top w:w="0" w:type="dxa"/>
-              <w:bottom w:w="0" w:type="dxa"/>
-              <w:left w:w="0" w:type="dxa"/>
-              <w:right w:w="0" w:type="dxa"/>
-            </w:tcMar>
-            <w:vAlign w:val="top"/>
-          </w:tcPr>
-          <w:p>
-            <w:pPr>
-              <w:pStyle w:val="Normal"/>
-              <w:jc w:val="center"/>
-              <w:pBdr>
-                <w:bottom w:val="none" w:sz="0" w:space="0" w:color="000000"/>
-                <w:top w:val="none" w:sz="0" w:space="0" w:color="000000"/>
-                <w:left w:val="none" w:sz="0" w:space="0" w:color="000000"/>
-                <w:right w:val="none" w:sz="0" w:space="0" w:color="000000"/>
-              </w:pBdr>
-              <w:spacing w:after="100" w:before="100" w:line="240"/>
-              <w:ind w:left="100" w:right="100" w:firstLine="0" w:firstLineChars="0"/>
-              <w:rPr>
-                <w:rFonts w:ascii="Helvetica" w:hAnsi="Helvetica" w:eastAsia="Helvetica" w:cs="Helvetica"/>
-                <w:i w:val="false"/>
-                <w:b w:val="false"/>
-                <w:u w:val="none"/>
-                <w:sz w:val="22"/>
-                <w:szCs w:val="22"/>
-                <w:color w:val="000000"/>
-              </w:rPr>
-            </w:pPr>
-            <w:r>
-              <w:rPr>
-                <w:rFonts w:ascii="Helvetica" w:hAnsi="Helvetica" w:eastAsia="Helvetica" w:cs="Helvetica"/>
-                <w:i w:val="false"/>
-                <w:b w:val="false"/>
-                <w:u w:val="none"/>
-                <w:sz w:val="22"/>
-                <w:szCs w:val="22"/>
-                <w:color w:val="000000"/>
-              </w:rPr>
-              <w:t xml:space="preserve">0.17, 1.49</w:t>
-            </w:r>
-          </w:p>
-        </w:tc>
-        <w:tc>
-          <w:tcPr>
-            <w:tcBorders>
-              <w:bottom w:val="none" w:sz="0" w:space="0" w:color="000000"/>
-              <w:top w:val="none" w:sz="0" w:space="0" w:color="000000"/>
-              <w:left w:val="none" w:sz="0" w:space="0" w:color="000000"/>
-              <w:right w:val="none" w:sz="0" w:space="0" w:color="000000"/>
-            </w:tcBorders>
-            <w:shd w:val="clear" w:color="auto" w:fill="FFFFFF"/>
-            <w:tcMar>
-              <w:top w:w="0" w:type="dxa"/>
-              <w:bottom w:w="0" w:type="dxa"/>
-              <w:left w:w="0" w:type="dxa"/>
-              <w:right w:w="0" w:type="dxa"/>
-            </w:tcMar>
-            <w:vAlign w:val="top"/>
-          </w:tcPr>
-          <w:p>
-            <w:pPr>
-              <w:pStyle w:val="Normal"/>
-              <w:jc w:val="center"/>
-              <w:pBdr>
-                <w:bottom w:val="none" w:sz="0" w:space="0" w:color="000000"/>
-                <w:top w:val="none" w:sz="0" w:space="0" w:color="000000"/>
-                <w:left w:val="none" w:sz="0" w:space="0" w:color="000000"/>
-                <w:right w:val="none" w:sz="0" w:space="0" w:color="000000"/>
-              </w:pBdr>
-              <w:spacing w:after="100" w:before="100" w:line="240"/>
-              <w:ind w:left="100" w:right="100" w:firstLine="0" w:firstLineChars="0"/>
-              <w:rPr>
-                <w:rFonts w:ascii="Helvetica" w:hAnsi="Helvetica" w:eastAsia="Helvetica" w:cs="Helvetica"/>
-                <w:i w:val="false"/>
-                <w:b w:val="false"/>
-                <w:u w:val="none"/>
-                <w:sz w:val="22"/>
-                <w:szCs w:val="22"/>
-                <w:color w:val="000000"/>
-              </w:rPr>
-            </w:pPr>
-            <w:r>
-              <w:rPr>
-                <w:rFonts w:ascii="Helvetica" w:hAnsi="Helvetica" w:eastAsia="Helvetica" w:cs="Helvetica"/>
-                <w:i w:val="false"/>
-                <w:b w:val="false"/>
-                <w:u w:val="none"/>
-                <w:sz w:val="22"/>
-                <w:szCs w:val="22"/>
-                <w:color w:val="000000"/>
-              </w:rPr>
-              <w:t xml:space="preserve">0.220</w:t>
+              <w:t xml:space="preserve">0.50</w:t>
+            </w:r>
+          </w:p>
+        </w:tc>
+        <w:tc>
+          <w:tcPr>
+            <w:tcBorders>
+              <w:bottom w:val="none" w:sz="0" w:space="0" w:color="000000"/>
+              <w:top w:val="none" w:sz="0" w:space="0" w:color="000000"/>
+              <w:left w:val="none" w:sz="0" w:space="0" w:color="000000"/>
+              <w:right w:val="none" w:sz="0" w:space="0" w:color="000000"/>
+            </w:tcBorders>
+            <w:shd w:val="clear" w:color="auto" w:fill="FFFFFF"/>
+            <w:tcMar>
+              <w:top w:w="0" w:type="dxa"/>
+              <w:bottom w:w="0" w:type="dxa"/>
+              <w:left w:w="0" w:type="dxa"/>
+              <w:right w:w="0" w:type="dxa"/>
+            </w:tcMar>
+            <w:vAlign w:val="top"/>
+          </w:tcPr>
+          <w:p>
+            <w:pPr>
+              <w:pStyle w:val="Normal"/>
+              <w:jc w:val="center"/>
+              <w:pBdr>
+                <w:bottom w:val="none" w:sz="0" w:space="0" w:color="000000"/>
+                <w:top w:val="none" w:sz="0" w:space="0" w:color="000000"/>
+                <w:left w:val="none" w:sz="0" w:space="0" w:color="000000"/>
+                <w:right w:val="none" w:sz="0" w:space="0" w:color="000000"/>
+              </w:pBdr>
+              <w:spacing w:after="100" w:before="100" w:line="240"/>
+              <w:ind w:left="100" w:right="100" w:firstLine="0" w:firstLineChars="0"/>
+              <w:rPr>
+                <w:rFonts w:ascii="Helvetica" w:hAnsi="Helvetica" w:eastAsia="Helvetica" w:cs="Helvetica"/>
+                <w:i w:val="false"/>
+                <w:b w:val="false"/>
+                <w:u w:val="none"/>
+                <w:sz w:val="22"/>
+                <w:szCs w:val="22"/>
+                <w:color w:val="000000"/>
+              </w:rPr>
+            </w:pPr>
+            <w:r>
+              <w:rPr>
+                <w:rFonts w:ascii="Helvetica" w:hAnsi="Helvetica" w:eastAsia="Helvetica" w:cs="Helvetica"/>
+                <w:i w:val="false"/>
+                <w:b w:val="false"/>
+                <w:u w:val="none"/>
+                <w:sz w:val="22"/>
+                <w:szCs w:val="22"/>
+                <w:color w:val="000000"/>
+              </w:rPr>
+              <w:t xml:space="preserve">0.17, 1.46</w:t>
+            </w:r>
+          </w:p>
+        </w:tc>
+        <w:tc>
+          <w:tcPr>
+            <w:tcBorders>
+              <w:bottom w:val="none" w:sz="0" w:space="0" w:color="000000"/>
+              <w:top w:val="none" w:sz="0" w:space="0" w:color="000000"/>
+              <w:left w:val="none" w:sz="0" w:space="0" w:color="000000"/>
+              <w:right w:val="none" w:sz="0" w:space="0" w:color="000000"/>
+            </w:tcBorders>
+            <w:shd w:val="clear" w:color="auto" w:fill="FFFFFF"/>
+            <w:tcMar>
+              <w:top w:w="0" w:type="dxa"/>
+              <w:bottom w:w="0" w:type="dxa"/>
+              <w:left w:w="0" w:type="dxa"/>
+              <w:right w:w="0" w:type="dxa"/>
+            </w:tcMar>
+            <w:vAlign w:val="top"/>
+          </w:tcPr>
+          <w:p>
+            <w:pPr>
+              <w:pStyle w:val="Normal"/>
+              <w:jc w:val="center"/>
+              <w:pBdr>
+                <w:bottom w:val="none" w:sz="0" w:space="0" w:color="000000"/>
+                <w:top w:val="none" w:sz="0" w:space="0" w:color="000000"/>
+                <w:left w:val="none" w:sz="0" w:space="0" w:color="000000"/>
+                <w:right w:val="none" w:sz="0" w:space="0" w:color="000000"/>
+              </w:pBdr>
+              <w:spacing w:after="100" w:before="100" w:line="240"/>
+              <w:ind w:left="100" w:right="100" w:firstLine="0" w:firstLineChars="0"/>
+              <w:rPr>
+                <w:rFonts w:ascii="Helvetica" w:hAnsi="Helvetica" w:eastAsia="Helvetica" w:cs="Helvetica"/>
+                <w:i w:val="false"/>
+                <w:b w:val="false"/>
+                <w:u w:val="none"/>
+                <w:sz w:val="22"/>
+                <w:szCs w:val="22"/>
+                <w:color w:val="000000"/>
+              </w:rPr>
+            </w:pPr>
+            <w:r>
+              <w:rPr>
+                <w:rFonts w:ascii="Helvetica" w:hAnsi="Helvetica" w:eastAsia="Helvetica" w:cs="Helvetica"/>
+                <w:i w:val="false"/>
+                <w:b w:val="false"/>
+                <w:u w:val="none"/>
+                <w:sz w:val="22"/>
+                <w:szCs w:val="22"/>
+                <w:color w:val="000000"/>
+              </w:rPr>
+              <w:t xml:space="preserve">0.200</w:t>
             </w:r>
           </w:p>
         </w:tc>
@@ -6416,113 +6416,113 @@
                 <w:szCs w:val="22"/>
                 <w:color w:val="000000"/>
               </w:rPr>
-              <w:t xml:space="preserve">0.76</w:t>
-            </w:r>
-          </w:p>
-        </w:tc>
-        <w:tc>
-          <w:tcPr>
-            <w:tcBorders>
-              <w:bottom w:val="none" w:sz="0" w:space="0" w:color="000000"/>
-              <w:top w:val="none" w:sz="0" w:space="0" w:color="000000"/>
-              <w:left w:val="none" w:sz="0" w:space="0" w:color="000000"/>
-              <w:right w:val="none" w:sz="0" w:space="0" w:color="000000"/>
-            </w:tcBorders>
-            <w:shd w:val="clear" w:color="auto" w:fill="FFFFFF"/>
-            <w:tcMar>
-              <w:top w:w="0" w:type="dxa"/>
-              <w:bottom w:w="0" w:type="dxa"/>
-              <w:left w:w="0" w:type="dxa"/>
-              <w:right w:w="0" w:type="dxa"/>
-            </w:tcMar>
-            <w:vAlign w:val="top"/>
-          </w:tcPr>
-          <w:p>
-            <w:pPr>
-              <w:pStyle w:val="Normal"/>
-              <w:jc w:val="center"/>
-              <w:pBdr>
-                <w:bottom w:val="none" w:sz="0" w:space="0" w:color="000000"/>
-                <w:top w:val="none" w:sz="0" w:space="0" w:color="000000"/>
-                <w:left w:val="none" w:sz="0" w:space="0" w:color="000000"/>
-                <w:right w:val="none" w:sz="0" w:space="0" w:color="000000"/>
-              </w:pBdr>
-              <w:spacing w:after="100" w:before="100" w:line="240"/>
-              <w:ind w:left="100" w:right="100" w:firstLine="0" w:firstLineChars="0"/>
-              <w:rPr>
-                <w:rFonts w:ascii="Helvetica" w:hAnsi="Helvetica" w:eastAsia="Helvetica" w:cs="Helvetica"/>
-                <w:i w:val="false"/>
-                <w:b w:val="false"/>
-                <w:u w:val="none"/>
-                <w:sz w:val="22"/>
-                <w:szCs w:val="22"/>
-                <w:color w:val="000000"/>
-              </w:rPr>
-            </w:pPr>
-            <w:r>
-              <w:rPr>
-                <w:rFonts w:ascii="Helvetica" w:hAnsi="Helvetica" w:eastAsia="Helvetica" w:cs="Helvetica"/>
-                <w:i w:val="false"/>
-                <w:b w:val="false"/>
-                <w:u w:val="none"/>
-                <w:sz w:val="22"/>
-                <w:szCs w:val="22"/>
-                <w:color w:val="000000"/>
-              </w:rPr>
-              <w:t xml:space="preserve">0.14, 4.11</w:t>
-            </w:r>
-          </w:p>
-        </w:tc>
-        <w:tc>
-          <w:tcPr>
-            <w:tcBorders>
-              <w:bottom w:val="none" w:sz="0" w:space="0" w:color="000000"/>
-              <w:top w:val="none" w:sz="0" w:space="0" w:color="000000"/>
-              <w:left w:val="none" w:sz="0" w:space="0" w:color="000000"/>
-              <w:right w:val="none" w:sz="0" w:space="0" w:color="000000"/>
-            </w:tcBorders>
-            <w:shd w:val="clear" w:color="auto" w:fill="FFFFFF"/>
-            <w:tcMar>
-              <w:top w:w="0" w:type="dxa"/>
-              <w:bottom w:w="0" w:type="dxa"/>
-              <w:left w:w="0" w:type="dxa"/>
-              <w:right w:w="0" w:type="dxa"/>
-            </w:tcMar>
-            <w:vAlign w:val="top"/>
-          </w:tcPr>
-          <w:p>
-            <w:pPr>
-              <w:pStyle w:val="Normal"/>
-              <w:jc w:val="center"/>
-              <w:pBdr>
-                <w:bottom w:val="none" w:sz="0" w:space="0" w:color="000000"/>
-                <w:top w:val="none" w:sz="0" w:space="0" w:color="000000"/>
-                <w:left w:val="none" w:sz="0" w:space="0" w:color="000000"/>
-                <w:right w:val="none" w:sz="0" w:space="0" w:color="000000"/>
-              </w:pBdr>
-              <w:spacing w:after="100" w:before="100" w:line="240"/>
-              <w:ind w:left="100" w:right="100" w:firstLine="0" w:firstLineChars="0"/>
-              <w:rPr>
-                <w:rFonts w:ascii="Helvetica" w:hAnsi="Helvetica" w:eastAsia="Helvetica" w:cs="Helvetica"/>
-                <w:i w:val="false"/>
-                <w:b w:val="false"/>
-                <w:u w:val="none"/>
-                <w:sz w:val="22"/>
-                <w:szCs w:val="22"/>
-                <w:color w:val="000000"/>
-              </w:rPr>
-            </w:pPr>
-            <w:r>
-              <w:rPr>
-                <w:rFonts w:ascii="Helvetica" w:hAnsi="Helvetica" w:eastAsia="Helvetica" w:cs="Helvetica"/>
-                <w:i w:val="false"/>
-                <w:b w:val="false"/>
-                <w:u w:val="none"/>
-                <w:sz w:val="22"/>
-                <w:szCs w:val="22"/>
-                <w:color w:val="000000"/>
-              </w:rPr>
-              <w:t xml:space="preserve">0.750</w:t>
+              <w:t xml:space="preserve">0.75</w:t>
+            </w:r>
+          </w:p>
+        </w:tc>
+        <w:tc>
+          <w:tcPr>
+            <w:tcBorders>
+              <w:bottom w:val="none" w:sz="0" w:space="0" w:color="000000"/>
+              <w:top w:val="none" w:sz="0" w:space="0" w:color="000000"/>
+              <w:left w:val="none" w:sz="0" w:space="0" w:color="000000"/>
+              <w:right w:val="none" w:sz="0" w:space="0" w:color="000000"/>
+            </w:tcBorders>
+            <w:shd w:val="clear" w:color="auto" w:fill="FFFFFF"/>
+            <w:tcMar>
+              <w:top w:w="0" w:type="dxa"/>
+              <w:bottom w:w="0" w:type="dxa"/>
+              <w:left w:w="0" w:type="dxa"/>
+              <w:right w:w="0" w:type="dxa"/>
+            </w:tcMar>
+            <w:vAlign w:val="top"/>
+          </w:tcPr>
+          <w:p>
+            <w:pPr>
+              <w:pStyle w:val="Normal"/>
+              <w:jc w:val="center"/>
+              <w:pBdr>
+                <w:bottom w:val="none" w:sz="0" w:space="0" w:color="000000"/>
+                <w:top w:val="none" w:sz="0" w:space="0" w:color="000000"/>
+                <w:left w:val="none" w:sz="0" w:space="0" w:color="000000"/>
+                <w:right w:val="none" w:sz="0" w:space="0" w:color="000000"/>
+              </w:pBdr>
+              <w:spacing w:after="100" w:before="100" w:line="240"/>
+              <w:ind w:left="100" w:right="100" w:firstLine="0" w:firstLineChars="0"/>
+              <w:rPr>
+                <w:rFonts w:ascii="Helvetica" w:hAnsi="Helvetica" w:eastAsia="Helvetica" w:cs="Helvetica"/>
+                <w:i w:val="false"/>
+                <w:b w:val="false"/>
+                <w:u w:val="none"/>
+                <w:sz w:val="22"/>
+                <w:szCs w:val="22"/>
+                <w:color w:val="000000"/>
+              </w:rPr>
+            </w:pPr>
+            <w:r>
+              <w:rPr>
+                <w:rFonts w:ascii="Helvetica" w:hAnsi="Helvetica" w:eastAsia="Helvetica" w:cs="Helvetica"/>
+                <w:i w:val="false"/>
+                <w:b w:val="false"/>
+                <w:u w:val="none"/>
+                <w:sz w:val="22"/>
+                <w:szCs w:val="22"/>
+                <w:color w:val="000000"/>
+              </w:rPr>
+              <w:t xml:space="preserve">0.14, 4.04</w:t>
+            </w:r>
+          </w:p>
+        </w:tc>
+        <w:tc>
+          <w:tcPr>
+            <w:tcBorders>
+              <w:bottom w:val="none" w:sz="0" w:space="0" w:color="000000"/>
+              <w:top w:val="none" w:sz="0" w:space="0" w:color="000000"/>
+              <w:left w:val="none" w:sz="0" w:space="0" w:color="000000"/>
+              <w:right w:val="none" w:sz="0" w:space="0" w:color="000000"/>
+            </w:tcBorders>
+            <w:shd w:val="clear" w:color="auto" w:fill="FFFFFF"/>
+            <w:tcMar>
+              <w:top w:w="0" w:type="dxa"/>
+              <w:bottom w:w="0" w:type="dxa"/>
+              <w:left w:w="0" w:type="dxa"/>
+              <w:right w:w="0" w:type="dxa"/>
+            </w:tcMar>
+            <w:vAlign w:val="top"/>
+          </w:tcPr>
+          <w:p>
+            <w:pPr>
+              <w:pStyle w:val="Normal"/>
+              <w:jc w:val="center"/>
+              <w:pBdr>
+                <w:bottom w:val="none" w:sz="0" w:space="0" w:color="000000"/>
+                <w:top w:val="none" w:sz="0" w:space="0" w:color="000000"/>
+                <w:left w:val="none" w:sz="0" w:space="0" w:color="000000"/>
+                <w:right w:val="none" w:sz="0" w:space="0" w:color="000000"/>
+              </w:pBdr>
+              <w:spacing w:after="100" w:before="100" w:line="240"/>
+              <w:ind w:left="100" w:right="100" w:firstLine="0" w:firstLineChars="0"/>
+              <w:rPr>
+                <w:rFonts w:ascii="Helvetica" w:hAnsi="Helvetica" w:eastAsia="Helvetica" w:cs="Helvetica"/>
+                <w:i w:val="false"/>
+                <w:b w:val="false"/>
+                <w:u w:val="none"/>
+                <w:sz w:val="22"/>
+                <w:szCs w:val="22"/>
+                <w:color w:val="000000"/>
+              </w:rPr>
+            </w:pPr>
+            <w:r>
+              <w:rPr>
+                <w:rFonts w:ascii="Helvetica" w:hAnsi="Helvetica" w:eastAsia="Helvetica" w:cs="Helvetica"/>
+                <w:i w:val="false"/>
+                <w:b w:val="false"/>
+                <w:u w:val="none"/>
+                <w:sz w:val="22"/>
+                <w:szCs w:val="22"/>
+                <w:color w:val="000000"/>
+              </w:rPr>
+              <w:t xml:space="preserve">0.740</w:t>
             </w:r>
           </w:p>
         </w:tc>
@@ -6687,113 +6687,113 @@
                 <w:szCs w:val="22"/>
                 <w:color w:val="000000"/>
               </w:rPr>
-              <w:t xml:space="preserve">1.93</w:t>
-            </w:r>
-          </w:p>
-        </w:tc>
-        <w:tc>
-          <w:tcPr>
-            <w:tcBorders>
-              <w:bottom w:val="none" w:sz="0" w:space="0" w:color="000000"/>
-              <w:top w:val="none" w:sz="0" w:space="0" w:color="000000"/>
-              <w:left w:val="none" w:sz="0" w:space="0" w:color="000000"/>
-              <w:right w:val="none" w:sz="0" w:space="0" w:color="000000"/>
-            </w:tcBorders>
-            <w:shd w:val="clear" w:color="auto" w:fill="FFFFFF"/>
-            <w:tcMar>
-              <w:top w:w="0" w:type="dxa"/>
-              <w:bottom w:w="0" w:type="dxa"/>
-              <w:left w:w="0" w:type="dxa"/>
-              <w:right w:w="0" w:type="dxa"/>
-            </w:tcMar>
-            <w:vAlign w:val="top"/>
-          </w:tcPr>
-          <w:p>
-            <w:pPr>
-              <w:pStyle w:val="Normal"/>
-              <w:jc w:val="center"/>
-              <w:pBdr>
-                <w:bottom w:val="none" w:sz="0" w:space="0" w:color="000000"/>
-                <w:top w:val="none" w:sz="0" w:space="0" w:color="000000"/>
-                <w:left w:val="none" w:sz="0" w:space="0" w:color="000000"/>
-                <w:right w:val="none" w:sz="0" w:space="0" w:color="000000"/>
-              </w:pBdr>
-              <w:spacing w:after="100" w:before="100" w:line="240"/>
-              <w:ind w:left="100" w:right="100" w:firstLine="0" w:firstLineChars="0"/>
-              <w:rPr>
-                <w:rFonts w:ascii="Helvetica" w:hAnsi="Helvetica" w:eastAsia="Helvetica" w:cs="Helvetica"/>
-                <w:i w:val="false"/>
-                <w:b w:val="false"/>
-                <w:u w:val="none"/>
-                <w:sz w:val="22"/>
-                <w:szCs w:val="22"/>
-                <w:color w:val="000000"/>
-              </w:rPr>
-            </w:pPr>
-            <w:r>
-              <w:rPr>
-                <w:rFonts w:ascii="Helvetica" w:hAnsi="Helvetica" w:eastAsia="Helvetica" w:cs="Helvetica"/>
-                <w:i w:val="false"/>
-                <w:b w:val="false"/>
-                <w:u w:val="none"/>
-                <w:sz w:val="22"/>
-                <w:szCs w:val="22"/>
-                <w:color w:val="000000"/>
-              </w:rPr>
-              <w:t xml:space="preserve">0.79, 4.72</w:t>
-            </w:r>
-          </w:p>
-        </w:tc>
-        <w:tc>
-          <w:tcPr>
-            <w:tcBorders>
-              <w:bottom w:val="none" w:sz="0" w:space="0" w:color="000000"/>
-              <w:top w:val="none" w:sz="0" w:space="0" w:color="000000"/>
-              <w:left w:val="none" w:sz="0" w:space="0" w:color="000000"/>
-              <w:right w:val="none" w:sz="0" w:space="0" w:color="000000"/>
-            </w:tcBorders>
-            <w:shd w:val="clear" w:color="auto" w:fill="FFFFFF"/>
-            <w:tcMar>
-              <w:top w:w="0" w:type="dxa"/>
-              <w:bottom w:w="0" w:type="dxa"/>
-              <w:left w:w="0" w:type="dxa"/>
-              <w:right w:w="0" w:type="dxa"/>
-            </w:tcMar>
-            <w:vAlign w:val="top"/>
-          </w:tcPr>
-          <w:p>
-            <w:pPr>
-              <w:pStyle w:val="Normal"/>
-              <w:jc w:val="center"/>
-              <w:pBdr>
-                <w:bottom w:val="none" w:sz="0" w:space="0" w:color="000000"/>
-                <w:top w:val="none" w:sz="0" w:space="0" w:color="000000"/>
-                <w:left w:val="none" w:sz="0" w:space="0" w:color="000000"/>
-                <w:right w:val="none" w:sz="0" w:space="0" w:color="000000"/>
-              </w:pBdr>
-              <w:spacing w:after="100" w:before="100" w:line="240"/>
-              <w:ind w:left="100" w:right="100" w:firstLine="0" w:firstLineChars="0"/>
-              <w:rPr>
-                <w:rFonts w:ascii="Helvetica" w:hAnsi="Helvetica" w:eastAsia="Helvetica" w:cs="Helvetica"/>
-                <w:i w:val="false"/>
-                <w:b w:val="false"/>
-                <w:u w:val="none"/>
-                <w:sz w:val="22"/>
-                <w:szCs w:val="22"/>
-                <w:color w:val="000000"/>
-              </w:rPr>
-            </w:pPr>
-            <w:r>
-              <w:rPr>
-                <w:rFonts w:ascii="Helvetica" w:hAnsi="Helvetica" w:eastAsia="Helvetica" w:cs="Helvetica"/>
-                <w:i w:val="false"/>
-                <w:b w:val="false"/>
-                <w:u w:val="none"/>
-                <w:sz w:val="22"/>
-                <w:szCs w:val="22"/>
-                <w:color w:val="000000"/>
-              </w:rPr>
-              <w:t xml:space="preserve">0.150</w:t>
+              <w:t xml:space="preserve">1.88</w:t>
+            </w:r>
+          </w:p>
+        </w:tc>
+        <w:tc>
+          <w:tcPr>
+            <w:tcBorders>
+              <w:bottom w:val="none" w:sz="0" w:space="0" w:color="000000"/>
+              <w:top w:val="none" w:sz="0" w:space="0" w:color="000000"/>
+              <w:left w:val="none" w:sz="0" w:space="0" w:color="000000"/>
+              <w:right w:val="none" w:sz="0" w:space="0" w:color="000000"/>
+            </w:tcBorders>
+            <w:shd w:val="clear" w:color="auto" w:fill="FFFFFF"/>
+            <w:tcMar>
+              <w:top w:w="0" w:type="dxa"/>
+              <w:bottom w:w="0" w:type="dxa"/>
+              <w:left w:w="0" w:type="dxa"/>
+              <w:right w:w="0" w:type="dxa"/>
+            </w:tcMar>
+            <w:vAlign w:val="top"/>
+          </w:tcPr>
+          <w:p>
+            <w:pPr>
+              <w:pStyle w:val="Normal"/>
+              <w:jc w:val="center"/>
+              <w:pBdr>
+                <w:bottom w:val="none" w:sz="0" w:space="0" w:color="000000"/>
+                <w:top w:val="none" w:sz="0" w:space="0" w:color="000000"/>
+                <w:left w:val="none" w:sz="0" w:space="0" w:color="000000"/>
+                <w:right w:val="none" w:sz="0" w:space="0" w:color="000000"/>
+              </w:pBdr>
+              <w:spacing w:after="100" w:before="100" w:line="240"/>
+              <w:ind w:left="100" w:right="100" w:firstLine="0" w:firstLineChars="0"/>
+              <w:rPr>
+                <w:rFonts w:ascii="Helvetica" w:hAnsi="Helvetica" w:eastAsia="Helvetica" w:cs="Helvetica"/>
+                <w:i w:val="false"/>
+                <w:b w:val="false"/>
+                <w:u w:val="none"/>
+                <w:sz w:val="22"/>
+                <w:szCs w:val="22"/>
+                <w:color w:val="000000"/>
+              </w:rPr>
+            </w:pPr>
+            <w:r>
+              <w:rPr>
+                <w:rFonts w:ascii="Helvetica" w:hAnsi="Helvetica" w:eastAsia="Helvetica" w:cs="Helvetica"/>
+                <w:i w:val="false"/>
+                <w:b w:val="false"/>
+                <w:u w:val="none"/>
+                <w:sz w:val="22"/>
+                <w:szCs w:val="22"/>
+                <w:color w:val="000000"/>
+              </w:rPr>
+              <w:t xml:space="preserve">0.77, 4.61</w:t>
+            </w:r>
+          </w:p>
+        </w:tc>
+        <w:tc>
+          <w:tcPr>
+            <w:tcBorders>
+              <w:bottom w:val="none" w:sz="0" w:space="0" w:color="000000"/>
+              <w:top w:val="none" w:sz="0" w:space="0" w:color="000000"/>
+              <w:left w:val="none" w:sz="0" w:space="0" w:color="000000"/>
+              <w:right w:val="none" w:sz="0" w:space="0" w:color="000000"/>
+            </w:tcBorders>
+            <w:shd w:val="clear" w:color="auto" w:fill="FFFFFF"/>
+            <w:tcMar>
+              <w:top w:w="0" w:type="dxa"/>
+              <w:bottom w:w="0" w:type="dxa"/>
+              <w:left w:w="0" w:type="dxa"/>
+              <w:right w:w="0" w:type="dxa"/>
+            </w:tcMar>
+            <w:vAlign w:val="top"/>
+          </w:tcPr>
+          <w:p>
+            <w:pPr>
+              <w:pStyle w:val="Normal"/>
+              <w:jc w:val="center"/>
+              <w:pBdr>
+                <w:bottom w:val="none" w:sz="0" w:space="0" w:color="000000"/>
+                <w:top w:val="none" w:sz="0" w:space="0" w:color="000000"/>
+                <w:left w:val="none" w:sz="0" w:space="0" w:color="000000"/>
+                <w:right w:val="none" w:sz="0" w:space="0" w:color="000000"/>
+              </w:pBdr>
+              <w:spacing w:after="100" w:before="100" w:line="240"/>
+              <w:ind w:left="100" w:right="100" w:firstLine="0" w:firstLineChars="0"/>
+              <w:rPr>
+                <w:rFonts w:ascii="Helvetica" w:hAnsi="Helvetica" w:eastAsia="Helvetica" w:cs="Helvetica"/>
+                <w:i w:val="false"/>
+                <w:b w:val="false"/>
+                <w:u w:val="none"/>
+                <w:sz w:val="22"/>
+                <w:szCs w:val="22"/>
+                <w:color w:val="000000"/>
+              </w:rPr>
+            </w:pPr>
+            <w:r>
+              <w:rPr>
+                <w:rFonts w:ascii="Helvetica" w:hAnsi="Helvetica" w:eastAsia="Helvetica" w:cs="Helvetica"/>
+                <w:i w:val="false"/>
+                <w:b w:val="false"/>
+                <w:u w:val="none"/>
+                <w:sz w:val="22"/>
+                <w:szCs w:val="22"/>
+                <w:color w:val="000000"/>
+              </w:rPr>
+              <w:t xml:space="preserve">0.170</w:t>
             </w:r>
           </w:p>
         </w:tc>
@@ -6899,113 +6899,113 @@
                 <w:szCs w:val="22"/>
                 <w:color w:val="000000"/>
               </w:rPr>
-              <w:t xml:space="preserve">0.66</w:t>
-            </w:r>
-          </w:p>
-        </w:tc>
-        <w:tc>
-          <w:tcPr>
-            <w:tcBorders>
-              <w:bottom w:val="none" w:sz="0" w:space="0" w:color="000000"/>
-              <w:top w:val="none" w:sz="0" w:space="0" w:color="000000"/>
-              <w:left w:val="none" w:sz="0" w:space="0" w:color="000000"/>
-              <w:right w:val="none" w:sz="0" w:space="0" w:color="000000"/>
-            </w:tcBorders>
-            <w:shd w:val="clear" w:color="auto" w:fill="FFFFFF"/>
-            <w:tcMar>
-              <w:top w:w="0" w:type="dxa"/>
-              <w:bottom w:w="0" w:type="dxa"/>
-              <w:left w:w="0" w:type="dxa"/>
-              <w:right w:w="0" w:type="dxa"/>
-            </w:tcMar>
-            <w:vAlign w:val="top"/>
-          </w:tcPr>
-          <w:p>
-            <w:pPr>
-              <w:pStyle w:val="Normal"/>
-              <w:jc w:val="center"/>
-              <w:pBdr>
-                <w:bottom w:val="none" w:sz="0" w:space="0" w:color="000000"/>
-                <w:top w:val="none" w:sz="0" w:space="0" w:color="000000"/>
-                <w:left w:val="none" w:sz="0" w:space="0" w:color="000000"/>
-                <w:right w:val="none" w:sz="0" w:space="0" w:color="000000"/>
-              </w:pBdr>
-              <w:spacing w:after="100" w:before="100" w:line="240"/>
-              <w:ind w:left="100" w:right="100" w:firstLine="0" w:firstLineChars="0"/>
-              <w:rPr>
-                <w:rFonts w:ascii="Helvetica" w:hAnsi="Helvetica" w:eastAsia="Helvetica" w:cs="Helvetica"/>
-                <w:i w:val="false"/>
-                <w:b w:val="false"/>
-                <w:u w:val="none"/>
-                <w:sz w:val="22"/>
-                <w:szCs w:val="22"/>
-                <w:color w:val="000000"/>
-              </w:rPr>
-            </w:pPr>
-            <w:r>
-              <w:rPr>
-                <w:rFonts w:ascii="Helvetica" w:hAnsi="Helvetica" w:eastAsia="Helvetica" w:cs="Helvetica"/>
-                <w:i w:val="false"/>
-                <w:b w:val="false"/>
-                <w:u w:val="none"/>
-                <w:sz w:val="22"/>
-                <w:szCs w:val="22"/>
-                <w:color w:val="000000"/>
-              </w:rPr>
-              <w:t xml:space="preserve">0.17, 2.63</w:t>
-            </w:r>
-          </w:p>
-        </w:tc>
-        <w:tc>
-          <w:tcPr>
-            <w:tcBorders>
-              <w:bottom w:val="none" w:sz="0" w:space="0" w:color="000000"/>
-              <w:top w:val="none" w:sz="0" w:space="0" w:color="000000"/>
-              <w:left w:val="none" w:sz="0" w:space="0" w:color="000000"/>
-              <w:right w:val="none" w:sz="0" w:space="0" w:color="000000"/>
-            </w:tcBorders>
-            <w:shd w:val="clear" w:color="auto" w:fill="FFFFFF"/>
-            <w:tcMar>
-              <w:top w:w="0" w:type="dxa"/>
-              <w:bottom w:w="0" w:type="dxa"/>
-              <w:left w:w="0" w:type="dxa"/>
-              <w:right w:w="0" w:type="dxa"/>
-            </w:tcMar>
-            <w:vAlign w:val="top"/>
-          </w:tcPr>
-          <w:p>
-            <w:pPr>
-              <w:pStyle w:val="Normal"/>
-              <w:jc w:val="center"/>
-              <w:pBdr>
-                <w:bottom w:val="none" w:sz="0" w:space="0" w:color="000000"/>
-                <w:top w:val="none" w:sz="0" w:space="0" w:color="000000"/>
-                <w:left w:val="none" w:sz="0" w:space="0" w:color="000000"/>
-                <w:right w:val="none" w:sz="0" w:space="0" w:color="000000"/>
-              </w:pBdr>
-              <w:spacing w:after="100" w:before="100" w:line="240"/>
-              <w:ind w:left="100" w:right="100" w:firstLine="0" w:firstLineChars="0"/>
-              <w:rPr>
-                <w:rFonts w:ascii="Helvetica" w:hAnsi="Helvetica" w:eastAsia="Helvetica" w:cs="Helvetica"/>
-                <w:i w:val="false"/>
-                <w:b w:val="false"/>
-                <w:u w:val="none"/>
-                <w:sz w:val="22"/>
-                <w:szCs w:val="22"/>
-                <w:color w:val="000000"/>
-              </w:rPr>
-            </w:pPr>
-            <w:r>
-              <w:rPr>
-                <w:rFonts w:ascii="Helvetica" w:hAnsi="Helvetica" w:eastAsia="Helvetica" w:cs="Helvetica"/>
-                <w:i w:val="false"/>
-                <w:b w:val="false"/>
-                <w:u w:val="none"/>
-                <w:sz w:val="22"/>
-                <w:szCs w:val="22"/>
-                <w:color w:val="000000"/>
-              </w:rPr>
-              <w:t xml:space="preserve">0.550</w:t>
+              <w:t xml:space="preserve">0.64</w:t>
+            </w:r>
+          </w:p>
+        </w:tc>
+        <w:tc>
+          <w:tcPr>
+            <w:tcBorders>
+              <w:bottom w:val="none" w:sz="0" w:space="0" w:color="000000"/>
+              <w:top w:val="none" w:sz="0" w:space="0" w:color="000000"/>
+              <w:left w:val="none" w:sz="0" w:space="0" w:color="000000"/>
+              <w:right w:val="none" w:sz="0" w:space="0" w:color="000000"/>
+            </w:tcBorders>
+            <w:shd w:val="clear" w:color="auto" w:fill="FFFFFF"/>
+            <w:tcMar>
+              <w:top w:w="0" w:type="dxa"/>
+              <w:bottom w:w="0" w:type="dxa"/>
+              <w:left w:w="0" w:type="dxa"/>
+              <w:right w:w="0" w:type="dxa"/>
+            </w:tcMar>
+            <w:vAlign w:val="top"/>
+          </w:tcPr>
+          <w:p>
+            <w:pPr>
+              <w:pStyle w:val="Normal"/>
+              <w:jc w:val="center"/>
+              <w:pBdr>
+                <w:bottom w:val="none" w:sz="0" w:space="0" w:color="000000"/>
+                <w:top w:val="none" w:sz="0" w:space="0" w:color="000000"/>
+                <w:left w:val="none" w:sz="0" w:space="0" w:color="000000"/>
+                <w:right w:val="none" w:sz="0" w:space="0" w:color="000000"/>
+              </w:pBdr>
+              <w:spacing w:after="100" w:before="100" w:line="240"/>
+              <w:ind w:left="100" w:right="100" w:firstLine="0" w:firstLineChars="0"/>
+              <w:rPr>
+                <w:rFonts w:ascii="Helvetica" w:hAnsi="Helvetica" w:eastAsia="Helvetica" w:cs="Helvetica"/>
+                <w:i w:val="false"/>
+                <w:b w:val="false"/>
+                <w:u w:val="none"/>
+                <w:sz w:val="22"/>
+                <w:szCs w:val="22"/>
+                <w:color w:val="000000"/>
+              </w:rPr>
+            </w:pPr>
+            <w:r>
+              <w:rPr>
+                <w:rFonts w:ascii="Helvetica" w:hAnsi="Helvetica" w:eastAsia="Helvetica" w:cs="Helvetica"/>
+                <w:i w:val="false"/>
+                <w:b w:val="false"/>
+                <w:u w:val="none"/>
+                <w:sz w:val="22"/>
+                <w:szCs w:val="22"/>
+                <w:color w:val="000000"/>
+              </w:rPr>
+              <w:t xml:space="preserve">0.16, 2.53</w:t>
+            </w:r>
+          </w:p>
+        </w:tc>
+        <w:tc>
+          <w:tcPr>
+            <w:tcBorders>
+              <w:bottom w:val="none" w:sz="0" w:space="0" w:color="000000"/>
+              <w:top w:val="none" w:sz="0" w:space="0" w:color="000000"/>
+              <w:left w:val="none" w:sz="0" w:space="0" w:color="000000"/>
+              <w:right w:val="none" w:sz="0" w:space="0" w:color="000000"/>
+            </w:tcBorders>
+            <w:shd w:val="clear" w:color="auto" w:fill="FFFFFF"/>
+            <w:tcMar>
+              <w:top w:w="0" w:type="dxa"/>
+              <w:bottom w:w="0" w:type="dxa"/>
+              <w:left w:w="0" w:type="dxa"/>
+              <w:right w:w="0" w:type="dxa"/>
+            </w:tcMar>
+            <w:vAlign w:val="top"/>
+          </w:tcPr>
+          <w:p>
+            <w:pPr>
+              <w:pStyle w:val="Normal"/>
+              <w:jc w:val="center"/>
+              <w:pBdr>
+                <w:bottom w:val="none" w:sz="0" w:space="0" w:color="000000"/>
+                <w:top w:val="none" w:sz="0" w:space="0" w:color="000000"/>
+                <w:left w:val="none" w:sz="0" w:space="0" w:color="000000"/>
+                <w:right w:val="none" w:sz="0" w:space="0" w:color="000000"/>
+              </w:pBdr>
+              <w:spacing w:after="100" w:before="100" w:line="240"/>
+              <w:ind w:left="100" w:right="100" w:firstLine="0" w:firstLineChars="0"/>
+              <w:rPr>
+                <w:rFonts w:ascii="Helvetica" w:hAnsi="Helvetica" w:eastAsia="Helvetica" w:cs="Helvetica"/>
+                <w:i w:val="false"/>
+                <w:b w:val="false"/>
+                <w:u w:val="none"/>
+                <w:sz w:val="22"/>
+                <w:szCs w:val="22"/>
+                <w:color w:val="000000"/>
+              </w:rPr>
+            </w:pPr>
+            <w:r>
+              <w:rPr>
+                <w:rFonts w:ascii="Helvetica" w:hAnsi="Helvetica" w:eastAsia="Helvetica" w:cs="Helvetica"/>
+                <w:i w:val="false"/>
+                <w:b w:val="false"/>
+                <w:u w:val="none"/>
+                <w:sz w:val="22"/>
+                <w:szCs w:val="22"/>
+                <w:color w:val="000000"/>
+              </w:rPr>
+              <w:t xml:space="preserve">0.520</w:t>
             </w:r>
           </w:p>
         </w:tc>
@@ -7170,113 +7170,113 @@
                 <w:szCs w:val="22"/>
                 <w:color w:val="000000"/>
               </w:rPr>
-              <w:t xml:space="preserve">2.00</w:t>
-            </w:r>
-          </w:p>
-        </w:tc>
-        <w:tc>
-          <w:tcPr>
-            <w:tcBorders>
-              <w:bottom w:val="none" w:sz="0" w:space="0" w:color="000000"/>
-              <w:top w:val="none" w:sz="0" w:space="0" w:color="000000"/>
-              <w:left w:val="none" w:sz="0" w:space="0" w:color="000000"/>
-              <w:right w:val="none" w:sz="0" w:space="0" w:color="000000"/>
-            </w:tcBorders>
-            <w:shd w:val="clear" w:color="auto" w:fill="FFFFFF"/>
-            <w:tcMar>
-              <w:top w:w="0" w:type="dxa"/>
-              <w:bottom w:w="0" w:type="dxa"/>
-              <w:left w:w="0" w:type="dxa"/>
-              <w:right w:w="0" w:type="dxa"/>
-            </w:tcMar>
-            <w:vAlign w:val="top"/>
-          </w:tcPr>
-          <w:p>
-            <w:pPr>
-              <w:pStyle w:val="Normal"/>
-              <w:jc w:val="center"/>
-              <w:pBdr>
-                <w:bottom w:val="none" w:sz="0" w:space="0" w:color="000000"/>
-                <w:top w:val="none" w:sz="0" w:space="0" w:color="000000"/>
-                <w:left w:val="none" w:sz="0" w:space="0" w:color="000000"/>
-                <w:right w:val="none" w:sz="0" w:space="0" w:color="000000"/>
-              </w:pBdr>
-              <w:spacing w:after="100" w:before="100" w:line="240"/>
-              <w:ind w:left="100" w:right="100" w:firstLine="0" w:firstLineChars="0"/>
-              <w:rPr>
-                <w:rFonts w:ascii="Helvetica" w:hAnsi="Helvetica" w:eastAsia="Helvetica" w:cs="Helvetica"/>
-                <w:i w:val="false"/>
-                <w:b w:val="false"/>
-                <w:u w:val="none"/>
-                <w:sz w:val="22"/>
-                <w:szCs w:val="22"/>
-                <w:color w:val="000000"/>
-              </w:rPr>
-            </w:pPr>
-            <w:r>
-              <w:rPr>
-                <w:rFonts w:ascii="Helvetica" w:hAnsi="Helvetica" w:eastAsia="Helvetica" w:cs="Helvetica"/>
-                <w:i w:val="false"/>
-                <w:b w:val="false"/>
-                <w:u w:val="none"/>
-                <w:sz w:val="22"/>
-                <w:szCs w:val="22"/>
-                <w:color w:val="000000"/>
-              </w:rPr>
-              <w:t xml:space="preserve">0.91, 4.39</w:t>
-            </w:r>
-          </w:p>
-        </w:tc>
-        <w:tc>
-          <w:tcPr>
-            <w:tcBorders>
-              <w:bottom w:val="none" w:sz="0" w:space="0" w:color="000000"/>
-              <w:top w:val="none" w:sz="0" w:space="0" w:color="000000"/>
-              <w:left w:val="none" w:sz="0" w:space="0" w:color="000000"/>
-              <w:right w:val="none" w:sz="0" w:space="0" w:color="000000"/>
-            </w:tcBorders>
-            <w:shd w:val="clear" w:color="auto" w:fill="FFFFFF"/>
-            <w:tcMar>
-              <w:top w:w="0" w:type="dxa"/>
-              <w:bottom w:w="0" w:type="dxa"/>
-              <w:left w:w="0" w:type="dxa"/>
-              <w:right w:w="0" w:type="dxa"/>
-            </w:tcMar>
-            <w:vAlign w:val="top"/>
-          </w:tcPr>
-          <w:p>
-            <w:pPr>
-              <w:pStyle w:val="Normal"/>
-              <w:jc w:val="center"/>
-              <w:pBdr>
-                <w:bottom w:val="none" w:sz="0" w:space="0" w:color="000000"/>
-                <w:top w:val="none" w:sz="0" w:space="0" w:color="000000"/>
-                <w:left w:val="none" w:sz="0" w:space="0" w:color="000000"/>
-                <w:right w:val="none" w:sz="0" w:space="0" w:color="000000"/>
-              </w:pBdr>
-              <w:spacing w:after="100" w:before="100" w:line="240"/>
-              <w:ind w:left="100" w:right="100" w:firstLine="0" w:firstLineChars="0"/>
-              <w:rPr>
-                <w:rFonts w:ascii="Helvetica" w:hAnsi="Helvetica" w:eastAsia="Helvetica" w:cs="Helvetica"/>
-                <w:i w:val="false"/>
-                <w:b w:val="false"/>
-                <w:u w:val="none"/>
-                <w:sz w:val="22"/>
-                <w:szCs w:val="22"/>
-                <w:color w:val="000000"/>
-              </w:rPr>
-            </w:pPr>
-            <w:r>
-              <w:rPr>
-                <w:rFonts w:ascii="Helvetica" w:hAnsi="Helvetica" w:eastAsia="Helvetica" w:cs="Helvetica"/>
-                <w:i w:val="false"/>
-                <w:b w:val="false"/>
-                <w:u w:val="none"/>
-                <w:sz w:val="22"/>
-                <w:szCs w:val="22"/>
-                <w:color w:val="000000"/>
-              </w:rPr>
-              <w:t xml:space="preserve">0.085</w:t>
+              <w:t xml:space="preserve">1.95</w:t>
+            </w:r>
+          </w:p>
+        </w:tc>
+        <w:tc>
+          <w:tcPr>
+            <w:tcBorders>
+              <w:bottom w:val="none" w:sz="0" w:space="0" w:color="000000"/>
+              <w:top w:val="none" w:sz="0" w:space="0" w:color="000000"/>
+              <w:left w:val="none" w:sz="0" w:space="0" w:color="000000"/>
+              <w:right w:val="none" w:sz="0" w:space="0" w:color="000000"/>
+            </w:tcBorders>
+            <w:shd w:val="clear" w:color="auto" w:fill="FFFFFF"/>
+            <w:tcMar>
+              <w:top w:w="0" w:type="dxa"/>
+              <w:bottom w:w="0" w:type="dxa"/>
+              <w:left w:w="0" w:type="dxa"/>
+              <w:right w:w="0" w:type="dxa"/>
+            </w:tcMar>
+            <w:vAlign w:val="top"/>
+          </w:tcPr>
+          <w:p>
+            <w:pPr>
+              <w:pStyle w:val="Normal"/>
+              <w:jc w:val="center"/>
+              <w:pBdr>
+                <w:bottom w:val="none" w:sz="0" w:space="0" w:color="000000"/>
+                <w:top w:val="none" w:sz="0" w:space="0" w:color="000000"/>
+                <w:left w:val="none" w:sz="0" w:space="0" w:color="000000"/>
+                <w:right w:val="none" w:sz="0" w:space="0" w:color="000000"/>
+              </w:pBdr>
+              <w:spacing w:after="100" w:before="100" w:line="240"/>
+              <w:ind w:left="100" w:right="100" w:firstLine="0" w:firstLineChars="0"/>
+              <w:rPr>
+                <w:rFonts w:ascii="Helvetica" w:hAnsi="Helvetica" w:eastAsia="Helvetica" w:cs="Helvetica"/>
+                <w:i w:val="false"/>
+                <w:b w:val="false"/>
+                <w:u w:val="none"/>
+                <w:sz w:val="22"/>
+                <w:szCs w:val="22"/>
+                <w:color w:val="000000"/>
+              </w:rPr>
+            </w:pPr>
+            <w:r>
+              <w:rPr>
+                <w:rFonts w:ascii="Helvetica" w:hAnsi="Helvetica" w:eastAsia="Helvetica" w:cs="Helvetica"/>
+                <w:i w:val="false"/>
+                <w:b w:val="false"/>
+                <w:u w:val="none"/>
+                <w:sz w:val="22"/>
+                <w:szCs w:val="22"/>
+                <w:color w:val="000000"/>
+              </w:rPr>
+              <w:t xml:space="preserve">0.89, 4.29</w:t>
+            </w:r>
+          </w:p>
+        </w:tc>
+        <w:tc>
+          <w:tcPr>
+            <w:tcBorders>
+              <w:bottom w:val="none" w:sz="0" w:space="0" w:color="000000"/>
+              <w:top w:val="none" w:sz="0" w:space="0" w:color="000000"/>
+              <w:left w:val="none" w:sz="0" w:space="0" w:color="000000"/>
+              <w:right w:val="none" w:sz="0" w:space="0" w:color="000000"/>
+            </w:tcBorders>
+            <w:shd w:val="clear" w:color="auto" w:fill="FFFFFF"/>
+            <w:tcMar>
+              <w:top w:w="0" w:type="dxa"/>
+              <w:bottom w:w="0" w:type="dxa"/>
+              <w:left w:w="0" w:type="dxa"/>
+              <w:right w:w="0" w:type="dxa"/>
+            </w:tcMar>
+            <w:vAlign w:val="top"/>
+          </w:tcPr>
+          <w:p>
+            <w:pPr>
+              <w:pStyle w:val="Normal"/>
+              <w:jc w:val="center"/>
+              <w:pBdr>
+                <w:bottom w:val="none" w:sz="0" w:space="0" w:color="000000"/>
+                <w:top w:val="none" w:sz="0" w:space="0" w:color="000000"/>
+                <w:left w:val="none" w:sz="0" w:space="0" w:color="000000"/>
+                <w:right w:val="none" w:sz="0" w:space="0" w:color="000000"/>
+              </w:pBdr>
+              <w:spacing w:after="100" w:before="100" w:line="240"/>
+              <w:ind w:left="100" w:right="100" w:firstLine="0" w:firstLineChars="0"/>
+              <w:rPr>
+                <w:rFonts w:ascii="Helvetica" w:hAnsi="Helvetica" w:eastAsia="Helvetica" w:cs="Helvetica"/>
+                <w:i w:val="false"/>
+                <w:b w:val="false"/>
+                <w:u w:val="none"/>
+                <w:sz w:val="22"/>
+                <w:szCs w:val="22"/>
+                <w:color w:val="000000"/>
+              </w:rPr>
+            </w:pPr>
+            <w:r>
+              <w:rPr>
+                <w:rFonts w:ascii="Helvetica" w:hAnsi="Helvetica" w:eastAsia="Helvetica" w:cs="Helvetica"/>
+                <w:i w:val="false"/>
+                <w:b w:val="false"/>
+                <w:u w:val="none"/>
+                <w:sz w:val="22"/>
+                <w:szCs w:val="22"/>
+                <w:color w:val="000000"/>
+              </w:rPr>
+              <w:t xml:space="preserve">0.096</w:t>
             </w:r>
           </w:p>
         </w:tc>
@@ -7382,113 +7382,113 @@
                 <w:szCs w:val="22"/>
                 <w:color w:val="000000"/>
               </w:rPr>
-              <w:t xml:space="preserve">0.27</w:t>
-            </w:r>
-          </w:p>
-        </w:tc>
-        <w:tc>
-          <w:tcPr>
-            <w:tcBorders>
-              <w:bottom w:val="none" w:sz="0" w:space="0" w:color="000000"/>
-              <w:top w:val="none" w:sz="0" w:space="0" w:color="000000"/>
-              <w:left w:val="none" w:sz="0" w:space="0" w:color="000000"/>
-              <w:right w:val="none" w:sz="0" w:space="0" w:color="000000"/>
-            </w:tcBorders>
-            <w:shd w:val="clear" w:color="auto" w:fill="FFFFFF"/>
-            <w:tcMar>
-              <w:top w:w="0" w:type="dxa"/>
-              <w:bottom w:w="0" w:type="dxa"/>
-              <w:left w:w="0" w:type="dxa"/>
-              <w:right w:w="0" w:type="dxa"/>
-            </w:tcMar>
-            <w:vAlign w:val="top"/>
-          </w:tcPr>
-          <w:p>
-            <w:pPr>
-              <w:pStyle w:val="Normal"/>
-              <w:jc w:val="center"/>
-              <w:pBdr>
-                <w:bottom w:val="none" w:sz="0" w:space="0" w:color="000000"/>
-                <w:top w:val="none" w:sz="0" w:space="0" w:color="000000"/>
-                <w:left w:val="none" w:sz="0" w:space="0" w:color="000000"/>
-                <w:right w:val="none" w:sz="0" w:space="0" w:color="000000"/>
-              </w:pBdr>
-              <w:spacing w:after="100" w:before="100" w:line="240"/>
-              <w:ind w:left="100" w:right="100" w:firstLine="0" w:firstLineChars="0"/>
-              <w:rPr>
-                <w:rFonts w:ascii="Helvetica" w:hAnsi="Helvetica" w:eastAsia="Helvetica" w:cs="Helvetica"/>
-                <w:i w:val="false"/>
-                <w:b w:val="false"/>
-                <w:u w:val="none"/>
-                <w:sz w:val="22"/>
-                <w:szCs w:val="22"/>
-                <w:color w:val="000000"/>
-              </w:rPr>
-            </w:pPr>
-            <w:r>
-              <w:rPr>
-                <w:rFonts w:ascii="Helvetica" w:hAnsi="Helvetica" w:eastAsia="Helvetica" w:cs="Helvetica"/>
-                <w:i w:val="false"/>
-                <w:b w:val="false"/>
-                <w:u w:val="none"/>
-                <w:sz w:val="22"/>
-                <w:szCs w:val="22"/>
-                <w:color w:val="000000"/>
-              </w:rPr>
-              <w:t xml:space="preserve">0.06, 1.22</w:t>
-            </w:r>
-          </w:p>
-        </w:tc>
-        <w:tc>
-          <w:tcPr>
-            <w:tcBorders>
-              <w:bottom w:val="none" w:sz="0" w:space="0" w:color="000000"/>
-              <w:top w:val="none" w:sz="0" w:space="0" w:color="000000"/>
-              <w:left w:val="none" w:sz="0" w:space="0" w:color="000000"/>
-              <w:right w:val="none" w:sz="0" w:space="0" w:color="000000"/>
-            </w:tcBorders>
-            <w:shd w:val="clear" w:color="auto" w:fill="FFFFFF"/>
-            <w:tcMar>
-              <w:top w:w="0" w:type="dxa"/>
-              <w:bottom w:w="0" w:type="dxa"/>
-              <w:left w:w="0" w:type="dxa"/>
-              <w:right w:w="0" w:type="dxa"/>
-            </w:tcMar>
-            <w:vAlign w:val="top"/>
-          </w:tcPr>
-          <w:p>
-            <w:pPr>
-              <w:pStyle w:val="Normal"/>
-              <w:jc w:val="center"/>
-              <w:pBdr>
-                <w:bottom w:val="none" w:sz="0" w:space="0" w:color="000000"/>
-                <w:top w:val="none" w:sz="0" w:space="0" w:color="000000"/>
-                <w:left w:val="none" w:sz="0" w:space="0" w:color="000000"/>
-                <w:right w:val="none" w:sz="0" w:space="0" w:color="000000"/>
-              </w:pBdr>
-              <w:spacing w:after="100" w:before="100" w:line="240"/>
-              <w:ind w:left="100" w:right="100" w:firstLine="0" w:firstLineChars="0"/>
-              <w:rPr>
-                <w:rFonts w:ascii="Helvetica" w:hAnsi="Helvetica" w:eastAsia="Helvetica" w:cs="Helvetica"/>
-                <w:i w:val="false"/>
-                <w:b w:val="false"/>
-                <w:u w:val="none"/>
-                <w:sz w:val="22"/>
-                <w:szCs w:val="22"/>
-                <w:color w:val="000000"/>
-              </w:rPr>
-            </w:pPr>
-            <w:r>
-              <w:rPr>
-                <w:rFonts w:ascii="Helvetica" w:hAnsi="Helvetica" w:eastAsia="Helvetica" w:cs="Helvetica"/>
-                <w:i w:val="false"/>
-                <w:b w:val="false"/>
-                <w:u w:val="none"/>
-                <w:sz w:val="22"/>
-                <w:szCs w:val="22"/>
-                <w:color w:val="000000"/>
-              </w:rPr>
-              <w:t xml:space="preserve">0.089</w:t>
+              <w:t xml:space="preserve">0.25</w:t>
+            </w:r>
+          </w:p>
+        </w:tc>
+        <w:tc>
+          <w:tcPr>
+            <w:tcBorders>
+              <w:bottom w:val="none" w:sz="0" w:space="0" w:color="000000"/>
+              <w:top w:val="none" w:sz="0" w:space="0" w:color="000000"/>
+              <w:left w:val="none" w:sz="0" w:space="0" w:color="000000"/>
+              <w:right w:val="none" w:sz="0" w:space="0" w:color="000000"/>
+            </w:tcBorders>
+            <w:shd w:val="clear" w:color="auto" w:fill="FFFFFF"/>
+            <w:tcMar>
+              <w:top w:w="0" w:type="dxa"/>
+              <w:bottom w:w="0" w:type="dxa"/>
+              <w:left w:w="0" w:type="dxa"/>
+              <w:right w:w="0" w:type="dxa"/>
+            </w:tcMar>
+            <w:vAlign w:val="top"/>
+          </w:tcPr>
+          <w:p>
+            <w:pPr>
+              <w:pStyle w:val="Normal"/>
+              <w:jc w:val="center"/>
+              <w:pBdr>
+                <w:bottom w:val="none" w:sz="0" w:space="0" w:color="000000"/>
+                <w:top w:val="none" w:sz="0" w:space="0" w:color="000000"/>
+                <w:left w:val="none" w:sz="0" w:space="0" w:color="000000"/>
+                <w:right w:val="none" w:sz="0" w:space="0" w:color="000000"/>
+              </w:pBdr>
+              <w:spacing w:after="100" w:before="100" w:line="240"/>
+              <w:ind w:left="100" w:right="100" w:firstLine="0" w:firstLineChars="0"/>
+              <w:rPr>
+                <w:rFonts w:ascii="Helvetica" w:hAnsi="Helvetica" w:eastAsia="Helvetica" w:cs="Helvetica"/>
+                <w:i w:val="false"/>
+                <w:b w:val="false"/>
+                <w:u w:val="none"/>
+                <w:sz w:val="22"/>
+                <w:szCs w:val="22"/>
+                <w:color w:val="000000"/>
+              </w:rPr>
+            </w:pPr>
+            <w:r>
+              <w:rPr>
+                <w:rFonts w:ascii="Helvetica" w:hAnsi="Helvetica" w:eastAsia="Helvetica" w:cs="Helvetica"/>
+                <w:i w:val="false"/>
+                <w:b w:val="false"/>
+                <w:u w:val="none"/>
+                <w:sz w:val="22"/>
+                <w:szCs w:val="22"/>
+                <w:color w:val="000000"/>
+              </w:rPr>
+              <w:t xml:space="preserve">0.05, 1.17</w:t>
+            </w:r>
+          </w:p>
+        </w:tc>
+        <w:tc>
+          <w:tcPr>
+            <w:tcBorders>
+              <w:bottom w:val="none" w:sz="0" w:space="0" w:color="000000"/>
+              <w:top w:val="none" w:sz="0" w:space="0" w:color="000000"/>
+              <w:left w:val="none" w:sz="0" w:space="0" w:color="000000"/>
+              <w:right w:val="none" w:sz="0" w:space="0" w:color="000000"/>
+            </w:tcBorders>
+            <w:shd w:val="clear" w:color="auto" w:fill="FFFFFF"/>
+            <w:tcMar>
+              <w:top w:w="0" w:type="dxa"/>
+              <w:bottom w:w="0" w:type="dxa"/>
+              <w:left w:w="0" w:type="dxa"/>
+              <w:right w:w="0" w:type="dxa"/>
+            </w:tcMar>
+            <w:vAlign w:val="top"/>
+          </w:tcPr>
+          <w:p>
+            <w:pPr>
+              <w:pStyle w:val="Normal"/>
+              <w:jc w:val="center"/>
+              <w:pBdr>
+                <w:bottom w:val="none" w:sz="0" w:space="0" w:color="000000"/>
+                <w:top w:val="none" w:sz="0" w:space="0" w:color="000000"/>
+                <w:left w:val="none" w:sz="0" w:space="0" w:color="000000"/>
+                <w:right w:val="none" w:sz="0" w:space="0" w:color="000000"/>
+              </w:pBdr>
+              <w:spacing w:after="100" w:before="100" w:line="240"/>
+              <w:ind w:left="100" w:right="100" w:firstLine="0" w:firstLineChars="0"/>
+              <w:rPr>
+                <w:rFonts w:ascii="Helvetica" w:hAnsi="Helvetica" w:eastAsia="Helvetica" w:cs="Helvetica"/>
+                <w:i w:val="false"/>
+                <w:b w:val="false"/>
+                <w:u w:val="none"/>
+                <w:sz w:val="22"/>
+                <w:szCs w:val="22"/>
+                <w:color w:val="000000"/>
+              </w:rPr>
+            </w:pPr>
+            <w:r>
+              <w:rPr>
+                <w:rFonts w:ascii="Helvetica" w:hAnsi="Helvetica" w:eastAsia="Helvetica" w:cs="Helvetica"/>
+                <w:i w:val="false"/>
+                <w:b w:val="false"/>
+                <w:u w:val="none"/>
+                <w:sz w:val="22"/>
+                <w:szCs w:val="22"/>
+                <w:color w:val="000000"/>
+              </w:rPr>
+              <w:t xml:space="preserve">0.079</w:t>
             </w:r>
           </w:p>
         </w:tc>
@@ -7706,7 +7706,7 @@
                 <w:szCs w:val="22"/>
                 <w:color w:val="000000"/>
               </w:rPr>
-              <w:t xml:space="preserve">0.05, 0.67</w:t>
+              <w:t xml:space="preserve">0.05, 0.66</w:t>
             </w:r>
           </w:p>
         </w:tc>
@@ -7918,7 +7918,7 @@
                 <w:szCs w:val="22"/>
                 <w:color w:val="000000"/>
               </w:rPr>
-              <w:t xml:space="preserve">0.04, 1.68</w:t>
+              <w:t xml:space="preserve">0.04, 1.71</w:t>
             </w:r>
           </w:p>
         </w:tc>
@@ -8136,113 +8136,113 @@
                 <w:szCs w:val="22"/>
                 <w:color w:val="000000"/>
               </w:rPr>
-              <w:t xml:space="preserve">0.55</w:t>
-            </w:r>
-          </w:p>
-        </w:tc>
-        <w:tc>
-          <w:tcPr>
-            <w:tcBorders>
-              <w:bottom w:val="none" w:sz="0" w:space="0" w:color="000000"/>
-              <w:top w:val="none" w:sz="0" w:space="0" w:color="000000"/>
-              <w:left w:val="none" w:sz="0" w:space="0" w:color="000000"/>
-              <w:right w:val="none" w:sz="0" w:space="0" w:color="000000"/>
-            </w:tcBorders>
-            <w:shd w:val="clear" w:color="auto" w:fill="FFFFFF"/>
-            <w:tcMar>
-              <w:top w:w="0" w:type="dxa"/>
-              <w:bottom w:w="0" w:type="dxa"/>
-              <w:left w:w="0" w:type="dxa"/>
-              <w:right w:w="0" w:type="dxa"/>
-            </w:tcMar>
-            <w:vAlign w:val="top"/>
-          </w:tcPr>
-          <w:p>
-            <w:pPr>
-              <w:pStyle w:val="Normal"/>
-              <w:jc w:val="center"/>
-              <w:pBdr>
-                <w:bottom w:val="none" w:sz="0" w:space="0" w:color="000000"/>
-                <w:top w:val="none" w:sz="0" w:space="0" w:color="000000"/>
-                <w:left w:val="none" w:sz="0" w:space="0" w:color="000000"/>
-                <w:right w:val="none" w:sz="0" w:space="0" w:color="000000"/>
-              </w:pBdr>
-              <w:spacing w:after="100" w:before="100" w:line="240"/>
-              <w:ind w:left="100" w:right="100" w:firstLine="0" w:firstLineChars="0"/>
-              <w:rPr>
-                <w:rFonts w:ascii="Helvetica" w:hAnsi="Helvetica" w:eastAsia="Helvetica" w:cs="Helvetica"/>
-                <w:i w:val="false"/>
-                <w:b w:val="false"/>
-                <w:u w:val="none"/>
-                <w:sz w:val="22"/>
-                <w:szCs w:val="22"/>
-                <w:color w:val="000000"/>
-              </w:rPr>
-            </w:pPr>
-            <w:r>
-              <w:rPr>
-                <w:rFonts w:ascii="Helvetica" w:hAnsi="Helvetica" w:eastAsia="Helvetica" w:cs="Helvetica"/>
-                <w:i w:val="false"/>
-                <w:b w:val="false"/>
-                <w:u w:val="none"/>
-                <w:sz w:val="22"/>
-                <w:szCs w:val="22"/>
-                <w:color w:val="000000"/>
-              </w:rPr>
-              <w:t xml:space="preserve">0.20, 1.55</w:t>
-            </w:r>
-          </w:p>
-        </w:tc>
-        <w:tc>
-          <w:tcPr>
-            <w:tcBorders>
-              <w:bottom w:val="none" w:sz="0" w:space="0" w:color="000000"/>
-              <w:top w:val="none" w:sz="0" w:space="0" w:color="000000"/>
-              <w:left w:val="none" w:sz="0" w:space="0" w:color="000000"/>
-              <w:right w:val="none" w:sz="0" w:space="0" w:color="000000"/>
-            </w:tcBorders>
-            <w:shd w:val="clear" w:color="auto" w:fill="FFFFFF"/>
-            <w:tcMar>
-              <w:top w:w="0" w:type="dxa"/>
-              <w:bottom w:w="0" w:type="dxa"/>
-              <w:left w:w="0" w:type="dxa"/>
-              <w:right w:w="0" w:type="dxa"/>
-            </w:tcMar>
-            <w:vAlign w:val="top"/>
-          </w:tcPr>
-          <w:p>
-            <w:pPr>
-              <w:pStyle w:val="Normal"/>
-              <w:jc w:val="center"/>
-              <w:pBdr>
-                <w:bottom w:val="none" w:sz="0" w:space="0" w:color="000000"/>
-                <w:top w:val="none" w:sz="0" w:space="0" w:color="000000"/>
-                <w:left w:val="none" w:sz="0" w:space="0" w:color="000000"/>
-                <w:right w:val="none" w:sz="0" w:space="0" w:color="000000"/>
-              </w:pBdr>
-              <w:spacing w:after="100" w:before="100" w:line="240"/>
-              <w:ind w:left="100" w:right="100" w:firstLine="0" w:firstLineChars="0"/>
-              <w:rPr>
-                <w:rFonts w:ascii="Helvetica" w:hAnsi="Helvetica" w:eastAsia="Helvetica" w:cs="Helvetica"/>
-                <w:i w:val="false"/>
-                <w:b w:val="false"/>
-                <w:u w:val="none"/>
-                <w:sz w:val="22"/>
-                <w:szCs w:val="22"/>
-                <w:color w:val="000000"/>
-              </w:rPr>
-            </w:pPr>
-            <w:r>
-              <w:rPr>
-                <w:rFonts w:ascii="Helvetica" w:hAnsi="Helvetica" w:eastAsia="Helvetica" w:cs="Helvetica"/>
-                <w:i w:val="false"/>
-                <w:b w:val="false"/>
-                <w:u w:val="none"/>
-                <w:sz w:val="22"/>
-                <w:szCs w:val="22"/>
-                <w:color w:val="000000"/>
-              </w:rPr>
-              <w:t xml:space="preserve">0.260</w:t>
+              <w:t xml:space="preserve">0.54</w:t>
+            </w:r>
+          </w:p>
+        </w:tc>
+        <w:tc>
+          <w:tcPr>
+            <w:tcBorders>
+              <w:bottom w:val="none" w:sz="0" w:space="0" w:color="000000"/>
+              <w:top w:val="none" w:sz="0" w:space="0" w:color="000000"/>
+              <w:left w:val="none" w:sz="0" w:space="0" w:color="000000"/>
+              <w:right w:val="none" w:sz="0" w:space="0" w:color="000000"/>
+            </w:tcBorders>
+            <w:shd w:val="clear" w:color="auto" w:fill="FFFFFF"/>
+            <w:tcMar>
+              <w:top w:w="0" w:type="dxa"/>
+              <w:bottom w:w="0" w:type="dxa"/>
+              <w:left w:w="0" w:type="dxa"/>
+              <w:right w:w="0" w:type="dxa"/>
+            </w:tcMar>
+            <w:vAlign w:val="top"/>
+          </w:tcPr>
+          <w:p>
+            <w:pPr>
+              <w:pStyle w:val="Normal"/>
+              <w:jc w:val="center"/>
+              <w:pBdr>
+                <w:bottom w:val="none" w:sz="0" w:space="0" w:color="000000"/>
+                <w:top w:val="none" w:sz="0" w:space="0" w:color="000000"/>
+                <w:left w:val="none" w:sz="0" w:space="0" w:color="000000"/>
+                <w:right w:val="none" w:sz="0" w:space="0" w:color="000000"/>
+              </w:pBdr>
+              <w:spacing w:after="100" w:before="100" w:line="240"/>
+              <w:ind w:left="100" w:right="100" w:firstLine="0" w:firstLineChars="0"/>
+              <w:rPr>
+                <w:rFonts w:ascii="Helvetica" w:hAnsi="Helvetica" w:eastAsia="Helvetica" w:cs="Helvetica"/>
+                <w:i w:val="false"/>
+                <w:b w:val="false"/>
+                <w:u w:val="none"/>
+                <w:sz w:val="22"/>
+                <w:szCs w:val="22"/>
+                <w:color w:val="000000"/>
+              </w:rPr>
+            </w:pPr>
+            <w:r>
+              <w:rPr>
+                <w:rFonts w:ascii="Helvetica" w:hAnsi="Helvetica" w:eastAsia="Helvetica" w:cs="Helvetica"/>
+                <w:i w:val="false"/>
+                <w:b w:val="false"/>
+                <w:u w:val="none"/>
+                <w:sz w:val="22"/>
+                <w:szCs w:val="22"/>
+                <w:color w:val="000000"/>
+              </w:rPr>
+              <w:t xml:space="preserve">0.19, 1.51</w:t>
+            </w:r>
+          </w:p>
+        </w:tc>
+        <w:tc>
+          <w:tcPr>
+            <w:tcBorders>
+              <w:bottom w:val="none" w:sz="0" w:space="0" w:color="000000"/>
+              <w:top w:val="none" w:sz="0" w:space="0" w:color="000000"/>
+              <w:left w:val="none" w:sz="0" w:space="0" w:color="000000"/>
+              <w:right w:val="none" w:sz="0" w:space="0" w:color="000000"/>
+            </w:tcBorders>
+            <w:shd w:val="clear" w:color="auto" w:fill="FFFFFF"/>
+            <w:tcMar>
+              <w:top w:w="0" w:type="dxa"/>
+              <w:bottom w:w="0" w:type="dxa"/>
+              <w:left w:w="0" w:type="dxa"/>
+              <w:right w:w="0" w:type="dxa"/>
+            </w:tcMar>
+            <w:vAlign w:val="top"/>
+          </w:tcPr>
+          <w:p>
+            <w:pPr>
+              <w:pStyle w:val="Normal"/>
+              <w:jc w:val="center"/>
+              <w:pBdr>
+                <w:bottom w:val="none" w:sz="0" w:space="0" w:color="000000"/>
+                <w:top w:val="none" w:sz="0" w:space="0" w:color="000000"/>
+                <w:left w:val="none" w:sz="0" w:space="0" w:color="000000"/>
+                <w:right w:val="none" w:sz="0" w:space="0" w:color="000000"/>
+              </w:pBdr>
+              <w:spacing w:after="100" w:before="100" w:line="240"/>
+              <w:ind w:left="100" w:right="100" w:firstLine="0" w:firstLineChars="0"/>
+              <w:rPr>
+                <w:rFonts w:ascii="Helvetica" w:hAnsi="Helvetica" w:eastAsia="Helvetica" w:cs="Helvetica"/>
+                <w:i w:val="false"/>
+                <w:b w:val="false"/>
+                <w:u w:val="none"/>
+                <w:sz w:val="22"/>
+                <w:szCs w:val="22"/>
+                <w:color w:val="000000"/>
+              </w:rPr>
+            </w:pPr>
+            <w:r>
+              <w:rPr>
+                <w:rFonts w:ascii="Helvetica" w:hAnsi="Helvetica" w:eastAsia="Helvetica" w:cs="Helvetica"/>
+                <w:i w:val="false"/>
+                <w:b w:val="false"/>
+                <w:u w:val="none"/>
+                <w:sz w:val="22"/>
+                <w:szCs w:val="22"/>
+                <w:color w:val="000000"/>
+              </w:rPr>
+              <w:t xml:space="preserve">0.240</w:t>
             </w:r>
           </w:p>
         </w:tc>
@@ -8348,113 +8348,113 @@
                 <w:szCs w:val="22"/>
                 <w:color w:val="000000"/>
               </w:rPr>
-              <w:t xml:space="preserve">0.22</w:t>
-            </w:r>
-          </w:p>
-        </w:tc>
-        <w:tc>
-          <w:tcPr>
-            <w:tcBorders>
-              <w:bottom w:val="none" w:sz="0" w:space="0" w:color="000000"/>
-              <w:top w:val="none" w:sz="0" w:space="0" w:color="000000"/>
-              <w:left w:val="none" w:sz="0" w:space="0" w:color="000000"/>
-              <w:right w:val="none" w:sz="0" w:space="0" w:color="000000"/>
-            </w:tcBorders>
-            <w:shd w:val="clear" w:color="auto" w:fill="FFFFFF"/>
-            <w:tcMar>
-              <w:top w:w="0" w:type="dxa"/>
-              <w:bottom w:w="0" w:type="dxa"/>
-              <w:left w:w="0" w:type="dxa"/>
-              <w:right w:w="0" w:type="dxa"/>
-            </w:tcMar>
-            <w:vAlign w:val="top"/>
-          </w:tcPr>
-          <w:p>
-            <w:pPr>
-              <w:pStyle w:val="Normal"/>
-              <w:jc w:val="center"/>
-              <w:pBdr>
-                <w:bottom w:val="none" w:sz="0" w:space="0" w:color="000000"/>
-                <w:top w:val="none" w:sz="0" w:space="0" w:color="000000"/>
-                <w:left w:val="none" w:sz="0" w:space="0" w:color="000000"/>
-                <w:right w:val="none" w:sz="0" w:space="0" w:color="000000"/>
-              </w:pBdr>
-              <w:spacing w:after="100" w:before="100" w:line="240"/>
-              <w:ind w:left="100" w:right="100" w:firstLine="0" w:firstLineChars="0"/>
-              <w:rPr>
-                <w:rFonts w:ascii="Helvetica" w:hAnsi="Helvetica" w:eastAsia="Helvetica" w:cs="Helvetica"/>
-                <w:i w:val="false"/>
-                <w:b w:val="false"/>
-                <w:u w:val="none"/>
-                <w:sz w:val="22"/>
-                <w:szCs w:val="22"/>
-                <w:color w:val="000000"/>
-              </w:rPr>
-            </w:pPr>
-            <w:r>
-              <w:rPr>
-                <w:rFonts w:ascii="Helvetica" w:hAnsi="Helvetica" w:eastAsia="Helvetica" w:cs="Helvetica"/>
-                <w:i w:val="false"/>
-                <w:b w:val="false"/>
-                <w:u w:val="none"/>
-                <w:sz w:val="22"/>
-                <w:szCs w:val="22"/>
-                <w:color w:val="000000"/>
-              </w:rPr>
-              <w:t xml:space="preserve">0.05, 0.90</w:t>
-            </w:r>
-          </w:p>
-        </w:tc>
-        <w:tc>
-          <w:tcPr>
-            <w:tcBorders>
-              <w:bottom w:val="none" w:sz="0" w:space="0" w:color="000000"/>
-              <w:top w:val="none" w:sz="0" w:space="0" w:color="000000"/>
-              <w:left w:val="none" w:sz="0" w:space="0" w:color="000000"/>
-              <w:right w:val="none" w:sz="0" w:space="0" w:color="000000"/>
-            </w:tcBorders>
-            <w:shd w:val="clear" w:color="auto" w:fill="FFFFFF"/>
-            <w:tcMar>
-              <w:top w:w="0" w:type="dxa"/>
-              <w:bottom w:w="0" w:type="dxa"/>
-              <w:left w:w="0" w:type="dxa"/>
-              <w:right w:w="0" w:type="dxa"/>
-            </w:tcMar>
-            <w:vAlign w:val="top"/>
-          </w:tcPr>
-          <w:p>
-            <w:pPr>
-              <w:pStyle w:val="Normal"/>
-              <w:jc w:val="center"/>
-              <w:pBdr>
-                <w:bottom w:val="none" w:sz="0" w:space="0" w:color="000000"/>
-                <w:top w:val="none" w:sz="0" w:space="0" w:color="000000"/>
-                <w:left w:val="none" w:sz="0" w:space="0" w:color="000000"/>
-                <w:right w:val="none" w:sz="0" w:space="0" w:color="000000"/>
-              </w:pBdr>
-              <w:spacing w:after="100" w:before="100" w:line="240"/>
-              <w:ind w:left="100" w:right="100" w:firstLine="0" w:firstLineChars="0"/>
-              <w:rPr>
-                <w:rFonts w:ascii="Helvetica" w:hAnsi="Helvetica" w:eastAsia="Helvetica" w:cs="Helvetica"/>
-                <w:i w:val="false"/>
-                <w:b w:val="false"/>
-                <w:u w:val="none"/>
-                <w:sz w:val="22"/>
-                <w:szCs w:val="22"/>
-                <w:color w:val="000000"/>
-              </w:rPr>
-            </w:pPr>
-            <w:r>
-              <w:rPr>
-                <w:rFonts w:ascii="Helvetica" w:hAnsi="Helvetica" w:eastAsia="Helvetica" w:cs="Helvetica"/>
-                <w:i w:val="false"/>
-                <w:b w:val="false"/>
-                <w:u w:val="none"/>
-                <w:sz w:val="22"/>
-                <w:szCs w:val="22"/>
-                <w:color w:val="000000"/>
-              </w:rPr>
-              <w:t xml:space="preserve">0.036</w:t>
+              <w:t xml:space="preserve">0.21</w:t>
+            </w:r>
+          </w:p>
+        </w:tc>
+        <w:tc>
+          <w:tcPr>
+            <w:tcBorders>
+              <w:bottom w:val="none" w:sz="0" w:space="0" w:color="000000"/>
+              <w:top w:val="none" w:sz="0" w:space="0" w:color="000000"/>
+              <w:left w:val="none" w:sz="0" w:space="0" w:color="000000"/>
+              <w:right w:val="none" w:sz="0" w:space="0" w:color="000000"/>
+            </w:tcBorders>
+            <w:shd w:val="clear" w:color="auto" w:fill="FFFFFF"/>
+            <w:tcMar>
+              <w:top w:w="0" w:type="dxa"/>
+              <w:bottom w:w="0" w:type="dxa"/>
+              <w:left w:w="0" w:type="dxa"/>
+              <w:right w:w="0" w:type="dxa"/>
+            </w:tcMar>
+            <w:vAlign w:val="top"/>
+          </w:tcPr>
+          <w:p>
+            <w:pPr>
+              <w:pStyle w:val="Normal"/>
+              <w:jc w:val="center"/>
+              <w:pBdr>
+                <w:bottom w:val="none" w:sz="0" w:space="0" w:color="000000"/>
+                <w:top w:val="none" w:sz="0" w:space="0" w:color="000000"/>
+                <w:left w:val="none" w:sz="0" w:space="0" w:color="000000"/>
+                <w:right w:val="none" w:sz="0" w:space="0" w:color="000000"/>
+              </w:pBdr>
+              <w:spacing w:after="100" w:before="100" w:line="240"/>
+              <w:ind w:left="100" w:right="100" w:firstLine="0" w:firstLineChars="0"/>
+              <w:rPr>
+                <w:rFonts w:ascii="Helvetica" w:hAnsi="Helvetica" w:eastAsia="Helvetica" w:cs="Helvetica"/>
+                <w:i w:val="false"/>
+                <w:b w:val="false"/>
+                <w:u w:val="none"/>
+                <w:sz w:val="22"/>
+                <w:szCs w:val="22"/>
+                <w:color w:val="000000"/>
+              </w:rPr>
+            </w:pPr>
+            <w:r>
+              <w:rPr>
+                <w:rFonts w:ascii="Helvetica" w:hAnsi="Helvetica" w:eastAsia="Helvetica" w:cs="Helvetica"/>
+                <w:i w:val="false"/>
+                <w:b w:val="false"/>
+                <w:u w:val="none"/>
+                <w:sz w:val="22"/>
+                <w:szCs w:val="22"/>
+                <w:color w:val="000000"/>
+              </w:rPr>
+              <w:t xml:space="preserve">0.05, 0.88</w:t>
+            </w:r>
+          </w:p>
+        </w:tc>
+        <w:tc>
+          <w:tcPr>
+            <w:tcBorders>
+              <w:bottom w:val="none" w:sz="0" w:space="0" w:color="000000"/>
+              <w:top w:val="none" w:sz="0" w:space="0" w:color="000000"/>
+              <w:left w:val="none" w:sz="0" w:space="0" w:color="000000"/>
+              <w:right w:val="none" w:sz="0" w:space="0" w:color="000000"/>
+            </w:tcBorders>
+            <w:shd w:val="clear" w:color="auto" w:fill="FFFFFF"/>
+            <w:tcMar>
+              <w:top w:w="0" w:type="dxa"/>
+              <w:bottom w:w="0" w:type="dxa"/>
+              <w:left w:w="0" w:type="dxa"/>
+              <w:right w:w="0" w:type="dxa"/>
+            </w:tcMar>
+            <w:vAlign w:val="top"/>
+          </w:tcPr>
+          <w:p>
+            <w:pPr>
+              <w:pStyle w:val="Normal"/>
+              <w:jc w:val="center"/>
+              <w:pBdr>
+                <w:bottom w:val="none" w:sz="0" w:space="0" w:color="000000"/>
+                <w:top w:val="none" w:sz="0" w:space="0" w:color="000000"/>
+                <w:left w:val="none" w:sz="0" w:space="0" w:color="000000"/>
+                <w:right w:val="none" w:sz="0" w:space="0" w:color="000000"/>
+              </w:pBdr>
+              <w:spacing w:after="100" w:before="100" w:line="240"/>
+              <w:ind w:left="100" w:right="100" w:firstLine="0" w:firstLineChars="0"/>
+              <w:rPr>
+                <w:rFonts w:ascii="Helvetica" w:hAnsi="Helvetica" w:eastAsia="Helvetica" w:cs="Helvetica"/>
+                <w:i w:val="false"/>
+                <w:b w:val="false"/>
+                <w:u w:val="none"/>
+                <w:sz w:val="22"/>
+                <w:szCs w:val="22"/>
+                <w:color w:val="000000"/>
+              </w:rPr>
+            </w:pPr>
+            <w:r>
+              <w:rPr>
+                <w:rFonts w:ascii="Helvetica" w:hAnsi="Helvetica" w:eastAsia="Helvetica" w:cs="Helvetica"/>
+                <w:i w:val="false"/>
+                <w:b w:val="false"/>
+                <w:u w:val="none"/>
+                <w:sz w:val="22"/>
+                <w:szCs w:val="22"/>
+                <w:color w:val="000000"/>
+              </w:rPr>
+              <w:t xml:space="preserve">0.033</w:t>
             </w:r>
           </w:p>
         </w:tc>
@@ -8619,60 +8619,272 @@
                 <w:szCs w:val="22"/>
                 <w:color w:val="000000"/>
               </w:rPr>
-              <w:t xml:space="preserve">1.44</w:t>
-            </w:r>
-          </w:p>
-        </w:tc>
-        <w:tc>
-          <w:tcPr>
-            <w:tcBorders>
-              <w:bottom w:val="none" w:sz="0" w:space="0" w:color="000000"/>
-              <w:top w:val="none" w:sz="0" w:space="0" w:color="000000"/>
-              <w:left w:val="none" w:sz="0" w:space="0" w:color="000000"/>
-              <w:right w:val="none" w:sz="0" w:space="0" w:color="000000"/>
-            </w:tcBorders>
-            <w:shd w:val="clear" w:color="auto" w:fill="FFFFFF"/>
-            <w:tcMar>
-              <w:top w:w="0" w:type="dxa"/>
-              <w:bottom w:w="0" w:type="dxa"/>
-              <w:left w:w="0" w:type="dxa"/>
-              <w:right w:w="0" w:type="dxa"/>
-            </w:tcMar>
-            <w:vAlign w:val="top"/>
-          </w:tcPr>
-          <w:p>
-            <w:pPr>
-              <w:pStyle w:val="Normal"/>
-              <w:jc w:val="center"/>
-              <w:pBdr>
-                <w:bottom w:val="none" w:sz="0" w:space="0" w:color="000000"/>
-                <w:top w:val="none" w:sz="0" w:space="0" w:color="000000"/>
-                <w:left w:val="none" w:sz="0" w:space="0" w:color="000000"/>
-                <w:right w:val="none" w:sz="0" w:space="0" w:color="000000"/>
-              </w:pBdr>
-              <w:spacing w:after="100" w:before="100" w:line="240"/>
-              <w:ind w:left="100" w:right="100" w:firstLine="0" w:firstLineChars="0"/>
-              <w:rPr>
-                <w:rFonts w:ascii="Helvetica" w:hAnsi="Helvetica" w:eastAsia="Helvetica" w:cs="Helvetica"/>
-                <w:i w:val="false"/>
-                <w:b w:val="false"/>
-                <w:u w:val="none"/>
-                <w:sz w:val="22"/>
-                <w:szCs w:val="22"/>
-                <w:color w:val="000000"/>
-              </w:rPr>
-            </w:pPr>
-            <w:r>
-              <w:rPr>
-                <w:rFonts w:ascii="Helvetica" w:hAnsi="Helvetica" w:eastAsia="Helvetica" w:cs="Helvetica"/>
-                <w:i w:val="false"/>
-                <w:b w:val="false"/>
-                <w:u w:val="none"/>
-                <w:sz w:val="22"/>
-                <w:szCs w:val="22"/>
-                <w:color w:val="000000"/>
-              </w:rPr>
-              <w:t xml:space="preserve">0.50, 4.10</w:t>
+              <w:t xml:space="preserve">1.40</w:t>
+            </w:r>
+          </w:p>
+        </w:tc>
+        <w:tc>
+          <w:tcPr>
+            <w:tcBorders>
+              <w:bottom w:val="none" w:sz="0" w:space="0" w:color="000000"/>
+              <w:top w:val="none" w:sz="0" w:space="0" w:color="000000"/>
+              <w:left w:val="none" w:sz="0" w:space="0" w:color="000000"/>
+              <w:right w:val="none" w:sz="0" w:space="0" w:color="000000"/>
+            </w:tcBorders>
+            <w:shd w:val="clear" w:color="auto" w:fill="FFFFFF"/>
+            <w:tcMar>
+              <w:top w:w="0" w:type="dxa"/>
+              <w:bottom w:w="0" w:type="dxa"/>
+              <w:left w:w="0" w:type="dxa"/>
+              <w:right w:w="0" w:type="dxa"/>
+            </w:tcMar>
+            <w:vAlign w:val="top"/>
+          </w:tcPr>
+          <w:p>
+            <w:pPr>
+              <w:pStyle w:val="Normal"/>
+              <w:jc w:val="center"/>
+              <w:pBdr>
+                <w:bottom w:val="none" w:sz="0" w:space="0" w:color="000000"/>
+                <w:top w:val="none" w:sz="0" w:space="0" w:color="000000"/>
+                <w:left w:val="none" w:sz="0" w:space="0" w:color="000000"/>
+                <w:right w:val="none" w:sz="0" w:space="0" w:color="000000"/>
+              </w:pBdr>
+              <w:spacing w:after="100" w:before="100" w:line="240"/>
+              <w:ind w:left="100" w:right="100" w:firstLine="0" w:firstLineChars="0"/>
+              <w:rPr>
+                <w:rFonts w:ascii="Helvetica" w:hAnsi="Helvetica" w:eastAsia="Helvetica" w:cs="Helvetica"/>
+                <w:i w:val="false"/>
+                <w:b w:val="false"/>
+                <w:u w:val="none"/>
+                <w:sz w:val="22"/>
+                <w:szCs w:val="22"/>
+                <w:color w:val="000000"/>
+              </w:rPr>
+            </w:pPr>
+            <w:r>
+              <w:rPr>
+                <w:rFonts w:ascii="Helvetica" w:hAnsi="Helvetica" w:eastAsia="Helvetica" w:cs="Helvetica"/>
+                <w:i w:val="false"/>
+                <w:b w:val="false"/>
+                <w:u w:val="none"/>
+                <w:sz w:val="22"/>
+                <w:szCs w:val="22"/>
+                <w:color w:val="000000"/>
+              </w:rPr>
+              <w:t xml:space="preserve">0.49, 4.00</w:t>
+            </w:r>
+          </w:p>
+        </w:tc>
+        <w:tc>
+          <w:tcPr>
+            <w:tcBorders>
+              <w:bottom w:val="none" w:sz="0" w:space="0" w:color="000000"/>
+              <w:top w:val="none" w:sz="0" w:space="0" w:color="000000"/>
+              <w:left w:val="none" w:sz="0" w:space="0" w:color="000000"/>
+              <w:right w:val="none" w:sz="0" w:space="0" w:color="000000"/>
+            </w:tcBorders>
+            <w:shd w:val="clear" w:color="auto" w:fill="FFFFFF"/>
+            <w:tcMar>
+              <w:top w:w="0" w:type="dxa"/>
+              <w:bottom w:w="0" w:type="dxa"/>
+              <w:left w:w="0" w:type="dxa"/>
+              <w:right w:w="0" w:type="dxa"/>
+            </w:tcMar>
+            <w:vAlign w:val="top"/>
+          </w:tcPr>
+          <w:p>
+            <w:pPr>
+              <w:pStyle w:val="Normal"/>
+              <w:jc w:val="center"/>
+              <w:pBdr>
+                <w:bottom w:val="none" w:sz="0" w:space="0" w:color="000000"/>
+                <w:top w:val="none" w:sz="0" w:space="0" w:color="000000"/>
+                <w:left w:val="none" w:sz="0" w:space="0" w:color="000000"/>
+                <w:right w:val="none" w:sz="0" w:space="0" w:color="000000"/>
+              </w:pBdr>
+              <w:spacing w:after="100" w:before="100" w:line="240"/>
+              <w:ind w:left="100" w:right="100" w:firstLine="0" w:firstLineChars="0"/>
+              <w:rPr>
+                <w:rFonts w:ascii="Helvetica" w:hAnsi="Helvetica" w:eastAsia="Helvetica" w:cs="Helvetica"/>
+                <w:i w:val="false"/>
+                <w:b w:val="false"/>
+                <w:u w:val="none"/>
+                <w:sz w:val="22"/>
+                <w:szCs w:val="22"/>
+                <w:color w:val="000000"/>
+              </w:rPr>
+            </w:pPr>
+            <w:r>
+              <w:rPr>
+                <w:rFonts w:ascii="Helvetica" w:hAnsi="Helvetica" w:eastAsia="Helvetica" w:cs="Helvetica"/>
+                <w:i w:val="false"/>
+                <w:b w:val="false"/>
+                <w:u w:val="none"/>
+                <w:sz w:val="22"/>
+                <w:szCs w:val="22"/>
+                <w:color w:val="000000"/>
+              </w:rPr>
+              <w:t xml:space="preserve">0.530</w:t>
+            </w:r>
+          </w:p>
+        </w:tc>
+        <w:tc>
+          <w:tcPr>
+            <w:tcBorders>
+              <w:bottom w:val="none" w:sz="0" w:space="0" w:color="000000"/>
+              <w:top w:val="none" w:sz="0" w:space="0" w:color="000000"/>
+              <w:left w:val="none" w:sz="0" w:space="0" w:color="000000"/>
+              <w:right w:val="none" w:sz="0" w:space="0" w:color="000000"/>
+            </w:tcBorders>
+            <w:shd w:val="clear" w:color="auto" w:fill="FFFFFF"/>
+            <w:tcMar>
+              <w:top w:w="0" w:type="dxa"/>
+              <w:bottom w:w="0" w:type="dxa"/>
+              <w:left w:w="0" w:type="dxa"/>
+              <w:right w:w="0" w:type="dxa"/>
+            </w:tcMar>
+            <w:vAlign w:val="top"/>
+          </w:tcPr>
+          <w:p>
+            <w:pPr>
+              <w:pStyle w:val="Normal"/>
+              <w:jc w:val="center"/>
+              <w:pBdr>
+                <w:bottom w:val="none" w:sz="0" w:space="0" w:color="000000"/>
+                <w:top w:val="none" w:sz="0" w:space="0" w:color="000000"/>
+                <w:left w:val="none" w:sz="0" w:space="0" w:color="000000"/>
+                <w:right w:val="none" w:sz="0" w:space="0" w:color="000000"/>
+              </w:pBdr>
+              <w:spacing w:after="100" w:before="100" w:line="240"/>
+              <w:ind w:left="100" w:right="100" w:firstLine="0" w:firstLineChars="0"/>
+              <w:rPr>
+                <w:rFonts w:ascii="Helvetica" w:hAnsi="Helvetica" w:eastAsia="Helvetica" w:cs="Helvetica"/>
+                <w:i w:val="false"/>
+                <w:b w:val="false"/>
+                <w:u w:val="none"/>
+                <w:sz w:val="22"/>
+                <w:szCs w:val="22"/>
+                <w:color w:val="000000"/>
+              </w:rPr>
+            </w:pPr>
+            <w:r>
+              <w:rPr>
+                <w:rFonts w:ascii="Helvetica" w:hAnsi="Helvetica" w:eastAsia="Helvetica" w:cs="Helvetica"/>
+                <w:i w:val="false"/>
+                <w:b w:val="false"/>
+                <w:u w:val="none"/>
+                <w:sz w:val="22"/>
+                <w:szCs w:val="22"/>
+                <w:color w:val="000000"/>
+              </w:rPr>
+              <w:t xml:space="preserve"/>
+            </w:r>
+          </w:p>
+        </w:tc>
+        <w:tc>
+          <w:tcPr>
+            <w:tcBorders>
+              <w:bottom w:val="none" w:sz="0" w:space="0" w:color="000000"/>
+              <w:top w:val="none" w:sz="0" w:space="0" w:color="000000"/>
+              <w:left w:val="none" w:sz="0" w:space="0" w:color="000000"/>
+              <w:right w:val="none" w:sz="0" w:space="0" w:color="000000"/>
+            </w:tcBorders>
+            <w:shd w:val="clear" w:color="auto" w:fill="FFFFFF"/>
+            <w:tcMar>
+              <w:top w:w="0" w:type="dxa"/>
+              <w:bottom w:w="0" w:type="dxa"/>
+              <w:left w:w="0" w:type="dxa"/>
+              <w:right w:w="0" w:type="dxa"/>
+            </w:tcMar>
+            <w:vAlign w:val="top"/>
+          </w:tcPr>
+          <w:p>
+            <w:pPr>
+              <w:pStyle w:val="Normal"/>
+              <w:jc w:val="center"/>
+              <w:pBdr>
+                <w:bottom w:val="none" w:sz="0" w:space="0" w:color="000000"/>
+                <w:top w:val="none" w:sz="0" w:space="0" w:color="000000"/>
+                <w:left w:val="none" w:sz="0" w:space="0" w:color="000000"/>
+                <w:right w:val="none" w:sz="0" w:space="0" w:color="000000"/>
+              </w:pBdr>
+              <w:spacing w:after="100" w:before="100" w:line="240"/>
+              <w:ind w:left="100" w:right="100" w:firstLine="0" w:firstLineChars="0"/>
+              <w:rPr>
+                <w:rFonts w:ascii="Helvetica" w:hAnsi="Helvetica" w:eastAsia="Helvetica" w:cs="Helvetica"/>
+                <w:i w:val="false"/>
+                <w:b w:val="false"/>
+                <w:u w:val="none"/>
+                <w:sz w:val="22"/>
+                <w:szCs w:val="22"/>
+                <w:color w:val="000000"/>
+              </w:rPr>
+            </w:pPr>
+            <w:r>
+              <w:rPr>
+                <w:rFonts w:ascii="Helvetica" w:hAnsi="Helvetica" w:eastAsia="Helvetica" w:cs="Helvetica"/>
+                <w:i w:val="false"/>
+                <w:b w:val="false"/>
+                <w:u w:val="none"/>
+                <w:sz w:val="22"/>
+                <w:szCs w:val="22"/>
+                <w:color w:val="000000"/>
+              </w:rPr>
+              <w:t xml:space="preserve">0.52</w:t>
+            </w:r>
+          </w:p>
+        </w:tc>
+        <w:tc>
+          <w:tcPr>
+            <w:tcBorders>
+              <w:bottom w:val="none" w:sz="0" w:space="0" w:color="000000"/>
+              <w:top w:val="none" w:sz="0" w:space="0" w:color="000000"/>
+              <w:left w:val="none" w:sz="0" w:space="0" w:color="000000"/>
+              <w:right w:val="none" w:sz="0" w:space="0" w:color="000000"/>
+            </w:tcBorders>
+            <w:shd w:val="clear" w:color="auto" w:fill="FFFFFF"/>
+            <w:tcMar>
+              <w:top w:w="0" w:type="dxa"/>
+              <w:bottom w:w="0" w:type="dxa"/>
+              <w:left w:w="0" w:type="dxa"/>
+              <w:right w:w="0" w:type="dxa"/>
+            </w:tcMar>
+            <w:vAlign w:val="top"/>
+          </w:tcPr>
+          <w:p>
+            <w:pPr>
+              <w:pStyle w:val="Normal"/>
+              <w:jc w:val="center"/>
+              <w:pBdr>
+                <w:bottom w:val="none" w:sz="0" w:space="0" w:color="000000"/>
+                <w:top w:val="none" w:sz="0" w:space="0" w:color="000000"/>
+                <w:left w:val="none" w:sz="0" w:space="0" w:color="000000"/>
+                <w:right w:val="none" w:sz="0" w:space="0" w:color="000000"/>
+              </w:pBdr>
+              <w:spacing w:after="100" w:before="100" w:line="240"/>
+              <w:ind w:left="100" w:right="100" w:firstLine="0" w:firstLineChars="0"/>
+              <w:rPr>
+                <w:rFonts w:ascii="Helvetica" w:hAnsi="Helvetica" w:eastAsia="Helvetica" w:cs="Helvetica"/>
+                <w:i w:val="false"/>
+                <w:b w:val="false"/>
+                <w:u w:val="none"/>
+                <w:sz w:val="22"/>
+                <w:szCs w:val="22"/>
+                <w:color w:val="000000"/>
+              </w:rPr>
+            </w:pPr>
+            <w:r>
+              <w:rPr>
+                <w:rFonts w:ascii="Helvetica" w:hAnsi="Helvetica" w:eastAsia="Helvetica" w:cs="Helvetica"/>
+                <w:i w:val="false"/>
+                <w:b w:val="false"/>
+                <w:u w:val="none"/>
+                <w:sz w:val="22"/>
+                <w:szCs w:val="22"/>
+                <w:color w:val="000000"/>
+              </w:rPr>
+              <w:t xml:space="preserve">0.08, 3.38</w:t>
             </w:r>
           </w:p>
         </w:tc>
@@ -8726,218 +8938,6 @@
                 <w:color w:val="000000"/>
               </w:rPr>
               <w:t xml:space="preserve">0.500</w:t>
-            </w:r>
-          </w:p>
-        </w:tc>
-        <w:tc>
-          <w:tcPr>
-            <w:tcBorders>
-              <w:bottom w:val="none" w:sz="0" w:space="0" w:color="000000"/>
-              <w:top w:val="none" w:sz="0" w:space="0" w:color="000000"/>
-              <w:left w:val="none" w:sz="0" w:space="0" w:color="000000"/>
-              <w:right w:val="none" w:sz="0" w:space="0" w:color="000000"/>
-            </w:tcBorders>
-            <w:shd w:val="clear" w:color="auto" w:fill="FFFFFF"/>
-            <w:tcMar>
-              <w:top w:w="0" w:type="dxa"/>
-              <w:bottom w:w="0" w:type="dxa"/>
-              <w:left w:w="0" w:type="dxa"/>
-              <w:right w:w="0" w:type="dxa"/>
-            </w:tcMar>
-            <w:vAlign w:val="top"/>
-          </w:tcPr>
-          <w:p>
-            <w:pPr>
-              <w:pStyle w:val="Normal"/>
-              <w:jc w:val="center"/>
-              <w:pBdr>
-                <w:bottom w:val="none" w:sz="0" w:space="0" w:color="000000"/>
-                <w:top w:val="none" w:sz="0" w:space="0" w:color="000000"/>
-                <w:left w:val="none" w:sz="0" w:space="0" w:color="000000"/>
-                <w:right w:val="none" w:sz="0" w:space="0" w:color="000000"/>
-              </w:pBdr>
-              <w:spacing w:after="100" w:before="100" w:line="240"/>
-              <w:ind w:left="100" w:right="100" w:firstLine="0" w:firstLineChars="0"/>
-              <w:rPr>
-                <w:rFonts w:ascii="Helvetica" w:hAnsi="Helvetica" w:eastAsia="Helvetica" w:cs="Helvetica"/>
-                <w:i w:val="false"/>
-                <w:b w:val="false"/>
-                <w:u w:val="none"/>
-                <w:sz w:val="22"/>
-                <w:szCs w:val="22"/>
-                <w:color w:val="000000"/>
-              </w:rPr>
-            </w:pPr>
-            <w:r>
-              <w:rPr>
-                <w:rFonts w:ascii="Helvetica" w:hAnsi="Helvetica" w:eastAsia="Helvetica" w:cs="Helvetica"/>
-                <w:i w:val="false"/>
-                <w:b w:val="false"/>
-                <w:u w:val="none"/>
-                <w:sz w:val="22"/>
-                <w:szCs w:val="22"/>
-                <w:color w:val="000000"/>
-              </w:rPr>
-              <w:t xml:space="preserve"/>
-            </w:r>
-          </w:p>
-        </w:tc>
-        <w:tc>
-          <w:tcPr>
-            <w:tcBorders>
-              <w:bottom w:val="none" w:sz="0" w:space="0" w:color="000000"/>
-              <w:top w:val="none" w:sz="0" w:space="0" w:color="000000"/>
-              <w:left w:val="none" w:sz="0" w:space="0" w:color="000000"/>
-              <w:right w:val="none" w:sz="0" w:space="0" w:color="000000"/>
-            </w:tcBorders>
-            <w:shd w:val="clear" w:color="auto" w:fill="FFFFFF"/>
-            <w:tcMar>
-              <w:top w:w="0" w:type="dxa"/>
-              <w:bottom w:w="0" w:type="dxa"/>
-              <w:left w:w="0" w:type="dxa"/>
-              <w:right w:w="0" w:type="dxa"/>
-            </w:tcMar>
-            <w:vAlign w:val="top"/>
-          </w:tcPr>
-          <w:p>
-            <w:pPr>
-              <w:pStyle w:val="Normal"/>
-              <w:jc w:val="center"/>
-              <w:pBdr>
-                <w:bottom w:val="none" w:sz="0" w:space="0" w:color="000000"/>
-                <w:top w:val="none" w:sz="0" w:space="0" w:color="000000"/>
-                <w:left w:val="none" w:sz="0" w:space="0" w:color="000000"/>
-                <w:right w:val="none" w:sz="0" w:space="0" w:color="000000"/>
-              </w:pBdr>
-              <w:spacing w:after="100" w:before="100" w:line="240"/>
-              <w:ind w:left="100" w:right="100" w:firstLine="0" w:firstLineChars="0"/>
-              <w:rPr>
-                <w:rFonts w:ascii="Helvetica" w:hAnsi="Helvetica" w:eastAsia="Helvetica" w:cs="Helvetica"/>
-                <w:i w:val="false"/>
-                <w:b w:val="false"/>
-                <w:u w:val="none"/>
-                <w:sz w:val="22"/>
-                <w:szCs w:val="22"/>
-                <w:color w:val="000000"/>
-              </w:rPr>
-            </w:pPr>
-            <w:r>
-              <w:rPr>
-                <w:rFonts w:ascii="Helvetica" w:hAnsi="Helvetica" w:eastAsia="Helvetica" w:cs="Helvetica"/>
-                <w:i w:val="false"/>
-                <w:b w:val="false"/>
-                <w:u w:val="none"/>
-                <w:sz w:val="22"/>
-                <w:szCs w:val="22"/>
-                <w:color w:val="000000"/>
-              </w:rPr>
-              <w:t xml:space="preserve">0.55</w:t>
-            </w:r>
-          </w:p>
-        </w:tc>
-        <w:tc>
-          <w:tcPr>
-            <w:tcBorders>
-              <w:bottom w:val="none" w:sz="0" w:space="0" w:color="000000"/>
-              <w:top w:val="none" w:sz="0" w:space="0" w:color="000000"/>
-              <w:left w:val="none" w:sz="0" w:space="0" w:color="000000"/>
-              <w:right w:val="none" w:sz="0" w:space="0" w:color="000000"/>
-            </w:tcBorders>
-            <w:shd w:val="clear" w:color="auto" w:fill="FFFFFF"/>
-            <w:tcMar>
-              <w:top w:w="0" w:type="dxa"/>
-              <w:bottom w:w="0" w:type="dxa"/>
-              <w:left w:w="0" w:type="dxa"/>
-              <w:right w:w="0" w:type="dxa"/>
-            </w:tcMar>
-            <w:vAlign w:val="top"/>
-          </w:tcPr>
-          <w:p>
-            <w:pPr>
-              <w:pStyle w:val="Normal"/>
-              <w:jc w:val="center"/>
-              <w:pBdr>
-                <w:bottom w:val="none" w:sz="0" w:space="0" w:color="000000"/>
-                <w:top w:val="none" w:sz="0" w:space="0" w:color="000000"/>
-                <w:left w:val="none" w:sz="0" w:space="0" w:color="000000"/>
-                <w:right w:val="none" w:sz="0" w:space="0" w:color="000000"/>
-              </w:pBdr>
-              <w:spacing w:after="100" w:before="100" w:line="240"/>
-              <w:ind w:left="100" w:right="100" w:firstLine="0" w:firstLineChars="0"/>
-              <w:rPr>
-                <w:rFonts w:ascii="Helvetica" w:hAnsi="Helvetica" w:eastAsia="Helvetica" w:cs="Helvetica"/>
-                <w:i w:val="false"/>
-                <w:b w:val="false"/>
-                <w:u w:val="none"/>
-                <w:sz w:val="22"/>
-                <w:szCs w:val="22"/>
-                <w:color w:val="000000"/>
-              </w:rPr>
-            </w:pPr>
-            <w:r>
-              <w:rPr>
-                <w:rFonts w:ascii="Helvetica" w:hAnsi="Helvetica" w:eastAsia="Helvetica" w:cs="Helvetica"/>
-                <w:i w:val="false"/>
-                <w:b w:val="false"/>
-                <w:u w:val="none"/>
-                <w:sz w:val="22"/>
-                <w:szCs w:val="22"/>
-                <w:color w:val="000000"/>
-              </w:rPr>
-              <w:t xml:space="preserve">0.09, 3.45</w:t>
-            </w:r>
-          </w:p>
-        </w:tc>
-        <w:tc>
-          <w:tcPr>
-            <w:tcBorders>
-              <w:bottom w:val="none" w:sz="0" w:space="0" w:color="000000"/>
-              <w:top w:val="none" w:sz="0" w:space="0" w:color="000000"/>
-              <w:left w:val="none" w:sz="0" w:space="0" w:color="000000"/>
-              <w:right w:val="none" w:sz="0" w:space="0" w:color="000000"/>
-            </w:tcBorders>
-            <w:shd w:val="clear" w:color="auto" w:fill="FFFFFF"/>
-            <w:tcMar>
-              <w:top w:w="0" w:type="dxa"/>
-              <w:bottom w:w="0" w:type="dxa"/>
-              <w:left w:w="0" w:type="dxa"/>
-              <w:right w:w="0" w:type="dxa"/>
-            </w:tcMar>
-            <w:vAlign w:val="top"/>
-          </w:tcPr>
-          <w:p>
-            <w:pPr>
-              <w:pStyle w:val="Normal"/>
-              <w:jc w:val="center"/>
-              <w:pBdr>
-                <w:bottom w:val="none" w:sz="0" w:space="0" w:color="000000"/>
-                <w:top w:val="none" w:sz="0" w:space="0" w:color="000000"/>
-                <w:left w:val="none" w:sz="0" w:space="0" w:color="000000"/>
-                <w:right w:val="none" w:sz="0" w:space="0" w:color="000000"/>
-              </w:pBdr>
-              <w:spacing w:after="100" w:before="100" w:line="240"/>
-              <w:ind w:left="100" w:right="100" w:firstLine="0" w:firstLineChars="0"/>
-              <w:rPr>
-                <w:rFonts w:ascii="Helvetica" w:hAnsi="Helvetica" w:eastAsia="Helvetica" w:cs="Helvetica"/>
-                <w:i w:val="false"/>
-                <w:b w:val="false"/>
-                <w:u w:val="none"/>
-                <w:sz w:val="22"/>
-                <w:szCs w:val="22"/>
-                <w:color w:val="000000"/>
-              </w:rPr>
-            </w:pPr>
-            <w:r>
-              <w:rPr>
-                <w:rFonts w:ascii="Helvetica" w:hAnsi="Helvetica" w:eastAsia="Helvetica" w:cs="Helvetica"/>
-                <w:i w:val="false"/>
-                <w:b w:val="false"/>
-                <w:u w:val="none"/>
-                <w:sz w:val="22"/>
-                <w:szCs w:val="22"/>
-                <w:color w:val="000000"/>
-              </w:rPr>
-              <w:t xml:space="preserve">0.520</w:t>
             </w:r>
           </w:p>
         </w:tc>
@@ -9049,7 +9049,7 @@
                 <w:szCs w:val="22"/>
                 <w:color w:val="000000"/>
               </w:rPr>
-              <w:t xml:space="preserve">323</w:t>
+              <w:t xml:space="preserve">322</w:t>
             </w:r>
           </w:p>
         </w:tc>
@@ -9261,7 +9261,7 @@
                 <w:szCs w:val="22"/>
                 <w:color w:val="000000"/>
               </w:rPr>
-              <w:t xml:space="preserve">323</w:t>
+              <w:t xml:space="preserve">322</w:t>
             </w:r>
           </w:p>
         </w:tc>
@@ -10068,113 +10068,113 @@
                 <w:szCs w:val="22"/>
                 <w:color w:val="000000"/>
               </w:rPr>
-              <w:t xml:space="preserve">1.84</w:t>
-            </w:r>
-          </w:p>
-        </w:tc>
-        <w:tc>
-          <w:tcPr>
-            <w:tcBorders>
-              <w:bottom w:val="none" w:sz="0" w:space="0" w:color="000000"/>
-              <w:top w:val="none" w:sz="0" w:space="0" w:color="000000"/>
-              <w:left w:val="none" w:sz="0" w:space="0" w:color="000000"/>
-              <w:right w:val="none" w:sz="0" w:space="0" w:color="000000"/>
-            </w:tcBorders>
-            <w:shd w:val="clear" w:color="auto" w:fill="FFFFFF"/>
-            <w:tcMar>
-              <w:top w:w="0" w:type="dxa"/>
-              <w:bottom w:w="0" w:type="dxa"/>
-              <w:left w:w="0" w:type="dxa"/>
-              <w:right w:w="0" w:type="dxa"/>
-            </w:tcMar>
-            <w:vAlign w:val="top"/>
-          </w:tcPr>
-          <w:p>
-            <w:pPr>
-              <w:pStyle w:val="Normal"/>
-              <w:jc w:val="center"/>
-              <w:pBdr>
-                <w:bottom w:val="none" w:sz="0" w:space="0" w:color="000000"/>
-                <w:top w:val="none" w:sz="0" w:space="0" w:color="000000"/>
-                <w:left w:val="none" w:sz="0" w:space="0" w:color="000000"/>
-                <w:right w:val="none" w:sz="0" w:space="0" w:color="000000"/>
-              </w:pBdr>
-              <w:spacing w:after="100" w:before="100" w:line="240"/>
-              <w:ind w:left="100" w:right="100" w:firstLine="0" w:firstLineChars="0"/>
-              <w:rPr>
-                <w:rFonts w:ascii="Helvetica" w:hAnsi="Helvetica" w:eastAsia="Helvetica" w:cs="Helvetica"/>
-                <w:i w:val="false"/>
-                <w:b w:val="false"/>
-                <w:u w:val="none"/>
-                <w:sz w:val="22"/>
-                <w:szCs w:val="22"/>
-                <w:color w:val="000000"/>
-              </w:rPr>
-            </w:pPr>
-            <w:r>
-              <w:rPr>
-                <w:rFonts w:ascii="Helvetica" w:hAnsi="Helvetica" w:eastAsia="Helvetica" w:cs="Helvetica"/>
-                <w:i w:val="false"/>
-                <w:b w:val="false"/>
-                <w:u w:val="none"/>
-                <w:sz w:val="22"/>
-                <w:szCs w:val="22"/>
-                <w:color w:val="000000"/>
-              </w:rPr>
-              <w:t xml:space="preserve">1.06, 3.20</w:t>
-            </w:r>
-          </w:p>
-        </w:tc>
-        <w:tc>
-          <w:tcPr>
-            <w:tcBorders>
-              <w:bottom w:val="none" w:sz="0" w:space="0" w:color="000000"/>
-              <w:top w:val="none" w:sz="0" w:space="0" w:color="000000"/>
-              <w:left w:val="none" w:sz="0" w:space="0" w:color="000000"/>
-              <w:right w:val="none" w:sz="0" w:space="0" w:color="000000"/>
-            </w:tcBorders>
-            <w:shd w:val="clear" w:color="auto" w:fill="FFFFFF"/>
-            <w:tcMar>
-              <w:top w:w="0" w:type="dxa"/>
-              <w:bottom w:w="0" w:type="dxa"/>
-              <w:left w:w="0" w:type="dxa"/>
-              <w:right w:w="0" w:type="dxa"/>
-            </w:tcMar>
-            <w:vAlign w:val="top"/>
-          </w:tcPr>
-          <w:p>
-            <w:pPr>
-              <w:pStyle w:val="Normal"/>
-              <w:jc w:val="center"/>
-              <w:pBdr>
-                <w:bottom w:val="none" w:sz="0" w:space="0" w:color="000000"/>
-                <w:top w:val="none" w:sz="0" w:space="0" w:color="000000"/>
-                <w:left w:val="none" w:sz="0" w:space="0" w:color="000000"/>
-                <w:right w:val="none" w:sz="0" w:space="0" w:color="000000"/>
-              </w:pBdr>
-              <w:spacing w:after="100" w:before="100" w:line="240"/>
-              <w:ind w:left="100" w:right="100" w:firstLine="0" w:firstLineChars="0"/>
-              <w:rPr>
-                <w:rFonts w:ascii="Helvetica" w:hAnsi="Helvetica" w:eastAsia="Helvetica" w:cs="Helvetica"/>
-                <w:i w:val="false"/>
-                <w:b w:val="false"/>
-                <w:u w:val="none"/>
-                <w:sz w:val="22"/>
-                <w:szCs w:val="22"/>
-                <w:color w:val="000000"/>
-              </w:rPr>
-            </w:pPr>
-            <w:r>
-              <w:rPr>
-                <w:rFonts w:ascii="Helvetica" w:hAnsi="Helvetica" w:eastAsia="Helvetica" w:cs="Helvetica"/>
-                <w:i w:val="false"/>
-                <w:b w:val="false"/>
-                <w:u w:val="none"/>
-                <w:sz w:val="22"/>
-                <w:szCs w:val="22"/>
-                <w:color w:val="000000"/>
-              </w:rPr>
-              <w:t xml:space="preserve">0.030</w:t>
+              <w:t xml:space="preserve">1.83</w:t>
+            </w:r>
+          </w:p>
+        </w:tc>
+        <w:tc>
+          <w:tcPr>
+            <w:tcBorders>
+              <w:bottom w:val="none" w:sz="0" w:space="0" w:color="000000"/>
+              <w:top w:val="none" w:sz="0" w:space="0" w:color="000000"/>
+              <w:left w:val="none" w:sz="0" w:space="0" w:color="000000"/>
+              <w:right w:val="none" w:sz="0" w:space="0" w:color="000000"/>
+            </w:tcBorders>
+            <w:shd w:val="clear" w:color="auto" w:fill="FFFFFF"/>
+            <w:tcMar>
+              <w:top w:w="0" w:type="dxa"/>
+              <w:bottom w:w="0" w:type="dxa"/>
+              <w:left w:w="0" w:type="dxa"/>
+              <w:right w:w="0" w:type="dxa"/>
+            </w:tcMar>
+            <w:vAlign w:val="top"/>
+          </w:tcPr>
+          <w:p>
+            <w:pPr>
+              <w:pStyle w:val="Normal"/>
+              <w:jc w:val="center"/>
+              <w:pBdr>
+                <w:bottom w:val="none" w:sz="0" w:space="0" w:color="000000"/>
+                <w:top w:val="none" w:sz="0" w:space="0" w:color="000000"/>
+                <w:left w:val="none" w:sz="0" w:space="0" w:color="000000"/>
+                <w:right w:val="none" w:sz="0" w:space="0" w:color="000000"/>
+              </w:pBdr>
+              <w:spacing w:after="100" w:before="100" w:line="240"/>
+              <w:ind w:left="100" w:right="100" w:firstLine="0" w:firstLineChars="0"/>
+              <w:rPr>
+                <w:rFonts w:ascii="Helvetica" w:hAnsi="Helvetica" w:eastAsia="Helvetica" w:cs="Helvetica"/>
+                <w:i w:val="false"/>
+                <w:b w:val="false"/>
+                <w:u w:val="none"/>
+                <w:sz w:val="22"/>
+                <w:szCs w:val="22"/>
+                <w:color w:val="000000"/>
+              </w:rPr>
+            </w:pPr>
+            <w:r>
+              <w:rPr>
+                <w:rFonts w:ascii="Helvetica" w:hAnsi="Helvetica" w:eastAsia="Helvetica" w:cs="Helvetica"/>
+                <w:i w:val="false"/>
+                <w:b w:val="false"/>
+                <w:u w:val="none"/>
+                <w:sz w:val="22"/>
+                <w:szCs w:val="22"/>
+                <w:color w:val="000000"/>
+              </w:rPr>
+              <w:t xml:space="preserve">1.06, 3.18</w:t>
+            </w:r>
+          </w:p>
+        </w:tc>
+        <w:tc>
+          <w:tcPr>
+            <w:tcBorders>
+              <w:bottom w:val="none" w:sz="0" w:space="0" w:color="000000"/>
+              <w:top w:val="none" w:sz="0" w:space="0" w:color="000000"/>
+              <w:left w:val="none" w:sz="0" w:space="0" w:color="000000"/>
+              <w:right w:val="none" w:sz="0" w:space="0" w:color="000000"/>
+            </w:tcBorders>
+            <w:shd w:val="clear" w:color="auto" w:fill="FFFFFF"/>
+            <w:tcMar>
+              <w:top w:w="0" w:type="dxa"/>
+              <w:bottom w:w="0" w:type="dxa"/>
+              <w:left w:w="0" w:type="dxa"/>
+              <w:right w:w="0" w:type="dxa"/>
+            </w:tcMar>
+            <w:vAlign w:val="top"/>
+          </w:tcPr>
+          <w:p>
+            <w:pPr>
+              <w:pStyle w:val="Normal"/>
+              <w:jc w:val="center"/>
+              <w:pBdr>
+                <w:bottom w:val="none" w:sz="0" w:space="0" w:color="000000"/>
+                <w:top w:val="none" w:sz="0" w:space="0" w:color="000000"/>
+                <w:left w:val="none" w:sz="0" w:space="0" w:color="000000"/>
+                <w:right w:val="none" w:sz="0" w:space="0" w:color="000000"/>
+              </w:pBdr>
+              <w:spacing w:after="100" w:before="100" w:line="240"/>
+              <w:ind w:left="100" w:right="100" w:firstLine="0" w:firstLineChars="0"/>
+              <w:rPr>
+                <w:rFonts w:ascii="Helvetica" w:hAnsi="Helvetica" w:eastAsia="Helvetica" w:cs="Helvetica"/>
+                <w:i w:val="false"/>
+                <w:b w:val="false"/>
+                <w:u w:val="none"/>
+                <w:sz w:val="22"/>
+                <w:szCs w:val="22"/>
+                <w:color w:val="000000"/>
+              </w:rPr>
+            </w:pPr>
+            <w:r>
+              <w:rPr>
+                <w:rFonts w:ascii="Helvetica" w:hAnsi="Helvetica" w:eastAsia="Helvetica" w:cs="Helvetica"/>
+                <w:i w:val="false"/>
+                <w:b w:val="false"/>
+                <w:u w:val="none"/>
+                <w:sz w:val="22"/>
+                <w:szCs w:val="22"/>
+                <w:color w:val="000000"/>
+              </w:rPr>
+              <w:t xml:space="preserve">0.031</w:t>
             </w:r>
           </w:p>
         </w:tc>
@@ -10280,113 +10280,113 @@
                 <w:szCs w:val="22"/>
                 <w:color w:val="000000"/>
               </w:rPr>
-              <w:t xml:space="preserve">1.12</w:t>
-            </w:r>
-          </w:p>
-        </w:tc>
-        <w:tc>
-          <w:tcPr>
-            <w:tcBorders>
-              <w:bottom w:val="none" w:sz="0" w:space="0" w:color="000000"/>
-              <w:top w:val="none" w:sz="0" w:space="0" w:color="000000"/>
-              <w:left w:val="none" w:sz="0" w:space="0" w:color="000000"/>
-              <w:right w:val="none" w:sz="0" w:space="0" w:color="000000"/>
-            </w:tcBorders>
-            <w:shd w:val="clear" w:color="auto" w:fill="FFFFFF"/>
-            <w:tcMar>
-              <w:top w:w="0" w:type="dxa"/>
-              <w:bottom w:w="0" w:type="dxa"/>
-              <w:left w:w="0" w:type="dxa"/>
-              <w:right w:w="0" w:type="dxa"/>
-            </w:tcMar>
-            <w:vAlign w:val="top"/>
-          </w:tcPr>
-          <w:p>
-            <w:pPr>
-              <w:pStyle w:val="Normal"/>
-              <w:jc w:val="center"/>
-              <w:pBdr>
-                <w:bottom w:val="none" w:sz="0" w:space="0" w:color="000000"/>
-                <w:top w:val="none" w:sz="0" w:space="0" w:color="000000"/>
-                <w:left w:val="none" w:sz="0" w:space="0" w:color="000000"/>
-                <w:right w:val="none" w:sz="0" w:space="0" w:color="000000"/>
-              </w:pBdr>
-              <w:spacing w:after="100" w:before="100" w:line="240"/>
-              <w:ind w:left="100" w:right="100" w:firstLine="0" w:firstLineChars="0"/>
-              <w:rPr>
-                <w:rFonts w:ascii="Helvetica" w:hAnsi="Helvetica" w:eastAsia="Helvetica" w:cs="Helvetica"/>
-                <w:i w:val="false"/>
-                <w:b w:val="false"/>
-                <w:u w:val="none"/>
-                <w:sz w:val="22"/>
-                <w:szCs w:val="22"/>
-                <w:color w:val="000000"/>
-              </w:rPr>
-            </w:pPr>
-            <w:r>
-              <w:rPr>
-                <w:rFonts w:ascii="Helvetica" w:hAnsi="Helvetica" w:eastAsia="Helvetica" w:cs="Helvetica"/>
-                <w:i w:val="false"/>
-                <w:b w:val="false"/>
-                <w:u w:val="none"/>
-                <w:sz w:val="22"/>
-                <w:szCs w:val="22"/>
-                <w:color w:val="000000"/>
-              </w:rPr>
-              <w:t xml:space="preserve">0.38, 3.27</w:t>
-            </w:r>
-          </w:p>
-        </w:tc>
-        <w:tc>
-          <w:tcPr>
-            <w:tcBorders>
-              <w:bottom w:val="none" w:sz="0" w:space="0" w:color="000000"/>
-              <w:top w:val="none" w:sz="0" w:space="0" w:color="000000"/>
-              <w:left w:val="none" w:sz="0" w:space="0" w:color="000000"/>
-              <w:right w:val="none" w:sz="0" w:space="0" w:color="000000"/>
-            </w:tcBorders>
-            <w:shd w:val="clear" w:color="auto" w:fill="FFFFFF"/>
-            <w:tcMar>
-              <w:top w:w="0" w:type="dxa"/>
-              <w:bottom w:w="0" w:type="dxa"/>
-              <w:left w:w="0" w:type="dxa"/>
-              <w:right w:w="0" w:type="dxa"/>
-            </w:tcMar>
-            <w:vAlign w:val="top"/>
-          </w:tcPr>
-          <w:p>
-            <w:pPr>
-              <w:pStyle w:val="Normal"/>
-              <w:jc w:val="center"/>
-              <w:pBdr>
-                <w:bottom w:val="none" w:sz="0" w:space="0" w:color="000000"/>
-                <w:top w:val="none" w:sz="0" w:space="0" w:color="000000"/>
-                <w:left w:val="none" w:sz="0" w:space="0" w:color="000000"/>
-                <w:right w:val="none" w:sz="0" w:space="0" w:color="000000"/>
-              </w:pBdr>
-              <w:spacing w:after="100" w:before="100" w:line="240"/>
-              <w:ind w:left="100" w:right="100" w:firstLine="0" w:firstLineChars="0"/>
-              <w:rPr>
-                <w:rFonts w:ascii="Helvetica" w:hAnsi="Helvetica" w:eastAsia="Helvetica" w:cs="Helvetica"/>
-                <w:i w:val="false"/>
-                <w:b w:val="false"/>
-                <w:u w:val="none"/>
-                <w:sz w:val="22"/>
-                <w:szCs w:val="22"/>
-                <w:color w:val="000000"/>
-              </w:rPr>
-            </w:pPr>
-            <w:r>
-              <w:rPr>
-                <w:rFonts w:ascii="Helvetica" w:hAnsi="Helvetica" w:eastAsia="Helvetica" w:cs="Helvetica"/>
-                <w:i w:val="false"/>
-                <w:b w:val="false"/>
-                <w:u w:val="none"/>
-                <w:sz w:val="22"/>
-                <w:szCs w:val="22"/>
-                <w:color w:val="000000"/>
-              </w:rPr>
-              <w:t xml:space="preserve">0.830</w:t>
+              <w:t xml:space="preserve">1.04</w:t>
+            </w:r>
+          </w:p>
+        </w:tc>
+        <w:tc>
+          <w:tcPr>
+            <w:tcBorders>
+              <w:bottom w:val="none" w:sz="0" w:space="0" w:color="000000"/>
+              <w:top w:val="none" w:sz="0" w:space="0" w:color="000000"/>
+              <w:left w:val="none" w:sz="0" w:space="0" w:color="000000"/>
+              <w:right w:val="none" w:sz="0" w:space="0" w:color="000000"/>
+            </w:tcBorders>
+            <w:shd w:val="clear" w:color="auto" w:fill="FFFFFF"/>
+            <w:tcMar>
+              <w:top w:w="0" w:type="dxa"/>
+              <w:bottom w:w="0" w:type="dxa"/>
+              <w:left w:w="0" w:type="dxa"/>
+              <w:right w:w="0" w:type="dxa"/>
+            </w:tcMar>
+            <w:vAlign w:val="top"/>
+          </w:tcPr>
+          <w:p>
+            <w:pPr>
+              <w:pStyle w:val="Normal"/>
+              <w:jc w:val="center"/>
+              <w:pBdr>
+                <w:bottom w:val="none" w:sz="0" w:space="0" w:color="000000"/>
+                <w:top w:val="none" w:sz="0" w:space="0" w:color="000000"/>
+                <w:left w:val="none" w:sz="0" w:space="0" w:color="000000"/>
+                <w:right w:val="none" w:sz="0" w:space="0" w:color="000000"/>
+              </w:pBdr>
+              <w:spacing w:after="100" w:before="100" w:line="240"/>
+              <w:ind w:left="100" w:right="100" w:firstLine="0" w:firstLineChars="0"/>
+              <w:rPr>
+                <w:rFonts w:ascii="Helvetica" w:hAnsi="Helvetica" w:eastAsia="Helvetica" w:cs="Helvetica"/>
+                <w:i w:val="false"/>
+                <w:b w:val="false"/>
+                <w:u w:val="none"/>
+                <w:sz w:val="22"/>
+                <w:szCs w:val="22"/>
+                <w:color w:val="000000"/>
+              </w:rPr>
+            </w:pPr>
+            <w:r>
+              <w:rPr>
+                <w:rFonts w:ascii="Helvetica" w:hAnsi="Helvetica" w:eastAsia="Helvetica" w:cs="Helvetica"/>
+                <w:i w:val="false"/>
+                <w:b w:val="false"/>
+                <w:u w:val="none"/>
+                <w:sz w:val="22"/>
+                <w:szCs w:val="22"/>
+                <w:color w:val="000000"/>
+              </w:rPr>
+              <w:t xml:space="preserve">0.35, 3.06</w:t>
+            </w:r>
+          </w:p>
+        </w:tc>
+        <w:tc>
+          <w:tcPr>
+            <w:tcBorders>
+              <w:bottom w:val="none" w:sz="0" w:space="0" w:color="000000"/>
+              <w:top w:val="none" w:sz="0" w:space="0" w:color="000000"/>
+              <w:left w:val="none" w:sz="0" w:space="0" w:color="000000"/>
+              <w:right w:val="none" w:sz="0" w:space="0" w:color="000000"/>
+            </w:tcBorders>
+            <w:shd w:val="clear" w:color="auto" w:fill="FFFFFF"/>
+            <w:tcMar>
+              <w:top w:w="0" w:type="dxa"/>
+              <w:bottom w:w="0" w:type="dxa"/>
+              <w:left w:w="0" w:type="dxa"/>
+              <w:right w:w="0" w:type="dxa"/>
+            </w:tcMar>
+            <w:vAlign w:val="top"/>
+          </w:tcPr>
+          <w:p>
+            <w:pPr>
+              <w:pStyle w:val="Normal"/>
+              <w:jc w:val="center"/>
+              <w:pBdr>
+                <w:bottom w:val="none" w:sz="0" w:space="0" w:color="000000"/>
+                <w:top w:val="none" w:sz="0" w:space="0" w:color="000000"/>
+                <w:left w:val="none" w:sz="0" w:space="0" w:color="000000"/>
+                <w:right w:val="none" w:sz="0" w:space="0" w:color="000000"/>
+              </w:pBdr>
+              <w:spacing w:after="100" w:before="100" w:line="240"/>
+              <w:ind w:left="100" w:right="100" w:firstLine="0" w:firstLineChars="0"/>
+              <w:rPr>
+                <w:rFonts w:ascii="Helvetica" w:hAnsi="Helvetica" w:eastAsia="Helvetica" w:cs="Helvetica"/>
+                <w:i w:val="false"/>
+                <w:b w:val="false"/>
+                <w:u w:val="none"/>
+                <w:sz w:val="22"/>
+                <w:szCs w:val="22"/>
+                <w:color w:val="000000"/>
+              </w:rPr>
+            </w:pPr>
+            <w:r>
+              <w:rPr>
+                <w:rFonts w:ascii="Helvetica" w:hAnsi="Helvetica" w:eastAsia="Helvetica" w:cs="Helvetica"/>
+                <w:i w:val="false"/>
+                <w:b w:val="false"/>
+                <w:u w:val="none"/>
+                <w:sz w:val="22"/>
+                <w:szCs w:val="22"/>
+                <w:color w:val="000000"/>
+              </w:rPr>
+              <w:t xml:space="preserve">0.940</w:t>
             </w:r>
           </w:p>
         </w:tc>
@@ -10498,7 +10498,7 @@
                 <w:szCs w:val="22"/>
                 <w:color w:val="000000"/>
               </w:rPr>
-              <w:t xml:space="preserve">323</w:t>
+              <w:t xml:space="preserve">322</w:t>
             </w:r>
           </w:p>
         </w:tc>
@@ -10710,7 +10710,7 @@
                 <w:szCs w:val="22"/>
                 <w:color w:val="000000"/>
               </w:rPr>
-              <w:t xml:space="preserve">323</w:t>
+              <w:t xml:space="preserve">322</w:t>
             </w:r>
           </w:p>
         </w:tc>
@@ -11570,7 +11570,7 @@
                 <w:szCs w:val="22"/>
                 <w:color w:val="000000"/>
               </w:rPr>
-              <w:t xml:space="preserve">0.20, 0.64</w:t>
+              <w:t xml:space="preserve">0.20, 0.63</w:t>
             </w:r>
           </w:p>
         </w:tc>
@@ -11729,113 +11729,113 @@
                 <w:szCs w:val="22"/>
                 <w:color w:val="000000"/>
               </w:rPr>
-              <w:t xml:space="preserve">0.41</w:t>
-            </w:r>
-          </w:p>
-        </w:tc>
-        <w:tc>
-          <w:tcPr>
-            <w:tcBorders>
-              <w:bottom w:val="none" w:sz="0" w:space="0" w:color="000000"/>
-              <w:top w:val="none" w:sz="0" w:space="0" w:color="000000"/>
-              <w:left w:val="none" w:sz="0" w:space="0" w:color="000000"/>
-              <w:right w:val="none" w:sz="0" w:space="0" w:color="000000"/>
-            </w:tcBorders>
-            <w:shd w:val="clear" w:color="auto" w:fill="FFFFFF"/>
-            <w:tcMar>
-              <w:top w:w="0" w:type="dxa"/>
-              <w:bottom w:w="0" w:type="dxa"/>
-              <w:left w:w="0" w:type="dxa"/>
-              <w:right w:w="0" w:type="dxa"/>
-            </w:tcMar>
-            <w:vAlign w:val="top"/>
-          </w:tcPr>
-          <w:p>
-            <w:pPr>
-              <w:pStyle w:val="Normal"/>
-              <w:jc w:val="center"/>
-              <w:pBdr>
-                <w:bottom w:val="none" w:sz="0" w:space="0" w:color="000000"/>
-                <w:top w:val="none" w:sz="0" w:space="0" w:color="000000"/>
-                <w:left w:val="none" w:sz="0" w:space="0" w:color="000000"/>
-                <w:right w:val="none" w:sz="0" w:space="0" w:color="000000"/>
-              </w:pBdr>
-              <w:spacing w:after="100" w:before="100" w:line="240"/>
-              <w:ind w:left="100" w:right="100" w:firstLine="0" w:firstLineChars="0"/>
-              <w:rPr>
-                <w:rFonts w:ascii="Helvetica" w:hAnsi="Helvetica" w:eastAsia="Helvetica" w:cs="Helvetica"/>
-                <w:i w:val="false"/>
-                <w:b w:val="false"/>
-                <w:u w:val="none"/>
-                <w:sz w:val="22"/>
-                <w:szCs w:val="22"/>
-                <w:color w:val="000000"/>
-              </w:rPr>
-            </w:pPr>
-            <w:r>
-              <w:rPr>
-                <w:rFonts w:ascii="Helvetica" w:hAnsi="Helvetica" w:eastAsia="Helvetica" w:cs="Helvetica"/>
-                <w:i w:val="false"/>
-                <w:b w:val="false"/>
-                <w:u w:val="none"/>
-                <w:sz w:val="22"/>
-                <w:szCs w:val="22"/>
-                <w:color w:val="000000"/>
-              </w:rPr>
-              <w:t xml:space="preserve">0.14, 1.20</w:t>
-            </w:r>
-          </w:p>
-        </w:tc>
-        <w:tc>
-          <w:tcPr>
-            <w:tcBorders>
-              <w:bottom w:val="none" w:sz="0" w:space="0" w:color="000000"/>
-              <w:top w:val="none" w:sz="0" w:space="0" w:color="000000"/>
-              <w:left w:val="none" w:sz="0" w:space="0" w:color="000000"/>
-              <w:right w:val="none" w:sz="0" w:space="0" w:color="000000"/>
-            </w:tcBorders>
-            <w:shd w:val="clear" w:color="auto" w:fill="FFFFFF"/>
-            <w:tcMar>
-              <w:top w:w="0" w:type="dxa"/>
-              <w:bottom w:w="0" w:type="dxa"/>
-              <w:left w:w="0" w:type="dxa"/>
-              <w:right w:w="0" w:type="dxa"/>
-            </w:tcMar>
-            <w:vAlign w:val="top"/>
-          </w:tcPr>
-          <w:p>
-            <w:pPr>
-              <w:pStyle w:val="Normal"/>
-              <w:jc w:val="center"/>
-              <w:pBdr>
-                <w:bottom w:val="none" w:sz="0" w:space="0" w:color="000000"/>
-                <w:top w:val="none" w:sz="0" w:space="0" w:color="000000"/>
-                <w:left w:val="none" w:sz="0" w:space="0" w:color="000000"/>
-                <w:right w:val="none" w:sz="0" w:space="0" w:color="000000"/>
-              </w:pBdr>
-              <w:spacing w:after="100" w:before="100" w:line="240"/>
-              <w:ind w:left="100" w:right="100" w:firstLine="0" w:firstLineChars="0"/>
-              <w:rPr>
-                <w:rFonts w:ascii="Helvetica" w:hAnsi="Helvetica" w:eastAsia="Helvetica" w:cs="Helvetica"/>
-                <w:i w:val="false"/>
-                <w:b w:val="false"/>
-                <w:u w:val="none"/>
-                <w:sz w:val="22"/>
-                <w:szCs w:val="22"/>
-                <w:color w:val="000000"/>
-              </w:rPr>
-            </w:pPr>
-            <w:r>
-              <w:rPr>
-                <w:rFonts w:ascii="Helvetica" w:hAnsi="Helvetica" w:eastAsia="Helvetica" w:cs="Helvetica"/>
-                <w:i w:val="false"/>
-                <w:b w:val="false"/>
-                <w:u w:val="none"/>
-                <w:sz w:val="22"/>
-                <w:szCs w:val="22"/>
-                <w:color w:val="000000"/>
-              </w:rPr>
-              <w:t xml:space="preserve">0.100</w:t>
+              <w:t xml:space="preserve">0.37</w:t>
+            </w:r>
+          </w:p>
+        </w:tc>
+        <w:tc>
+          <w:tcPr>
+            <w:tcBorders>
+              <w:bottom w:val="none" w:sz="0" w:space="0" w:color="000000"/>
+              <w:top w:val="none" w:sz="0" w:space="0" w:color="000000"/>
+              <w:left w:val="none" w:sz="0" w:space="0" w:color="000000"/>
+              <w:right w:val="none" w:sz="0" w:space="0" w:color="000000"/>
+            </w:tcBorders>
+            <w:shd w:val="clear" w:color="auto" w:fill="FFFFFF"/>
+            <w:tcMar>
+              <w:top w:w="0" w:type="dxa"/>
+              <w:bottom w:w="0" w:type="dxa"/>
+              <w:left w:w="0" w:type="dxa"/>
+              <w:right w:w="0" w:type="dxa"/>
+            </w:tcMar>
+            <w:vAlign w:val="top"/>
+          </w:tcPr>
+          <w:p>
+            <w:pPr>
+              <w:pStyle w:val="Normal"/>
+              <w:jc w:val="center"/>
+              <w:pBdr>
+                <w:bottom w:val="none" w:sz="0" w:space="0" w:color="000000"/>
+                <w:top w:val="none" w:sz="0" w:space="0" w:color="000000"/>
+                <w:left w:val="none" w:sz="0" w:space="0" w:color="000000"/>
+                <w:right w:val="none" w:sz="0" w:space="0" w:color="000000"/>
+              </w:pBdr>
+              <w:spacing w:after="100" w:before="100" w:line="240"/>
+              <w:ind w:left="100" w:right="100" w:firstLine="0" w:firstLineChars="0"/>
+              <w:rPr>
+                <w:rFonts w:ascii="Helvetica" w:hAnsi="Helvetica" w:eastAsia="Helvetica" w:cs="Helvetica"/>
+                <w:i w:val="false"/>
+                <w:b w:val="false"/>
+                <w:u w:val="none"/>
+                <w:sz w:val="22"/>
+                <w:szCs w:val="22"/>
+                <w:color w:val="000000"/>
+              </w:rPr>
+            </w:pPr>
+            <w:r>
+              <w:rPr>
+                <w:rFonts w:ascii="Helvetica" w:hAnsi="Helvetica" w:eastAsia="Helvetica" w:cs="Helvetica"/>
+                <w:i w:val="false"/>
+                <w:b w:val="false"/>
+                <w:u w:val="none"/>
+                <w:sz w:val="22"/>
+                <w:szCs w:val="22"/>
+                <w:color w:val="000000"/>
+              </w:rPr>
+              <w:t xml:space="preserve">0.12, 1.17</w:t>
+            </w:r>
+          </w:p>
+        </w:tc>
+        <w:tc>
+          <w:tcPr>
+            <w:tcBorders>
+              <w:bottom w:val="none" w:sz="0" w:space="0" w:color="000000"/>
+              <w:top w:val="none" w:sz="0" w:space="0" w:color="000000"/>
+              <w:left w:val="none" w:sz="0" w:space="0" w:color="000000"/>
+              <w:right w:val="none" w:sz="0" w:space="0" w:color="000000"/>
+            </w:tcBorders>
+            <w:shd w:val="clear" w:color="auto" w:fill="FFFFFF"/>
+            <w:tcMar>
+              <w:top w:w="0" w:type="dxa"/>
+              <w:bottom w:w="0" w:type="dxa"/>
+              <w:left w:w="0" w:type="dxa"/>
+              <w:right w:w="0" w:type="dxa"/>
+            </w:tcMar>
+            <w:vAlign w:val="top"/>
+          </w:tcPr>
+          <w:p>
+            <w:pPr>
+              <w:pStyle w:val="Normal"/>
+              <w:jc w:val="center"/>
+              <w:pBdr>
+                <w:bottom w:val="none" w:sz="0" w:space="0" w:color="000000"/>
+                <w:top w:val="none" w:sz="0" w:space="0" w:color="000000"/>
+                <w:left w:val="none" w:sz="0" w:space="0" w:color="000000"/>
+                <w:right w:val="none" w:sz="0" w:space="0" w:color="000000"/>
+              </w:pBdr>
+              <w:spacing w:after="100" w:before="100" w:line="240"/>
+              <w:ind w:left="100" w:right="100" w:firstLine="0" w:firstLineChars="0"/>
+              <w:rPr>
+                <w:rFonts w:ascii="Helvetica" w:hAnsi="Helvetica" w:eastAsia="Helvetica" w:cs="Helvetica"/>
+                <w:i w:val="false"/>
+                <w:b w:val="false"/>
+                <w:u w:val="none"/>
+                <w:sz w:val="22"/>
+                <w:szCs w:val="22"/>
+                <w:color w:val="000000"/>
+              </w:rPr>
+            </w:pPr>
+            <w:r>
+              <w:rPr>
+                <w:rFonts w:ascii="Helvetica" w:hAnsi="Helvetica" w:eastAsia="Helvetica" w:cs="Helvetica"/>
+                <w:i w:val="false"/>
+                <w:b w:val="false"/>
+                <w:u w:val="none"/>
+                <w:sz w:val="22"/>
+                <w:szCs w:val="22"/>
+                <w:color w:val="000000"/>
+              </w:rPr>
+              <w:t xml:space="preserve">0.090</w:t>
             </w:r>
           </w:p>
         </w:tc>
@@ -11947,378 +11947,378 @@
                 <w:szCs w:val="22"/>
                 <w:color w:val="000000"/>
               </w:rPr>
-              <w:t xml:space="preserve">323</w:t>
-            </w:r>
-          </w:p>
-        </w:tc>
-        <w:tc>
-          <w:tcPr>
-            <w:tcBorders>
-              <w:bottom w:val="none" w:sz="0" w:space="0" w:color="000000"/>
-              <w:top w:val="none" w:sz="0" w:space="0" w:color="000000"/>
-              <w:left w:val="none" w:sz="0" w:space="0" w:color="000000"/>
-              <w:right w:val="none" w:sz="0" w:space="0" w:color="000000"/>
-            </w:tcBorders>
-            <w:shd w:val="clear" w:color="auto" w:fill="FFFFFF"/>
-            <w:tcMar>
-              <w:top w:w="0" w:type="dxa"/>
-              <w:bottom w:w="0" w:type="dxa"/>
-              <w:left w:w="0" w:type="dxa"/>
-              <w:right w:w="0" w:type="dxa"/>
-            </w:tcMar>
-            <w:vAlign w:val="top"/>
-          </w:tcPr>
-          <w:p>
-            <w:pPr>
-              <w:pStyle w:val="Normal"/>
-              <w:jc w:val="center"/>
-              <w:pBdr>
-                <w:bottom w:val="none" w:sz="0" w:space="0" w:color="000000"/>
-                <w:top w:val="none" w:sz="0" w:space="0" w:color="000000"/>
-                <w:left w:val="none" w:sz="0" w:space="0" w:color="000000"/>
-                <w:right w:val="none" w:sz="0" w:space="0" w:color="000000"/>
-              </w:pBdr>
-              <w:spacing w:after="100" w:before="100" w:line="240"/>
-              <w:ind w:left="100" w:right="100" w:firstLine="0" w:firstLineChars="0"/>
-              <w:rPr>
-                <w:rFonts w:ascii="Helvetica" w:hAnsi="Helvetica" w:eastAsia="Helvetica" w:cs="Helvetica"/>
-                <w:i w:val="false"/>
-                <w:b w:val="false"/>
-                <w:u w:val="none"/>
-                <w:sz w:val="22"/>
-                <w:szCs w:val="22"/>
-                <w:color w:val="000000"/>
-              </w:rPr>
-            </w:pPr>
-            <w:r>
-              <w:rPr>
-                <w:rFonts w:ascii="Helvetica" w:hAnsi="Helvetica" w:eastAsia="Helvetica" w:cs="Helvetica"/>
-                <w:i w:val="false"/>
-                <w:b w:val="false"/>
-                <w:u w:val="none"/>
-                <w:sz w:val="22"/>
-                <w:szCs w:val="22"/>
-                <w:color w:val="000000"/>
-              </w:rPr>
-              <w:t xml:space="preserve">0.63</w:t>
-            </w:r>
-          </w:p>
-        </w:tc>
-        <w:tc>
-          <w:tcPr>
-            <w:tcBorders>
-              <w:bottom w:val="none" w:sz="0" w:space="0" w:color="000000"/>
-              <w:top w:val="none" w:sz="0" w:space="0" w:color="000000"/>
-              <w:left w:val="none" w:sz="0" w:space="0" w:color="000000"/>
-              <w:right w:val="none" w:sz="0" w:space="0" w:color="000000"/>
-            </w:tcBorders>
-            <w:shd w:val="clear" w:color="auto" w:fill="FFFFFF"/>
-            <w:tcMar>
-              <w:top w:w="0" w:type="dxa"/>
-              <w:bottom w:w="0" w:type="dxa"/>
-              <w:left w:w="0" w:type="dxa"/>
-              <w:right w:w="0" w:type="dxa"/>
-            </w:tcMar>
-            <w:vAlign w:val="top"/>
-          </w:tcPr>
-          <w:p>
-            <w:pPr>
-              <w:pStyle w:val="Normal"/>
-              <w:jc w:val="center"/>
-              <w:pBdr>
-                <w:bottom w:val="none" w:sz="0" w:space="0" w:color="000000"/>
-                <w:top w:val="none" w:sz="0" w:space="0" w:color="000000"/>
-                <w:left w:val="none" w:sz="0" w:space="0" w:color="000000"/>
-                <w:right w:val="none" w:sz="0" w:space="0" w:color="000000"/>
-              </w:pBdr>
-              <w:spacing w:after="100" w:before="100" w:line="240"/>
-              <w:ind w:left="100" w:right="100" w:firstLine="0" w:firstLineChars="0"/>
-              <w:rPr>
-                <w:rFonts w:ascii="Helvetica" w:hAnsi="Helvetica" w:eastAsia="Helvetica" w:cs="Helvetica"/>
-                <w:i w:val="false"/>
-                <w:b w:val="false"/>
-                <w:u w:val="none"/>
-                <w:sz w:val="22"/>
-                <w:szCs w:val="22"/>
-                <w:color w:val="000000"/>
-              </w:rPr>
-            </w:pPr>
-            <w:r>
-              <w:rPr>
-                <w:rFonts w:ascii="Helvetica" w:hAnsi="Helvetica" w:eastAsia="Helvetica" w:cs="Helvetica"/>
-                <w:i w:val="false"/>
-                <w:b w:val="false"/>
-                <w:u w:val="none"/>
-                <w:sz w:val="22"/>
-                <w:szCs w:val="22"/>
-                <w:color w:val="000000"/>
-              </w:rPr>
-              <w:t xml:space="preserve">0.34, 1.16</w:t>
-            </w:r>
-          </w:p>
-        </w:tc>
-        <w:tc>
-          <w:tcPr>
-            <w:tcBorders>
-              <w:bottom w:val="none" w:sz="0" w:space="0" w:color="000000"/>
-              <w:top w:val="none" w:sz="0" w:space="0" w:color="000000"/>
-              <w:left w:val="none" w:sz="0" w:space="0" w:color="000000"/>
-              <w:right w:val="none" w:sz="0" w:space="0" w:color="000000"/>
-            </w:tcBorders>
-            <w:shd w:val="clear" w:color="auto" w:fill="FFFFFF"/>
-            <w:tcMar>
-              <w:top w:w="0" w:type="dxa"/>
-              <w:bottom w:w="0" w:type="dxa"/>
-              <w:left w:w="0" w:type="dxa"/>
-              <w:right w:w="0" w:type="dxa"/>
-            </w:tcMar>
-            <w:vAlign w:val="top"/>
-          </w:tcPr>
-          <w:p>
-            <w:pPr>
-              <w:pStyle w:val="Normal"/>
-              <w:jc w:val="center"/>
-              <w:pBdr>
-                <w:bottom w:val="none" w:sz="0" w:space="0" w:color="000000"/>
-                <w:top w:val="none" w:sz="0" w:space="0" w:color="000000"/>
-                <w:left w:val="none" w:sz="0" w:space="0" w:color="000000"/>
-                <w:right w:val="none" w:sz="0" w:space="0" w:color="000000"/>
-              </w:pBdr>
-              <w:spacing w:after="100" w:before="100" w:line="240"/>
-              <w:ind w:left="100" w:right="100" w:firstLine="0" w:firstLineChars="0"/>
-              <w:rPr>
-                <w:rFonts w:ascii="Helvetica" w:hAnsi="Helvetica" w:eastAsia="Helvetica" w:cs="Helvetica"/>
-                <w:i w:val="false"/>
-                <w:b w:val="false"/>
-                <w:u w:val="none"/>
-                <w:sz w:val="22"/>
-                <w:szCs w:val="22"/>
-                <w:color w:val="000000"/>
-              </w:rPr>
-            </w:pPr>
-            <w:r>
-              <w:rPr>
-                <w:rFonts w:ascii="Helvetica" w:hAnsi="Helvetica" w:eastAsia="Helvetica" w:cs="Helvetica"/>
-                <w:i w:val="false"/>
-                <w:b w:val="false"/>
-                <w:u w:val="none"/>
-                <w:sz w:val="22"/>
-                <w:szCs w:val="22"/>
-                <w:color w:val="000000"/>
-              </w:rPr>
-              <w:t xml:space="preserve">0.140</w:t>
-            </w:r>
-          </w:p>
-        </w:tc>
-        <w:tc>
-          <w:tcPr>
-            <w:tcBorders>
-              <w:bottom w:val="none" w:sz="0" w:space="0" w:color="000000"/>
-              <w:top w:val="none" w:sz="0" w:space="0" w:color="000000"/>
-              <w:left w:val="none" w:sz="0" w:space="0" w:color="000000"/>
-              <w:right w:val="none" w:sz="0" w:space="0" w:color="000000"/>
-            </w:tcBorders>
-            <w:shd w:val="clear" w:color="auto" w:fill="FFFFFF"/>
-            <w:tcMar>
-              <w:top w:w="0" w:type="dxa"/>
-              <w:bottom w:w="0" w:type="dxa"/>
-              <w:left w:w="0" w:type="dxa"/>
-              <w:right w:w="0" w:type="dxa"/>
-            </w:tcMar>
-            <w:vAlign w:val="top"/>
-          </w:tcPr>
-          <w:p>
-            <w:pPr>
-              <w:pStyle w:val="Normal"/>
-              <w:jc w:val="center"/>
-              <w:pBdr>
-                <w:bottom w:val="none" w:sz="0" w:space="0" w:color="000000"/>
-                <w:top w:val="none" w:sz="0" w:space="0" w:color="000000"/>
-                <w:left w:val="none" w:sz="0" w:space="0" w:color="000000"/>
-                <w:right w:val="none" w:sz="0" w:space="0" w:color="000000"/>
-              </w:pBdr>
-              <w:spacing w:after="100" w:before="100" w:line="240"/>
-              <w:ind w:left="100" w:right="100" w:firstLine="0" w:firstLineChars="0"/>
-              <w:rPr>
-                <w:rFonts w:ascii="Helvetica" w:hAnsi="Helvetica" w:eastAsia="Helvetica" w:cs="Helvetica"/>
-                <w:i w:val="false"/>
-                <w:b w:val="false"/>
-                <w:u w:val="none"/>
-                <w:sz w:val="22"/>
-                <w:szCs w:val="22"/>
-                <w:color w:val="000000"/>
-              </w:rPr>
-            </w:pPr>
-            <w:r>
-              <w:rPr>
-                <w:rFonts w:ascii="Helvetica" w:hAnsi="Helvetica" w:eastAsia="Helvetica" w:cs="Helvetica"/>
-                <w:i w:val="false"/>
-                <w:b w:val="false"/>
-                <w:u w:val="none"/>
-                <w:sz w:val="22"/>
-                <w:szCs w:val="22"/>
-                <w:color w:val="000000"/>
-              </w:rPr>
-              <w:t xml:space="preserve">323</w:t>
-            </w:r>
-          </w:p>
-        </w:tc>
-        <w:tc>
-          <w:tcPr>
-            <w:tcBorders>
-              <w:bottom w:val="none" w:sz="0" w:space="0" w:color="000000"/>
-              <w:top w:val="none" w:sz="0" w:space="0" w:color="000000"/>
-              <w:left w:val="none" w:sz="0" w:space="0" w:color="000000"/>
-              <w:right w:val="none" w:sz="0" w:space="0" w:color="000000"/>
-            </w:tcBorders>
-            <w:shd w:val="clear" w:color="auto" w:fill="FFFFFF"/>
-            <w:tcMar>
-              <w:top w:w="0" w:type="dxa"/>
-              <w:bottom w:w="0" w:type="dxa"/>
-              <w:left w:w="0" w:type="dxa"/>
-              <w:right w:w="0" w:type="dxa"/>
-            </w:tcMar>
-            <w:vAlign w:val="top"/>
-          </w:tcPr>
-          <w:p>
-            <w:pPr>
-              <w:pStyle w:val="Normal"/>
-              <w:jc w:val="center"/>
-              <w:pBdr>
-                <w:bottom w:val="none" w:sz="0" w:space="0" w:color="000000"/>
-                <w:top w:val="none" w:sz="0" w:space="0" w:color="000000"/>
-                <w:left w:val="none" w:sz="0" w:space="0" w:color="000000"/>
-                <w:right w:val="none" w:sz="0" w:space="0" w:color="000000"/>
-              </w:pBdr>
-              <w:spacing w:after="100" w:before="100" w:line="240"/>
-              <w:ind w:left="100" w:right="100" w:firstLine="0" w:firstLineChars="0"/>
-              <w:rPr>
-                <w:rFonts w:ascii="Helvetica" w:hAnsi="Helvetica" w:eastAsia="Helvetica" w:cs="Helvetica"/>
-                <w:i w:val="false"/>
-                <w:b w:val="false"/>
-                <w:u w:val="none"/>
-                <w:sz w:val="22"/>
-                <w:szCs w:val="22"/>
-                <w:color w:val="000000"/>
-              </w:rPr>
-            </w:pPr>
-            <w:r>
-              <w:rPr>
-                <w:rFonts w:ascii="Helvetica" w:hAnsi="Helvetica" w:eastAsia="Helvetica" w:cs="Helvetica"/>
-                <w:i w:val="false"/>
-                <w:b w:val="false"/>
-                <w:u w:val="none"/>
-                <w:sz w:val="22"/>
-                <w:szCs w:val="22"/>
-                <w:color w:val="000000"/>
-              </w:rPr>
-              <w:t xml:space="preserve">1.30</w:t>
-            </w:r>
-          </w:p>
-        </w:tc>
-        <w:tc>
-          <w:tcPr>
-            <w:tcBorders>
-              <w:bottom w:val="none" w:sz="0" w:space="0" w:color="000000"/>
-              <w:top w:val="none" w:sz="0" w:space="0" w:color="000000"/>
-              <w:left w:val="none" w:sz="0" w:space="0" w:color="000000"/>
-              <w:right w:val="none" w:sz="0" w:space="0" w:color="000000"/>
-            </w:tcBorders>
-            <w:shd w:val="clear" w:color="auto" w:fill="FFFFFF"/>
-            <w:tcMar>
-              <w:top w:w="0" w:type="dxa"/>
-              <w:bottom w:w="0" w:type="dxa"/>
-              <w:left w:w="0" w:type="dxa"/>
-              <w:right w:w="0" w:type="dxa"/>
-            </w:tcMar>
-            <w:vAlign w:val="top"/>
-          </w:tcPr>
-          <w:p>
-            <w:pPr>
-              <w:pStyle w:val="Normal"/>
-              <w:jc w:val="center"/>
-              <w:pBdr>
-                <w:bottom w:val="none" w:sz="0" w:space="0" w:color="000000"/>
-                <w:top w:val="none" w:sz="0" w:space="0" w:color="000000"/>
-                <w:left w:val="none" w:sz="0" w:space="0" w:color="000000"/>
-                <w:right w:val="none" w:sz="0" w:space="0" w:color="000000"/>
-              </w:pBdr>
-              <w:spacing w:after="100" w:before="100" w:line="240"/>
-              <w:ind w:left="100" w:right="100" w:firstLine="0" w:firstLineChars="0"/>
-              <w:rPr>
-                <w:rFonts w:ascii="Helvetica" w:hAnsi="Helvetica" w:eastAsia="Helvetica" w:cs="Helvetica"/>
-                <w:i w:val="false"/>
-                <w:b w:val="false"/>
-                <w:u w:val="none"/>
-                <w:sz w:val="22"/>
-                <w:szCs w:val="22"/>
-                <w:color w:val="000000"/>
-              </w:rPr>
-            </w:pPr>
-            <w:r>
-              <w:rPr>
-                <w:rFonts w:ascii="Helvetica" w:hAnsi="Helvetica" w:eastAsia="Helvetica" w:cs="Helvetica"/>
-                <w:i w:val="false"/>
-                <w:b w:val="false"/>
-                <w:u w:val="none"/>
-                <w:sz w:val="22"/>
-                <w:szCs w:val="22"/>
-                <w:color w:val="000000"/>
-              </w:rPr>
-              <w:t xml:space="preserve">0.42, 4.06</w:t>
-            </w:r>
-          </w:p>
-        </w:tc>
-        <w:tc>
-          <w:tcPr>
-            <w:tcBorders>
-              <w:bottom w:val="none" w:sz="0" w:space="0" w:color="000000"/>
-              <w:top w:val="none" w:sz="0" w:space="0" w:color="000000"/>
-              <w:left w:val="none" w:sz="0" w:space="0" w:color="000000"/>
-              <w:right w:val="none" w:sz="0" w:space="0" w:color="000000"/>
-            </w:tcBorders>
-            <w:shd w:val="clear" w:color="auto" w:fill="FFFFFF"/>
-            <w:tcMar>
-              <w:top w:w="0" w:type="dxa"/>
-              <w:bottom w:w="0" w:type="dxa"/>
-              <w:left w:w="0" w:type="dxa"/>
-              <w:right w:w="0" w:type="dxa"/>
-            </w:tcMar>
-            <w:vAlign w:val="top"/>
-          </w:tcPr>
-          <w:p>
-            <w:pPr>
-              <w:pStyle w:val="Normal"/>
-              <w:jc w:val="center"/>
-              <w:pBdr>
-                <w:bottom w:val="none" w:sz="0" w:space="0" w:color="000000"/>
-                <w:top w:val="none" w:sz="0" w:space="0" w:color="000000"/>
-                <w:left w:val="none" w:sz="0" w:space="0" w:color="000000"/>
-                <w:right w:val="none" w:sz="0" w:space="0" w:color="000000"/>
-              </w:pBdr>
-              <w:spacing w:after="100" w:before="100" w:line="240"/>
-              <w:ind w:left="100" w:right="100" w:firstLine="0" w:firstLineChars="0"/>
-              <w:rPr>
-                <w:rFonts w:ascii="Helvetica" w:hAnsi="Helvetica" w:eastAsia="Helvetica" w:cs="Helvetica"/>
-                <w:i w:val="false"/>
-                <w:b w:val="false"/>
-                <w:u w:val="none"/>
-                <w:sz w:val="22"/>
-                <w:szCs w:val="22"/>
-                <w:color w:val="000000"/>
-              </w:rPr>
-            </w:pPr>
-            <w:r>
-              <w:rPr>
-                <w:rFonts w:ascii="Helvetica" w:hAnsi="Helvetica" w:eastAsia="Helvetica" w:cs="Helvetica"/>
-                <w:i w:val="false"/>
-                <w:b w:val="false"/>
-                <w:u w:val="none"/>
-                <w:sz w:val="22"/>
-                <w:szCs w:val="22"/>
-                <w:color w:val="000000"/>
-              </w:rPr>
-              <w:t xml:space="preserve">0.650</w:t>
+              <w:t xml:space="preserve">322</w:t>
+            </w:r>
+          </w:p>
+        </w:tc>
+        <w:tc>
+          <w:tcPr>
+            <w:tcBorders>
+              <w:bottom w:val="none" w:sz="0" w:space="0" w:color="000000"/>
+              <w:top w:val="none" w:sz="0" w:space="0" w:color="000000"/>
+              <w:left w:val="none" w:sz="0" w:space="0" w:color="000000"/>
+              <w:right w:val="none" w:sz="0" w:space="0" w:color="000000"/>
+            </w:tcBorders>
+            <w:shd w:val="clear" w:color="auto" w:fill="FFFFFF"/>
+            <w:tcMar>
+              <w:top w:w="0" w:type="dxa"/>
+              <w:bottom w:w="0" w:type="dxa"/>
+              <w:left w:w="0" w:type="dxa"/>
+              <w:right w:w="0" w:type="dxa"/>
+            </w:tcMar>
+            <w:vAlign w:val="top"/>
+          </w:tcPr>
+          <w:p>
+            <w:pPr>
+              <w:pStyle w:val="Normal"/>
+              <w:jc w:val="center"/>
+              <w:pBdr>
+                <w:bottom w:val="none" w:sz="0" w:space="0" w:color="000000"/>
+                <w:top w:val="none" w:sz="0" w:space="0" w:color="000000"/>
+                <w:left w:val="none" w:sz="0" w:space="0" w:color="000000"/>
+                <w:right w:val="none" w:sz="0" w:space="0" w:color="000000"/>
+              </w:pBdr>
+              <w:spacing w:after="100" w:before="100" w:line="240"/>
+              <w:ind w:left="100" w:right="100" w:firstLine="0" w:firstLineChars="0"/>
+              <w:rPr>
+                <w:rFonts w:ascii="Helvetica" w:hAnsi="Helvetica" w:eastAsia="Helvetica" w:cs="Helvetica"/>
+                <w:i w:val="false"/>
+                <w:b w:val="false"/>
+                <w:u w:val="none"/>
+                <w:sz w:val="22"/>
+                <w:szCs w:val="22"/>
+                <w:color w:val="000000"/>
+              </w:rPr>
+            </w:pPr>
+            <w:r>
+              <w:rPr>
+                <w:rFonts w:ascii="Helvetica" w:hAnsi="Helvetica" w:eastAsia="Helvetica" w:cs="Helvetica"/>
+                <w:i w:val="false"/>
+                <w:b w:val="false"/>
+                <w:u w:val="none"/>
+                <w:sz w:val="22"/>
+                <w:szCs w:val="22"/>
+                <w:color w:val="000000"/>
+              </w:rPr>
+              <w:t xml:space="preserve">0.62</w:t>
+            </w:r>
+          </w:p>
+        </w:tc>
+        <w:tc>
+          <w:tcPr>
+            <w:tcBorders>
+              <w:bottom w:val="none" w:sz="0" w:space="0" w:color="000000"/>
+              <w:top w:val="none" w:sz="0" w:space="0" w:color="000000"/>
+              <w:left w:val="none" w:sz="0" w:space="0" w:color="000000"/>
+              <w:right w:val="none" w:sz="0" w:space="0" w:color="000000"/>
+            </w:tcBorders>
+            <w:shd w:val="clear" w:color="auto" w:fill="FFFFFF"/>
+            <w:tcMar>
+              <w:top w:w="0" w:type="dxa"/>
+              <w:bottom w:w="0" w:type="dxa"/>
+              <w:left w:w="0" w:type="dxa"/>
+              <w:right w:w="0" w:type="dxa"/>
+            </w:tcMar>
+            <w:vAlign w:val="top"/>
+          </w:tcPr>
+          <w:p>
+            <w:pPr>
+              <w:pStyle w:val="Normal"/>
+              <w:jc w:val="center"/>
+              <w:pBdr>
+                <w:bottom w:val="none" w:sz="0" w:space="0" w:color="000000"/>
+                <w:top w:val="none" w:sz="0" w:space="0" w:color="000000"/>
+                <w:left w:val="none" w:sz="0" w:space="0" w:color="000000"/>
+                <w:right w:val="none" w:sz="0" w:space="0" w:color="000000"/>
+              </w:pBdr>
+              <w:spacing w:after="100" w:before="100" w:line="240"/>
+              <w:ind w:left="100" w:right="100" w:firstLine="0" w:firstLineChars="0"/>
+              <w:rPr>
+                <w:rFonts w:ascii="Helvetica" w:hAnsi="Helvetica" w:eastAsia="Helvetica" w:cs="Helvetica"/>
+                <w:i w:val="false"/>
+                <w:b w:val="false"/>
+                <w:u w:val="none"/>
+                <w:sz w:val="22"/>
+                <w:szCs w:val="22"/>
+                <w:color w:val="000000"/>
+              </w:rPr>
+            </w:pPr>
+            <w:r>
+              <w:rPr>
+                <w:rFonts w:ascii="Helvetica" w:hAnsi="Helvetica" w:eastAsia="Helvetica" w:cs="Helvetica"/>
+                <w:i w:val="false"/>
+                <w:b w:val="false"/>
+                <w:u w:val="none"/>
+                <w:sz w:val="22"/>
+                <w:szCs w:val="22"/>
+                <w:color w:val="000000"/>
+              </w:rPr>
+              <w:t xml:space="preserve">0.34, 1.15</w:t>
+            </w:r>
+          </w:p>
+        </w:tc>
+        <w:tc>
+          <w:tcPr>
+            <w:tcBorders>
+              <w:bottom w:val="none" w:sz="0" w:space="0" w:color="000000"/>
+              <w:top w:val="none" w:sz="0" w:space="0" w:color="000000"/>
+              <w:left w:val="none" w:sz="0" w:space="0" w:color="000000"/>
+              <w:right w:val="none" w:sz="0" w:space="0" w:color="000000"/>
+            </w:tcBorders>
+            <w:shd w:val="clear" w:color="auto" w:fill="FFFFFF"/>
+            <w:tcMar>
+              <w:top w:w="0" w:type="dxa"/>
+              <w:bottom w:w="0" w:type="dxa"/>
+              <w:left w:w="0" w:type="dxa"/>
+              <w:right w:w="0" w:type="dxa"/>
+            </w:tcMar>
+            <w:vAlign w:val="top"/>
+          </w:tcPr>
+          <w:p>
+            <w:pPr>
+              <w:pStyle w:val="Normal"/>
+              <w:jc w:val="center"/>
+              <w:pBdr>
+                <w:bottom w:val="none" w:sz="0" w:space="0" w:color="000000"/>
+                <w:top w:val="none" w:sz="0" w:space="0" w:color="000000"/>
+                <w:left w:val="none" w:sz="0" w:space="0" w:color="000000"/>
+                <w:right w:val="none" w:sz="0" w:space="0" w:color="000000"/>
+              </w:pBdr>
+              <w:spacing w:after="100" w:before="100" w:line="240"/>
+              <w:ind w:left="100" w:right="100" w:firstLine="0" w:firstLineChars="0"/>
+              <w:rPr>
+                <w:rFonts w:ascii="Helvetica" w:hAnsi="Helvetica" w:eastAsia="Helvetica" w:cs="Helvetica"/>
+                <w:i w:val="false"/>
+                <w:b w:val="false"/>
+                <w:u w:val="none"/>
+                <w:sz w:val="22"/>
+                <w:szCs w:val="22"/>
+                <w:color w:val="000000"/>
+              </w:rPr>
+            </w:pPr>
+            <w:r>
+              <w:rPr>
+                <w:rFonts w:ascii="Helvetica" w:hAnsi="Helvetica" w:eastAsia="Helvetica" w:cs="Helvetica"/>
+                <w:i w:val="false"/>
+                <w:b w:val="false"/>
+                <w:u w:val="none"/>
+                <w:sz w:val="22"/>
+                <w:szCs w:val="22"/>
+                <w:color w:val="000000"/>
+              </w:rPr>
+              <w:t xml:space="preserve">0.130</w:t>
+            </w:r>
+          </w:p>
+        </w:tc>
+        <w:tc>
+          <w:tcPr>
+            <w:tcBorders>
+              <w:bottom w:val="none" w:sz="0" w:space="0" w:color="000000"/>
+              <w:top w:val="none" w:sz="0" w:space="0" w:color="000000"/>
+              <w:left w:val="none" w:sz="0" w:space="0" w:color="000000"/>
+              <w:right w:val="none" w:sz="0" w:space="0" w:color="000000"/>
+            </w:tcBorders>
+            <w:shd w:val="clear" w:color="auto" w:fill="FFFFFF"/>
+            <w:tcMar>
+              <w:top w:w="0" w:type="dxa"/>
+              <w:bottom w:w="0" w:type="dxa"/>
+              <w:left w:w="0" w:type="dxa"/>
+              <w:right w:w="0" w:type="dxa"/>
+            </w:tcMar>
+            <w:vAlign w:val="top"/>
+          </w:tcPr>
+          <w:p>
+            <w:pPr>
+              <w:pStyle w:val="Normal"/>
+              <w:jc w:val="center"/>
+              <w:pBdr>
+                <w:bottom w:val="none" w:sz="0" w:space="0" w:color="000000"/>
+                <w:top w:val="none" w:sz="0" w:space="0" w:color="000000"/>
+                <w:left w:val="none" w:sz="0" w:space="0" w:color="000000"/>
+                <w:right w:val="none" w:sz="0" w:space="0" w:color="000000"/>
+              </w:pBdr>
+              <w:spacing w:after="100" w:before="100" w:line="240"/>
+              <w:ind w:left="100" w:right="100" w:firstLine="0" w:firstLineChars="0"/>
+              <w:rPr>
+                <w:rFonts w:ascii="Helvetica" w:hAnsi="Helvetica" w:eastAsia="Helvetica" w:cs="Helvetica"/>
+                <w:i w:val="false"/>
+                <w:b w:val="false"/>
+                <w:u w:val="none"/>
+                <w:sz w:val="22"/>
+                <w:szCs w:val="22"/>
+                <w:color w:val="000000"/>
+              </w:rPr>
+            </w:pPr>
+            <w:r>
+              <w:rPr>
+                <w:rFonts w:ascii="Helvetica" w:hAnsi="Helvetica" w:eastAsia="Helvetica" w:cs="Helvetica"/>
+                <w:i w:val="false"/>
+                <w:b w:val="false"/>
+                <w:u w:val="none"/>
+                <w:sz w:val="22"/>
+                <w:szCs w:val="22"/>
+                <w:color w:val="000000"/>
+              </w:rPr>
+              <w:t xml:space="preserve">322</w:t>
+            </w:r>
+          </w:p>
+        </w:tc>
+        <w:tc>
+          <w:tcPr>
+            <w:tcBorders>
+              <w:bottom w:val="none" w:sz="0" w:space="0" w:color="000000"/>
+              <w:top w:val="none" w:sz="0" w:space="0" w:color="000000"/>
+              <w:left w:val="none" w:sz="0" w:space="0" w:color="000000"/>
+              <w:right w:val="none" w:sz="0" w:space="0" w:color="000000"/>
+            </w:tcBorders>
+            <w:shd w:val="clear" w:color="auto" w:fill="FFFFFF"/>
+            <w:tcMar>
+              <w:top w:w="0" w:type="dxa"/>
+              <w:bottom w:w="0" w:type="dxa"/>
+              <w:left w:w="0" w:type="dxa"/>
+              <w:right w:w="0" w:type="dxa"/>
+            </w:tcMar>
+            <w:vAlign w:val="top"/>
+          </w:tcPr>
+          <w:p>
+            <w:pPr>
+              <w:pStyle w:val="Normal"/>
+              <w:jc w:val="center"/>
+              <w:pBdr>
+                <w:bottom w:val="none" w:sz="0" w:space="0" w:color="000000"/>
+                <w:top w:val="none" w:sz="0" w:space="0" w:color="000000"/>
+                <w:left w:val="none" w:sz="0" w:space="0" w:color="000000"/>
+                <w:right w:val="none" w:sz="0" w:space="0" w:color="000000"/>
+              </w:pBdr>
+              <w:spacing w:after="100" w:before="100" w:line="240"/>
+              <w:ind w:left="100" w:right="100" w:firstLine="0" w:firstLineChars="0"/>
+              <w:rPr>
+                <w:rFonts w:ascii="Helvetica" w:hAnsi="Helvetica" w:eastAsia="Helvetica" w:cs="Helvetica"/>
+                <w:i w:val="false"/>
+                <w:b w:val="false"/>
+                <w:u w:val="none"/>
+                <w:sz w:val="22"/>
+                <w:szCs w:val="22"/>
+                <w:color w:val="000000"/>
+              </w:rPr>
+            </w:pPr>
+            <w:r>
+              <w:rPr>
+                <w:rFonts w:ascii="Helvetica" w:hAnsi="Helvetica" w:eastAsia="Helvetica" w:cs="Helvetica"/>
+                <w:i w:val="false"/>
+                <w:b w:val="false"/>
+                <w:u w:val="none"/>
+                <w:sz w:val="22"/>
+                <w:szCs w:val="22"/>
+                <w:color w:val="000000"/>
+              </w:rPr>
+              <w:t xml:space="preserve">1.23</w:t>
+            </w:r>
+          </w:p>
+        </w:tc>
+        <w:tc>
+          <w:tcPr>
+            <w:tcBorders>
+              <w:bottom w:val="none" w:sz="0" w:space="0" w:color="000000"/>
+              <w:top w:val="none" w:sz="0" w:space="0" w:color="000000"/>
+              <w:left w:val="none" w:sz="0" w:space="0" w:color="000000"/>
+              <w:right w:val="none" w:sz="0" w:space="0" w:color="000000"/>
+            </w:tcBorders>
+            <w:shd w:val="clear" w:color="auto" w:fill="FFFFFF"/>
+            <w:tcMar>
+              <w:top w:w="0" w:type="dxa"/>
+              <w:bottom w:w="0" w:type="dxa"/>
+              <w:left w:w="0" w:type="dxa"/>
+              <w:right w:w="0" w:type="dxa"/>
+            </w:tcMar>
+            <w:vAlign w:val="top"/>
+          </w:tcPr>
+          <w:p>
+            <w:pPr>
+              <w:pStyle w:val="Normal"/>
+              <w:jc w:val="center"/>
+              <w:pBdr>
+                <w:bottom w:val="none" w:sz="0" w:space="0" w:color="000000"/>
+                <w:top w:val="none" w:sz="0" w:space="0" w:color="000000"/>
+                <w:left w:val="none" w:sz="0" w:space="0" w:color="000000"/>
+                <w:right w:val="none" w:sz="0" w:space="0" w:color="000000"/>
+              </w:pBdr>
+              <w:spacing w:after="100" w:before="100" w:line="240"/>
+              <w:ind w:left="100" w:right="100" w:firstLine="0" w:firstLineChars="0"/>
+              <w:rPr>
+                <w:rFonts w:ascii="Helvetica" w:hAnsi="Helvetica" w:eastAsia="Helvetica" w:cs="Helvetica"/>
+                <w:i w:val="false"/>
+                <w:b w:val="false"/>
+                <w:u w:val="none"/>
+                <w:sz w:val="22"/>
+                <w:szCs w:val="22"/>
+                <w:color w:val="000000"/>
+              </w:rPr>
+            </w:pPr>
+            <w:r>
+              <w:rPr>
+                <w:rFonts w:ascii="Helvetica" w:hAnsi="Helvetica" w:eastAsia="Helvetica" w:cs="Helvetica"/>
+                <w:i w:val="false"/>
+                <w:b w:val="false"/>
+                <w:u w:val="none"/>
+                <w:sz w:val="22"/>
+                <w:szCs w:val="22"/>
+                <w:color w:val="000000"/>
+              </w:rPr>
+              <w:t xml:space="preserve">0.41, 3.74</w:t>
+            </w:r>
+          </w:p>
+        </w:tc>
+        <w:tc>
+          <w:tcPr>
+            <w:tcBorders>
+              <w:bottom w:val="none" w:sz="0" w:space="0" w:color="000000"/>
+              <w:top w:val="none" w:sz="0" w:space="0" w:color="000000"/>
+              <w:left w:val="none" w:sz="0" w:space="0" w:color="000000"/>
+              <w:right w:val="none" w:sz="0" w:space="0" w:color="000000"/>
+            </w:tcBorders>
+            <w:shd w:val="clear" w:color="auto" w:fill="FFFFFF"/>
+            <w:tcMar>
+              <w:top w:w="0" w:type="dxa"/>
+              <w:bottom w:w="0" w:type="dxa"/>
+              <w:left w:w="0" w:type="dxa"/>
+              <w:right w:w="0" w:type="dxa"/>
+            </w:tcMar>
+            <w:vAlign w:val="top"/>
+          </w:tcPr>
+          <w:p>
+            <w:pPr>
+              <w:pStyle w:val="Normal"/>
+              <w:jc w:val="center"/>
+              <w:pBdr>
+                <w:bottom w:val="none" w:sz="0" w:space="0" w:color="000000"/>
+                <w:top w:val="none" w:sz="0" w:space="0" w:color="000000"/>
+                <w:left w:val="none" w:sz="0" w:space="0" w:color="000000"/>
+                <w:right w:val="none" w:sz="0" w:space="0" w:color="000000"/>
+              </w:pBdr>
+              <w:spacing w:after="100" w:before="100" w:line="240"/>
+              <w:ind w:left="100" w:right="100" w:firstLine="0" w:firstLineChars="0"/>
+              <w:rPr>
+                <w:rFonts w:ascii="Helvetica" w:hAnsi="Helvetica" w:eastAsia="Helvetica" w:cs="Helvetica"/>
+                <w:i w:val="false"/>
+                <w:b w:val="false"/>
+                <w:u w:val="none"/>
+                <w:sz w:val="22"/>
+                <w:szCs w:val="22"/>
+                <w:color w:val="000000"/>
+              </w:rPr>
+            </w:pPr>
+            <w:r>
+              <w:rPr>
+                <w:rFonts w:ascii="Helvetica" w:hAnsi="Helvetica" w:eastAsia="Helvetica" w:cs="Helvetica"/>
+                <w:i w:val="false"/>
+                <w:b w:val="false"/>
+                <w:u w:val="none"/>
+                <w:sz w:val="22"/>
+                <w:szCs w:val="22"/>
+                <w:color w:val="000000"/>
+              </w:rPr>
+              <w:t xml:space="preserve">0.710</w:t>
             </w:r>
           </w:p>
         </w:tc>
@@ -12430,219 +12430,7 @@
                 <w:szCs w:val="22"/>
                 <w:color w:val="000000"/>
               </w:rPr>
-              <w:t xml:space="preserve">323</w:t>
-            </w:r>
-          </w:p>
-        </w:tc>
-        <w:tc>
-          <w:tcPr>
-            <w:tcBorders>
-              <w:bottom w:val="none" w:sz="0" w:space="0" w:color="000000"/>
-              <w:top w:val="none" w:sz="0" w:space="0" w:color="000000"/>
-              <w:left w:val="none" w:sz="0" w:space="0" w:color="000000"/>
-              <w:right w:val="none" w:sz="0" w:space="0" w:color="000000"/>
-            </w:tcBorders>
-            <w:shd w:val="clear" w:color="auto" w:fill="FFFFFF"/>
-            <w:tcMar>
-              <w:top w:w="0" w:type="dxa"/>
-              <w:bottom w:w="0" w:type="dxa"/>
-              <w:left w:w="0" w:type="dxa"/>
-              <w:right w:w="0" w:type="dxa"/>
-            </w:tcMar>
-            <w:vAlign w:val="top"/>
-          </w:tcPr>
-          <w:p>
-            <w:pPr>
-              <w:pStyle w:val="Normal"/>
-              <w:jc w:val="center"/>
-              <w:pBdr>
-                <w:bottom w:val="none" w:sz="0" w:space="0" w:color="000000"/>
-                <w:top w:val="none" w:sz="0" w:space="0" w:color="000000"/>
-                <w:left w:val="none" w:sz="0" w:space="0" w:color="000000"/>
-                <w:right w:val="none" w:sz="0" w:space="0" w:color="000000"/>
-              </w:pBdr>
-              <w:spacing w:after="100" w:before="100" w:line="240"/>
-              <w:ind w:left="100" w:right="100" w:firstLine="0" w:firstLineChars="0"/>
-              <w:rPr>
-                <w:rFonts w:ascii="Helvetica" w:hAnsi="Helvetica" w:eastAsia="Helvetica" w:cs="Helvetica"/>
-                <w:i w:val="false"/>
-                <w:b w:val="false"/>
-                <w:u w:val="none"/>
-                <w:sz w:val="22"/>
-                <w:szCs w:val="22"/>
-                <w:color w:val="000000"/>
-              </w:rPr>
-            </w:pPr>
-            <w:r>
-              <w:rPr>
-                <w:rFonts w:ascii="Helvetica" w:hAnsi="Helvetica" w:eastAsia="Helvetica" w:cs="Helvetica"/>
-                <w:i w:val="false"/>
-                <w:b w:val="false"/>
-                <w:u w:val="none"/>
-                <w:sz w:val="22"/>
-                <w:szCs w:val="22"/>
-                <w:color w:val="000000"/>
-              </w:rPr>
-              <w:t xml:space="preserve">0.75</w:t>
-            </w:r>
-          </w:p>
-        </w:tc>
-        <w:tc>
-          <w:tcPr>
-            <w:tcBorders>
-              <w:bottom w:val="none" w:sz="0" w:space="0" w:color="000000"/>
-              <w:top w:val="none" w:sz="0" w:space="0" w:color="000000"/>
-              <w:left w:val="none" w:sz="0" w:space="0" w:color="000000"/>
-              <w:right w:val="none" w:sz="0" w:space="0" w:color="000000"/>
-            </w:tcBorders>
-            <w:shd w:val="clear" w:color="auto" w:fill="FFFFFF"/>
-            <w:tcMar>
-              <w:top w:w="0" w:type="dxa"/>
-              <w:bottom w:w="0" w:type="dxa"/>
-              <w:left w:w="0" w:type="dxa"/>
-              <w:right w:w="0" w:type="dxa"/>
-            </w:tcMar>
-            <w:vAlign w:val="top"/>
-          </w:tcPr>
-          <w:p>
-            <w:pPr>
-              <w:pStyle w:val="Normal"/>
-              <w:jc w:val="center"/>
-              <w:pBdr>
-                <w:bottom w:val="none" w:sz="0" w:space="0" w:color="000000"/>
-                <w:top w:val="none" w:sz="0" w:space="0" w:color="000000"/>
-                <w:left w:val="none" w:sz="0" w:space="0" w:color="000000"/>
-                <w:right w:val="none" w:sz="0" w:space="0" w:color="000000"/>
-              </w:pBdr>
-              <w:spacing w:after="100" w:before="100" w:line="240"/>
-              <w:ind w:left="100" w:right="100" w:firstLine="0" w:firstLineChars="0"/>
-              <w:rPr>
-                <w:rFonts w:ascii="Helvetica" w:hAnsi="Helvetica" w:eastAsia="Helvetica" w:cs="Helvetica"/>
-                <w:i w:val="false"/>
-                <w:b w:val="false"/>
-                <w:u w:val="none"/>
-                <w:sz w:val="22"/>
-                <w:szCs w:val="22"/>
-                <w:color w:val="000000"/>
-              </w:rPr>
-            </w:pPr>
-            <w:r>
-              <w:rPr>
-                <w:rFonts w:ascii="Helvetica" w:hAnsi="Helvetica" w:eastAsia="Helvetica" w:cs="Helvetica"/>
-                <w:i w:val="false"/>
-                <w:b w:val="false"/>
-                <w:u w:val="none"/>
-                <w:sz w:val="22"/>
-                <w:szCs w:val="22"/>
-                <w:color w:val="000000"/>
-              </w:rPr>
-              <w:t xml:space="preserve">0.27, 2.06</w:t>
-            </w:r>
-          </w:p>
-        </w:tc>
-        <w:tc>
-          <w:tcPr>
-            <w:tcBorders>
-              <w:bottom w:val="none" w:sz="0" w:space="0" w:color="000000"/>
-              <w:top w:val="none" w:sz="0" w:space="0" w:color="000000"/>
-              <w:left w:val="none" w:sz="0" w:space="0" w:color="000000"/>
-              <w:right w:val="none" w:sz="0" w:space="0" w:color="000000"/>
-            </w:tcBorders>
-            <w:shd w:val="clear" w:color="auto" w:fill="FFFFFF"/>
-            <w:tcMar>
-              <w:top w:w="0" w:type="dxa"/>
-              <w:bottom w:w="0" w:type="dxa"/>
-              <w:left w:w="0" w:type="dxa"/>
-              <w:right w:w="0" w:type="dxa"/>
-            </w:tcMar>
-            <w:vAlign w:val="top"/>
-          </w:tcPr>
-          <w:p>
-            <w:pPr>
-              <w:pStyle w:val="Normal"/>
-              <w:jc w:val="center"/>
-              <w:pBdr>
-                <w:bottom w:val="none" w:sz="0" w:space="0" w:color="000000"/>
-                <w:top w:val="none" w:sz="0" w:space="0" w:color="000000"/>
-                <w:left w:val="none" w:sz="0" w:space="0" w:color="000000"/>
-                <w:right w:val="none" w:sz="0" w:space="0" w:color="000000"/>
-              </w:pBdr>
-              <w:spacing w:after="100" w:before="100" w:line="240"/>
-              <w:ind w:left="100" w:right="100" w:firstLine="0" w:firstLineChars="0"/>
-              <w:rPr>
-                <w:rFonts w:ascii="Helvetica" w:hAnsi="Helvetica" w:eastAsia="Helvetica" w:cs="Helvetica"/>
-                <w:i w:val="false"/>
-                <w:b w:val="false"/>
-                <w:u w:val="none"/>
-                <w:sz w:val="22"/>
-                <w:szCs w:val="22"/>
-                <w:color w:val="000000"/>
-              </w:rPr>
-            </w:pPr>
-            <w:r>
-              <w:rPr>
-                <w:rFonts w:ascii="Helvetica" w:hAnsi="Helvetica" w:eastAsia="Helvetica" w:cs="Helvetica"/>
-                <w:i w:val="false"/>
-                <w:b w:val="false"/>
-                <w:u w:val="none"/>
-                <w:sz w:val="22"/>
-                <w:szCs w:val="22"/>
-                <w:color w:val="000000"/>
-              </w:rPr>
-              <w:t xml:space="preserve">0.570</w:t>
-            </w:r>
-          </w:p>
-        </w:tc>
-        <w:tc>
-          <w:tcPr>
-            <w:tcBorders>
-              <w:bottom w:val="none" w:sz="0" w:space="0" w:color="000000"/>
-              <w:top w:val="none" w:sz="0" w:space="0" w:color="000000"/>
-              <w:left w:val="none" w:sz="0" w:space="0" w:color="000000"/>
-              <w:right w:val="none" w:sz="0" w:space="0" w:color="000000"/>
-            </w:tcBorders>
-            <w:shd w:val="clear" w:color="auto" w:fill="FFFFFF"/>
-            <w:tcMar>
-              <w:top w:w="0" w:type="dxa"/>
-              <w:bottom w:w="0" w:type="dxa"/>
-              <w:left w:w="0" w:type="dxa"/>
-              <w:right w:w="0" w:type="dxa"/>
-            </w:tcMar>
-            <w:vAlign w:val="top"/>
-          </w:tcPr>
-          <w:p>
-            <w:pPr>
-              <w:pStyle w:val="Normal"/>
-              <w:jc w:val="center"/>
-              <w:pBdr>
-                <w:bottom w:val="none" w:sz="0" w:space="0" w:color="000000"/>
-                <w:top w:val="none" w:sz="0" w:space="0" w:color="000000"/>
-                <w:left w:val="none" w:sz="0" w:space="0" w:color="000000"/>
-                <w:right w:val="none" w:sz="0" w:space="0" w:color="000000"/>
-              </w:pBdr>
-              <w:spacing w:after="100" w:before="100" w:line="240"/>
-              <w:ind w:left="100" w:right="100" w:firstLine="0" w:firstLineChars="0"/>
-              <w:rPr>
-                <w:rFonts w:ascii="Helvetica" w:hAnsi="Helvetica" w:eastAsia="Helvetica" w:cs="Helvetica"/>
-                <w:i w:val="false"/>
-                <w:b w:val="false"/>
-                <w:u w:val="none"/>
-                <w:sz w:val="22"/>
-                <w:szCs w:val="22"/>
-                <w:color w:val="000000"/>
-              </w:rPr>
-            </w:pPr>
-            <w:r>
-              <w:rPr>
-                <w:rFonts w:ascii="Helvetica" w:hAnsi="Helvetica" w:eastAsia="Helvetica" w:cs="Helvetica"/>
-                <w:i w:val="false"/>
-                <w:b w:val="false"/>
-                <w:u w:val="none"/>
-                <w:sz w:val="22"/>
-                <w:szCs w:val="22"/>
-                <w:color w:val="000000"/>
-              </w:rPr>
-              <w:t xml:space="preserve">323</w:t>
+              <w:t xml:space="preserve">322</w:t>
             </w:r>
           </w:p>
         </w:tc>
@@ -12748,60 +12536,272 @@
                 <w:szCs w:val="22"/>
                 <w:color w:val="000000"/>
               </w:rPr>
-              <w:t xml:space="preserve">0.19, 3.08</w:t>
-            </w:r>
-          </w:p>
-        </w:tc>
-        <w:tc>
-          <w:tcPr>
-            <w:tcBorders>
-              <w:bottom w:val="none" w:sz="0" w:space="0" w:color="000000"/>
-              <w:top w:val="none" w:sz="0" w:space="0" w:color="000000"/>
-              <w:left w:val="none" w:sz="0" w:space="0" w:color="000000"/>
-              <w:right w:val="none" w:sz="0" w:space="0" w:color="000000"/>
-            </w:tcBorders>
-            <w:shd w:val="clear" w:color="auto" w:fill="FFFFFF"/>
-            <w:tcMar>
-              <w:top w:w="0" w:type="dxa"/>
-              <w:bottom w:w="0" w:type="dxa"/>
-              <w:left w:w="0" w:type="dxa"/>
-              <w:right w:w="0" w:type="dxa"/>
-            </w:tcMar>
-            <w:vAlign w:val="top"/>
-          </w:tcPr>
-          <w:p>
-            <w:pPr>
-              <w:pStyle w:val="Normal"/>
-              <w:jc w:val="center"/>
-              <w:pBdr>
-                <w:bottom w:val="none" w:sz="0" w:space="0" w:color="000000"/>
-                <w:top w:val="none" w:sz="0" w:space="0" w:color="000000"/>
-                <w:left w:val="none" w:sz="0" w:space="0" w:color="000000"/>
-                <w:right w:val="none" w:sz="0" w:space="0" w:color="000000"/>
-              </w:pBdr>
-              <w:spacing w:after="100" w:before="100" w:line="240"/>
-              <w:ind w:left="100" w:right="100" w:firstLine="0" w:firstLineChars="0"/>
-              <w:rPr>
-                <w:rFonts w:ascii="Helvetica" w:hAnsi="Helvetica" w:eastAsia="Helvetica" w:cs="Helvetica"/>
-                <w:i w:val="false"/>
-                <w:b w:val="false"/>
-                <w:u w:val="none"/>
-                <w:sz w:val="22"/>
-                <w:szCs w:val="22"/>
-                <w:color w:val="000000"/>
-              </w:rPr>
-            </w:pPr>
-            <w:r>
-              <w:rPr>
-                <w:rFonts w:ascii="Helvetica" w:hAnsi="Helvetica" w:eastAsia="Helvetica" w:cs="Helvetica"/>
-                <w:i w:val="false"/>
-                <w:b w:val="false"/>
-                <w:u w:val="none"/>
-                <w:sz w:val="22"/>
-                <w:szCs w:val="22"/>
-                <w:color w:val="000000"/>
-              </w:rPr>
-              <w:t xml:space="preserve">0.710</w:t>
+              <w:t xml:space="preserve">0.28, 2.14</w:t>
+            </w:r>
+          </w:p>
+        </w:tc>
+        <w:tc>
+          <w:tcPr>
+            <w:tcBorders>
+              <w:bottom w:val="none" w:sz="0" w:space="0" w:color="000000"/>
+              <w:top w:val="none" w:sz="0" w:space="0" w:color="000000"/>
+              <w:left w:val="none" w:sz="0" w:space="0" w:color="000000"/>
+              <w:right w:val="none" w:sz="0" w:space="0" w:color="000000"/>
+            </w:tcBorders>
+            <w:shd w:val="clear" w:color="auto" w:fill="FFFFFF"/>
+            <w:tcMar>
+              <w:top w:w="0" w:type="dxa"/>
+              <w:bottom w:w="0" w:type="dxa"/>
+              <w:left w:w="0" w:type="dxa"/>
+              <w:right w:w="0" w:type="dxa"/>
+            </w:tcMar>
+            <w:vAlign w:val="top"/>
+          </w:tcPr>
+          <w:p>
+            <w:pPr>
+              <w:pStyle w:val="Normal"/>
+              <w:jc w:val="center"/>
+              <w:pBdr>
+                <w:bottom w:val="none" w:sz="0" w:space="0" w:color="000000"/>
+                <w:top w:val="none" w:sz="0" w:space="0" w:color="000000"/>
+                <w:left w:val="none" w:sz="0" w:space="0" w:color="000000"/>
+                <w:right w:val="none" w:sz="0" w:space="0" w:color="000000"/>
+              </w:pBdr>
+              <w:spacing w:after="100" w:before="100" w:line="240"/>
+              <w:ind w:left="100" w:right="100" w:firstLine="0" w:firstLineChars="0"/>
+              <w:rPr>
+                <w:rFonts w:ascii="Helvetica" w:hAnsi="Helvetica" w:eastAsia="Helvetica" w:cs="Helvetica"/>
+                <w:i w:val="false"/>
+                <w:b w:val="false"/>
+                <w:u w:val="none"/>
+                <w:sz w:val="22"/>
+                <w:szCs w:val="22"/>
+                <w:color w:val="000000"/>
+              </w:rPr>
+            </w:pPr>
+            <w:r>
+              <w:rPr>
+                <w:rFonts w:ascii="Helvetica" w:hAnsi="Helvetica" w:eastAsia="Helvetica" w:cs="Helvetica"/>
+                <w:i w:val="false"/>
+                <w:b w:val="false"/>
+                <w:u w:val="none"/>
+                <w:sz w:val="22"/>
+                <w:szCs w:val="22"/>
+                <w:color w:val="000000"/>
+              </w:rPr>
+              <w:t xml:space="preserve">0.620</w:t>
+            </w:r>
+          </w:p>
+        </w:tc>
+        <w:tc>
+          <w:tcPr>
+            <w:tcBorders>
+              <w:bottom w:val="none" w:sz="0" w:space="0" w:color="000000"/>
+              <w:top w:val="none" w:sz="0" w:space="0" w:color="000000"/>
+              <w:left w:val="none" w:sz="0" w:space="0" w:color="000000"/>
+              <w:right w:val="none" w:sz="0" w:space="0" w:color="000000"/>
+            </w:tcBorders>
+            <w:shd w:val="clear" w:color="auto" w:fill="FFFFFF"/>
+            <w:tcMar>
+              <w:top w:w="0" w:type="dxa"/>
+              <w:bottom w:w="0" w:type="dxa"/>
+              <w:left w:w="0" w:type="dxa"/>
+              <w:right w:w="0" w:type="dxa"/>
+            </w:tcMar>
+            <w:vAlign w:val="top"/>
+          </w:tcPr>
+          <w:p>
+            <w:pPr>
+              <w:pStyle w:val="Normal"/>
+              <w:jc w:val="center"/>
+              <w:pBdr>
+                <w:bottom w:val="none" w:sz="0" w:space="0" w:color="000000"/>
+                <w:top w:val="none" w:sz="0" w:space="0" w:color="000000"/>
+                <w:left w:val="none" w:sz="0" w:space="0" w:color="000000"/>
+                <w:right w:val="none" w:sz="0" w:space="0" w:color="000000"/>
+              </w:pBdr>
+              <w:spacing w:after="100" w:before="100" w:line="240"/>
+              <w:ind w:left="100" w:right="100" w:firstLine="0" w:firstLineChars="0"/>
+              <w:rPr>
+                <w:rFonts w:ascii="Helvetica" w:hAnsi="Helvetica" w:eastAsia="Helvetica" w:cs="Helvetica"/>
+                <w:i w:val="false"/>
+                <w:b w:val="false"/>
+                <w:u w:val="none"/>
+                <w:sz w:val="22"/>
+                <w:szCs w:val="22"/>
+                <w:color w:val="000000"/>
+              </w:rPr>
+            </w:pPr>
+            <w:r>
+              <w:rPr>
+                <w:rFonts w:ascii="Helvetica" w:hAnsi="Helvetica" w:eastAsia="Helvetica" w:cs="Helvetica"/>
+                <w:i w:val="false"/>
+                <w:b w:val="false"/>
+                <w:u w:val="none"/>
+                <w:sz w:val="22"/>
+                <w:szCs w:val="22"/>
+                <w:color w:val="000000"/>
+              </w:rPr>
+              <w:t xml:space="preserve">322</w:t>
+            </w:r>
+          </w:p>
+        </w:tc>
+        <w:tc>
+          <w:tcPr>
+            <w:tcBorders>
+              <w:bottom w:val="none" w:sz="0" w:space="0" w:color="000000"/>
+              <w:top w:val="none" w:sz="0" w:space="0" w:color="000000"/>
+              <w:left w:val="none" w:sz="0" w:space="0" w:color="000000"/>
+              <w:right w:val="none" w:sz="0" w:space="0" w:color="000000"/>
+            </w:tcBorders>
+            <w:shd w:val="clear" w:color="auto" w:fill="FFFFFF"/>
+            <w:tcMar>
+              <w:top w:w="0" w:type="dxa"/>
+              <w:bottom w:w="0" w:type="dxa"/>
+              <w:left w:w="0" w:type="dxa"/>
+              <w:right w:w="0" w:type="dxa"/>
+            </w:tcMar>
+            <w:vAlign w:val="top"/>
+          </w:tcPr>
+          <w:p>
+            <w:pPr>
+              <w:pStyle w:val="Normal"/>
+              <w:jc w:val="center"/>
+              <w:pBdr>
+                <w:bottom w:val="none" w:sz="0" w:space="0" w:color="000000"/>
+                <w:top w:val="none" w:sz="0" w:space="0" w:color="000000"/>
+                <w:left w:val="none" w:sz="0" w:space="0" w:color="000000"/>
+                <w:right w:val="none" w:sz="0" w:space="0" w:color="000000"/>
+              </w:pBdr>
+              <w:spacing w:after="100" w:before="100" w:line="240"/>
+              <w:ind w:left="100" w:right="100" w:firstLine="0" w:firstLineChars="0"/>
+              <w:rPr>
+                <w:rFonts w:ascii="Helvetica" w:hAnsi="Helvetica" w:eastAsia="Helvetica" w:cs="Helvetica"/>
+                <w:i w:val="false"/>
+                <w:b w:val="false"/>
+                <w:u w:val="none"/>
+                <w:sz w:val="22"/>
+                <w:szCs w:val="22"/>
+                <w:color w:val="000000"/>
+              </w:rPr>
+            </w:pPr>
+            <w:r>
+              <w:rPr>
+                <w:rFonts w:ascii="Helvetica" w:hAnsi="Helvetica" w:eastAsia="Helvetica" w:cs="Helvetica"/>
+                <w:i w:val="false"/>
+                <w:b w:val="false"/>
+                <w:u w:val="none"/>
+                <w:sz w:val="22"/>
+                <w:szCs w:val="22"/>
+                <w:color w:val="000000"/>
+              </w:rPr>
+              <w:t xml:space="preserve">0.88</w:t>
+            </w:r>
+          </w:p>
+        </w:tc>
+        <w:tc>
+          <w:tcPr>
+            <w:tcBorders>
+              <w:bottom w:val="none" w:sz="0" w:space="0" w:color="000000"/>
+              <w:top w:val="none" w:sz="0" w:space="0" w:color="000000"/>
+              <w:left w:val="none" w:sz="0" w:space="0" w:color="000000"/>
+              <w:right w:val="none" w:sz="0" w:space="0" w:color="000000"/>
+            </w:tcBorders>
+            <w:shd w:val="clear" w:color="auto" w:fill="FFFFFF"/>
+            <w:tcMar>
+              <w:top w:w="0" w:type="dxa"/>
+              <w:bottom w:w="0" w:type="dxa"/>
+              <w:left w:w="0" w:type="dxa"/>
+              <w:right w:w="0" w:type="dxa"/>
+            </w:tcMar>
+            <w:vAlign w:val="top"/>
+          </w:tcPr>
+          <w:p>
+            <w:pPr>
+              <w:pStyle w:val="Normal"/>
+              <w:jc w:val="center"/>
+              <w:pBdr>
+                <w:bottom w:val="none" w:sz="0" w:space="0" w:color="000000"/>
+                <w:top w:val="none" w:sz="0" w:space="0" w:color="000000"/>
+                <w:left w:val="none" w:sz="0" w:space="0" w:color="000000"/>
+                <w:right w:val="none" w:sz="0" w:space="0" w:color="000000"/>
+              </w:pBdr>
+              <w:spacing w:after="100" w:before="100" w:line="240"/>
+              <w:ind w:left="100" w:right="100" w:firstLine="0" w:firstLineChars="0"/>
+              <w:rPr>
+                <w:rFonts w:ascii="Helvetica" w:hAnsi="Helvetica" w:eastAsia="Helvetica" w:cs="Helvetica"/>
+                <w:i w:val="false"/>
+                <w:b w:val="false"/>
+                <w:u w:val="none"/>
+                <w:sz w:val="22"/>
+                <w:szCs w:val="22"/>
+                <w:color w:val="000000"/>
+              </w:rPr>
+            </w:pPr>
+            <w:r>
+              <w:rPr>
+                <w:rFonts w:ascii="Helvetica" w:hAnsi="Helvetica" w:eastAsia="Helvetica" w:cs="Helvetica"/>
+                <w:i w:val="false"/>
+                <w:b w:val="false"/>
+                <w:u w:val="none"/>
+                <w:sz w:val="22"/>
+                <w:szCs w:val="22"/>
+                <w:color w:val="000000"/>
+              </w:rPr>
+              <w:t xml:space="preserve">0.21, 3.62</w:t>
+            </w:r>
+          </w:p>
+        </w:tc>
+        <w:tc>
+          <w:tcPr>
+            <w:tcBorders>
+              <w:bottom w:val="none" w:sz="0" w:space="0" w:color="000000"/>
+              <w:top w:val="none" w:sz="0" w:space="0" w:color="000000"/>
+              <w:left w:val="none" w:sz="0" w:space="0" w:color="000000"/>
+              <w:right w:val="none" w:sz="0" w:space="0" w:color="000000"/>
+            </w:tcBorders>
+            <w:shd w:val="clear" w:color="auto" w:fill="FFFFFF"/>
+            <w:tcMar>
+              <w:top w:w="0" w:type="dxa"/>
+              <w:bottom w:w="0" w:type="dxa"/>
+              <w:left w:w="0" w:type="dxa"/>
+              <w:right w:w="0" w:type="dxa"/>
+            </w:tcMar>
+            <w:vAlign w:val="top"/>
+          </w:tcPr>
+          <w:p>
+            <w:pPr>
+              <w:pStyle w:val="Normal"/>
+              <w:jc w:val="center"/>
+              <w:pBdr>
+                <w:bottom w:val="none" w:sz="0" w:space="0" w:color="000000"/>
+                <w:top w:val="none" w:sz="0" w:space="0" w:color="000000"/>
+                <w:left w:val="none" w:sz="0" w:space="0" w:color="000000"/>
+                <w:right w:val="none" w:sz="0" w:space="0" w:color="000000"/>
+              </w:pBdr>
+              <w:spacing w:after="100" w:before="100" w:line="240"/>
+              <w:ind w:left="100" w:right="100" w:firstLine="0" w:firstLineChars="0"/>
+              <w:rPr>
+                <w:rFonts w:ascii="Helvetica" w:hAnsi="Helvetica" w:eastAsia="Helvetica" w:cs="Helvetica"/>
+                <w:i w:val="false"/>
+                <w:b w:val="false"/>
+                <w:u w:val="none"/>
+                <w:sz w:val="22"/>
+                <w:szCs w:val="22"/>
+                <w:color w:val="000000"/>
+              </w:rPr>
+            </w:pPr>
+            <w:r>
+              <w:rPr>
+                <w:rFonts w:ascii="Helvetica" w:hAnsi="Helvetica" w:eastAsia="Helvetica" w:cs="Helvetica"/>
+                <w:i w:val="false"/>
+                <w:b w:val="false"/>
+                <w:u w:val="none"/>
+                <w:sz w:val="22"/>
+                <w:szCs w:val="22"/>
+                <w:color w:val="000000"/>
+              </w:rPr>
+              <w:t xml:space="preserve">0.860</w:t>
             </w:r>
           </w:p>
         </w:tc>
@@ -12913,113 +12913,113 @@
                 <w:szCs w:val="22"/>
                 <w:color w:val="000000"/>
               </w:rPr>
-              <w:t xml:space="preserve">323</w:t>
-            </w:r>
-          </w:p>
-        </w:tc>
-        <w:tc>
-          <w:tcPr>
-            <w:tcBorders>
-              <w:bottom w:val="none" w:sz="0" w:space="0" w:color="000000"/>
-              <w:top w:val="none" w:sz="0" w:space="0" w:color="000000"/>
-              <w:left w:val="none" w:sz="0" w:space="0" w:color="000000"/>
-              <w:right w:val="none" w:sz="0" w:space="0" w:color="000000"/>
-            </w:tcBorders>
-            <w:shd w:val="clear" w:color="auto" w:fill="FFFFFF"/>
-            <w:tcMar>
-              <w:top w:w="0" w:type="dxa"/>
-              <w:bottom w:w="0" w:type="dxa"/>
-              <w:left w:w="0" w:type="dxa"/>
-              <w:right w:w="0" w:type="dxa"/>
-            </w:tcMar>
-            <w:vAlign w:val="top"/>
-          </w:tcPr>
-          <w:p>
-            <w:pPr>
-              <w:pStyle w:val="Normal"/>
-              <w:jc w:val="center"/>
-              <w:pBdr>
-                <w:bottom w:val="none" w:sz="0" w:space="0" w:color="000000"/>
-                <w:top w:val="none" w:sz="0" w:space="0" w:color="000000"/>
-                <w:left w:val="none" w:sz="0" w:space="0" w:color="000000"/>
-                <w:right w:val="none" w:sz="0" w:space="0" w:color="000000"/>
-              </w:pBdr>
-              <w:spacing w:after="100" w:before="100" w:line="240"/>
-              <w:ind w:left="100" w:right="100" w:firstLine="0" w:firstLineChars="0"/>
-              <w:rPr>
-                <w:rFonts w:ascii="Helvetica" w:hAnsi="Helvetica" w:eastAsia="Helvetica" w:cs="Helvetica"/>
-                <w:i w:val="false"/>
-                <w:b w:val="false"/>
-                <w:u w:val="none"/>
-                <w:sz w:val="22"/>
-                <w:szCs w:val="22"/>
-                <w:color w:val="000000"/>
-              </w:rPr>
-            </w:pPr>
-            <w:r>
-              <w:rPr>
-                <w:rFonts w:ascii="Helvetica" w:hAnsi="Helvetica" w:eastAsia="Helvetica" w:cs="Helvetica"/>
-                <w:i w:val="false"/>
-                <w:b w:val="false"/>
-                <w:u w:val="none"/>
-                <w:sz w:val="22"/>
-                <w:szCs w:val="22"/>
-                <w:color w:val="000000"/>
-              </w:rPr>
-              <w:t xml:space="preserve">5.34</w:t>
-            </w:r>
-          </w:p>
-        </w:tc>
-        <w:tc>
-          <w:tcPr>
-            <w:tcBorders>
-              <w:bottom w:val="none" w:sz="0" w:space="0" w:color="000000"/>
-              <w:top w:val="none" w:sz="0" w:space="0" w:color="000000"/>
-              <w:left w:val="none" w:sz="0" w:space="0" w:color="000000"/>
-              <w:right w:val="none" w:sz="0" w:space="0" w:color="000000"/>
-            </w:tcBorders>
-            <w:shd w:val="clear" w:color="auto" w:fill="FFFFFF"/>
-            <w:tcMar>
-              <w:top w:w="0" w:type="dxa"/>
-              <w:bottom w:w="0" w:type="dxa"/>
-              <w:left w:w="0" w:type="dxa"/>
-              <w:right w:w="0" w:type="dxa"/>
-            </w:tcMar>
-            <w:vAlign w:val="top"/>
-          </w:tcPr>
-          <w:p>
-            <w:pPr>
-              <w:pStyle w:val="Normal"/>
-              <w:jc w:val="center"/>
-              <w:pBdr>
-                <w:bottom w:val="none" w:sz="0" w:space="0" w:color="000000"/>
-                <w:top w:val="none" w:sz="0" w:space="0" w:color="000000"/>
-                <w:left w:val="none" w:sz="0" w:space="0" w:color="000000"/>
-                <w:right w:val="none" w:sz="0" w:space="0" w:color="000000"/>
-              </w:pBdr>
-              <w:spacing w:after="100" w:before="100" w:line="240"/>
-              <w:ind w:left="100" w:right="100" w:firstLine="0" w:firstLineChars="0"/>
-              <w:rPr>
-                <w:rFonts w:ascii="Helvetica" w:hAnsi="Helvetica" w:eastAsia="Helvetica" w:cs="Helvetica"/>
-                <w:i w:val="false"/>
-                <w:b w:val="false"/>
-                <w:u w:val="none"/>
-                <w:sz w:val="22"/>
-                <w:szCs w:val="22"/>
-                <w:color w:val="000000"/>
-              </w:rPr>
-            </w:pPr>
-            <w:r>
-              <w:rPr>
-                <w:rFonts w:ascii="Helvetica" w:hAnsi="Helvetica" w:eastAsia="Helvetica" w:cs="Helvetica"/>
-                <w:i w:val="false"/>
-                <w:b w:val="false"/>
-                <w:u w:val="none"/>
-                <w:sz w:val="22"/>
-                <w:szCs w:val="22"/>
-                <w:color w:val="000000"/>
-              </w:rPr>
-              <w:t xml:space="preserve">3.04, 9.40</w:t>
+              <w:t xml:space="preserve">322</w:t>
+            </w:r>
+          </w:p>
+        </w:tc>
+        <w:tc>
+          <w:tcPr>
+            <w:tcBorders>
+              <w:bottom w:val="none" w:sz="0" w:space="0" w:color="000000"/>
+              <w:top w:val="none" w:sz="0" w:space="0" w:color="000000"/>
+              <w:left w:val="none" w:sz="0" w:space="0" w:color="000000"/>
+              <w:right w:val="none" w:sz="0" w:space="0" w:color="000000"/>
+            </w:tcBorders>
+            <w:shd w:val="clear" w:color="auto" w:fill="FFFFFF"/>
+            <w:tcMar>
+              <w:top w:w="0" w:type="dxa"/>
+              <w:bottom w:w="0" w:type="dxa"/>
+              <w:left w:w="0" w:type="dxa"/>
+              <w:right w:w="0" w:type="dxa"/>
+            </w:tcMar>
+            <w:vAlign w:val="top"/>
+          </w:tcPr>
+          <w:p>
+            <w:pPr>
+              <w:pStyle w:val="Normal"/>
+              <w:jc w:val="center"/>
+              <w:pBdr>
+                <w:bottom w:val="none" w:sz="0" w:space="0" w:color="000000"/>
+                <w:top w:val="none" w:sz="0" w:space="0" w:color="000000"/>
+                <w:left w:val="none" w:sz="0" w:space="0" w:color="000000"/>
+                <w:right w:val="none" w:sz="0" w:space="0" w:color="000000"/>
+              </w:pBdr>
+              <w:spacing w:after="100" w:before="100" w:line="240"/>
+              <w:ind w:left="100" w:right="100" w:firstLine="0" w:firstLineChars="0"/>
+              <w:rPr>
+                <w:rFonts w:ascii="Helvetica" w:hAnsi="Helvetica" w:eastAsia="Helvetica" w:cs="Helvetica"/>
+                <w:i w:val="false"/>
+                <w:b w:val="false"/>
+                <w:u w:val="none"/>
+                <w:sz w:val="22"/>
+                <w:szCs w:val="22"/>
+                <w:color w:val="000000"/>
+              </w:rPr>
+            </w:pPr>
+            <w:r>
+              <w:rPr>
+                <w:rFonts w:ascii="Helvetica" w:hAnsi="Helvetica" w:eastAsia="Helvetica" w:cs="Helvetica"/>
+                <w:i w:val="false"/>
+                <w:b w:val="false"/>
+                <w:u w:val="none"/>
+                <w:sz w:val="22"/>
+                <w:szCs w:val="22"/>
+                <w:color w:val="000000"/>
+              </w:rPr>
+              <w:t xml:space="preserve">5.32</w:t>
+            </w:r>
+          </w:p>
+        </w:tc>
+        <w:tc>
+          <w:tcPr>
+            <w:tcBorders>
+              <w:bottom w:val="none" w:sz="0" w:space="0" w:color="000000"/>
+              <w:top w:val="none" w:sz="0" w:space="0" w:color="000000"/>
+              <w:left w:val="none" w:sz="0" w:space="0" w:color="000000"/>
+              <w:right w:val="none" w:sz="0" w:space="0" w:color="000000"/>
+            </w:tcBorders>
+            <w:shd w:val="clear" w:color="auto" w:fill="FFFFFF"/>
+            <w:tcMar>
+              <w:top w:w="0" w:type="dxa"/>
+              <w:bottom w:w="0" w:type="dxa"/>
+              <w:left w:w="0" w:type="dxa"/>
+              <w:right w:w="0" w:type="dxa"/>
+            </w:tcMar>
+            <w:vAlign w:val="top"/>
+          </w:tcPr>
+          <w:p>
+            <w:pPr>
+              <w:pStyle w:val="Normal"/>
+              <w:jc w:val="center"/>
+              <w:pBdr>
+                <w:bottom w:val="none" w:sz="0" w:space="0" w:color="000000"/>
+                <w:top w:val="none" w:sz="0" w:space="0" w:color="000000"/>
+                <w:left w:val="none" w:sz="0" w:space="0" w:color="000000"/>
+                <w:right w:val="none" w:sz="0" w:space="0" w:color="000000"/>
+              </w:pBdr>
+              <w:spacing w:after="100" w:before="100" w:line="240"/>
+              <w:ind w:left="100" w:right="100" w:firstLine="0" w:firstLineChars="0"/>
+              <w:rPr>
+                <w:rFonts w:ascii="Helvetica" w:hAnsi="Helvetica" w:eastAsia="Helvetica" w:cs="Helvetica"/>
+                <w:i w:val="false"/>
+                <w:b w:val="false"/>
+                <w:u w:val="none"/>
+                <w:sz w:val="22"/>
+                <w:szCs w:val="22"/>
+                <w:color w:val="000000"/>
+              </w:rPr>
+            </w:pPr>
+            <w:r>
+              <w:rPr>
+                <w:rFonts w:ascii="Helvetica" w:hAnsi="Helvetica" w:eastAsia="Helvetica" w:cs="Helvetica"/>
+                <w:i w:val="false"/>
+                <w:b w:val="false"/>
+                <w:u w:val="none"/>
+                <w:sz w:val="22"/>
+                <w:szCs w:val="22"/>
+                <w:color w:val="000000"/>
+              </w:rPr>
+              <w:t xml:space="preserve">3.03, 9.36</w:t>
             </w:r>
           </w:p>
         </w:tc>
@@ -13125,113 +13125,113 @@
                 <w:szCs w:val="22"/>
                 <w:color w:val="000000"/>
               </w:rPr>
-              <w:t xml:space="preserve">323</w:t>
-            </w:r>
-          </w:p>
-        </w:tc>
-        <w:tc>
-          <w:tcPr>
-            <w:tcBorders>
-              <w:bottom w:val="none" w:sz="0" w:space="0" w:color="000000"/>
-              <w:top w:val="none" w:sz="0" w:space="0" w:color="000000"/>
-              <w:left w:val="none" w:sz="0" w:space="0" w:color="000000"/>
-              <w:right w:val="none" w:sz="0" w:space="0" w:color="000000"/>
-            </w:tcBorders>
-            <w:shd w:val="clear" w:color="auto" w:fill="FFFFFF"/>
-            <w:tcMar>
-              <w:top w:w="0" w:type="dxa"/>
-              <w:bottom w:w="0" w:type="dxa"/>
-              <w:left w:w="0" w:type="dxa"/>
-              <w:right w:w="0" w:type="dxa"/>
-            </w:tcMar>
-            <w:vAlign w:val="top"/>
-          </w:tcPr>
-          <w:p>
-            <w:pPr>
-              <w:pStyle w:val="Normal"/>
-              <w:jc w:val="center"/>
-              <w:pBdr>
-                <w:bottom w:val="none" w:sz="0" w:space="0" w:color="000000"/>
-                <w:top w:val="none" w:sz="0" w:space="0" w:color="000000"/>
-                <w:left w:val="none" w:sz="0" w:space="0" w:color="000000"/>
-                <w:right w:val="none" w:sz="0" w:space="0" w:color="000000"/>
-              </w:pBdr>
-              <w:spacing w:after="100" w:before="100" w:line="240"/>
-              <w:ind w:left="100" w:right="100" w:firstLine="0" w:firstLineChars="0"/>
-              <w:rPr>
-                <w:rFonts w:ascii="Helvetica" w:hAnsi="Helvetica" w:eastAsia="Helvetica" w:cs="Helvetica"/>
-                <w:i w:val="false"/>
-                <w:b w:val="false"/>
-                <w:u w:val="none"/>
-                <w:sz w:val="22"/>
-                <w:szCs w:val="22"/>
-                <w:color w:val="000000"/>
-              </w:rPr>
-            </w:pPr>
-            <w:r>
-              <w:rPr>
-                <w:rFonts w:ascii="Helvetica" w:hAnsi="Helvetica" w:eastAsia="Helvetica" w:cs="Helvetica"/>
-                <w:i w:val="false"/>
-                <w:b w:val="false"/>
-                <w:u w:val="none"/>
-                <w:sz w:val="22"/>
-                <w:szCs w:val="22"/>
-                <w:color w:val="000000"/>
-              </w:rPr>
-              <w:t xml:space="preserve">8.93</w:t>
-            </w:r>
-          </w:p>
-        </w:tc>
-        <w:tc>
-          <w:tcPr>
-            <w:tcBorders>
-              <w:bottom w:val="none" w:sz="0" w:space="0" w:color="000000"/>
-              <w:top w:val="none" w:sz="0" w:space="0" w:color="000000"/>
-              <w:left w:val="none" w:sz="0" w:space="0" w:color="000000"/>
-              <w:right w:val="none" w:sz="0" w:space="0" w:color="000000"/>
-            </w:tcBorders>
-            <w:shd w:val="clear" w:color="auto" w:fill="FFFFFF"/>
-            <w:tcMar>
-              <w:top w:w="0" w:type="dxa"/>
-              <w:bottom w:w="0" w:type="dxa"/>
-              <w:left w:w="0" w:type="dxa"/>
-              <w:right w:w="0" w:type="dxa"/>
-            </w:tcMar>
-            <w:vAlign w:val="top"/>
-          </w:tcPr>
-          <w:p>
-            <w:pPr>
-              <w:pStyle w:val="Normal"/>
-              <w:jc w:val="center"/>
-              <w:pBdr>
-                <w:bottom w:val="none" w:sz="0" w:space="0" w:color="000000"/>
-                <w:top w:val="none" w:sz="0" w:space="0" w:color="000000"/>
-                <w:left w:val="none" w:sz="0" w:space="0" w:color="000000"/>
-                <w:right w:val="none" w:sz="0" w:space="0" w:color="000000"/>
-              </w:pBdr>
-              <w:spacing w:after="100" w:before="100" w:line="240"/>
-              <w:ind w:left="100" w:right="100" w:firstLine="0" w:firstLineChars="0"/>
-              <w:rPr>
-                <w:rFonts w:ascii="Helvetica" w:hAnsi="Helvetica" w:eastAsia="Helvetica" w:cs="Helvetica"/>
-                <w:i w:val="false"/>
-                <w:b w:val="false"/>
-                <w:u w:val="none"/>
-                <w:sz w:val="22"/>
-                <w:szCs w:val="22"/>
-                <w:color w:val="000000"/>
-              </w:rPr>
-            </w:pPr>
-            <w:r>
-              <w:rPr>
-                <w:rFonts w:ascii="Helvetica" w:hAnsi="Helvetica" w:eastAsia="Helvetica" w:cs="Helvetica"/>
-                <w:i w:val="false"/>
-                <w:b w:val="false"/>
-                <w:u w:val="none"/>
-                <w:sz w:val="22"/>
-                <w:szCs w:val="22"/>
-                <w:color w:val="000000"/>
-              </w:rPr>
-              <w:t xml:space="preserve">2.74, 29.2</w:t>
+              <w:t xml:space="preserve">322</w:t>
+            </w:r>
+          </w:p>
+        </w:tc>
+        <w:tc>
+          <w:tcPr>
+            <w:tcBorders>
+              <w:bottom w:val="none" w:sz="0" w:space="0" w:color="000000"/>
+              <w:top w:val="none" w:sz="0" w:space="0" w:color="000000"/>
+              <w:left w:val="none" w:sz="0" w:space="0" w:color="000000"/>
+              <w:right w:val="none" w:sz="0" w:space="0" w:color="000000"/>
+            </w:tcBorders>
+            <w:shd w:val="clear" w:color="auto" w:fill="FFFFFF"/>
+            <w:tcMar>
+              <w:top w:w="0" w:type="dxa"/>
+              <w:bottom w:w="0" w:type="dxa"/>
+              <w:left w:w="0" w:type="dxa"/>
+              <w:right w:w="0" w:type="dxa"/>
+            </w:tcMar>
+            <w:vAlign w:val="top"/>
+          </w:tcPr>
+          <w:p>
+            <w:pPr>
+              <w:pStyle w:val="Normal"/>
+              <w:jc w:val="center"/>
+              <w:pBdr>
+                <w:bottom w:val="none" w:sz="0" w:space="0" w:color="000000"/>
+                <w:top w:val="none" w:sz="0" w:space="0" w:color="000000"/>
+                <w:left w:val="none" w:sz="0" w:space="0" w:color="000000"/>
+                <w:right w:val="none" w:sz="0" w:space="0" w:color="000000"/>
+              </w:pBdr>
+              <w:spacing w:after="100" w:before="100" w:line="240"/>
+              <w:ind w:left="100" w:right="100" w:firstLine="0" w:firstLineChars="0"/>
+              <w:rPr>
+                <w:rFonts w:ascii="Helvetica" w:hAnsi="Helvetica" w:eastAsia="Helvetica" w:cs="Helvetica"/>
+                <w:i w:val="false"/>
+                <w:b w:val="false"/>
+                <w:u w:val="none"/>
+                <w:sz w:val="22"/>
+                <w:szCs w:val="22"/>
+                <w:color w:val="000000"/>
+              </w:rPr>
+            </w:pPr>
+            <w:r>
+              <w:rPr>
+                <w:rFonts w:ascii="Helvetica" w:hAnsi="Helvetica" w:eastAsia="Helvetica" w:cs="Helvetica"/>
+                <w:i w:val="false"/>
+                <w:b w:val="false"/>
+                <w:u w:val="none"/>
+                <w:sz w:val="22"/>
+                <w:szCs w:val="22"/>
+                <w:color w:val="000000"/>
+              </w:rPr>
+              <w:t xml:space="preserve">9.50</w:t>
+            </w:r>
+          </w:p>
+        </w:tc>
+        <w:tc>
+          <w:tcPr>
+            <w:tcBorders>
+              <w:bottom w:val="none" w:sz="0" w:space="0" w:color="000000"/>
+              <w:top w:val="none" w:sz="0" w:space="0" w:color="000000"/>
+              <w:left w:val="none" w:sz="0" w:space="0" w:color="000000"/>
+              <w:right w:val="none" w:sz="0" w:space="0" w:color="000000"/>
+            </w:tcBorders>
+            <w:shd w:val="clear" w:color="auto" w:fill="FFFFFF"/>
+            <w:tcMar>
+              <w:top w:w="0" w:type="dxa"/>
+              <w:bottom w:w="0" w:type="dxa"/>
+              <w:left w:w="0" w:type="dxa"/>
+              <w:right w:w="0" w:type="dxa"/>
+            </w:tcMar>
+            <w:vAlign w:val="top"/>
+          </w:tcPr>
+          <w:p>
+            <w:pPr>
+              <w:pStyle w:val="Normal"/>
+              <w:jc w:val="center"/>
+              <w:pBdr>
+                <w:bottom w:val="none" w:sz="0" w:space="0" w:color="000000"/>
+                <w:top w:val="none" w:sz="0" w:space="0" w:color="000000"/>
+                <w:left w:val="none" w:sz="0" w:space="0" w:color="000000"/>
+                <w:right w:val="none" w:sz="0" w:space="0" w:color="000000"/>
+              </w:pBdr>
+              <w:spacing w:after="100" w:before="100" w:line="240"/>
+              <w:ind w:left="100" w:right="100" w:firstLine="0" w:firstLineChars="0"/>
+              <w:rPr>
+                <w:rFonts w:ascii="Helvetica" w:hAnsi="Helvetica" w:eastAsia="Helvetica" w:cs="Helvetica"/>
+                <w:i w:val="false"/>
+                <w:b w:val="false"/>
+                <w:u w:val="none"/>
+                <w:sz w:val="22"/>
+                <w:szCs w:val="22"/>
+                <w:color w:val="000000"/>
+              </w:rPr>
+            </w:pPr>
+            <w:r>
+              <w:rPr>
+                <w:rFonts w:ascii="Helvetica" w:hAnsi="Helvetica" w:eastAsia="Helvetica" w:cs="Helvetica"/>
+                <w:i w:val="false"/>
+                <w:b w:val="false"/>
+                <w:u w:val="none"/>
+                <w:sz w:val="22"/>
+                <w:szCs w:val="22"/>
+                <w:color w:val="000000"/>
+              </w:rPr>
+              <w:t xml:space="preserve">2.77, 32.6</w:t>
             </w:r>
           </w:p>
         </w:tc>
@@ -13396,7 +13396,7 @@
                 <w:szCs w:val="22"/>
                 <w:color w:val="000000"/>
               </w:rPr>
-              <w:t xml:space="preserve">323</w:t>
+              <w:t xml:space="preserve">322</w:t>
             </w:r>
           </w:p>
         </w:tc>
@@ -13502,272 +13502,272 @@
                 <w:szCs w:val="22"/>
                 <w:color w:val="000000"/>
               </w:rPr>
-              <w:t xml:space="preserve">0.62, 2.95</w:t>
-            </w:r>
-          </w:p>
-        </w:tc>
-        <w:tc>
-          <w:tcPr>
-            <w:tcBorders>
-              <w:bottom w:val="none" w:sz="0" w:space="0" w:color="000000"/>
-              <w:top w:val="none" w:sz="0" w:space="0" w:color="000000"/>
-              <w:left w:val="none" w:sz="0" w:space="0" w:color="000000"/>
-              <w:right w:val="none" w:sz="0" w:space="0" w:color="000000"/>
-            </w:tcBorders>
-            <w:shd w:val="clear" w:color="auto" w:fill="FFFFFF"/>
-            <w:tcMar>
-              <w:top w:w="0" w:type="dxa"/>
-              <w:bottom w:w="0" w:type="dxa"/>
-              <w:left w:w="0" w:type="dxa"/>
-              <w:right w:w="0" w:type="dxa"/>
-            </w:tcMar>
-            <w:vAlign w:val="top"/>
-          </w:tcPr>
-          <w:p>
-            <w:pPr>
-              <w:pStyle w:val="Normal"/>
-              <w:jc w:val="center"/>
-              <w:pBdr>
-                <w:bottom w:val="none" w:sz="0" w:space="0" w:color="000000"/>
-                <w:top w:val="none" w:sz="0" w:space="0" w:color="000000"/>
-                <w:left w:val="none" w:sz="0" w:space="0" w:color="000000"/>
-                <w:right w:val="none" w:sz="0" w:space="0" w:color="000000"/>
-              </w:pBdr>
-              <w:spacing w:after="100" w:before="100" w:line="240"/>
-              <w:ind w:left="100" w:right="100" w:firstLine="0" w:firstLineChars="0"/>
-              <w:rPr>
-                <w:rFonts w:ascii="Helvetica" w:hAnsi="Helvetica" w:eastAsia="Helvetica" w:cs="Helvetica"/>
-                <w:i w:val="false"/>
-                <w:b w:val="false"/>
-                <w:u w:val="none"/>
-                <w:sz w:val="22"/>
-                <w:szCs w:val="22"/>
-                <w:color w:val="000000"/>
-              </w:rPr>
-            </w:pPr>
-            <w:r>
-              <w:rPr>
-                <w:rFonts w:ascii="Helvetica" w:hAnsi="Helvetica" w:eastAsia="Helvetica" w:cs="Helvetica"/>
-                <w:i w:val="false"/>
-                <w:b w:val="false"/>
-                <w:u w:val="none"/>
-                <w:sz w:val="22"/>
-                <w:szCs w:val="22"/>
-                <w:color w:val="000000"/>
-              </w:rPr>
-              <w:t xml:space="preserve">0.450</w:t>
-            </w:r>
-          </w:p>
-        </w:tc>
-        <w:tc>
-          <w:tcPr>
-            <w:tcBorders>
-              <w:bottom w:val="none" w:sz="0" w:space="0" w:color="000000"/>
-              <w:top w:val="none" w:sz="0" w:space="0" w:color="000000"/>
-              <w:left w:val="none" w:sz="0" w:space="0" w:color="000000"/>
-              <w:right w:val="none" w:sz="0" w:space="0" w:color="000000"/>
-            </w:tcBorders>
-            <w:shd w:val="clear" w:color="auto" w:fill="FFFFFF"/>
-            <w:tcMar>
-              <w:top w:w="0" w:type="dxa"/>
-              <w:bottom w:w="0" w:type="dxa"/>
-              <w:left w:w="0" w:type="dxa"/>
-              <w:right w:w="0" w:type="dxa"/>
-            </w:tcMar>
-            <w:vAlign w:val="top"/>
-          </w:tcPr>
-          <w:p>
-            <w:pPr>
-              <w:pStyle w:val="Normal"/>
-              <w:jc w:val="center"/>
-              <w:pBdr>
-                <w:bottom w:val="none" w:sz="0" w:space="0" w:color="000000"/>
-                <w:top w:val="none" w:sz="0" w:space="0" w:color="000000"/>
-                <w:left w:val="none" w:sz="0" w:space="0" w:color="000000"/>
-                <w:right w:val="none" w:sz="0" w:space="0" w:color="000000"/>
-              </w:pBdr>
-              <w:spacing w:after="100" w:before="100" w:line="240"/>
-              <w:ind w:left="100" w:right="100" w:firstLine="0" w:firstLineChars="0"/>
-              <w:rPr>
-                <w:rFonts w:ascii="Helvetica" w:hAnsi="Helvetica" w:eastAsia="Helvetica" w:cs="Helvetica"/>
-                <w:i w:val="false"/>
-                <w:b w:val="false"/>
-                <w:u w:val="none"/>
-                <w:sz w:val="22"/>
-                <w:szCs w:val="22"/>
-                <w:color w:val="000000"/>
-              </w:rPr>
-            </w:pPr>
-            <w:r>
-              <w:rPr>
-                <w:rFonts w:ascii="Helvetica" w:hAnsi="Helvetica" w:eastAsia="Helvetica" w:cs="Helvetica"/>
-                <w:i w:val="false"/>
-                <w:b w:val="false"/>
-                <w:u w:val="none"/>
-                <w:sz w:val="22"/>
-                <w:szCs w:val="22"/>
-                <w:color w:val="000000"/>
-              </w:rPr>
-              <w:t xml:space="preserve">323</w:t>
-            </w:r>
-          </w:p>
-        </w:tc>
-        <w:tc>
-          <w:tcPr>
-            <w:tcBorders>
-              <w:bottom w:val="none" w:sz="0" w:space="0" w:color="000000"/>
-              <w:top w:val="none" w:sz="0" w:space="0" w:color="000000"/>
-              <w:left w:val="none" w:sz="0" w:space="0" w:color="000000"/>
-              <w:right w:val="none" w:sz="0" w:space="0" w:color="000000"/>
-            </w:tcBorders>
-            <w:shd w:val="clear" w:color="auto" w:fill="FFFFFF"/>
-            <w:tcMar>
-              <w:top w:w="0" w:type="dxa"/>
-              <w:bottom w:w="0" w:type="dxa"/>
-              <w:left w:w="0" w:type="dxa"/>
-              <w:right w:w="0" w:type="dxa"/>
-            </w:tcMar>
-            <w:vAlign w:val="top"/>
-          </w:tcPr>
-          <w:p>
-            <w:pPr>
-              <w:pStyle w:val="Normal"/>
-              <w:jc w:val="center"/>
-              <w:pBdr>
-                <w:bottom w:val="none" w:sz="0" w:space="0" w:color="000000"/>
-                <w:top w:val="none" w:sz="0" w:space="0" w:color="000000"/>
-                <w:left w:val="none" w:sz="0" w:space="0" w:color="000000"/>
-                <w:right w:val="none" w:sz="0" w:space="0" w:color="000000"/>
-              </w:pBdr>
-              <w:spacing w:after="100" w:before="100" w:line="240"/>
-              <w:ind w:left="100" w:right="100" w:firstLine="0" w:firstLineChars="0"/>
-              <w:rPr>
-                <w:rFonts w:ascii="Helvetica" w:hAnsi="Helvetica" w:eastAsia="Helvetica" w:cs="Helvetica"/>
-                <w:i w:val="false"/>
-                <w:b w:val="false"/>
-                <w:u w:val="none"/>
-                <w:sz w:val="22"/>
-                <w:szCs w:val="22"/>
-                <w:color w:val="000000"/>
-              </w:rPr>
-            </w:pPr>
-            <w:r>
-              <w:rPr>
-                <w:rFonts w:ascii="Helvetica" w:hAnsi="Helvetica" w:eastAsia="Helvetica" w:cs="Helvetica"/>
-                <w:i w:val="false"/>
-                <w:b w:val="false"/>
-                <w:u w:val="none"/>
-                <w:sz w:val="22"/>
-                <w:szCs w:val="22"/>
-                <w:color w:val="000000"/>
-              </w:rPr>
-              <w:t xml:space="preserve">0.32</w:t>
-            </w:r>
-          </w:p>
-        </w:tc>
-        <w:tc>
-          <w:tcPr>
-            <w:tcBorders>
-              <w:bottom w:val="none" w:sz="0" w:space="0" w:color="000000"/>
-              <w:top w:val="none" w:sz="0" w:space="0" w:color="000000"/>
-              <w:left w:val="none" w:sz="0" w:space="0" w:color="000000"/>
-              <w:right w:val="none" w:sz="0" w:space="0" w:color="000000"/>
-            </w:tcBorders>
-            <w:shd w:val="clear" w:color="auto" w:fill="FFFFFF"/>
-            <w:tcMar>
-              <w:top w:w="0" w:type="dxa"/>
-              <w:bottom w:w="0" w:type="dxa"/>
-              <w:left w:w="0" w:type="dxa"/>
-              <w:right w:w="0" w:type="dxa"/>
-            </w:tcMar>
-            <w:vAlign w:val="top"/>
-          </w:tcPr>
-          <w:p>
-            <w:pPr>
-              <w:pStyle w:val="Normal"/>
-              <w:jc w:val="center"/>
-              <w:pBdr>
-                <w:bottom w:val="none" w:sz="0" w:space="0" w:color="000000"/>
-                <w:top w:val="none" w:sz="0" w:space="0" w:color="000000"/>
-                <w:left w:val="none" w:sz="0" w:space="0" w:color="000000"/>
-                <w:right w:val="none" w:sz="0" w:space="0" w:color="000000"/>
-              </w:pBdr>
-              <w:spacing w:after="100" w:before="100" w:line="240"/>
-              <w:ind w:left="100" w:right="100" w:firstLine="0" w:firstLineChars="0"/>
-              <w:rPr>
-                <w:rFonts w:ascii="Helvetica" w:hAnsi="Helvetica" w:eastAsia="Helvetica" w:cs="Helvetica"/>
-                <w:i w:val="false"/>
-                <w:b w:val="false"/>
-                <w:u w:val="none"/>
-                <w:sz w:val="22"/>
-                <w:szCs w:val="22"/>
-                <w:color w:val="000000"/>
-              </w:rPr>
-            </w:pPr>
-            <w:r>
-              <w:rPr>
-                <w:rFonts w:ascii="Helvetica" w:hAnsi="Helvetica" w:eastAsia="Helvetica" w:cs="Helvetica"/>
-                <w:i w:val="false"/>
-                <w:b w:val="false"/>
-                <w:u w:val="none"/>
-                <w:sz w:val="22"/>
-                <w:szCs w:val="22"/>
-                <w:color w:val="000000"/>
-              </w:rPr>
-              <w:t xml:space="preserve">0.08, 1.24</w:t>
-            </w:r>
-          </w:p>
-        </w:tc>
-        <w:tc>
-          <w:tcPr>
-            <w:tcBorders>
-              <w:bottom w:val="none" w:sz="0" w:space="0" w:color="000000"/>
-              <w:top w:val="none" w:sz="0" w:space="0" w:color="000000"/>
-              <w:left w:val="none" w:sz="0" w:space="0" w:color="000000"/>
-              <w:right w:val="none" w:sz="0" w:space="0" w:color="000000"/>
-            </w:tcBorders>
-            <w:shd w:val="clear" w:color="auto" w:fill="FFFFFF"/>
-            <w:tcMar>
-              <w:top w:w="0" w:type="dxa"/>
-              <w:bottom w:w="0" w:type="dxa"/>
-              <w:left w:w="0" w:type="dxa"/>
-              <w:right w:w="0" w:type="dxa"/>
-            </w:tcMar>
-            <w:vAlign w:val="top"/>
-          </w:tcPr>
-          <w:p>
-            <w:pPr>
-              <w:pStyle w:val="Normal"/>
-              <w:jc w:val="center"/>
-              <w:pBdr>
-                <w:bottom w:val="none" w:sz="0" w:space="0" w:color="000000"/>
-                <w:top w:val="none" w:sz="0" w:space="0" w:color="000000"/>
-                <w:left w:val="none" w:sz="0" w:space="0" w:color="000000"/>
-                <w:right w:val="none" w:sz="0" w:space="0" w:color="000000"/>
-              </w:pBdr>
-              <w:spacing w:after="100" w:before="100" w:line="240"/>
-              <w:ind w:left="100" w:right="100" w:firstLine="0" w:firstLineChars="0"/>
-              <w:rPr>
-                <w:rFonts w:ascii="Helvetica" w:hAnsi="Helvetica" w:eastAsia="Helvetica" w:cs="Helvetica"/>
-                <w:i w:val="false"/>
-                <w:b w:val="false"/>
-                <w:u w:val="none"/>
-                <w:sz w:val="22"/>
-                <w:szCs w:val="22"/>
-                <w:color w:val="000000"/>
-              </w:rPr>
-            </w:pPr>
-            <w:r>
-              <w:rPr>
-                <w:rFonts w:ascii="Helvetica" w:hAnsi="Helvetica" w:eastAsia="Helvetica" w:cs="Helvetica"/>
-                <w:i w:val="false"/>
-                <w:b w:val="false"/>
-                <w:u w:val="none"/>
-                <w:sz w:val="22"/>
-                <w:szCs w:val="22"/>
-                <w:color w:val="000000"/>
-              </w:rPr>
-              <w:t xml:space="preserve">0.099</w:t>
+              <w:t xml:space="preserve">0.62, 2.94</w:t>
+            </w:r>
+          </w:p>
+        </w:tc>
+        <w:tc>
+          <w:tcPr>
+            <w:tcBorders>
+              <w:bottom w:val="none" w:sz="0" w:space="0" w:color="000000"/>
+              <w:top w:val="none" w:sz="0" w:space="0" w:color="000000"/>
+              <w:left w:val="none" w:sz="0" w:space="0" w:color="000000"/>
+              <w:right w:val="none" w:sz="0" w:space="0" w:color="000000"/>
+            </w:tcBorders>
+            <w:shd w:val="clear" w:color="auto" w:fill="FFFFFF"/>
+            <w:tcMar>
+              <w:top w:w="0" w:type="dxa"/>
+              <w:bottom w:w="0" w:type="dxa"/>
+              <w:left w:w="0" w:type="dxa"/>
+              <w:right w:w="0" w:type="dxa"/>
+            </w:tcMar>
+            <w:vAlign w:val="top"/>
+          </w:tcPr>
+          <w:p>
+            <w:pPr>
+              <w:pStyle w:val="Normal"/>
+              <w:jc w:val="center"/>
+              <w:pBdr>
+                <w:bottom w:val="none" w:sz="0" w:space="0" w:color="000000"/>
+                <w:top w:val="none" w:sz="0" w:space="0" w:color="000000"/>
+                <w:left w:val="none" w:sz="0" w:space="0" w:color="000000"/>
+                <w:right w:val="none" w:sz="0" w:space="0" w:color="000000"/>
+              </w:pBdr>
+              <w:spacing w:after="100" w:before="100" w:line="240"/>
+              <w:ind w:left="100" w:right="100" w:firstLine="0" w:firstLineChars="0"/>
+              <w:rPr>
+                <w:rFonts w:ascii="Helvetica" w:hAnsi="Helvetica" w:eastAsia="Helvetica" w:cs="Helvetica"/>
+                <w:i w:val="false"/>
+                <w:b w:val="false"/>
+                <w:u w:val="none"/>
+                <w:sz w:val="22"/>
+                <w:szCs w:val="22"/>
+                <w:color w:val="000000"/>
+              </w:rPr>
+            </w:pPr>
+            <w:r>
+              <w:rPr>
+                <w:rFonts w:ascii="Helvetica" w:hAnsi="Helvetica" w:eastAsia="Helvetica" w:cs="Helvetica"/>
+                <w:i w:val="false"/>
+                <w:b w:val="false"/>
+                <w:u w:val="none"/>
+                <w:sz w:val="22"/>
+                <w:szCs w:val="22"/>
+                <w:color w:val="000000"/>
+              </w:rPr>
+              <w:t xml:space="preserve">0.460</w:t>
+            </w:r>
+          </w:p>
+        </w:tc>
+        <w:tc>
+          <w:tcPr>
+            <w:tcBorders>
+              <w:bottom w:val="none" w:sz="0" w:space="0" w:color="000000"/>
+              <w:top w:val="none" w:sz="0" w:space="0" w:color="000000"/>
+              <w:left w:val="none" w:sz="0" w:space="0" w:color="000000"/>
+              <w:right w:val="none" w:sz="0" w:space="0" w:color="000000"/>
+            </w:tcBorders>
+            <w:shd w:val="clear" w:color="auto" w:fill="FFFFFF"/>
+            <w:tcMar>
+              <w:top w:w="0" w:type="dxa"/>
+              <w:bottom w:w="0" w:type="dxa"/>
+              <w:left w:w="0" w:type="dxa"/>
+              <w:right w:w="0" w:type="dxa"/>
+            </w:tcMar>
+            <w:vAlign w:val="top"/>
+          </w:tcPr>
+          <w:p>
+            <w:pPr>
+              <w:pStyle w:val="Normal"/>
+              <w:jc w:val="center"/>
+              <w:pBdr>
+                <w:bottom w:val="none" w:sz="0" w:space="0" w:color="000000"/>
+                <w:top w:val="none" w:sz="0" w:space="0" w:color="000000"/>
+                <w:left w:val="none" w:sz="0" w:space="0" w:color="000000"/>
+                <w:right w:val="none" w:sz="0" w:space="0" w:color="000000"/>
+              </w:pBdr>
+              <w:spacing w:after="100" w:before="100" w:line="240"/>
+              <w:ind w:left="100" w:right="100" w:firstLine="0" w:firstLineChars="0"/>
+              <w:rPr>
+                <w:rFonts w:ascii="Helvetica" w:hAnsi="Helvetica" w:eastAsia="Helvetica" w:cs="Helvetica"/>
+                <w:i w:val="false"/>
+                <w:b w:val="false"/>
+                <w:u w:val="none"/>
+                <w:sz w:val="22"/>
+                <w:szCs w:val="22"/>
+                <w:color w:val="000000"/>
+              </w:rPr>
+            </w:pPr>
+            <w:r>
+              <w:rPr>
+                <w:rFonts w:ascii="Helvetica" w:hAnsi="Helvetica" w:eastAsia="Helvetica" w:cs="Helvetica"/>
+                <w:i w:val="false"/>
+                <w:b w:val="false"/>
+                <w:u w:val="none"/>
+                <w:sz w:val="22"/>
+                <w:szCs w:val="22"/>
+                <w:color w:val="000000"/>
+              </w:rPr>
+              <w:t xml:space="preserve">322</w:t>
+            </w:r>
+          </w:p>
+        </w:tc>
+        <w:tc>
+          <w:tcPr>
+            <w:tcBorders>
+              <w:bottom w:val="none" w:sz="0" w:space="0" w:color="000000"/>
+              <w:top w:val="none" w:sz="0" w:space="0" w:color="000000"/>
+              <w:left w:val="none" w:sz="0" w:space="0" w:color="000000"/>
+              <w:right w:val="none" w:sz="0" w:space="0" w:color="000000"/>
+            </w:tcBorders>
+            <w:shd w:val="clear" w:color="auto" w:fill="FFFFFF"/>
+            <w:tcMar>
+              <w:top w:w="0" w:type="dxa"/>
+              <w:bottom w:w="0" w:type="dxa"/>
+              <w:left w:w="0" w:type="dxa"/>
+              <w:right w:w="0" w:type="dxa"/>
+            </w:tcMar>
+            <w:vAlign w:val="top"/>
+          </w:tcPr>
+          <w:p>
+            <w:pPr>
+              <w:pStyle w:val="Normal"/>
+              <w:jc w:val="center"/>
+              <w:pBdr>
+                <w:bottom w:val="none" w:sz="0" w:space="0" w:color="000000"/>
+                <w:top w:val="none" w:sz="0" w:space="0" w:color="000000"/>
+                <w:left w:val="none" w:sz="0" w:space="0" w:color="000000"/>
+                <w:right w:val="none" w:sz="0" w:space="0" w:color="000000"/>
+              </w:pBdr>
+              <w:spacing w:after="100" w:before="100" w:line="240"/>
+              <w:ind w:left="100" w:right="100" w:firstLine="0" w:firstLineChars="0"/>
+              <w:rPr>
+                <w:rFonts w:ascii="Helvetica" w:hAnsi="Helvetica" w:eastAsia="Helvetica" w:cs="Helvetica"/>
+                <w:i w:val="false"/>
+                <w:b w:val="false"/>
+                <w:u w:val="none"/>
+                <w:sz w:val="22"/>
+                <w:szCs w:val="22"/>
+                <w:color w:val="000000"/>
+              </w:rPr>
+            </w:pPr>
+            <w:r>
+              <w:rPr>
+                <w:rFonts w:ascii="Helvetica" w:hAnsi="Helvetica" w:eastAsia="Helvetica" w:cs="Helvetica"/>
+                <w:i w:val="false"/>
+                <w:b w:val="false"/>
+                <w:u w:val="none"/>
+                <w:sz w:val="22"/>
+                <w:szCs w:val="22"/>
+                <w:color w:val="000000"/>
+              </w:rPr>
+              <w:t xml:space="preserve">0.31</w:t>
+            </w:r>
+          </w:p>
+        </w:tc>
+        <w:tc>
+          <w:tcPr>
+            <w:tcBorders>
+              <w:bottom w:val="none" w:sz="0" w:space="0" w:color="000000"/>
+              <w:top w:val="none" w:sz="0" w:space="0" w:color="000000"/>
+              <w:left w:val="none" w:sz="0" w:space="0" w:color="000000"/>
+              <w:right w:val="none" w:sz="0" w:space="0" w:color="000000"/>
+            </w:tcBorders>
+            <w:shd w:val="clear" w:color="auto" w:fill="FFFFFF"/>
+            <w:tcMar>
+              <w:top w:w="0" w:type="dxa"/>
+              <w:bottom w:w="0" w:type="dxa"/>
+              <w:left w:w="0" w:type="dxa"/>
+              <w:right w:w="0" w:type="dxa"/>
+            </w:tcMar>
+            <w:vAlign w:val="top"/>
+          </w:tcPr>
+          <w:p>
+            <w:pPr>
+              <w:pStyle w:val="Normal"/>
+              <w:jc w:val="center"/>
+              <w:pBdr>
+                <w:bottom w:val="none" w:sz="0" w:space="0" w:color="000000"/>
+                <w:top w:val="none" w:sz="0" w:space="0" w:color="000000"/>
+                <w:left w:val="none" w:sz="0" w:space="0" w:color="000000"/>
+                <w:right w:val="none" w:sz="0" w:space="0" w:color="000000"/>
+              </w:pBdr>
+              <w:spacing w:after="100" w:before="100" w:line="240"/>
+              <w:ind w:left="100" w:right="100" w:firstLine="0" w:firstLineChars="0"/>
+              <w:rPr>
+                <w:rFonts w:ascii="Helvetica" w:hAnsi="Helvetica" w:eastAsia="Helvetica" w:cs="Helvetica"/>
+                <w:i w:val="false"/>
+                <w:b w:val="false"/>
+                <w:u w:val="none"/>
+                <w:sz w:val="22"/>
+                <w:szCs w:val="22"/>
+                <w:color w:val="000000"/>
+              </w:rPr>
+            </w:pPr>
+            <w:r>
+              <w:rPr>
+                <w:rFonts w:ascii="Helvetica" w:hAnsi="Helvetica" w:eastAsia="Helvetica" w:cs="Helvetica"/>
+                <w:i w:val="false"/>
+                <w:b w:val="false"/>
+                <w:u w:val="none"/>
+                <w:sz w:val="22"/>
+                <w:szCs w:val="22"/>
+                <w:color w:val="000000"/>
+              </w:rPr>
+              <w:t xml:space="preserve">0.08, 1.22</w:t>
+            </w:r>
+          </w:p>
+        </w:tc>
+        <w:tc>
+          <w:tcPr>
+            <w:tcBorders>
+              <w:bottom w:val="none" w:sz="0" w:space="0" w:color="000000"/>
+              <w:top w:val="none" w:sz="0" w:space="0" w:color="000000"/>
+              <w:left w:val="none" w:sz="0" w:space="0" w:color="000000"/>
+              <w:right w:val="none" w:sz="0" w:space="0" w:color="000000"/>
+            </w:tcBorders>
+            <w:shd w:val="clear" w:color="auto" w:fill="FFFFFF"/>
+            <w:tcMar>
+              <w:top w:w="0" w:type="dxa"/>
+              <w:bottom w:w="0" w:type="dxa"/>
+              <w:left w:w="0" w:type="dxa"/>
+              <w:right w:w="0" w:type="dxa"/>
+            </w:tcMar>
+            <w:vAlign w:val="top"/>
+          </w:tcPr>
+          <w:p>
+            <w:pPr>
+              <w:pStyle w:val="Normal"/>
+              <w:jc w:val="center"/>
+              <w:pBdr>
+                <w:bottom w:val="none" w:sz="0" w:space="0" w:color="000000"/>
+                <w:top w:val="none" w:sz="0" w:space="0" w:color="000000"/>
+                <w:left w:val="none" w:sz="0" w:space="0" w:color="000000"/>
+                <w:right w:val="none" w:sz="0" w:space="0" w:color="000000"/>
+              </w:pBdr>
+              <w:spacing w:after="100" w:before="100" w:line="240"/>
+              <w:ind w:left="100" w:right="100" w:firstLine="0" w:firstLineChars="0"/>
+              <w:rPr>
+                <w:rFonts w:ascii="Helvetica" w:hAnsi="Helvetica" w:eastAsia="Helvetica" w:cs="Helvetica"/>
+                <w:i w:val="false"/>
+                <w:b w:val="false"/>
+                <w:u w:val="none"/>
+                <w:sz w:val="22"/>
+                <w:szCs w:val="22"/>
+                <w:color w:val="000000"/>
+              </w:rPr>
+            </w:pPr>
+            <w:r>
+              <w:rPr>
+                <w:rFonts w:ascii="Helvetica" w:hAnsi="Helvetica" w:eastAsia="Helvetica" w:cs="Helvetica"/>
+                <w:i w:val="false"/>
+                <w:b w:val="false"/>
+                <w:u w:val="none"/>
+                <w:sz w:val="22"/>
+                <w:szCs w:val="22"/>
+                <w:color w:val="000000"/>
+              </w:rPr>
+              <w:t xml:space="preserve">0.094</w:t>
             </w:r>
           </w:p>
         </w:tc>
@@ -13879,7 +13879,7 @@
                 <w:szCs w:val="22"/>
                 <w:color w:val="000000"/>
               </w:rPr>
-              <w:t xml:space="preserve">323</w:t>
+              <w:t xml:space="preserve">322</w:t>
             </w:r>
           </w:p>
         </w:tc>
@@ -14038,219 +14038,219 @@
                 <w:szCs w:val="22"/>
                 <w:color w:val="000000"/>
               </w:rPr>
-              <w:t xml:space="preserve">0.680</w:t>
-            </w:r>
-          </w:p>
-        </w:tc>
-        <w:tc>
-          <w:tcPr>
-            <w:tcBorders>
-              <w:bottom w:val="none" w:sz="0" w:space="0" w:color="000000"/>
-              <w:top w:val="none" w:sz="0" w:space="0" w:color="000000"/>
-              <w:left w:val="none" w:sz="0" w:space="0" w:color="000000"/>
-              <w:right w:val="none" w:sz="0" w:space="0" w:color="000000"/>
-            </w:tcBorders>
-            <w:shd w:val="clear" w:color="auto" w:fill="FFFFFF"/>
-            <w:tcMar>
-              <w:top w:w="0" w:type="dxa"/>
-              <w:bottom w:w="0" w:type="dxa"/>
-              <w:left w:w="0" w:type="dxa"/>
-              <w:right w:w="0" w:type="dxa"/>
-            </w:tcMar>
-            <w:vAlign w:val="top"/>
-          </w:tcPr>
-          <w:p>
-            <w:pPr>
-              <w:pStyle w:val="Normal"/>
-              <w:jc w:val="center"/>
-              <w:pBdr>
-                <w:bottom w:val="none" w:sz="0" w:space="0" w:color="000000"/>
-                <w:top w:val="none" w:sz="0" w:space="0" w:color="000000"/>
-                <w:left w:val="none" w:sz="0" w:space="0" w:color="000000"/>
-                <w:right w:val="none" w:sz="0" w:space="0" w:color="000000"/>
-              </w:pBdr>
-              <w:spacing w:after="100" w:before="100" w:line="240"/>
-              <w:ind w:left="100" w:right="100" w:firstLine="0" w:firstLineChars="0"/>
-              <w:rPr>
-                <w:rFonts w:ascii="Helvetica" w:hAnsi="Helvetica" w:eastAsia="Helvetica" w:cs="Helvetica"/>
-                <w:i w:val="false"/>
-                <w:b w:val="false"/>
-                <w:u w:val="none"/>
-                <w:sz w:val="22"/>
-                <w:szCs w:val="22"/>
-                <w:color w:val="000000"/>
-              </w:rPr>
-            </w:pPr>
-            <w:r>
-              <w:rPr>
-                <w:rFonts w:ascii="Helvetica" w:hAnsi="Helvetica" w:eastAsia="Helvetica" w:cs="Helvetica"/>
-                <w:i w:val="false"/>
-                <w:b w:val="false"/>
-                <w:u w:val="none"/>
-                <w:sz w:val="22"/>
-                <w:szCs w:val="22"/>
-                <w:color w:val="000000"/>
-              </w:rPr>
-              <w:t xml:space="preserve">323</w:t>
-            </w:r>
-          </w:p>
-        </w:tc>
-        <w:tc>
-          <w:tcPr>
-            <w:tcBorders>
-              <w:bottom w:val="none" w:sz="0" w:space="0" w:color="000000"/>
-              <w:top w:val="none" w:sz="0" w:space="0" w:color="000000"/>
-              <w:left w:val="none" w:sz="0" w:space="0" w:color="000000"/>
-              <w:right w:val="none" w:sz="0" w:space="0" w:color="000000"/>
-            </w:tcBorders>
-            <w:shd w:val="clear" w:color="auto" w:fill="FFFFFF"/>
-            <w:tcMar>
-              <w:top w:w="0" w:type="dxa"/>
-              <w:bottom w:w="0" w:type="dxa"/>
-              <w:left w:w="0" w:type="dxa"/>
-              <w:right w:w="0" w:type="dxa"/>
-            </w:tcMar>
-            <w:vAlign w:val="top"/>
-          </w:tcPr>
-          <w:p>
-            <w:pPr>
-              <w:pStyle w:val="Normal"/>
-              <w:jc w:val="center"/>
-              <w:pBdr>
-                <w:bottom w:val="none" w:sz="0" w:space="0" w:color="000000"/>
-                <w:top w:val="none" w:sz="0" w:space="0" w:color="000000"/>
-                <w:left w:val="none" w:sz="0" w:space="0" w:color="000000"/>
-                <w:right w:val="none" w:sz="0" w:space="0" w:color="000000"/>
-              </w:pBdr>
-              <w:spacing w:after="100" w:before="100" w:line="240"/>
-              <w:ind w:left="100" w:right="100" w:firstLine="0" w:firstLineChars="0"/>
-              <w:rPr>
-                <w:rFonts w:ascii="Helvetica" w:hAnsi="Helvetica" w:eastAsia="Helvetica" w:cs="Helvetica"/>
-                <w:i w:val="false"/>
-                <w:b w:val="false"/>
-                <w:u w:val="none"/>
-                <w:sz w:val="22"/>
-                <w:szCs w:val="22"/>
-                <w:color w:val="000000"/>
-              </w:rPr>
-            </w:pPr>
-            <w:r>
-              <w:rPr>
-                <w:rFonts w:ascii="Helvetica" w:hAnsi="Helvetica" w:eastAsia="Helvetica" w:cs="Helvetica"/>
-                <w:i w:val="false"/>
-                <w:b w:val="false"/>
-                <w:u w:val="none"/>
-                <w:sz w:val="22"/>
-                <w:szCs w:val="22"/>
-                <w:color w:val="000000"/>
-              </w:rPr>
-              <w:t xml:space="preserve">0.97</w:t>
-            </w:r>
-          </w:p>
-        </w:tc>
-        <w:tc>
-          <w:tcPr>
-            <w:tcBorders>
-              <w:bottom w:val="none" w:sz="0" w:space="0" w:color="000000"/>
-              <w:top w:val="none" w:sz="0" w:space="0" w:color="000000"/>
-              <w:left w:val="none" w:sz="0" w:space="0" w:color="000000"/>
-              <w:right w:val="none" w:sz="0" w:space="0" w:color="000000"/>
-            </w:tcBorders>
-            <w:shd w:val="clear" w:color="auto" w:fill="FFFFFF"/>
-            <w:tcMar>
-              <w:top w:w="0" w:type="dxa"/>
-              <w:bottom w:w="0" w:type="dxa"/>
-              <w:left w:w="0" w:type="dxa"/>
-              <w:right w:w="0" w:type="dxa"/>
-            </w:tcMar>
-            <w:vAlign w:val="top"/>
-          </w:tcPr>
-          <w:p>
-            <w:pPr>
-              <w:pStyle w:val="Normal"/>
-              <w:jc w:val="center"/>
-              <w:pBdr>
-                <w:bottom w:val="none" w:sz="0" w:space="0" w:color="000000"/>
-                <w:top w:val="none" w:sz="0" w:space="0" w:color="000000"/>
-                <w:left w:val="none" w:sz="0" w:space="0" w:color="000000"/>
-                <w:right w:val="none" w:sz="0" w:space="0" w:color="000000"/>
-              </w:pBdr>
-              <w:spacing w:after="100" w:before="100" w:line="240"/>
-              <w:ind w:left="100" w:right="100" w:firstLine="0" w:firstLineChars="0"/>
-              <w:rPr>
-                <w:rFonts w:ascii="Helvetica" w:hAnsi="Helvetica" w:eastAsia="Helvetica" w:cs="Helvetica"/>
-                <w:i w:val="false"/>
-                <w:b w:val="false"/>
-                <w:u w:val="none"/>
-                <w:sz w:val="22"/>
-                <w:szCs w:val="22"/>
-                <w:color w:val="000000"/>
-              </w:rPr>
-            </w:pPr>
-            <w:r>
-              <w:rPr>
-                <w:rFonts w:ascii="Helvetica" w:hAnsi="Helvetica" w:eastAsia="Helvetica" w:cs="Helvetica"/>
-                <w:i w:val="false"/>
-                <w:b w:val="false"/>
-                <w:u w:val="none"/>
-                <w:sz w:val="22"/>
-                <w:szCs w:val="22"/>
-                <w:color w:val="000000"/>
-              </w:rPr>
-              <w:t xml:space="preserve">0.89, 1.06</w:t>
-            </w:r>
-          </w:p>
-        </w:tc>
-        <w:tc>
-          <w:tcPr>
-            <w:tcBorders>
-              <w:bottom w:val="none" w:sz="0" w:space="0" w:color="000000"/>
-              <w:top w:val="none" w:sz="0" w:space="0" w:color="000000"/>
-              <w:left w:val="none" w:sz="0" w:space="0" w:color="000000"/>
-              <w:right w:val="none" w:sz="0" w:space="0" w:color="000000"/>
-            </w:tcBorders>
-            <w:shd w:val="clear" w:color="auto" w:fill="FFFFFF"/>
-            <w:tcMar>
-              <w:top w:w="0" w:type="dxa"/>
-              <w:bottom w:w="0" w:type="dxa"/>
-              <w:left w:w="0" w:type="dxa"/>
-              <w:right w:w="0" w:type="dxa"/>
-            </w:tcMar>
-            <w:vAlign w:val="top"/>
-          </w:tcPr>
-          <w:p>
-            <w:pPr>
-              <w:pStyle w:val="Normal"/>
-              <w:jc w:val="center"/>
-              <w:pBdr>
-                <w:bottom w:val="none" w:sz="0" w:space="0" w:color="000000"/>
-                <w:top w:val="none" w:sz="0" w:space="0" w:color="000000"/>
-                <w:left w:val="none" w:sz="0" w:space="0" w:color="000000"/>
-                <w:right w:val="none" w:sz="0" w:space="0" w:color="000000"/>
-              </w:pBdr>
-              <w:spacing w:after="100" w:before="100" w:line="240"/>
-              <w:ind w:left="100" w:right="100" w:firstLine="0" w:firstLineChars="0"/>
-              <w:rPr>
-                <w:rFonts w:ascii="Helvetica" w:hAnsi="Helvetica" w:eastAsia="Helvetica" w:cs="Helvetica"/>
-                <w:i w:val="false"/>
-                <w:b w:val="false"/>
-                <w:u w:val="none"/>
-                <w:sz w:val="22"/>
-                <w:szCs w:val="22"/>
-                <w:color w:val="000000"/>
-              </w:rPr>
-            </w:pPr>
-            <w:r>
-              <w:rPr>
-                <w:rFonts w:ascii="Helvetica" w:hAnsi="Helvetica" w:eastAsia="Helvetica" w:cs="Helvetica"/>
-                <w:i w:val="false"/>
-                <w:b w:val="false"/>
-                <w:u w:val="none"/>
-                <w:sz w:val="22"/>
-                <w:szCs w:val="22"/>
-                <w:color w:val="000000"/>
-              </w:rPr>
-              <w:t xml:space="preserve">0.520</w:t>
+              <w:t xml:space="preserve">0.710</w:t>
+            </w:r>
+          </w:p>
+        </w:tc>
+        <w:tc>
+          <w:tcPr>
+            <w:tcBorders>
+              <w:bottom w:val="none" w:sz="0" w:space="0" w:color="000000"/>
+              <w:top w:val="none" w:sz="0" w:space="0" w:color="000000"/>
+              <w:left w:val="none" w:sz="0" w:space="0" w:color="000000"/>
+              <w:right w:val="none" w:sz="0" w:space="0" w:color="000000"/>
+            </w:tcBorders>
+            <w:shd w:val="clear" w:color="auto" w:fill="FFFFFF"/>
+            <w:tcMar>
+              <w:top w:w="0" w:type="dxa"/>
+              <w:bottom w:w="0" w:type="dxa"/>
+              <w:left w:w="0" w:type="dxa"/>
+              <w:right w:w="0" w:type="dxa"/>
+            </w:tcMar>
+            <w:vAlign w:val="top"/>
+          </w:tcPr>
+          <w:p>
+            <w:pPr>
+              <w:pStyle w:val="Normal"/>
+              <w:jc w:val="center"/>
+              <w:pBdr>
+                <w:bottom w:val="none" w:sz="0" w:space="0" w:color="000000"/>
+                <w:top w:val="none" w:sz="0" w:space="0" w:color="000000"/>
+                <w:left w:val="none" w:sz="0" w:space="0" w:color="000000"/>
+                <w:right w:val="none" w:sz="0" w:space="0" w:color="000000"/>
+              </w:pBdr>
+              <w:spacing w:after="100" w:before="100" w:line="240"/>
+              <w:ind w:left="100" w:right="100" w:firstLine="0" w:firstLineChars="0"/>
+              <w:rPr>
+                <w:rFonts w:ascii="Helvetica" w:hAnsi="Helvetica" w:eastAsia="Helvetica" w:cs="Helvetica"/>
+                <w:i w:val="false"/>
+                <w:b w:val="false"/>
+                <w:u w:val="none"/>
+                <w:sz w:val="22"/>
+                <w:szCs w:val="22"/>
+                <w:color w:val="000000"/>
+              </w:rPr>
+            </w:pPr>
+            <w:r>
+              <w:rPr>
+                <w:rFonts w:ascii="Helvetica" w:hAnsi="Helvetica" w:eastAsia="Helvetica" w:cs="Helvetica"/>
+                <w:i w:val="false"/>
+                <w:b w:val="false"/>
+                <w:u w:val="none"/>
+                <w:sz w:val="22"/>
+                <w:szCs w:val="22"/>
+                <w:color w:val="000000"/>
+              </w:rPr>
+              <w:t xml:space="preserve">322</w:t>
+            </w:r>
+          </w:p>
+        </w:tc>
+        <w:tc>
+          <w:tcPr>
+            <w:tcBorders>
+              <w:bottom w:val="none" w:sz="0" w:space="0" w:color="000000"/>
+              <w:top w:val="none" w:sz="0" w:space="0" w:color="000000"/>
+              <w:left w:val="none" w:sz="0" w:space="0" w:color="000000"/>
+              <w:right w:val="none" w:sz="0" w:space="0" w:color="000000"/>
+            </w:tcBorders>
+            <w:shd w:val="clear" w:color="auto" w:fill="FFFFFF"/>
+            <w:tcMar>
+              <w:top w:w="0" w:type="dxa"/>
+              <w:bottom w:w="0" w:type="dxa"/>
+              <w:left w:w="0" w:type="dxa"/>
+              <w:right w:w="0" w:type="dxa"/>
+            </w:tcMar>
+            <w:vAlign w:val="top"/>
+          </w:tcPr>
+          <w:p>
+            <w:pPr>
+              <w:pStyle w:val="Normal"/>
+              <w:jc w:val="center"/>
+              <w:pBdr>
+                <w:bottom w:val="none" w:sz="0" w:space="0" w:color="000000"/>
+                <w:top w:val="none" w:sz="0" w:space="0" w:color="000000"/>
+                <w:left w:val="none" w:sz="0" w:space="0" w:color="000000"/>
+                <w:right w:val="none" w:sz="0" w:space="0" w:color="000000"/>
+              </w:pBdr>
+              <w:spacing w:after="100" w:before="100" w:line="240"/>
+              <w:ind w:left="100" w:right="100" w:firstLine="0" w:firstLineChars="0"/>
+              <w:rPr>
+                <w:rFonts w:ascii="Helvetica" w:hAnsi="Helvetica" w:eastAsia="Helvetica" w:cs="Helvetica"/>
+                <w:i w:val="false"/>
+                <w:b w:val="false"/>
+                <w:u w:val="none"/>
+                <w:sz w:val="22"/>
+                <w:szCs w:val="22"/>
+                <w:color w:val="000000"/>
+              </w:rPr>
+            </w:pPr>
+            <w:r>
+              <w:rPr>
+                <w:rFonts w:ascii="Helvetica" w:hAnsi="Helvetica" w:eastAsia="Helvetica" w:cs="Helvetica"/>
+                <w:i w:val="false"/>
+                <w:b w:val="false"/>
+                <w:u w:val="none"/>
+                <w:sz w:val="22"/>
+                <w:szCs w:val="22"/>
+                <w:color w:val="000000"/>
+              </w:rPr>
+              <w:t xml:space="preserve">0.98</w:t>
+            </w:r>
+          </w:p>
+        </w:tc>
+        <w:tc>
+          <w:tcPr>
+            <w:tcBorders>
+              <w:bottom w:val="none" w:sz="0" w:space="0" w:color="000000"/>
+              <w:top w:val="none" w:sz="0" w:space="0" w:color="000000"/>
+              <w:left w:val="none" w:sz="0" w:space="0" w:color="000000"/>
+              <w:right w:val="none" w:sz="0" w:space="0" w:color="000000"/>
+            </w:tcBorders>
+            <w:shd w:val="clear" w:color="auto" w:fill="FFFFFF"/>
+            <w:tcMar>
+              <w:top w:w="0" w:type="dxa"/>
+              <w:bottom w:w="0" w:type="dxa"/>
+              <w:left w:w="0" w:type="dxa"/>
+              <w:right w:w="0" w:type="dxa"/>
+            </w:tcMar>
+            <w:vAlign w:val="top"/>
+          </w:tcPr>
+          <w:p>
+            <w:pPr>
+              <w:pStyle w:val="Normal"/>
+              <w:jc w:val="center"/>
+              <w:pBdr>
+                <w:bottom w:val="none" w:sz="0" w:space="0" w:color="000000"/>
+                <w:top w:val="none" w:sz="0" w:space="0" w:color="000000"/>
+                <w:left w:val="none" w:sz="0" w:space="0" w:color="000000"/>
+                <w:right w:val="none" w:sz="0" w:space="0" w:color="000000"/>
+              </w:pBdr>
+              <w:spacing w:after="100" w:before="100" w:line="240"/>
+              <w:ind w:left="100" w:right="100" w:firstLine="0" w:firstLineChars="0"/>
+              <w:rPr>
+                <w:rFonts w:ascii="Helvetica" w:hAnsi="Helvetica" w:eastAsia="Helvetica" w:cs="Helvetica"/>
+                <w:i w:val="false"/>
+                <w:b w:val="false"/>
+                <w:u w:val="none"/>
+                <w:sz w:val="22"/>
+                <w:szCs w:val="22"/>
+                <w:color w:val="000000"/>
+              </w:rPr>
+            </w:pPr>
+            <w:r>
+              <w:rPr>
+                <w:rFonts w:ascii="Helvetica" w:hAnsi="Helvetica" w:eastAsia="Helvetica" w:cs="Helvetica"/>
+                <w:i w:val="false"/>
+                <w:b w:val="false"/>
+                <w:u w:val="none"/>
+                <w:sz w:val="22"/>
+                <w:szCs w:val="22"/>
+                <w:color w:val="000000"/>
+              </w:rPr>
+              <w:t xml:space="preserve">0.90, 1.07</w:t>
+            </w:r>
+          </w:p>
+        </w:tc>
+        <w:tc>
+          <w:tcPr>
+            <w:tcBorders>
+              <w:bottom w:val="none" w:sz="0" w:space="0" w:color="000000"/>
+              <w:top w:val="none" w:sz="0" w:space="0" w:color="000000"/>
+              <w:left w:val="none" w:sz="0" w:space="0" w:color="000000"/>
+              <w:right w:val="none" w:sz="0" w:space="0" w:color="000000"/>
+            </w:tcBorders>
+            <w:shd w:val="clear" w:color="auto" w:fill="FFFFFF"/>
+            <w:tcMar>
+              <w:top w:w="0" w:type="dxa"/>
+              <w:bottom w:w="0" w:type="dxa"/>
+              <w:left w:w="0" w:type="dxa"/>
+              <w:right w:w="0" w:type="dxa"/>
+            </w:tcMar>
+            <w:vAlign w:val="top"/>
+          </w:tcPr>
+          <w:p>
+            <w:pPr>
+              <w:pStyle w:val="Normal"/>
+              <w:jc w:val="center"/>
+              <w:pBdr>
+                <w:bottom w:val="none" w:sz="0" w:space="0" w:color="000000"/>
+                <w:top w:val="none" w:sz="0" w:space="0" w:color="000000"/>
+                <w:left w:val="none" w:sz="0" w:space="0" w:color="000000"/>
+                <w:right w:val="none" w:sz="0" w:space="0" w:color="000000"/>
+              </w:pBdr>
+              <w:spacing w:after="100" w:before="100" w:line="240"/>
+              <w:ind w:left="100" w:right="100" w:firstLine="0" w:firstLineChars="0"/>
+              <w:rPr>
+                <w:rFonts w:ascii="Helvetica" w:hAnsi="Helvetica" w:eastAsia="Helvetica" w:cs="Helvetica"/>
+                <w:i w:val="false"/>
+                <w:b w:val="false"/>
+                <w:u w:val="none"/>
+                <w:sz w:val="22"/>
+                <w:szCs w:val="22"/>
+                <w:color w:val="000000"/>
+              </w:rPr>
+            </w:pPr>
+            <w:r>
+              <w:rPr>
+                <w:rFonts w:ascii="Helvetica" w:hAnsi="Helvetica" w:eastAsia="Helvetica" w:cs="Helvetica"/>
+                <w:i w:val="false"/>
+                <w:b w:val="false"/>
+                <w:u w:val="none"/>
+                <w:sz w:val="22"/>
+                <w:szCs w:val="22"/>
+                <w:color w:val="000000"/>
+              </w:rPr>
+              <w:t xml:space="preserve">0.620</w:t>
             </w:r>
           </w:p>
         </w:tc>
@@ -14362,378 +14362,378 @@
                 <w:szCs w:val="22"/>
                 <w:color w:val="000000"/>
               </w:rPr>
-              <w:t xml:space="preserve">323</w:t>
-            </w:r>
-          </w:p>
-        </w:tc>
-        <w:tc>
-          <w:tcPr>
-            <w:tcBorders>
-              <w:bottom w:val="none" w:sz="0" w:space="0" w:color="000000"/>
-              <w:top w:val="none" w:sz="0" w:space="0" w:color="000000"/>
-              <w:left w:val="none" w:sz="0" w:space="0" w:color="000000"/>
-              <w:right w:val="none" w:sz="0" w:space="0" w:color="000000"/>
-            </w:tcBorders>
-            <w:shd w:val="clear" w:color="auto" w:fill="FFFFFF"/>
-            <w:tcMar>
-              <w:top w:w="0" w:type="dxa"/>
-              <w:bottom w:w="0" w:type="dxa"/>
-              <w:left w:w="0" w:type="dxa"/>
-              <w:right w:w="0" w:type="dxa"/>
-            </w:tcMar>
-            <w:vAlign w:val="top"/>
-          </w:tcPr>
-          <w:p>
-            <w:pPr>
-              <w:pStyle w:val="Normal"/>
-              <w:jc w:val="center"/>
-              <w:pBdr>
-                <w:bottom w:val="none" w:sz="0" w:space="0" w:color="000000"/>
-                <w:top w:val="none" w:sz="0" w:space="0" w:color="000000"/>
-                <w:left w:val="none" w:sz="0" w:space="0" w:color="000000"/>
-                <w:right w:val="none" w:sz="0" w:space="0" w:color="000000"/>
-              </w:pBdr>
-              <w:spacing w:after="100" w:before="100" w:line="240"/>
-              <w:ind w:left="100" w:right="100" w:firstLine="0" w:firstLineChars="0"/>
-              <w:rPr>
-                <w:rFonts w:ascii="Helvetica" w:hAnsi="Helvetica" w:eastAsia="Helvetica" w:cs="Helvetica"/>
-                <w:i w:val="false"/>
-                <w:b w:val="false"/>
-                <w:u w:val="none"/>
-                <w:sz w:val="22"/>
-                <w:szCs w:val="22"/>
-                <w:color w:val="000000"/>
-              </w:rPr>
-            </w:pPr>
-            <w:r>
-              <w:rPr>
-                <w:rFonts w:ascii="Helvetica" w:hAnsi="Helvetica" w:eastAsia="Helvetica" w:cs="Helvetica"/>
-                <w:i w:val="false"/>
-                <w:b w:val="false"/>
-                <w:u w:val="none"/>
-                <w:sz w:val="22"/>
-                <w:szCs w:val="22"/>
-                <w:color w:val="000000"/>
-              </w:rPr>
-              <w:t xml:space="preserve">1.41</w:t>
-            </w:r>
-          </w:p>
-        </w:tc>
-        <w:tc>
-          <w:tcPr>
-            <w:tcBorders>
-              <w:bottom w:val="none" w:sz="0" w:space="0" w:color="000000"/>
-              <w:top w:val="none" w:sz="0" w:space="0" w:color="000000"/>
-              <w:left w:val="none" w:sz="0" w:space="0" w:color="000000"/>
-              <w:right w:val="none" w:sz="0" w:space="0" w:color="000000"/>
-            </w:tcBorders>
-            <w:shd w:val="clear" w:color="auto" w:fill="FFFFFF"/>
-            <w:tcMar>
-              <w:top w:w="0" w:type="dxa"/>
-              <w:bottom w:w="0" w:type="dxa"/>
-              <w:left w:w="0" w:type="dxa"/>
-              <w:right w:w="0" w:type="dxa"/>
-            </w:tcMar>
-            <w:vAlign w:val="top"/>
-          </w:tcPr>
-          <w:p>
-            <w:pPr>
-              <w:pStyle w:val="Normal"/>
-              <w:jc w:val="center"/>
-              <w:pBdr>
-                <w:bottom w:val="none" w:sz="0" w:space="0" w:color="000000"/>
-                <w:top w:val="none" w:sz="0" w:space="0" w:color="000000"/>
-                <w:left w:val="none" w:sz="0" w:space="0" w:color="000000"/>
-                <w:right w:val="none" w:sz="0" w:space="0" w:color="000000"/>
-              </w:pBdr>
-              <w:spacing w:after="100" w:before="100" w:line="240"/>
-              <w:ind w:left="100" w:right="100" w:firstLine="0" w:firstLineChars="0"/>
-              <w:rPr>
-                <w:rFonts w:ascii="Helvetica" w:hAnsi="Helvetica" w:eastAsia="Helvetica" w:cs="Helvetica"/>
-                <w:i w:val="false"/>
-                <w:b w:val="false"/>
-                <w:u w:val="none"/>
-                <w:sz w:val="22"/>
-                <w:szCs w:val="22"/>
-                <w:color w:val="000000"/>
-              </w:rPr>
-            </w:pPr>
-            <w:r>
-              <w:rPr>
-                <w:rFonts w:ascii="Helvetica" w:hAnsi="Helvetica" w:eastAsia="Helvetica" w:cs="Helvetica"/>
-                <w:i w:val="false"/>
-                <w:b w:val="false"/>
-                <w:u w:val="none"/>
-                <w:sz w:val="22"/>
-                <w:szCs w:val="22"/>
-                <w:color w:val="000000"/>
-              </w:rPr>
-              <w:t xml:space="preserve">0.81, 2.46</w:t>
-            </w:r>
-          </w:p>
-        </w:tc>
-        <w:tc>
-          <w:tcPr>
-            <w:tcBorders>
-              <w:bottom w:val="none" w:sz="0" w:space="0" w:color="000000"/>
-              <w:top w:val="none" w:sz="0" w:space="0" w:color="000000"/>
-              <w:left w:val="none" w:sz="0" w:space="0" w:color="000000"/>
-              <w:right w:val="none" w:sz="0" w:space="0" w:color="000000"/>
-            </w:tcBorders>
-            <w:shd w:val="clear" w:color="auto" w:fill="FFFFFF"/>
-            <w:tcMar>
-              <w:top w:w="0" w:type="dxa"/>
-              <w:bottom w:w="0" w:type="dxa"/>
-              <w:left w:w="0" w:type="dxa"/>
-              <w:right w:w="0" w:type="dxa"/>
-            </w:tcMar>
-            <w:vAlign w:val="top"/>
-          </w:tcPr>
-          <w:p>
-            <w:pPr>
-              <w:pStyle w:val="Normal"/>
-              <w:jc w:val="center"/>
-              <w:pBdr>
-                <w:bottom w:val="none" w:sz="0" w:space="0" w:color="000000"/>
-                <w:top w:val="none" w:sz="0" w:space="0" w:color="000000"/>
-                <w:left w:val="none" w:sz="0" w:space="0" w:color="000000"/>
-                <w:right w:val="none" w:sz="0" w:space="0" w:color="000000"/>
-              </w:pBdr>
-              <w:spacing w:after="100" w:before="100" w:line="240"/>
-              <w:ind w:left="100" w:right="100" w:firstLine="0" w:firstLineChars="0"/>
-              <w:rPr>
-                <w:rFonts w:ascii="Helvetica" w:hAnsi="Helvetica" w:eastAsia="Helvetica" w:cs="Helvetica"/>
-                <w:i w:val="false"/>
-                <w:b w:val="false"/>
-                <w:u w:val="none"/>
-                <w:sz w:val="22"/>
-                <w:szCs w:val="22"/>
-                <w:color w:val="000000"/>
-              </w:rPr>
-            </w:pPr>
-            <w:r>
-              <w:rPr>
-                <w:rFonts w:ascii="Helvetica" w:hAnsi="Helvetica" w:eastAsia="Helvetica" w:cs="Helvetica"/>
-                <w:i w:val="false"/>
-                <w:b w:val="false"/>
-                <w:u w:val="none"/>
-                <w:sz w:val="22"/>
-                <w:szCs w:val="22"/>
-                <w:color w:val="000000"/>
-              </w:rPr>
-              <w:t xml:space="preserve">0.220</w:t>
-            </w:r>
-          </w:p>
-        </w:tc>
-        <w:tc>
-          <w:tcPr>
-            <w:tcBorders>
-              <w:bottom w:val="none" w:sz="0" w:space="0" w:color="000000"/>
-              <w:top w:val="none" w:sz="0" w:space="0" w:color="000000"/>
-              <w:left w:val="none" w:sz="0" w:space="0" w:color="000000"/>
-              <w:right w:val="none" w:sz="0" w:space="0" w:color="000000"/>
-            </w:tcBorders>
-            <w:shd w:val="clear" w:color="auto" w:fill="FFFFFF"/>
-            <w:tcMar>
-              <w:top w:w="0" w:type="dxa"/>
-              <w:bottom w:w="0" w:type="dxa"/>
-              <w:left w:w="0" w:type="dxa"/>
-              <w:right w:w="0" w:type="dxa"/>
-            </w:tcMar>
-            <w:vAlign w:val="top"/>
-          </w:tcPr>
-          <w:p>
-            <w:pPr>
-              <w:pStyle w:val="Normal"/>
-              <w:jc w:val="center"/>
-              <w:pBdr>
-                <w:bottom w:val="none" w:sz="0" w:space="0" w:color="000000"/>
-                <w:top w:val="none" w:sz="0" w:space="0" w:color="000000"/>
-                <w:left w:val="none" w:sz="0" w:space="0" w:color="000000"/>
-                <w:right w:val="none" w:sz="0" w:space="0" w:color="000000"/>
-              </w:pBdr>
-              <w:spacing w:after="100" w:before="100" w:line="240"/>
-              <w:ind w:left="100" w:right="100" w:firstLine="0" w:firstLineChars="0"/>
-              <w:rPr>
-                <w:rFonts w:ascii="Helvetica" w:hAnsi="Helvetica" w:eastAsia="Helvetica" w:cs="Helvetica"/>
-                <w:i w:val="false"/>
-                <w:b w:val="false"/>
-                <w:u w:val="none"/>
-                <w:sz w:val="22"/>
-                <w:szCs w:val="22"/>
-                <w:color w:val="000000"/>
-              </w:rPr>
-            </w:pPr>
-            <w:r>
-              <w:rPr>
-                <w:rFonts w:ascii="Helvetica" w:hAnsi="Helvetica" w:eastAsia="Helvetica" w:cs="Helvetica"/>
-                <w:i w:val="false"/>
-                <w:b w:val="false"/>
-                <w:u w:val="none"/>
-                <w:sz w:val="22"/>
-                <w:szCs w:val="22"/>
-                <w:color w:val="000000"/>
-              </w:rPr>
-              <w:t xml:space="preserve">323</w:t>
-            </w:r>
-          </w:p>
-        </w:tc>
-        <w:tc>
-          <w:tcPr>
-            <w:tcBorders>
-              <w:bottom w:val="none" w:sz="0" w:space="0" w:color="000000"/>
-              <w:top w:val="none" w:sz="0" w:space="0" w:color="000000"/>
-              <w:left w:val="none" w:sz="0" w:space="0" w:color="000000"/>
-              <w:right w:val="none" w:sz="0" w:space="0" w:color="000000"/>
-            </w:tcBorders>
-            <w:shd w:val="clear" w:color="auto" w:fill="FFFFFF"/>
-            <w:tcMar>
-              <w:top w:w="0" w:type="dxa"/>
-              <w:bottom w:w="0" w:type="dxa"/>
-              <w:left w:w="0" w:type="dxa"/>
-              <w:right w:w="0" w:type="dxa"/>
-            </w:tcMar>
-            <w:vAlign w:val="top"/>
-          </w:tcPr>
-          <w:p>
-            <w:pPr>
-              <w:pStyle w:val="Normal"/>
-              <w:jc w:val="center"/>
-              <w:pBdr>
-                <w:bottom w:val="none" w:sz="0" w:space="0" w:color="000000"/>
-                <w:top w:val="none" w:sz="0" w:space="0" w:color="000000"/>
-                <w:left w:val="none" w:sz="0" w:space="0" w:color="000000"/>
-                <w:right w:val="none" w:sz="0" w:space="0" w:color="000000"/>
-              </w:pBdr>
-              <w:spacing w:after="100" w:before="100" w:line="240"/>
-              <w:ind w:left="100" w:right="100" w:firstLine="0" w:firstLineChars="0"/>
-              <w:rPr>
-                <w:rFonts w:ascii="Helvetica" w:hAnsi="Helvetica" w:eastAsia="Helvetica" w:cs="Helvetica"/>
-                <w:i w:val="false"/>
-                <w:b w:val="false"/>
-                <w:u w:val="none"/>
-                <w:sz w:val="22"/>
-                <w:szCs w:val="22"/>
-                <w:color w:val="000000"/>
-              </w:rPr>
-            </w:pPr>
-            <w:r>
-              <w:rPr>
-                <w:rFonts w:ascii="Helvetica" w:hAnsi="Helvetica" w:eastAsia="Helvetica" w:cs="Helvetica"/>
-                <w:i w:val="false"/>
-                <w:b w:val="false"/>
-                <w:u w:val="none"/>
-                <w:sz w:val="22"/>
-                <w:szCs w:val="22"/>
-                <w:color w:val="000000"/>
-              </w:rPr>
-              <w:t xml:space="preserve">0.80</w:t>
-            </w:r>
-          </w:p>
-        </w:tc>
-        <w:tc>
-          <w:tcPr>
-            <w:tcBorders>
-              <w:bottom w:val="none" w:sz="0" w:space="0" w:color="000000"/>
-              <w:top w:val="none" w:sz="0" w:space="0" w:color="000000"/>
-              <w:left w:val="none" w:sz="0" w:space="0" w:color="000000"/>
-              <w:right w:val="none" w:sz="0" w:space="0" w:color="000000"/>
-            </w:tcBorders>
-            <w:shd w:val="clear" w:color="auto" w:fill="FFFFFF"/>
-            <w:tcMar>
-              <w:top w:w="0" w:type="dxa"/>
-              <w:bottom w:w="0" w:type="dxa"/>
-              <w:left w:w="0" w:type="dxa"/>
-              <w:right w:w="0" w:type="dxa"/>
-            </w:tcMar>
-            <w:vAlign w:val="top"/>
-          </w:tcPr>
-          <w:p>
-            <w:pPr>
-              <w:pStyle w:val="Normal"/>
-              <w:jc w:val="center"/>
-              <w:pBdr>
-                <w:bottom w:val="none" w:sz="0" w:space="0" w:color="000000"/>
-                <w:top w:val="none" w:sz="0" w:space="0" w:color="000000"/>
-                <w:left w:val="none" w:sz="0" w:space="0" w:color="000000"/>
-                <w:right w:val="none" w:sz="0" w:space="0" w:color="000000"/>
-              </w:pBdr>
-              <w:spacing w:after="100" w:before="100" w:line="240"/>
-              <w:ind w:left="100" w:right="100" w:firstLine="0" w:firstLineChars="0"/>
-              <w:rPr>
-                <w:rFonts w:ascii="Helvetica" w:hAnsi="Helvetica" w:eastAsia="Helvetica" w:cs="Helvetica"/>
-                <w:i w:val="false"/>
-                <w:b w:val="false"/>
-                <w:u w:val="none"/>
-                <w:sz w:val="22"/>
-                <w:szCs w:val="22"/>
-                <w:color w:val="000000"/>
-              </w:rPr>
-            </w:pPr>
-            <w:r>
-              <w:rPr>
-                <w:rFonts w:ascii="Helvetica" w:hAnsi="Helvetica" w:eastAsia="Helvetica" w:cs="Helvetica"/>
-                <w:i w:val="false"/>
-                <w:b w:val="false"/>
-                <w:u w:val="none"/>
-                <w:sz w:val="22"/>
-                <w:szCs w:val="22"/>
-                <w:color w:val="000000"/>
-              </w:rPr>
-              <w:t xml:space="preserve">0.40, 1.61</w:t>
-            </w:r>
-          </w:p>
-        </w:tc>
-        <w:tc>
-          <w:tcPr>
-            <w:tcBorders>
-              <w:bottom w:val="none" w:sz="0" w:space="0" w:color="000000"/>
-              <w:top w:val="none" w:sz="0" w:space="0" w:color="000000"/>
-              <w:left w:val="none" w:sz="0" w:space="0" w:color="000000"/>
-              <w:right w:val="none" w:sz="0" w:space="0" w:color="000000"/>
-            </w:tcBorders>
-            <w:shd w:val="clear" w:color="auto" w:fill="FFFFFF"/>
-            <w:tcMar>
-              <w:top w:w="0" w:type="dxa"/>
-              <w:bottom w:w="0" w:type="dxa"/>
-              <w:left w:w="0" w:type="dxa"/>
-              <w:right w:w="0" w:type="dxa"/>
-            </w:tcMar>
-            <w:vAlign w:val="top"/>
-          </w:tcPr>
-          <w:p>
-            <w:pPr>
-              <w:pStyle w:val="Normal"/>
-              <w:jc w:val="center"/>
-              <w:pBdr>
-                <w:bottom w:val="none" w:sz="0" w:space="0" w:color="000000"/>
-                <w:top w:val="none" w:sz="0" w:space="0" w:color="000000"/>
-                <w:left w:val="none" w:sz="0" w:space="0" w:color="000000"/>
-                <w:right w:val="none" w:sz="0" w:space="0" w:color="000000"/>
-              </w:pBdr>
-              <w:spacing w:after="100" w:before="100" w:line="240"/>
-              <w:ind w:left="100" w:right="100" w:firstLine="0" w:firstLineChars="0"/>
-              <w:rPr>
-                <w:rFonts w:ascii="Helvetica" w:hAnsi="Helvetica" w:eastAsia="Helvetica" w:cs="Helvetica"/>
-                <w:i w:val="false"/>
-                <w:b w:val="false"/>
-                <w:u w:val="none"/>
-                <w:sz w:val="22"/>
-                <w:szCs w:val="22"/>
-                <w:color w:val="000000"/>
-              </w:rPr>
-            </w:pPr>
-            <w:r>
-              <w:rPr>
-                <w:rFonts w:ascii="Helvetica" w:hAnsi="Helvetica" w:eastAsia="Helvetica" w:cs="Helvetica"/>
-                <w:i w:val="false"/>
-                <w:b w:val="false"/>
-                <w:u w:val="none"/>
-                <w:sz w:val="22"/>
-                <w:szCs w:val="22"/>
-                <w:color w:val="000000"/>
-              </w:rPr>
-              <w:t xml:space="preserve">0.540</w:t>
+              <w:t xml:space="preserve">322</w:t>
+            </w:r>
+          </w:p>
+        </w:tc>
+        <w:tc>
+          <w:tcPr>
+            <w:tcBorders>
+              <w:bottom w:val="none" w:sz="0" w:space="0" w:color="000000"/>
+              <w:top w:val="none" w:sz="0" w:space="0" w:color="000000"/>
+              <w:left w:val="none" w:sz="0" w:space="0" w:color="000000"/>
+              <w:right w:val="none" w:sz="0" w:space="0" w:color="000000"/>
+            </w:tcBorders>
+            <w:shd w:val="clear" w:color="auto" w:fill="FFFFFF"/>
+            <w:tcMar>
+              <w:top w:w="0" w:type="dxa"/>
+              <w:bottom w:w="0" w:type="dxa"/>
+              <w:left w:w="0" w:type="dxa"/>
+              <w:right w:w="0" w:type="dxa"/>
+            </w:tcMar>
+            <w:vAlign w:val="top"/>
+          </w:tcPr>
+          <w:p>
+            <w:pPr>
+              <w:pStyle w:val="Normal"/>
+              <w:jc w:val="center"/>
+              <w:pBdr>
+                <w:bottom w:val="none" w:sz="0" w:space="0" w:color="000000"/>
+                <w:top w:val="none" w:sz="0" w:space="0" w:color="000000"/>
+                <w:left w:val="none" w:sz="0" w:space="0" w:color="000000"/>
+                <w:right w:val="none" w:sz="0" w:space="0" w:color="000000"/>
+              </w:pBdr>
+              <w:spacing w:after="100" w:before="100" w:line="240"/>
+              <w:ind w:left="100" w:right="100" w:firstLine="0" w:firstLineChars="0"/>
+              <w:rPr>
+                <w:rFonts w:ascii="Helvetica" w:hAnsi="Helvetica" w:eastAsia="Helvetica" w:cs="Helvetica"/>
+                <w:i w:val="false"/>
+                <w:b w:val="false"/>
+                <w:u w:val="none"/>
+                <w:sz w:val="22"/>
+                <w:szCs w:val="22"/>
+                <w:color w:val="000000"/>
+              </w:rPr>
+            </w:pPr>
+            <w:r>
+              <w:rPr>
+                <w:rFonts w:ascii="Helvetica" w:hAnsi="Helvetica" w:eastAsia="Helvetica" w:cs="Helvetica"/>
+                <w:i w:val="false"/>
+                <w:b w:val="false"/>
+                <w:u w:val="none"/>
+                <w:sz w:val="22"/>
+                <w:szCs w:val="22"/>
+                <w:color w:val="000000"/>
+              </w:rPr>
+              <w:t xml:space="preserve">1.40</w:t>
+            </w:r>
+          </w:p>
+        </w:tc>
+        <w:tc>
+          <w:tcPr>
+            <w:tcBorders>
+              <w:bottom w:val="none" w:sz="0" w:space="0" w:color="000000"/>
+              <w:top w:val="none" w:sz="0" w:space="0" w:color="000000"/>
+              <w:left w:val="none" w:sz="0" w:space="0" w:color="000000"/>
+              <w:right w:val="none" w:sz="0" w:space="0" w:color="000000"/>
+            </w:tcBorders>
+            <w:shd w:val="clear" w:color="auto" w:fill="FFFFFF"/>
+            <w:tcMar>
+              <w:top w:w="0" w:type="dxa"/>
+              <w:bottom w:w="0" w:type="dxa"/>
+              <w:left w:w="0" w:type="dxa"/>
+              <w:right w:w="0" w:type="dxa"/>
+            </w:tcMar>
+            <w:vAlign w:val="top"/>
+          </w:tcPr>
+          <w:p>
+            <w:pPr>
+              <w:pStyle w:val="Normal"/>
+              <w:jc w:val="center"/>
+              <w:pBdr>
+                <w:bottom w:val="none" w:sz="0" w:space="0" w:color="000000"/>
+                <w:top w:val="none" w:sz="0" w:space="0" w:color="000000"/>
+                <w:left w:val="none" w:sz="0" w:space="0" w:color="000000"/>
+                <w:right w:val="none" w:sz="0" w:space="0" w:color="000000"/>
+              </w:pBdr>
+              <w:spacing w:after="100" w:before="100" w:line="240"/>
+              <w:ind w:left="100" w:right="100" w:firstLine="0" w:firstLineChars="0"/>
+              <w:rPr>
+                <w:rFonts w:ascii="Helvetica" w:hAnsi="Helvetica" w:eastAsia="Helvetica" w:cs="Helvetica"/>
+                <w:i w:val="false"/>
+                <w:b w:val="false"/>
+                <w:u w:val="none"/>
+                <w:sz w:val="22"/>
+                <w:szCs w:val="22"/>
+                <w:color w:val="000000"/>
+              </w:rPr>
+            </w:pPr>
+            <w:r>
+              <w:rPr>
+                <w:rFonts w:ascii="Helvetica" w:hAnsi="Helvetica" w:eastAsia="Helvetica" w:cs="Helvetica"/>
+                <w:i w:val="false"/>
+                <w:b w:val="false"/>
+                <w:u w:val="none"/>
+                <w:sz w:val="22"/>
+                <w:szCs w:val="22"/>
+                <w:color w:val="000000"/>
+              </w:rPr>
+              <w:t xml:space="preserve">0.81, 2.44</w:t>
+            </w:r>
+          </w:p>
+        </w:tc>
+        <w:tc>
+          <w:tcPr>
+            <w:tcBorders>
+              <w:bottom w:val="none" w:sz="0" w:space="0" w:color="000000"/>
+              <w:top w:val="none" w:sz="0" w:space="0" w:color="000000"/>
+              <w:left w:val="none" w:sz="0" w:space="0" w:color="000000"/>
+              <w:right w:val="none" w:sz="0" w:space="0" w:color="000000"/>
+            </w:tcBorders>
+            <w:shd w:val="clear" w:color="auto" w:fill="FFFFFF"/>
+            <w:tcMar>
+              <w:top w:w="0" w:type="dxa"/>
+              <w:bottom w:w="0" w:type="dxa"/>
+              <w:left w:w="0" w:type="dxa"/>
+              <w:right w:w="0" w:type="dxa"/>
+            </w:tcMar>
+            <w:vAlign w:val="top"/>
+          </w:tcPr>
+          <w:p>
+            <w:pPr>
+              <w:pStyle w:val="Normal"/>
+              <w:jc w:val="center"/>
+              <w:pBdr>
+                <w:bottom w:val="none" w:sz="0" w:space="0" w:color="000000"/>
+                <w:top w:val="none" w:sz="0" w:space="0" w:color="000000"/>
+                <w:left w:val="none" w:sz="0" w:space="0" w:color="000000"/>
+                <w:right w:val="none" w:sz="0" w:space="0" w:color="000000"/>
+              </w:pBdr>
+              <w:spacing w:after="100" w:before="100" w:line="240"/>
+              <w:ind w:left="100" w:right="100" w:firstLine="0" w:firstLineChars="0"/>
+              <w:rPr>
+                <w:rFonts w:ascii="Helvetica" w:hAnsi="Helvetica" w:eastAsia="Helvetica" w:cs="Helvetica"/>
+                <w:i w:val="false"/>
+                <w:b w:val="false"/>
+                <w:u w:val="none"/>
+                <w:sz w:val="22"/>
+                <w:szCs w:val="22"/>
+                <w:color w:val="000000"/>
+              </w:rPr>
+            </w:pPr>
+            <w:r>
+              <w:rPr>
+                <w:rFonts w:ascii="Helvetica" w:hAnsi="Helvetica" w:eastAsia="Helvetica" w:cs="Helvetica"/>
+                <w:i w:val="false"/>
+                <w:b w:val="false"/>
+                <w:u w:val="none"/>
+                <w:sz w:val="22"/>
+                <w:szCs w:val="22"/>
+                <w:color w:val="000000"/>
+              </w:rPr>
+              <w:t xml:space="preserve">0.230</w:t>
+            </w:r>
+          </w:p>
+        </w:tc>
+        <w:tc>
+          <w:tcPr>
+            <w:tcBorders>
+              <w:bottom w:val="none" w:sz="0" w:space="0" w:color="000000"/>
+              <w:top w:val="none" w:sz="0" w:space="0" w:color="000000"/>
+              <w:left w:val="none" w:sz="0" w:space="0" w:color="000000"/>
+              <w:right w:val="none" w:sz="0" w:space="0" w:color="000000"/>
+            </w:tcBorders>
+            <w:shd w:val="clear" w:color="auto" w:fill="FFFFFF"/>
+            <w:tcMar>
+              <w:top w:w="0" w:type="dxa"/>
+              <w:bottom w:w="0" w:type="dxa"/>
+              <w:left w:w="0" w:type="dxa"/>
+              <w:right w:w="0" w:type="dxa"/>
+            </w:tcMar>
+            <w:vAlign w:val="top"/>
+          </w:tcPr>
+          <w:p>
+            <w:pPr>
+              <w:pStyle w:val="Normal"/>
+              <w:jc w:val="center"/>
+              <w:pBdr>
+                <w:bottom w:val="none" w:sz="0" w:space="0" w:color="000000"/>
+                <w:top w:val="none" w:sz="0" w:space="0" w:color="000000"/>
+                <w:left w:val="none" w:sz="0" w:space="0" w:color="000000"/>
+                <w:right w:val="none" w:sz="0" w:space="0" w:color="000000"/>
+              </w:pBdr>
+              <w:spacing w:after="100" w:before="100" w:line="240"/>
+              <w:ind w:left="100" w:right="100" w:firstLine="0" w:firstLineChars="0"/>
+              <w:rPr>
+                <w:rFonts w:ascii="Helvetica" w:hAnsi="Helvetica" w:eastAsia="Helvetica" w:cs="Helvetica"/>
+                <w:i w:val="false"/>
+                <w:b w:val="false"/>
+                <w:u w:val="none"/>
+                <w:sz w:val="22"/>
+                <w:szCs w:val="22"/>
+                <w:color w:val="000000"/>
+              </w:rPr>
+            </w:pPr>
+            <w:r>
+              <w:rPr>
+                <w:rFonts w:ascii="Helvetica" w:hAnsi="Helvetica" w:eastAsia="Helvetica" w:cs="Helvetica"/>
+                <w:i w:val="false"/>
+                <w:b w:val="false"/>
+                <w:u w:val="none"/>
+                <w:sz w:val="22"/>
+                <w:szCs w:val="22"/>
+                <w:color w:val="000000"/>
+              </w:rPr>
+              <w:t xml:space="preserve">322</w:t>
+            </w:r>
+          </w:p>
+        </w:tc>
+        <w:tc>
+          <w:tcPr>
+            <w:tcBorders>
+              <w:bottom w:val="none" w:sz="0" w:space="0" w:color="000000"/>
+              <w:top w:val="none" w:sz="0" w:space="0" w:color="000000"/>
+              <w:left w:val="none" w:sz="0" w:space="0" w:color="000000"/>
+              <w:right w:val="none" w:sz="0" w:space="0" w:color="000000"/>
+            </w:tcBorders>
+            <w:shd w:val="clear" w:color="auto" w:fill="FFFFFF"/>
+            <w:tcMar>
+              <w:top w:w="0" w:type="dxa"/>
+              <w:bottom w:w="0" w:type="dxa"/>
+              <w:left w:w="0" w:type="dxa"/>
+              <w:right w:w="0" w:type="dxa"/>
+            </w:tcMar>
+            <w:vAlign w:val="top"/>
+          </w:tcPr>
+          <w:p>
+            <w:pPr>
+              <w:pStyle w:val="Normal"/>
+              <w:jc w:val="center"/>
+              <w:pBdr>
+                <w:bottom w:val="none" w:sz="0" w:space="0" w:color="000000"/>
+                <w:top w:val="none" w:sz="0" w:space="0" w:color="000000"/>
+                <w:left w:val="none" w:sz="0" w:space="0" w:color="000000"/>
+                <w:right w:val="none" w:sz="0" w:space="0" w:color="000000"/>
+              </w:pBdr>
+              <w:spacing w:after="100" w:before="100" w:line="240"/>
+              <w:ind w:left="100" w:right="100" w:firstLine="0" w:firstLineChars="0"/>
+              <w:rPr>
+                <w:rFonts w:ascii="Helvetica" w:hAnsi="Helvetica" w:eastAsia="Helvetica" w:cs="Helvetica"/>
+                <w:i w:val="false"/>
+                <w:b w:val="false"/>
+                <w:u w:val="none"/>
+                <w:sz w:val="22"/>
+                <w:szCs w:val="22"/>
+                <w:color w:val="000000"/>
+              </w:rPr>
+            </w:pPr>
+            <w:r>
+              <w:rPr>
+                <w:rFonts w:ascii="Helvetica" w:hAnsi="Helvetica" w:eastAsia="Helvetica" w:cs="Helvetica"/>
+                <w:i w:val="false"/>
+                <w:b w:val="false"/>
+                <w:u w:val="none"/>
+                <w:sz w:val="22"/>
+                <w:szCs w:val="22"/>
+                <w:color w:val="000000"/>
+              </w:rPr>
+              <w:t xml:space="preserve">0.79</w:t>
+            </w:r>
+          </w:p>
+        </w:tc>
+        <w:tc>
+          <w:tcPr>
+            <w:tcBorders>
+              <w:bottom w:val="none" w:sz="0" w:space="0" w:color="000000"/>
+              <w:top w:val="none" w:sz="0" w:space="0" w:color="000000"/>
+              <w:left w:val="none" w:sz="0" w:space="0" w:color="000000"/>
+              <w:right w:val="none" w:sz="0" w:space="0" w:color="000000"/>
+            </w:tcBorders>
+            <w:shd w:val="clear" w:color="auto" w:fill="FFFFFF"/>
+            <w:tcMar>
+              <w:top w:w="0" w:type="dxa"/>
+              <w:bottom w:w="0" w:type="dxa"/>
+              <w:left w:w="0" w:type="dxa"/>
+              <w:right w:w="0" w:type="dxa"/>
+            </w:tcMar>
+            <w:vAlign w:val="top"/>
+          </w:tcPr>
+          <w:p>
+            <w:pPr>
+              <w:pStyle w:val="Normal"/>
+              <w:jc w:val="center"/>
+              <w:pBdr>
+                <w:bottom w:val="none" w:sz="0" w:space="0" w:color="000000"/>
+                <w:top w:val="none" w:sz="0" w:space="0" w:color="000000"/>
+                <w:left w:val="none" w:sz="0" w:space="0" w:color="000000"/>
+                <w:right w:val="none" w:sz="0" w:space="0" w:color="000000"/>
+              </w:pBdr>
+              <w:spacing w:after="100" w:before="100" w:line="240"/>
+              <w:ind w:left="100" w:right="100" w:firstLine="0" w:firstLineChars="0"/>
+              <w:rPr>
+                <w:rFonts w:ascii="Helvetica" w:hAnsi="Helvetica" w:eastAsia="Helvetica" w:cs="Helvetica"/>
+                <w:i w:val="false"/>
+                <w:b w:val="false"/>
+                <w:u w:val="none"/>
+                <w:sz w:val="22"/>
+                <w:szCs w:val="22"/>
+                <w:color w:val="000000"/>
+              </w:rPr>
+            </w:pPr>
+            <w:r>
+              <w:rPr>
+                <w:rFonts w:ascii="Helvetica" w:hAnsi="Helvetica" w:eastAsia="Helvetica" w:cs="Helvetica"/>
+                <w:i w:val="false"/>
+                <w:b w:val="false"/>
+                <w:u w:val="none"/>
+                <w:sz w:val="22"/>
+                <w:szCs w:val="22"/>
+                <w:color w:val="000000"/>
+              </w:rPr>
+              <w:t xml:space="preserve">0.39, 1.59</w:t>
+            </w:r>
+          </w:p>
+        </w:tc>
+        <w:tc>
+          <w:tcPr>
+            <w:tcBorders>
+              <w:bottom w:val="none" w:sz="0" w:space="0" w:color="000000"/>
+              <w:top w:val="none" w:sz="0" w:space="0" w:color="000000"/>
+              <w:left w:val="none" w:sz="0" w:space="0" w:color="000000"/>
+              <w:right w:val="none" w:sz="0" w:space="0" w:color="000000"/>
+            </w:tcBorders>
+            <w:shd w:val="clear" w:color="auto" w:fill="FFFFFF"/>
+            <w:tcMar>
+              <w:top w:w="0" w:type="dxa"/>
+              <w:bottom w:w="0" w:type="dxa"/>
+              <w:left w:w="0" w:type="dxa"/>
+              <w:right w:w="0" w:type="dxa"/>
+            </w:tcMar>
+            <w:vAlign w:val="top"/>
+          </w:tcPr>
+          <w:p>
+            <w:pPr>
+              <w:pStyle w:val="Normal"/>
+              <w:jc w:val="center"/>
+              <w:pBdr>
+                <w:bottom w:val="none" w:sz="0" w:space="0" w:color="000000"/>
+                <w:top w:val="none" w:sz="0" w:space="0" w:color="000000"/>
+                <w:left w:val="none" w:sz="0" w:space="0" w:color="000000"/>
+                <w:right w:val="none" w:sz="0" w:space="0" w:color="000000"/>
+              </w:pBdr>
+              <w:spacing w:after="100" w:before="100" w:line="240"/>
+              <w:ind w:left="100" w:right="100" w:firstLine="0" w:firstLineChars="0"/>
+              <w:rPr>
+                <w:rFonts w:ascii="Helvetica" w:hAnsi="Helvetica" w:eastAsia="Helvetica" w:cs="Helvetica"/>
+                <w:i w:val="false"/>
+                <w:b w:val="false"/>
+                <w:u w:val="none"/>
+                <w:sz w:val="22"/>
+                <w:szCs w:val="22"/>
+                <w:color w:val="000000"/>
+              </w:rPr>
+            </w:pPr>
+            <w:r>
+              <w:rPr>
+                <w:rFonts w:ascii="Helvetica" w:hAnsi="Helvetica" w:eastAsia="Helvetica" w:cs="Helvetica"/>
+                <w:i w:val="false"/>
+                <w:b w:val="false"/>
+                <w:u w:val="none"/>
+                <w:sz w:val="22"/>
+                <w:szCs w:val="22"/>
+                <w:color w:val="000000"/>
+              </w:rPr>
+              <w:t xml:space="preserve">0.510</w:t>
             </w:r>
           </w:p>
         </w:tc>
@@ -14845,7 +14845,7 @@
                 <w:szCs w:val="22"/>
                 <w:color w:val="000000"/>
               </w:rPr>
-              <w:t xml:space="preserve">323</w:t>
+              <w:t xml:space="preserve">322</w:t>
             </w:r>
           </w:p>
         </w:tc>
@@ -14951,272 +14951,272 @@
                 <w:szCs w:val="22"/>
                 <w:color w:val="000000"/>
               </w:rPr>
-              <w:t xml:space="preserve">0.18, 6.08</w:t>
-            </w:r>
-          </w:p>
-        </w:tc>
-        <w:tc>
-          <w:tcPr>
-            <w:tcBorders>
-              <w:bottom w:val="none" w:sz="0" w:space="0" w:color="000000"/>
-              <w:top w:val="none" w:sz="0" w:space="0" w:color="000000"/>
-              <w:left w:val="none" w:sz="0" w:space="0" w:color="000000"/>
-              <w:right w:val="none" w:sz="0" w:space="0" w:color="000000"/>
-            </w:tcBorders>
-            <w:shd w:val="clear" w:color="auto" w:fill="FFFFFF"/>
-            <w:tcMar>
-              <w:top w:w="0" w:type="dxa"/>
-              <w:bottom w:w="0" w:type="dxa"/>
-              <w:left w:w="0" w:type="dxa"/>
-              <w:right w:w="0" w:type="dxa"/>
-            </w:tcMar>
-            <w:vAlign w:val="top"/>
-          </w:tcPr>
-          <w:p>
-            <w:pPr>
-              <w:pStyle w:val="Normal"/>
-              <w:jc w:val="center"/>
-              <w:pBdr>
-                <w:bottom w:val="none" w:sz="0" w:space="0" w:color="000000"/>
-                <w:top w:val="none" w:sz="0" w:space="0" w:color="000000"/>
-                <w:left w:val="none" w:sz="0" w:space="0" w:color="000000"/>
-                <w:right w:val="none" w:sz="0" w:space="0" w:color="000000"/>
-              </w:pBdr>
-              <w:spacing w:after="100" w:before="100" w:line="240"/>
-              <w:ind w:left="100" w:right="100" w:firstLine="0" w:firstLineChars="0"/>
-              <w:rPr>
-                <w:rFonts w:ascii="Helvetica" w:hAnsi="Helvetica" w:eastAsia="Helvetica" w:cs="Helvetica"/>
-                <w:i w:val="false"/>
-                <w:b w:val="false"/>
-                <w:u w:val="none"/>
-                <w:sz w:val="22"/>
-                <w:szCs w:val="22"/>
-                <w:color w:val="000000"/>
-              </w:rPr>
-            </w:pPr>
-            <w:r>
-              <w:rPr>
-                <w:rFonts w:ascii="Helvetica" w:hAnsi="Helvetica" w:eastAsia="Helvetica" w:cs="Helvetica"/>
-                <w:i w:val="false"/>
-                <w:b w:val="false"/>
-                <w:u w:val="none"/>
-                <w:sz w:val="22"/>
-                <w:szCs w:val="22"/>
-                <w:color w:val="000000"/>
-              </w:rPr>
-              <w:t xml:space="preserve">0.970</w:t>
-            </w:r>
-          </w:p>
-        </w:tc>
-        <w:tc>
-          <w:tcPr>
-            <w:tcBorders>
-              <w:bottom w:val="none" w:sz="0" w:space="0" w:color="000000"/>
-              <w:top w:val="none" w:sz="0" w:space="0" w:color="000000"/>
-              <w:left w:val="none" w:sz="0" w:space="0" w:color="000000"/>
-              <w:right w:val="none" w:sz="0" w:space="0" w:color="000000"/>
-            </w:tcBorders>
-            <w:shd w:val="clear" w:color="auto" w:fill="FFFFFF"/>
-            <w:tcMar>
-              <w:top w:w="0" w:type="dxa"/>
-              <w:bottom w:w="0" w:type="dxa"/>
-              <w:left w:w="0" w:type="dxa"/>
-              <w:right w:w="0" w:type="dxa"/>
-            </w:tcMar>
-            <w:vAlign w:val="top"/>
-          </w:tcPr>
-          <w:p>
-            <w:pPr>
-              <w:pStyle w:val="Normal"/>
-              <w:jc w:val="center"/>
-              <w:pBdr>
-                <w:bottom w:val="none" w:sz="0" w:space="0" w:color="000000"/>
-                <w:top w:val="none" w:sz="0" w:space="0" w:color="000000"/>
-                <w:left w:val="none" w:sz="0" w:space="0" w:color="000000"/>
-                <w:right w:val="none" w:sz="0" w:space="0" w:color="000000"/>
-              </w:pBdr>
-              <w:spacing w:after="100" w:before="100" w:line="240"/>
-              <w:ind w:left="100" w:right="100" w:firstLine="0" w:firstLineChars="0"/>
-              <w:rPr>
-                <w:rFonts w:ascii="Helvetica" w:hAnsi="Helvetica" w:eastAsia="Helvetica" w:cs="Helvetica"/>
-                <w:i w:val="false"/>
-                <w:b w:val="false"/>
-                <w:u w:val="none"/>
-                <w:sz w:val="22"/>
-                <w:szCs w:val="22"/>
-                <w:color w:val="000000"/>
-              </w:rPr>
-            </w:pPr>
-            <w:r>
-              <w:rPr>
-                <w:rFonts w:ascii="Helvetica" w:hAnsi="Helvetica" w:eastAsia="Helvetica" w:cs="Helvetica"/>
-                <w:i w:val="false"/>
-                <w:b w:val="false"/>
-                <w:u w:val="none"/>
-                <w:sz w:val="22"/>
-                <w:szCs w:val="22"/>
-                <w:color w:val="000000"/>
-              </w:rPr>
-              <w:t xml:space="preserve">323</w:t>
-            </w:r>
-          </w:p>
-        </w:tc>
-        <w:tc>
-          <w:tcPr>
-            <w:tcBorders>
-              <w:bottom w:val="none" w:sz="0" w:space="0" w:color="000000"/>
-              <w:top w:val="none" w:sz="0" w:space="0" w:color="000000"/>
-              <w:left w:val="none" w:sz="0" w:space="0" w:color="000000"/>
-              <w:right w:val="none" w:sz="0" w:space="0" w:color="000000"/>
-            </w:tcBorders>
-            <w:shd w:val="clear" w:color="auto" w:fill="FFFFFF"/>
-            <w:tcMar>
-              <w:top w:w="0" w:type="dxa"/>
-              <w:bottom w:w="0" w:type="dxa"/>
-              <w:left w:w="0" w:type="dxa"/>
-              <w:right w:w="0" w:type="dxa"/>
-            </w:tcMar>
-            <w:vAlign w:val="top"/>
-          </w:tcPr>
-          <w:p>
-            <w:pPr>
-              <w:pStyle w:val="Normal"/>
-              <w:jc w:val="center"/>
-              <w:pBdr>
-                <w:bottom w:val="none" w:sz="0" w:space="0" w:color="000000"/>
-                <w:top w:val="none" w:sz="0" w:space="0" w:color="000000"/>
-                <w:left w:val="none" w:sz="0" w:space="0" w:color="000000"/>
-                <w:right w:val="none" w:sz="0" w:space="0" w:color="000000"/>
-              </w:pBdr>
-              <w:spacing w:after="100" w:before="100" w:line="240"/>
-              <w:ind w:left="100" w:right="100" w:firstLine="0" w:firstLineChars="0"/>
-              <w:rPr>
-                <w:rFonts w:ascii="Helvetica" w:hAnsi="Helvetica" w:eastAsia="Helvetica" w:cs="Helvetica"/>
-                <w:i w:val="false"/>
-                <w:b w:val="false"/>
-                <w:u w:val="none"/>
-                <w:sz w:val="22"/>
-                <w:szCs w:val="22"/>
-                <w:color w:val="000000"/>
-              </w:rPr>
-            </w:pPr>
-            <w:r>
-              <w:rPr>
-                <w:rFonts w:ascii="Helvetica" w:hAnsi="Helvetica" w:eastAsia="Helvetica" w:cs="Helvetica"/>
-                <w:i w:val="false"/>
-                <w:b w:val="false"/>
-                <w:u w:val="none"/>
-                <w:sz w:val="22"/>
-                <w:szCs w:val="22"/>
-                <w:color w:val="000000"/>
-              </w:rPr>
-              <w:t xml:space="preserve">5.40</w:t>
-            </w:r>
-          </w:p>
-        </w:tc>
-        <w:tc>
-          <w:tcPr>
-            <w:tcBorders>
-              <w:bottom w:val="none" w:sz="0" w:space="0" w:color="000000"/>
-              <w:top w:val="none" w:sz="0" w:space="0" w:color="000000"/>
-              <w:left w:val="none" w:sz="0" w:space="0" w:color="000000"/>
-              <w:right w:val="none" w:sz="0" w:space="0" w:color="000000"/>
-            </w:tcBorders>
-            <w:shd w:val="clear" w:color="auto" w:fill="FFFFFF"/>
-            <w:tcMar>
-              <w:top w:w="0" w:type="dxa"/>
-              <w:bottom w:w="0" w:type="dxa"/>
-              <w:left w:w="0" w:type="dxa"/>
-              <w:right w:w="0" w:type="dxa"/>
-            </w:tcMar>
-            <w:vAlign w:val="top"/>
-          </w:tcPr>
-          <w:p>
-            <w:pPr>
-              <w:pStyle w:val="Normal"/>
-              <w:jc w:val="center"/>
-              <w:pBdr>
-                <w:bottom w:val="none" w:sz="0" w:space="0" w:color="000000"/>
-                <w:top w:val="none" w:sz="0" w:space="0" w:color="000000"/>
-                <w:left w:val="none" w:sz="0" w:space="0" w:color="000000"/>
-                <w:right w:val="none" w:sz="0" w:space="0" w:color="000000"/>
-              </w:pBdr>
-              <w:spacing w:after="100" w:before="100" w:line="240"/>
-              <w:ind w:left="100" w:right="100" w:firstLine="0" w:firstLineChars="0"/>
-              <w:rPr>
-                <w:rFonts w:ascii="Helvetica" w:hAnsi="Helvetica" w:eastAsia="Helvetica" w:cs="Helvetica"/>
-                <w:i w:val="false"/>
-                <w:b w:val="false"/>
-                <w:u w:val="none"/>
-                <w:sz w:val="22"/>
-                <w:szCs w:val="22"/>
-                <w:color w:val="000000"/>
-              </w:rPr>
-            </w:pPr>
-            <w:r>
-              <w:rPr>
-                <w:rFonts w:ascii="Helvetica" w:hAnsi="Helvetica" w:eastAsia="Helvetica" w:cs="Helvetica"/>
-                <w:i w:val="false"/>
-                <w:b w:val="false"/>
-                <w:u w:val="none"/>
-                <w:sz w:val="22"/>
-                <w:szCs w:val="22"/>
-                <w:color w:val="000000"/>
-              </w:rPr>
-              <w:t xml:space="preserve">1.16, 25.2</w:t>
-            </w:r>
-          </w:p>
-        </w:tc>
-        <w:tc>
-          <w:tcPr>
-            <w:tcBorders>
-              <w:bottom w:val="none" w:sz="0" w:space="0" w:color="000000"/>
-              <w:top w:val="none" w:sz="0" w:space="0" w:color="000000"/>
-              <w:left w:val="none" w:sz="0" w:space="0" w:color="000000"/>
-              <w:right w:val="none" w:sz="0" w:space="0" w:color="000000"/>
-            </w:tcBorders>
-            <w:shd w:val="clear" w:color="auto" w:fill="FFFFFF"/>
-            <w:tcMar>
-              <w:top w:w="0" w:type="dxa"/>
-              <w:bottom w:w="0" w:type="dxa"/>
-              <w:left w:w="0" w:type="dxa"/>
-              <w:right w:w="0" w:type="dxa"/>
-            </w:tcMar>
-            <w:vAlign w:val="top"/>
-          </w:tcPr>
-          <w:p>
-            <w:pPr>
-              <w:pStyle w:val="Normal"/>
-              <w:jc w:val="center"/>
-              <w:pBdr>
-                <w:bottom w:val="none" w:sz="0" w:space="0" w:color="000000"/>
-                <w:top w:val="none" w:sz="0" w:space="0" w:color="000000"/>
-                <w:left w:val="none" w:sz="0" w:space="0" w:color="000000"/>
-                <w:right w:val="none" w:sz="0" w:space="0" w:color="000000"/>
-              </w:pBdr>
-              <w:spacing w:after="100" w:before="100" w:line="240"/>
-              <w:ind w:left="100" w:right="100" w:firstLine="0" w:firstLineChars="0"/>
-              <w:rPr>
-                <w:rFonts w:ascii="Helvetica" w:hAnsi="Helvetica" w:eastAsia="Helvetica" w:cs="Helvetica"/>
-                <w:i w:val="false"/>
-                <w:b w:val="false"/>
-                <w:u w:val="none"/>
-                <w:sz w:val="22"/>
-                <w:szCs w:val="22"/>
-                <w:color w:val="000000"/>
-              </w:rPr>
-            </w:pPr>
-            <w:r>
-              <w:rPr>
-                <w:rFonts w:ascii="Helvetica" w:hAnsi="Helvetica" w:eastAsia="Helvetica" w:cs="Helvetica"/>
-                <w:i w:val="false"/>
-                <w:b w:val="false"/>
-                <w:u w:val="none"/>
-                <w:sz w:val="22"/>
-                <w:szCs w:val="22"/>
-                <w:color w:val="000000"/>
-              </w:rPr>
-              <w:t xml:space="preserve">0.032</w:t>
+              <w:t xml:space="preserve">0.18, 6.10</w:t>
+            </w:r>
+          </w:p>
+        </w:tc>
+        <w:tc>
+          <w:tcPr>
+            <w:tcBorders>
+              <w:bottom w:val="none" w:sz="0" w:space="0" w:color="000000"/>
+              <w:top w:val="none" w:sz="0" w:space="0" w:color="000000"/>
+              <w:left w:val="none" w:sz="0" w:space="0" w:color="000000"/>
+              <w:right w:val="none" w:sz="0" w:space="0" w:color="000000"/>
+            </w:tcBorders>
+            <w:shd w:val="clear" w:color="auto" w:fill="FFFFFF"/>
+            <w:tcMar>
+              <w:top w:w="0" w:type="dxa"/>
+              <w:bottom w:w="0" w:type="dxa"/>
+              <w:left w:w="0" w:type="dxa"/>
+              <w:right w:w="0" w:type="dxa"/>
+            </w:tcMar>
+            <w:vAlign w:val="top"/>
+          </w:tcPr>
+          <w:p>
+            <w:pPr>
+              <w:pStyle w:val="Normal"/>
+              <w:jc w:val="center"/>
+              <w:pBdr>
+                <w:bottom w:val="none" w:sz="0" w:space="0" w:color="000000"/>
+                <w:top w:val="none" w:sz="0" w:space="0" w:color="000000"/>
+                <w:left w:val="none" w:sz="0" w:space="0" w:color="000000"/>
+                <w:right w:val="none" w:sz="0" w:space="0" w:color="000000"/>
+              </w:pBdr>
+              <w:spacing w:after="100" w:before="100" w:line="240"/>
+              <w:ind w:left="100" w:right="100" w:firstLine="0" w:firstLineChars="0"/>
+              <w:rPr>
+                <w:rFonts w:ascii="Helvetica" w:hAnsi="Helvetica" w:eastAsia="Helvetica" w:cs="Helvetica"/>
+                <w:i w:val="false"/>
+                <w:b w:val="false"/>
+                <w:u w:val="none"/>
+                <w:sz w:val="22"/>
+                <w:szCs w:val="22"/>
+                <w:color w:val="000000"/>
+              </w:rPr>
+            </w:pPr>
+            <w:r>
+              <w:rPr>
+                <w:rFonts w:ascii="Helvetica" w:hAnsi="Helvetica" w:eastAsia="Helvetica" w:cs="Helvetica"/>
+                <w:i w:val="false"/>
+                <w:b w:val="false"/>
+                <w:u w:val="none"/>
+                <w:sz w:val="22"/>
+                <w:szCs w:val="22"/>
+                <w:color w:val="000000"/>
+              </w:rPr>
+              <w:t xml:space="preserve">0.960</w:t>
+            </w:r>
+          </w:p>
+        </w:tc>
+        <w:tc>
+          <w:tcPr>
+            <w:tcBorders>
+              <w:bottom w:val="none" w:sz="0" w:space="0" w:color="000000"/>
+              <w:top w:val="none" w:sz="0" w:space="0" w:color="000000"/>
+              <w:left w:val="none" w:sz="0" w:space="0" w:color="000000"/>
+              <w:right w:val="none" w:sz="0" w:space="0" w:color="000000"/>
+            </w:tcBorders>
+            <w:shd w:val="clear" w:color="auto" w:fill="FFFFFF"/>
+            <w:tcMar>
+              <w:top w:w="0" w:type="dxa"/>
+              <w:bottom w:w="0" w:type="dxa"/>
+              <w:left w:w="0" w:type="dxa"/>
+              <w:right w:w="0" w:type="dxa"/>
+            </w:tcMar>
+            <w:vAlign w:val="top"/>
+          </w:tcPr>
+          <w:p>
+            <w:pPr>
+              <w:pStyle w:val="Normal"/>
+              <w:jc w:val="center"/>
+              <w:pBdr>
+                <w:bottom w:val="none" w:sz="0" w:space="0" w:color="000000"/>
+                <w:top w:val="none" w:sz="0" w:space="0" w:color="000000"/>
+                <w:left w:val="none" w:sz="0" w:space="0" w:color="000000"/>
+                <w:right w:val="none" w:sz="0" w:space="0" w:color="000000"/>
+              </w:pBdr>
+              <w:spacing w:after="100" w:before="100" w:line="240"/>
+              <w:ind w:left="100" w:right="100" w:firstLine="0" w:firstLineChars="0"/>
+              <w:rPr>
+                <w:rFonts w:ascii="Helvetica" w:hAnsi="Helvetica" w:eastAsia="Helvetica" w:cs="Helvetica"/>
+                <w:i w:val="false"/>
+                <w:b w:val="false"/>
+                <w:u w:val="none"/>
+                <w:sz w:val="22"/>
+                <w:szCs w:val="22"/>
+                <w:color w:val="000000"/>
+              </w:rPr>
+            </w:pPr>
+            <w:r>
+              <w:rPr>
+                <w:rFonts w:ascii="Helvetica" w:hAnsi="Helvetica" w:eastAsia="Helvetica" w:cs="Helvetica"/>
+                <w:i w:val="false"/>
+                <w:b w:val="false"/>
+                <w:u w:val="none"/>
+                <w:sz w:val="22"/>
+                <w:szCs w:val="22"/>
+                <w:color w:val="000000"/>
+              </w:rPr>
+              <w:t xml:space="preserve">322</w:t>
+            </w:r>
+          </w:p>
+        </w:tc>
+        <w:tc>
+          <w:tcPr>
+            <w:tcBorders>
+              <w:bottom w:val="none" w:sz="0" w:space="0" w:color="000000"/>
+              <w:top w:val="none" w:sz="0" w:space="0" w:color="000000"/>
+              <w:left w:val="none" w:sz="0" w:space="0" w:color="000000"/>
+              <w:right w:val="none" w:sz="0" w:space="0" w:color="000000"/>
+            </w:tcBorders>
+            <w:shd w:val="clear" w:color="auto" w:fill="FFFFFF"/>
+            <w:tcMar>
+              <w:top w:w="0" w:type="dxa"/>
+              <w:bottom w:w="0" w:type="dxa"/>
+              <w:left w:w="0" w:type="dxa"/>
+              <w:right w:w="0" w:type="dxa"/>
+            </w:tcMar>
+            <w:vAlign w:val="top"/>
+          </w:tcPr>
+          <w:p>
+            <w:pPr>
+              <w:pStyle w:val="Normal"/>
+              <w:jc w:val="center"/>
+              <w:pBdr>
+                <w:bottom w:val="none" w:sz="0" w:space="0" w:color="000000"/>
+                <w:top w:val="none" w:sz="0" w:space="0" w:color="000000"/>
+                <w:left w:val="none" w:sz="0" w:space="0" w:color="000000"/>
+                <w:right w:val="none" w:sz="0" w:space="0" w:color="000000"/>
+              </w:pBdr>
+              <w:spacing w:after="100" w:before="100" w:line="240"/>
+              <w:ind w:left="100" w:right="100" w:firstLine="0" w:firstLineChars="0"/>
+              <w:rPr>
+                <w:rFonts w:ascii="Helvetica" w:hAnsi="Helvetica" w:eastAsia="Helvetica" w:cs="Helvetica"/>
+                <w:i w:val="false"/>
+                <w:b w:val="false"/>
+                <w:u w:val="none"/>
+                <w:sz w:val="22"/>
+                <w:szCs w:val="22"/>
+                <w:color w:val="000000"/>
+              </w:rPr>
+            </w:pPr>
+            <w:r>
+              <w:rPr>
+                <w:rFonts w:ascii="Helvetica" w:hAnsi="Helvetica" w:eastAsia="Helvetica" w:cs="Helvetica"/>
+                <w:i w:val="false"/>
+                <w:b w:val="false"/>
+                <w:u w:val="none"/>
+                <w:sz w:val="22"/>
+                <w:szCs w:val="22"/>
+                <w:color w:val="000000"/>
+              </w:rPr>
+              <w:t xml:space="preserve">5.46</w:t>
+            </w:r>
+          </w:p>
+        </w:tc>
+        <w:tc>
+          <w:tcPr>
+            <w:tcBorders>
+              <w:bottom w:val="none" w:sz="0" w:space="0" w:color="000000"/>
+              <w:top w:val="none" w:sz="0" w:space="0" w:color="000000"/>
+              <w:left w:val="none" w:sz="0" w:space="0" w:color="000000"/>
+              <w:right w:val="none" w:sz="0" w:space="0" w:color="000000"/>
+            </w:tcBorders>
+            <w:shd w:val="clear" w:color="auto" w:fill="FFFFFF"/>
+            <w:tcMar>
+              <w:top w:w="0" w:type="dxa"/>
+              <w:bottom w:w="0" w:type="dxa"/>
+              <w:left w:w="0" w:type="dxa"/>
+              <w:right w:w="0" w:type="dxa"/>
+            </w:tcMar>
+            <w:vAlign w:val="top"/>
+          </w:tcPr>
+          <w:p>
+            <w:pPr>
+              <w:pStyle w:val="Normal"/>
+              <w:jc w:val="center"/>
+              <w:pBdr>
+                <w:bottom w:val="none" w:sz="0" w:space="0" w:color="000000"/>
+                <w:top w:val="none" w:sz="0" w:space="0" w:color="000000"/>
+                <w:left w:val="none" w:sz="0" w:space="0" w:color="000000"/>
+                <w:right w:val="none" w:sz="0" w:space="0" w:color="000000"/>
+              </w:pBdr>
+              <w:spacing w:after="100" w:before="100" w:line="240"/>
+              <w:ind w:left="100" w:right="100" w:firstLine="0" w:firstLineChars="0"/>
+              <w:rPr>
+                <w:rFonts w:ascii="Helvetica" w:hAnsi="Helvetica" w:eastAsia="Helvetica" w:cs="Helvetica"/>
+                <w:i w:val="false"/>
+                <w:b w:val="false"/>
+                <w:u w:val="none"/>
+                <w:sz w:val="22"/>
+                <w:szCs w:val="22"/>
+                <w:color w:val="000000"/>
+              </w:rPr>
+            </w:pPr>
+            <w:r>
+              <w:rPr>
+                <w:rFonts w:ascii="Helvetica" w:hAnsi="Helvetica" w:eastAsia="Helvetica" w:cs="Helvetica"/>
+                <w:i w:val="false"/>
+                <w:b w:val="false"/>
+                <w:u w:val="none"/>
+                <w:sz w:val="22"/>
+                <w:szCs w:val="22"/>
+                <w:color w:val="000000"/>
+              </w:rPr>
+              <w:t xml:space="preserve">1.17, 25.6</w:t>
+            </w:r>
+          </w:p>
+        </w:tc>
+        <w:tc>
+          <w:tcPr>
+            <w:tcBorders>
+              <w:bottom w:val="none" w:sz="0" w:space="0" w:color="000000"/>
+              <w:top w:val="none" w:sz="0" w:space="0" w:color="000000"/>
+              <w:left w:val="none" w:sz="0" w:space="0" w:color="000000"/>
+              <w:right w:val="none" w:sz="0" w:space="0" w:color="000000"/>
+            </w:tcBorders>
+            <w:shd w:val="clear" w:color="auto" w:fill="FFFFFF"/>
+            <w:tcMar>
+              <w:top w:w="0" w:type="dxa"/>
+              <w:bottom w:w="0" w:type="dxa"/>
+              <w:left w:w="0" w:type="dxa"/>
+              <w:right w:w="0" w:type="dxa"/>
+            </w:tcMar>
+            <w:vAlign w:val="top"/>
+          </w:tcPr>
+          <w:p>
+            <w:pPr>
+              <w:pStyle w:val="Normal"/>
+              <w:jc w:val="center"/>
+              <w:pBdr>
+                <w:bottom w:val="none" w:sz="0" w:space="0" w:color="000000"/>
+                <w:top w:val="none" w:sz="0" w:space="0" w:color="000000"/>
+                <w:left w:val="none" w:sz="0" w:space="0" w:color="000000"/>
+                <w:right w:val="none" w:sz="0" w:space="0" w:color="000000"/>
+              </w:pBdr>
+              <w:spacing w:after="100" w:before="100" w:line="240"/>
+              <w:ind w:left="100" w:right="100" w:firstLine="0" w:firstLineChars="0"/>
+              <w:rPr>
+                <w:rFonts w:ascii="Helvetica" w:hAnsi="Helvetica" w:eastAsia="Helvetica" w:cs="Helvetica"/>
+                <w:i w:val="false"/>
+                <w:b w:val="false"/>
+                <w:u w:val="none"/>
+                <w:sz w:val="22"/>
+                <w:szCs w:val="22"/>
+                <w:color w:val="000000"/>
+              </w:rPr>
+            </w:pPr>
+            <w:r>
+              <w:rPr>
+                <w:rFonts w:ascii="Helvetica" w:hAnsi="Helvetica" w:eastAsia="Helvetica" w:cs="Helvetica"/>
+                <w:i w:val="false"/>
+                <w:b w:val="false"/>
+                <w:u w:val="none"/>
+                <w:sz w:val="22"/>
+                <w:szCs w:val="22"/>
+                <w:color w:val="000000"/>
+              </w:rPr>
+              <w:t xml:space="preserve">0.031</w:t>
             </w:r>
           </w:p>
         </w:tc>
@@ -15328,378 +15328,378 @@
                 <w:szCs w:val="22"/>
                 <w:color w:val="000000"/>
               </w:rPr>
-              <w:t xml:space="preserve">323</w:t>
-            </w:r>
-          </w:p>
-        </w:tc>
-        <w:tc>
-          <w:tcPr>
-            <w:tcBorders>
-              <w:bottom w:val="none" w:sz="0" w:space="0" w:color="000000"/>
-              <w:top w:val="none" w:sz="0" w:space="0" w:color="000000"/>
-              <w:left w:val="none" w:sz="0" w:space="0" w:color="000000"/>
-              <w:right w:val="none" w:sz="0" w:space="0" w:color="000000"/>
-            </w:tcBorders>
-            <w:shd w:val="clear" w:color="auto" w:fill="FFFFFF"/>
-            <w:tcMar>
-              <w:top w:w="0" w:type="dxa"/>
-              <w:bottom w:w="0" w:type="dxa"/>
-              <w:left w:w="0" w:type="dxa"/>
-              <w:right w:w="0" w:type="dxa"/>
-            </w:tcMar>
-            <w:vAlign w:val="top"/>
-          </w:tcPr>
-          <w:p>
-            <w:pPr>
-              <w:pStyle w:val="Normal"/>
-              <w:jc w:val="center"/>
-              <w:pBdr>
-                <w:bottom w:val="none" w:sz="0" w:space="0" w:color="000000"/>
-                <w:top w:val="none" w:sz="0" w:space="0" w:color="000000"/>
-                <w:left w:val="none" w:sz="0" w:space="0" w:color="000000"/>
-                <w:right w:val="none" w:sz="0" w:space="0" w:color="000000"/>
-              </w:pBdr>
-              <w:spacing w:after="100" w:before="100" w:line="240"/>
-              <w:ind w:left="100" w:right="100" w:firstLine="0" w:firstLineChars="0"/>
-              <w:rPr>
-                <w:rFonts w:ascii="Helvetica" w:hAnsi="Helvetica" w:eastAsia="Helvetica" w:cs="Helvetica"/>
-                <w:i w:val="false"/>
-                <w:b w:val="false"/>
-                <w:u w:val="none"/>
-                <w:sz w:val="22"/>
-                <w:szCs w:val="22"/>
-                <w:color w:val="000000"/>
-              </w:rPr>
-            </w:pPr>
-            <w:r>
-              <w:rPr>
-                <w:rFonts w:ascii="Helvetica" w:hAnsi="Helvetica" w:eastAsia="Helvetica" w:cs="Helvetica"/>
-                <w:i w:val="false"/>
-                <w:b w:val="false"/>
-                <w:u w:val="none"/>
-                <w:sz w:val="22"/>
-                <w:szCs w:val="22"/>
-                <w:color w:val="000000"/>
-              </w:rPr>
-              <w:t xml:space="preserve">1.05</w:t>
-            </w:r>
-          </w:p>
-        </w:tc>
-        <w:tc>
-          <w:tcPr>
-            <w:tcBorders>
-              <w:bottom w:val="none" w:sz="0" w:space="0" w:color="000000"/>
-              <w:top w:val="none" w:sz="0" w:space="0" w:color="000000"/>
-              <w:left w:val="none" w:sz="0" w:space="0" w:color="000000"/>
-              <w:right w:val="none" w:sz="0" w:space="0" w:color="000000"/>
-            </w:tcBorders>
-            <w:shd w:val="clear" w:color="auto" w:fill="FFFFFF"/>
-            <w:tcMar>
-              <w:top w:w="0" w:type="dxa"/>
-              <w:bottom w:w="0" w:type="dxa"/>
-              <w:left w:w="0" w:type="dxa"/>
-              <w:right w:w="0" w:type="dxa"/>
-            </w:tcMar>
-            <w:vAlign w:val="top"/>
-          </w:tcPr>
-          <w:p>
-            <w:pPr>
-              <w:pStyle w:val="Normal"/>
-              <w:jc w:val="center"/>
-              <w:pBdr>
-                <w:bottom w:val="none" w:sz="0" w:space="0" w:color="000000"/>
-                <w:top w:val="none" w:sz="0" w:space="0" w:color="000000"/>
-                <w:left w:val="none" w:sz="0" w:space="0" w:color="000000"/>
-                <w:right w:val="none" w:sz="0" w:space="0" w:color="000000"/>
-              </w:pBdr>
-              <w:spacing w:after="100" w:before="100" w:line="240"/>
-              <w:ind w:left="100" w:right="100" w:firstLine="0" w:firstLineChars="0"/>
-              <w:rPr>
-                <w:rFonts w:ascii="Helvetica" w:hAnsi="Helvetica" w:eastAsia="Helvetica" w:cs="Helvetica"/>
-                <w:i w:val="false"/>
-                <w:b w:val="false"/>
-                <w:u w:val="none"/>
-                <w:sz w:val="22"/>
-                <w:szCs w:val="22"/>
-                <w:color w:val="000000"/>
-              </w:rPr>
-            </w:pPr>
-            <w:r>
-              <w:rPr>
-                <w:rFonts w:ascii="Helvetica" w:hAnsi="Helvetica" w:eastAsia="Helvetica" w:cs="Helvetica"/>
-                <w:i w:val="false"/>
-                <w:b w:val="false"/>
-                <w:u w:val="none"/>
-                <w:sz w:val="22"/>
-                <w:szCs w:val="22"/>
-                <w:color w:val="000000"/>
-              </w:rPr>
-              <w:t xml:space="preserve">0.51, 2.17</w:t>
-            </w:r>
-          </w:p>
-        </w:tc>
-        <w:tc>
-          <w:tcPr>
-            <w:tcBorders>
-              <w:bottom w:val="none" w:sz="0" w:space="0" w:color="000000"/>
-              <w:top w:val="none" w:sz="0" w:space="0" w:color="000000"/>
-              <w:left w:val="none" w:sz="0" w:space="0" w:color="000000"/>
-              <w:right w:val="none" w:sz="0" w:space="0" w:color="000000"/>
-            </w:tcBorders>
-            <w:shd w:val="clear" w:color="auto" w:fill="FFFFFF"/>
-            <w:tcMar>
-              <w:top w:w="0" w:type="dxa"/>
-              <w:bottom w:w="0" w:type="dxa"/>
-              <w:left w:w="0" w:type="dxa"/>
-              <w:right w:w="0" w:type="dxa"/>
-            </w:tcMar>
-            <w:vAlign w:val="top"/>
-          </w:tcPr>
-          <w:p>
-            <w:pPr>
-              <w:pStyle w:val="Normal"/>
-              <w:jc w:val="center"/>
-              <w:pBdr>
-                <w:bottom w:val="none" w:sz="0" w:space="0" w:color="000000"/>
-                <w:top w:val="none" w:sz="0" w:space="0" w:color="000000"/>
-                <w:left w:val="none" w:sz="0" w:space="0" w:color="000000"/>
-                <w:right w:val="none" w:sz="0" w:space="0" w:color="000000"/>
-              </w:pBdr>
-              <w:spacing w:after="100" w:before="100" w:line="240"/>
-              <w:ind w:left="100" w:right="100" w:firstLine="0" w:firstLineChars="0"/>
-              <w:rPr>
-                <w:rFonts w:ascii="Helvetica" w:hAnsi="Helvetica" w:eastAsia="Helvetica" w:cs="Helvetica"/>
-                <w:i w:val="false"/>
-                <w:b w:val="false"/>
-                <w:u w:val="none"/>
-                <w:sz w:val="22"/>
-                <w:szCs w:val="22"/>
-                <w:color w:val="000000"/>
-              </w:rPr>
-            </w:pPr>
-            <w:r>
-              <w:rPr>
-                <w:rFonts w:ascii="Helvetica" w:hAnsi="Helvetica" w:eastAsia="Helvetica" w:cs="Helvetica"/>
-                <w:i w:val="false"/>
-                <w:b w:val="false"/>
-                <w:u w:val="none"/>
-                <w:sz w:val="22"/>
-                <w:szCs w:val="22"/>
-                <w:color w:val="000000"/>
-              </w:rPr>
-              <w:t xml:space="preserve">0.900</w:t>
-            </w:r>
-          </w:p>
-        </w:tc>
-        <w:tc>
-          <w:tcPr>
-            <w:tcBorders>
-              <w:bottom w:val="none" w:sz="0" w:space="0" w:color="000000"/>
-              <w:top w:val="none" w:sz="0" w:space="0" w:color="000000"/>
-              <w:left w:val="none" w:sz="0" w:space="0" w:color="000000"/>
-              <w:right w:val="none" w:sz="0" w:space="0" w:color="000000"/>
-            </w:tcBorders>
-            <w:shd w:val="clear" w:color="auto" w:fill="FFFFFF"/>
-            <w:tcMar>
-              <w:top w:w="0" w:type="dxa"/>
-              <w:bottom w:w="0" w:type="dxa"/>
-              <w:left w:w="0" w:type="dxa"/>
-              <w:right w:w="0" w:type="dxa"/>
-            </w:tcMar>
-            <w:vAlign w:val="top"/>
-          </w:tcPr>
-          <w:p>
-            <w:pPr>
-              <w:pStyle w:val="Normal"/>
-              <w:jc w:val="center"/>
-              <w:pBdr>
-                <w:bottom w:val="none" w:sz="0" w:space="0" w:color="000000"/>
-                <w:top w:val="none" w:sz="0" w:space="0" w:color="000000"/>
-                <w:left w:val="none" w:sz="0" w:space="0" w:color="000000"/>
-                <w:right w:val="none" w:sz="0" w:space="0" w:color="000000"/>
-              </w:pBdr>
-              <w:spacing w:after="100" w:before="100" w:line="240"/>
-              <w:ind w:left="100" w:right="100" w:firstLine="0" w:firstLineChars="0"/>
-              <w:rPr>
-                <w:rFonts w:ascii="Helvetica" w:hAnsi="Helvetica" w:eastAsia="Helvetica" w:cs="Helvetica"/>
-                <w:i w:val="false"/>
-                <w:b w:val="false"/>
-                <w:u w:val="none"/>
-                <w:sz w:val="22"/>
-                <w:szCs w:val="22"/>
-                <w:color w:val="000000"/>
-              </w:rPr>
-            </w:pPr>
-            <w:r>
-              <w:rPr>
-                <w:rFonts w:ascii="Helvetica" w:hAnsi="Helvetica" w:eastAsia="Helvetica" w:cs="Helvetica"/>
-                <w:i w:val="false"/>
-                <w:b w:val="false"/>
-                <w:u w:val="none"/>
-                <w:sz w:val="22"/>
-                <w:szCs w:val="22"/>
-                <w:color w:val="000000"/>
-              </w:rPr>
-              <w:t xml:space="preserve">323</w:t>
-            </w:r>
-          </w:p>
-        </w:tc>
-        <w:tc>
-          <w:tcPr>
-            <w:tcBorders>
-              <w:bottom w:val="none" w:sz="0" w:space="0" w:color="000000"/>
-              <w:top w:val="none" w:sz="0" w:space="0" w:color="000000"/>
-              <w:left w:val="none" w:sz="0" w:space="0" w:color="000000"/>
-              <w:right w:val="none" w:sz="0" w:space="0" w:color="000000"/>
-            </w:tcBorders>
-            <w:shd w:val="clear" w:color="auto" w:fill="FFFFFF"/>
-            <w:tcMar>
-              <w:top w:w="0" w:type="dxa"/>
-              <w:bottom w:w="0" w:type="dxa"/>
-              <w:left w:w="0" w:type="dxa"/>
-              <w:right w:w="0" w:type="dxa"/>
-            </w:tcMar>
-            <w:vAlign w:val="top"/>
-          </w:tcPr>
-          <w:p>
-            <w:pPr>
-              <w:pStyle w:val="Normal"/>
-              <w:jc w:val="center"/>
-              <w:pBdr>
-                <w:bottom w:val="none" w:sz="0" w:space="0" w:color="000000"/>
-                <w:top w:val="none" w:sz="0" w:space="0" w:color="000000"/>
-                <w:left w:val="none" w:sz="0" w:space="0" w:color="000000"/>
-                <w:right w:val="none" w:sz="0" w:space="0" w:color="000000"/>
-              </w:pBdr>
-              <w:spacing w:after="100" w:before="100" w:line="240"/>
-              <w:ind w:left="100" w:right="100" w:firstLine="0" w:firstLineChars="0"/>
-              <w:rPr>
-                <w:rFonts w:ascii="Helvetica" w:hAnsi="Helvetica" w:eastAsia="Helvetica" w:cs="Helvetica"/>
-                <w:i w:val="false"/>
-                <w:b w:val="false"/>
-                <w:u w:val="none"/>
-                <w:sz w:val="22"/>
-                <w:szCs w:val="22"/>
-                <w:color w:val="000000"/>
-              </w:rPr>
-            </w:pPr>
-            <w:r>
-              <w:rPr>
-                <w:rFonts w:ascii="Helvetica" w:hAnsi="Helvetica" w:eastAsia="Helvetica" w:cs="Helvetica"/>
-                <w:i w:val="false"/>
-                <w:b w:val="false"/>
-                <w:u w:val="none"/>
-                <w:sz w:val="22"/>
-                <w:szCs w:val="22"/>
-                <w:color w:val="000000"/>
-              </w:rPr>
-              <w:t xml:space="preserve">1.13</w:t>
-            </w:r>
-          </w:p>
-        </w:tc>
-        <w:tc>
-          <w:tcPr>
-            <w:tcBorders>
-              <w:bottom w:val="none" w:sz="0" w:space="0" w:color="000000"/>
-              <w:top w:val="none" w:sz="0" w:space="0" w:color="000000"/>
-              <w:left w:val="none" w:sz="0" w:space="0" w:color="000000"/>
-              <w:right w:val="none" w:sz="0" w:space="0" w:color="000000"/>
-            </w:tcBorders>
-            <w:shd w:val="clear" w:color="auto" w:fill="FFFFFF"/>
-            <w:tcMar>
-              <w:top w:w="0" w:type="dxa"/>
-              <w:bottom w:w="0" w:type="dxa"/>
-              <w:left w:w="0" w:type="dxa"/>
-              <w:right w:w="0" w:type="dxa"/>
-            </w:tcMar>
-            <w:vAlign w:val="top"/>
-          </w:tcPr>
-          <w:p>
-            <w:pPr>
-              <w:pStyle w:val="Normal"/>
-              <w:jc w:val="center"/>
-              <w:pBdr>
-                <w:bottom w:val="none" w:sz="0" w:space="0" w:color="000000"/>
-                <w:top w:val="none" w:sz="0" w:space="0" w:color="000000"/>
-                <w:left w:val="none" w:sz="0" w:space="0" w:color="000000"/>
-                <w:right w:val="none" w:sz="0" w:space="0" w:color="000000"/>
-              </w:pBdr>
-              <w:spacing w:after="100" w:before="100" w:line="240"/>
-              <w:ind w:left="100" w:right="100" w:firstLine="0" w:firstLineChars="0"/>
-              <w:rPr>
-                <w:rFonts w:ascii="Helvetica" w:hAnsi="Helvetica" w:eastAsia="Helvetica" w:cs="Helvetica"/>
-                <w:i w:val="false"/>
-                <w:b w:val="false"/>
-                <w:u w:val="none"/>
-                <w:sz w:val="22"/>
-                <w:szCs w:val="22"/>
-                <w:color w:val="000000"/>
-              </w:rPr>
-            </w:pPr>
-            <w:r>
-              <w:rPr>
-                <w:rFonts w:ascii="Helvetica" w:hAnsi="Helvetica" w:eastAsia="Helvetica" w:cs="Helvetica"/>
-                <w:i w:val="false"/>
-                <w:b w:val="false"/>
-                <w:u w:val="none"/>
-                <w:sz w:val="22"/>
-                <w:szCs w:val="22"/>
-                <w:color w:val="000000"/>
-              </w:rPr>
-              <w:t xml:space="preserve">0.58, 2.22</w:t>
-            </w:r>
-          </w:p>
-        </w:tc>
-        <w:tc>
-          <w:tcPr>
-            <w:tcBorders>
-              <w:bottom w:val="none" w:sz="0" w:space="0" w:color="000000"/>
-              <w:top w:val="none" w:sz="0" w:space="0" w:color="000000"/>
-              <w:left w:val="none" w:sz="0" w:space="0" w:color="000000"/>
-              <w:right w:val="none" w:sz="0" w:space="0" w:color="000000"/>
-            </w:tcBorders>
-            <w:shd w:val="clear" w:color="auto" w:fill="FFFFFF"/>
-            <w:tcMar>
-              <w:top w:w="0" w:type="dxa"/>
-              <w:bottom w:w="0" w:type="dxa"/>
-              <w:left w:w="0" w:type="dxa"/>
-              <w:right w:w="0" w:type="dxa"/>
-            </w:tcMar>
-            <w:vAlign w:val="top"/>
-          </w:tcPr>
-          <w:p>
-            <w:pPr>
-              <w:pStyle w:val="Normal"/>
-              <w:jc w:val="center"/>
-              <w:pBdr>
-                <w:bottom w:val="none" w:sz="0" w:space="0" w:color="000000"/>
-                <w:top w:val="none" w:sz="0" w:space="0" w:color="000000"/>
-                <w:left w:val="none" w:sz="0" w:space="0" w:color="000000"/>
-                <w:right w:val="none" w:sz="0" w:space="0" w:color="000000"/>
-              </w:pBdr>
-              <w:spacing w:after="100" w:before="100" w:line="240"/>
-              <w:ind w:left="100" w:right="100" w:firstLine="0" w:firstLineChars="0"/>
-              <w:rPr>
-                <w:rFonts w:ascii="Helvetica" w:hAnsi="Helvetica" w:eastAsia="Helvetica" w:cs="Helvetica"/>
-                <w:i w:val="false"/>
-                <w:b w:val="false"/>
-                <w:u w:val="none"/>
-                <w:sz w:val="22"/>
-                <w:szCs w:val="22"/>
-                <w:color w:val="000000"/>
-              </w:rPr>
-            </w:pPr>
-            <w:r>
-              <w:rPr>
-                <w:rFonts w:ascii="Helvetica" w:hAnsi="Helvetica" w:eastAsia="Helvetica" w:cs="Helvetica"/>
-                <w:i w:val="false"/>
-                <w:b w:val="false"/>
-                <w:u w:val="none"/>
-                <w:sz w:val="22"/>
-                <w:szCs w:val="22"/>
-                <w:color w:val="000000"/>
-              </w:rPr>
-              <w:t xml:space="preserve">0.710</w:t>
+              <w:t xml:space="preserve">322</w:t>
+            </w:r>
+          </w:p>
+        </w:tc>
+        <w:tc>
+          <w:tcPr>
+            <w:tcBorders>
+              <w:bottom w:val="none" w:sz="0" w:space="0" w:color="000000"/>
+              <w:top w:val="none" w:sz="0" w:space="0" w:color="000000"/>
+              <w:left w:val="none" w:sz="0" w:space="0" w:color="000000"/>
+              <w:right w:val="none" w:sz="0" w:space="0" w:color="000000"/>
+            </w:tcBorders>
+            <w:shd w:val="clear" w:color="auto" w:fill="FFFFFF"/>
+            <w:tcMar>
+              <w:top w:w="0" w:type="dxa"/>
+              <w:bottom w:w="0" w:type="dxa"/>
+              <w:left w:w="0" w:type="dxa"/>
+              <w:right w:w="0" w:type="dxa"/>
+            </w:tcMar>
+            <w:vAlign w:val="top"/>
+          </w:tcPr>
+          <w:p>
+            <w:pPr>
+              <w:pStyle w:val="Normal"/>
+              <w:jc w:val="center"/>
+              <w:pBdr>
+                <w:bottom w:val="none" w:sz="0" w:space="0" w:color="000000"/>
+                <w:top w:val="none" w:sz="0" w:space="0" w:color="000000"/>
+                <w:left w:val="none" w:sz="0" w:space="0" w:color="000000"/>
+                <w:right w:val="none" w:sz="0" w:space="0" w:color="000000"/>
+              </w:pBdr>
+              <w:spacing w:after="100" w:before="100" w:line="240"/>
+              <w:ind w:left="100" w:right="100" w:firstLine="0" w:firstLineChars="0"/>
+              <w:rPr>
+                <w:rFonts w:ascii="Helvetica" w:hAnsi="Helvetica" w:eastAsia="Helvetica" w:cs="Helvetica"/>
+                <w:i w:val="false"/>
+                <w:b w:val="false"/>
+                <w:u w:val="none"/>
+                <w:sz w:val="22"/>
+                <w:szCs w:val="22"/>
+                <w:color w:val="000000"/>
+              </w:rPr>
+            </w:pPr>
+            <w:r>
+              <w:rPr>
+                <w:rFonts w:ascii="Helvetica" w:hAnsi="Helvetica" w:eastAsia="Helvetica" w:cs="Helvetica"/>
+                <w:i w:val="false"/>
+                <w:b w:val="false"/>
+                <w:u w:val="none"/>
+                <w:sz w:val="22"/>
+                <w:szCs w:val="22"/>
+                <w:color w:val="000000"/>
+              </w:rPr>
+              <w:t xml:space="preserve">1.04</w:t>
+            </w:r>
+          </w:p>
+        </w:tc>
+        <w:tc>
+          <w:tcPr>
+            <w:tcBorders>
+              <w:bottom w:val="none" w:sz="0" w:space="0" w:color="000000"/>
+              <w:top w:val="none" w:sz="0" w:space="0" w:color="000000"/>
+              <w:left w:val="none" w:sz="0" w:space="0" w:color="000000"/>
+              <w:right w:val="none" w:sz="0" w:space="0" w:color="000000"/>
+            </w:tcBorders>
+            <w:shd w:val="clear" w:color="auto" w:fill="FFFFFF"/>
+            <w:tcMar>
+              <w:top w:w="0" w:type="dxa"/>
+              <w:bottom w:w="0" w:type="dxa"/>
+              <w:left w:w="0" w:type="dxa"/>
+              <w:right w:w="0" w:type="dxa"/>
+            </w:tcMar>
+            <w:vAlign w:val="top"/>
+          </w:tcPr>
+          <w:p>
+            <w:pPr>
+              <w:pStyle w:val="Normal"/>
+              <w:jc w:val="center"/>
+              <w:pBdr>
+                <w:bottom w:val="none" w:sz="0" w:space="0" w:color="000000"/>
+                <w:top w:val="none" w:sz="0" w:space="0" w:color="000000"/>
+                <w:left w:val="none" w:sz="0" w:space="0" w:color="000000"/>
+                <w:right w:val="none" w:sz="0" w:space="0" w:color="000000"/>
+              </w:pBdr>
+              <w:spacing w:after="100" w:before="100" w:line="240"/>
+              <w:ind w:left="100" w:right="100" w:firstLine="0" w:firstLineChars="0"/>
+              <w:rPr>
+                <w:rFonts w:ascii="Helvetica" w:hAnsi="Helvetica" w:eastAsia="Helvetica" w:cs="Helvetica"/>
+                <w:i w:val="false"/>
+                <w:b w:val="false"/>
+                <w:u w:val="none"/>
+                <w:sz w:val="22"/>
+                <w:szCs w:val="22"/>
+                <w:color w:val="000000"/>
+              </w:rPr>
+            </w:pPr>
+            <w:r>
+              <w:rPr>
+                <w:rFonts w:ascii="Helvetica" w:hAnsi="Helvetica" w:eastAsia="Helvetica" w:cs="Helvetica"/>
+                <w:i w:val="false"/>
+                <w:b w:val="false"/>
+                <w:u w:val="none"/>
+                <w:sz w:val="22"/>
+                <w:szCs w:val="22"/>
+                <w:color w:val="000000"/>
+              </w:rPr>
+              <w:t xml:space="preserve">0.50, 2.16</w:t>
+            </w:r>
+          </w:p>
+        </w:tc>
+        <w:tc>
+          <w:tcPr>
+            <w:tcBorders>
+              <w:bottom w:val="none" w:sz="0" w:space="0" w:color="000000"/>
+              <w:top w:val="none" w:sz="0" w:space="0" w:color="000000"/>
+              <w:left w:val="none" w:sz="0" w:space="0" w:color="000000"/>
+              <w:right w:val="none" w:sz="0" w:space="0" w:color="000000"/>
+            </w:tcBorders>
+            <w:shd w:val="clear" w:color="auto" w:fill="FFFFFF"/>
+            <w:tcMar>
+              <w:top w:w="0" w:type="dxa"/>
+              <w:bottom w:w="0" w:type="dxa"/>
+              <w:left w:w="0" w:type="dxa"/>
+              <w:right w:w="0" w:type="dxa"/>
+            </w:tcMar>
+            <w:vAlign w:val="top"/>
+          </w:tcPr>
+          <w:p>
+            <w:pPr>
+              <w:pStyle w:val="Normal"/>
+              <w:jc w:val="center"/>
+              <w:pBdr>
+                <w:bottom w:val="none" w:sz="0" w:space="0" w:color="000000"/>
+                <w:top w:val="none" w:sz="0" w:space="0" w:color="000000"/>
+                <w:left w:val="none" w:sz="0" w:space="0" w:color="000000"/>
+                <w:right w:val="none" w:sz="0" w:space="0" w:color="000000"/>
+              </w:pBdr>
+              <w:spacing w:after="100" w:before="100" w:line="240"/>
+              <w:ind w:left="100" w:right="100" w:firstLine="0" w:firstLineChars="0"/>
+              <w:rPr>
+                <w:rFonts w:ascii="Helvetica" w:hAnsi="Helvetica" w:eastAsia="Helvetica" w:cs="Helvetica"/>
+                <w:i w:val="false"/>
+                <w:b w:val="false"/>
+                <w:u w:val="none"/>
+                <w:sz w:val="22"/>
+                <w:szCs w:val="22"/>
+                <w:color w:val="000000"/>
+              </w:rPr>
+            </w:pPr>
+            <w:r>
+              <w:rPr>
+                <w:rFonts w:ascii="Helvetica" w:hAnsi="Helvetica" w:eastAsia="Helvetica" w:cs="Helvetica"/>
+                <w:i w:val="false"/>
+                <w:b w:val="false"/>
+                <w:u w:val="none"/>
+                <w:sz w:val="22"/>
+                <w:szCs w:val="22"/>
+                <w:color w:val="000000"/>
+              </w:rPr>
+              <w:t xml:space="preserve">0.910</w:t>
+            </w:r>
+          </w:p>
+        </w:tc>
+        <w:tc>
+          <w:tcPr>
+            <w:tcBorders>
+              <w:bottom w:val="none" w:sz="0" w:space="0" w:color="000000"/>
+              <w:top w:val="none" w:sz="0" w:space="0" w:color="000000"/>
+              <w:left w:val="none" w:sz="0" w:space="0" w:color="000000"/>
+              <w:right w:val="none" w:sz="0" w:space="0" w:color="000000"/>
+            </w:tcBorders>
+            <w:shd w:val="clear" w:color="auto" w:fill="FFFFFF"/>
+            <w:tcMar>
+              <w:top w:w="0" w:type="dxa"/>
+              <w:bottom w:w="0" w:type="dxa"/>
+              <w:left w:w="0" w:type="dxa"/>
+              <w:right w:w="0" w:type="dxa"/>
+            </w:tcMar>
+            <w:vAlign w:val="top"/>
+          </w:tcPr>
+          <w:p>
+            <w:pPr>
+              <w:pStyle w:val="Normal"/>
+              <w:jc w:val="center"/>
+              <w:pBdr>
+                <w:bottom w:val="none" w:sz="0" w:space="0" w:color="000000"/>
+                <w:top w:val="none" w:sz="0" w:space="0" w:color="000000"/>
+                <w:left w:val="none" w:sz="0" w:space="0" w:color="000000"/>
+                <w:right w:val="none" w:sz="0" w:space="0" w:color="000000"/>
+              </w:pBdr>
+              <w:spacing w:after="100" w:before="100" w:line="240"/>
+              <w:ind w:left="100" w:right="100" w:firstLine="0" w:firstLineChars="0"/>
+              <w:rPr>
+                <w:rFonts w:ascii="Helvetica" w:hAnsi="Helvetica" w:eastAsia="Helvetica" w:cs="Helvetica"/>
+                <w:i w:val="false"/>
+                <w:b w:val="false"/>
+                <w:u w:val="none"/>
+                <w:sz w:val="22"/>
+                <w:szCs w:val="22"/>
+                <w:color w:val="000000"/>
+              </w:rPr>
+            </w:pPr>
+            <w:r>
+              <w:rPr>
+                <w:rFonts w:ascii="Helvetica" w:hAnsi="Helvetica" w:eastAsia="Helvetica" w:cs="Helvetica"/>
+                <w:i w:val="false"/>
+                <w:b w:val="false"/>
+                <w:u w:val="none"/>
+                <w:sz w:val="22"/>
+                <w:szCs w:val="22"/>
+                <w:color w:val="000000"/>
+              </w:rPr>
+              <w:t xml:space="preserve">322</w:t>
+            </w:r>
+          </w:p>
+        </w:tc>
+        <w:tc>
+          <w:tcPr>
+            <w:tcBorders>
+              <w:bottom w:val="none" w:sz="0" w:space="0" w:color="000000"/>
+              <w:top w:val="none" w:sz="0" w:space="0" w:color="000000"/>
+              <w:left w:val="none" w:sz="0" w:space="0" w:color="000000"/>
+              <w:right w:val="none" w:sz="0" w:space="0" w:color="000000"/>
+            </w:tcBorders>
+            <w:shd w:val="clear" w:color="auto" w:fill="FFFFFF"/>
+            <w:tcMar>
+              <w:top w:w="0" w:type="dxa"/>
+              <w:bottom w:w="0" w:type="dxa"/>
+              <w:left w:w="0" w:type="dxa"/>
+              <w:right w:w="0" w:type="dxa"/>
+            </w:tcMar>
+            <w:vAlign w:val="top"/>
+          </w:tcPr>
+          <w:p>
+            <w:pPr>
+              <w:pStyle w:val="Normal"/>
+              <w:jc w:val="center"/>
+              <w:pBdr>
+                <w:bottom w:val="none" w:sz="0" w:space="0" w:color="000000"/>
+                <w:top w:val="none" w:sz="0" w:space="0" w:color="000000"/>
+                <w:left w:val="none" w:sz="0" w:space="0" w:color="000000"/>
+                <w:right w:val="none" w:sz="0" w:space="0" w:color="000000"/>
+              </w:pBdr>
+              <w:spacing w:after="100" w:before="100" w:line="240"/>
+              <w:ind w:left="100" w:right="100" w:firstLine="0" w:firstLineChars="0"/>
+              <w:rPr>
+                <w:rFonts w:ascii="Helvetica" w:hAnsi="Helvetica" w:eastAsia="Helvetica" w:cs="Helvetica"/>
+                <w:i w:val="false"/>
+                <w:b w:val="false"/>
+                <w:u w:val="none"/>
+                <w:sz w:val="22"/>
+                <w:szCs w:val="22"/>
+                <w:color w:val="000000"/>
+              </w:rPr>
+            </w:pPr>
+            <w:r>
+              <w:rPr>
+                <w:rFonts w:ascii="Helvetica" w:hAnsi="Helvetica" w:eastAsia="Helvetica" w:cs="Helvetica"/>
+                <w:i w:val="false"/>
+                <w:b w:val="false"/>
+                <w:u w:val="none"/>
+                <w:sz w:val="22"/>
+                <w:szCs w:val="22"/>
+                <w:color w:val="000000"/>
+              </w:rPr>
+              <w:t xml:space="preserve">1.11</w:t>
+            </w:r>
+          </w:p>
+        </w:tc>
+        <w:tc>
+          <w:tcPr>
+            <w:tcBorders>
+              <w:bottom w:val="none" w:sz="0" w:space="0" w:color="000000"/>
+              <w:top w:val="none" w:sz="0" w:space="0" w:color="000000"/>
+              <w:left w:val="none" w:sz="0" w:space="0" w:color="000000"/>
+              <w:right w:val="none" w:sz="0" w:space="0" w:color="000000"/>
+            </w:tcBorders>
+            <w:shd w:val="clear" w:color="auto" w:fill="FFFFFF"/>
+            <w:tcMar>
+              <w:top w:w="0" w:type="dxa"/>
+              <w:bottom w:w="0" w:type="dxa"/>
+              <w:left w:w="0" w:type="dxa"/>
+              <w:right w:w="0" w:type="dxa"/>
+            </w:tcMar>
+            <w:vAlign w:val="top"/>
+          </w:tcPr>
+          <w:p>
+            <w:pPr>
+              <w:pStyle w:val="Normal"/>
+              <w:jc w:val="center"/>
+              <w:pBdr>
+                <w:bottom w:val="none" w:sz="0" w:space="0" w:color="000000"/>
+                <w:top w:val="none" w:sz="0" w:space="0" w:color="000000"/>
+                <w:left w:val="none" w:sz="0" w:space="0" w:color="000000"/>
+                <w:right w:val="none" w:sz="0" w:space="0" w:color="000000"/>
+              </w:pBdr>
+              <w:spacing w:after="100" w:before="100" w:line="240"/>
+              <w:ind w:left="100" w:right="100" w:firstLine="0" w:firstLineChars="0"/>
+              <w:rPr>
+                <w:rFonts w:ascii="Helvetica" w:hAnsi="Helvetica" w:eastAsia="Helvetica" w:cs="Helvetica"/>
+                <w:i w:val="false"/>
+                <w:b w:val="false"/>
+                <w:u w:val="none"/>
+                <w:sz w:val="22"/>
+                <w:szCs w:val="22"/>
+                <w:color w:val="000000"/>
+              </w:rPr>
+            </w:pPr>
+            <w:r>
+              <w:rPr>
+                <w:rFonts w:ascii="Helvetica" w:hAnsi="Helvetica" w:eastAsia="Helvetica" w:cs="Helvetica"/>
+                <w:i w:val="false"/>
+                <w:b w:val="false"/>
+                <w:u w:val="none"/>
+                <w:sz w:val="22"/>
+                <w:szCs w:val="22"/>
+                <w:color w:val="000000"/>
+              </w:rPr>
+              <w:t xml:space="preserve">0.57, 2.18</w:t>
+            </w:r>
+          </w:p>
+        </w:tc>
+        <w:tc>
+          <w:tcPr>
+            <w:tcBorders>
+              <w:bottom w:val="none" w:sz="0" w:space="0" w:color="000000"/>
+              <w:top w:val="none" w:sz="0" w:space="0" w:color="000000"/>
+              <w:left w:val="none" w:sz="0" w:space="0" w:color="000000"/>
+              <w:right w:val="none" w:sz="0" w:space="0" w:color="000000"/>
+            </w:tcBorders>
+            <w:shd w:val="clear" w:color="auto" w:fill="FFFFFF"/>
+            <w:tcMar>
+              <w:top w:w="0" w:type="dxa"/>
+              <w:bottom w:w="0" w:type="dxa"/>
+              <w:left w:w="0" w:type="dxa"/>
+              <w:right w:w="0" w:type="dxa"/>
+            </w:tcMar>
+            <w:vAlign w:val="top"/>
+          </w:tcPr>
+          <w:p>
+            <w:pPr>
+              <w:pStyle w:val="Normal"/>
+              <w:jc w:val="center"/>
+              <w:pBdr>
+                <w:bottom w:val="none" w:sz="0" w:space="0" w:color="000000"/>
+                <w:top w:val="none" w:sz="0" w:space="0" w:color="000000"/>
+                <w:left w:val="none" w:sz="0" w:space="0" w:color="000000"/>
+                <w:right w:val="none" w:sz="0" w:space="0" w:color="000000"/>
+              </w:pBdr>
+              <w:spacing w:after="100" w:before="100" w:line="240"/>
+              <w:ind w:left="100" w:right="100" w:firstLine="0" w:firstLineChars="0"/>
+              <w:rPr>
+                <w:rFonts w:ascii="Helvetica" w:hAnsi="Helvetica" w:eastAsia="Helvetica" w:cs="Helvetica"/>
+                <w:i w:val="false"/>
+                <w:b w:val="false"/>
+                <w:u w:val="none"/>
+                <w:sz w:val="22"/>
+                <w:szCs w:val="22"/>
+                <w:color w:val="000000"/>
+              </w:rPr>
+            </w:pPr>
+            <w:r>
+              <w:rPr>
+                <w:rFonts w:ascii="Helvetica" w:hAnsi="Helvetica" w:eastAsia="Helvetica" w:cs="Helvetica"/>
+                <w:i w:val="false"/>
+                <w:b w:val="false"/>
+                <w:u w:val="none"/>
+                <w:sz w:val="22"/>
+                <w:szCs w:val="22"/>
+                <w:color w:val="000000"/>
+              </w:rPr>
+              <w:t xml:space="preserve">0.760</w:t>
             </w:r>
           </w:p>
         </w:tc>
@@ -15811,7 +15811,7 @@
                 <w:szCs w:val="22"/>
                 <w:color w:val="000000"/>
               </w:rPr>
-              <w:t xml:space="preserve">323</w:t>
+              <w:t xml:space="preserve">322</w:t>
             </w:r>
           </w:p>
         </w:tc>
@@ -15970,7 +15970,7 @@
                 <w:szCs w:val="22"/>
                 <w:color w:val="000000"/>
               </w:rPr>
-              <w:t xml:space="preserve">0.250</w:t>
+              <w:t xml:space="preserve">0.240</w:t>
             </w:r>
           </w:p>
         </w:tc>
@@ -16023,7 +16023,7 @@
                 <w:szCs w:val="22"/>
                 <w:color w:val="000000"/>
               </w:rPr>
-              <w:t xml:space="preserve">323</w:t>
+              <w:t xml:space="preserve">322</w:t>
             </w:r>
           </w:p>
         </w:tc>
@@ -16182,7 +16182,7 @@
                 <w:szCs w:val="22"/>
                 <w:color w:val="000000"/>
               </w:rPr>
-              <w:t xml:space="preserve">0.910</w:t>
+              <w:t xml:space="preserve">&gt;0.999</w:t>
             </w:r>
           </w:p>
         </w:tc>

--- a/docs/tables/whole/sec4_aki_365.docx
+++ b/docs/tables/whole/sec4_aki_365.docx
@@ -997,7 +997,7 @@
                 <w:szCs w:val="22"/>
                 <w:color w:val="000000"/>
               </w:rPr>
-              <w:t xml:space="preserve">0.720</w:t>
+              <w:t xml:space="preserve">0.730</w:t>
             </w:r>
           </w:p>
         </w:tc>
@@ -1103,7 +1103,7 @@
                 <w:szCs w:val="22"/>
                 <w:color w:val="000000"/>
               </w:rPr>
-              <w:t xml:space="preserve">1.12</w:t>
+              <w:t xml:space="preserve">1.10</w:t>
             </w:r>
           </w:p>
         </w:tc>
@@ -1156,7 +1156,7 @@
                 <w:szCs w:val="22"/>
                 <w:color w:val="000000"/>
               </w:rPr>
-              <w:t xml:space="preserve">0.86, 1.46</w:t>
+              <w:t xml:space="preserve">0.85, 1.43</w:t>
             </w:r>
           </w:p>
         </w:tc>
@@ -1209,7 +1209,7 @@
                 <w:szCs w:val="22"/>
                 <w:color w:val="000000"/>
               </w:rPr>
-              <w:t xml:space="preserve">0.400</w:t>
+              <w:t xml:space="preserve">0.460</w:t>
             </w:r>
           </w:p>
         </w:tc>
@@ -1480,7 +1480,7 @@
                 <w:szCs w:val="22"/>
                 <w:color w:val="000000"/>
               </w:rPr>
-              <w:t xml:space="preserve">0.071</w:t>
+              <w:t xml:space="preserve">0.074</w:t>
             </w:r>
           </w:p>
         </w:tc>
@@ -1692,7 +1692,7 @@
                 <w:szCs w:val="22"/>
                 <w:color w:val="000000"/>
               </w:rPr>
-              <w:t xml:space="preserve">0.590</w:t>
+              <w:t xml:space="preserve">0.570</w:t>
             </w:r>
           </w:p>
         </w:tc>
@@ -2823,113 +2823,113 @@
                 <w:szCs w:val="22"/>
                 <w:color w:val="000000"/>
               </w:rPr>
-              <w:t xml:space="preserve">2.60</w:t>
-            </w:r>
-          </w:p>
-        </w:tc>
-        <w:tc>
-          <w:tcPr>
-            <w:tcBorders>
-              <w:bottom w:val="none" w:sz="0" w:space="0" w:color="000000"/>
-              <w:top w:val="none" w:sz="0" w:space="0" w:color="000000"/>
-              <w:left w:val="none" w:sz="0" w:space="0" w:color="000000"/>
-              <w:right w:val="none" w:sz="0" w:space="0" w:color="000000"/>
-            </w:tcBorders>
-            <w:shd w:val="clear" w:color="auto" w:fill="FFFFFF"/>
-            <w:tcMar>
-              <w:top w:w="0" w:type="dxa"/>
-              <w:bottom w:w="0" w:type="dxa"/>
-              <w:left w:w="0" w:type="dxa"/>
-              <w:right w:w="0" w:type="dxa"/>
-            </w:tcMar>
-            <w:vAlign w:val="top"/>
-          </w:tcPr>
-          <w:p>
-            <w:pPr>
-              <w:pStyle w:val="Normal"/>
-              <w:jc w:val="center"/>
-              <w:pBdr>
-                <w:bottom w:val="none" w:sz="0" w:space="0" w:color="000000"/>
-                <w:top w:val="none" w:sz="0" w:space="0" w:color="000000"/>
-                <w:left w:val="none" w:sz="0" w:space="0" w:color="000000"/>
-                <w:right w:val="none" w:sz="0" w:space="0" w:color="000000"/>
-              </w:pBdr>
-              <w:spacing w:after="100" w:before="100" w:line="240"/>
-              <w:ind w:left="100" w:right="100" w:firstLine="0" w:firstLineChars="0"/>
-              <w:rPr>
-                <w:rFonts w:ascii="Helvetica" w:hAnsi="Helvetica" w:eastAsia="Helvetica" w:cs="Helvetica"/>
-                <w:i w:val="false"/>
-                <w:b w:val="false"/>
-                <w:u w:val="none"/>
-                <w:sz w:val="22"/>
-                <w:szCs w:val="22"/>
-                <w:color w:val="000000"/>
-              </w:rPr>
-            </w:pPr>
-            <w:r>
-              <w:rPr>
-                <w:rFonts w:ascii="Helvetica" w:hAnsi="Helvetica" w:eastAsia="Helvetica" w:cs="Helvetica"/>
-                <w:i w:val="false"/>
-                <w:b w:val="false"/>
-                <w:u w:val="none"/>
-                <w:sz w:val="22"/>
-                <w:szCs w:val="22"/>
-                <w:color w:val="000000"/>
-              </w:rPr>
-              <w:t xml:space="preserve">1.48, 4.59</w:t>
-            </w:r>
-          </w:p>
-        </w:tc>
-        <w:tc>
-          <w:tcPr>
-            <w:tcBorders>
-              <w:bottom w:val="none" w:sz="0" w:space="0" w:color="000000"/>
-              <w:top w:val="none" w:sz="0" w:space="0" w:color="000000"/>
-              <w:left w:val="none" w:sz="0" w:space="0" w:color="000000"/>
-              <w:right w:val="none" w:sz="0" w:space="0" w:color="000000"/>
-            </w:tcBorders>
-            <w:shd w:val="clear" w:color="auto" w:fill="FFFFFF"/>
-            <w:tcMar>
-              <w:top w:w="0" w:type="dxa"/>
-              <w:bottom w:w="0" w:type="dxa"/>
-              <w:left w:w="0" w:type="dxa"/>
-              <w:right w:w="0" w:type="dxa"/>
-            </w:tcMar>
-            <w:vAlign w:val="top"/>
-          </w:tcPr>
-          <w:p>
-            <w:pPr>
-              <w:pStyle w:val="Normal"/>
-              <w:jc w:val="center"/>
-              <w:pBdr>
-                <w:bottom w:val="none" w:sz="0" w:space="0" w:color="000000"/>
-                <w:top w:val="none" w:sz="0" w:space="0" w:color="000000"/>
-                <w:left w:val="none" w:sz="0" w:space="0" w:color="000000"/>
-                <w:right w:val="none" w:sz="0" w:space="0" w:color="000000"/>
-              </w:pBdr>
-              <w:spacing w:after="100" w:before="100" w:line="240"/>
-              <w:ind w:left="100" w:right="100" w:firstLine="0" w:firstLineChars="0"/>
-              <w:rPr>
-                <w:rFonts w:ascii="Helvetica" w:hAnsi="Helvetica" w:eastAsia="Helvetica" w:cs="Helvetica"/>
-                <w:i w:val="false"/>
-                <w:b w:val="false"/>
-                <w:u w:val="none"/>
-                <w:sz w:val="22"/>
-                <w:szCs w:val="22"/>
-                <w:color w:val="000000"/>
-              </w:rPr>
-            </w:pPr>
-            <w:r>
-              <w:rPr>
-                <w:rFonts w:ascii="Helvetica" w:hAnsi="Helvetica" w:eastAsia="Helvetica" w:cs="Helvetica"/>
-                <w:i w:val="false"/>
-                <w:b w:val="false"/>
-                <w:u w:val="none"/>
-                <w:sz w:val="22"/>
-                <w:szCs w:val="22"/>
-                <w:color w:val="000000"/>
-              </w:rPr>
-              <w:t xml:space="preserve">&lt;0.001</w:t>
+              <w:t xml:space="preserve">2.58</w:t>
+            </w:r>
+          </w:p>
+        </w:tc>
+        <w:tc>
+          <w:tcPr>
+            <w:tcBorders>
+              <w:bottom w:val="none" w:sz="0" w:space="0" w:color="000000"/>
+              <w:top w:val="none" w:sz="0" w:space="0" w:color="000000"/>
+              <w:left w:val="none" w:sz="0" w:space="0" w:color="000000"/>
+              <w:right w:val="none" w:sz="0" w:space="0" w:color="000000"/>
+            </w:tcBorders>
+            <w:shd w:val="clear" w:color="auto" w:fill="FFFFFF"/>
+            <w:tcMar>
+              <w:top w:w="0" w:type="dxa"/>
+              <w:bottom w:w="0" w:type="dxa"/>
+              <w:left w:w="0" w:type="dxa"/>
+              <w:right w:w="0" w:type="dxa"/>
+            </w:tcMar>
+            <w:vAlign w:val="top"/>
+          </w:tcPr>
+          <w:p>
+            <w:pPr>
+              <w:pStyle w:val="Normal"/>
+              <w:jc w:val="center"/>
+              <w:pBdr>
+                <w:bottom w:val="none" w:sz="0" w:space="0" w:color="000000"/>
+                <w:top w:val="none" w:sz="0" w:space="0" w:color="000000"/>
+                <w:left w:val="none" w:sz="0" w:space="0" w:color="000000"/>
+                <w:right w:val="none" w:sz="0" w:space="0" w:color="000000"/>
+              </w:pBdr>
+              <w:spacing w:after="100" w:before="100" w:line="240"/>
+              <w:ind w:left="100" w:right="100" w:firstLine="0" w:firstLineChars="0"/>
+              <w:rPr>
+                <w:rFonts w:ascii="Helvetica" w:hAnsi="Helvetica" w:eastAsia="Helvetica" w:cs="Helvetica"/>
+                <w:i w:val="false"/>
+                <w:b w:val="false"/>
+                <w:u w:val="none"/>
+                <w:sz w:val="22"/>
+                <w:szCs w:val="22"/>
+                <w:color w:val="000000"/>
+              </w:rPr>
+            </w:pPr>
+            <w:r>
+              <w:rPr>
+                <w:rFonts w:ascii="Helvetica" w:hAnsi="Helvetica" w:eastAsia="Helvetica" w:cs="Helvetica"/>
+                <w:i w:val="false"/>
+                <w:b w:val="false"/>
+                <w:u w:val="none"/>
+                <w:sz w:val="22"/>
+                <w:szCs w:val="22"/>
+                <w:color w:val="000000"/>
+              </w:rPr>
+              <w:t xml:space="preserve">1.47, 4.55</w:t>
+            </w:r>
+          </w:p>
+        </w:tc>
+        <w:tc>
+          <w:tcPr>
+            <w:tcBorders>
+              <w:bottom w:val="none" w:sz="0" w:space="0" w:color="000000"/>
+              <w:top w:val="none" w:sz="0" w:space="0" w:color="000000"/>
+              <w:left w:val="none" w:sz="0" w:space="0" w:color="000000"/>
+              <w:right w:val="none" w:sz="0" w:space="0" w:color="000000"/>
+            </w:tcBorders>
+            <w:shd w:val="clear" w:color="auto" w:fill="FFFFFF"/>
+            <w:tcMar>
+              <w:top w:w="0" w:type="dxa"/>
+              <w:bottom w:w="0" w:type="dxa"/>
+              <w:left w:w="0" w:type="dxa"/>
+              <w:right w:w="0" w:type="dxa"/>
+            </w:tcMar>
+            <w:vAlign w:val="top"/>
+          </w:tcPr>
+          <w:p>
+            <w:pPr>
+              <w:pStyle w:val="Normal"/>
+              <w:jc w:val="center"/>
+              <w:pBdr>
+                <w:bottom w:val="none" w:sz="0" w:space="0" w:color="000000"/>
+                <w:top w:val="none" w:sz="0" w:space="0" w:color="000000"/>
+                <w:left w:val="none" w:sz="0" w:space="0" w:color="000000"/>
+                <w:right w:val="none" w:sz="0" w:space="0" w:color="000000"/>
+              </w:pBdr>
+              <w:spacing w:after="100" w:before="100" w:line="240"/>
+              <w:ind w:left="100" w:right="100" w:firstLine="0" w:firstLineChars="0"/>
+              <w:rPr>
+                <w:rFonts w:ascii="Helvetica" w:hAnsi="Helvetica" w:eastAsia="Helvetica" w:cs="Helvetica"/>
+                <w:i w:val="false"/>
+                <w:b w:val="false"/>
+                <w:u w:val="none"/>
+                <w:sz w:val="22"/>
+                <w:szCs w:val="22"/>
+                <w:color w:val="000000"/>
+              </w:rPr>
+            </w:pPr>
+            <w:r>
+              <w:rPr>
+                <w:rFonts w:ascii="Helvetica" w:hAnsi="Helvetica" w:eastAsia="Helvetica" w:cs="Helvetica"/>
+                <w:i w:val="false"/>
+                <w:b w:val="false"/>
+                <w:u w:val="none"/>
+                <w:sz w:val="22"/>
+                <w:szCs w:val="22"/>
+                <w:color w:val="000000"/>
+              </w:rPr>
+              <w:t xml:space="preserve">0.001</w:t>
             </w:r>
           </w:p>
         </w:tc>
@@ -3035,113 +3035,113 @@
                 <w:szCs w:val="22"/>
                 <w:color w:val="000000"/>
               </w:rPr>
-              <w:t xml:space="preserve">1.76</w:t>
-            </w:r>
-          </w:p>
-        </w:tc>
-        <w:tc>
-          <w:tcPr>
-            <w:tcBorders>
-              <w:bottom w:val="none" w:sz="0" w:space="0" w:color="000000"/>
-              <w:top w:val="none" w:sz="0" w:space="0" w:color="000000"/>
-              <w:left w:val="none" w:sz="0" w:space="0" w:color="000000"/>
-              <w:right w:val="none" w:sz="0" w:space="0" w:color="000000"/>
-            </w:tcBorders>
-            <w:shd w:val="clear" w:color="auto" w:fill="FFFFFF"/>
-            <w:tcMar>
-              <w:top w:w="0" w:type="dxa"/>
-              <w:bottom w:w="0" w:type="dxa"/>
-              <w:left w:w="0" w:type="dxa"/>
-              <w:right w:w="0" w:type="dxa"/>
-            </w:tcMar>
-            <w:vAlign w:val="top"/>
-          </w:tcPr>
-          <w:p>
-            <w:pPr>
-              <w:pStyle w:val="Normal"/>
-              <w:jc w:val="center"/>
-              <w:pBdr>
-                <w:bottom w:val="none" w:sz="0" w:space="0" w:color="000000"/>
-                <w:top w:val="none" w:sz="0" w:space="0" w:color="000000"/>
-                <w:left w:val="none" w:sz="0" w:space="0" w:color="000000"/>
-                <w:right w:val="none" w:sz="0" w:space="0" w:color="000000"/>
-              </w:pBdr>
-              <w:spacing w:after="100" w:before="100" w:line="240"/>
-              <w:ind w:left="100" w:right="100" w:firstLine="0" w:firstLineChars="0"/>
-              <w:rPr>
-                <w:rFonts w:ascii="Helvetica" w:hAnsi="Helvetica" w:eastAsia="Helvetica" w:cs="Helvetica"/>
-                <w:i w:val="false"/>
-                <w:b w:val="false"/>
-                <w:u w:val="none"/>
-                <w:sz w:val="22"/>
-                <w:szCs w:val="22"/>
-                <w:color w:val="000000"/>
-              </w:rPr>
-            </w:pPr>
-            <w:r>
-              <w:rPr>
-                <w:rFonts w:ascii="Helvetica" w:hAnsi="Helvetica" w:eastAsia="Helvetica" w:cs="Helvetica"/>
-                <w:i w:val="false"/>
-                <w:b w:val="false"/>
-                <w:u w:val="none"/>
-                <w:sz w:val="22"/>
-                <w:szCs w:val="22"/>
-                <w:color w:val="000000"/>
-              </w:rPr>
-              <w:t xml:space="preserve">0.78, 3.98</w:t>
-            </w:r>
-          </w:p>
-        </w:tc>
-        <w:tc>
-          <w:tcPr>
-            <w:tcBorders>
-              <w:bottom w:val="none" w:sz="0" w:space="0" w:color="000000"/>
-              <w:top w:val="none" w:sz="0" w:space="0" w:color="000000"/>
-              <w:left w:val="none" w:sz="0" w:space="0" w:color="000000"/>
-              <w:right w:val="none" w:sz="0" w:space="0" w:color="000000"/>
-            </w:tcBorders>
-            <w:shd w:val="clear" w:color="auto" w:fill="FFFFFF"/>
-            <w:tcMar>
-              <w:top w:w="0" w:type="dxa"/>
-              <w:bottom w:w="0" w:type="dxa"/>
-              <w:left w:w="0" w:type="dxa"/>
-              <w:right w:w="0" w:type="dxa"/>
-            </w:tcMar>
-            <w:vAlign w:val="top"/>
-          </w:tcPr>
-          <w:p>
-            <w:pPr>
-              <w:pStyle w:val="Normal"/>
-              <w:jc w:val="center"/>
-              <w:pBdr>
-                <w:bottom w:val="none" w:sz="0" w:space="0" w:color="000000"/>
-                <w:top w:val="none" w:sz="0" w:space="0" w:color="000000"/>
-                <w:left w:val="none" w:sz="0" w:space="0" w:color="000000"/>
-                <w:right w:val="none" w:sz="0" w:space="0" w:color="000000"/>
-              </w:pBdr>
-              <w:spacing w:after="100" w:before="100" w:line="240"/>
-              <w:ind w:left="100" w:right="100" w:firstLine="0" w:firstLineChars="0"/>
-              <w:rPr>
-                <w:rFonts w:ascii="Helvetica" w:hAnsi="Helvetica" w:eastAsia="Helvetica" w:cs="Helvetica"/>
-                <w:i w:val="false"/>
-                <w:b w:val="false"/>
-                <w:u w:val="none"/>
-                <w:sz w:val="22"/>
-                <w:szCs w:val="22"/>
-                <w:color w:val="000000"/>
-              </w:rPr>
-            </w:pPr>
-            <w:r>
-              <w:rPr>
-                <w:rFonts w:ascii="Helvetica" w:hAnsi="Helvetica" w:eastAsia="Helvetica" w:cs="Helvetica"/>
-                <w:i w:val="false"/>
-                <w:b w:val="false"/>
-                <w:u w:val="none"/>
-                <w:sz w:val="22"/>
-                <w:szCs w:val="22"/>
-                <w:color w:val="000000"/>
-              </w:rPr>
-              <w:t xml:space="preserve">0.170</w:t>
+              <w:t xml:space="preserve">1.74</w:t>
+            </w:r>
+          </w:p>
+        </w:tc>
+        <w:tc>
+          <w:tcPr>
+            <w:tcBorders>
+              <w:bottom w:val="none" w:sz="0" w:space="0" w:color="000000"/>
+              <w:top w:val="none" w:sz="0" w:space="0" w:color="000000"/>
+              <w:left w:val="none" w:sz="0" w:space="0" w:color="000000"/>
+              <w:right w:val="none" w:sz="0" w:space="0" w:color="000000"/>
+            </w:tcBorders>
+            <w:shd w:val="clear" w:color="auto" w:fill="FFFFFF"/>
+            <w:tcMar>
+              <w:top w:w="0" w:type="dxa"/>
+              <w:bottom w:w="0" w:type="dxa"/>
+              <w:left w:w="0" w:type="dxa"/>
+              <w:right w:w="0" w:type="dxa"/>
+            </w:tcMar>
+            <w:vAlign w:val="top"/>
+          </w:tcPr>
+          <w:p>
+            <w:pPr>
+              <w:pStyle w:val="Normal"/>
+              <w:jc w:val="center"/>
+              <w:pBdr>
+                <w:bottom w:val="none" w:sz="0" w:space="0" w:color="000000"/>
+                <w:top w:val="none" w:sz="0" w:space="0" w:color="000000"/>
+                <w:left w:val="none" w:sz="0" w:space="0" w:color="000000"/>
+                <w:right w:val="none" w:sz="0" w:space="0" w:color="000000"/>
+              </w:pBdr>
+              <w:spacing w:after="100" w:before="100" w:line="240"/>
+              <w:ind w:left="100" w:right="100" w:firstLine="0" w:firstLineChars="0"/>
+              <w:rPr>
+                <w:rFonts w:ascii="Helvetica" w:hAnsi="Helvetica" w:eastAsia="Helvetica" w:cs="Helvetica"/>
+                <w:i w:val="false"/>
+                <w:b w:val="false"/>
+                <w:u w:val="none"/>
+                <w:sz w:val="22"/>
+                <w:szCs w:val="22"/>
+                <w:color w:val="000000"/>
+              </w:rPr>
+            </w:pPr>
+            <w:r>
+              <w:rPr>
+                <w:rFonts w:ascii="Helvetica" w:hAnsi="Helvetica" w:eastAsia="Helvetica" w:cs="Helvetica"/>
+                <w:i w:val="false"/>
+                <w:b w:val="false"/>
+                <w:u w:val="none"/>
+                <w:sz w:val="22"/>
+                <w:szCs w:val="22"/>
+                <w:color w:val="000000"/>
+              </w:rPr>
+              <w:t xml:space="preserve">0.77, 3.94</w:t>
+            </w:r>
+          </w:p>
+        </w:tc>
+        <w:tc>
+          <w:tcPr>
+            <w:tcBorders>
+              <w:bottom w:val="none" w:sz="0" w:space="0" w:color="000000"/>
+              <w:top w:val="none" w:sz="0" w:space="0" w:color="000000"/>
+              <w:left w:val="none" w:sz="0" w:space="0" w:color="000000"/>
+              <w:right w:val="none" w:sz="0" w:space="0" w:color="000000"/>
+            </w:tcBorders>
+            <w:shd w:val="clear" w:color="auto" w:fill="FFFFFF"/>
+            <w:tcMar>
+              <w:top w:w="0" w:type="dxa"/>
+              <w:bottom w:w="0" w:type="dxa"/>
+              <w:left w:w="0" w:type="dxa"/>
+              <w:right w:w="0" w:type="dxa"/>
+            </w:tcMar>
+            <w:vAlign w:val="top"/>
+          </w:tcPr>
+          <w:p>
+            <w:pPr>
+              <w:pStyle w:val="Normal"/>
+              <w:jc w:val="center"/>
+              <w:pBdr>
+                <w:bottom w:val="none" w:sz="0" w:space="0" w:color="000000"/>
+                <w:top w:val="none" w:sz="0" w:space="0" w:color="000000"/>
+                <w:left w:val="none" w:sz="0" w:space="0" w:color="000000"/>
+                <w:right w:val="none" w:sz="0" w:space="0" w:color="000000"/>
+              </w:pBdr>
+              <w:spacing w:after="100" w:before="100" w:line="240"/>
+              <w:ind w:left="100" w:right="100" w:firstLine="0" w:firstLineChars="0"/>
+              <w:rPr>
+                <w:rFonts w:ascii="Helvetica" w:hAnsi="Helvetica" w:eastAsia="Helvetica" w:cs="Helvetica"/>
+                <w:i w:val="false"/>
+                <w:b w:val="false"/>
+                <w:u w:val="none"/>
+                <w:sz w:val="22"/>
+                <w:szCs w:val="22"/>
+                <w:color w:val="000000"/>
+              </w:rPr>
+            </w:pPr>
+            <w:r>
+              <w:rPr>
+                <w:rFonts w:ascii="Helvetica" w:hAnsi="Helvetica" w:eastAsia="Helvetica" w:cs="Helvetica"/>
+                <w:i w:val="false"/>
+                <w:b w:val="false"/>
+                <w:u w:val="none"/>
+                <w:sz w:val="22"/>
+                <w:szCs w:val="22"/>
+                <w:color w:val="000000"/>
+              </w:rPr>
+              <w:t xml:space="preserve">0.180</w:t>
             </w:r>
           </w:p>
         </w:tc>
@@ -3359,60 +3359,60 @@
                 <w:szCs w:val="22"/>
                 <w:color w:val="000000"/>
               </w:rPr>
-              <w:t xml:space="preserve">1.02, 1.23</w:t>
-            </w:r>
-          </w:p>
-        </w:tc>
-        <w:tc>
-          <w:tcPr>
-            <w:tcBorders>
-              <w:bottom w:val="none" w:sz="0" w:space="0" w:color="000000"/>
-              <w:top w:val="none" w:sz="0" w:space="0" w:color="000000"/>
-              <w:left w:val="none" w:sz="0" w:space="0" w:color="000000"/>
-              <w:right w:val="none" w:sz="0" w:space="0" w:color="000000"/>
-            </w:tcBorders>
-            <w:shd w:val="clear" w:color="auto" w:fill="FFFFFF"/>
-            <w:tcMar>
-              <w:top w:w="0" w:type="dxa"/>
-              <w:bottom w:w="0" w:type="dxa"/>
-              <w:left w:w="0" w:type="dxa"/>
-              <w:right w:w="0" w:type="dxa"/>
-            </w:tcMar>
-            <w:vAlign w:val="top"/>
-          </w:tcPr>
-          <w:p>
-            <w:pPr>
-              <w:pStyle w:val="Normal"/>
-              <w:jc w:val="center"/>
-              <w:pBdr>
-                <w:bottom w:val="none" w:sz="0" w:space="0" w:color="000000"/>
-                <w:top w:val="none" w:sz="0" w:space="0" w:color="000000"/>
-                <w:left w:val="none" w:sz="0" w:space="0" w:color="000000"/>
-                <w:right w:val="none" w:sz="0" w:space="0" w:color="000000"/>
-              </w:pBdr>
-              <w:spacing w:after="100" w:before="100" w:line="240"/>
-              <w:ind w:left="100" w:right="100" w:firstLine="0" w:firstLineChars="0"/>
-              <w:rPr>
-                <w:rFonts w:ascii="Helvetica" w:hAnsi="Helvetica" w:eastAsia="Helvetica" w:cs="Helvetica"/>
-                <w:i w:val="false"/>
-                <w:b w:val="false"/>
-                <w:u w:val="none"/>
-                <w:sz w:val="22"/>
-                <w:szCs w:val="22"/>
-                <w:color w:val="000000"/>
-              </w:rPr>
-            </w:pPr>
-            <w:r>
-              <w:rPr>
-                <w:rFonts w:ascii="Helvetica" w:hAnsi="Helvetica" w:eastAsia="Helvetica" w:cs="Helvetica"/>
-                <w:i w:val="false"/>
-                <w:b w:val="false"/>
-                <w:u w:val="none"/>
-                <w:sz w:val="22"/>
-                <w:szCs w:val="22"/>
-                <w:color w:val="000000"/>
-              </w:rPr>
-              <w:t xml:space="preserve">0.016</w:t>
+              <w:t xml:space="preserve">1.02, 1.22</w:t>
+            </w:r>
+          </w:p>
+        </w:tc>
+        <w:tc>
+          <w:tcPr>
+            <w:tcBorders>
+              <w:bottom w:val="none" w:sz="0" w:space="0" w:color="000000"/>
+              <w:top w:val="none" w:sz="0" w:space="0" w:color="000000"/>
+              <w:left w:val="none" w:sz="0" w:space="0" w:color="000000"/>
+              <w:right w:val="none" w:sz="0" w:space="0" w:color="000000"/>
+            </w:tcBorders>
+            <w:shd w:val="clear" w:color="auto" w:fill="FFFFFF"/>
+            <w:tcMar>
+              <w:top w:w="0" w:type="dxa"/>
+              <w:bottom w:w="0" w:type="dxa"/>
+              <w:left w:w="0" w:type="dxa"/>
+              <w:right w:w="0" w:type="dxa"/>
+            </w:tcMar>
+            <w:vAlign w:val="top"/>
+          </w:tcPr>
+          <w:p>
+            <w:pPr>
+              <w:pStyle w:val="Normal"/>
+              <w:jc w:val="center"/>
+              <w:pBdr>
+                <w:bottom w:val="none" w:sz="0" w:space="0" w:color="000000"/>
+                <w:top w:val="none" w:sz="0" w:space="0" w:color="000000"/>
+                <w:left w:val="none" w:sz="0" w:space="0" w:color="000000"/>
+                <w:right w:val="none" w:sz="0" w:space="0" w:color="000000"/>
+              </w:pBdr>
+              <w:spacing w:after="100" w:before="100" w:line="240"/>
+              <w:ind w:left="100" w:right="100" w:firstLine="0" w:firstLineChars="0"/>
+              <w:rPr>
+                <w:rFonts w:ascii="Helvetica" w:hAnsi="Helvetica" w:eastAsia="Helvetica" w:cs="Helvetica"/>
+                <w:i w:val="false"/>
+                <w:b w:val="false"/>
+                <w:u w:val="none"/>
+                <w:sz w:val="22"/>
+                <w:szCs w:val="22"/>
+                <w:color w:val="000000"/>
+              </w:rPr>
+            </w:pPr>
+            <w:r>
+              <w:rPr>
+                <w:rFonts w:ascii="Helvetica" w:hAnsi="Helvetica" w:eastAsia="Helvetica" w:cs="Helvetica"/>
+                <w:i w:val="false"/>
+                <w:b w:val="false"/>
+                <w:u w:val="none"/>
+                <w:sz w:val="22"/>
+                <w:szCs w:val="22"/>
+                <w:color w:val="000000"/>
+              </w:rPr>
+              <w:t xml:space="preserve">0.019</w:t>
             </w:r>
           </w:p>
         </w:tc>
@@ -3624,7 +3624,7 @@
                 <w:szCs w:val="22"/>
                 <w:color w:val="000000"/>
               </w:rPr>
-              <w:t xml:space="preserve">0.029</w:t>
+              <w:t xml:space="preserve">0.032</w:t>
             </w:r>
           </w:p>
         </w:tc>
@@ -4755,113 +4755,113 @@
                 <w:szCs w:val="22"/>
                 <w:color w:val="000000"/>
               </w:rPr>
-              <w:t xml:space="preserve">1.16</w:t>
-            </w:r>
-          </w:p>
-        </w:tc>
-        <w:tc>
-          <w:tcPr>
-            <w:tcBorders>
-              <w:bottom w:val="none" w:sz="0" w:space="0" w:color="000000"/>
-              <w:top w:val="none" w:sz="0" w:space="0" w:color="000000"/>
-              <w:left w:val="none" w:sz="0" w:space="0" w:color="000000"/>
-              <w:right w:val="none" w:sz="0" w:space="0" w:color="000000"/>
-            </w:tcBorders>
-            <w:shd w:val="clear" w:color="auto" w:fill="FFFFFF"/>
-            <w:tcMar>
-              <w:top w:w="0" w:type="dxa"/>
-              <w:bottom w:w="0" w:type="dxa"/>
-              <w:left w:w="0" w:type="dxa"/>
-              <w:right w:w="0" w:type="dxa"/>
-            </w:tcMar>
-            <w:vAlign w:val="top"/>
-          </w:tcPr>
-          <w:p>
-            <w:pPr>
-              <w:pStyle w:val="Normal"/>
-              <w:jc w:val="center"/>
-              <w:pBdr>
-                <w:bottom w:val="none" w:sz="0" w:space="0" w:color="000000"/>
-                <w:top w:val="none" w:sz="0" w:space="0" w:color="000000"/>
-                <w:left w:val="none" w:sz="0" w:space="0" w:color="000000"/>
-                <w:right w:val="none" w:sz="0" w:space="0" w:color="000000"/>
-              </w:pBdr>
-              <w:spacing w:after="100" w:before="100" w:line="240"/>
-              <w:ind w:left="100" w:right="100" w:firstLine="0" w:firstLineChars="0"/>
-              <w:rPr>
-                <w:rFonts w:ascii="Helvetica" w:hAnsi="Helvetica" w:eastAsia="Helvetica" w:cs="Helvetica"/>
-                <w:i w:val="false"/>
-                <w:b w:val="false"/>
-                <w:u w:val="none"/>
-                <w:sz w:val="22"/>
-                <w:szCs w:val="22"/>
-                <w:color w:val="000000"/>
-              </w:rPr>
-            </w:pPr>
-            <w:r>
-              <w:rPr>
-                <w:rFonts w:ascii="Helvetica" w:hAnsi="Helvetica" w:eastAsia="Helvetica" w:cs="Helvetica"/>
-                <w:i w:val="false"/>
-                <w:b w:val="false"/>
-                <w:u w:val="none"/>
-                <w:sz w:val="22"/>
-                <w:szCs w:val="22"/>
-                <w:color w:val="000000"/>
-              </w:rPr>
-              <w:t xml:space="preserve">0.65, 2.07</w:t>
-            </w:r>
-          </w:p>
-        </w:tc>
-        <w:tc>
-          <w:tcPr>
-            <w:tcBorders>
-              <w:bottom w:val="none" w:sz="0" w:space="0" w:color="000000"/>
-              <w:top w:val="none" w:sz="0" w:space="0" w:color="000000"/>
-              <w:left w:val="none" w:sz="0" w:space="0" w:color="000000"/>
-              <w:right w:val="none" w:sz="0" w:space="0" w:color="000000"/>
-            </w:tcBorders>
-            <w:shd w:val="clear" w:color="auto" w:fill="FFFFFF"/>
-            <w:tcMar>
-              <w:top w:w="0" w:type="dxa"/>
-              <w:bottom w:w="0" w:type="dxa"/>
-              <w:left w:w="0" w:type="dxa"/>
-              <w:right w:w="0" w:type="dxa"/>
-            </w:tcMar>
-            <w:vAlign w:val="top"/>
-          </w:tcPr>
-          <w:p>
-            <w:pPr>
-              <w:pStyle w:val="Normal"/>
-              <w:jc w:val="center"/>
-              <w:pBdr>
-                <w:bottom w:val="none" w:sz="0" w:space="0" w:color="000000"/>
-                <w:top w:val="none" w:sz="0" w:space="0" w:color="000000"/>
-                <w:left w:val="none" w:sz="0" w:space="0" w:color="000000"/>
-                <w:right w:val="none" w:sz="0" w:space="0" w:color="000000"/>
-              </w:pBdr>
-              <w:spacing w:after="100" w:before="100" w:line="240"/>
-              <w:ind w:left="100" w:right="100" w:firstLine="0" w:firstLineChars="0"/>
-              <w:rPr>
-                <w:rFonts w:ascii="Helvetica" w:hAnsi="Helvetica" w:eastAsia="Helvetica" w:cs="Helvetica"/>
-                <w:i w:val="false"/>
-                <w:b w:val="false"/>
-                <w:u w:val="none"/>
-                <w:sz w:val="22"/>
-                <w:szCs w:val="22"/>
-                <w:color w:val="000000"/>
-              </w:rPr>
-            </w:pPr>
-            <w:r>
-              <w:rPr>
-                <w:rFonts w:ascii="Helvetica" w:hAnsi="Helvetica" w:eastAsia="Helvetica" w:cs="Helvetica"/>
-                <w:i w:val="false"/>
-                <w:b w:val="false"/>
-                <w:u w:val="none"/>
-                <w:sz w:val="22"/>
-                <w:szCs w:val="22"/>
-                <w:color w:val="000000"/>
-              </w:rPr>
-              <w:t xml:space="preserve">0.620</w:t>
+              <w:t xml:space="preserve">1.15</w:t>
+            </w:r>
+          </w:p>
+        </w:tc>
+        <w:tc>
+          <w:tcPr>
+            <w:tcBorders>
+              <w:bottom w:val="none" w:sz="0" w:space="0" w:color="000000"/>
+              <w:top w:val="none" w:sz="0" w:space="0" w:color="000000"/>
+              <w:left w:val="none" w:sz="0" w:space="0" w:color="000000"/>
+              <w:right w:val="none" w:sz="0" w:space="0" w:color="000000"/>
+            </w:tcBorders>
+            <w:shd w:val="clear" w:color="auto" w:fill="FFFFFF"/>
+            <w:tcMar>
+              <w:top w:w="0" w:type="dxa"/>
+              <w:bottom w:w="0" w:type="dxa"/>
+              <w:left w:w="0" w:type="dxa"/>
+              <w:right w:w="0" w:type="dxa"/>
+            </w:tcMar>
+            <w:vAlign w:val="top"/>
+          </w:tcPr>
+          <w:p>
+            <w:pPr>
+              <w:pStyle w:val="Normal"/>
+              <w:jc w:val="center"/>
+              <w:pBdr>
+                <w:bottom w:val="none" w:sz="0" w:space="0" w:color="000000"/>
+                <w:top w:val="none" w:sz="0" w:space="0" w:color="000000"/>
+                <w:left w:val="none" w:sz="0" w:space="0" w:color="000000"/>
+                <w:right w:val="none" w:sz="0" w:space="0" w:color="000000"/>
+              </w:pBdr>
+              <w:spacing w:after="100" w:before="100" w:line="240"/>
+              <w:ind w:left="100" w:right="100" w:firstLine="0" w:firstLineChars="0"/>
+              <w:rPr>
+                <w:rFonts w:ascii="Helvetica" w:hAnsi="Helvetica" w:eastAsia="Helvetica" w:cs="Helvetica"/>
+                <w:i w:val="false"/>
+                <w:b w:val="false"/>
+                <w:u w:val="none"/>
+                <w:sz w:val="22"/>
+                <w:szCs w:val="22"/>
+                <w:color w:val="000000"/>
+              </w:rPr>
+            </w:pPr>
+            <w:r>
+              <w:rPr>
+                <w:rFonts w:ascii="Helvetica" w:hAnsi="Helvetica" w:eastAsia="Helvetica" w:cs="Helvetica"/>
+                <w:i w:val="false"/>
+                <w:b w:val="false"/>
+                <w:u w:val="none"/>
+                <w:sz w:val="22"/>
+                <w:szCs w:val="22"/>
+                <w:color w:val="000000"/>
+              </w:rPr>
+              <w:t xml:space="preserve">0.64, 2.05</w:t>
+            </w:r>
+          </w:p>
+        </w:tc>
+        <w:tc>
+          <w:tcPr>
+            <w:tcBorders>
+              <w:bottom w:val="none" w:sz="0" w:space="0" w:color="000000"/>
+              <w:top w:val="none" w:sz="0" w:space="0" w:color="000000"/>
+              <w:left w:val="none" w:sz="0" w:space="0" w:color="000000"/>
+              <w:right w:val="none" w:sz="0" w:space="0" w:color="000000"/>
+            </w:tcBorders>
+            <w:shd w:val="clear" w:color="auto" w:fill="FFFFFF"/>
+            <w:tcMar>
+              <w:top w:w="0" w:type="dxa"/>
+              <w:bottom w:w="0" w:type="dxa"/>
+              <w:left w:w="0" w:type="dxa"/>
+              <w:right w:w="0" w:type="dxa"/>
+            </w:tcMar>
+            <w:vAlign w:val="top"/>
+          </w:tcPr>
+          <w:p>
+            <w:pPr>
+              <w:pStyle w:val="Normal"/>
+              <w:jc w:val="center"/>
+              <w:pBdr>
+                <w:bottom w:val="none" w:sz="0" w:space="0" w:color="000000"/>
+                <w:top w:val="none" w:sz="0" w:space="0" w:color="000000"/>
+                <w:left w:val="none" w:sz="0" w:space="0" w:color="000000"/>
+                <w:right w:val="none" w:sz="0" w:space="0" w:color="000000"/>
+              </w:pBdr>
+              <w:spacing w:after="100" w:before="100" w:line="240"/>
+              <w:ind w:left="100" w:right="100" w:firstLine="0" w:firstLineChars="0"/>
+              <w:rPr>
+                <w:rFonts w:ascii="Helvetica" w:hAnsi="Helvetica" w:eastAsia="Helvetica" w:cs="Helvetica"/>
+                <w:i w:val="false"/>
+                <w:b w:val="false"/>
+                <w:u w:val="none"/>
+                <w:sz w:val="22"/>
+                <w:szCs w:val="22"/>
+                <w:color w:val="000000"/>
+              </w:rPr>
+            </w:pPr>
+            <w:r>
+              <w:rPr>
+                <w:rFonts w:ascii="Helvetica" w:hAnsi="Helvetica" w:eastAsia="Helvetica" w:cs="Helvetica"/>
+                <w:i w:val="false"/>
+                <w:b w:val="false"/>
+                <w:u w:val="none"/>
+                <w:sz w:val="22"/>
+                <w:szCs w:val="22"/>
+                <w:color w:val="000000"/>
+              </w:rPr>
+              <w:t xml:space="preserve">0.640</w:t>
             </w:r>
           </w:p>
         </w:tc>
@@ -6204,113 +6204,113 @@
                 <w:szCs w:val="22"/>
                 <w:color w:val="000000"/>
               </w:rPr>
-              <w:t xml:space="preserve">0.50</w:t>
-            </w:r>
-          </w:p>
-        </w:tc>
-        <w:tc>
-          <w:tcPr>
-            <w:tcBorders>
-              <w:bottom w:val="none" w:sz="0" w:space="0" w:color="000000"/>
-              <w:top w:val="none" w:sz="0" w:space="0" w:color="000000"/>
-              <w:left w:val="none" w:sz="0" w:space="0" w:color="000000"/>
-              <w:right w:val="none" w:sz="0" w:space="0" w:color="000000"/>
-            </w:tcBorders>
-            <w:shd w:val="clear" w:color="auto" w:fill="FFFFFF"/>
-            <w:tcMar>
-              <w:top w:w="0" w:type="dxa"/>
-              <w:bottom w:w="0" w:type="dxa"/>
-              <w:left w:w="0" w:type="dxa"/>
-              <w:right w:w="0" w:type="dxa"/>
-            </w:tcMar>
-            <w:vAlign w:val="top"/>
-          </w:tcPr>
-          <w:p>
-            <w:pPr>
-              <w:pStyle w:val="Normal"/>
-              <w:jc w:val="center"/>
-              <w:pBdr>
-                <w:bottom w:val="none" w:sz="0" w:space="0" w:color="000000"/>
-                <w:top w:val="none" w:sz="0" w:space="0" w:color="000000"/>
-                <w:left w:val="none" w:sz="0" w:space="0" w:color="000000"/>
-                <w:right w:val="none" w:sz="0" w:space="0" w:color="000000"/>
-              </w:pBdr>
-              <w:spacing w:after="100" w:before="100" w:line="240"/>
-              <w:ind w:left="100" w:right="100" w:firstLine="0" w:firstLineChars="0"/>
-              <w:rPr>
-                <w:rFonts w:ascii="Helvetica" w:hAnsi="Helvetica" w:eastAsia="Helvetica" w:cs="Helvetica"/>
-                <w:i w:val="false"/>
-                <w:b w:val="false"/>
-                <w:u w:val="none"/>
-                <w:sz w:val="22"/>
-                <w:szCs w:val="22"/>
-                <w:color w:val="000000"/>
-              </w:rPr>
-            </w:pPr>
-            <w:r>
-              <w:rPr>
-                <w:rFonts w:ascii="Helvetica" w:hAnsi="Helvetica" w:eastAsia="Helvetica" w:cs="Helvetica"/>
-                <w:i w:val="false"/>
-                <w:b w:val="false"/>
-                <w:u w:val="none"/>
-                <w:sz w:val="22"/>
-                <w:szCs w:val="22"/>
-                <w:color w:val="000000"/>
-              </w:rPr>
-              <w:t xml:space="preserve">0.17, 1.46</w:t>
-            </w:r>
-          </w:p>
-        </w:tc>
-        <w:tc>
-          <w:tcPr>
-            <w:tcBorders>
-              <w:bottom w:val="none" w:sz="0" w:space="0" w:color="000000"/>
-              <w:top w:val="none" w:sz="0" w:space="0" w:color="000000"/>
-              <w:left w:val="none" w:sz="0" w:space="0" w:color="000000"/>
-              <w:right w:val="none" w:sz="0" w:space="0" w:color="000000"/>
-            </w:tcBorders>
-            <w:shd w:val="clear" w:color="auto" w:fill="FFFFFF"/>
-            <w:tcMar>
-              <w:top w:w="0" w:type="dxa"/>
-              <w:bottom w:w="0" w:type="dxa"/>
-              <w:left w:w="0" w:type="dxa"/>
-              <w:right w:w="0" w:type="dxa"/>
-            </w:tcMar>
-            <w:vAlign w:val="top"/>
-          </w:tcPr>
-          <w:p>
-            <w:pPr>
-              <w:pStyle w:val="Normal"/>
-              <w:jc w:val="center"/>
-              <w:pBdr>
-                <w:bottom w:val="none" w:sz="0" w:space="0" w:color="000000"/>
-                <w:top w:val="none" w:sz="0" w:space="0" w:color="000000"/>
-                <w:left w:val="none" w:sz="0" w:space="0" w:color="000000"/>
-                <w:right w:val="none" w:sz="0" w:space="0" w:color="000000"/>
-              </w:pBdr>
-              <w:spacing w:after="100" w:before="100" w:line="240"/>
-              <w:ind w:left="100" w:right="100" w:firstLine="0" w:firstLineChars="0"/>
-              <w:rPr>
-                <w:rFonts w:ascii="Helvetica" w:hAnsi="Helvetica" w:eastAsia="Helvetica" w:cs="Helvetica"/>
-                <w:i w:val="false"/>
-                <w:b w:val="false"/>
-                <w:u w:val="none"/>
-                <w:sz w:val="22"/>
-                <w:szCs w:val="22"/>
-                <w:color w:val="000000"/>
-              </w:rPr>
-            </w:pPr>
-            <w:r>
-              <w:rPr>
-                <w:rFonts w:ascii="Helvetica" w:hAnsi="Helvetica" w:eastAsia="Helvetica" w:cs="Helvetica"/>
-                <w:i w:val="false"/>
-                <w:b w:val="false"/>
-                <w:u w:val="none"/>
-                <w:sz w:val="22"/>
-                <w:szCs w:val="22"/>
-                <w:color w:val="000000"/>
-              </w:rPr>
-              <w:t xml:space="preserve">0.200</w:t>
+              <w:t xml:space="preserve">0.51</w:t>
+            </w:r>
+          </w:p>
+        </w:tc>
+        <w:tc>
+          <w:tcPr>
+            <w:tcBorders>
+              <w:bottom w:val="none" w:sz="0" w:space="0" w:color="000000"/>
+              <w:top w:val="none" w:sz="0" w:space="0" w:color="000000"/>
+              <w:left w:val="none" w:sz="0" w:space="0" w:color="000000"/>
+              <w:right w:val="none" w:sz="0" w:space="0" w:color="000000"/>
+            </w:tcBorders>
+            <w:shd w:val="clear" w:color="auto" w:fill="FFFFFF"/>
+            <w:tcMar>
+              <w:top w:w="0" w:type="dxa"/>
+              <w:bottom w:w="0" w:type="dxa"/>
+              <w:left w:w="0" w:type="dxa"/>
+              <w:right w:w="0" w:type="dxa"/>
+            </w:tcMar>
+            <w:vAlign w:val="top"/>
+          </w:tcPr>
+          <w:p>
+            <w:pPr>
+              <w:pStyle w:val="Normal"/>
+              <w:jc w:val="center"/>
+              <w:pBdr>
+                <w:bottom w:val="none" w:sz="0" w:space="0" w:color="000000"/>
+                <w:top w:val="none" w:sz="0" w:space="0" w:color="000000"/>
+                <w:left w:val="none" w:sz="0" w:space="0" w:color="000000"/>
+                <w:right w:val="none" w:sz="0" w:space="0" w:color="000000"/>
+              </w:pBdr>
+              <w:spacing w:after="100" w:before="100" w:line="240"/>
+              <w:ind w:left="100" w:right="100" w:firstLine="0" w:firstLineChars="0"/>
+              <w:rPr>
+                <w:rFonts w:ascii="Helvetica" w:hAnsi="Helvetica" w:eastAsia="Helvetica" w:cs="Helvetica"/>
+                <w:i w:val="false"/>
+                <w:b w:val="false"/>
+                <w:u w:val="none"/>
+                <w:sz w:val="22"/>
+                <w:szCs w:val="22"/>
+                <w:color w:val="000000"/>
+              </w:rPr>
+            </w:pPr>
+            <w:r>
+              <w:rPr>
+                <w:rFonts w:ascii="Helvetica" w:hAnsi="Helvetica" w:eastAsia="Helvetica" w:cs="Helvetica"/>
+                <w:i w:val="false"/>
+                <w:b w:val="false"/>
+                <w:u w:val="none"/>
+                <w:sz w:val="22"/>
+                <w:szCs w:val="22"/>
+                <w:color w:val="000000"/>
+              </w:rPr>
+              <w:t xml:space="preserve">0.17, 1.48</w:t>
+            </w:r>
+          </w:p>
+        </w:tc>
+        <w:tc>
+          <w:tcPr>
+            <w:tcBorders>
+              <w:bottom w:val="none" w:sz="0" w:space="0" w:color="000000"/>
+              <w:top w:val="none" w:sz="0" w:space="0" w:color="000000"/>
+              <w:left w:val="none" w:sz="0" w:space="0" w:color="000000"/>
+              <w:right w:val="none" w:sz="0" w:space="0" w:color="000000"/>
+            </w:tcBorders>
+            <w:shd w:val="clear" w:color="auto" w:fill="FFFFFF"/>
+            <w:tcMar>
+              <w:top w:w="0" w:type="dxa"/>
+              <w:bottom w:w="0" w:type="dxa"/>
+              <w:left w:w="0" w:type="dxa"/>
+              <w:right w:w="0" w:type="dxa"/>
+            </w:tcMar>
+            <w:vAlign w:val="top"/>
+          </w:tcPr>
+          <w:p>
+            <w:pPr>
+              <w:pStyle w:val="Normal"/>
+              <w:jc w:val="center"/>
+              <w:pBdr>
+                <w:bottom w:val="none" w:sz="0" w:space="0" w:color="000000"/>
+                <w:top w:val="none" w:sz="0" w:space="0" w:color="000000"/>
+                <w:left w:val="none" w:sz="0" w:space="0" w:color="000000"/>
+                <w:right w:val="none" w:sz="0" w:space="0" w:color="000000"/>
+              </w:pBdr>
+              <w:spacing w:after="100" w:before="100" w:line="240"/>
+              <w:ind w:left="100" w:right="100" w:firstLine="0" w:firstLineChars="0"/>
+              <w:rPr>
+                <w:rFonts w:ascii="Helvetica" w:hAnsi="Helvetica" w:eastAsia="Helvetica" w:cs="Helvetica"/>
+                <w:i w:val="false"/>
+                <w:b w:val="false"/>
+                <w:u w:val="none"/>
+                <w:sz w:val="22"/>
+                <w:szCs w:val="22"/>
+                <w:color w:val="000000"/>
+              </w:rPr>
+            </w:pPr>
+            <w:r>
+              <w:rPr>
+                <w:rFonts w:ascii="Helvetica" w:hAnsi="Helvetica" w:eastAsia="Helvetica" w:cs="Helvetica"/>
+                <w:i w:val="false"/>
+                <w:b w:val="false"/>
+                <w:u w:val="none"/>
+                <w:sz w:val="22"/>
+                <w:szCs w:val="22"/>
+                <w:color w:val="000000"/>
+              </w:rPr>
+              <w:t xml:space="preserve">0.210</w:t>
             </w:r>
           </w:p>
         </w:tc>
@@ -6416,113 +6416,113 @@
                 <w:szCs w:val="22"/>
                 <w:color w:val="000000"/>
               </w:rPr>
-              <w:t xml:space="preserve">0.75</w:t>
-            </w:r>
-          </w:p>
-        </w:tc>
-        <w:tc>
-          <w:tcPr>
-            <w:tcBorders>
-              <w:bottom w:val="none" w:sz="0" w:space="0" w:color="000000"/>
-              <w:top w:val="none" w:sz="0" w:space="0" w:color="000000"/>
-              <w:left w:val="none" w:sz="0" w:space="0" w:color="000000"/>
-              <w:right w:val="none" w:sz="0" w:space="0" w:color="000000"/>
-            </w:tcBorders>
-            <w:shd w:val="clear" w:color="auto" w:fill="FFFFFF"/>
-            <w:tcMar>
-              <w:top w:w="0" w:type="dxa"/>
-              <w:bottom w:w="0" w:type="dxa"/>
-              <w:left w:w="0" w:type="dxa"/>
-              <w:right w:w="0" w:type="dxa"/>
-            </w:tcMar>
-            <w:vAlign w:val="top"/>
-          </w:tcPr>
-          <w:p>
-            <w:pPr>
-              <w:pStyle w:val="Normal"/>
-              <w:jc w:val="center"/>
-              <w:pBdr>
-                <w:bottom w:val="none" w:sz="0" w:space="0" w:color="000000"/>
-                <w:top w:val="none" w:sz="0" w:space="0" w:color="000000"/>
-                <w:left w:val="none" w:sz="0" w:space="0" w:color="000000"/>
-                <w:right w:val="none" w:sz="0" w:space="0" w:color="000000"/>
-              </w:pBdr>
-              <w:spacing w:after="100" w:before="100" w:line="240"/>
-              <w:ind w:left="100" w:right="100" w:firstLine="0" w:firstLineChars="0"/>
-              <w:rPr>
-                <w:rFonts w:ascii="Helvetica" w:hAnsi="Helvetica" w:eastAsia="Helvetica" w:cs="Helvetica"/>
-                <w:i w:val="false"/>
-                <w:b w:val="false"/>
-                <w:u w:val="none"/>
-                <w:sz w:val="22"/>
-                <w:szCs w:val="22"/>
-                <w:color w:val="000000"/>
-              </w:rPr>
-            </w:pPr>
-            <w:r>
-              <w:rPr>
-                <w:rFonts w:ascii="Helvetica" w:hAnsi="Helvetica" w:eastAsia="Helvetica" w:cs="Helvetica"/>
-                <w:i w:val="false"/>
-                <w:b w:val="false"/>
-                <w:u w:val="none"/>
-                <w:sz w:val="22"/>
-                <w:szCs w:val="22"/>
-                <w:color w:val="000000"/>
-              </w:rPr>
-              <w:t xml:space="preserve">0.14, 4.04</w:t>
-            </w:r>
-          </w:p>
-        </w:tc>
-        <w:tc>
-          <w:tcPr>
-            <w:tcBorders>
-              <w:bottom w:val="none" w:sz="0" w:space="0" w:color="000000"/>
-              <w:top w:val="none" w:sz="0" w:space="0" w:color="000000"/>
-              <w:left w:val="none" w:sz="0" w:space="0" w:color="000000"/>
-              <w:right w:val="none" w:sz="0" w:space="0" w:color="000000"/>
-            </w:tcBorders>
-            <w:shd w:val="clear" w:color="auto" w:fill="FFFFFF"/>
-            <w:tcMar>
-              <w:top w:w="0" w:type="dxa"/>
-              <w:bottom w:w="0" w:type="dxa"/>
-              <w:left w:w="0" w:type="dxa"/>
-              <w:right w:w="0" w:type="dxa"/>
-            </w:tcMar>
-            <w:vAlign w:val="top"/>
-          </w:tcPr>
-          <w:p>
-            <w:pPr>
-              <w:pStyle w:val="Normal"/>
-              <w:jc w:val="center"/>
-              <w:pBdr>
-                <w:bottom w:val="none" w:sz="0" w:space="0" w:color="000000"/>
-                <w:top w:val="none" w:sz="0" w:space="0" w:color="000000"/>
-                <w:left w:val="none" w:sz="0" w:space="0" w:color="000000"/>
-                <w:right w:val="none" w:sz="0" w:space="0" w:color="000000"/>
-              </w:pBdr>
-              <w:spacing w:after="100" w:before="100" w:line="240"/>
-              <w:ind w:left="100" w:right="100" w:firstLine="0" w:firstLineChars="0"/>
-              <w:rPr>
-                <w:rFonts w:ascii="Helvetica" w:hAnsi="Helvetica" w:eastAsia="Helvetica" w:cs="Helvetica"/>
-                <w:i w:val="false"/>
-                <w:b w:val="false"/>
-                <w:u w:val="none"/>
-                <w:sz w:val="22"/>
-                <w:szCs w:val="22"/>
-                <w:color w:val="000000"/>
-              </w:rPr>
-            </w:pPr>
-            <w:r>
-              <w:rPr>
-                <w:rFonts w:ascii="Helvetica" w:hAnsi="Helvetica" w:eastAsia="Helvetica" w:cs="Helvetica"/>
-                <w:i w:val="false"/>
-                <w:b w:val="false"/>
-                <w:u w:val="none"/>
-                <w:sz w:val="22"/>
-                <w:szCs w:val="22"/>
-                <w:color w:val="000000"/>
-              </w:rPr>
-              <w:t xml:space="preserve">0.740</w:t>
+              <w:t xml:space="preserve">0.79</w:t>
+            </w:r>
+          </w:p>
+        </w:tc>
+        <w:tc>
+          <w:tcPr>
+            <w:tcBorders>
+              <w:bottom w:val="none" w:sz="0" w:space="0" w:color="000000"/>
+              <w:top w:val="none" w:sz="0" w:space="0" w:color="000000"/>
+              <w:left w:val="none" w:sz="0" w:space="0" w:color="000000"/>
+              <w:right w:val="none" w:sz="0" w:space="0" w:color="000000"/>
+            </w:tcBorders>
+            <w:shd w:val="clear" w:color="auto" w:fill="FFFFFF"/>
+            <w:tcMar>
+              <w:top w:w="0" w:type="dxa"/>
+              <w:bottom w:w="0" w:type="dxa"/>
+              <w:left w:w="0" w:type="dxa"/>
+              <w:right w:w="0" w:type="dxa"/>
+            </w:tcMar>
+            <w:vAlign w:val="top"/>
+          </w:tcPr>
+          <w:p>
+            <w:pPr>
+              <w:pStyle w:val="Normal"/>
+              <w:jc w:val="center"/>
+              <w:pBdr>
+                <w:bottom w:val="none" w:sz="0" w:space="0" w:color="000000"/>
+                <w:top w:val="none" w:sz="0" w:space="0" w:color="000000"/>
+                <w:left w:val="none" w:sz="0" w:space="0" w:color="000000"/>
+                <w:right w:val="none" w:sz="0" w:space="0" w:color="000000"/>
+              </w:pBdr>
+              <w:spacing w:after="100" w:before="100" w:line="240"/>
+              <w:ind w:left="100" w:right="100" w:firstLine="0" w:firstLineChars="0"/>
+              <w:rPr>
+                <w:rFonts w:ascii="Helvetica" w:hAnsi="Helvetica" w:eastAsia="Helvetica" w:cs="Helvetica"/>
+                <w:i w:val="false"/>
+                <w:b w:val="false"/>
+                <w:u w:val="none"/>
+                <w:sz w:val="22"/>
+                <w:szCs w:val="22"/>
+                <w:color w:val="000000"/>
+              </w:rPr>
+            </w:pPr>
+            <w:r>
+              <w:rPr>
+                <w:rFonts w:ascii="Helvetica" w:hAnsi="Helvetica" w:eastAsia="Helvetica" w:cs="Helvetica"/>
+                <w:i w:val="false"/>
+                <w:b w:val="false"/>
+                <w:u w:val="none"/>
+                <w:sz w:val="22"/>
+                <w:szCs w:val="22"/>
+                <w:color w:val="000000"/>
+              </w:rPr>
+              <w:t xml:space="preserve">0.15, 4.31</w:t>
+            </w:r>
+          </w:p>
+        </w:tc>
+        <w:tc>
+          <w:tcPr>
+            <w:tcBorders>
+              <w:bottom w:val="none" w:sz="0" w:space="0" w:color="000000"/>
+              <w:top w:val="none" w:sz="0" w:space="0" w:color="000000"/>
+              <w:left w:val="none" w:sz="0" w:space="0" w:color="000000"/>
+              <w:right w:val="none" w:sz="0" w:space="0" w:color="000000"/>
+            </w:tcBorders>
+            <w:shd w:val="clear" w:color="auto" w:fill="FFFFFF"/>
+            <w:tcMar>
+              <w:top w:w="0" w:type="dxa"/>
+              <w:bottom w:w="0" w:type="dxa"/>
+              <w:left w:w="0" w:type="dxa"/>
+              <w:right w:w="0" w:type="dxa"/>
+            </w:tcMar>
+            <w:vAlign w:val="top"/>
+          </w:tcPr>
+          <w:p>
+            <w:pPr>
+              <w:pStyle w:val="Normal"/>
+              <w:jc w:val="center"/>
+              <w:pBdr>
+                <w:bottom w:val="none" w:sz="0" w:space="0" w:color="000000"/>
+                <w:top w:val="none" w:sz="0" w:space="0" w:color="000000"/>
+                <w:left w:val="none" w:sz="0" w:space="0" w:color="000000"/>
+                <w:right w:val="none" w:sz="0" w:space="0" w:color="000000"/>
+              </w:pBdr>
+              <w:spacing w:after="100" w:before="100" w:line="240"/>
+              <w:ind w:left="100" w:right="100" w:firstLine="0" w:firstLineChars="0"/>
+              <w:rPr>
+                <w:rFonts w:ascii="Helvetica" w:hAnsi="Helvetica" w:eastAsia="Helvetica" w:cs="Helvetica"/>
+                <w:i w:val="false"/>
+                <w:b w:val="false"/>
+                <w:u w:val="none"/>
+                <w:sz w:val="22"/>
+                <w:szCs w:val="22"/>
+                <w:color w:val="000000"/>
+              </w:rPr>
+            </w:pPr>
+            <w:r>
+              <w:rPr>
+                <w:rFonts w:ascii="Helvetica" w:hAnsi="Helvetica" w:eastAsia="Helvetica" w:cs="Helvetica"/>
+                <w:i w:val="false"/>
+                <w:b w:val="false"/>
+                <w:u w:val="none"/>
+                <w:sz w:val="22"/>
+                <w:szCs w:val="22"/>
+                <w:color w:val="000000"/>
+              </w:rPr>
+              <w:t xml:space="preserve">0.790</w:t>
             </w:r>
           </w:p>
         </w:tc>
@@ -6687,113 +6687,113 @@
                 <w:szCs w:val="22"/>
                 <w:color w:val="000000"/>
               </w:rPr>
-              <w:t xml:space="preserve">1.88</w:t>
-            </w:r>
-          </w:p>
-        </w:tc>
-        <w:tc>
-          <w:tcPr>
-            <w:tcBorders>
-              <w:bottom w:val="none" w:sz="0" w:space="0" w:color="000000"/>
-              <w:top w:val="none" w:sz="0" w:space="0" w:color="000000"/>
-              <w:left w:val="none" w:sz="0" w:space="0" w:color="000000"/>
-              <w:right w:val="none" w:sz="0" w:space="0" w:color="000000"/>
-            </w:tcBorders>
-            <w:shd w:val="clear" w:color="auto" w:fill="FFFFFF"/>
-            <w:tcMar>
-              <w:top w:w="0" w:type="dxa"/>
-              <w:bottom w:w="0" w:type="dxa"/>
-              <w:left w:w="0" w:type="dxa"/>
-              <w:right w:w="0" w:type="dxa"/>
-            </w:tcMar>
-            <w:vAlign w:val="top"/>
-          </w:tcPr>
-          <w:p>
-            <w:pPr>
-              <w:pStyle w:val="Normal"/>
-              <w:jc w:val="center"/>
-              <w:pBdr>
-                <w:bottom w:val="none" w:sz="0" w:space="0" w:color="000000"/>
-                <w:top w:val="none" w:sz="0" w:space="0" w:color="000000"/>
-                <w:left w:val="none" w:sz="0" w:space="0" w:color="000000"/>
-                <w:right w:val="none" w:sz="0" w:space="0" w:color="000000"/>
-              </w:pBdr>
-              <w:spacing w:after="100" w:before="100" w:line="240"/>
-              <w:ind w:left="100" w:right="100" w:firstLine="0" w:firstLineChars="0"/>
-              <w:rPr>
-                <w:rFonts w:ascii="Helvetica" w:hAnsi="Helvetica" w:eastAsia="Helvetica" w:cs="Helvetica"/>
-                <w:i w:val="false"/>
-                <w:b w:val="false"/>
-                <w:u w:val="none"/>
-                <w:sz w:val="22"/>
-                <w:szCs w:val="22"/>
-                <w:color w:val="000000"/>
-              </w:rPr>
-            </w:pPr>
-            <w:r>
-              <w:rPr>
-                <w:rFonts w:ascii="Helvetica" w:hAnsi="Helvetica" w:eastAsia="Helvetica" w:cs="Helvetica"/>
-                <w:i w:val="false"/>
-                <w:b w:val="false"/>
-                <w:u w:val="none"/>
-                <w:sz w:val="22"/>
-                <w:szCs w:val="22"/>
-                <w:color w:val="000000"/>
-              </w:rPr>
-              <w:t xml:space="preserve">0.77, 4.61</w:t>
-            </w:r>
-          </w:p>
-        </w:tc>
-        <w:tc>
-          <w:tcPr>
-            <w:tcBorders>
-              <w:bottom w:val="none" w:sz="0" w:space="0" w:color="000000"/>
-              <w:top w:val="none" w:sz="0" w:space="0" w:color="000000"/>
-              <w:left w:val="none" w:sz="0" w:space="0" w:color="000000"/>
-              <w:right w:val="none" w:sz="0" w:space="0" w:color="000000"/>
-            </w:tcBorders>
-            <w:shd w:val="clear" w:color="auto" w:fill="FFFFFF"/>
-            <w:tcMar>
-              <w:top w:w="0" w:type="dxa"/>
-              <w:bottom w:w="0" w:type="dxa"/>
-              <w:left w:w="0" w:type="dxa"/>
-              <w:right w:w="0" w:type="dxa"/>
-            </w:tcMar>
-            <w:vAlign w:val="top"/>
-          </w:tcPr>
-          <w:p>
-            <w:pPr>
-              <w:pStyle w:val="Normal"/>
-              <w:jc w:val="center"/>
-              <w:pBdr>
-                <w:bottom w:val="none" w:sz="0" w:space="0" w:color="000000"/>
-                <w:top w:val="none" w:sz="0" w:space="0" w:color="000000"/>
-                <w:left w:val="none" w:sz="0" w:space="0" w:color="000000"/>
-                <w:right w:val="none" w:sz="0" w:space="0" w:color="000000"/>
-              </w:pBdr>
-              <w:spacing w:after="100" w:before="100" w:line="240"/>
-              <w:ind w:left="100" w:right="100" w:firstLine="0" w:firstLineChars="0"/>
-              <w:rPr>
-                <w:rFonts w:ascii="Helvetica" w:hAnsi="Helvetica" w:eastAsia="Helvetica" w:cs="Helvetica"/>
-                <w:i w:val="false"/>
-                <w:b w:val="false"/>
-                <w:u w:val="none"/>
-                <w:sz w:val="22"/>
-                <w:szCs w:val="22"/>
-                <w:color w:val="000000"/>
-              </w:rPr>
-            </w:pPr>
-            <w:r>
-              <w:rPr>
-                <w:rFonts w:ascii="Helvetica" w:hAnsi="Helvetica" w:eastAsia="Helvetica" w:cs="Helvetica"/>
-                <w:i w:val="false"/>
-                <w:b w:val="false"/>
-                <w:u w:val="none"/>
-                <w:sz w:val="22"/>
-                <w:szCs w:val="22"/>
-                <w:color w:val="000000"/>
-              </w:rPr>
-              <w:t xml:space="preserve">0.170</w:t>
+              <w:t xml:space="preserve">1.92</w:t>
+            </w:r>
+          </w:p>
+        </w:tc>
+        <w:tc>
+          <w:tcPr>
+            <w:tcBorders>
+              <w:bottom w:val="none" w:sz="0" w:space="0" w:color="000000"/>
+              <w:top w:val="none" w:sz="0" w:space="0" w:color="000000"/>
+              <w:left w:val="none" w:sz="0" w:space="0" w:color="000000"/>
+              <w:right w:val="none" w:sz="0" w:space="0" w:color="000000"/>
+            </w:tcBorders>
+            <w:shd w:val="clear" w:color="auto" w:fill="FFFFFF"/>
+            <w:tcMar>
+              <w:top w:w="0" w:type="dxa"/>
+              <w:bottom w:w="0" w:type="dxa"/>
+              <w:left w:w="0" w:type="dxa"/>
+              <w:right w:w="0" w:type="dxa"/>
+            </w:tcMar>
+            <w:vAlign w:val="top"/>
+          </w:tcPr>
+          <w:p>
+            <w:pPr>
+              <w:pStyle w:val="Normal"/>
+              <w:jc w:val="center"/>
+              <w:pBdr>
+                <w:bottom w:val="none" w:sz="0" w:space="0" w:color="000000"/>
+                <w:top w:val="none" w:sz="0" w:space="0" w:color="000000"/>
+                <w:left w:val="none" w:sz="0" w:space="0" w:color="000000"/>
+                <w:right w:val="none" w:sz="0" w:space="0" w:color="000000"/>
+              </w:pBdr>
+              <w:spacing w:after="100" w:before="100" w:line="240"/>
+              <w:ind w:left="100" w:right="100" w:firstLine="0" w:firstLineChars="0"/>
+              <w:rPr>
+                <w:rFonts w:ascii="Helvetica" w:hAnsi="Helvetica" w:eastAsia="Helvetica" w:cs="Helvetica"/>
+                <w:i w:val="false"/>
+                <w:b w:val="false"/>
+                <w:u w:val="none"/>
+                <w:sz w:val="22"/>
+                <w:szCs w:val="22"/>
+                <w:color w:val="000000"/>
+              </w:rPr>
+            </w:pPr>
+            <w:r>
+              <w:rPr>
+                <w:rFonts w:ascii="Helvetica" w:hAnsi="Helvetica" w:eastAsia="Helvetica" w:cs="Helvetica"/>
+                <w:i w:val="false"/>
+                <w:b w:val="false"/>
+                <w:u w:val="none"/>
+                <w:sz w:val="22"/>
+                <w:szCs w:val="22"/>
+                <w:color w:val="000000"/>
+              </w:rPr>
+              <w:t xml:space="preserve">0.78, 4.69</w:t>
+            </w:r>
+          </w:p>
+        </w:tc>
+        <w:tc>
+          <w:tcPr>
+            <w:tcBorders>
+              <w:bottom w:val="none" w:sz="0" w:space="0" w:color="000000"/>
+              <w:top w:val="none" w:sz="0" w:space="0" w:color="000000"/>
+              <w:left w:val="none" w:sz="0" w:space="0" w:color="000000"/>
+              <w:right w:val="none" w:sz="0" w:space="0" w:color="000000"/>
+            </w:tcBorders>
+            <w:shd w:val="clear" w:color="auto" w:fill="FFFFFF"/>
+            <w:tcMar>
+              <w:top w:w="0" w:type="dxa"/>
+              <w:bottom w:w="0" w:type="dxa"/>
+              <w:left w:w="0" w:type="dxa"/>
+              <w:right w:w="0" w:type="dxa"/>
+            </w:tcMar>
+            <w:vAlign w:val="top"/>
+          </w:tcPr>
+          <w:p>
+            <w:pPr>
+              <w:pStyle w:val="Normal"/>
+              <w:jc w:val="center"/>
+              <w:pBdr>
+                <w:bottom w:val="none" w:sz="0" w:space="0" w:color="000000"/>
+                <w:top w:val="none" w:sz="0" w:space="0" w:color="000000"/>
+                <w:left w:val="none" w:sz="0" w:space="0" w:color="000000"/>
+                <w:right w:val="none" w:sz="0" w:space="0" w:color="000000"/>
+              </w:pBdr>
+              <w:spacing w:after="100" w:before="100" w:line="240"/>
+              <w:ind w:left="100" w:right="100" w:firstLine="0" w:firstLineChars="0"/>
+              <w:rPr>
+                <w:rFonts w:ascii="Helvetica" w:hAnsi="Helvetica" w:eastAsia="Helvetica" w:cs="Helvetica"/>
+                <w:i w:val="false"/>
+                <w:b w:val="false"/>
+                <w:u w:val="none"/>
+                <w:sz w:val="22"/>
+                <w:szCs w:val="22"/>
+                <w:color w:val="000000"/>
+              </w:rPr>
+            </w:pPr>
+            <w:r>
+              <w:rPr>
+                <w:rFonts w:ascii="Helvetica" w:hAnsi="Helvetica" w:eastAsia="Helvetica" w:cs="Helvetica"/>
+                <w:i w:val="false"/>
+                <w:b w:val="false"/>
+                <w:u w:val="none"/>
+                <w:sz w:val="22"/>
+                <w:szCs w:val="22"/>
+                <w:color w:val="000000"/>
+              </w:rPr>
+              <w:t xml:space="preserve">0.150</w:t>
             </w:r>
           </w:p>
         </w:tc>
@@ -6899,113 +6899,113 @@
                 <w:szCs w:val="22"/>
                 <w:color w:val="000000"/>
               </w:rPr>
-              <w:t xml:space="preserve">0.64</w:t>
-            </w:r>
-          </w:p>
-        </w:tc>
-        <w:tc>
-          <w:tcPr>
-            <w:tcBorders>
-              <w:bottom w:val="none" w:sz="0" w:space="0" w:color="000000"/>
-              <w:top w:val="none" w:sz="0" w:space="0" w:color="000000"/>
-              <w:left w:val="none" w:sz="0" w:space="0" w:color="000000"/>
-              <w:right w:val="none" w:sz="0" w:space="0" w:color="000000"/>
-            </w:tcBorders>
-            <w:shd w:val="clear" w:color="auto" w:fill="FFFFFF"/>
-            <w:tcMar>
-              <w:top w:w="0" w:type="dxa"/>
-              <w:bottom w:w="0" w:type="dxa"/>
-              <w:left w:w="0" w:type="dxa"/>
-              <w:right w:w="0" w:type="dxa"/>
-            </w:tcMar>
-            <w:vAlign w:val="top"/>
-          </w:tcPr>
-          <w:p>
-            <w:pPr>
-              <w:pStyle w:val="Normal"/>
-              <w:jc w:val="center"/>
-              <w:pBdr>
-                <w:bottom w:val="none" w:sz="0" w:space="0" w:color="000000"/>
-                <w:top w:val="none" w:sz="0" w:space="0" w:color="000000"/>
-                <w:left w:val="none" w:sz="0" w:space="0" w:color="000000"/>
-                <w:right w:val="none" w:sz="0" w:space="0" w:color="000000"/>
-              </w:pBdr>
-              <w:spacing w:after="100" w:before="100" w:line="240"/>
-              <w:ind w:left="100" w:right="100" w:firstLine="0" w:firstLineChars="0"/>
-              <w:rPr>
-                <w:rFonts w:ascii="Helvetica" w:hAnsi="Helvetica" w:eastAsia="Helvetica" w:cs="Helvetica"/>
-                <w:i w:val="false"/>
-                <w:b w:val="false"/>
-                <w:u w:val="none"/>
-                <w:sz w:val="22"/>
-                <w:szCs w:val="22"/>
-                <w:color w:val="000000"/>
-              </w:rPr>
-            </w:pPr>
-            <w:r>
-              <w:rPr>
-                <w:rFonts w:ascii="Helvetica" w:hAnsi="Helvetica" w:eastAsia="Helvetica" w:cs="Helvetica"/>
-                <w:i w:val="false"/>
-                <w:b w:val="false"/>
-                <w:u w:val="none"/>
-                <w:sz w:val="22"/>
-                <w:szCs w:val="22"/>
-                <w:color w:val="000000"/>
-              </w:rPr>
-              <w:t xml:space="preserve">0.16, 2.53</w:t>
-            </w:r>
-          </w:p>
-        </w:tc>
-        <w:tc>
-          <w:tcPr>
-            <w:tcBorders>
-              <w:bottom w:val="none" w:sz="0" w:space="0" w:color="000000"/>
-              <w:top w:val="none" w:sz="0" w:space="0" w:color="000000"/>
-              <w:left w:val="none" w:sz="0" w:space="0" w:color="000000"/>
-              <w:right w:val="none" w:sz="0" w:space="0" w:color="000000"/>
-            </w:tcBorders>
-            <w:shd w:val="clear" w:color="auto" w:fill="FFFFFF"/>
-            <w:tcMar>
-              <w:top w:w="0" w:type="dxa"/>
-              <w:bottom w:w="0" w:type="dxa"/>
-              <w:left w:w="0" w:type="dxa"/>
-              <w:right w:w="0" w:type="dxa"/>
-            </w:tcMar>
-            <w:vAlign w:val="top"/>
-          </w:tcPr>
-          <w:p>
-            <w:pPr>
-              <w:pStyle w:val="Normal"/>
-              <w:jc w:val="center"/>
-              <w:pBdr>
-                <w:bottom w:val="none" w:sz="0" w:space="0" w:color="000000"/>
-                <w:top w:val="none" w:sz="0" w:space="0" w:color="000000"/>
-                <w:left w:val="none" w:sz="0" w:space="0" w:color="000000"/>
-                <w:right w:val="none" w:sz="0" w:space="0" w:color="000000"/>
-              </w:pBdr>
-              <w:spacing w:after="100" w:before="100" w:line="240"/>
-              <w:ind w:left="100" w:right="100" w:firstLine="0" w:firstLineChars="0"/>
-              <w:rPr>
-                <w:rFonts w:ascii="Helvetica" w:hAnsi="Helvetica" w:eastAsia="Helvetica" w:cs="Helvetica"/>
-                <w:i w:val="false"/>
-                <w:b w:val="false"/>
-                <w:u w:val="none"/>
-                <w:sz w:val="22"/>
-                <w:szCs w:val="22"/>
-                <w:color w:val="000000"/>
-              </w:rPr>
-            </w:pPr>
-            <w:r>
-              <w:rPr>
-                <w:rFonts w:ascii="Helvetica" w:hAnsi="Helvetica" w:eastAsia="Helvetica" w:cs="Helvetica"/>
-                <w:i w:val="false"/>
-                <w:b w:val="false"/>
-                <w:u w:val="none"/>
-                <w:sz w:val="22"/>
-                <w:szCs w:val="22"/>
-                <w:color w:val="000000"/>
-              </w:rPr>
-              <w:t xml:space="preserve">0.520</w:t>
+              <w:t xml:space="preserve">0.70</w:t>
+            </w:r>
+          </w:p>
+        </w:tc>
+        <w:tc>
+          <w:tcPr>
+            <w:tcBorders>
+              <w:bottom w:val="none" w:sz="0" w:space="0" w:color="000000"/>
+              <w:top w:val="none" w:sz="0" w:space="0" w:color="000000"/>
+              <w:left w:val="none" w:sz="0" w:space="0" w:color="000000"/>
+              <w:right w:val="none" w:sz="0" w:space="0" w:color="000000"/>
+            </w:tcBorders>
+            <w:shd w:val="clear" w:color="auto" w:fill="FFFFFF"/>
+            <w:tcMar>
+              <w:top w:w="0" w:type="dxa"/>
+              <w:bottom w:w="0" w:type="dxa"/>
+              <w:left w:w="0" w:type="dxa"/>
+              <w:right w:w="0" w:type="dxa"/>
+            </w:tcMar>
+            <w:vAlign w:val="top"/>
+          </w:tcPr>
+          <w:p>
+            <w:pPr>
+              <w:pStyle w:val="Normal"/>
+              <w:jc w:val="center"/>
+              <w:pBdr>
+                <w:bottom w:val="none" w:sz="0" w:space="0" w:color="000000"/>
+                <w:top w:val="none" w:sz="0" w:space="0" w:color="000000"/>
+                <w:left w:val="none" w:sz="0" w:space="0" w:color="000000"/>
+                <w:right w:val="none" w:sz="0" w:space="0" w:color="000000"/>
+              </w:pBdr>
+              <w:spacing w:after="100" w:before="100" w:line="240"/>
+              <w:ind w:left="100" w:right="100" w:firstLine="0" w:firstLineChars="0"/>
+              <w:rPr>
+                <w:rFonts w:ascii="Helvetica" w:hAnsi="Helvetica" w:eastAsia="Helvetica" w:cs="Helvetica"/>
+                <w:i w:val="false"/>
+                <w:b w:val="false"/>
+                <w:u w:val="none"/>
+                <w:sz w:val="22"/>
+                <w:szCs w:val="22"/>
+                <w:color w:val="000000"/>
+              </w:rPr>
+            </w:pPr>
+            <w:r>
+              <w:rPr>
+                <w:rFonts w:ascii="Helvetica" w:hAnsi="Helvetica" w:eastAsia="Helvetica" w:cs="Helvetica"/>
+                <w:i w:val="false"/>
+                <w:b w:val="false"/>
+                <w:u w:val="none"/>
+                <w:sz w:val="22"/>
+                <w:szCs w:val="22"/>
+                <w:color w:val="000000"/>
+              </w:rPr>
+              <w:t xml:space="preserve">0.18, 2.71</w:t>
+            </w:r>
+          </w:p>
+        </w:tc>
+        <w:tc>
+          <w:tcPr>
+            <w:tcBorders>
+              <w:bottom w:val="none" w:sz="0" w:space="0" w:color="000000"/>
+              <w:top w:val="none" w:sz="0" w:space="0" w:color="000000"/>
+              <w:left w:val="none" w:sz="0" w:space="0" w:color="000000"/>
+              <w:right w:val="none" w:sz="0" w:space="0" w:color="000000"/>
+            </w:tcBorders>
+            <w:shd w:val="clear" w:color="auto" w:fill="FFFFFF"/>
+            <w:tcMar>
+              <w:top w:w="0" w:type="dxa"/>
+              <w:bottom w:w="0" w:type="dxa"/>
+              <w:left w:w="0" w:type="dxa"/>
+              <w:right w:w="0" w:type="dxa"/>
+            </w:tcMar>
+            <w:vAlign w:val="top"/>
+          </w:tcPr>
+          <w:p>
+            <w:pPr>
+              <w:pStyle w:val="Normal"/>
+              <w:jc w:val="center"/>
+              <w:pBdr>
+                <w:bottom w:val="none" w:sz="0" w:space="0" w:color="000000"/>
+                <w:top w:val="none" w:sz="0" w:space="0" w:color="000000"/>
+                <w:left w:val="none" w:sz="0" w:space="0" w:color="000000"/>
+                <w:right w:val="none" w:sz="0" w:space="0" w:color="000000"/>
+              </w:pBdr>
+              <w:spacing w:after="100" w:before="100" w:line="240"/>
+              <w:ind w:left="100" w:right="100" w:firstLine="0" w:firstLineChars="0"/>
+              <w:rPr>
+                <w:rFonts w:ascii="Helvetica" w:hAnsi="Helvetica" w:eastAsia="Helvetica" w:cs="Helvetica"/>
+                <w:i w:val="false"/>
+                <w:b w:val="false"/>
+                <w:u w:val="none"/>
+                <w:sz w:val="22"/>
+                <w:szCs w:val="22"/>
+                <w:color w:val="000000"/>
+              </w:rPr>
+            </w:pPr>
+            <w:r>
+              <w:rPr>
+                <w:rFonts w:ascii="Helvetica" w:hAnsi="Helvetica" w:eastAsia="Helvetica" w:cs="Helvetica"/>
+                <w:i w:val="false"/>
+                <w:b w:val="false"/>
+                <w:u w:val="none"/>
+                <w:sz w:val="22"/>
+                <w:szCs w:val="22"/>
+                <w:color w:val="000000"/>
+              </w:rPr>
+              <w:t xml:space="preserve">0.610</w:t>
             </w:r>
           </w:p>
         </w:tc>
@@ -7170,113 +7170,113 @@
                 <w:szCs w:val="22"/>
                 <w:color w:val="000000"/>
               </w:rPr>
-              <w:t xml:space="preserve">1.95</w:t>
-            </w:r>
-          </w:p>
-        </w:tc>
-        <w:tc>
-          <w:tcPr>
-            <w:tcBorders>
-              <w:bottom w:val="none" w:sz="0" w:space="0" w:color="000000"/>
-              <w:top w:val="none" w:sz="0" w:space="0" w:color="000000"/>
-              <w:left w:val="none" w:sz="0" w:space="0" w:color="000000"/>
-              <w:right w:val="none" w:sz="0" w:space="0" w:color="000000"/>
-            </w:tcBorders>
-            <w:shd w:val="clear" w:color="auto" w:fill="FFFFFF"/>
-            <w:tcMar>
-              <w:top w:w="0" w:type="dxa"/>
-              <w:bottom w:w="0" w:type="dxa"/>
-              <w:left w:w="0" w:type="dxa"/>
-              <w:right w:w="0" w:type="dxa"/>
-            </w:tcMar>
-            <w:vAlign w:val="top"/>
-          </w:tcPr>
-          <w:p>
-            <w:pPr>
-              <w:pStyle w:val="Normal"/>
-              <w:jc w:val="center"/>
-              <w:pBdr>
-                <w:bottom w:val="none" w:sz="0" w:space="0" w:color="000000"/>
-                <w:top w:val="none" w:sz="0" w:space="0" w:color="000000"/>
-                <w:left w:val="none" w:sz="0" w:space="0" w:color="000000"/>
-                <w:right w:val="none" w:sz="0" w:space="0" w:color="000000"/>
-              </w:pBdr>
-              <w:spacing w:after="100" w:before="100" w:line="240"/>
-              <w:ind w:left="100" w:right="100" w:firstLine="0" w:firstLineChars="0"/>
-              <w:rPr>
-                <w:rFonts w:ascii="Helvetica" w:hAnsi="Helvetica" w:eastAsia="Helvetica" w:cs="Helvetica"/>
-                <w:i w:val="false"/>
-                <w:b w:val="false"/>
-                <w:u w:val="none"/>
-                <w:sz w:val="22"/>
-                <w:szCs w:val="22"/>
-                <w:color w:val="000000"/>
-              </w:rPr>
-            </w:pPr>
-            <w:r>
-              <w:rPr>
-                <w:rFonts w:ascii="Helvetica" w:hAnsi="Helvetica" w:eastAsia="Helvetica" w:cs="Helvetica"/>
-                <w:i w:val="false"/>
-                <w:b w:val="false"/>
-                <w:u w:val="none"/>
-                <w:sz w:val="22"/>
-                <w:szCs w:val="22"/>
-                <w:color w:val="000000"/>
-              </w:rPr>
-              <w:t xml:space="preserve">0.89, 4.29</w:t>
-            </w:r>
-          </w:p>
-        </w:tc>
-        <w:tc>
-          <w:tcPr>
-            <w:tcBorders>
-              <w:bottom w:val="none" w:sz="0" w:space="0" w:color="000000"/>
-              <w:top w:val="none" w:sz="0" w:space="0" w:color="000000"/>
-              <w:left w:val="none" w:sz="0" w:space="0" w:color="000000"/>
-              <w:right w:val="none" w:sz="0" w:space="0" w:color="000000"/>
-            </w:tcBorders>
-            <w:shd w:val="clear" w:color="auto" w:fill="FFFFFF"/>
-            <w:tcMar>
-              <w:top w:w="0" w:type="dxa"/>
-              <w:bottom w:w="0" w:type="dxa"/>
-              <w:left w:w="0" w:type="dxa"/>
-              <w:right w:w="0" w:type="dxa"/>
-            </w:tcMar>
-            <w:vAlign w:val="top"/>
-          </w:tcPr>
-          <w:p>
-            <w:pPr>
-              <w:pStyle w:val="Normal"/>
-              <w:jc w:val="center"/>
-              <w:pBdr>
-                <w:bottom w:val="none" w:sz="0" w:space="0" w:color="000000"/>
-                <w:top w:val="none" w:sz="0" w:space="0" w:color="000000"/>
-                <w:left w:val="none" w:sz="0" w:space="0" w:color="000000"/>
-                <w:right w:val="none" w:sz="0" w:space="0" w:color="000000"/>
-              </w:pBdr>
-              <w:spacing w:after="100" w:before="100" w:line="240"/>
-              <w:ind w:left="100" w:right="100" w:firstLine="0" w:firstLineChars="0"/>
-              <w:rPr>
-                <w:rFonts w:ascii="Helvetica" w:hAnsi="Helvetica" w:eastAsia="Helvetica" w:cs="Helvetica"/>
-                <w:i w:val="false"/>
-                <w:b w:val="false"/>
-                <w:u w:val="none"/>
-                <w:sz w:val="22"/>
-                <w:szCs w:val="22"/>
-                <w:color w:val="000000"/>
-              </w:rPr>
-            </w:pPr>
-            <w:r>
-              <w:rPr>
-                <w:rFonts w:ascii="Helvetica" w:hAnsi="Helvetica" w:eastAsia="Helvetica" w:cs="Helvetica"/>
-                <w:i w:val="false"/>
-                <w:b w:val="false"/>
-                <w:u w:val="none"/>
-                <w:sz w:val="22"/>
-                <w:szCs w:val="22"/>
-                <w:color w:val="000000"/>
-              </w:rPr>
-              <w:t xml:space="preserve">0.096</w:t>
+              <w:t xml:space="preserve">1.99</w:t>
+            </w:r>
+          </w:p>
+        </w:tc>
+        <w:tc>
+          <w:tcPr>
+            <w:tcBorders>
+              <w:bottom w:val="none" w:sz="0" w:space="0" w:color="000000"/>
+              <w:top w:val="none" w:sz="0" w:space="0" w:color="000000"/>
+              <w:left w:val="none" w:sz="0" w:space="0" w:color="000000"/>
+              <w:right w:val="none" w:sz="0" w:space="0" w:color="000000"/>
+            </w:tcBorders>
+            <w:shd w:val="clear" w:color="auto" w:fill="FFFFFF"/>
+            <w:tcMar>
+              <w:top w:w="0" w:type="dxa"/>
+              <w:bottom w:w="0" w:type="dxa"/>
+              <w:left w:w="0" w:type="dxa"/>
+              <w:right w:w="0" w:type="dxa"/>
+            </w:tcMar>
+            <w:vAlign w:val="top"/>
+          </w:tcPr>
+          <w:p>
+            <w:pPr>
+              <w:pStyle w:val="Normal"/>
+              <w:jc w:val="center"/>
+              <w:pBdr>
+                <w:bottom w:val="none" w:sz="0" w:space="0" w:color="000000"/>
+                <w:top w:val="none" w:sz="0" w:space="0" w:color="000000"/>
+                <w:left w:val="none" w:sz="0" w:space="0" w:color="000000"/>
+                <w:right w:val="none" w:sz="0" w:space="0" w:color="000000"/>
+              </w:pBdr>
+              <w:spacing w:after="100" w:before="100" w:line="240"/>
+              <w:ind w:left="100" w:right="100" w:firstLine="0" w:firstLineChars="0"/>
+              <w:rPr>
+                <w:rFonts w:ascii="Helvetica" w:hAnsi="Helvetica" w:eastAsia="Helvetica" w:cs="Helvetica"/>
+                <w:i w:val="false"/>
+                <w:b w:val="false"/>
+                <w:u w:val="none"/>
+                <w:sz w:val="22"/>
+                <w:szCs w:val="22"/>
+                <w:color w:val="000000"/>
+              </w:rPr>
+            </w:pPr>
+            <w:r>
+              <w:rPr>
+                <w:rFonts w:ascii="Helvetica" w:hAnsi="Helvetica" w:eastAsia="Helvetica" w:cs="Helvetica"/>
+                <w:i w:val="false"/>
+                <w:b w:val="false"/>
+                <w:u w:val="none"/>
+                <w:sz w:val="22"/>
+                <w:szCs w:val="22"/>
+                <w:color w:val="000000"/>
+              </w:rPr>
+              <w:t xml:space="preserve">0.91, 4.37</w:t>
+            </w:r>
+          </w:p>
+        </w:tc>
+        <w:tc>
+          <w:tcPr>
+            <w:tcBorders>
+              <w:bottom w:val="none" w:sz="0" w:space="0" w:color="000000"/>
+              <w:top w:val="none" w:sz="0" w:space="0" w:color="000000"/>
+              <w:left w:val="none" w:sz="0" w:space="0" w:color="000000"/>
+              <w:right w:val="none" w:sz="0" w:space="0" w:color="000000"/>
+            </w:tcBorders>
+            <w:shd w:val="clear" w:color="auto" w:fill="FFFFFF"/>
+            <w:tcMar>
+              <w:top w:w="0" w:type="dxa"/>
+              <w:bottom w:w="0" w:type="dxa"/>
+              <w:left w:w="0" w:type="dxa"/>
+              <w:right w:w="0" w:type="dxa"/>
+            </w:tcMar>
+            <w:vAlign w:val="top"/>
+          </w:tcPr>
+          <w:p>
+            <w:pPr>
+              <w:pStyle w:val="Normal"/>
+              <w:jc w:val="center"/>
+              <w:pBdr>
+                <w:bottom w:val="none" w:sz="0" w:space="0" w:color="000000"/>
+                <w:top w:val="none" w:sz="0" w:space="0" w:color="000000"/>
+                <w:left w:val="none" w:sz="0" w:space="0" w:color="000000"/>
+                <w:right w:val="none" w:sz="0" w:space="0" w:color="000000"/>
+              </w:pBdr>
+              <w:spacing w:after="100" w:before="100" w:line="240"/>
+              <w:ind w:left="100" w:right="100" w:firstLine="0" w:firstLineChars="0"/>
+              <w:rPr>
+                <w:rFonts w:ascii="Helvetica" w:hAnsi="Helvetica" w:eastAsia="Helvetica" w:cs="Helvetica"/>
+                <w:i w:val="false"/>
+                <w:b w:val="false"/>
+                <w:u w:val="none"/>
+                <w:sz w:val="22"/>
+                <w:szCs w:val="22"/>
+                <w:color w:val="000000"/>
+              </w:rPr>
+            </w:pPr>
+            <w:r>
+              <w:rPr>
+                <w:rFonts w:ascii="Helvetica" w:hAnsi="Helvetica" w:eastAsia="Helvetica" w:cs="Helvetica"/>
+                <w:i w:val="false"/>
+                <w:b w:val="false"/>
+                <w:u w:val="none"/>
+                <w:sz w:val="22"/>
+                <w:szCs w:val="22"/>
+                <w:color w:val="000000"/>
+              </w:rPr>
+              <w:t xml:space="preserve">0.087</w:t>
             </w:r>
           </w:p>
         </w:tc>
@@ -7435,60 +7435,60 @@
                 <w:szCs w:val="22"/>
                 <w:color w:val="000000"/>
               </w:rPr>
-              <w:t xml:space="preserve">0.05, 1.17</w:t>
-            </w:r>
-          </w:p>
-        </w:tc>
-        <w:tc>
-          <w:tcPr>
-            <w:tcBorders>
-              <w:bottom w:val="none" w:sz="0" w:space="0" w:color="000000"/>
-              <w:top w:val="none" w:sz="0" w:space="0" w:color="000000"/>
-              <w:left w:val="none" w:sz="0" w:space="0" w:color="000000"/>
-              <w:right w:val="none" w:sz="0" w:space="0" w:color="000000"/>
-            </w:tcBorders>
-            <w:shd w:val="clear" w:color="auto" w:fill="FFFFFF"/>
-            <w:tcMar>
-              <w:top w:w="0" w:type="dxa"/>
-              <w:bottom w:w="0" w:type="dxa"/>
-              <w:left w:w="0" w:type="dxa"/>
-              <w:right w:w="0" w:type="dxa"/>
-            </w:tcMar>
-            <w:vAlign w:val="top"/>
-          </w:tcPr>
-          <w:p>
-            <w:pPr>
-              <w:pStyle w:val="Normal"/>
-              <w:jc w:val="center"/>
-              <w:pBdr>
-                <w:bottom w:val="none" w:sz="0" w:space="0" w:color="000000"/>
-                <w:top w:val="none" w:sz="0" w:space="0" w:color="000000"/>
-                <w:left w:val="none" w:sz="0" w:space="0" w:color="000000"/>
-                <w:right w:val="none" w:sz="0" w:space="0" w:color="000000"/>
-              </w:pBdr>
-              <w:spacing w:after="100" w:before="100" w:line="240"/>
-              <w:ind w:left="100" w:right="100" w:firstLine="0" w:firstLineChars="0"/>
-              <w:rPr>
-                <w:rFonts w:ascii="Helvetica" w:hAnsi="Helvetica" w:eastAsia="Helvetica" w:cs="Helvetica"/>
-                <w:i w:val="false"/>
-                <w:b w:val="false"/>
-                <w:u w:val="none"/>
-                <w:sz w:val="22"/>
-                <w:szCs w:val="22"/>
-                <w:color w:val="000000"/>
-              </w:rPr>
-            </w:pPr>
-            <w:r>
-              <w:rPr>
-                <w:rFonts w:ascii="Helvetica" w:hAnsi="Helvetica" w:eastAsia="Helvetica" w:cs="Helvetica"/>
-                <w:i w:val="false"/>
-                <w:b w:val="false"/>
-                <w:u w:val="none"/>
-                <w:sz w:val="22"/>
-                <w:szCs w:val="22"/>
-                <w:color w:val="000000"/>
-              </w:rPr>
-              <w:t xml:space="preserve">0.079</w:t>
+              <w:t xml:space="preserve">0.05, 1.20</w:t>
+            </w:r>
+          </w:p>
+        </w:tc>
+        <w:tc>
+          <w:tcPr>
+            <w:tcBorders>
+              <w:bottom w:val="none" w:sz="0" w:space="0" w:color="000000"/>
+              <w:top w:val="none" w:sz="0" w:space="0" w:color="000000"/>
+              <w:left w:val="none" w:sz="0" w:space="0" w:color="000000"/>
+              <w:right w:val="none" w:sz="0" w:space="0" w:color="000000"/>
+            </w:tcBorders>
+            <w:shd w:val="clear" w:color="auto" w:fill="FFFFFF"/>
+            <w:tcMar>
+              <w:top w:w="0" w:type="dxa"/>
+              <w:bottom w:w="0" w:type="dxa"/>
+              <w:left w:w="0" w:type="dxa"/>
+              <w:right w:w="0" w:type="dxa"/>
+            </w:tcMar>
+            <w:vAlign w:val="top"/>
+          </w:tcPr>
+          <w:p>
+            <w:pPr>
+              <w:pStyle w:val="Normal"/>
+              <w:jc w:val="center"/>
+              <w:pBdr>
+                <w:bottom w:val="none" w:sz="0" w:space="0" w:color="000000"/>
+                <w:top w:val="none" w:sz="0" w:space="0" w:color="000000"/>
+                <w:left w:val="none" w:sz="0" w:space="0" w:color="000000"/>
+                <w:right w:val="none" w:sz="0" w:space="0" w:color="000000"/>
+              </w:pBdr>
+              <w:spacing w:after="100" w:before="100" w:line="240"/>
+              <w:ind w:left="100" w:right="100" w:firstLine="0" w:firstLineChars="0"/>
+              <w:rPr>
+                <w:rFonts w:ascii="Helvetica" w:hAnsi="Helvetica" w:eastAsia="Helvetica" w:cs="Helvetica"/>
+                <w:i w:val="false"/>
+                <w:b w:val="false"/>
+                <w:u w:val="none"/>
+                <w:sz w:val="22"/>
+                <w:szCs w:val="22"/>
+                <w:color w:val="000000"/>
+              </w:rPr>
+            </w:pPr>
+            <w:r>
+              <w:rPr>
+                <w:rFonts w:ascii="Helvetica" w:hAnsi="Helvetica" w:eastAsia="Helvetica" w:cs="Helvetica"/>
+                <w:i w:val="false"/>
+                <w:b w:val="false"/>
+                <w:u w:val="none"/>
+                <w:sz w:val="22"/>
+                <w:szCs w:val="22"/>
+                <w:color w:val="000000"/>
+              </w:rPr>
+              <w:t xml:space="preserve">0.084</w:t>
             </w:r>
           </w:p>
         </w:tc>
@@ -7706,7 +7706,7 @@
                 <w:szCs w:val="22"/>
                 <w:color w:val="000000"/>
               </w:rPr>
-              <w:t xml:space="preserve">0.05, 0.66</w:t>
+              <w:t xml:space="preserve">0.05, 0.67</w:t>
             </w:r>
           </w:p>
         </w:tc>
@@ -7865,113 +7865,113 @@
                 <w:szCs w:val="22"/>
                 <w:color w:val="000000"/>
               </w:rPr>
-              <w:t xml:space="preserve">0.26</w:t>
-            </w:r>
-          </w:p>
-        </w:tc>
-        <w:tc>
-          <w:tcPr>
-            <w:tcBorders>
-              <w:bottom w:val="none" w:sz="0" w:space="0" w:color="000000"/>
-              <w:top w:val="none" w:sz="0" w:space="0" w:color="000000"/>
-              <w:left w:val="none" w:sz="0" w:space="0" w:color="000000"/>
-              <w:right w:val="none" w:sz="0" w:space="0" w:color="000000"/>
-            </w:tcBorders>
-            <w:shd w:val="clear" w:color="auto" w:fill="FFFFFF"/>
-            <w:tcMar>
-              <w:top w:w="0" w:type="dxa"/>
-              <w:bottom w:w="0" w:type="dxa"/>
-              <w:left w:w="0" w:type="dxa"/>
-              <w:right w:w="0" w:type="dxa"/>
-            </w:tcMar>
-            <w:vAlign w:val="top"/>
-          </w:tcPr>
-          <w:p>
-            <w:pPr>
-              <w:pStyle w:val="Normal"/>
-              <w:jc w:val="center"/>
-              <w:pBdr>
-                <w:bottom w:val="none" w:sz="0" w:space="0" w:color="000000"/>
-                <w:top w:val="none" w:sz="0" w:space="0" w:color="000000"/>
-                <w:left w:val="none" w:sz="0" w:space="0" w:color="000000"/>
-                <w:right w:val="none" w:sz="0" w:space="0" w:color="000000"/>
-              </w:pBdr>
-              <w:spacing w:after="100" w:before="100" w:line="240"/>
-              <w:ind w:left="100" w:right="100" w:firstLine="0" w:firstLineChars="0"/>
-              <w:rPr>
-                <w:rFonts w:ascii="Helvetica" w:hAnsi="Helvetica" w:eastAsia="Helvetica" w:cs="Helvetica"/>
-                <w:i w:val="false"/>
-                <w:b w:val="false"/>
-                <w:u w:val="none"/>
-                <w:sz w:val="22"/>
-                <w:szCs w:val="22"/>
-                <w:color w:val="000000"/>
-              </w:rPr>
-            </w:pPr>
-            <w:r>
-              <w:rPr>
-                <w:rFonts w:ascii="Helvetica" w:hAnsi="Helvetica" w:eastAsia="Helvetica" w:cs="Helvetica"/>
-                <w:i w:val="false"/>
-                <w:b w:val="false"/>
-                <w:u w:val="none"/>
-                <w:sz w:val="22"/>
-                <w:szCs w:val="22"/>
-                <w:color w:val="000000"/>
-              </w:rPr>
-              <w:t xml:space="preserve">0.04, 1.71</w:t>
-            </w:r>
-          </w:p>
-        </w:tc>
-        <w:tc>
-          <w:tcPr>
-            <w:tcBorders>
-              <w:bottom w:val="none" w:sz="0" w:space="0" w:color="000000"/>
-              <w:top w:val="none" w:sz="0" w:space="0" w:color="000000"/>
-              <w:left w:val="none" w:sz="0" w:space="0" w:color="000000"/>
-              <w:right w:val="none" w:sz="0" w:space="0" w:color="000000"/>
-            </w:tcBorders>
-            <w:shd w:val="clear" w:color="auto" w:fill="FFFFFF"/>
-            <w:tcMar>
-              <w:top w:w="0" w:type="dxa"/>
-              <w:bottom w:w="0" w:type="dxa"/>
-              <w:left w:w="0" w:type="dxa"/>
-              <w:right w:w="0" w:type="dxa"/>
-            </w:tcMar>
-            <w:vAlign w:val="top"/>
-          </w:tcPr>
-          <w:p>
-            <w:pPr>
-              <w:pStyle w:val="Normal"/>
-              <w:jc w:val="center"/>
-              <w:pBdr>
-                <w:bottom w:val="none" w:sz="0" w:space="0" w:color="000000"/>
-                <w:top w:val="none" w:sz="0" w:space="0" w:color="000000"/>
-                <w:left w:val="none" w:sz="0" w:space="0" w:color="000000"/>
-                <w:right w:val="none" w:sz="0" w:space="0" w:color="000000"/>
-              </w:pBdr>
-              <w:spacing w:after="100" w:before="100" w:line="240"/>
-              <w:ind w:left="100" w:right="100" w:firstLine="0" w:firstLineChars="0"/>
-              <w:rPr>
-                <w:rFonts w:ascii="Helvetica" w:hAnsi="Helvetica" w:eastAsia="Helvetica" w:cs="Helvetica"/>
-                <w:i w:val="false"/>
-                <w:b w:val="false"/>
-                <w:u w:val="none"/>
-                <w:sz w:val="22"/>
-                <w:szCs w:val="22"/>
-                <w:color w:val="000000"/>
-              </w:rPr>
-            </w:pPr>
-            <w:r>
-              <w:rPr>
-                <w:rFonts w:ascii="Helvetica" w:hAnsi="Helvetica" w:eastAsia="Helvetica" w:cs="Helvetica"/>
-                <w:i w:val="false"/>
-                <w:b w:val="false"/>
-                <w:u w:val="none"/>
-                <w:sz w:val="22"/>
-                <w:szCs w:val="22"/>
-                <w:color w:val="000000"/>
-              </w:rPr>
-              <w:t xml:space="preserve">0.160</w:t>
+              <w:t xml:space="preserve">0.28</w:t>
+            </w:r>
+          </w:p>
+        </w:tc>
+        <w:tc>
+          <w:tcPr>
+            <w:tcBorders>
+              <w:bottom w:val="none" w:sz="0" w:space="0" w:color="000000"/>
+              <w:top w:val="none" w:sz="0" w:space="0" w:color="000000"/>
+              <w:left w:val="none" w:sz="0" w:space="0" w:color="000000"/>
+              <w:right w:val="none" w:sz="0" w:space="0" w:color="000000"/>
+            </w:tcBorders>
+            <w:shd w:val="clear" w:color="auto" w:fill="FFFFFF"/>
+            <w:tcMar>
+              <w:top w:w="0" w:type="dxa"/>
+              <w:bottom w:w="0" w:type="dxa"/>
+              <w:left w:w="0" w:type="dxa"/>
+              <w:right w:w="0" w:type="dxa"/>
+            </w:tcMar>
+            <w:vAlign w:val="top"/>
+          </w:tcPr>
+          <w:p>
+            <w:pPr>
+              <w:pStyle w:val="Normal"/>
+              <w:jc w:val="center"/>
+              <w:pBdr>
+                <w:bottom w:val="none" w:sz="0" w:space="0" w:color="000000"/>
+                <w:top w:val="none" w:sz="0" w:space="0" w:color="000000"/>
+                <w:left w:val="none" w:sz="0" w:space="0" w:color="000000"/>
+                <w:right w:val="none" w:sz="0" w:space="0" w:color="000000"/>
+              </w:pBdr>
+              <w:spacing w:after="100" w:before="100" w:line="240"/>
+              <w:ind w:left="100" w:right="100" w:firstLine="0" w:firstLineChars="0"/>
+              <w:rPr>
+                <w:rFonts w:ascii="Helvetica" w:hAnsi="Helvetica" w:eastAsia="Helvetica" w:cs="Helvetica"/>
+                <w:i w:val="false"/>
+                <w:b w:val="false"/>
+                <w:u w:val="none"/>
+                <w:sz w:val="22"/>
+                <w:szCs w:val="22"/>
+                <w:color w:val="000000"/>
+              </w:rPr>
+            </w:pPr>
+            <w:r>
+              <w:rPr>
+                <w:rFonts w:ascii="Helvetica" w:hAnsi="Helvetica" w:eastAsia="Helvetica" w:cs="Helvetica"/>
+                <w:i w:val="false"/>
+                <w:b w:val="false"/>
+                <w:u w:val="none"/>
+                <w:sz w:val="22"/>
+                <w:szCs w:val="22"/>
+                <w:color w:val="000000"/>
+              </w:rPr>
+              <w:t xml:space="preserve">0.04, 1.84</w:t>
+            </w:r>
+          </w:p>
+        </w:tc>
+        <w:tc>
+          <w:tcPr>
+            <w:tcBorders>
+              <w:bottom w:val="none" w:sz="0" w:space="0" w:color="000000"/>
+              <w:top w:val="none" w:sz="0" w:space="0" w:color="000000"/>
+              <w:left w:val="none" w:sz="0" w:space="0" w:color="000000"/>
+              <w:right w:val="none" w:sz="0" w:space="0" w:color="000000"/>
+            </w:tcBorders>
+            <w:shd w:val="clear" w:color="auto" w:fill="FFFFFF"/>
+            <w:tcMar>
+              <w:top w:w="0" w:type="dxa"/>
+              <w:bottom w:w="0" w:type="dxa"/>
+              <w:left w:w="0" w:type="dxa"/>
+              <w:right w:w="0" w:type="dxa"/>
+            </w:tcMar>
+            <w:vAlign w:val="top"/>
+          </w:tcPr>
+          <w:p>
+            <w:pPr>
+              <w:pStyle w:val="Normal"/>
+              <w:jc w:val="center"/>
+              <w:pBdr>
+                <w:bottom w:val="none" w:sz="0" w:space="0" w:color="000000"/>
+                <w:top w:val="none" w:sz="0" w:space="0" w:color="000000"/>
+                <w:left w:val="none" w:sz="0" w:space="0" w:color="000000"/>
+                <w:right w:val="none" w:sz="0" w:space="0" w:color="000000"/>
+              </w:pBdr>
+              <w:spacing w:after="100" w:before="100" w:line="240"/>
+              <w:ind w:left="100" w:right="100" w:firstLine="0" w:firstLineChars="0"/>
+              <w:rPr>
+                <w:rFonts w:ascii="Helvetica" w:hAnsi="Helvetica" w:eastAsia="Helvetica" w:cs="Helvetica"/>
+                <w:i w:val="false"/>
+                <w:b w:val="false"/>
+                <w:u w:val="none"/>
+                <w:sz w:val="22"/>
+                <w:szCs w:val="22"/>
+                <w:color w:val="000000"/>
+              </w:rPr>
+            </w:pPr>
+            <w:r>
+              <w:rPr>
+                <w:rFonts w:ascii="Helvetica" w:hAnsi="Helvetica" w:eastAsia="Helvetica" w:cs="Helvetica"/>
+                <w:i w:val="false"/>
+                <w:b w:val="false"/>
+                <w:u w:val="none"/>
+                <w:sz w:val="22"/>
+                <w:szCs w:val="22"/>
+                <w:color w:val="000000"/>
+              </w:rPr>
+              <w:t xml:space="preserve">0.190</w:t>
             </w:r>
           </w:p>
         </w:tc>
@@ -8136,113 +8136,113 @@
                 <w:szCs w:val="22"/>
                 <w:color w:val="000000"/>
               </w:rPr>
-              <w:t xml:space="preserve">0.54</w:t>
-            </w:r>
-          </w:p>
-        </w:tc>
-        <w:tc>
-          <w:tcPr>
-            <w:tcBorders>
-              <w:bottom w:val="none" w:sz="0" w:space="0" w:color="000000"/>
-              <w:top w:val="none" w:sz="0" w:space="0" w:color="000000"/>
-              <w:left w:val="none" w:sz="0" w:space="0" w:color="000000"/>
-              <w:right w:val="none" w:sz="0" w:space="0" w:color="000000"/>
-            </w:tcBorders>
-            <w:shd w:val="clear" w:color="auto" w:fill="FFFFFF"/>
-            <w:tcMar>
-              <w:top w:w="0" w:type="dxa"/>
-              <w:bottom w:w="0" w:type="dxa"/>
-              <w:left w:w="0" w:type="dxa"/>
-              <w:right w:w="0" w:type="dxa"/>
-            </w:tcMar>
-            <w:vAlign w:val="top"/>
-          </w:tcPr>
-          <w:p>
-            <w:pPr>
-              <w:pStyle w:val="Normal"/>
-              <w:jc w:val="center"/>
-              <w:pBdr>
-                <w:bottom w:val="none" w:sz="0" w:space="0" w:color="000000"/>
-                <w:top w:val="none" w:sz="0" w:space="0" w:color="000000"/>
-                <w:left w:val="none" w:sz="0" w:space="0" w:color="000000"/>
-                <w:right w:val="none" w:sz="0" w:space="0" w:color="000000"/>
-              </w:pBdr>
-              <w:spacing w:after="100" w:before="100" w:line="240"/>
-              <w:ind w:left="100" w:right="100" w:firstLine="0" w:firstLineChars="0"/>
-              <w:rPr>
-                <w:rFonts w:ascii="Helvetica" w:hAnsi="Helvetica" w:eastAsia="Helvetica" w:cs="Helvetica"/>
-                <w:i w:val="false"/>
-                <w:b w:val="false"/>
-                <w:u w:val="none"/>
-                <w:sz w:val="22"/>
-                <w:szCs w:val="22"/>
-                <w:color w:val="000000"/>
-              </w:rPr>
-            </w:pPr>
-            <w:r>
-              <w:rPr>
-                <w:rFonts w:ascii="Helvetica" w:hAnsi="Helvetica" w:eastAsia="Helvetica" w:cs="Helvetica"/>
-                <w:i w:val="false"/>
-                <w:b w:val="false"/>
-                <w:u w:val="none"/>
-                <w:sz w:val="22"/>
-                <w:szCs w:val="22"/>
-                <w:color w:val="000000"/>
-              </w:rPr>
-              <w:t xml:space="preserve">0.19, 1.51</w:t>
-            </w:r>
-          </w:p>
-        </w:tc>
-        <w:tc>
-          <w:tcPr>
-            <w:tcBorders>
-              <w:bottom w:val="none" w:sz="0" w:space="0" w:color="000000"/>
-              <w:top w:val="none" w:sz="0" w:space="0" w:color="000000"/>
-              <w:left w:val="none" w:sz="0" w:space="0" w:color="000000"/>
-              <w:right w:val="none" w:sz="0" w:space="0" w:color="000000"/>
-            </w:tcBorders>
-            <w:shd w:val="clear" w:color="auto" w:fill="FFFFFF"/>
-            <w:tcMar>
-              <w:top w:w="0" w:type="dxa"/>
-              <w:bottom w:w="0" w:type="dxa"/>
-              <w:left w:w="0" w:type="dxa"/>
-              <w:right w:w="0" w:type="dxa"/>
-            </w:tcMar>
-            <w:vAlign w:val="top"/>
-          </w:tcPr>
-          <w:p>
-            <w:pPr>
-              <w:pStyle w:val="Normal"/>
-              <w:jc w:val="center"/>
-              <w:pBdr>
-                <w:bottom w:val="none" w:sz="0" w:space="0" w:color="000000"/>
-                <w:top w:val="none" w:sz="0" w:space="0" w:color="000000"/>
-                <w:left w:val="none" w:sz="0" w:space="0" w:color="000000"/>
-                <w:right w:val="none" w:sz="0" w:space="0" w:color="000000"/>
-              </w:pBdr>
-              <w:spacing w:after="100" w:before="100" w:line="240"/>
-              <w:ind w:left="100" w:right="100" w:firstLine="0" w:firstLineChars="0"/>
-              <w:rPr>
-                <w:rFonts w:ascii="Helvetica" w:hAnsi="Helvetica" w:eastAsia="Helvetica" w:cs="Helvetica"/>
-                <w:i w:val="false"/>
-                <w:b w:val="false"/>
-                <w:u w:val="none"/>
-                <w:sz w:val="22"/>
-                <w:szCs w:val="22"/>
-                <w:color w:val="000000"/>
-              </w:rPr>
-            </w:pPr>
-            <w:r>
-              <w:rPr>
-                <w:rFonts w:ascii="Helvetica" w:hAnsi="Helvetica" w:eastAsia="Helvetica" w:cs="Helvetica"/>
-                <w:i w:val="false"/>
-                <w:b w:val="false"/>
-                <w:u w:val="none"/>
-                <w:sz w:val="22"/>
-                <w:szCs w:val="22"/>
-                <w:color w:val="000000"/>
-              </w:rPr>
-              <w:t xml:space="preserve">0.240</w:t>
+              <w:t xml:space="preserve">0.55</w:t>
+            </w:r>
+          </w:p>
+        </w:tc>
+        <w:tc>
+          <w:tcPr>
+            <w:tcBorders>
+              <w:bottom w:val="none" w:sz="0" w:space="0" w:color="000000"/>
+              <w:top w:val="none" w:sz="0" w:space="0" w:color="000000"/>
+              <w:left w:val="none" w:sz="0" w:space="0" w:color="000000"/>
+              <w:right w:val="none" w:sz="0" w:space="0" w:color="000000"/>
+            </w:tcBorders>
+            <w:shd w:val="clear" w:color="auto" w:fill="FFFFFF"/>
+            <w:tcMar>
+              <w:top w:w="0" w:type="dxa"/>
+              <w:bottom w:w="0" w:type="dxa"/>
+              <w:left w:w="0" w:type="dxa"/>
+              <w:right w:w="0" w:type="dxa"/>
+            </w:tcMar>
+            <w:vAlign w:val="top"/>
+          </w:tcPr>
+          <w:p>
+            <w:pPr>
+              <w:pStyle w:val="Normal"/>
+              <w:jc w:val="center"/>
+              <w:pBdr>
+                <w:bottom w:val="none" w:sz="0" w:space="0" w:color="000000"/>
+                <w:top w:val="none" w:sz="0" w:space="0" w:color="000000"/>
+                <w:left w:val="none" w:sz="0" w:space="0" w:color="000000"/>
+                <w:right w:val="none" w:sz="0" w:space="0" w:color="000000"/>
+              </w:pBdr>
+              <w:spacing w:after="100" w:before="100" w:line="240"/>
+              <w:ind w:left="100" w:right="100" w:firstLine="0" w:firstLineChars="0"/>
+              <w:rPr>
+                <w:rFonts w:ascii="Helvetica" w:hAnsi="Helvetica" w:eastAsia="Helvetica" w:cs="Helvetica"/>
+                <w:i w:val="false"/>
+                <w:b w:val="false"/>
+                <w:u w:val="none"/>
+                <w:sz w:val="22"/>
+                <w:szCs w:val="22"/>
+                <w:color w:val="000000"/>
+              </w:rPr>
+            </w:pPr>
+            <w:r>
+              <w:rPr>
+                <w:rFonts w:ascii="Helvetica" w:hAnsi="Helvetica" w:eastAsia="Helvetica" w:cs="Helvetica"/>
+                <w:i w:val="false"/>
+                <w:b w:val="false"/>
+                <w:u w:val="none"/>
+                <w:sz w:val="22"/>
+                <w:szCs w:val="22"/>
+                <w:color w:val="000000"/>
+              </w:rPr>
+              <w:t xml:space="preserve">0.20, 1.54</w:t>
+            </w:r>
+          </w:p>
+        </w:tc>
+        <w:tc>
+          <w:tcPr>
+            <w:tcBorders>
+              <w:bottom w:val="none" w:sz="0" w:space="0" w:color="000000"/>
+              <w:top w:val="none" w:sz="0" w:space="0" w:color="000000"/>
+              <w:left w:val="none" w:sz="0" w:space="0" w:color="000000"/>
+              <w:right w:val="none" w:sz="0" w:space="0" w:color="000000"/>
+            </w:tcBorders>
+            <w:shd w:val="clear" w:color="auto" w:fill="FFFFFF"/>
+            <w:tcMar>
+              <w:top w:w="0" w:type="dxa"/>
+              <w:bottom w:w="0" w:type="dxa"/>
+              <w:left w:w="0" w:type="dxa"/>
+              <w:right w:w="0" w:type="dxa"/>
+            </w:tcMar>
+            <w:vAlign w:val="top"/>
+          </w:tcPr>
+          <w:p>
+            <w:pPr>
+              <w:pStyle w:val="Normal"/>
+              <w:jc w:val="center"/>
+              <w:pBdr>
+                <w:bottom w:val="none" w:sz="0" w:space="0" w:color="000000"/>
+                <w:top w:val="none" w:sz="0" w:space="0" w:color="000000"/>
+                <w:left w:val="none" w:sz="0" w:space="0" w:color="000000"/>
+                <w:right w:val="none" w:sz="0" w:space="0" w:color="000000"/>
+              </w:pBdr>
+              <w:spacing w:after="100" w:before="100" w:line="240"/>
+              <w:ind w:left="100" w:right="100" w:firstLine="0" w:firstLineChars="0"/>
+              <w:rPr>
+                <w:rFonts w:ascii="Helvetica" w:hAnsi="Helvetica" w:eastAsia="Helvetica" w:cs="Helvetica"/>
+                <w:i w:val="false"/>
+                <w:b w:val="false"/>
+                <w:u w:val="none"/>
+                <w:sz w:val="22"/>
+                <w:szCs w:val="22"/>
+                <w:color w:val="000000"/>
+              </w:rPr>
+            </w:pPr>
+            <w:r>
+              <w:rPr>
+                <w:rFonts w:ascii="Helvetica" w:hAnsi="Helvetica" w:eastAsia="Helvetica" w:cs="Helvetica"/>
+                <w:i w:val="false"/>
+                <w:b w:val="false"/>
+                <w:u w:val="none"/>
+                <w:sz w:val="22"/>
+                <w:szCs w:val="22"/>
+                <w:color w:val="000000"/>
+              </w:rPr>
+              <w:t xml:space="preserve">0.260</w:t>
             </w:r>
           </w:p>
         </w:tc>
@@ -8348,113 +8348,113 @@
                 <w:szCs w:val="22"/>
                 <w:color w:val="000000"/>
               </w:rPr>
-              <w:t xml:space="preserve">0.21</w:t>
-            </w:r>
-          </w:p>
-        </w:tc>
-        <w:tc>
-          <w:tcPr>
-            <w:tcBorders>
-              <w:bottom w:val="none" w:sz="0" w:space="0" w:color="000000"/>
-              <w:top w:val="none" w:sz="0" w:space="0" w:color="000000"/>
-              <w:left w:val="none" w:sz="0" w:space="0" w:color="000000"/>
-              <w:right w:val="none" w:sz="0" w:space="0" w:color="000000"/>
-            </w:tcBorders>
-            <w:shd w:val="clear" w:color="auto" w:fill="FFFFFF"/>
-            <w:tcMar>
-              <w:top w:w="0" w:type="dxa"/>
-              <w:bottom w:w="0" w:type="dxa"/>
-              <w:left w:w="0" w:type="dxa"/>
-              <w:right w:w="0" w:type="dxa"/>
-            </w:tcMar>
-            <w:vAlign w:val="top"/>
-          </w:tcPr>
-          <w:p>
-            <w:pPr>
-              <w:pStyle w:val="Normal"/>
-              <w:jc w:val="center"/>
-              <w:pBdr>
-                <w:bottom w:val="none" w:sz="0" w:space="0" w:color="000000"/>
-                <w:top w:val="none" w:sz="0" w:space="0" w:color="000000"/>
-                <w:left w:val="none" w:sz="0" w:space="0" w:color="000000"/>
-                <w:right w:val="none" w:sz="0" w:space="0" w:color="000000"/>
-              </w:pBdr>
-              <w:spacing w:after="100" w:before="100" w:line="240"/>
-              <w:ind w:left="100" w:right="100" w:firstLine="0" w:firstLineChars="0"/>
-              <w:rPr>
-                <w:rFonts w:ascii="Helvetica" w:hAnsi="Helvetica" w:eastAsia="Helvetica" w:cs="Helvetica"/>
-                <w:i w:val="false"/>
-                <w:b w:val="false"/>
-                <w:u w:val="none"/>
-                <w:sz w:val="22"/>
-                <w:szCs w:val="22"/>
-                <w:color w:val="000000"/>
-              </w:rPr>
-            </w:pPr>
-            <w:r>
-              <w:rPr>
-                <w:rFonts w:ascii="Helvetica" w:hAnsi="Helvetica" w:eastAsia="Helvetica" w:cs="Helvetica"/>
-                <w:i w:val="false"/>
-                <w:b w:val="false"/>
-                <w:u w:val="none"/>
-                <w:sz w:val="22"/>
-                <w:szCs w:val="22"/>
-                <w:color w:val="000000"/>
-              </w:rPr>
-              <w:t xml:space="preserve">0.05, 0.88</w:t>
-            </w:r>
-          </w:p>
-        </w:tc>
-        <w:tc>
-          <w:tcPr>
-            <w:tcBorders>
-              <w:bottom w:val="none" w:sz="0" w:space="0" w:color="000000"/>
-              <w:top w:val="none" w:sz="0" w:space="0" w:color="000000"/>
-              <w:left w:val="none" w:sz="0" w:space="0" w:color="000000"/>
-              <w:right w:val="none" w:sz="0" w:space="0" w:color="000000"/>
-            </w:tcBorders>
-            <w:shd w:val="clear" w:color="auto" w:fill="FFFFFF"/>
-            <w:tcMar>
-              <w:top w:w="0" w:type="dxa"/>
-              <w:bottom w:w="0" w:type="dxa"/>
-              <w:left w:w="0" w:type="dxa"/>
-              <w:right w:w="0" w:type="dxa"/>
-            </w:tcMar>
-            <w:vAlign w:val="top"/>
-          </w:tcPr>
-          <w:p>
-            <w:pPr>
-              <w:pStyle w:val="Normal"/>
-              <w:jc w:val="center"/>
-              <w:pBdr>
-                <w:bottom w:val="none" w:sz="0" w:space="0" w:color="000000"/>
-                <w:top w:val="none" w:sz="0" w:space="0" w:color="000000"/>
-                <w:left w:val="none" w:sz="0" w:space="0" w:color="000000"/>
-                <w:right w:val="none" w:sz="0" w:space="0" w:color="000000"/>
-              </w:pBdr>
-              <w:spacing w:after="100" w:before="100" w:line="240"/>
-              <w:ind w:left="100" w:right="100" w:firstLine="0" w:firstLineChars="0"/>
-              <w:rPr>
-                <w:rFonts w:ascii="Helvetica" w:hAnsi="Helvetica" w:eastAsia="Helvetica" w:cs="Helvetica"/>
-                <w:i w:val="false"/>
-                <w:b w:val="false"/>
-                <w:u w:val="none"/>
-                <w:sz w:val="22"/>
-                <w:szCs w:val="22"/>
-                <w:color w:val="000000"/>
-              </w:rPr>
-            </w:pPr>
-            <w:r>
-              <w:rPr>
-                <w:rFonts w:ascii="Helvetica" w:hAnsi="Helvetica" w:eastAsia="Helvetica" w:cs="Helvetica"/>
-                <w:i w:val="false"/>
-                <w:b w:val="false"/>
-                <w:u w:val="none"/>
-                <w:sz w:val="22"/>
-                <w:szCs w:val="22"/>
-                <w:color w:val="000000"/>
-              </w:rPr>
-              <w:t xml:space="preserve">0.033</w:t>
+              <w:t xml:space="preserve">0.22</w:t>
+            </w:r>
+          </w:p>
+        </w:tc>
+        <w:tc>
+          <w:tcPr>
+            <w:tcBorders>
+              <w:bottom w:val="none" w:sz="0" w:space="0" w:color="000000"/>
+              <w:top w:val="none" w:sz="0" w:space="0" w:color="000000"/>
+              <w:left w:val="none" w:sz="0" w:space="0" w:color="000000"/>
+              <w:right w:val="none" w:sz="0" w:space="0" w:color="000000"/>
+            </w:tcBorders>
+            <w:shd w:val="clear" w:color="auto" w:fill="FFFFFF"/>
+            <w:tcMar>
+              <w:top w:w="0" w:type="dxa"/>
+              <w:bottom w:w="0" w:type="dxa"/>
+              <w:left w:w="0" w:type="dxa"/>
+              <w:right w:w="0" w:type="dxa"/>
+            </w:tcMar>
+            <w:vAlign w:val="top"/>
+          </w:tcPr>
+          <w:p>
+            <w:pPr>
+              <w:pStyle w:val="Normal"/>
+              <w:jc w:val="center"/>
+              <w:pBdr>
+                <w:bottom w:val="none" w:sz="0" w:space="0" w:color="000000"/>
+                <w:top w:val="none" w:sz="0" w:space="0" w:color="000000"/>
+                <w:left w:val="none" w:sz="0" w:space="0" w:color="000000"/>
+                <w:right w:val="none" w:sz="0" w:space="0" w:color="000000"/>
+              </w:pBdr>
+              <w:spacing w:after="100" w:before="100" w:line="240"/>
+              <w:ind w:left="100" w:right="100" w:firstLine="0" w:firstLineChars="0"/>
+              <w:rPr>
+                <w:rFonts w:ascii="Helvetica" w:hAnsi="Helvetica" w:eastAsia="Helvetica" w:cs="Helvetica"/>
+                <w:i w:val="false"/>
+                <w:b w:val="false"/>
+                <w:u w:val="none"/>
+                <w:sz w:val="22"/>
+                <w:szCs w:val="22"/>
+                <w:color w:val="000000"/>
+              </w:rPr>
+            </w:pPr>
+            <w:r>
+              <w:rPr>
+                <w:rFonts w:ascii="Helvetica" w:hAnsi="Helvetica" w:eastAsia="Helvetica" w:cs="Helvetica"/>
+                <w:i w:val="false"/>
+                <w:b w:val="false"/>
+                <w:u w:val="none"/>
+                <w:sz w:val="22"/>
+                <w:szCs w:val="22"/>
+                <w:color w:val="000000"/>
+              </w:rPr>
+              <w:t xml:space="preserve">0.05, 0.94</w:t>
+            </w:r>
+          </w:p>
+        </w:tc>
+        <w:tc>
+          <w:tcPr>
+            <w:tcBorders>
+              <w:bottom w:val="none" w:sz="0" w:space="0" w:color="000000"/>
+              <w:top w:val="none" w:sz="0" w:space="0" w:color="000000"/>
+              <w:left w:val="none" w:sz="0" w:space="0" w:color="000000"/>
+              <w:right w:val="none" w:sz="0" w:space="0" w:color="000000"/>
+            </w:tcBorders>
+            <w:shd w:val="clear" w:color="auto" w:fill="FFFFFF"/>
+            <w:tcMar>
+              <w:top w:w="0" w:type="dxa"/>
+              <w:bottom w:w="0" w:type="dxa"/>
+              <w:left w:w="0" w:type="dxa"/>
+              <w:right w:w="0" w:type="dxa"/>
+            </w:tcMar>
+            <w:vAlign w:val="top"/>
+          </w:tcPr>
+          <w:p>
+            <w:pPr>
+              <w:pStyle w:val="Normal"/>
+              <w:jc w:val="center"/>
+              <w:pBdr>
+                <w:bottom w:val="none" w:sz="0" w:space="0" w:color="000000"/>
+                <w:top w:val="none" w:sz="0" w:space="0" w:color="000000"/>
+                <w:left w:val="none" w:sz="0" w:space="0" w:color="000000"/>
+                <w:right w:val="none" w:sz="0" w:space="0" w:color="000000"/>
+              </w:pBdr>
+              <w:spacing w:after="100" w:before="100" w:line="240"/>
+              <w:ind w:left="100" w:right="100" w:firstLine="0" w:firstLineChars="0"/>
+              <w:rPr>
+                <w:rFonts w:ascii="Helvetica" w:hAnsi="Helvetica" w:eastAsia="Helvetica" w:cs="Helvetica"/>
+                <w:i w:val="false"/>
+                <w:b w:val="false"/>
+                <w:u w:val="none"/>
+                <w:sz w:val="22"/>
+                <w:szCs w:val="22"/>
+                <w:color w:val="000000"/>
+              </w:rPr>
+            </w:pPr>
+            <w:r>
+              <w:rPr>
+                <w:rFonts w:ascii="Helvetica" w:hAnsi="Helvetica" w:eastAsia="Helvetica" w:cs="Helvetica"/>
+                <w:i w:val="false"/>
+                <w:b w:val="false"/>
+                <w:u w:val="none"/>
+                <w:sz w:val="22"/>
+                <w:szCs w:val="22"/>
+                <w:color w:val="000000"/>
+              </w:rPr>
+              <w:t xml:space="preserve">0.040</w:t>
             </w:r>
           </w:p>
         </w:tc>
@@ -8619,113 +8619,113 @@
                 <w:szCs w:val="22"/>
                 <w:color w:val="000000"/>
               </w:rPr>
-              <w:t xml:space="preserve">1.40</w:t>
-            </w:r>
-          </w:p>
-        </w:tc>
-        <w:tc>
-          <w:tcPr>
-            <w:tcBorders>
-              <w:bottom w:val="none" w:sz="0" w:space="0" w:color="000000"/>
-              <w:top w:val="none" w:sz="0" w:space="0" w:color="000000"/>
-              <w:left w:val="none" w:sz="0" w:space="0" w:color="000000"/>
-              <w:right w:val="none" w:sz="0" w:space="0" w:color="000000"/>
-            </w:tcBorders>
-            <w:shd w:val="clear" w:color="auto" w:fill="FFFFFF"/>
-            <w:tcMar>
-              <w:top w:w="0" w:type="dxa"/>
-              <w:bottom w:w="0" w:type="dxa"/>
-              <w:left w:w="0" w:type="dxa"/>
-              <w:right w:w="0" w:type="dxa"/>
-            </w:tcMar>
-            <w:vAlign w:val="top"/>
-          </w:tcPr>
-          <w:p>
-            <w:pPr>
-              <w:pStyle w:val="Normal"/>
-              <w:jc w:val="center"/>
-              <w:pBdr>
-                <w:bottom w:val="none" w:sz="0" w:space="0" w:color="000000"/>
-                <w:top w:val="none" w:sz="0" w:space="0" w:color="000000"/>
-                <w:left w:val="none" w:sz="0" w:space="0" w:color="000000"/>
-                <w:right w:val="none" w:sz="0" w:space="0" w:color="000000"/>
-              </w:pBdr>
-              <w:spacing w:after="100" w:before="100" w:line="240"/>
-              <w:ind w:left="100" w:right="100" w:firstLine="0" w:firstLineChars="0"/>
-              <w:rPr>
-                <w:rFonts w:ascii="Helvetica" w:hAnsi="Helvetica" w:eastAsia="Helvetica" w:cs="Helvetica"/>
-                <w:i w:val="false"/>
-                <w:b w:val="false"/>
-                <w:u w:val="none"/>
-                <w:sz w:val="22"/>
-                <w:szCs w:val="22"/>
-                <w:color w:val="000000"/>
-              </w:rPr>
-            </w:pPr>
-            <w:r>
-              <w:rPr>
-                <w:rFonts w:ascii="Helvetica" w:hAnsi="Helvetica" w:eastAsia="Helvetica" w:cs="Helvetica"/>
-                <w:i w:val="false"/>
-                <w:b w:val="false"/>
-                <w:u w:val="none"/>
-                <w:sz w:val="22"/>
-                <w:szCs w:val="22"/>
-                <w:color w:val="000000"/>
-              </w:rPr>
-              <w:t xml:space="preserve">0.49, 4.00</w:t>
-            </w:r>
-          </w:p>
-        </w:tc>
-        <w:tc>
-          <w:tcPr>
-            <w:tcBorders>
-              <w:bottom w:val="none" w:sz="0" w:space="0" w:color="000000"/>
-              <w:top w:val="none" w:sz="0" w:space="0" w:color="000000"/>
-              <w:left w:val="none" w:sz="0" w:space="0" w:color="000000"/>
-              <w:right w:val="none" w:sz="0" w:space="0" w:color="000000"/>
-            </w:tcBorders>
-            <w:shd w:val="clear" w:color="auto" w:fill="FFFFFF"/>
-            <w:tcMar>
-              <w:top w:w="0" w:type="dxa"/>
-              <w:bottom w:w="0" w:type="dxa"/>
-              <w:left w:w="0" w:type="dxa"/>
-              <w:right w:w="0" w:type="dxa"/>
-            </w:tcMar>
-            <w:vAlign w:val="top"/>
-          </w:tcPr>
-          <w:p>
-            <w:pPr>
-              <w:pStyle w:val="Normal"/>
-              <w:jc w:val="center"/>
-              <w:pBdr>
-                <w:bottom w:val="none" w:sz="0" w:space="0" w:color="000000"/>
-                <w:top w:val="none" w:sz="0" w:space="0" w:color="000000"/>
-                <w:left w:val="none" w:sz="0" w:space="0" w:color="000000"/>
-                <w:right w:val="none" w:sz="0" w:space="0" w:color="000000"/>
-              </w:pBdr>
-              <w:spacing w:after="100" w:before="100" w:line="240"/>
-              <w:ind w:left="100" w:right="100" w:firstLine="0" w:firstLineChars="0"/>
-              <w:rPr>
-                <w:rFonts w:ascii="Helvetica" w:hAnsi="Helvetica" w:eastAsia="Helvetica" w:cs="Helvetica"/>
-                <w:i w:val="false"/>
-                <w:b w:val="false"/>
-                <w:u w:val="none"/>
-                <w:sz w:val="22"/>
-                <w:szCs w:val="22"/>
-                <w:color w:val="000000"/>
-              </w:rPr>
-            </w:pPr>
-            <w:r>
-              <w:rPr>
-                <w:rFonts w:ascii="Helvetica" w:hAnsi="Helvetica" w:eastAsia="Helvetica" w:cs="Helvetica"/>
-                <w:i w:val="false"/>
-                <w:b w:val="false"/>
-                <w:u w:val="none"/>
-                <w:sz w:val="22"/>
-                <w:szCs w:val="22"/>
-                <w:color w:val="000000"/>
-              </w:rPr>
-              <w:t xml:space="preserve">0.530</w:t>
+              <w:t xml:space="preserve">1.43</w:t>
+            </w:r>
+          </w:p>
+        </w:tc>
+        <w:tc>
+          <w:tcPr>
+            <w:tcBorders>
+              <w:bottom w:val="none" w:sz="0" w:space="0" w:color="000000"/>
+              <w:top w:val="none" w:sz="0" w:space="0" w:color="000000"/>
+              <w:left w:val="none" w:sz="0" w:space="0" w:color="000000"/>
+              <w:right w:val="none" w:sz="0" w:space="0" w:color="000000"/>
+            </w:tcBorders>
+            <w:shd w:val="clear" w:color="auto" w:fill="FFFFFF"/>
+            <w:tcMar>
+              <w:top w:w="0" w:type="dxa"/>
+              <w:bottom w:w="0" w:type="dxa"/>
+              <w:left w:w="0" w:type="dxa"/>
+              <w:right w:w="0" w:type="dxa"/>
+            </w:tcMar>
+            <w:vAlign w:val="top"/>
+          </w:tcPr>
+          <w:p>
+            <w:pPr>
+              <w:pStyle w:val="Normal"/>
+              <w:jc w:val="center"/>
+              <w:pBdr>
+                <w:bottom w:val="none" w:sz="0" w:space="0" w:color="000000"/>
+                <w:top w:val="none" w:sz="0" w:space="0" w:color="000000"/>
+                <w:left w:val="none" w:sz="0" w:space="0" w:color="000000"/>
+                <w:right w:val="none" w:sz="0" w:space="0" w:color="000000"/>
+              </w:pBdr>
+              <w:spacing w:after="100" w:before="100" w:line="240"/>
+              <w:ind w:left="100" w:right="100" w:firstLine="0" w:firstLineChars="0"/>
+              <w:rPr>
+                <w:rFonts w:ascii="Helvetica" w:hAnsi="Helvetica" w:eastAsia="Helvetica" w:cs="Helvetica"/>
+                <w:i w:val="false"/>
+                <w:b w:val="false"/>
+                <w:u w:val="none"/>
+                <w:sz w:val="22"/>
+                <w:szCs w:val="22"/>
+                <w:color w:val="000000"/>
+              </w:rPr>
+            </w:pPr>
+            <w:r>
+              <w:rPr>
+                <w:rFonts w:ascii="Helvetica" w:hAnsi="Helvetica" w:eastAsia="Helvetica" w:cs="Helvetica"/>
+                <w:i w:val="false"/>
+                <w:b w:val="false"/>
+                <w:u w:val="none"/>
+                <w:sz w:val="22"/>
+                <w:szCs w:val="22"/>
+                <w:color w:val="000000"/>
+              </w:rPr>
+              <w:t xml:space="preserve">0.50, 4.08</w:t>
+            </w:r>
+          </w:p>
+        </w:tc>
+        <w:tc>
+          <w:tcPr>
+            <w:tcBorders>
+              <w:bottom w:val="none" w:sz="0" w:space="0" w:color="000000"/>
+              <w:top w:val="none" w:sz="0" w:space="0" w:color="000000"/>
+              <w:left w:val="none" w:sz="0" w:space="0" w:color="000000"/>
+              <w:right w:val="none" w:sz="0" w:space="0" w:color="000000"/>
+            </w:tcBorders>
+            <w:shd w:val="clear" w:color="auto" w:fill="FFFFFF"/>
+            <w:tcMar>
+              <w:top w:w="0" w:type="dxa"/>
+              <w:bottom w:w="0" w:type="dxa"/>
+              <w:left w:w="0" w:type="dxa"/>
+              <w:right w:w="0" w:type="dxa"/>
+            </w:tcMar>
+            <w:vAlign w:val="top"/>
+          </w:tcPr>
+          <w:p>
+            <w:pPr>
+              <w:pStyle w:val="Normal"/>
+              <w:jc w:val="center"/>
+              <w:pBdr>
+                <w:bottom w:val="none" w:sz="0" w:space="0" w:color="000000"/>
+                <w:top w:val="none" w:sz="0" w:space="0" w:color="000000"/>
+                <w:left w:val="none" w:sz="0" w:space="0" w:color="000000"/>
+                <w:right w:val="none" w:sz="0" w:space="0" w:color="000000"/>
+              </w:pBdr>
+              <w:spacing w:after="100" w:before="100" w:line="240"/>
+              <w:ind w:left="100" w:right="100" w:firstLine="0" w:firstLineChars="0"/>
+              <w:rPr>
+                <w:rFonts w:ascii="Helvetica" w:hAnsi="Helvetica" w:eastAsia="Helvetica" w:cs="Helvetica"/>
+                <w:i w:val="false"/>
+                <w:b w:val="false"/>
+                <w:u w:val="none"/>
+                <w:sz w:val="22"/>
+                <w:szCs w:val="22"/>
+                <w:color w:val="000000"/>
+              </w:rPr>
+            </w:pPr>
+            <w:r>
+              <w:rPr>
+                <w:rFonts w:ascii="Helvetica" w:hAnsi="Helvetica" w:eastAsia="Helvetica" w:cs="Helvetica"/>
+                <w:i w:val="false"/>
+                <w:b w:val="false"/>
+                <w:u w:val="none"/>
+                <w:sz w:val="22"/>
+                <w:szCs w:val="22"/>
+                <w:color w:val="000000"/>
+              </w:rPr>
+              <w:t xml:space="preserve">0.500</w:t>
             </w:r>
           </w:p>
         </w:tc>
@@ -8831,113 +8831,113 @@
                 <w:szCs w:val="22"/>
                 <w:color w:val="000000"/>
               </w:rPr>
-              <w:t xml:space="preserve">0.52</w:t>
-            </w:r>
-          </w:p>
-        </w:tc>
-        <w:tc>
-          <w:tcPr>
-            <w:tcBorders>
-              <w:bottom w:val="none" w:sz="0" w:space="0" w:color="000000"/>
-              <w:top w:val="none" w:sz="0" w:space="0" w:color="000000"/>
-              <w:left w:val="none" w:sz="0" w:space="0" w:color="000000"/>
-              <w:right w:val="none" w:sz="0" w:space="0" w:color="000000"/>
-            </w:tcBorders>
-            <w:shd w:val="clear" w:color="auto" w:fill="FFFFFF"/>
-            <w:tcMar>
-              <w:top w:w="0" w:type="dxa"/>
-              <w:bottom w:w="0" w:type="dxa"/>
-              <w:left w:w="0" w:type="dxa"/>
-              <w:right w:w="0" w:type="dxa"/>
-            </w:tcMar>
-            <w:vAlign w:val="top"/>
-          </w:tcPr>
-          <w:p>
-            <w:pPr>
-              <w:pStyle w:val="Normal"/>
-              <w:jc w:val="center"/>
-              <w:pBdr>
-                <w:bottom w:val="none" w:sz="0" w:space="0" w:color="000000"/>
-                <w:top w:val="none" w:sz="0" w:space="0" w:color="000000"/>
-                <w:left w:val="none" w:sz="0" w:space="0" w:color="000000"/>
-                <w:right w:val="none" w:sz="0" w:space="0" w:color="000000"/>
-              </w:pBdr>
-              <w:spacing w:after="100" w:before="100" w:line="240"/>
-              <w:ind w:left="100" w:right="100" w:firstLine="0" w:firstLineChars="0"/>
-              <w:rPr>
-                <w:rFonts w:ascii="Helvetica" w:hAnsi="Helvetica" w:eastAsia="Helvetica" w:cs="Helvetica"/>
-                <w:i w:val="false"/>
-                <w:b w:val="false"/>
-                <w:u w:val="none"/>
-                <w:sz w:val="22"/>
-                <w:szCs w:val="22"/>
-                <w:color w:val="000000"/>
-              </w:rPr>
-            </w:pPr>
-            <w:r>
-              <w:rPr>
-                <w:rFonts w:ascii="Helvetica" w:hAnsi="Helvetica" w:eastAsia="Helvetica" w:cs="Helvetica"/>
-                <w:i w:val="false"/>
-                <w:b w:val="false"/>
-                <w:u w:val="none"/>
-                <w:sz w:val="22"/>
-                <w:szCs w:val="22"/>
-                <w:color w:val="000000"/>
-              </w:rPr>
-              <w:t xml:space="preserve">0.08, 3.38</w:t>
-            </w:r>
-          </w:p>
-        </w:tc>
-        <w:tc>
-          <w:tcPr>
-            <w:tcBorders>
-              <w:bottom w:val="none" w:sz="0" w:space="0" w:color="000000"/>
-              <w:top w:val="none" w:sz="0" w:space="0" w:color="000000"/>
-              <w:left w:val="none" w:sz="0" w:space="0" w:color="000000"/>
-              <w:right w:val="none" w:sz="0" w:space="0" w:color="000000"/>
-            </w:tcBorders>
-            <w:shd w:val="clear" w:color="auto" w:fill="FFFFFF"/>
-            <w:tcMar>
-              <w:top w:w="0" w:type="dxa"/>
-              <w:bottom w:w="0" w:type="dxa"/>
-              <w:left w:w="0" w:type="dxa"/>
-              <w:right w:w="0" w:type="dxa"/>
-            </w:tcMar>
-            <w:vAlign w:val="top"/>
-          </w:tcPr>
-          <w:p>
-            <w:pPr>
-              <w:pStyle w:val="Normal"/>
-              <w:jc w:val="center"/>
-              <w:pBdr>
-                <w:bottom w:val="none" w:sz="0" w:space="0" w:color="000000"/>
-                <w:top w:val="none" w:sz="0" w:space="0" w:color="000000"/>
-                <w:left w:val="none" w:sz="0" w:space="0" w:color="000000"/>
-                <w:right w:val="none" w:sz="0" w:space="0" w:color="000000"/>
-              </w:pBdr>
-              <w:spacing w:after="100" w:before="100" w:line="240"/>
-              <w:ind w:left="100" w:right="100" w:firstLine="0" w:firstLineChars="0"/>
-              <w:rPr>
-                <w:rFonts w:ascii="Helvetica" w:hAnsi="Helvetica" w:eastAsia="Helvetica" w:cs="Helvetica"/>
-                <w:i w:val="false"/>
-                <w:b w:val="false"/>
-                <w:u w:val="none"/>
-                <w:sz w:val="22"/>
-                <w:szCs w:val="22"/>
-                <w:color w:val="000000"/>
-              </w:rPr>
-            </w:pPr>
-            <w:r>
-              <w:rPr>
-                <w:rFonts w:ascii="Helvetica" w:hAnsi="Helvetica" w:eastAsia="Helvetica" w:cs="Helvetica"/>
-                <w:i w:val="false"/>
-                <w:b w:val="false"/>
-                <w:u w:val="none"/>
-                <w:sz w:val="22"/>
-                <w:szCs w:val="22"/>
-                <w:color w:val="000000"/>
-              </w:rPr>
-              <w:t xml:space="preserve">0.500</w:t>
+              <w:t xml:space="preserve">0.56</w:t>
+            </w:r>
+          </w:p>
+        </w:tc>
+        <w:tc>
+          <w:tcPr>
+            <w:tcBorders>
+              <w:bottom w:val="none" w:sz="0" w:space="0" w:color="000000"/>
+              <w:top w:val="none" w:sz="0" w:space="0" w:color="000000"/>
+              <w:left w:val="none" w:sz="0" w:space="0" w:color="000000"/>
+              <w:right w:val="none" w:sz="0" w:space="0" w:color="000000"/>
+            </w:tcBorders>
+            <w:shd w:val="clear" w:color="auto" w:fill="FFFFFF"/>
+            <w:tcMar>
+              <w:top w:w="0" w:type="dxa"/>
+              <w:bottom w:w="0" w:type="dxa"/>
+              <w:left w:w="0" w:type="dxa"/>
+              <w:right w:w="0" w:type="dxa"/>
+            </w:tcMar>
+            <w:vAlign w:val="top"/>
+          </w:tcPr>
+          <w:p>
+            <w:pPr>
+              <w:pStyle w:val="Normal"/>
+              <w:jc w:val="center"/>
+              <w:pBdr>
+                <w:bottom w:val="none" w:sz="0" w:space="0" w:color="000000"/>
+                <w:top w:val="none" w:sz="0" w:space="0" w:color="000000"/>
+                <w:left w:val="none" w:sz="0" w:space="0" w:color="000000"/>
+                <w:right w:val="none" w:sz="0" w:space="0" w:color="000000"/>
+              </w:pBdr>
+              <w:spacing w:after="100" w:before="100" w:line="240"/>
+              <w:ind w:left="100" w:right="100" w:firstLine="0" w:firstLineChars="0"/>
+              <w:rPr>
+                <w:rFonts w:ascii="Helvetica" w:hAnsi="Helvetica" w:eastAsia="Helvetica" w:cs="Helvetica"/>
+                <w:i w:val="false"/>
+                <w:b w:val="false"/>
+                <w:u w:val="none"/>
+                <w:sz w:val="22"/>
+                <w:szCs w:val="22"/>
+                <w:color w:val="000000"/>
+              </w:rPr>
+            </w:pPr>
+            <w:r>
+              <w:rPr>
+                <w:rFonts w:ascii="Helvetica" w:hAnsi="Helvetica" w:eastAsia="Helvetica" w:cs="Helvetica"/>
+                <w:i w:val="false"/>
+                <w:b w:val="false"/>
+                <w:u w:val="none"/>
+                <w:sz w:val="22"/>
+                <w:szCs w:val="22"/>
+                <w:color w:val="000000"/>
+              </w:rPr>
+              <w:t xml:space="preserve">0.09, 3.53</w:t>
+            </w:r>
+          </w:p>
+        </w:tc>
+        <w:tc>
+          <w:tcPr>
+            <w:tcBorders>
+              <w:bottom w:val="none" w:sz="0" w:space="0" w:color="000000"/>
+              <w:top w:val="none" w:sz="0" w:space="0" w:color="000000"/>
+              <w:left w:val="none" w:sz="0" w:space="0" w:color="000000"/>
+              <w:right w:val="none" w:sz="0" w:space="0" w:color="000000"/>
+            </w:tcBorders>
+            <w:shd w:val="clear" w:color="auto" w:fill="FFFFFF"/>
+            <w:tcMar>
+              <w:top w:w="0" w:type="dxa"/>
+              <w:bottom w:w="0" w:type="dxa"/>
+              <w:left w:w="0" w:type="dxa"/>
+              <w:right w:w="0" w:type="dxa"/>
+            </w:tcMar>
+            <w:vAlign w:val="top"/>
+          </w:tcPr>
+          <w:p>
+            <w:pPr>
+              <w:pStyle w:val="Normal"/>
+              <w:jc w:val="center"/>
+              <w:pBdr>
+                <w:bottom w:val="none" w:sz="0" w:space="0" w:color="000000"/>
+                <w:top w:val="none" w:sz="0" w:space="0" w:color="000000"/>
+                <w:left w:val="none" w:sz="0" w:space="0" w:color="000000"/>
+                <w:right w:val="none" w:sz="0" w:space="0" w:color="000000"/>
+              </w:pBdr>
+              <w:spacing w:after="100" w:before="100" w:line="240"/>
+              <w:ind w:left="100" w:right="100" w:firstLine="0" w:firstLineChars="0"/>
+              <w:rPr>
+                <w:rFonts w:ascii="Helvetica" w:hAnsi="Helvetica" w:eastAsia="Helvetica" w:cs="Helvetica"/>
+                <w:i w:val="false"/>
+                <w:b w:val="false"/>
+                <w:u w:val="none"/>
+                <w:sz w:val="22"/>
+                <w:szCs w:val="22"/>
+                <w:color w:val="000000"/>
+              </w:rPr>
+            </w:pPr>
+            <w:r>
+              <w:rPr>
+                <w:rFonts w:ascii="Helvetica" w:hAnsi="Helvetica" w:eastAsia="Helvetica" w:cs="Helvetica"/>
+                <w:i w:val="false"/>
+                <w:b w:val="false"/>
+                <w:u w:val="none"/>
+                <w:sz w:val="22"/>
+                <w:szCs w:val="22"/>
+                <w:color w:val="000000"/>
+              </w:rPr>
+              <w:t xml:space="preserve">0.540</w:t>
             </w:r>
           </w:p>
         </w:tc>
@@ -10068,113 +10068,113 @@
                 <w:szCs w:val="22"/>
                 <w:color w:val="000000"/>
               </w:rPr>
-              <w:t xml:space="preserve">1.83</w:t>
-            </w:r>
-          </w:p>
-        </w:tc>
-        <w:tc>
-          <w:tcPr>
-            <w:tcBorders>
-              <w:bottom w:val="none" w:sz="0" w:space="0" w:color="000000"/>
-              <w:top w:val="none" w:sz="0" w:space="0" w:color="000000"/>
-              <w:left w:val="none" w:sz="0" w:space="0" w:color="000000"/>
-              <w:right w:val="none" w:sz="0" w:space="0" w:color="000000"/>
-            </w:tcBorders>
-            <w:shd w:val="clear" w:color="auto" w:fill="FFFFFF"/>
-            <w:tcMar>
-              <w:top w:w="0" w:type="dxa"/>
-              <w:bottom w:w="0" w:type="dxa"/>
-              <w:left w:w="0" w:type="dxa"/>
-              <w:right w:w="0" w:type="dxa"/>
-            </w:tcMar>
-            <w:vAlign w:val="top"/>
-          </w:tcPr>
-          <w:p>
-            <w:pPr>
-              <w:pStyle w:val="Normal"/>
-              <w:jc w:val="center"/>
-              <w:pBdr>
-                <w:bottom w:val="none" w:sz="0" w:space="0" w:color="000000"/>
-                <w:top w:val="none" w:sz="0" w:space="0" w:color="000000"/>
-                <w:left w:val="none" w:sz="0" w:space="0" w:color="000000"/>
-                <w:right w:val="none" w:sz="0" w:space="0" w:color="000000"/>
-              </w:pBdr>
-              <w:spacing w:after="100" w:before="100" w:line="240"/>
-              <w:ind w:left="100" w:right="100" w:firstLine="0" w:firstLineChars="0"/>
-              <w:rPr>
-                <w:rFonts w:ascii="Helvetica" w:hAnsi="Helvetica" w:eastAsia="Helvetica" w:cs="Helvetica"/>
-                <w:i w:val="false"/>
-                <w:b w:val="false"/>
-                <w:u w:val="none"/>
-                <w:sz w:val="22"/>
-                <w:szCs w:val="22"/>
-                <w:color w:val="000000"/>
-              </w:rPr>
-            </w:pPr>
-            <w:r>
-              <w:rPr>
-                <w:rFonts w:ascii="Helvetica" w:hAnsi="Helvetica" w:eastAsia="Helvetica" w:cs="Helvetica"/>
-                <w:i w:val="false"/>
-                <w:b w:val="false"/>
-                <w:u w:val="none"/>
-                <w:sz w:val="22"/>
-                <w:szCs w:val="22"/>
-                <w:color w:val="000000"/>
-              </w:rPr>
-              <w:t xml:space="preserve">1.06, 3.18</w:t>
-            </w:r>
-          </w:p>
-        </w:tc>
-        <w:tc>
-          <w:tcPr>
-            <w:tcBorders>
-              <w:bottom w:val="none" w:sz="0" w:space="0" w:color="000000"/>
-              <w:top w:val="none" w:sz="0" w:space="0" w:color="000000"/>
-              <w:left w:val="none" w:sz="0" w:space="0" w:color="000000"/>
-              <w:right w:val="none" w:sz="0" w:space="0" w:color="000000"/>
-            </w:tcBorders>
-            <w:shd w:val="clear" w:color="auto" w:fill="FFFFFF"/>
-            <w:tcMar>
-              <w:top w:w="0" w:type="dxa"/>
-              <w:bottom w:w="0" w:type="dxa"/>
-              <w:left w:w="0" w:type="dxa"/>
-              <w:right w:w="0" w:type="dxa"/>
-            </w:tcMar>
-            <w:vAlign w:val="top"/>
-          </w:tcPr>
-          <w:p>
-            <w:pPr>
-              <w:pStyle w:val="Normal"/>
-              <w:jc w:val="center"/>
-              <w:pBdr>
-                <w:bottom w:val="none" w:sz="0" w:space="0" w:color="000000"/>
-                <w:top w:val="none" w:sz="0" w:space="0" w:color="000000"/>
-                <w:left w:val="none" w:sz="0" w:space="0" w:color="000000"/>
-                <w:right w:val="none" w:sz="0" w:space="0" w:color="000000"/>
-              </w:pBdr>
-              <w:spacing w:after="100" w:before="100" w:line="240"/>
-              <w:ind w:left="100" w:right="100" w:firstLine="0" w:firstLineChars="0"/>
-              <w:rPr>
-                <w:rFonts w:ascii="Helvetica" w:hAnsi="Helvetica" w:eastAsia="Helvetica" w:cs="Helvetica"/>
-                <w:i w:val="false"/>
-                <w:b w:val="false"/>
-                <w:u w:val="none"/>
-                <w:sz w:val="22"/>
-                <w:szCs w:val="22"/>
-                <w:color w:val="000000"/>
-              </w:rPr>
-            </w:pPr>
-            <w:r>
-              <w:rPr>
-                <w:rFonts w:ascii="Helvetica" w:hAnsi="Helvetica" w:eastAsia="Helvetica" w:cs="Helvetica"/>
-                <w:i w:val="false"/>
-                <w:b w:val="false"/>
-                <w:u w:val="none"/>
-                <w:sz w:val="22"/>
-                <w:szCs w:val="22"/>
-                <w:color w:val="000000"/>
-              </w:rPr>
-              <w:t xml:space="preserve">0.031</w:t>
+              <w:t xml:space="preserve">1.84</w:t>
+            </w:r>
+          </w:p>
+        </w:tc>
+        <w:tc>
+          <w:tcPr>
+            <w:tcBorders>
+              <w:bottom w:val="none" w:sz="0" w:space="0" w:color="000000"/>
+              <w:top w:val="none" w:sz="0" w:space="0" w:color="000000"/>
+              <w:left w:val="none" w:sz="0" w:space="0" w:color="000000"/>
+              <w:right w:val="none" w:sz="0" w:space="0" w:color="000000"/>
+            </w:tcBorders>
+            <w:shd w:val="clear" w:color="auto" w:fill="FFFFFF"/>
+            <w:tcMar>
+              <w:top w:w="0" w:type="dxa"/>
+              <w:bottom w:w="0" w:type="dxa"/>
+              <w:left w:w="0" w:type="dxa"/>
+              <w:right w:w="0" w:type="dxa"/>
+            </w:tcMar>
+            <w:vAlign w:val="top"/>
+          </w:tcPr>
+          <w:p>
+            <w:pPr>
+              <w:pStyle w:val="Normal"/>
+              <w:jc w:val="center"/>
+              <w:pBdr>
+                <w:bottom w:val="none" w:sz="0" w:space="0" w:color="000000"/>
+                <w:top w:val="none" w:sz="0" w:space="0" w:color="000000"/>
+                <w:left w:val="none" w:sz="0" w:space="0" w:color="000000"/>
+                <w:right w:val="none" w:sz="0" w:space="0" w:color="000000"/>
+              </w:pBdr>
+              <w:spacing w:after="100" w:before="100" w:line="240"/>
+              <w:ind w:left="100" w:right="100" w:firstLine="0" w:firstLineChars="0"/>
+              <w:rPr>
+                <w:rFonts w:ascii="Helvetica" w:hAnsi="Helvetica" w:eastAsia="Helvetica" w:cs="Helvetica"/>
+                <w:i w:val="false"/>
+                <w:b w:val="false"/>
+                <w:u w:val="none"/>
+                <w:sz w:val="22"/>
+                <w:szCs w:val="22"/>
+                <w:color w:val="000000"/>
+              </w:rPr>
+            </w:pPr>
+            <w:r>
+              <w:rPr>
+                <w:rFonts w:ascii="Helvetica" w:hAnsi="Helvetica" w:eastAsia="Helvetica" w:cs="Helvetica"/>
+                <w:i w:val="false"/>
+                <w:b w:val="false"/>
+                <w:u w:val="none"/>
+                <w:sz w:val="22"/>
+                <w:szCs w:val="22"/>
+                <w:color w:val="000000"/>
+              </w:rPr>
+              <w:t xml:space="preserve">1.06, 3.19</w:t>
+            </w:r>
+          </w:p>
+        </w:tc>
+        <w:tc>
+          <w:tcPr>
+            <w:tcBorders>
+              <w:bottom w:val="none" w:sz="0" w:space="0" w:color="000000"/>
+              <w:top w:val="none" w:sz="0" w:space="0" w:color="000000"/>
+              <w:left w:val="none" w:sz="0" w:space="0" w:color="000000"/>
+              <w:right w:val="none" w:sz="0" w:space="0" w:color="000000"/>
+            </w:tcBorders>
+            <w:shd w:val="clear" w:color="auto" w:fill="FFFFFF"/>
+            <w:tcMar>
+              <w:top w:w="0" w:type="dxa"/>
+              <w:bottom w:w="0" w:type="dxa"/>
+              <w:left w:w="0" w:type="dxa"/>
+              <w:right w:w="0" w:type="dxa"/>
+            </w:tcMar>
+            <w:vAlign w:val="top"/>
+          </w:tcPr>
+          <w:p>
+            <w:pPr>
+              <w:pStyle w:val="Normal"/>
+              <w:jc w:val="center"/>
+              <w:pBdr>
+                <w:bottom w:val="none" w:sz="0" w:space="0" w:color="000000"/>
+                <w:top w:val="none" w:sz="0" w:space="0" w:color="000000"/>
+                <w:left w:val="none" w:sz="0" w:space="0" w:color="000000"/>
+                <w:right w:val="none" w:sz="0" w:space="0" w:color="000000"/>
+              </w:pBdr>
+              <w:spacing w:after="100" w:before="100" w:line="240"/>
+              <w:ind w:left="100" w:right="100" w:firstLine="0" w:firstLineChars="0"/>
+              <w:rPr>
+                <w:rFonts w:ascii="Helvetica" w:hAnsi="Helvetica" w:eastAsia="Helvetica" w:cs="Helvetica"/>
+                <w:i w:val="false"/>
+                <w:b w:val="false"/>
+                <w:u w:val="none"/>
+                <w:sz w:val="22"/>
+                <w:szCs w:val="22"/>
+                <w:color w:val="000000"/>
+              </w:rPr>
+            </w:pPr>
+            <w:r>
+              <w:rPr>
+                <w:rFonts w:ascii="Helvetica" w:hAnsi="Helvetica" w:eastAsia="Helvetica" w:cs="Helvetica"/>
+                <w:i w:val="false"/>
+                <w:b w:val="false"/>
+                <w:u w:val="none"/>
+                <w:sz w:val="22"/>
+                <w:szCs w:val="22"/>
+                <w:color w:val="000000"/>
+              </w:rPr>
+              <w:t xml:space="preserve">0.030</w:t>
             </w:r>
           </w:p>
         </w:tc>
@@ -10280,113 +10280,113 @@
                 <w:szCs w:val="22"/>
                 <w:color w:val="000000"/>
               </w:rPr>
-              <w:t xml:space="preserve">1.04</w:t>
-            </w:r>
-          </w:p>
-        </w:tc>
-        <w:tc>
-          <w:tcPr>
-            <w:tcBorders>
-              <w:bottom w:val="none" w:sz="0" w:space="0" w:color="000000"/>
-              <w:top w:val="none" w:sz="0" w:space="0" w:color="000000"/>
-              <w:left w:val="none" w:sz="0" w:space="0" w:color="000000"/>
-              <w:right w:val="none" w:sz="0" w:space="0" w:color="000000"/>
-            </w:tcBorders>
-            <w:shd w:val="clear" w:color="auto" w:fill="FFFFFF"/>
-            <w:tcMar>
-              <w:top w:w="0" w:type="dxa"/>
-              <w:bottom w:w="0" w:type="dxa"/>
-              <w:left w:w="0" w:type="dxa"/>
-              <w:right w:w="0" w:type="dxa"/>
-            </w:tcMar>
-            <w:vAlign w:val="top"/>
-          </w:tcPr>
-          <w:p>
-            <w:pPr>
-              <w:pStyle w:val="Normal"/>
-              <w:jc w:val="center"/>
-              <w:pBdr>
-                <w:bottom w:val="none" w:sz="0" w:space="0" w:color="000000"/>
-                <w:top w:val="none" w:sz="0" w:space="0" w:color="000000"/>
-                <w:left w:val="none" w:sz="0" w:space="0" w:color="000000"/>
-                <w:right w:val="none" w:sz="0" w:space="0" w:color="000000"/>
-              </w:pBdr>
-              <w:spacing w:after="100" w:before="100" w:line="240"/>
-              <w:ind w:left="100" w:right="100" w:firstLine="0" w:firstLineChars="0"/>
-              <w:rPr>
-                <w:rFonts w:ascii="Helvetica" w:hAnsi="Helvetica" w:eastAsia="Helvetica" w:cs="Helvetica"/>
-                <w:i w:val="false"/>
-                <w:b w:val="false"/>
-                <w:u w:val="none"/>
-                <w:sz w:val="22"/>
-                <w:szCs w:val="22"/>
-                <w:color w:val="000000"/>
-              </w:rPr>
-            </w:pPr>
-            <w:r>
-              <w:rPr>
-                <w:rFonts w:ascii="Helvetica" w:hAnsi="Helvetica" w:eastAsia="Helvetica" w:cs="Helvetica"/>
-                <w:i w:val="false"/>
-                <w:b w:val="false"/>
-                <w:u w:val="none"/>
-                <w:sz w:val="22"/>
-                <w:szCs w:val="22"/>
-                <w:color w:val="000000"/>
-              </w:rPr>
-              <w:t xml:space="preserve">0.35, 3.06</w:t>
-            </w:r>
-          </w:p>
-        </w:tc>
-        <w:tc>
-          <w:tcPr>
-            <w:tcBorders>
-              <w:bottom w:val="none" w:sz="0" w:space="0" w:color="000000"/>
-              <w:top w:val="none" w:sz="0" w:space="0" w:color="000000"/>
-              <w:left w:val="none" w:sz="0" w:space="0" w:color="000000"/>
-              <w:right w:val="none" w:sz="0" w:space="0" w:color="000000"/>
-            </w:tcBorders>
-            <w:shd w:val="clear" w:color="auto" w:fill="FFFFFF"/>
-            <w:tcMar>
-              <w:top w:w="0" w:type="dxa"/>
-              <w:bottom w:w="0" w:type="dxa"/>
-              <w:left w:w="0" w:type="dxa"/>
-              <w:right w:w="0" w:type="dxa"/>
-            </w:tcMar>
-            <w:vAlign w:val="top"/>
-          </w:tcPr>
-          <w:p>
-            <w:pPr>
-              <w:pStyle w:val="Normal"/>
-              <w:jc w:val="center"/>
-              <w:pBdr>
-                <w:bottom w:val="none" w:sz="0" w:space="0" w:color="000000"/>
-                <w:top w:val="none" w:sz="0" w:space="0" w:color="000000"/>
-                <w:left w:val="none" w:sz="0" w:space="0" w:color="000000"/>
-                <w:right w:val="none" w:sz="0" w:space="0" w:color="000000"/>
-              </w:pBdr>
-              <w:spacing w:after="100" w:before="100" w:line="240"/>
-              <w:ind w:left="100" w:right="100" w:firstLine="0" w:firstLineChars="0"/>
-              <w:rPr>
-                <w:rFonts w:ascii="Helvetica" w:hAnsi="Helvetica" w:eastAsia="Helvetica" w:cs="Helvetica"/>
-                <w:i w:val="false"/>
-                <w:b w:val="false"/>
-                <w:u w:val="none"/>
-                <w:sz w:val="22"/>
-                <w:szCs w:val="22"/>
-                <w:color w:val="000000"/>
-              </w:rPr>
-            </w:pPr>
-            <w:r>
-              <w:rPr>
-                <w:rFonts w:ascii="Helvetica" w:hAnsi="Helvetica" w:eastAsia="Helvetica" w:cs="Helvetica"/>
-                <w:i w:val="false"/>
-                <w:b w:val="false"/>
-                <w:u w:val="none"/>
-                <w:sz w:val="22"/>
-                <w:szCs w:val="22"/>
-                <w:color w:val="000000"/>
-              </w:rPr>
-              <w:t xml:space="preserve">0.940</w:t>
+              <w:t xml:space="preserve">1.03</w:t>
+            </w:r>
+          </w:p>
+        </w:tc>
+        <w:tc>
+          <w:tcPr>
+            <w:tcBorders>
+              <w:bottom w:val="none" w:sz="0" w:space="0" w:color="000000"/>
+              <w:top w:val="none" w:sz="0" w:space="0" w:color="000000"/>
+              <w:left w:val="none" w:sz="0" w:space="0" w:color="000000"/>
+              <w:right w:val="none" w:sz="0" w:space="0" w:color="000000"/>
+            </w:tcBorders>
+            <w:shd w:val="clear" w:color="auto" w:fill="FFFFFF"/>
+            <w:tcMar>
+              <w:top w:w="0" w:type="dxa"/>
+              <w:bottom w:w="0" w:type="dxa"/>
+              <w:left w:w="0" w:type="dxa"/>
+              <w:right w:w="0" w:type="dxa"/>
+            </w:tcMar>
+            <w:vAlign w:val="top"/>
+          </w:tcPr>
+          <w:p>
+            <w:pPr>
+              <w:pStyle w:val="Normal"/>
+              <w:jc w:val="center"/>
+              <w:pBdr>
+                <w:bottom w:val="none" w:sz="0" w:space="0" w:color="000000"/>
+                <w:top w:val="none" w:sz="0" w:space="0" w:color="000000"/>
+                <w:left w:val="none" w:sz="0" w:space="0" w:color="000000"/>
+                <w:right w:val="none" w:sz="0" w:space="0" w:color="000000"/>
+              </w:pBdr>
+              <w:spacing w:after="100" w:before="100" w:line="240"/>
+              <w:ind w:left="100" w:right="100" w:firstLine="0" w:firstLineChars="0"/>
+              <w:rPr>
+                <w:rFonts w:ascii="Helvetica" w:hAnsi="Helvetica" w:eastAsia="Helvetica" w:cs="Helvetica"/>
+                <w:i w:val="false"/>
+                <w:b w:val="false"/>
+                <w:u w:val="none"/>
+                <w:sz w:val="22"/>
+                <w:szCs w:val="22"/>
+                <w:color w:val="000000"/>
+              </w:rPr>
+            </w:pPr>
+            <w:r>
+              <w:rPr>
+                <w:rFonts w:ascii="Helvetica" w:hAnsi="Helvetica" w:eastAsia="Helvetica" w:cs="Helvetica"/>
+                <w:i w:val="false"/>
+                <w:b w:val="false"/>
+                <w:u w:val="none"/>
+                <w:sz w:val="22"/>
+                <w:szCs w:val="22"/>
+                <w:color w:val="000000"/>
+              </w:rPr>
+              <w:t xml:space="preserve">0.35, 3.08</w:t>
+            </w:r>
+          </w:p>
+        </w:tc>
+        <w:tc>
+          <w:tcPr>
+            <w:tcBorders>
+              <w:bottom w:val="none" w:sz="0" w:space="0" w:color="000000"/>
+              <w:top w:val="none" w:sz="0" w:space="0" w:color="000000"/>
+              <w:left w:val="none" w:sz="0" w:space="0" w:color="000000"/>
+              <w:right w:val="none" w:sz="0" w:space="0" w:color="000000"/>
+            </w:tcBorders>
+            <w:shd w:val="clear" w:color="auto" w:fill="FFFFFF"/>
+            <w:tcMar>
+              <w:top w:w="0" w:type="dxa"/>
+              <w:bottom w:w="0" w:type="dxa"/>
+              <w:left w:w="0" w:type="dxa"/>
+              <w:right w:w="0" w:type="dxa"/>
+            </w:tcMar>
+            <w:vAlign w:val="top"/>
+          </w:tcPr>
+          <w:p>
+            <w:pPr>
+              <w:pStyle w:val="Normal"/>
+              <w:jc w:val="center"/>
+              <w:pBdr>
+                <w:bottom w:val="none" w:sz="0" w:space="0" w:color="000000"/>
+                <w:top w:val="none" w:sz="0" w:space="0" w:color="000000"/>
+                <w:left w:val="none" w:sz="0" w:space="0" w:color="000000"/>
+                <w:right w:val="none" w:sz="0" w:space="0" w:color="000000"/>
+              </w:pBdr>
+              <w:spacing w:after="100" w:before="100" w:line="240"/>
+              <w:ind w:left="100" w:right="100" w:firstLine="0" w:firstLineChars="0"/>
+              <w:rPr>
+                <w:rFonts w:ascii="Helvetica" w:hAnsi="Helvetica" w:eastAsia="Helvetica" w:cs="Helvetica"/>
+                <w:i w:val="false"/>
+                <w:b w:val="false"/>
+                <w:u w:val="none"/>
+                <w:sz w:val="22"/>
+                <w:szCs w:val="22"/>
+                <w:color w:val="000000"/>
+              </w:rPr>
+            </w:pPr>
+            <w:r>
+              <w:rPr>
+                <w:rFonts w:ascii="Helvetica" w:hAnsi="Helvetica" w:eastAsia="Helvetica" w:cs="Helvetica"/>
+                <w:i w:val="false"/>
+                <w:b w:val="false"/>
+                <w:u w:val="none"/>
+                <w:sz w:val="22"/>
+                <w:szCs w:val="22"/>
+                <w:color w:val="000000"/>
+              </w:rPr>
+              <w:t xml:space="preserve">0.950</w:t>
             </w:r>
           </w:p>
         </w:tc>
@@ -11570,7 +11570,7 @@
                 <w:szCs w:val="22"/>
                 <w:color w:val="000000"/>
               </w:rPr>
-              <w:t xml:space="preserve">0.20, 0.63</w:t>
+              <w:t xml:space="preserve">0.20, 0.64</w:t>
             </w:r>
           </w:p>
         </w:tc>
@@ -11782,60 +11782,60 @@
                 <w:szCs w:val="22"/>
                 <w:color w:val="000000"/>
               </w:rPr>
-              <w:t xml:space="preserve">0.12, 1.17</w:t>
-            </w:r>
-          </w:p>
-        </w:tc>
-        <w:tc>
-          <w:tcPr>
-            <w:tcBorders>
-              <w:bottom w:val="none" w:sz="0" w:space="0" w:color="000000"/>
-              <w:top w:val="none" w:sz="0" w:space="0" w:color="000000"/>
-              <w:left w:val="none" w:sz="0" w:space="0" w:color="000000"/>
-              <w:right w:val="none" w:sz="0" w:space="0" w:color="000000"/>
-            </w:tcBorders>
-            <w:shd w:val="clear" w:color="auto" w:fill="FFFFFF"/>
-            <w:tcMar>
-              <w:top w:w="0" w:type="dxa"/>
-              <w:bottom w:w="0" w:type="dxa"/>
-              <w:left w:w="0" w:type="dxa"/>
-              <w:right w:w="0" w:type="dxa"/>
-            </w:tcMar>
-            <w:vAlign w:val="top"/>
-          </w:tcPr>
-          <w:p>
-            <w:pPr>
-              <w:pStyle w:val="Normal"/>
-              <w:jc w:val="center"/>
-              <w:pBdr>
-                <w:bottom w:val="none" w:sz="0" w:space="0" w:color="000000"/>
-                <w:top w:val="none" w:sz="0" w:space="0" w:color="000000"/>
-                <w:left w:val="none" w:sz="0" w:space="0" w:color="000000"/>
-                <w:right w:val="none" w:sz="0" w:space="0" w:color="000000"/>
-              </w:pBdr>
-              <w:spacing w:after="100" w:before="100" w:line="240"/>
-              <w:ind w:left="100" w:right="100" w:firstLine="0" w:firstLineChars="0"/>
-              <w:rPr>
-                <w:rFonts w:ascii="Helvetica" w:hAnsi="Helvetica" w:eastAsia="Helvetica" w:cs="Helvetica"/>
-                <w:i w:val="false"/>
-                <w:b w:val="false"/>
-                <w:u w:val="none"/>
-                <w:sz w:val="22"/>
-                <w:szCs w:val="22"/>
-                <w:color w:val="000000"/>
-              </w:rPr>
-            </w:pPr>
-            <w:r>
-              <w:rPr>
-                <w:rFonts w:ascii="Helvetica" w:hAnsi="Helvetica" w:eastAsia="Helvetica" w:cs="Helvetica"/>
-                <w:i w:val="false"/>
-                <w:b w:val="false"/>
-                <w:u w:val="none"/>
-                <w:sz w:val="22"/>
-                <w:szCs w:val="22"/>
-                <w:color w:val="000000"/>
-              </w:rPr>
-              <w:t xml:space="preserve">0.090</w:t>
+              <w:t xml:space="preserve">0.11, 1.21</w:t>
+            </w:r>
+          </w:p>
+        </w:tc>
+        <w:tc>
+          <w:tcPr>
+            <w:tcBorders>
+              <w:bottom w:val="none" w:sz="0" w:space="0" w:color="000000"/>
+              <w:top w:val="none" w:sz="0" w:space="0" w:color="000000"/>
+              <w:left w:val="none" w:sz="0" w:space="0" w:color="000000"/>
+              <w:right w:val="none" w:sz="0" w:space="0" w:color="000000"/>
+            </w:tcBorders>
+            <w:shd w:val="clear" w:color="auto" w:fill="FFFFFF"/>
+            <w:tcMar>
+              <w:top w:w="0" w:type="dxa"/>
+              <w:bottom w:w="0" w:type="dxa"/>
+              <w:left w:w="0" w:type="dxa"/>
+              <w:right w:w="0" w:type="dxa"/>
+            </w:tcMar>
+            <w:vAlign w:val="top"/>
+          </w:tcPr>
+          <w:p>
+            <w:pPr>
+              <w:pStyle w:val="Normal"/>
+              <w:jc w:val="center"/>
+              <w:pBdr>
+                <w:bottom w:val="none" w:sz="0" w:space="0" w:color="000000"/>
+                <w:top w:val="none" w:sz="0" w:space="0" w:color="000000"/>
+                <w:left w:val="none" w:sz="0" w:space="0" w:color="000000"/>
+                <w:right w:val="none" w:sz="0" w:space="0" w:color="000000"/>
+              </w:pBdr>
+              <w:spacing w:after="100" w:before="100" w:line="240"/>
+              <w:ind w:left="100" w:right="100" w:firstLine="0" w:firstLineChars="0"/>
+              <w:rPr>
+                <w:rFonts w:ascii="Helvetica" w:hAnsi="Helvetica" w:eastAsia="Helvetica" w:cs="Helvetica"/>
+                <w:i w:val="false"/>
+                <w:b w:val="false"/>
+                <w:u w:val="none"/>
+                <w:sz w:val="22"/>
+                <w:szCs w:val="22"/>
+                <w:color w:val="000000"/>
+              </w:rPr>
+            </w:pPr>
+            <w:r>
+              <w:rPr>
+                <w:rFonts w:ascii="Helvetica" w:hAnsi="Helvetica" w:eastAsia="Helvetica" w:cs="Helvetica"/>
+                <w:i w:val="false"/>
+                <w:b w:val="false"/>
+                <w:u w:val="none"/>
+                <w:sz w:val="22"/>
+                <w:szCs w:val="22"/>
+                <w:color w:val="000000"/>
+              </w:rPr>
+              <w:t xml:space="preserve">0.099</w:t>
             </w:r>
           </w:p>
         </w:tc>
@@ -12053,7 +12053,7 @@
                 <w:szCs w:val="22"/>
                 <w:color w:val="000000"/>
               </w:rPr>
-              <w:t xml:space="preserve">0.34, 1.15</w:t>
+              <w:t xml:space="preserve">0.33, 1.14</w:t>
             </w:r>
           </w:p>
         </w:tc>
@@ -12212,113 +12212,113 @@
                 <w:szCs w:val="22"/>
                 <w:color w:val="000000"/>
               </w:rPr>
-              <w:t xml:space="preserve">1.23</w:t>
-            </w:r>
-          </w:p>
-        </w:tc>
-        <w:tc>
-          <w:tcPr>
-            <w:tcBorders>
-              <w:bottom w:val="none" w:sz="0" w:space="0" w:color="000000"/>
-              <w:top w:val="none" w:sz="0" w:space="0" w:color="000000"/>
-              <w:left w:val="none" w:sz="0" w:space="0" w:color="000000"/>
-              <w:right w:val="none" w:sz="0" w:space="0" w:color="000000"/>
-            </w:tcBorders>
-            <w:shd w:val="clear" w:color="auto" w:fill="FFFFFF"/>
-            <w:tcMar>
-              <w:top w:w="0" w:type="dxa"/>
-              <w:bottom w:w="0" w:type="dxa"/>
-              <w:left w:w="0" w:type="dxa"/>
-              <w:right w:w="0" w:type="dxa"/>
-            </w:tcMar>
-            <w:vAlign w:val="top"/>
-          </w:tcPr>
-          <w:p>
-            <w:pPr>
-              <w:pStyle w:val="Normal"/>
-              <w:jc w:val="center"/>
-              <w:pBdr>
-                <w:bottom w:val="none" w:sz="0" w:space="0" w:color="000000"/>
-                <w:top w:val="none" w:sz="0" w:space="0" w:color="000000"/>
-                <w:left w:val="none" w:sz="0" w:space="0" w:color="000000"/>
-                <w:right w:val="none" w:sz="0" w:space="0" w:color="000000"/>
-              </w:pBdr>
-              <w:spacing w:after="100" w:before="100" w:line="240"/>
-              <w:ind w:left="100" w:right="100" w:firstLine="0" w:firstLineChars="0"/>
-              <w:rPr>
-                <w:rFonts w:ascii="Helvetica" w:hAnsi="Helvetica" w:eastAsia="Helvetica" w:cs="Helvetica"/>
-                <w:i w:val="false"/>
-                <w:b w:val="false"/>
-                <w:u w:val="none"/>
-                <w:sz w:val="22"/>
-                <w:szCs w:val="22"/>
-                <w:color w:val="000000"/>
-              </w:rPr>
-            </w:pPr>
-            <w:r>
-              <w:rPr>
-                <w:rFonts w:ascii="Helvetica" w:hAnsi="Helvetica" w:eastAsia="Helvetica" w:cs="Helvetica"/>
-                <w:i w:val="false"/>
-                <w:b w:val="false"/>
-                <w:u w:val="none"/>
-                <w:sz w:val="22"/>
-                <w:szCs w:val="22"/>
-                <w:color w:val="000000"/>
-              </w:rPr>
-              <w:t xml:space="preserve">0.41, 3.74</w:t>
-            </w:r>
-          </w:p>
-        </w:tc>
-        <w:tc>
-          <w:tcPr>
-            <w:tcBorders>
-              <w:bottom w:val="none" w:sz="0" w:space="0" w:color="000000"/>
-              <w:top w:val="none" w:sz="0" w:space="0" w:color="000000"/>
-              <w:left w:val="none" w:sz="0" w:space="0" w:color="000000"/>
-              <w:right w:val="none" w:sz="0" w:space="0" w:color="000000"/>
-            </w:tcBorders>
-            <w:shd w:val="clear" w:color="auto" w:fill="FFFFFF"/>
-            <w:tcMar>
-              <w:top w:w="0" w:type="dxa"/>
-              <w:bottom w:w="0" w:type="dxa"/>
-              <w:left w:w="0" w:type="dxa"/>
-              <w:right w:w="0" w:type="dxa"/>
-            </w:tcMar>
-            <w:vAlign w:val="top"/>
-          </w:tcPr>
-          <w:p>
-            <w:pPr>
-              <w:pStyle w:val="Normal"/>
-              <w:jc w:val="center"/>
-              <w:pBdr>
-                <w:bottom w:val="none" w:sz="0" w:space="0" w:color="000000"/>
-                <w:top w:val="none" w:sz="0" w:space="0" w:color="000000"/>
-                <w:left w:val="none" w:sz="0" w:space="0" w:color="000000"/>
-                <w:right w:val="none" w:sz="0" w:space="0" w:color="000000"/>
-              </w:pBdr>
-              <w:spacing w:after="100" w:before="100" w:line="240"/>
-              <w:ind w:left="100" w:right="100" w:firstLine="0" w:firstLineChars="0"/>
-              <w:rPr>
-                <w:rFonts w:ascii="Helvetica" w:hAnsi="Helvetica" w:eastAsia="Helvetica" w:cs="Helvetica"/>
-                <w:i w:val="false"/>
-                <w:b w:val="false"/>
-                <w:u w:val="none"/>
-                <w:sz w:val="22"/>
-                <w:szCs w:val="22"/>
-                <w:color w:val="000000"/>
-              </w:rPr>
-            </w:pPr>
-            <w:r>
-              <w:rPr>
-                <w:rFonts w:ascii="Helvetica" w:hAnsi="Helvetica" w:eastAsia="Helvetica" w:cs="Helvetica"/>
-                <w:i w:val="false"/>
-                <w:b w:val="false"/>
-                <w:u w:val="none"/>
-                <w:sz w:val="22"/>
-                <w:szCs w:val="22"/>
-                <w:color w:val="000000"/>
-              </w:rPr>
-              <w:t xml:space="preserve">0.710</w:t>
+              <w:t xml:space="preserve">1.16</w:t>
+            </w:r>
+          </w:p>
+        </w:tc>
+        <w:tc>
+          <w:tcPr>
+            <w:tcBorders>
+              <w:bottom w:val="none" w:sz="0" w:space="0" w:color="000000"/>
+              <w:top w:val="none" w:sz="0" w:space="0" w:color="000000"/>
+              <w:left w:val="none" w:sz="0" w:space="0" w:color="000000"/>
+              <w:right w:val="none" w:sz="0" w:space="0" w:color="000000"/>
+            </w:tcBorders>
+            <w:shd w:val="clear" w:color="auto" w:fill="FFFFFF"/>
+            <w:tcMar>
+              <w:top w:w="0" w:type="dxa"/>
+              <w:bottom w:w="0" w:type="dxa"/>
+              <w:left w:w="0" w:type="dxa"/>
+              <w:right w:w="0" w:type="dxa"/>
+            </w:tcMar>
+            <w:vAlign w:val="top"/>
+          </w:tcPr>
+          <w:p>
+            <w:pPr>
+              <w:pStyle w:val="Normal"/>
+              <w:jc w:val="center"/>
+              <w:pBdr>
+                <w:bottom w:val="none" w:sz="0" w:space="0" w:color="000000"/>
+                <w:top w:val="none" w:sz="0" w:space="0" w:color="000000"/>
+                <w:left w:val="none" w:sz="0" w:space="0" w:color="000000"/>
+                <w:right w:val="none" w:sz="0" w:space="0" w:color="000000"/>
+              </w:pBdr>
+              <w:spacing w:after="100" w:before="100" w:line="240"/>
+              <w:ind w:left="100" w:right="100" w:firstLine="0" w:firstLineChars="0"/>
+              <w:rPr>
+                <w:rFonts w:ascii="Helvetica" w:hAnsi="Helvetica" w:eastAsia="Helvetica" w:cs="Helvetica"/>
+                <w:i w:val="false"/>
+                <w:b w:val="false"/>
+                <w:u w:val="none"/>
+                <w:sz w:val="22"/>
+                <w:szCs w:val="22"/>
+                <w:color w:val="000000"/>
+              </w:rPr>
+            </w:pPr>
+            <w:r>
+              <w:rPr>
+                <w:rFonts w:ascii="Helvetica" w:hAnsi="Helvetica" w:eastAsia="Helvetica" w:cs="Helvetica"/>
+                <w:i w:val="false"/>
+                <w:b w:val="false"/>
+                <w:u w:val="none"/>
+                <w:sz w:val="22"/>
+                <w:szCs w:val="22"/>
+                <w:color w:val="000000"/>
+              </w:rPr>
+              <w:t xml:space="preserve">0.38, 3.56</w:t>
+            </w:r>
+          </w:p>
+        </w:tc>
+        <w:tc>
+          <w:tcPr>
+            <w:tcBorders>
+              <w:bottom w:val="none" w:sz="0" w:space="0" w:color="000000"/>
+              <w:top w:val="none" w:sz="0" w:space="0" w:color="000000"/>
+              <w:left w:val="none" w:sz="0" w:space="0" w:color="000000"/>
+              <w:right w:val="none" w:sz="0" w:space="0" w:color="000000"/>
+            </w:tcBorders>
+            <w:shd w:val="clear" w:color="auto" w:fill="FFFFFF"/>
+            <w:tcMar>
+              <w:top w:w="0" w:type="dxa"/>
+              <w:bottom w:w="0" w:type="dxa"/>
+              <w:left w:w="0" w:type="dxa"/>
+              <w:right w:w="0" w:type="dxa"/>
+            </w:tcMar>
+            <w:vAlign w:val="top"/>
+          </w:tcPr>
+          <w:p>
+            <w:pPr>
+              <w:pStyle w:val="Normal"/>
+              <w:jc w:val="center"/>
+              <w:pBdr>
+                <w:bottom w:val="none" w:sz="0" w:space="0" w:color="000000"/>
+                <w:top w:val="none" w:sz="0" w:space="0" w:color="000000"/>
+                <w:left w:val="none" w:sz="0" w:space="0" w:color="000000"/>
+                <w:right w:val="none" w:sz="0" w:space="0" w:color="000000"/>
+              </w:pBdr>
+              <w:spacing w:after="100" w:before="100" w:line="240"/>
+              <w:ind w:left="100" w:right="100" w:firstLine="0" w:firstLineChars="0"/>
+              <w:rPr>
+                <w:rFonts w:ascii="Helvetica" w:hAnsi="Helvetica" w:eastAsia="Helvetica" w:cs="Helvetica"/>
+                <w:i w:val="false"/>
+                <w:b w:val="false"/>
+                <w:u w:val="none"/>
+                <w:sz w:val="22"/>
+                <w:szCs w:val="22"/>
+                <w:color w:val="000000"/>
+              </w:rPr>
+            </w:pPr>
+            <w:r>
+              <w:rPr>
+                <w:rFonts w:ascii="Helvetica" w:hAnsi="Helvetica" w:eastAsia="Helvetica" w:cs="Helvetica"/>
+                <w:i w:val="false"/>
+                <w:b w:val="false"/>
+                <w:u w:val="none"/>
+                <w:sz w:val="22"/>
+                <w:szCs w:val="22"/>
+                <w:color w:val="000000"/>
+              </w:rPr>
+              <w:t xml:space="preserve">0.790</w:t>
             </w:r>
           </w:p>
         </w:tc>
@@ -12483,113 +12483,113 @@
                 <w:szCs w:val="22"/>
                 <w:color w:val="000000"/>
               </w:rPr>
-              <w:t xml:space="preserve">0.77</w:t>
-            </w:r>
-          </w:p>
-        </w:tc>
-        <w:tc>
-          <w:tcPr>
-            <w:tcBorders>
-              <w:bottom w:val="none" w:sz="0" w:space="0" w:color="000000"/>
-              <w:top w:val="none" w:sz="0" w:space="0" w:color="000000"/>
-              <w:left w:val="none" w:sz="0" w:space="0" w:color="000000"/>
-              <w:right w:val="none" w:sz="0" w:space="0" w:color="000000"/>
-            </w:tcBorders>
-            <w:shd w:val="clear" w:color="auto" w:fill="FFFFFF"/>
-            <w:tcMar>
-              <w:top w:w="0" w:type="dxa"/>
-              <w:bottom w:w="0" w:type="dxa"/>
-              <w:left w:w="0" w:type="dxa"/>
-              <w:right w:w="0" w:type="dxa"/>
-            </w:tcMar>
-            <w:vAlign w:val="top"/>
-          </w:tcPr>
-          <w:p>
-            <w:pPr>
-              <w:pStyle w:val="Normal"/>
-              <w:jc w:val="center"/>
-              <w:pBdr>
-                <w:bottom w:val="none" w:sz="0" w:space="0" w:color="000000"/>
-                <w:top w:val="none" w:sz="0" w:space="0" w:color="000000"/>
-                <w:left w:val="none" w:sz="0" w:space="0" w:color="000000"/>
-                <w:right w:val="none" w:sz="0" w:space="0" w:color="000000"/>
-              </w:pBdr>
-              <w:spacing w:after="100" w:before="100" w:line="240"/>
-              <w:ind w:left="100" w:right="100" w:firstLine="0" w:firstLineChars="0"/>
-              <w:rPr>
-                <w:rFonts w:ascii="Helvetica" w:hAnsi="Helvetica" w:eastAsia="Helvetica" w:cs="Helvetica"/>
-                <w:i w:val="false"/>
-                <w:b w:val="false"/>
-                <w:u w:val="none"/>
-                <w:sz w:val="22"/>
-                <w:szCs w:val="22"/>
-                <w:color w:val="000000"/>
-              </w:rPr>
-            </w:pPr>
-            <w:r>
-              <w:rPr>
-                <w:rFonts w:ascii="Helvetica" w:hAnsi="Helvetica" w:eastAsia="Helvetica" w:cs="Helvetica"/>
-                <w:i w:val="false"/>
-                <w:b w:val="false"/>
-                <w:u w:val="none"/>
-                <w:sz w:val="22"/>
-                <w:szCs w:val="22"/>
-                <w:color w:val="000000"/>
-              </w:rPr>
-              <w:t xml:space="preserve">0.28, 2.14</w:t>
-            </w:r>
-          </w:p>
-        </w:tc>
-        <w:tc>
-          <w:tcPr>
-            <w:tcBorders>
-              <w:bottom w:val="none" w:sz="0" w:space="0" w:color="000000"/>
-              <w:top w:val="none" w:sz="0" w:space="0" w:color="000000"/>
-              <w:left w:val="none" w:sz="0" w:space="0" w:color="000000"/>
-              <w:right w:val="none" w:sz="0" w:space="0" w:color="000000"/>
-            </w:tcBorders>
-            <w:shd w:val="clear" w:color="auto" w:fill="FFFFFF"/>
-            <w:tcMar>
-              <w:top w:w="0" w:type="dxa"/>
-              <w:bottom w:w="0" w:type="dxa"/>
-              <w:left w:w="0" w:type="dxa"/>
-              <w:right w:w="0" w:type="dxa"/>
-            </w:tcMar>
-            <w:vAlign w:val="top"/>
-          </w:tcPr>
-          <w:p>
-            <w:pPr>
-              <w:pStyle w:val="Normal"/>
-              <w:jc w:val="center"/>
-              <w:pBdr>
-                <w:bottom w:val="none" w:sz="0" w:space="0" w:color="000000"/>
-                <w:top w:val="none" w:sz="0" w:space="0" w:color="000000"/>
-                <w:left w:val="none" w:sz="0" w:space="0" w:color="000000"/>
-                <w:right w:val="none" w:sz="0" w:space="0" w:color="000000"/>
-              </w:pBdr>
-              <w:spacing w:after="100" w:before="100" w:line="240"/>
-              <w:ind w:left="100" w:right="100" w:firstLine="0" w:firstLineChars="0"/>
-              <w:rPr>
-                <w:rFonts w:ascii="Helvetica" w:hAnsi="Helvetica" w:eastAsia="Helvetica" w:cs="Helvetica"/>
-                <w:i w:val="false"/>
-                <w:b w:val="false"/>
-                <w:u w:val="none"/>
-                <w:sz w:val="22"/>
-                <w:szCs w:val="22"/>
-                <w:color w:val="000000"/>
-              </w:rPr>
-            </w:pPr>
-            <w:r>
-              <w:rPr>
-                <w:rFonts w:ascii="Helvetica" w:hAnsi="Helvetica" w:eastAsia="Helvetica" w:cs="Helvetica"/>
-                <w:i w:val="false"/>
-                <w:b w:val="false"/>
-                <w:u w:val="none"/>
-                <w:sz w:val="22"/>
-                <w:szCs w:val="22"/>
-                <w:color w:val="000000"/>
-              </w:rPr>
-              <w:t xml:space="preserve">0.620</w:t>
+              <w:t xml:space="preserve">0.78</w:t>
+            </w:r>
+          </w:p>
+        </w:tc>
+        <w:tc>
+          <w:tcPr>
+            <w:tcBorders>
+              <w:bottom w:val="none" w:sz="0" w:space="0" w:color="000000"/>
+              <w:top w:val="none" w:sz="0" w:space="0" w:color="000000"/>
+              <w:left w:val="none" w:sz="0" w:space="0" w:color="000000"/>
+              <w:right w:val="none" w:sz="0" w:space="0" w:color="000000"/>
+            </w:tcBorders>
+            <w:shd w:val="clear" w:color="auto" w:fill="FFFFFF"/>
+            <w:tcMar>
+              <w:top w:w="0" w:type="dxa"/>
+              <w:bottom w:w="0" w:type="dxa"/>
+              <w:left w:w="0" w:type="dxa"/>
+              <w:right w:w="0" w:type="dxa"/>
+            </w:tcMar>
+            <w:vAlign w:val="top"/>
+          </w:tcPr>
+          <w:p>
+            <w:pPr>
+              <w:pStyle w:val="Normal"/>
+              <w:jc w:val="center"/>
+              <w:pBdr>
+                <w:bottom w:val="none" w:sz="0" w:space="0" w:color="000000"/>
+                <w:top w:val="none" w:sz="0" w:space="0" w:color="000000"/>
+                <w:left w:val="none" w:sz="0" w:space="0" w:color="000000"/>
+                <w:right w:val="none" w:sz="0" w:space="0" w:color="000000"/>
+              </w:pBdr>
+              <w:spacing w:after="100" w:before="100" w:line="240"/>
+              <w:ind w:left="100" w:right="100" w:firstLine="0" w:firstLineChars="0"/>
+              <w:rPr>
+                <w:rFonts w:ascii="Helvetica" w:hAnsi="Helvetica" w:eastAsia="Helvetica" w:cs="Helvetica"/>
+                <w:i w:val="false"/>
+                <w:b w:val="false"/>
+                <w:u w:val="none"/>
+                <w:sz w:val="22"/>
+                <w:szCs w:val="22"/>
+                <w:color w:val="000000"/>
+              </w:rPr>
+            </w:pPr>
+            <w:r>
+              <w:rPr>
+                <w:rFonts w:ascii="Helvetica" w:hAnsi="Helvetica" w:eastAsia="Helvetica" w:cs="Helvetica"/>
+                <w:i w:val="false"/>
+                <w:b w:val="false"/>
+                <w:u w:val="none"/>
+                <w:sz w:val="22"/>
+                <w:szCs w:val="22"/>
+                <w:color w:val="000000"/>
+              </w:rPr>
+              <w:t xml:space="preserve">0.28, 2.15</w:t>
+            </w:r>
+          </w:p>
+        </w:tc>
+        <w:tc>
+          <w:tcPr>
+            <w:tcBorders>
+              <w:bottom w:val="none" w:sz="0" w:space="0" w:color="000000"/>
+              <w:top w:val="none" w:sz="0" w:space="0" w:color="000000"/>
+              <w:left w:val="none" w:sz="0" w:space="0" w:color="000000"/>
+              <w:right w:val="none" w:sz="0" w:space="0" w:color="000000"/>
+            </w:tcBorders>
+            <w:shd w:val="clear" w:color="auto" w:fill="FFFFFF"/>
+            <w:tcMar>
+              <w:top w:w="0" w:type="dxa"/>
+              <w:bottom w:w="0" w:type="dxa"/>
+              <w:left w:w="0" w:type="dxa"/>
+              <w:right w:w="0" w:type="dxa"/>
+            </w:tcMar>
+            <w:vAlign w:val="top"/>
+          </w:tcPr>
+          <w:p>
+            <w:pPr>
+              <w:pStyle w:val="Normal"/>
+              <w:jc w:val="center"/>
+              <w:pBdr>
+                <w:bottom w:val="none" w:sz="0" w:space="0" w:color="000000"/>
+                <w:top w:val="none" w:sz="0" w:space="0" w:color="000000"/>
+                <w:left w:val="none" w:sz="0" w:space="0" w:color="000000"/>
+                <w:right w:val="none" w:sz="0" w:space="0" w:color="000000"/>
+              </w:pBdr>
+              <w:spacing w:after="100" w:before="100" w:line="240"/>
+              <w:ind w:left="100" w:right="100" w:firstLine="0" w:firstLineChars="0"/>
+              <w:rPr>
+                <w:rFonts w:ascii="Helvetica" w:hAnsi="Helvetica" w:eastAsia="Helvetica" w:cs="Helvetica"/>
+                <w:i w:val="false"/>
+                <w:b w:val="false"/>
+                <w:u w:val="none"/>
+                <w:sz w:val="22"/>
+                <w:szCs w:val="22"/>
+                <w:color w:val="000000"/>
+              </w:rPr>
+            </w:pPr>
+            <w:r>
+              <w:rPr>
+                <w:rFonts w:ascii="Helvetica" w:hAnsi="Helvetica" w:eastAsia="Helvetica" w:cs="Helvetica"/>
+                <w:i w:val="false"/>
+                <w:b w:val="false"/>
+                <w:u w:val="none"/>
+                <w:sz w:val="22"/>
+                <w:szCs w:val="22"/>
+                <w:color w:val="000000"/>
+              </w:rPr>
+              <w:t xml:space="preserve">0.630</w:t>
             </w:r>
           </w:p>
         </w:tc>
@@ -12695,113 +12695,113 @@
                 <w:szCs w:val="22"/>
                 <w:color w:val="000000"/>
               </w:rPr>
-              <w:t xml:space="preserve">0.88</w:t>
-            </w:r>
-          </w:p>
-        </w:tc>
-        <w:tc>
-          <w:tcPr>
-            <w:tcBorders>
-              <w:bottom w:val="none" w:sz="0" w:space="0" w:color="000000"/>
-              <w:top w:val="none" w:sz="0" w:space="0" w:color="000000"/>
-              <w:left w:val="none" w:sz="0" w:space="0" w:color="000000"/>
-              <w:right w:val="none" w:sz="0" w:space="0" w:color="000000"/>
-            </w:tcBorders>
-            <w:shd w:val="clear" w:color="auto" w:fill="FFFFFF"/>
-            <w:tcMar>
-              <w:top w:w="0" w:type="dxa"/>
-              <w:bottom w:w="0" w:type="dxa"/>
-              <w:left w:w="0" w:type="dxa"/>
-              <w:right w:w="0" w:type="dxa"/>
-            </w:tcMar>
-            <w:vAlign w:val="top"/>
-          </w:tcPr>
-          <w:p>
-            <w:pPr>
-              <w:pStyle w:val="Normal"/>
-              <w:jc w:val="center"/>
-              <w:pBdr>
-                <w:bottom w:val="none" w:sz="0" w:space="0" w:color="000000"/>
-                <w:top w:val="none" w:sz="0" w:space="0" w:color="000000"/>
-                <w:left w:val="none" w:sz="0" w:space="0" w:color="000000"/>
-                <w:right w:val="none" w:sz="0" w:space="0" w:color="000000"/>
-              </w:pBdr>
-              <w:spacing w:after="100" w:before="100" w:line="240"/>
-              <w:ind w:left="100" w:right="100" w:firstLine="0" w:firstLineChars="0"/>
-              <w:rPr>
-                <w:rFonts w:ascii="Helvetica" w:hAnsi="Helvetica" w:eastAsia="Helvetica" w:cs="Helvetica"/>
-                <w:i w:val="false"/>
-                <w:b w:val="false"/>
-                <w:u w:val="none"/>
-                <w:sz w:val="22"/>
-                <w:szCs w:val="22"/>
-                <w:color w:val="000000"/>
-              </w:rPr>
-            </w:pPr>
-            <w:r>
-              <w:rPr>
-                <w:rFonts w:ascii="Helvetica" w:hAnsi="Helvetica" w:eastAsia="Helvetica" w:cs="Helvetica"/>
-                <w:i w:val="false"/>
-                <w:b w:val="false"/>
-                <w:u w:val="none"/>
-                <w:sz w:val="22"/>
-                <w:szCs w:val="22"/>
-                <w:color w:val="000000"/>
-              </w:rPr>
-              <w:t xml:space="preserve">0.21, 3.62</w:t>
-            </w:r>
-          </w:p>
-        </w:tc>
-        <w:tc>
-          <w:tcPr>
-            <w:tcBorders>
-              <w:bottom w:val="none" w:sz="0" w:space="0" w:color="000000"/>
-              <w:top w:val="none" w:sz="0" w:space="0" w:color="000000"/>
-              <w:left w:val="none" w:sz="0" w:space="0" w:color="000000"/>
-              <w:right w:val="none" w:sz="0" w:space="0" w:color="000000"/>
-            </w:tcBorders>
-            <w:shd w:val="clear" w:color="auto" w:fill="FFFFFF"/>
-            <w:tcMar>
-              <w:top w:w="0" w:type="dxa"/>
-              <w:bottom w:w="0" w:type="dxa"/>
-              <w:left w:w="0" w:type="dxa"/>
-              <w:right w:w="0" w:type="dxa"/>
-            </w:tcMar>
-            <w:vAlign w:val="top"/>
-          </w:tcPr>
-          <w:p>
-            <w:pPr>
-              <w:pStyle w:val="Normal"/>
-              <w:jc w:val="center"/>
-              <w:pBdr>
-                <w:bottom w:val="none" w:sz="0" w:space="0" w:color="000000"/>
-                <w:top w:val="none" w:sz="0" w:space="0" w:color="000000"/>
-                <w:left w:val="none" w:sz="0" w:space="0" w:color="000000"/>
-                <w:right w:val="none" w:sz="0" w:space="0" w:color="000000"/>
-              </w:pBdr>
-              <w:spacing w:after="100" w:before="100" w:line="240"/>
-              <w:ind w:left="100" w:right="100" w:firstLine="0" w:firstLineChars="0"/>
-              <w:rPr>
-                <w:rFonts w:ascii="Helvetica" w:hAnsi="Helvetica" w:eastAsia="Helvetica" w:cs="Helvetica"/>
-                <w:i w:val="false"/>
-                <w:b w:val="false"/>
-                <w:u w:val="none"/>
-                <w:sz w:val="22"/>
-                <w:szCs w:val="22"/>
-                <w:color w:val="000000"/>
-              </w:rPr>
-            </w:pPr>
-            <w:r>
-              <w:rPr>
-                <w:rFonts w:ascii="Helvetica" w:hAnsi="Helvetica" w:eastAsia="Helvetica" w:cs="Helvetica"/>
-                <w:i w:val="false"/>
-                <w:b w:val="false"/>
-                <w:u w:val="none"/>
-                <w:sz w:val="22"/>
-                <w:szCs w:val="22"/>
-                <w:color w:val="000000"/>
-              </w:rPr>
-              <w:t xml:space="preserve">0.860</w:t>
+              <w:t xml:space="preserve">0.93</w:t>
+            </w:r>
+          </w:p>
+        </w:tc>
+        <w:tc>
+          <w:tcPr>
+            <w:tcBorders>
+              <w:bottom w:val="none" w:sz="0" w:space="0" w:color="000000"/>
+              <w:top w:val="none" w:sz="0" w:space="0" w:color="000000"/>
+              <w:left w:val="none" w:sz="0" w:space="0" w:color="000000"/>
+              <w:right w:val="none" w:sz="0" w:space="0" w:color="000000"/>
+            </w:tcBorders>
+            <w:shd w:val="clear" w:color="auto" w:fill="FFFFFF"/>
+            <w:tcMar>
+              <w:top w:w="0" w:type="dxa"/>
+              <w:bottom w:w="0" w:type="dxa"/>
+              <w:left w:w="0" w:type="dxa"/>
+              <w:right w:w="0" w:type="dxa"/>
+            </w:tcMar>
+            <w:vAlign w:val="top"/>
+          </w:tcPr>
+          <w:p>
+            <w:pPr>
+              <w:pStyle w:val="Normal"/>
+              <w:jc w:val="center"/>
+              <w:pBdr>
+                <w:bottom w:val="none" w:sz="0" w:space="0" w:color="000000"/>
+                <w:top w:val="none" w:sz="0" w:space="0" w:color="000000"/>
+                <w:left w:val="none" w:sz="0" w:space="0" w:color="000000"/>
+                <w:right w:val="none" w:sz="0" w:space="0" w:color="000000"/>
+              </w:pBdr>
+              <w:spacing w:after="100" w:before="100" w:line="240"/>
+              <w:ind w:left="100" w:right="100" w:firstLine="0" w:firstLineChars="0"/>
+              <w:rPr>
+                <w:rFonts w:ascii="Helvetica" w:hAnsi="Helvetica" w:eastAsia="Helvetica" w:cs="Helvetica"/>
+                <w:i w:val="false"/>
+                <w:b w:val="false"/>
+                <w:u w:val="none"/>
+                <w:sz w:val="22"/>
+                <w:szCs w:val="22"/>
+                <w:color w:val="000000"/>
+              </w:rPr>
+            </w:pPr>
+            <w:r>
+              <w:rPr>
+                <w:rFonts w:ascii="Helvetica" w:hAnsi="Helvetica" w:eastAsia="Helvetica" w:cs="Helvetica"/>
+                <w:i w:val="false"/>
+                <w:b w:val="false"/>
+                <w:u w:val="none"/>
+                <w:sz w:val="22"/>
+                <w:szCs w:val="22"/>
+                <w:color w:val="000000"/>
+              </w:rPr>
+              <w:t xml:space="preserve">0.23, 3.87</w:t>
+            </w:r>
+          </w:p>
+        </w:tc>
+        <w:tc>
+          <w:tcPr>
+            <w:tcBorders>
+              <w:bottom w:val="none" w:sz="0" w:space="0" w:color="000000"/>
+              <w:top w:val="none" w:sz="0" w:space="0" w:color="000000"/>
+              <w:left w:val="none" w:sz="0" w:space="0" w:color="000000"/>
+              <w:right w:val="none" w:sz="0" w:space="0" w:color="000000"/>
+            </w:tcBorders>
+            <w:shd w:val="clear" w:color="auto" w:fill="FFFFFF"/>
+            <w:tcMar>
+              <w:top w:w="0" w:type="dxa"/>
+              <w:bottom w:w="0" w:type="dxa"/>
+              <w:left w:w="0" w:type="dxa"/>
+              <w:right w:w="0" w:type="dxa"/>
+            </w:tcMar>
+            <w:vAlign w:val="top"/>
+          </w:tcPr>
+          <w:p>
+            <w:pPr>
+              <w:pStyle w:val="Normal"/>
+              <w:jc w:val="center"/>
+              <w:pBdr>
+                <w:bottom w:val="none" w:sz="0" w:space="0" w:color="000000"/>
+                <w:top w:val="none" w:sz="0" w:space="0" w:color="000000"/>
+                <w:left w:val="none" w:sz="0" w:space="0" w:color="000000"/>
+                <w:right w:val="none" w:sz="0" w:space="0" w:color="000000"/>
+              </w:pBdr>
+              <w:spacing w:after="100" w:before="100" w:line="240"/>
+              <w:ind w:left="100" w:right="100" w:firstLine="0" w:firstLineChars="0"/>
+              <w:rPr>
+                <w:rFonts w:ascii="Helvetica" w:hAnsi="Helvetica" w:eastAsia="Helvetica" w:cs="Helvetica"/>
+                <w:i w:val="false"/>
+                <w:b w:val="false"/>
+                <w:u w:val="none"/>
+                <w:sz w:val="22"/>
+                <w:szCs w:val="22"/>
+                <w:color w:val="000000"/>
+              </w:rPr>
+            </w:pPr>
+            <w:r>
+              <w:rPr>
+                <w:rFonts w:ascii="Helvetica" w:hAnsi="Helvetica" w:eastAsia="Helvetica" w:cs="Helvetica"/>
+                <w:i w:val="false"/>
+                <w:b w:val="false"/>
+                <w:u w:val="none"/>
+                <w:sz w:val="22"/>
+                <w:szCs w:val="22"/>
+                <w:color w:val="000000"/>
+              </w:rPr>
+              <w:t xml:space="preserve">0.920</w:t>
             </w:r>
           </w:p>
         </w:tc>
@@ -12966,60 +12966,60 @@
                 <w:szCs w:val="22"/>
                 <w:color w:val="000000"/>
               </w:rPr>
-              <w:t xml:space="preserve">5.32</w:t>
-            </w:r>
-          </w:p>
-        </w:tc>
-        <w:tc>
-          <w:tcPr>
-            <w:tcBorders>
-              <w:bottom w:val="none" w:sz="0" w:space="0" w:color="000000"/>
-              <w:top w:val="none" w:sz="0" w:space="0" w:color="000000"/>
-              <w:left w:val="none" w:sz="0" w:space="0" w:color="000000"/>
-              <w:right w:val="none" w:sz="0" w:space="0" w:color="000000"/>
-            </w:tcBorders>
-            <w:shd w:val="clear" w:color="auto" w:fill="FFFFFF"/>
-            <w:tcMar>
-              <w:top w:w="0" w:type="dxa"/>
-              <w:bottom w:w="0" w:type="dxa"/>
-              <w:left w:w="0" w:type="dxa"/>
-              <w:right w:w="0" w:type="dxa"/>
-            </w:tcMar>
-            <w:vAlign w:val="top"/>
-          </w:tcPr>
-          <w:p>
-            <w:pPr>
-              <w:pStyle w:val="Normal"/>
-              <w:jc w:val="center"/>
-              <w:pBdr>
-                <w:bottom w:val="none" w:sz="0" w:space="0" w:color="000000"/>
-                <w:top w:val="none" w:sz="0" w:space="0" w:color="000000"/>
-                <w:left w:val="none" w:sz="0" w:space="0" w:color="000000"/>
-                <w:right w:val="none" w:sz="0" w:space="0" w:color="000000"/>
-              </w:pBdr>
-              <w:spacing w:after="100" w:before="100" w:line="240"/>
-              <w:ind w:left="100" w:right="100" w:firstLine="0" w:firstLineChars="0"/>
-              <w:rPr>
-                <w:rFonts w:ascii="Helvetica" w:hAnsi="Helvetica" w:eastAsia="Helvetica" w:cs="Helvetica"/>
-                <w:i w:val="false"/>
-                <w:b w:val="false"/>
-                <w:u w:val="none"/>
-                <w:sz w:val="22"/>
-                <w:szCs w:val="22"/>
-                <w:color w:val="000000"/>
-              </w:rPr>
-            </w:pPr>
-            <w:r>
-              <w:rPr>
-                <w:rFonts w:ascii="Helvetica" w:hAnsi="Helvetica" w:eastAsia="Helvetica" w:cs="Helvetica"/>
-                <w:i w:val="false"/>
-                <w:b w:val="false"/>
-                <w:u w:val="none"/>
-                <w:sz w:val="22"/>
-                <w:szCs w:val="22"/>
-                <w:color w:val="000000"/>
-              </w:rPr>
-              <w:t xml:space="preserve">3.03, 9.36</w:t>
+              <w:t xml:space="preserve">5.34</w:t>
+            </w:r>
+          </w:p>
+        </w:tc>
+        <w:tc>
+          <w:tcPr>
+            <w:tcBorders>
+              <w:bottom w:val="none" w:sz="0" w:space="0" w:color="000000"/>
+              <w:top w:val="none" w:sz="0" w:space="0" w:color="000000"/>
+              <w:left w:val="none" w:sz="0" w:space="0" w:color="000000"/>
+              <w:right w:val="none" w:sz="0" w:space="0" w:color="000000"/>
+            </w:tcBorders>
+            <w:shd w:val="clear" w:color="auto" w:fill="FFFFFF"/>
+            <w:tcMar>
+              <w:top w:w="0" w:type="dxa"/>
+              <w:bottom w:w="0" w:type="dxa"/>
+              <w:left w:w="0" w:type="dxa"/>
+              <w:right w:w="0" w:type="dxa"/>
+            </w:tcMar>
+            <w:vAlign w:val="top"/>
+          </w:tcPr>
+          <w:p>
+            <w:pPr>
+              <w:pStyle w:val="Normal"/>
+              <w:jc w:val="center"/>
+              <w:pBdr>
+                <w:bottom w:val="none" w:sz="0" w:space="0" w:color="000000"/>
+                <w:top w:val="none" w:sz="0" w:space="0" w:color="000000"/>
+                <w:left w:val="none" w:sz="0" w:space="0" w:color="000000"/>
+                <w:right w:val="none" w:sz="0" w:space="0" w:color="000000"/>
+              </w:pBdr>
+              <w:spacing w:after="100" w:before="100" w:line="240"/>
+              <w:ind w:left="100" w:right="100" w:firstLine="0" w:firstLineChars="0"/>
+              <w:rPr>
+                <w:rFonts w:ascii="Helvetica" w:hAnsi="Helvetica" w:eastAsia="Helvetica" w:cs="Helvetica"/>
+                <w:i w:val="false"/>
+                <w:b w:val="false"/>
+                <w:u w:val="none"/>
+                <w:sz w:val="22"/>
+                <w:szCs w:val="22"/>
+                <w:color w:val="000000"/>
+              </w:rPr>
+            </w:pPr>
+            <w:r>
+              <w:rPr>
+                <w:rFonts w:ascii="Helvetica" w:hAnsi="Helvetica" w:eastAsia="Helvetica" w:cs="Helvetica"/>
+                <w:i w:val="false"/>
+                <w:b w:val="false"/>
+                <w:u w:val="none"/>
+                <w:sz w:val="22"/>
+                <w:szCs w:val="22"/>
+                <w:color w:val="000000"/>
+              </w:rPr>
+              <w:t xml:space="preserve">3.04, 9.39</w:t>
             </w:r>
           </w:p>
         </w:tc>
@@ -13178,60 +13178,60 @@
                 <w:szCs w:val="22"/>
                 <w:color w:val="000000"/>
               </w:rPr>
-              <w:t xml:space="preserve">9.50</w:t>
-            </w:r>
-          </w:p>
-        </w:tc>
-        <w:tc>
-          <w:tcPr>
-            <w:tcBorders>
-              <w:bottom w:val="none" w:sz="0" w:space="0" w:color="000000"/>
-              <w:top w:val="none" w:sz="0" w:space="0" w:color="000000"/>
-              <w:left w:val="none" w:sz="0" w:space="0" w:color="000000"/>
-              <w:right w:val="none" w:sz="0" w:space="0" w:color="000000"/>
-            </w:tcBorders>
-            <w:shd w:val="clear" w:color="auto" w:fill="FFFFFF"/>
-            <w:tcMar>
-              <w:top w:w="0" w:type="dxa"/>
-              <w:bottom w:w="0" w:type="dxa"/>
-              <w:left w:w="0" w:type="dxa"/>
-              <w:right w:w="0" w:type="dxa"/>
-            </w:tcMar>
-            <w:vAlign w:val="top"/>
-          </w:tcPr>
-          <w:p>
-            <w:pPr>
-              <w:pStyle w:val="Normal"/>
-              <w:jc w:val="center"/>
-              <w:pBdr>
-                <w:bottom w:val="none" w:sz="0" w:space="0" w:color="000000"/>
-                <w:top w:val="none" w:sz="0" w:space="0" w:color="000000"/>
-                <w:left w:val="none" w:sz="0" w:space="0" w:color="000000"/>
-                <w:right w:val="none" w:sz="0" w:space="0" w:color="000000"/>
-              </w:pBdr>
-              <w:spacing w:after="100" w:before="100" w:line="240"/>
-              <w:ind w:left="100" w:right="100" w:firstLine="0" w:firstLineChars="0"/>
-              <w:rPr>
-                <w:rFonts w:ascii="Helvetica" w:hAnsi="Helvetica" w:eastAsia="Helvetica" w:cs="Helvetica"/>
-                <w:i w:val="false"/>
-                <w:b w:val="false"/>
-                <w:u w:val="none"/>
-                <w:sz w:val="22"/>
-                <w:szCs w:val="22"/>
-                <w:color w:val="000000"/>
-              </w:rPr>
-            </w:pPr>
-            <w:r>
-              <w:rPr>
-                <w:rFonts w:ascii="Helvetica" w:hAnsi="Helvetica" w:eastAsia="Helvetica" w:cs="Helvetica"/>
-                <w:i w:val="false"/>
-                <w:b w:val="false"/>
-                <w:u w:val="none"/>
-                <w:sz w:val="22"/>
-                <w:szCs w:val="22"/>
-                <w:color w:val="000000"/>
-              </w:rPr>
-              <w:t xml:space="preserve">2.77, 32.6</w:t>
+              <w:t xml:space="preserve">10.0</w:t>
+            </w:r>
+          </w:p>
+        </w:tc>
+        <w:tc>
+          <w:tcPr>
+            <w:tcBorders>
+              <w:bottom w:val="none" w:sz="0" w:space="0" w:color="000000"/>
+              <w:top w:val="none" w:sz="0" w:space="0" w:color="000000"/>
+              <w:left w:val="none" w:sz="0" w:space="0" w:color="000000"/>
+              <w:right w:val="none" w:sz="0" w:space="0" w:color="000000"/>
+            </w:tcBorders>
+            <w:shd w:val="clear" w:color="auto" w:fill="FFFFFF"/>
+            <w:tcMar>
+              <w:top w:w="0" w:type="dxa"/>
+              <w:bottom w:w="0" w:type="dxa"/>
+              <w:left w:w="0" w:type="dxa"/>
+              <w:right w:w="0" w:type="dxa"/>
+            </w:tcMar>
+            <w:vAlign w:val="top"/>
+          </w:tcPr>
+          <w:p>
+            <w:pPr>
+              <w:pStyle w:val="Normal"/>
+              <w:jc w:val="center"/>
+              <w:pBdr>
+                <w:bottom w:val="none" w:sz="0" w:space="0" w:color="000000"/>
+                <w:top w:val="none" w:sz="0" w:space="0" w:color="000000"/>
+                <w:left w:val="none" w:sz="0" w:space="0" w:color="000000"/>
+                <w:right w:val="none" w:sz="0" w:space="0" w:color="000000"/>
+              </w:pBdr>
+              <w:spacing w:after="100" w:before="100" w:line="240"/>
+              <w:ind w:left="100" w:right="100" w:firstLine="0" w:firstLineChars="0"/>
+              <w:rPr>
+                <w:rFonts w:ascii="Helvetica" w:hAnsi="Helvetica" w:eastAsia="Helvetica" w:cs="Helvetica"/>
+                <w:i w:val="false"/>
+                <w:b w:val="false"/>
+                <w:u w:val="none"/>
+                <w:sz w:val="22"/>
+                <w:szCs w:val="22"/>
+                <w:color w:val="000000"/>
+              </w:rPr>
+            </w:pPr>
+            <w:r>
+              <w:rPr>
+                <w:rFonts w:ascii="Helvetica" w:hAnsi="Helvetica" w:eastAsia="Helvetica" w:cs="Helvetica"/>
+                <w:i w:val="false"/>
+                <w:b w:val="false"/>
+                <w:u w:val="none"/>
+                <w:sz w:val="22"/>
+                <w:szCs w:val="22"/>
+                <w:color w:val="000000"/>
+              </w:rPr>
+              <w:t xml:space="preserve">2.92, 34.5</w:t>
             </w:r>
           </w:p>
         </w:tc>
@@ -13449,113 +13449,113 @@
                 <w:szCs w:val="22"/>
                 <w:color w:val="000000"/>
               </w:rPr>
-              <w:t xml:space="preserve">1.35</w:t>
-            </w:r>
-          </w:p>
-        </w:tc>
-        <w:tc>
-          <w:tcPr>
-            <w:tcBorders>
-              <w:bottom w:val="none" w:sz="0" w:space="0" w:color="000000"/>
-              <w:top w:val="none" w:sz="0" w:space="0" w:color="000000"/>
-              <w:left w:val="none" w:sz="0" w:space="0" w:color="000000"/>
-              <w:right w:val="none" w:sz="0" w:space="0" w:color="000000"/>
-            </w:tcBorders>
-            <w:shd w:val="clear" w:color="auto" w:fill="FFFFFF"/>
-            <w:tcMar>
-              <w:top w:w="0" w:type="dxa"/>
-              <w:bottom w:w="0" w:type="dxa"/>
-              <w:left w:w="0" w:type="dxa"/>
-              <w:right w:w="0" w:type="dxa"/>
-            </w:tcMar>
-            <w:vAlign w:val="top"/>
-          </w:tcPr>
-          <w:p>
-            <w:pPr>
-              <w:pStyle w:val="Normal"/>
-              <w:jc w:val="center"/>
-              <w:pBdr>
-                <w:bottom w:val="none" w:sz="0" w:space="0" w:color="000000"/>
-                <w:top w:val="none" w:sz="0" w:space="0" w:color="000000"/>
-                <w:left w:val="none" w:sz="0" w:space="0" w:color="000000"/>
-                <w:right w:val="none" w:sz="0" w:space="0" w:color="000000"/>
-              </w:pBdr>
-              <w:spacing w:after="100" w:before="100" w:line="240"/>
-              <w:ind w:left="100" w:right="100" w:firstLine="0" w:firstLineChars="0"/>
-              <w:rPr>
-                <w:rFonts w:ascii="Helvetica" w:hAnsi="Helvetica" w:eastAsia="Helvetica" w:cs="Helvetica"/>
-                <w:i w:val="false"/>
-                <w:b w:val="false"/>
-                <w:u w:val="none"/>
-                <w:sz w:val="22"/>
-                <w:szCs w:val="22"/>
-                <w:color w:val="000000"/>
-              </w:rPr>
-            </w:pPr>
-            <w:r>
-              <w:rPr>
-                <w:rFonts w:ascii="Helvetica" w:hAnsi="Helvetica" w:eastAsia="Helvetica" w:cs="Helvetica"/>
-                <w:i w:val="false"/>
-                <w:b w:val="false"/>
-                <w:u w:val="none"/>
-                <w:sz w:val="22"/>
-                <w:szCs w:val="22"/>
-                <w:color w:val="000000"/>
-              </w:rPr>
-              <w:t xml:space="preserve">0.62, 2.94</w:t>
-            </w:r>
-          </w:p>
-        </w:tc>
-        <w:tc>
-          <w:tcPr>
-            <w:tcBorders>
-              <w:bottom w:val="none" w:sz="0" w:space="0" w:color="000000"/>
-              <w:top w:val="none" w:sz="0" w:space="0" w:color="000000"/>
-              <w:left w:val="none" w:sz="0" w:space="0" w:color="000000"/>
-              <w:right w:val="none" w:sz="0" w:space="0" w:color="000000"/>
-            </w:tcBorders>
-            <w:shd w:val="clear" w:color="auto" w:fill="FFFFFF"/>
-            <w:tcMar>
-              <w:top w:w="0" w:type="dxa"/>
-              <w:bottom w:w="0" w:type="dxa"/>
-              <w:left w:w="0" w:type="dxa"/>
-              <w:right w:w="0" w:type="dxa"/>
-            </w:tcMar>
-            <w:vAlign w:val="top"/>
-          </w:tcPr>
-          <w:p>
-            <w:pPr>
-              <w:pStyle w:val="Normal"/>
-              <w:jc w:val="center"/>
-              <w:pBdr>
-                <w:bottom w:val="none" w:sz="0" w:space="0" w:color="000000"/>
-                <w:top w:val="none" w:sz="0" w:space="0" w:color="000000"/>
-                <w:left w:val="none" w:sz="0" w:space="0" w:color="000000"/>
-                <w:right w:val="none" w:sz="0" w:space="0" w:color="000000"/>
-              </w:pBdr>
-              <w:spacing w:after="100" w:before="100" w:line="240"/>
-              <w:ind w:left="100" w:right="100" w:firstLine="0" w:firstLineChars="0"/>
-              <w:rPr>
-                <w:rFonts w:ascii="Helvetica" w:hAnsi="Helvetica" w:eastAsia="Helvetica" w:cs="Helvetica"/>
-                <w:i w:val="false"/>
-                <w:b w:val="false"/>
-                <w:u w:val="none"/>
-                <w:sz w:val="22"/>
-                <w:szCs w:val="22"/>
-                <w:color w:val="000000"/>
-              </w:rPr>
-            </w:pPr>
-            <w:r>
-              <w:rPr>
-                <w:rFonts w:ascii="Helvetica" w:hAnsi="Helvetica" w:eastAsia="Helvetica" w:cs="Helvetica"/>
-                <w:i w:val="false"/>
-                <w:b w:val="false"/>
-                <w:u w:val="none"/>
-                <w:sz w:val="22"/>
-                <w:szCs w:val="22"/>
-                <w:color w:val="000000"/>
-              </w:rPr>
-              <w:t xml:space="preserve">0.460</w:t>
+              <w:t xml:space="preserve">1.31</w:t>
+            </w:r>
+          </w:p>
+        </w:tc>
+        <w:tc>
+          <w:tcPr>
+            <w:tcBorders>
+              <w:bottom w:val="none" w:sz="0" w:space="0" w:color="000000"/>
+              <w:top w:val="none" w:sz="0" w:space="0" w:color="000000"/>
+              <w:left w:val="none" w:sz="0" w:space="0" w:color="000000"/>
+              <w:right w:val="none" w:sz="0" w:space="0" w:color="000000"/>
+            </w:tcBorders>
+            <w:shd w:val="clear" w:color="auto" w:fill="FFFFFF"/>
+            <w:tcMar>
+              <w:top w:w="0" w:type="dxa"/>
+              <w:bottom w:w="0" w:type="dxa"/>
+              <w:left w:w="0" w:type="dxa"/>
+              <w:right w:w="0" w:type="dxa"/>
+            </w:tcMar>
+            <w:vAlign w:val="top"/>
+          </w:tcPr>
+          <w:p>
+            <w:pPr>
+              <w:pStyle w:val="Normal"/>
+              <w:jc w:val="center"/>
+              <w:pBdr>
+                <w:bottom w:val="none" w:sz="0" w:space="0" w:color="000000"/>
+                <w:top w:val="none" w:sz="0" w:space="0" w:color="000000"/>
+                <w:left w:val="none" w:sz="0" w:space="0" w:color="000000"/>
+                <w:right w:val="none" w:sz="0" w:space="0" w:color="000000"/>
+              </w:pBdr>
+              <w:spacing w:after="100" w:before="100" w:line="240"/>
+              <w:ind w:left="100" w:right="100" w:firstLine="0" w:firstLineChars="0"/>
+              <w:rPr>
+                <w:rFonts w:ascii="Helvetica" w:hAnsi="Helvetica" w:eastAsia="Helvetica" w:cs="Helvetica"/>
+                <w:i w:val="false"/>
+                <w:b w:val="false"/>
+                <w:u w:val="none"/>
+                <w:sz w:val="22"/>
+                <w:szCs w:val="22"/>
+                <w:color w:val="000000"/>
+              </w:rPr>
+            </w:pPr>
+            <w:r>
+              <w:rPr>
+                <w:rFonts w:ascii="Helvetica" w:hAnsi="Helvetica" w:eastAsia="Helvetica" w:cs="Helvetica"/>
+                <w:i w:val="false"/>
+                <w:b w:val="false"/>
+                <w:u w:val="none"/>
+                <w:sz w:val="22"/>
+                <w:szCs w:val="22"/>
+                <w:color w:val="000000"/>
+              </w:rPr>
+              <w:t xml:space="preserve">0.60, 2.86</w:t>
+            </w:r>
+          </w:p>
+        </w:tc>
+        <w:tc>
+          <w:tcPr>
+            <w:tcBorders>
+              <w:bottom w:val="none" w:sz="0" w:space="0" w:color="000000"/>
+              <w:top w:val="none" w:sz="0" w:space="0" w:color="000000"/>
+              <w:left w:val="none" w:sz="0" w:space="0" w:color="000000"/>
+              <w:right w:val="none" w:sz="0" w:space="0" w:color="000000"/>
+            </w:tcBorders>
+            <w:shd w:val="clear" w:color="auto" w:fill="FFFFFF"/>
+            <w:tcMar>
+              <w:top w:w="0" w:type="dxa"/>
+              <w:bottom w:w="0" w:type="dxa"/>
+              <w:left w:w="0" w:type="dxa"/>
+              <w:right w:w="0" w:type="dxa"/>
+            </w:tcMar>
+            <w:vAlign w:val="top"/>
+          </w:tcPr>
+          <w:p>
+            <w:pPr>
+              <w:pStyle w:val="Normal"/>
+              <w:jc w:val="center"/>
+              <w:pBdr>
+                <w:bottom w:val="none" w:sz="0" w:space="0" w:color="000000"/>
+                <w:top w:val="none" w:sz="0" w:space="0" w:color="000000"/>
+                <w:left w:val="none" w:sz="0" w:space="0" w:color="000000"/>
+                <w:right w:val="none" w:sz="0" w:space="0" w:color="000000"/>
+              </w:pBdr>
+              <w:spacing w:after="100" w:before="100" w:line="240"/>
+              <w:ind w:left="100" w:right="100" w:firstLine="0" w:firstLineChars="0"/>
+              <w:rPr>
+                <w:rFonts w:ascii="Helvetica" w:hAnsi="Helvetica" w:eastAsia="Helvetica" w:cs="Helvetica"/>
+                <w:i w:val="false"/>
+                <w:b w:val="false"/>
+                <w:u w:val="none"/>
+                <w:sz w:val="22"/>
+                <w:szCs w:val="22"/>
+                <w:color w:val="000000"/>
+              </w:rPr>
+            </w:pPr>
+            <w:r>
+              <w:rPr>
+                <w:rFonts w:ascii="Helvetica" w:hAnsi="Helvetica" w:eastAsia="Helvetica" w:cs="Helvetica"/>
+                <w:i w:val="false"/>
+                <w:b w:val="false"/>
+                <w:u w:val="none"/>
+                <w:sz w:val="22"/>
+                <w:szCs w:val="22"/>
+                <w:color w:val="000000"/>
+              </w:rPr>
+              <w:t xml:space="preserve">0.500</w:t>
             </w:r>
           </w:p>
         </w:tc>
@@ -13661,113 +13661,113 @@
                 <w:szCs w:val="22"/>
                 <w:color w:val="000000"/>
               </w:rPr>
-              <w:t xml:space="preserve">0.31</w:t>
-            </w:r>
-          </w:p>
-        </w:tc>
-        <w:tc>
-          <w:tcPr>
-            <w:tcBorders>
-              <w:bottom w:val="none" w:sz="0" w:space="0" w:color="000000"/>
-              <w:top w:val="none" w:sz="0" w:space="0" w:color="000000"/>
-              <w:left w:val="none" w:sz="0" w:space="0" w:color="000000"/>
-              <w:right w:val="none" w:sz="0" w:space="0" w:color="000000"/>
-            </w:tcBorders>
-            <w:shd w:val="clear" w:color="auto" w:fill="FFFFFF"/>
-            <w:tcMar>
-              <w:top w:w="0" w:type="dxa"/>
-              <w:bottom w:w="0" w:type="dxa"/>
-              <w:left w:w="0" w:type="dxa"/>
-              <w:right w:w="0" w:type="dxa"/>
-            </w:tcMar>
-            <w:vAlign w:val="top"/>
-          </w:tcPr>
-          <w:p>
-            <w:pPr>
-              <w:pStyle w:val="Normal"/>
-              <w:jc w:val="center"/>
-              <w:pBdr>
-                <w:bottom w:val="none" w:sz="0" w:space="0" w:color="000000"/>
-                <w:top w:val="none" w:sz="0" w:space="0" w:color="000000"/>
-                <w:left w:val="none" w:sz="0" w:space="0" w:color="000000"/>
-                <w:right w:val="none" w:sz="0" w:space="0" w:color="000000"/>
-              </w:pBdr>
-              <w:spacing w:after="100" w:before="100" w:line="240"/>
-              <w:ind w:left="100" w:right="100" w:firstLine="0" w:firstLineChars="0"/>
-              <w:rPr>
-                <w:rFonts w:ascii="Helvetica" w:hAnsi="Helvetica" w:eastAsia="Helvetica" w:cs="Helvetica"/>
-                <w:i w:val="false"/>
-                <w:b w:val="false"/>
-                <w:u w:val="none"/>
-                <w:sz w:val="22"/>
-                <w:szCs w:val="22"/>
-                <w:color w:val="000000"/>
-              </w:rPr>
-            </w:pPr>
-            <w:r>
-              <w:rPr>
-                <w:rFonts w:ascii="Helvetica" w:hAnsi="Helvetica" w:eastAsia="Helvetica" w:cs="Helvetica"/>
-                <w:i w:val="false"/>
-                <w:b w:val="false"/>
-                <w:u w:val="none"/>
-                <w:sz w:val="22"/>
-                <w:szCs w:val="22"/>
-                <w:color w:val="000000"/>
-              </w:rPr>
-              <w:t xml:space="preserve">0.08, 1.22</w:t>
-            </w:r>
-          </w:p>
-        </w:tc>
-        <w:tc>
-          <w:tcPr>
-            <w:tcBorders>
-              <w:bottom w:val="none" w:sz="0" w:space="0" w:color="000000"/>
-              <w:top w:val="none" w:sz="0" w:space="0" w:color="000000"/>
-              <w:left w:val="none" w:sz="0" w:space="0" w:color="000000"/>
-              <w:right w:val="none" w:sz="0" w:space="0" w:color="000000"/>
-            </w:tcBorders>
-            <w:shd w:val="clear" w:color="auto" w:fill="FFFFFF"/>
-            <w:tcMar>
-              <w:top w:w="0" w:type="dxa"/>
-              <w:bottom w:w="0" w:type="dxa"/>
-              <w:left w:w="0" w:type="dxa"/>
-              <w:right w:w="0" w:type="dxa"/>
-            </w:tcMar>
-            <w:vAlign w:val="top"/>
-          </w:tcPr>
-          <w:p>
-            <w:pPr>
-              <w:pStyle w:val="Normal"/>
-              <w:jc w:val="center"/>
-              <w:pBdr>
-                <w:bottom w:val="none" w:sz="0" w:space="0" w:color="000000"/>
-                <w:top w:val="none" w:sz="0" w:space="0" w:color="000000"/>
-                <w:left w:val="none" w:sz="0" w:space="0" w:color="000000"/>
-                <w:right w:val="none" w:sz="0" w:space="0" w:color="000000"/>
-              </w:pBdr>
-              <w:spacing w:after="100" w:before="100" w:line="240"/>
-              <w:ind w:left="100" w:right="100" w:firstLine="0" w:firstLineChars="0"/>
-              <w:rPr>
-                <w:rFonts w:ascii="Helvetica" w:hAnsi="Helvetica" w:eastAsia="Helvetica" w:cs="Helvetica"/>
-                <w:i w:val="false"/>
-                <w:b w:val="false"/>
-                <w:u w:val="none"/>
-                <w:sz w:val="22"/>
-                <w:szCs w:val="22"/>
-                <w:color w:val="000000"/>
-              </w:rPr>
-            </w:pPr>
-            <w:r>
-              <w:rPr>
-                <w:rFonts w:ascii="Helvetica" w:hAnsi="Helvetica" w:eastAsia="Helvetica" w:cs="Helvetica"/>
-                <w:i w:val="false"/>
-                <w:b w:val="false"/>
-                <w:u w:val="none"/>
-                <w:sz w:val="22"/>
-                <w:szCs w:val="22"/>
-                <w:color w:val="000000"/>
-              </w:rPr>
-              <w:t xml:space="preserve">0.094</w:t>
+              <w:t xml:space="preserve">0.28</w:t>
+            </w:r>
+          </w:p>
+        </w:tc>
+        <w:tc>
+          <w:tcPr>
+            <w:tcBorders>
+              <w:bottom w:val="none" w:sz="0" w:space="0" w:color="000000"/>
+              <w:top w:val="none" w:sz="0" w:space="0" w:color="000000"/>
+              <w:left w:val="none" w:sz="0" w:space="0" w:color="000000"/>
+              <w:right w:val="none" w:sz="0" w:space="0" w:color="000000"/>
+            </w:tcBorders>
+            <w:shd w:val="clear" w:color="auto" w:fill="FFFFFF"/>
+            <w:tcMar>
+              <w:top w:w="0" w:type="dxa"/>
+              <w:bottom w:w="0" w:type="dxa"/>
+              <w:left w:w="0" w:type="dxa"/>
+              <w:right w:w="0" w:type="dxa"/>
+            </w:tcMar>
+            <w:vAlign w:val="top"/>
+          </w:tcPr>
+          <w:p>
+            <w:pPr>
+              <w:pStyle w:val="Normal"/>
+              <w:jc w:val="center"/>
+              <w:pBdr>
+                <w:bottom w:val="none" w:sz="0" w:space="0" w:color="000000"/>
+                <w:top w:val="none" w:sz="0" w:space="0" w:color="000000"/>
+                <w:left w:val="none" w:sz="0" w:space="0" w:color="000000"/>
+                <w:right w:val="none" w:sz="0" w:space="0" w:color="000000"/>
+              </w:pBdr>
+              <w:spacing w:after="100" w:before="100" w:line="240"/>
+              <w:ind w:left="100" w:right="100" w:firstLine="0" w:firstLineChars="0"/>
+              <w:rPr>
+                <w:rFonts w:ascii="Helvetica" w:hAnsi="Helvetica" w:eastAsia="Helvetica" w:cs="Helvetica"/>
+                <w:i w:val="false"/>
+                <w:b w:val="false"/>
+                <w:u w:val="none"/>
+                <w:sz w:val="22"/>
+                <w:szCs w:val="22"/>
+                <w:color w:val="000000"/>
+              </w:rPr>
+            </w:pPr>
+            <w:r>
+              <w:rPr>
+                <w:rFonts w:ascii="Helvetica" w:hAnsi="Helvetica" w:eastAsia="Helvetica" w:cs="Helvetica"/>
+                <w:i w:val="false"/>
+                <w:b w:val="false"/>
+                <w:u w:val="none"/>
+                <w:sz w:val="22"/>
+                <w:szCs w:val="22"/>
+                <w:color w:val="000000"/>
+              </w:rPr>
+              <w:t xml:space="preserve">0.07, 1.11</w:t>
+            </w:r>
+          </w:p>
+        </w:tc>
+        <w:tc>
+          <w:tcPr>
+            <w:tcBorders>
+              <w:bottom w:val="none" w:sz="0" w:space="0" w:color="000000"/>
+              <w:top w:val="none" w:sz="0" w:space="0" w:color="000000"/>
+              <w:left w:val="none" w:sz="0" w:space="0" w:color="000000"/>
+              <w:right w:val="none" w:sz="0" w:space="0" w:color="000000"/>
+            </w:tcBorders>
+            <w:shd w:val="clear" w:color="auto" w:fill="FFFFFF"/>
+            <w:tcMar>
+              <w:top w:w="0" w:type="dxa"/>
+              <w:bottom w:w="0" w:type="dxa"/>
+              <w:left w:w="0" w:type="dxa"/>
+              <w:right w:w="0" w:type="dxa"/>
+            </w:tcMar>
+            <w:vAlign w:val="top"/>
+          </w:tcPr>
+          <w:p>
+            <w:pPr>
+              <w:pStyle w:val="Normal"/>
+              <w:jc w:val="center"/>
+              <w:pBdr>
+                <w:bottom w:val="none" w:sz="0" w:space="0" w:color="000000"/>
+                <w:top w:val="none" w:sz="0" w:space="0" w:color="000000"/>
+                <w:left w:val="none" w:sz="0" w:space="0" w:color="000000"/>
+                <w:right w:val="none" w:sz="0" w:space="0" w:color="000000"/>
+              </w:pBdr>
+              <w:spacing w:after="100" w:before="100" w:line="240"/>
+              <w:ind w:left="100" w:right="100" w:firstLine="0" w:firstLineChars="0"/>
+              <w:rPr>
+                <w:rFonts w:ascii="Helvetica" w:hAnsi="Helvetica" w:eastAsia="Helvetica" w:cs="Helvetica"/>
+                <w:i w:val="false"/>
+                <w:b w:val="false"/>
+                <w:u w:val="none"/>
+                <w:sz w:val="22"/>
+                <w:szCs w:val="22"/>
+                <w:color w:val="000000"/>
+              </w:rPr>
+            </w:pPr>
+            <w:r>
+              <w:rPr>
+                <w:rFonts w:ascii="Helvetica" w:hAnsi="Helvetica" w:eastAsia="Helvetica" w:cs="Helvetica"/>
+                <w:i w:val="false"/>
+                <w:b w:val="false"/>
+                <w:u w:val="none"/>
+                <w:sz w:val="22"/>
+                <w:szCs w:val="22"/>
+                <w:color w:val="000000"/>
+              </w:rPr>
+              <w:t xml:space="preserve">0.071</w:t>
             </w:r>
           </w:p>
         </w:tc>
@@ -14038,7 +14038,7 @@
                 <w:szCs w:val="22"/>
                 <w:color w:val="000000"/>
               </w:rPr>
-              <w:t xml:space="preserve">0.710</w:t>
+              <w:t xml:space="preserve">0.740</w:t>
             </w:r>
           </w:p>
         </w:tc>
@@ -14250,7 +14250,7 @@
                 <w:szCs w:val="22"/>
                 <w:color w:val="000000"/>
               </w:rPr>
-              <w:t xml:space="preserve">0.620</w:t>
+              <w:t xml:space="preserve">0.700</w:t>
             </w:r>
           </w:p>
         </w:tc>
@@ -14415,113 +14415,113 @@
                 <w:szCs w:val="22"/>
                 <w:color w:val="000000"/>
               </w:rPr>
-              <w:t xml:space="preserve">1.40</w:t>
-            </w:r>
-          </w:p>
-        </w:tc>
-        <w:tc>
-          <w:tcPr>
-            <w:tcBorders>
-              <w:bottom w:val="none" w:sz="0" w:space="0" w:color="000000"/>
-              <w:top w:val="none" w:sz="0" w:space="0" w:color="000000"/>
-              <w:left w:val="none" w:sz="0" w:space="0" w:color="000000"/>
-              <w:right w:val="none" w:sz="0" w:space="0" w:color="000000"/>
-            </w:tcBorders>
-            <w:shd w:val="clear" w:color="auto" w:fill="FFFFFF"/>
-            <w:tcMar>
-              <w:top w:w="0" w:type="dxa"/>
-              <w:bottom w:w="0" w:type="dxa"/>
-              <w:left w:w="0" w:type="dxa"/>
-              <w:right w:w="0" w:type="dxa"/>
-            </w:tcMar>
-            <w:vAlign w:val="top"/>
-          </w:tcPr>
-          <w:p>
-            <w:pPr>
-              <w:pStyle w:val="Normal"/>
-              <w:jc w:val="center"/>
-              <w:pBdr>
-                <w:bottom w:val="none" w:sz="0" w:space="0" w:color="000000"/>
-                <w:top w:val="none" w:sz="0" w:space="0" w:color="000000"/>
-                <w:left w:val="none" w:sz="0" w:space="0" w:color="000000"/>
-                <w:right w:val="none" w:sz="0" w:space="0" w:color="000000"/>
-              </w:pBdr>
-              <w:spacing w:after="100" w:before="100" w:line="240"/>
-              <w:ind w:left="100" w:right="100" w:firstLine="0" w:firstLineChars="0"/>
-              <w:rPr>
-                <w:rFonts w:ascii="Helvetica" w:hAnsi="Helvetica" w:eastAsia="Helvetica" w:cs="Helvetica"/>
-                <w:i w:val="false"/>
-                <w:b w:val="false"/>
-                <w:u w:val="none"/>
-                <w:sz w:val="22"/>
-                <w:szCs w:val="22"/>
-                <w:color w:val="000000"/>
-              </w:rPr>
-            </w:pPr>
-            <w:r>
-              <w:rPr>
-                <w:rFonts w:ascii="Helvetica" w:hAnsi="Helvetica" w:eastAsia="Helvetica" w:cs="Helvetica"/>
-                <w:i w:val="false"/>
-                <w:b w:val="false"/>
-                <w:u w:val="none"/>
-                <w:sz w:val="22"/>
-                <w:szCs w:val="22"/>
-                <w:color w:val="000000"/>
-              </w:rPr>
-              <w:t xml:space="preserve">0.81, 2.44</w:t>
-            </w:r>
-          </w:p>
-        </w:tc>
-        <w:tc>
-          <w:tcPr>
-            <w:tcBorders>
-              <w:bottom w:val="none" w:sz="0" w:space="0" w:color="000000"/>
-              <w:top w:val="none" w:sz="0" w:space="0" w:color="000000"/>
-              <w:left w:val="none" w:sz="0" w:space="0" w:color="000000"/>
-              <w:right w:val="none" w:sz="0" w:space="0" w:color="000000"/>
-            </w:tcBorders>
-            <w:shd w:val="clear" w:color="auto" w:fill="FFFFFF"/>
-            <w:tcMar>
-              <w:top w:w="0" w:type="dxa"/>
-              <w:bottom w:w="0" w:type="dxa"/>
-              <w:left w:w="0" w:type="dxa"/>
-              <w:right w:w="0" w:type="dxa"/>
-            </w:tcMar>
-            <w:vAlign w:val="top"/>
-          </w:tcPr>
-          <w:p>
-            <w:pPr>
-              <w:pStyle w:val="Normal"/>
-              <w:jc w:val="center"/>
-              <w:pBdr>
-                <w:bottom w:val="none" w:sz="0" w:space="0" w:color="000000"/>
-                <w:top w:val="none" w:sz="0" w:space="0" w:color="000000"/>
-                <w:left w:val="none" w:sz="0" w:space="0" w:color="000000"/>
-                <w:right w:val="none" w:sz="0" w:space="0" w:color="000000"/>
-              </w:pBdr>
-              <w:spacing w:after="100" w:before="100" w:line="240"/>
-              <w:ind w:left="100" w:right="100" w:firstLine="0" w:firstLineChars="0"/>
-              <w:rPr>
-                <w:rFonts w:ascii="Helvetica" w:hAnsi="Helvetica" w:eastAsia="Helvetica" w:cs="Helvetica"/>
-                <w:i w:val="false"/>
-                <w:b w:val="false"/>
-                <w:u w:val="none"/>
-                <w:sz w:val="22"/>
-                <w:szCs w:val="22"/>
-                <w:color w:val="000000"/>
-              </w:rPr>
-            </w:pPr>
-            <w:r>
-              <w:rPr>
-                <w:rFonts w:ascii="Helvetica" w:hAnsi="Helvetica" w:eastAsia="Helvetica" w:cs="Helvetica"/>
-                <w:i w:val="false"/>
-                <w:b w:val="false"/>
-                <w:u w:val="none"/>
-                <w:sz w:val="22"/>
-                <w:szCs w:val="22"/>
-                <w:color w:val="000000"/>
-              </w:rPr>
-              <w:t xml:space="preserve">0.230</w:t>
+              <w:t xml:space="preserve">1.39</w:t>
+            </w:r>
+          </w:p>
+        </w:tc>
+        <w:tc>
+          <w:tcPr>
+            <w:tcBorders>
+              <w:bottom w:val="none" w:sz="0" w:space="0" w:color="000000"/>
+              <w:top w:val="none" w:sz="0" w:space="0" w:color="000000"/>
+              <w:left w:val="none" w:sz="0" w:space="0" w:color="000000"/>
+              <w:right w:val="none" w:sz="0" w:space="0" w:color="000000"/>
+            </w:tcBorders>
+            <w:shd w:val="clear" w:color="auto" w:fill="FFFFFF"/>
+            <w:tcMar>
+              <w:top w:w="0" w:type="dxa"/>
+              <w:bottom w:w="0" w:type="dxa"/>
+              <w:left w:w="0" w:type="dxa"/>
+              <w:right w:w="0" w:type="dxa"/>
+            </w:tcMar>
+            <w:vAlign w:val="top"/>
+          </w:tcPr>
+          <w:p>
+            <w:pPr>
+              <w:pStyle w:val="Normal"/>
+              <w:jc w:val="center"/>
+              <w:pBdr>
+                <w:bottom w:val="none" w:sz="0" w:space="0" w:color="000000"/>
+                <w:top w:val="none" w:sz="0" w:space="0" w:color="000000"/>
+                <w:left w:val="none" w:sz="0" w:space="0" w:color="000000"/>
+                <w:right w:val="none" w:sz="0" w:space="0" w:color="000000"/>
+              </w:pBdr>
+              <w:spacing w:after="100" w:before="100" w:line="240"/>
+              <w:ind w:left="100" w:right="100" w:firstLine="0" w:firstLineChars="0"/>
+              <w:rPr>
+                <w:rFonts w:ascii="Helvetica" w:hAnsi="Helvetica" w:eastAsia="Helvetica" w:cs="Helvetica"/>
+                <w:i w:val="false"/>
+                <w:b w:val="false"/>
+                <w:u w:val="none"/>
+                <w:sz w:val="22"/>
+                <w:szCs w:val="22"/>
+                <w:color w:val="000000"/>
+              </w:rPr>
+            </w:pPr>
+            <w:r>
+              <w:rPr>
+                <w:rFonts w:ascii="Helvetica" w:hAnsi="Helvetica" w:eastAsia="Helvetica" w:cs="Helvetica"/>
+                <w:i w:val="false"/>
+                <w:b w:val="false"/>
+                <w:u w:val="none"/>
+                <w:sz w:val="22"/>
+                <w:szCs w:val="22"/>
+                <w:color w:val="000000"/>
+              </w:rPr>
+              <w:t xml:space="preserve">0.80, 2.42</w:t>
+            </w:r>
+          </w:p>
+        </w:tc>
+        <w:tc>
+          <w:tcPr>
+            <w:tcBorders>
+              <w:bottom w:val="none" w:sz="0" w:space="0" w:color="000000"/>
+              <w:top w:val="none" w:sz="0" w:space="0" w:color="000000"/>
+              <w:left w:val="none" w:sz="0" w:space="0" w:color="000000"/>
+              <w:right w:val="none" w:sz="0" w:space="0" w:color="000000"/>
+            </w:tcBorders>
+            <w:shd w:val="clear" w:color="auto" w:fill="FFFFFF"/>
+            <w:tcMar>
+              <w:top w:w="0" w:type="dxa"/>
+              <w:bottom w:w="0" w:type="dxa"/>
+              <w:left w:w="0" w:type="dxa"/>
+              <w:right w:w="0" w:type="dxa"/>
+            </w:tcMar>
+            <w:vAlign w:val="top"/>
+          </w:tcPr>
+          <w:p>
+            <w:pPr>
+              <w:pStyle w:val="Normal"/>
+              <w:jc w:val="center"/>
+              <w:pBdr>
+                <w:bottom w:val="none" w:sz="0" w:space="0" w:color="000000"/>
+                <w:top w:val="none" w:sz="0" w:space="0" w:color="000000"/>
+                <w:left w:val="none" w:sz="0" w:space="0" w:color="000000"/>
+                <w:right w:val="none" w:sz="0" w:space="0" w:color="000000"/>
+              </w:pBdr>
+              <w:spacing w:after="100" w:before="100" w:line="240"/>
+              <w:ind w:left="100" w:right="100" w:firstLine="0" w:firstLineChars="0"/>
+              <w:rPr>
+                <w:rFonts w:ascii="Helvetica" w:hAnsi="Helvetica" w:eastAsia="Helvetica" w:cs="Helvetica"/>
+                <w:i w:val="false"/>
+                <w:b w:val="false"/>
+                <w:u w:val="none"/>
+                <w:sz w:val="22"/>
+                <w:szCs w:val="22"/>
+                <w:color w:val="000000"/>
+              </w:rPr>
+            </w:pPr>
+            <w:r>
+              <w:rPr>
+                <w:rFonts w:ascii="Helvetica" w:hAnsi="Helvetica" w:eastAsia="Helvetica" w:cs="Helvetica"/>
+                <w:i w:val="false"/>
+                <w:b w:val="false"/>
+                <w:u w:val="none"/>
+                <w:sz w:val="22"/>
+                <w:szCs w:val="22"/>
+                <w:color w:val="000000"/>
+              </w:rPr>
+              <w:t xml:space="preserve">0.240</w:t>
             </w:r>
           </w:p>
         </w:tc>
@@ -14680,60 +14680,60 @@
                 <w:szCs w:val="22"/>
                 <w:color w:val="000000"/>
               </w:rPr>
-              <w:t xml:space="preserve">0.39, 1.59</w:t>
-            </w:r>
-          </w:p>
-        </w:tc>
-        <w:tc>
-          <w:tcPr>
-            <w:tcBorders>
-              <w:bottom w:val="none" w:sz="0" w:space="0" w:color="000000"/>
-              <w:top w:val="none" w:sz="0" w:space="0" w:color="000000"/>
-              <w:left w:val="none" w:sz="0" w:space="0" w:color="000000"/>
-              <w:right w:val="none" w:sz="0" w:space="0" w:color="000000"/>
-            </w:tcBorders>
-            <w:shd w:val="clear" w:color="auto" w:fill="FFFFFF"/>
-            <w:tcMar>
-              <w:top w:w="0" w:type="dxa"/>
-              <w:bottom w:w="0" w:type="dxa"/>
-              <w:left w:w="0" w:type="dxa"/>
-              <w:right w:w="0" w:type="dxa"/>
-            </w:tcMar>
-            <w:vAlign w:val="top"/>
-          </w:tcPr>
-          <w:p>
-            <w:pPr>
-              <w:pStyle w:val="Normal"/>
-              <w:jc w:val="center"/>
-              <w:pBdr>
-                <w:bottom w:val="none" w:sz="0" w:space="0" w:color="000000"/>
-                <w:top w:val="none" w:sz="0" w:space="0" w:color="000000"/>
-                <w:left w:val="none" w:sz="0" w:space="0" w:color="000000"/>
-                <w:right w:val="none" w:sz="0" w:space="0" w:color="000000"/>
-              </w:pBdr>
-              <w:spacing w:after="100" w:before="100" w:line="240"/>
-              <w:ind w:left="100" w:right="100" w:firstLine="0" w:firstLineChars="0"/>
-              <w:rPr>
-                <w:rFonts w:ascii="Helvetica" w:hAnsi="Helvetica" w:eastAsia="Helvetica" w:cs="Helvetica"/>
-                <w:i w:val="false"/>
-                <w:b w:val="false"/>
-                <w:u w:val="none"/>
-                <w:sz w:val="22"/>
-                <w:szCs w:val="22"/>
-                <w:color w:val="000000"/>
-              </w:rPr>
-            </w:pPr>
-            <w:r>
-              <w:rPr>
-                <w:rFonts w:ascii="Helvetica" w:hAnsi="Helvetica" w:eastAsia="Helvetica" w:cs="Helvetica"/>
-                <w:i w:val="false"/>
-                <w:b w:val="false"/>
-                <w:u w:val="none"/>
-                <w:sz w:val="22"/>
-                <w:szCs w:val="22"/>
-                <w:color w:val="000000"/>
-              </w:rPr>
-              <w:t xml:space="preserve">0.510</w:t>
+              <w:t xml:space="preserve">0.39, 1.58</w:t>
+            </w:r>
+          </w:p>
+        </w:tc>
+        <w:tc>
+          <w:tcPr>
+            <w:tcBorders>
+              <w:bottom w:val="none" w:sz="0" w:space="0" w:color="000000"/>
+              <w:top w:val="none" w:sz="0" w:space="0" w:color="000000"/>
+              <w:left w:val="none" w:sz="0" w:space="0" w:color="000000"/>
+              <w:right w:val="none" w:sz="0" w:space="0" w:color="000000"/>
+            </w:tcBorders>
+            <w:shd w:val="clear" w:color="auto" w:fill="FFFFFF"/>
+            <w:tcMar>
+              <w:top w:w="0" w:type="dxa"/>
+              <w:bottom w:w="0" w:type="dxa"/>
+              <w:left w:w="0" w:type="dxa"/>
+              <w:right w:w="0" w:type="dxa"/>
+            </w:tcMar>
+            <w:vAlign w:val="top"/>
+          </w:tcPr>
+          <w:p>
+            <w:pPr>
+              <w:pStyle w:val="Normal"/>
+              <w:jc w:val="center"/>
+              <w:pBdr>
+                <w:bottom w:val="none" w:sz="0" w:space="0" w:color="000000"/>
+                <w:top w:val="none" w:sz="0" w:space="0" w:color="000000"/>
+                <w:left w:val="none" w:sz="0" w:space="0" w:color="000000"/>
+                <w:right w:val="none" w:sz="0" w:space="0" w:color="000000"/>
+              </w:pBdr>
+              <w:spacing w:after="100" w:before="100" w:line="240"/>
+              <w:ind w:left="100" w:right="100" w:firstLine="0" w:firstLineChars="0"/>
+              <w:rPr>
+                <w:rFonts w:ascii="Helvetica" w:hAnsi="Helvetica" w:eastAsia="Helvetica" w:cs="Helvetica"/>
+                <w:i w:val="false"/>
+                <w:b w:val="false"/>
+                <w:u w:val="none"/>
+                <w:sz w:val="22"/>
+                <w:szCs w:val="22"/>
+                <w:color w:val="000000"/>
+              </w:rPr>
+            </w:pPr>
+            <w:r>
+              <w:rPr>
+                <w:rFonts w:ascii="Helvetica" w:hAnsi="Helvetica" w:eastAsia="Helvetica" w:cs="Helvetica"/>
+                <w:i w:val="false"/>
+                <w:b w:val="false"/>
+                <w:u w:val="none"/>
+                <w:sz w:val="22"/>
+                <w:szCs w:val="22"/>
+                <w:color w:val="000000"/>
+              </w:rPr>
+              <w:t xml:space="preserve">0.500</w:t>
             </w:r>
           </w:p>
         </w:tc>
@@ -14951,60 +14951,60 @@
                 <w:szCs w:val="22"/>
                 <w:color w:val="000000"/>
               </w:rPr>
-              <w:t xml:space="preserve">0.18, 6.10</w:t>
-            </w:r>
-          </w:p>
-        </w:tc>
-        <w:tc>
-          <w:tcPr>
-            <w:tcBorders>
-              <w:bottom w:val="none" w:sz="0" w:space="0" w:color="000000"/>
-              <w:top w:val="none" w:sz="0" w:space="0" w:color="000000"/>
-              <w:left w:val="none" w:sz="0" w:space="0" w:color="000000"/>
-              <w:right w:val="none" w:sz="0" w:space="0" w:color="000000"/>
-            </w:tcBorders>
-            <w:shd w:val="clear" w:color="auto" w:fill="FFFFFF"/>
-            <w:tcMar>
-              <w:top w:w="0" w:type="dxa"/>
-              <w:bottom w:w="0" w:type="dxa"/>
-              <w:left w:w="0" w:type="dxa"/>
-              <w:right w:w="0" w:type="dxa"/>
-            </w:tcMar>
-            <w:vAlign w:val="top"/>
-          </w:tcPr>
-          <w:p>
-            <w:pPr>
-              <w:pStyle w:val="Normal"/>
-              <w:jc w:val="center"/>
-              <w:pBdr>
-                <w:bottom w:val="none" w:sz="0" w:space="0" w:color="000000"/>
-                <w:top w:val="none" w:sz="0" w:space="0" w:color="000000"/>
-                <w:left w:val="none" w:sz="0" w:space="0" w:color="000000"/>
-                <w:right w:val="none" w:sz="0" w:space="0" w:color="000000"/>
-              </w:pBdr>
-              <w:spacing w:after="100" w:before="100" w:line="240"/>
-              <w:ind w:left="100" w:right="100" w:firstLine="0" w:firstLineChars="0"/>
-              <w:rPr>
-                <w:rFonts w:ascii="Helvetica" w:hAnsi="Helvetica" w:eastAsia="Helvetica" w:cs="Helvetica"/>
-                <w:i w:val="false"/>
-                <w:b w:val="false"/>
-                <w:u w:val="none"/>
-                <w:sz w:val="22"/>
-                <w:szCs w:val="22"/>
-                <w:color w:val="000000"/>
-              </w:rPr>
-            </w:pPr>
-            <w:r>
-              <w:rPr>
-                <w:rFonts w:ascii="Helvetica" w:hAnsi="Helvetica" w:eastAsia="Helvetica" w:cs="Helvetica"/>
-                <w:i w:val="false"/>
-                <w:b w:val="false"/>
-                <w:u w:val="none"/>
-                <w:sz w:val="22"/>
-                <w:szCs w:val="22"/>
-                <w:color w:val="000000"/>
-              </w:rPr>
-              <w:t xml:space="preserve">0.960</w:t>
+              <w:t xml:space="preserve">0.18, 6.08</w:t>
+            </w:r>
+          </w:p>
+        </w:tc>
+        <w:tc>
+          <w:tcPr>
+            <w:tcBorders>
+              <w:bottom w:val="none" w:sz="0" w:space="0" w:color="000000"/>
+              <w:top w:val="none" w:sz="0" w:space="0" w:color="000000"/>
+              <w:left w:val="none" w:sz="0" w:space="0" w:color="000000"/>
+              <w:right w:val="none" w:sz="0" w:space="0" w:color="000000"/>
+            </w:tcBorders>
+            <w:shd w:val="clear" w:color="auto" w:fill="FFFFFF"/>
+            <w:tcMar>
+              <w:top w:w="0" w:type="dxa"/>
+              <w:bottom w:w="0" w:type="dxa"/>
+              <w:left w:w="0" w:type="dxa"/>
+              <w:right w:w="0" w:type="dxa"/>
+            </w:tcMar>
+            <w:vAlign w:val="top"/>
+          </w:tcPr>
+          <w:p>
+            <w:pPr>
+              <w:pStyle w:val="Normal"/>
+              <w:jc w:val="center"/>
+              <w:pBdr>
+                <w:bottom w:val="none" w:sz="0" w:space="0" w:color="000000"/>
+                <w:top w:val="none" w:sz="0" w:space="0" w:color="000000"/>
+                <w:left w:val="none" w:sz="0" w:space="0" w:color="000000"/>
+                <w:right w:val="none" w:sz="0" w:space="0" w:color="000000"/>
+              </w:pBdr>
+              <w:spacing w:after="100" w:before="100" w:line="240"/>
+              <w:ind w:left="100" w:right="100" w:firstLine="0" w:firstLineChars="0"/>
+              <w:rPr>
+                <w:rFonts w:ascii="Helvetica" w:hAnsi="Helvetica" w:eastAsia="Helvetica" w:cs="Helvetica"/>
+                <w:i w:val="false"/>
+                <w:b w:val="false"/>
+                <w:u w:val="none"/>
+                <w:sz w:val="22"/>
+                <w:szCs w:val="22"/>
+                <w:color w:val="000000"/>
+              </w:rPr>
+            </w:pPr>
+            <w:r>
+              <w:rPr>
+                <w:rFonts w:ascii="Helvetica" w:hAnsi="Helvetica" w:eastAsia="Helvetica" w:cs="Helvetica"/>
+                <w:i w:val="false"/>
+                <w:b w:val="false"/>
+                <w:u w:val="none"/>
+                <w:sz w:val="22"/>
+                <w:szCs w:val="22"/>
+                <w:color w:val="000000"/>
+              </w:rPr>
+              <w:t xml:space="preserve">0.970</w:t>
             </w:r>
           </w:p>
         </w:tc>
@@ -15110,113 +15110,113 @@
                 <w:szCs w:val="22"/>
                 <w:color w:val="000000"/>
               </w:rPr>
-              <w:t xml:space="preserve">5.46</w:t>
-            </w:r>
-          </w:p>
-        </w:tc>
-        <w:tc>
-          <w:tcPr>
-            <w:tcBorders>
-              <w:bottom w:val="none" w:sz="0" w:space="0" w:color="000000"/>
-              <w:top w:val="none" w:sz="0" w:space="0" w:color="000000"/>
-              <w:left w:val="none" w:sz="0" w:space="0" w:color="000000"/>
-              <w:right w:val="none" w:sz="0" w:space="0" w:color="000000"/>
-            </w:tcBorders>
-            <w:shd w:val="clear" w:color="auto" w:fill="FFFFFF"/>
-            <w:tcMar>
-              <w:top w:w="0" w:type="dxa"/>
-              <w:bottom w:w="0" w:type="dxa"/>
-              <w:left w:w="0" w:type="dxa"/>
-              <w:right w:w="0" w:type="dxa"/>
-            </w:tcMar>
-            <w:vAlign w:val="top"/>
-          </w:tcPr>
-          <w:p>
-            <w:pPr>
-              <w:pStyle w:val="Normal"/>
-              <w:jc w:val="center"/>
-              <w:pBdr>
-                <w:bottom w:val="none" w:sz="0" w:space="0" w:color="000000"/>
-                <w:top w:val="none" w:sz="0" w:space="0" w:color="000000"/>
-                <w:left w:val="none" w:sz="0" w:space="0" w:color="000000"/>
-                <w:right w:val="none" w:sz="0" w:space="0" w:color="000000"/>
-              </w:pBdr>
-              <w:spacing w:after="100" w:before="100" w:line="240"/>
-              <w:ind w:left="100" w:right="100" w:firstLine="0" w:firstLineChars="0"/>
-              <w:rPr>
-                <w:rFonts w:ascii="Helvetica" w:hAnsi="Helvetica" w:eastAsia="Helvetica" w:cs="Helvetica"/>
-                <w:i w:val="false"/>
-                <w:b w:val="false"/>
-                <w:u w:val="none"/>
-                <w:sz w:val="22"/>
-                <w:szCs w:val="22"/>
-                <w:color w:val="000000"/>
-              </w:rPr>
-            </w:pPr>
-            <w:r>
-              <w:rPr>
-                <w:rFonts w:ascii="Helvetica" w:hAnsi="Helvetica" w:eastAsia="Helvetica" w:cs="Helvetica"/>
-                <w:i w:val="false"/>
-                <w:b w:val="false"/>
-                <w:u w:val="none"/>
-                <w:sz w:val="22"/>
-                <w:szCs w:val="22"/>
-                <w:color w:val="000000"/>
-              </w:rPr>
-              <w:t xml:space="preserve">1.17, 25.6</w:t>
-            </w:r>
-          </w:p>
-        </w:tc>
-        <w:tc>
-          <w:tcPr>
-            <w:tcBorders>
-              <w:bottom w:val="none" w:sz="0" w:space="0" w:color="000000"/>
-              <w:top w:val="none" w:sz="0" w:space="0" w:color="000000"/>
-              <w:left w:val="none" w:sz="0" w:space="0" w:color="000000"/>
-              <w:right w:val="none" w:sz="0" w:space="0" w:color="000000"/>
-            </w:tcBorders>
-            <w:shd w:val="clear" w:color="auto" w:fill="FFFFFF"/>
-            <w:tcMar>
-              <w:top w:w="0" w:type="dxa"/>
-              <w:bottom w:w="0" w:type="dxa"/>
-              <w:left w:w="0" w:type="dxa"/>
-              <w:right w:w="0" w:type="dxa"/>
-            </w:tcMar>
-            <w:vAlign w:val="top"/>
-          </w:tcPr>
-          <w:p>
-            <w:pPr>
-              <w:pStyle w:val="Normal"/>
-              <w:jc w:val="center"/>
-              <w:pBdr>
-                <w:bottom w:val="none" w:sz="0" w:space="0" w:color="000000"/>
-                <w:top w:val="none" w:sz="0" w:space="0" w:color="000000"/>
-                <w:left w:val="none" w:sz="0" w:space="0" w:color="000000"/>
-                <w:right w:val="none" w:sz="0" w:space="0" w:color="000000"/>
-              </w:pBdr>
-              <w:spacing w:after="100" w:before="100" w:line="240"/>
-              <w:ind w:left="100" w:right="100" w:firstLine="0" w:firstLineChars="0"/>
-              <w:rPr>
-                <w:rFonts w:ascii="Helvetica" w:hAnsi="Helvetica" w:eastAsia="Helvetica" w:cs="Helvetica"/>
-                <w:i w:val="false"/>
-                <w:b w:val="false"/>
-                <w:u w:val="none"/>
-                <w:sz w:val="22"/>
-                <w:szCs w:val="22"/>
-                <w:color w:val="000000"/>
-              </w:rPr>
-            </w:pPr>
-            <w:r>
-              <w:rPr>
-                <w:rFonts w:ascii="Helvetica" w:hAnsi="Helvetica" w:eastAsia="Helvetica" w:cs="Helvetica"/>
-                <w:i w:val="false"/>
-                <w:b w:val="false"/>
-                <w:u w:val="none"/>
-                <w:sz w:val="22"/>
-                <w:szCs w:val="22"/>
-                <w:color w:val="000000"/>
-              </w:rPr>
-              <w:t xml:space="preserve">0.031</w:t>
+              <w:t xml:space="preserve">5.41</w:t>
+            </w:r>
+          </w:p>
+        </w:tc>
+        <w:tc>
+          <w:tcPr>
+            <w:tcBorders>
+              <w:bottom w:val="none" w:sz="0" w:space="0" w:color="000000"/>
+              <w:top w:val="none" w:sz="0" w:space="0" w:color="000000"/>
+              <w:left w:val="none" w:sz="0" w:space="0" w:color="000000"/>
+              <w:right w:val="none" w:sz="0" w:space="0" w:color="000000"/>
+            </w:tcBorders>
+            <w:shd w:val="clear" w:color="auto" w:fill="FFFFFF"/>
+            <w:tcMar>
+              <w:top w:w="0" w:type="dxa"/>
+              <w:bottom w:w="0" w:type="dxa"/>
+              <w:left w:w="0" w:type="dxa"/>
+              <w:right w:w="0" w:type="dxa"/>
+            </w:tcMar>
+            <w:vAlign w:val="top"/>
+          </w:tcPr>
+          <w:p>
+            <w:pPr>
+              <w:pStyle w:val="Normal"/>
+              <w:jc w:val="center"/>
+              <w:pBdr>
+                <w:bottom w:val="none" w:sz="0" w:space="0" w:color="000000"/>
+                <w:top w:val="none" w:sz="0" w:space="0" w:color="000000"/>
+                <w:left w:val="none" w:sz="0" w:space="0" w:color="000000"/>
+                <w:right w:val="none" w:sz="0" w:space="0" w:color="000000"/>
+              </w:pBdr>
+              <w:spacing w:after="100" w:before="100" w:line="240"/>
+              <w:ind w:left="100" w:right="100" w:firstLine="0" w:firstLineChars="0"/>
+              <w:rPr>
+                <w:rFonts w:ascii="Helvetica" w:hAnsi="Helvetica" w:eastAsia="Helvetica" w:cs="Helvetica"/>
+                <w:i w:val="false"/>
+                <w:b w:val="false"/>
+                <w:u w:val="none"/>
+                <w:sz w:val="22"/>
+                <w:szCs w:val="22"/>
+                <w:color w:val="000000"/>
+              </w:rPr>
+            </w:pPr>
+            <w:r>
+              <w:rPr>
+                <w:rFonts w:ascii="Helvetica" w:hAnsi="Helvetica" w:eastAsia="Helvetica" w:cs="Helvetica"/>
+                <w:i w:val="false"/>
+                <w:b w:val="false"/>
+                <w:u w:val="none"/>
+                <w:sz w:val="22"/>
+                <w:szCs w:val="22"/>
+                <w:color w:val="000000"/>
+              </w:rPr>
+              <w:t xml:space="preserve">1.13, 25.9</w:t>
+            </w:r>
+          </w:p>
+        </w:tc>
+        <w:tc>
+          <w:tcPr>
+            <w:tcBorders>
+              <w:bottom w:val="none" w:sz="0" w:space="0" w:color="000000"/>
+              <w:top w:val="none" w:sz="0" w:space="0" w:color="000000"/>
+              <w:left w:val="none" w:sz="0" w:space="0" w:color="000000"/>
+              <w:right w:val="none" w:sz="0" w:space="0" w:color="000000"/>
+            </w:tcBorders>
+            <w:shd w:val="clear" w:color="auto" w:fill="FFFFFF"/>
+            <w:tcMar>
+              <w:top w:w="0" w:type="dxa"/>
+              <w:bottom w:w="0" w:type="dxa"/>
+              <w:left w:w="0" w:type="dxa"/>
+              <w:right w:w="0" w:type="dxa"/>
+            </w:tcMar>
+            <w:vAlign w:val="top"/>
+          </w:tcPr>
+          <w:p>
+            <w:pPr>
+              <w:pStyle w:val="Normal"/>
+              <w:jc w:val="center"/>
+              <w:pBdr>
+                <w:bottom w:val="none" w:sz="0" w:space="0" w:color="000000"/>
+                <w:top w:val="none" w:sz="0" w:space="0" w:color="000000"/>
+                <w:left w:val="none" w:sz="0" w:space="0" w:color="000000"/>
+                <w:right w:val="none" w:sz="0" w:space="0" w:color="000000"/>
+              </w:pBdr>
+              <w:spacing w:after="100" w:before="100" w:line="240"/>
+              <w:ind w:left="100" w:right="100" w:firstLine="0" w:firstLineChars="0"/>
+              <w:rPr>
+                <w:rFonts w:ascii="Helvetica" w:hAnsi="Helvetica" w:eastAsia="Helvetica" w:cs="Helvetica"/>
+                <w:i w:val="false"/>
+                <w:b w:val="false"/>
+                <w:u w:val="none"/>
+                <w:sz w:val="22"/>
+                <w:szCs w:val="22"/>
+                <w:color w:val="000000"/>
+              </w:rPr>
+            </w:pPr>
+            <w:r>
+              <w:rPr>
+                <w:rFonts w:ascii="Helvetica" w:hAnsi="Helvetica" w:eastAsia="Helvetica" w:cs="Helvetica"/>
+                <w:i w:val="false"/>
+                <w:b w:val="false"/>
+                <w:u w:val="none"/>
+                <w:sz w:val="22"/>
+                <w:szCs w:val="22"/>
+                <w:color w:val="000000"/>
+              </w:rPr>
+              <w:t xml:space="preserve">0.035</w:t>
             </w:r>
           </w:p>
         </w:tc>
@@ -15381,7 +15381,7 @@
                 <w:szCs w:val="22"/>
                 <w:color w:val="000000"/>
               </w:rPr>
-              <w:t xml:space="preserve">1.04</w:t>
+              <w:t xml:space="preserve">1.05</w:t>
             </w:r>
           </w:p>
         </w:tc>
@@ -15593,113 +15593,113 @@
                 <w:szCs w:val="22"/>
                 <w:color w:val="000000"/>
               </w:rPr>
-              <w:t xml:space="preserve">1.11</w:t>
-            </w:r>
-          </w:p>
-        </w:tc>
-        <w:tc>
-          <w:tcPr>
-            <w:tcBorders>
-              <w:bottom w:val="none" w:sz="0" w:space="0" w:color="000000"/>
-              <w:top w:val="none" w:sz="0" w:space="0" w:color="000000"/>
-              <w:left w:val="none" w:sz="0" w:space="0" w:color="000000"/>
-              <w:right w:val="none" w:sz="0" w:space="0" w:color="000000"/>
-            </w:tcBorders>
-            <w:shd w:val="clear" w:color="auto" w:fill="FFFFFF"/>
-            <w:tcMar>
-              <w:top w:w="0" w:type="dxa"/>
-              <w:bottom w:w="0" w:type="dxa"/>
-              <w:left w:w="0" w:type="dxa"/>
-              <w:right w:w="0" w:type="dxa"/>
-            </w:tcMar>
-            <w:vAlign w:val="top"/>
-          </w:tcPr>
-          <w:p>
-            <w:pPr>
-              <w:pStyle w:val="Normal"/>
-              <w:jc w:val="center"/>
-              <w:pBdr>
-                <w:bottom w:val="none" w:sz="0" w:space="0" w:color="000000"/>
-                <w:top w:val="none" w:sz="0" w:space="0" w:color="000000"/>
-                <w:left w:val="none" w:sz="0" w:space="0" w:color="000000"/>
-                <w:right w:val="none" w:sz="0" w:space="0" w:color="000000"/>
-              </w:pBdr>
-              <w:spacing w:after="100" w:before="100" w:line="240"/>
-              <w:ind w:left="100" w:right="100" w:firstLine="0" w:firstLineChars="0"/>
-              <w:rPr>
-                <w:rFonts w:ascii="Helvetica" w:hAnsi="Helvetica" w:eastAsia="Helvetica" w:cs="Helvetica"/>
-                <w:i w:val="false"/>
-                <w:b w:val="false"/>
-                <w:u w:val="none"/>
-                <w:sz w:val="22"/>
-                <w:szCs w:val="22"/>
-                <w:color w:val="000000"/>
-              </w:rPr>
-            </w:pPr>
-            <w:r>
-              <w:rPr>
-                <w:rFonts w:ascii="Helvetica" w:hAnsi="Helvetica" w:eastAsia="Helvetica" w:cs="Helvetica"/>
-                <w:i w:val="false"/>
-                <w:b w:val="false"/>
-                <w:u w:val="none"/>
-                <w:sz w:val="22"/>
-                <w:szCs w:val="22"/>
-                <w:color w:val="000000"/>
-              </w:rPr>
-              <w:t xml:space="preserve">0.57, 2.18</w:t>
-            </w:r>
-          </w:p>
-        </w:tc>
-        <w:tc>
-          <w:tcPr>
-            <w:tcBorders>
-              <w:bottom w:val="none" w:sz="0" w:space="0" w:color="000000"/>
-              <w:top w:val="none" w:sz="0" w:space="0" w:color="000000"/>
-              <w:left w:val="none" w:sz="0" w:space="0" w:color="000000"/>
-              <w:right w:val="none" w:sz="0" w:space="0" w:color="000000"/>
-            </w:tcBorders>
-            <w:shd w:val="clear" w:color="auto" w:fill="FFFFFF"/>
-            <w:tcMar>
-              <w:top w:w="0" w:type="dxa"/>
-              <w:bottom w:w="0" w:type="dxa"/>
-              <w:left w:w="0" w:type="dxa"/>
-              <w:right w:w="0" w:type="dxa"/>
-            </w:tcMar>
-            <w:vAlign w:val="top"/>
-          </w:tcPr>
-          <w:p>
-            <w:pPr>
-              <w:pStyle w:val="Normal"/>
-              <w:jc w:val="center"/>
-              <w:pBdr>
-                <w:bottom w:val="none" w:sz="0" w:space="0" w:color="000000"/>
-                <w:top w:val="none" w:sz="0" w:space="0" w:color="000000"/>
-                <w:left w:val="none" w:sz="0" w:space="0" w:color="000000"/>
-                <w:right w:val="none" w:sz="0" w:space="0" w:color="000000"/>
-              </w:pBdr>
-              <w:spacing w:after="100" w:before="100" w:line="240"/>
-              <w:ind w:left="100" w:right="100" w:firstLine="0" w:firstLineChars="0"/>
-              <w:rPr>
-                <w:rFonts w:ascii="Helvetica" w:hAnsi="Helvetica" w:eastAsia="Helvetica" w:cs="Helvetica"/>
-                <w:i w:val="false"/>
-                <w:b w:val="false"/>
-                <w:u w:val="none"/>
-                <w:sz w:val="22"/>
-                <w:szCs w:val="22"/>
-                <w:color w:val="000000"/>
-              </w:rPr>
-            </w:pPr>
-            <w:r>
-              <w:rPr>
-                <w:rFonts w:ascii="Helvetica" w:hAnsi="Helvetica" w:eastAsia="Helvetica" w:cs="Helvetica"/>
-                <w:i w:val="false"/>
-                <w:b w:val="false"/>
-                <w:u w:val="none"/>
-                <w:sz w:val="22"/>
-                <w:szCs w:val="22"/>
-                <w:color w:val="000000"/>
-              </w:rPr>
-              <w:t xml:space="preserve">0.760</w:t>
+              <w:t xml:space="preserve">1.13</w:t>
+            </w:r>
+          </w:p>
+        </w:tc>
+        <w:tc>
+          <w:tcPr>
+            <w:tcBorders>
+              <w:bottom w:val="none" w:sz="0" w:space="0" w:color="000000"/>
+              <w:top w:val="none" w:sz="0" w:space="0" w:color="000000"/>
+              <w:left w:val="none" w:sz="0" w:space="0" w:color="000000"/>
+              <w:right w:val="none" w:sz="0" w:space="0" w:color="000000"/>
+            </w:tcBorders>
+            <w:shd w:val="clear" w:color="auto" w:fill="FFFFFF"/>
+            <w:tcMar>
+              <w:top w:w="0" w:type="dxa"/>
+              <w:bottom w:w="0" w:type="dxa"/>
+              <w:left w:w="0" w:type="dxa"/>
+              <w:right w:w="0" w:type="dxa"/>
+            </w:tcMar>
+            <w:vAlign w:val="top"/>
+          </w:tcPr>
+          <w:p>
+            <w:pPr>
+              <w:pStyle w:val="Normal"/>
+              <w:jc w:val="center"/>
+              <w:pBdr>
+                <w:bottom w:val="none" w:sz="0" w:space="0" w:color="000000"/>
+                <w:top w:val="none" w:sz="0" w:space="0" w:color="000000"/>
+                <w:left w:val="none" w:sz="0" w:space="0" w:color="000000"/>
+                <w:right w:val="none" w:sz="0" w:space="0" w:color="000000"/>
+              </w:pBdr>
+              <w:spacing w:after="100" w:before="100" w:line="240"/>
+              <w:ind w:left="100" w:right="100" w:firstLine="0" w:firstLineChars="0"/>
+              <w:rPr>
+                <w:rFonts w:ascii="Helvetica" w:hAnsi="Helvetica" w:eastAsia="Helvetica" w:cs="Helvetica"/>
+                <w:i w:val="false"/>
+                <w:b w:val="false"/>
+                <w:u w:val="none"/>
+                <w:sz w:val="22"/>
+                <w:szCs w:val="22"/>
+                <w:color w:val="000000"/>
+              </w:rPr>
+            </w:pPr>
+            <w:r>
+              <w:rPr>
+                <w:rFonts w:ascii="Helvetica" w:hAnsi="Helvetica" w:eastAsia="Helvetica" w:cs="Helvetica"/>
+                <w:i w:val="false"/>
+                <w:b w:val="false"/>
+                <w:u w:val="none"/>
+                <w:sz w:val="22"/>
+                <w:szCs w:val="22"/>
+                <w:color w:val="000000"/>
+              </w:rPr>
+              <w:t xml:space="preserve">0.58, 2.21</w:t>
+            </w:r>
+          </w:p>
+        </w:tc>
+        <w:tc>
+          <w:tcPr>
+            <w:tcBorders>
+              <w:bottom w:val="none" w:sz="0" w:space="0" w:color="000000"/>
+              <w:top w:val="none" w:sz="0" w:space="0" w:color="000000"/>
+              <w:left w:val="none" w:sz="0" w:space="0" w:color="000000"/>
+              <w:right w:val="none" w:sz="0" w:space="0" w:color="000000"/>
+            </w:tcBorders>
+            <w:shd w:val="clear" w:color="auto" w:fill="FFFFFF"/>
+            <w:tcMar>
+              <w:top w:w="0" w:type="dxa"/>
+              <w:bottom w:w="0" w:type="dxa"/>
+              <w:left w:w="0" w:type="dxa"/>
+              <w:right w:w="0" w:type="dxa"/>
+            </w:tcMar>
+            <w:vAlign w:val="top"/>
+          </w:tcPr>
+          <w:p>
+            <w:pPr>
+              <w:pStyle w:val="Normal"/>
+              <w:jc w:val="center"/>
+              <w:pBdr>
+                <w:bottom w:val="none" w:sz="0" w:space="0" w:color="000000"/>
+                <w:top w:val="none" w:sz="0" w:space="0" w:color="000000"/>
+                <w:left w:val="none" w:sz="0" w:space="0" w:color="000000"/>
+                <w:right w:val="none" w:sz="0" w:space="0" w:color="000000"/>
+              </w:pBdr>
+              <w:spacing w:after="100" w:before="100" w:line="240"/>
+              <w:ind w:left="100" w:right="100" w:firstLine="0" w:firstLineChars="0"/>
+              <w:rPr>
+                <w:rFonts w:ascii="Helvetica" w:hAnsi="Helvetica" w:eastAsia="Helvetica" w:cs="Helvetica"/>
+                <w:i w:val="false"/>
+                <w:b w:val="false"/>
+                <w:u w:val="none"/>
+                <w:sz w:val="22"/>
+                <w:szCs w:val="22"/>
+                <w:color w:val="000000"/>
+              </w:rPr>
+            </w:pPr>
+            <w:r>
+              <w:rPr>
+                <w:rFonts w:ascii="Helvetica" w:hAnsi="Helvetica" w:eastAsia="Helvetica" w:cs="Helvetica"/>
+                <w:i w:val="false"/>
+                <w:b w:val="false"/>
+                <w:u w:val="none"/>
+                <w:sz w:val="22"/>
+                <w:szCs w:val="22"/>
+                <w:color w:val="000000"/>
+              </w:rPr>
+              <w:t xml:space="preserve">0.720</w:t>
             </w:r>
           </w:p>
         </w:tc>
@@ -15970,7 +15970,7 @@
                 <w:szCs w:val="22"/>
                 <w:color w:val="000000"/>
               </w:rPr>
-              <w:t xml:space="preserve">0.240</w:t>
+              <w:t xml:space="preserve">0.250</w:t>
             </w:r>
           </w:p>
         </w:tc>

--- a/docs/tables/whole/sec4_aki_365.docx
+++ b/docs/tables/whole/sec4_aki_365.docx
@@ -891,7 +891,7 @@
                 <w:szCs w:val="22"/>
                 <w:color w:val="000000"/>
               </w:rPr>
-              <w:t xml:space="preserve">1.02</w:t>
+              <w:t xml:space="preserve">1.04</w:t>
             </w:r>
           </w:p>
         </w:tc>
@@ -944,7 +944,7 @@
                 <w:szCs w:val="22"/>
                 <w:color w:val="000000"/>
               </w:rPr>
-              <w:t xml:space="preserve">0.90, 1.17</w:t>
+              <w:t xml:space="preserve">0.91, 1.19</w:t>
             </w:r>
           </w:p>
         </w:tc>
@@ -997,7 +997,7 @@
                 <w:szCs w:val="22"/>
                 <w:color w:val="000000"/>
               </w:rPr>
-              <w:t xml:space="preserve">0.730</w:t>
+              <w:t xml:space="preserve">0.570</w:t>
             </w:r>
           </w:p>
         </w:tc>
@@ -1103,7 +1103,7 @@
                 <w:szCs w:val="22"/>
                 <w:color w:val="000000"/>
               </w:rPr>
-              <w:t xml:space="preserve">1.10</w:t>
+              <w:t xml:space="preserve">1.11</w:t>
             </w:r>
           </w:p>
         </w:tc>
@@ -1156,7 +1156,7 @@
                 <w:szCs w:val="22"/>
                 <w:color w:val="000000"/>
               </w:rPr>
-              <w:t xml:space="preserve">0.85, 1.43</w:t>
+              <w:t xml:space="preserve">0.86, 1.44</w:t>
             </w:r>
           </w:p>
         </w:tc>
@@ -1209,7 +1209,7 @@
                 <w:szCs w:val="22"/>
                 <w:color w:val="000000"/>
               </w:rPr>
-              <w:t xml:space="preserve">0.460</w:t>
+              <w:t xml:space="preserve">0.430</w:t>
             </w:r>
           </w:p>
         </w:tc>
@@ -1480,7 +1480,7 @@
                 <w:szCs w:val="22"/>
                 <w:color w:val="000000"/>
               </w:rPr>
-              <w:t xml:space="preserve">0.074</w:t>
+              <w:t xml:space="preserve">0.078</w:t>
             </w:r>
           </w:p>
         </w:tc>
@@ -2823,60 +2823,60 @@
                 <w:szCs w:val="22"/>
                 <w:color w:val="000000"/>
               </w:rPr>
-              <w:t xml:space="preserve">2.58</w:t>
-            </w:r>
-          </w:p>
-        </w:tc>
-        <w:tc>
-          <w:tcPr>
-            <w:tcBorders>
-              <w:bottom w:val="none" w:sz="0" w:space="0" w:color="000000"/>
-              <w:top w:val="none" w:sz="0" w:space="0" w:color="000000"/>
-              <w:left w:val="none" w:sz="0" w:space="0" w:color="000000"/>
-              <w:right w:val="none" w:sz="0" w:space="0" w:color="000000"/>
-            </w:tcBorders>
-            <w:shd w:val="clear" w:color="auto" w:fill="FFFFFF"/>
-            <w:tcMar>
-              <w:top w:w="0" w:type="dxa"/>
-              <w:bottom w:w="0" w:type="dxa"/>
-              <w:left w:w="0" w:type="dxa"/>
-              <w:right w:w="0" w:type="dxa"/>
-            </w:tcMar>
-            <w:vAlign w:val="top"/>
-          </w:tcPr>
-          <w:p>
-            <w:pPr>
-              <w:pStyle w:val="Normal"/>
-              <w:jc w:val="center"/>
-              <w:pBdr>
-                <w:bottom w:val="none" w:sz="0" w:space="0" w:color="000000"/>
-                <w:top w:val="none" w:sz="0" w:space="0" w:color="000000"/>
-                <w:left w:val="none" w:sz="0" w:space="0" w:color="000000"/>
-                <w:right w:val="none" w:sz="0" w:space="0" w:color="000000"/>
-              </w:pBdr>
-              <w:spacing w:after="100" w:before="100" w:line="240"/>
-              <w:ind w:left="100" w:right="100" w:firstLine="0" w:firstLineChars="0"/>
-              <w:rPr>
-                <w:rFonts w:ascii="Helvetica" w:hAnsi="Helvetica" w:eastAsia="Helvetica" w:cs="Helvetica"/>
-                <w:i w:val="false"/>
-                <w:b w:val="false"/>
-                <w:u w:val="none"/>
-                <w:sz w:val="22"/>
-                <w:szCs w:val="22"/>
-                <w:color w:val="000000"/>
-              </w:rPr>
-            </w:pPr>
-            <w:r>
-              <w:rPr>
-                <w:rFonts w:ascii="Helvetica" w:hAnsi="Helvetica" w:eastAsia="Helvetica" w:cs="Helvetica"/>
-                <w:i w:val="false"/>
-                <w:b w:val="false"/>
-                <w:u w:val="none"/>
-                <w:sz w:val="22"/>
-                <w:szCs w:val="22"/>
-                <w:color w:val="000000"/>
-              </w:rPr>
-              <w:t xml:space="preserve">1.47, 4.55</w:t>
+              <w:t xml:space="preserve">2.48</w:t>
+            </w:r>
+          </w:p>
+        </w:tc>
+        <w:tc>
+          <w:tcPr>
+            <w:tcBorders>
+              <w:bottom w:val="none" w:sz="0" w:space="0" w:color="000000"/>
+              <w:top w:val="none" w:sz="0" w:space="0" w:color="000000"/>
+              <w:left w:val="none" w:sz="0" w:space="0" w:color="000000"/>
+              <w:right w:val="none" w:sz="0" w:space="0" w:color="000000"/>
+            </w:tcBorders>
+            <w:shd w:val="clear" w:color="auto" w:fill="FFFFFF"/>
+            <w:tcMar>
+              <w:top w:w="0" w:type="dxa"/>
+              <w:bottom w:w="0" w:type="dxa"/>
+              <w:left w:w="0" w:type="dxa"/>
+              <w:right w:w="0" w:type="dxa"/>
+            </w:tcMar>
+            <w:vAlign w:val="top"/>
+          </w:tcPr>
+          <w:p>
+            <w:pPr>
+              <w:pStyle w:val="Normal"/>
+              <w:jc w:val="center"/>
+              <w:pBdr>
+                <w:bottom w:val="none" w:sz="0" w:space="0" w:color="000000"/>
+                <w:top w:val="none" w:sz="0" w:space="0" w:color="000000"/>
+                <w:left w:val="none" w:sz="0" w:space="0" w:color="000000"/>
+                <w:right w:val="none" w:sz="0" w:space="0" w:color="000000"/>
+              </w:pBdr>
+              <w:spacing w:after="100" w:before="100" w:line="240"/>
+              <w:ind w:left="100" w:right="100" w:firstLine="0" w:firstLineChars="0"/>
+              <w:rPr>
+                <w:rFonts w:ascii="Helvetica" w:hAnsi="Helvetica" w:eastAsia="Helvetica" w:cs="Helvetica"/>
+                <w:i w:val="false"/>
+                <w:b w:val="false"/>
+                <w:u w:val="none"/>
+                <w:sz w:val="22"/>
+                <w:szCs w:val="22"/>
+                <w:color w:val="000000"/>
+              </w:rPr>
+            </w:pPr>
+            <w:r>
+              <w:rPr>
+                <w:rFonts w:ascii="Helvetica" w:hAnsi="Helvetica" w:eastAsia="Helvetica" w:cs="Helvetica"/>
+                <w:i w:val="false"/>
+                <w:b w:val="false"/>
+                <w:u w:val="none"/>
+                <w:sz w:val="22"/>
+                <w:szCs w:val="22"/>
+                <w:color w:val="000000"/>
+              </w:rPr>
+              <w:t xml:space="preserve">1.42, 4.32</w:t>
             </w:r>
           </w:p>
         </w:tc>
@@ -3035,113 +3035,113 @@
                 <w:szCs w:val="22"/>
                 <w:color w:val="000000"/>
               </w:rPr>
-              <w:t xml:space="preserve">1.74</w:t>
-            </w:r>
-          </w:p>
-        </w:tc>
-        <w:tc>
-          <w:tcPr>
-            <w:tcBorders>
-              <w:bottom w:val="none" w:sz="0" w:space="0" w:color="000000"/>
-              <w:top w:val="none" w:sz="0" w:space="0" w:color="000000"/>
-              <w:left w:val="none" w:sz="0" w:space="0" w:color="000000"/>
-              <w:right w:val="none" w:sz="0" w:space="0" w:color="000000"/>
-            </w:tcBorders>
-            <w:shd w:val="clear" w:color="auto" w:fill="FFFFFF"/>
-            <w:tcMar>
-              <w:top w:w="0" w:type="dxa"/>
-              <w:bottom w:w="0" w:type="dxa"/>
-              <w:left w:w="0" w:type="dxa"/>
-              <w:right w:w="0" w:type="dxa"/>
-            </w:tcMar>
-            <w:vAlign w:val="top"/>
-          </w:tcPr>
-          <w:p>
-            <w:pPr>
-              <w:pStyle w:val="Normal"/>
-              <w:jc w:val="center"/>
-              <w:pBdr>
-                <w:bottom w:val="none" w:sz="0" w:space="0" w:color="000000"/>
-                <w:top w:val="none" w:sz="0" w:space="0" w:color="000000"/>
-                <w:left w:val="none" w:sz="0" w:space="0" w:color="000000"/>
-                <w:right w:val="none" w:sz="0" w:space="0" w:color="000000"/>
-              </w:pBdr>
-              <w:spacing w:after="100" w:before="100" w:line="240"/>
-              <w:ind w:left="100" w:right="100" w:firstLine="0" w:firstLineChars="0"/>
-              <w:rPr>
-                <w:rFonts w:ascii="Helvetica" w:hAnsi="Helvetica" w:eastAsia="Helvetica" w:cs="Helvetica"/>
-                <w:i w:val="false"/>
-                <w:b w:val="false"/>
-                <w:u w:val="none"/>
-                <w:sz w:val="22"/>
-                <w:szCs w:val="22"/>
-                <w:color w:val="000000"/>
-              </w:rPr>
-            </w:pPr>
-            <w:r>
-              <w:rPr>
-                <w:rFonts w:ascii="Helvetica" w:hAnsi="Helvetica" w:eastAsia="Helvetica" w:cs="Helvetica"/>
-                <w:i w:val="false"/>
-                <w:b w:val="false"/>
-                <w:u w:val="none"/>
-                <w:sz w:val="22"/>
-                <w:szCs w:val="22"/>
-                <w:color w:val="000000"/>
-              </w:rPr>
-              <w:t xml:space="preserve">0.77, 3.94</w:t>
-            </w:r>
-          </w:p>
-        </w:tc>
-        <w:tc>
-          <w:tcPr>
-            <w:tcBorders>
-              <w:bottom w:val="none" w:sz="0" w:space="0" w:color="000000"/>
-              <w:top w:val="none" w:sz="0" w:space="0" w:color="000000"/>
-              <w:left w:val="none" w:sz="0" w:space="0" w:color="000000"/>
-              <w:right w:val="none" w:sz="0" w:space="0" w:color="000000"/>
-            </w:tcBorders>
-            <w:shd w:val="clear" w:color="auto" w:fill="FFFFFF"/>
-            <w:tcMar>
-              <w:top w:w="0" w:type="dxa"/>
-              <w:bottom w:w="0" w:type="dxa"/>
-              <w:left w:w="0" w:type="dxa"/>
-              <w:right w:w="0" w:type="dxa"/>
-            </w:tcMar>
-            <w:vAlign w:val="top"/>
-          </w:tcPr>
-          <w:p>
-            <w:pPr>
-              <w:pStyle w:val="Normal"/>
-              <w:jc w:val="center"/>
-              <w:pBdr>
-                <w:bottom w:val="none" w:sz="0" w:space="0" w:color="000000"/>
-                <w:top w:val="none" w:sz="0" w:space="0" w:color="000000"/>
-                <w:left w:val="none" w:sz="0" w:space="0" w:color="000000"/>
-                <w:right w:val="none" w:sz="0" w:space="0" w:color="000000"/>
-              </w:pBdr>
-              <w:spacing w:after="100" w:before="100" w:line="240"/>
-              <w:ind w:left="100" w:right="100" w:firstLine="0" w:firstLineChars="0"/>
-              <w:rPr>
-                <w:rFonts w:ascii="Helvetica" w:hAnsi="Helvetica" w:eastAsia="Helvetica" w:cs="Helvetica"/>
-                <w:i w:val="false"/>
-                <w:b w:val="false"/>
-                <w:u w:val="none"/>
-                <w:sz w:val="22"/>
-                <w:szCs w:val="22"/>
-                <w:color w:val="000000"/>
-              </w:rPr>
-            </w:pPr>
-            <w:r>
-              <w:rPr>
-                <w:rFonts w:ascii="Helvetica" w:hAnsi="Helvetica" w:eastAsia="Helvetica" w:cs="Helvetica"/>
-                <w:i w:val="false"/>
-                <w:b w:val="false"/>
-                <w:u w:val="none"/>
-                <w:sz w:val="22"/>
-                <w:szCs w:val="22"/>
-                <w:color w:val="000000"/>
-              </w:rPr>
-              <w:t xml:space="preserve">0.180</w:t>
+              <w:t xml:space="preserve">1.72</w:t>
+            </w:r>
+          </w:p>
+        </w:tc>
+        <w:tc>
+          <w:tcPr>
+            <w:tcBorders>
+              <w:bottom w:val="none" w:sz="0" w:space="0" w:color="000000"/>
+              <w:top w:val="none" w:sz="0" w:space="0" w:color="000000"/>
+              <w:left w:val="none" w:sz="0" w:space="0" w:color="000000"/>
+              <w:right w:val="none" w:sz="0" w:space="0" w:color="000000"/>
+            </w:tcBorders>
+            <w:shd w:val="clear" w:color="auto" w:fill="FFFFFF"/>
+            <w:tcMar>
+              <w:top w:w="0" w:type="dxa"/>
+              <w:bottom w:w="0" w:type="dxa"/>
+              <w:left w:w="0" w:type="dxa"/>
+              <w:right w:w="0" w:type="dxa"/>
+            </w:tcMar>
+            <w:vAlign w:val="top"/>
+          </w:tcPr>
+          <w:p>
+            <w:pPr>
+              <w:pStyle w:val="Normal"/>
+              <w:jc w:val="center"/>
+              <w:pBdr>
+                <w:bottom w:val="none" w:sz="0" w:space="0" w:color="000000"/>
+                <w:top w:val="none" w:sz="0" w:space="0" w:color="000000"/>
+                <w:left w:val="none" w:sz="0" w:space="0" w:color="000000"/>
+                <w:right w:val="none" w:sz="0" w:space="0" w:color="000000"/>
+              </w:pBdr>
+              <w:spacing w:after="100" w:before="100" w:line="240"/>
+              <w:ind w:left="100" w:right="100" w:firstLine="0" w:firstLineChars="0"/>
+              <w:rPr>
+                <w:rFonts w:ascii="Helvetica" w:hAnsi="Helvetica" w:eastAsia="Helvetica" w:cs="Helvetica"/>
+                <w:i w:val="false"/>
+                <w:b w:val="false"/>
+                <w:u w:val="none"/>
+                <w:sz w:val="22"/>
+                <w:szCs w:val="22"/>
+                <w:color w:val="000000"/>
+              </w:rPr>
+            </w:pPr>
+            <w:r>
+              <w:rPr>
+                <w:rFonts w:ascii="Helvetica" w:hAnsi="Helvetica" w:eastAsia="Helvetica" w:cs="Helvetica"/>
+                <w:i w:val="false"/>
+                <w:b w:val="false"/>
+                <w:u w:val="none"/>
+                <w:sz w:val="22"/>
+                <w:szCs w:val="22"/>
+                <w:color w:val="000000"/>
+              </w:rPr>
+              <w:t xml:space="preserve">0.74, 4.00</w:t>
+            </w:r>
+          </w:p>
+        </w:tc>
+        <w:tc>
+          <w:tcPr>
+            <w:tcBorders>
+              <w:bottom w:val="none" w:sz="0" w:space="0" w:color="000000"/>
+              <w:top w:val="none" w:sz="0" w:space="0" w:color="000000"/>
+              <w:left w:val="none" w:sz="0" w:space="0" w:color="000000"/>
+              <w:right w:val="none" w:sz="0" w:space="0" w:color="000000"/>
+            </w:tcBorders>
+            <w:shd w:val="clear" w:color="auto" w:fill="FFFFFF"/>
+            <w:tcMar>
+              <w:top w:w="0" w:type="dxa"/>
+              <w:bottom w:w="0" w:type="dxa"/>
+              <w:left w:w="0" w:type="dxa"/>
+              <w:right w:w="0" w:type="dxa"/>
+            </w:tcMar>
+            <w:vAlign w:val="top"/>
+          </w:tcPr>
+          <w:p>
+            <w:pPr>
+              <w:pStyle w:val="Normal"/>
+              <w:jc w:val="center"/>
+              <w:pBdr>
+                <w:bottom w:val="none" w:sz="0" w:space="0" w:color="000000"/>
+                <w:top w:val="none" w:sz="0" w:space="0" w:color="000000"/>
+                <w:left w:val="none" w:sz="0" w:space="0" w:color="000000"/>
+                <w:right w:val="none" w:sz="0" w:space="0" w:color="000000"/>
+              </w:pBdr>
+              <w:spacing w:after="100" w:before="100" w:line="240"/>
+              <w:ind w:left="100" w:right="100" w:firstLine="0" w:firstLineChars="0"/>
+              <w:rPr>
+                <w:rFonts w:ascii="Helvetica" w:hAnsi="Helvetica" w:eastAsia="Helvetica" w:cs="Helvetica"/>
+                <w:i w:val="false"/>
+                <w:b w:val="false"/>
+                <w:u w:val="none"/>
+                <w:sz w:val="22"/>
+                <w:szCs w:val="22"/>
+                <w:color w:val="000000"/>
+              </w:rPr>
+            </w:pPr>
+            <w:r>
+              <w:rPr>
+                <w:rFonts w:ascii="Helvetica" w:hAnsi="Helvetica" w:eastAsia="Helvetica" w:cs="Helvetica"/>
+                <w:i w:val="false"/>
+                <w:b w:val="false"/>
+                <w:u w:val="none"/>
+                <w:sz w:val="22"/>
+                <w:szCs w:val="22"/>
+                <w:color w:val="000000"/>
+              </w:rPr>
+              <w:t xml:space="preserve">0.210</w:t>
             </w:r>
           </w:p>
         </w:tc>
@@ -3306,6 +3306,218 @@
                 <w:szCs w:val="22"/>
                 <w:color w:val="000000"/>
               </w:rPr>
+              <w:t xml:space="preserve">1.11</w:t>
+            </w:r>
+          </w:p>
+        </w:tc>
+        <w:tc>
+          <w:tcPr>
+            <w:tcBorders>
+              <w:bottom w:val="none" w:sz="0" w:space="0" w:color="000000"/>
+              <w:top w:val="none" w:sz="0" w:space="0" w:color="000000"/>
+              <w:left w:val="none" w:sz="0" w:space="0" w:color="000000"/>
+              <w:right w:val="none" w:sz="0" w:space="0" w:color="000000"/>
+            </w:tcBorders>
+            <w:shd w:val="clear" w:color="auto" w:fill="FFFFFF"/>
+            <w:tcMar>
+              <w:top w:w="0" w:type="dxa"/>
+              <w:bottom w:w="0" w:type="dxa"/>
+              <w:left w:w="0" w:type="dxa"/>
+              <w:right w:w="0" w:type="dxa"/>
+            </w:tcMar>
+            <w:vAlign w:val="top"/>
+          </w:tcPr>
+          <w:p>
+            <w:pPr>
+              <w:pStyle w:val="Normal"/>
+              <w:jc w:val="center"/>
+              <w:pBdr>
+                <w:bottom w:val="none" w:sz="0" w:space="0" w:color="000000"/>
+                <w:top w:val="none" w:sz="0" w:space="0" w:color="000000"/>
+                <w:left w:val="none" w:sz="0" w:space="0" w:color="000000"/>
+                <w:right w:val="none" w:sz="0" w:space="0" w:color="000000"/>
+              </w:pBdr>
+              <w:spacing w:after="100" w:before="100" w:line="240"/>
+              <w:ind w:left="100" w:right="100" w:firstLine="0" w:firstLineChars="0"/>
+              <w:rPr>
+                <w:rFonts w:ascii="Helvetica" w:hAnsi="Helvetica" w:eastAsia="Helvetica" w:cs="Helvetica"/>
+                <w:i w:val="false"/>
+                <w:b w:val="false"/>
+                <w:u w:val="none"/>
+                <w:sz w:val="22"/>
+                <w:szCs w:val="22"/>
+                <w:color w:val="000000"/>
+              </w:rPr>
+            </w:pPr>
+            <w:r>
+              <w:rPr>
+                <w:rFonts w:ascii="Helvetica" w:hAnsi="Helvetica" w:eastAsia="Helvetica" w:cs="Helvetica"/>
+                <w:i w:val="false"/>
+                <w:b w:val="false"/>
+                <w:u w:val="none"/>
+                <w:sz w:val="22"/>
+                <w:szCs w:val="22"/>
+                <w:color w:val="000000"/>
+              </w:rPr>
+              <w:t xml:space="preserve">1.02, 1.22</w:t>
+            </w:r>
+          </w:p>
+        </w:tc>
+        <w:tc>
+          <w:tcPr>
+            <w:tcBorders>
+              <w:bottom w:val="none" w:sz="0" w:space="0" w:color="000000"/>
+              <w:top w:val="none" w:sz="0" w:space="0" w:color="000000"/>
+              <w:left w:val="none" w:sz="0" w:space="0" w:color="000000"/>
+              <w:right w:val="none" w:sz="0" w:space="0" w:color="000000"/>
+            </w:tcBorders>
+            <w:shd w:val="clear" w:color="auto" w:fill="FFFFFF"/>
+            <w:tcMar>
+              <w:top w:w="0" w:type="dxa"/>
+              <w:bottom w:w="0" w:type="dxa"/>
+              <w:left w:w="0" w:type="dxa"/>
+              <w:right w:w="0" w:type="dxa"/>
+            </w:tcMar>
+            <w:vAlign w:val="top"/>
+          </w:tcPr>
+          <w:p>
+            <w:pPr>
+              <w:pStyle w:val="Normal"/>
+              <w:jc w:val="center"/>
+              <w:pBdr>
+                <w:bottom w:val="none" w:sz="0" w:space="0" w:color="000000"/>
+                <w:top w:val="none" w:sz="0" w:space="0" w:color="000000"/>
+                <w:left w:val="none" w:sz="0" w:space="0" w:color="000000"/>
+                <w:right w:val="none" w:sz="0" w:space="0" w:color="000000"/>
+              </w:pBdr>
+              <w:spacing w:after="100" w:before="100" w:line="240"/>
+              <w:ind w:left="100" w:right="100" w:firstLine="0" w:firstLineChars="0"/>
+              <w:rPr>
+                <w:rFonts w:ascii="Helvetica" w:hAnsi="Helvetica" w:eastAsia="Helvetica" w:cs="Helvetica"/>
+                <w:i w:val="false"/>
+                <w:b w:val="false"/>
+                <w:u w:val="none"/>
+                <w:sz w:val="22"/>
+                <w:szCs w:val="22"/>
+                <w:color w:val="000000"/>
+              </w:rPr>
+            </w:pPr>
+            <w:r>
+              <w:rPr>
+                <w:rFonts w:ascii="Helvetica" w:hAnsi="Helvetica" w:eastAsia="Helvetica" w:cs="Helvetica"/>
+                <w:i w:val="false"/>
+                <w:b w:val="false"/>
+                <w:u w:val="none"/>
+                <w:sz w:val="22"/>
+                <w:szCs w:val="22"/>
+                <w:color w:val="000000"/>
+              </w:rPr>
+              <w:t xml:space="preserve">0.019</w:t>
+            </w:r>
+          </w:p>
+        </w:tc>
+        <w:tc>
+          <w:tcPr>
+            <w:tcBorders>
+              <w:bottom w:val="none" w:sz="0" w:space="0" w:color="000000"/>
+              <w:top w:val="none" w:sz="0" w:space="0" w:color="000000"/>
+              <w:left w:val="none" w:sz="0" w:space="0" w:color="000000"/>
+              <w:right w:val="none" w:sz="0" w:space="0" w:color="000000"/>
+            </w:tcBorders>
+            <w:shd w:val="clear" w:color="auto" w:fill="FFFFFF"/>
+            <w:tcMar>
+              <w:top w:w="0" w:type="dxa"/>
+              <w:bottom w:w="0" w:type="dxa"/>
+              <w:left w:w="0" w:type="dxa"/>
+              <w:right w:w="0" w:type="dxa"/>
+            </w:tcMar>
+            <w:vAlign w:val="top"/>
+          </w:tcPr>
+          <w:p>
+            <w:pPr>
+              <w:pStyle w:val="Normal"/>
+              <w:jc w:val="center"/>
+              <w:pBdr>
+                <w:bottom w:val="none" w:sz="0" w:space="0" w:color="000000"/>
+                <w:top w:val="none" w:sz="0" w:space="0" w:color="000000"/>
+                <w:left w:val="none" w:sz="0" w:space="0" w:color="000000"/>
+                <w:right w:val="none" w:sz="0" w:space="0" w:color="000000"/>
+              </w:pBdr>
+              <w:spacing w:after="100" w:before="100" w:line="240"/>
+              <w:ind w:left="100" w:right="100" w:firstLine="0" w:firstLineChars="0"/>
+              <w:rPr>
+                <w:rFonts w:ascii="Helvetica" w:hAnsi="Helvetica" w:eastAsia="Helvetica" w:cs="Helvetica"/>
+                <w:i w:val="false"/>
+                <w:b w:val="false"/>
+                <w:u w:val="none"/>
+                <w:sz w:val="22"/>
+                <w:szCs w:val="22"/>
+                <w:color w:val="000000"/>
+              </w:rPr>
+            </w:pPr>
+            <w:r>
+              <w:rPr>
+                <w:rFonts w:ascii="Helvetica" w:hAnsi="Helvetica" w:eastAsia="Helvetica" w:cs="Helvetica"/>
+                <w:i w:val="false"/>
+                <w:b w:val="false"/>
+                <w:u w:val="none"/>
+                <w:sz w:val="22"/>
+                <w:szCs w:val="22"/>
+                <w:color w:val="000000"/>
+              </w:rPr>
+              <w:t xml:space="preserve">322</w:t>
+            </w:r>
+          </w:p>
+        </w:tc>
+        <w:tc>
+          <w:tcPr>
+            <w:tcBorders>
+              <w:bottom w:val="none" w:sz="0" w:space="0" w:color="000000"/>
+              <w:top w:val="none" w:sz="0" w:space="0" w:color="000000"/>
+              <w:left w:val="none" w:sz="0" w:space="0" w:color="000000"/>
+              <w:right w:val="none" w:sz="0" w:space="0" w:color="000000"/>
+            </w:tcBorders>
+            <w:shd w:val="clear" w:color="auto" w:fill="FFFFFF"/>
+            <w:tcMar>
+              <w:top w:w="0" w:type="dxa"/>
+              <w:bottom w:w="0" w:type="dxa"/>
+              <w:left w:w="0" w:type="dxa"/>
+              <w:right w:w="0" w:type="dxa"/>
+            </w:tcMar>
+            <w:vAlign w:val="top"/>
+          </w:tcPr>
+          <w:p>
+            <w:pPr>
+              <w:pStyle w:val="Normal"/>
+              <w:jc w:val="center"/>
+              <w:pBdr>
+                <w:bottom w:val="none" w:sz="0" w:space="0" w:color="000000"/>
+                <w:top w:val="none" w:sz="0" w:space="0" w:color="000000"/>
+                <w:left w:val="none" w:sz="0" w:space="0" w:color="000000"/>
+                <w:right w:val="none" w:sz="0" w:space="0" w:color="000000"/>
+              </w:pBdr>
+              <w:spacing w:after="100" w:before="100" w:line="240"/>
+              <w:ind w:left="100" w:right="100" w:firstLine="0" w:firstLineChars="0"/>
+              <w:rPr>
+                <w:rFonts w:ascii="Helvetica" w:hAnsi="Helvetica" w:eastAsia="Helvetica" w:cs="Helvetica"/>
+                <w:i w:val="false"/>
+                <w:b w:val="false"/>
+                <w:u w:val="none"/>
+                <w:sz w:val="22"/>
+                <w:szCs w:val="22"/>
+                <w:color w:val="000000"/>
+              </w:rPr>
+            </w:pPr>
+            <w:r>
+              <w:rPr>
+                <w:rFonts w:ascii="Helvetica" w:hAnsi="Helvetica" w:eastAsia="Helvetica" w:cs="Helvetica"/>
+                <w:i w:val="false"/>
+                <w:b w:val="false"/>
+                <w:u w:val="none"/>
+                <w:sz w:val="22"/>
+                <w:szCs w:val="22"/>
+                <w:color w:val="000000"/>
+              </w:rPr>
               <w:t xml:space="preserve">1.12</w:t>
             </w:r>
           </w:p>
@@ -3359,218 +3571,6 @@
                 <w:szCs w:val="22"/>
                 <w:color w:val="000000"/>
               </w:rPr>
-              <w:t xml:space="preserve">1.02, 1.22</w:t>
-            </w:r>
-          </w:p>
-        </w:tc>
-        <w:tc>
-          <w:tcPr>
-            <w:tcBorders>
-              <w:bottom w:val="none" w:sz="0" w:space="0" w:color="000000"/>
-              <w:top w:val="none" w:sz="0" w:space="0" w:color="000000"/>
-              <w:left w:val="none" w:sz="0" w:space="0" w:color="000000"/>
-              <w:right w:val="none" w:sz="0" w:space="0" w:color="000000"/>
-            </w:tcBorders>
-            <w:shd w:val="clear" w:color="auto" w:fill="FFFFFF"/>
-            <w:tcMar>
-              <w:top w:w="0" w:type="dxa"/>
-              <w:bottom w:w="0" w:type="dxa"/>
-              <w:left w:w="0" w:type="dxa"/>
-              <w:right w:w="0" w:type="dxa"/>
-            </w:tcMar>
-            <w:vAlign w:val="top"/>
-          </w:tcPr>
-          <w:p>
-            <w:pPr>
-              <w:pStyle w:val="Normal"/>
-              <w:jc w:val="center"/>
-              <w:pBdr>
-                <w:bottom w:val="none" w:sz="0" w:space="0" w:color="000000"/>
-                <w:top w:val="none" w:sz="0" w:space="0" w:color="000000"/>
-                <w:left w:val="none" w:sz="0" w:space="0" w:color="000000"/>
-                <w:right w:val="none" w:sz="0" w:space="0" w:color="000000"/>
-              </w:pBdr>
-              <w:spacing w:after="100" w:before="100" w:line="240"/>
-              <w:ind w:left="100" w:right="100" w:firstLine="0" w:firstLineChars="0"/>
-              <w:rPr>
-                <w:rFonts w:ascii="Helvetica" w:hAnsi="Helvetica" w:eastAsia="Helvetica" w:cs="Helvetica"/>
-                <w:i w:val="false"/>
-                <w:b w:val="false"/>
-                <w:u w:val="none"/>
-                <w:sz w:val="22"/>
-                <w:szCs w:val="22"/>
-                <w:color w:val="000000"/>
-              </w:rPr>
-            </w:pPr>
-            <w:r>
-              <w:rPr>
-                <w:rFonts w:ascii="Helvetica" w:hAnsi="Helvetica" w:eastAsia="Helvetica" w:cs="Helvetica"/>
-                <w:i w:val="false"/>
-                <w:b w:val="false"/>
-                <w:u w:val="none"/>
-                <w:sz w:val="22"/>
-                <w:szCs w:val="22"/>
-                <w:color w:val="000000"/>
-              </w:rPr>
-              <w:t xml:space="preserve">0.019</w:t>
-            </w:r>
-          </w:p>
-        </w:tc>
-        <w:tc>
-          <w:tcPr>
-            <w:tcBorders>
-              <w:bottom w:val="none" w:sz="0" w:space="0" w:color="000000"/>
-              <w:top w:val="none" w:sz="0" w:space="0" w:color="000000"/>
-              <w:left w:val="none" w:sz="0" w:space="0" w:color="000000"/>
-              <w:right w:val="none" w:sz="0" w:space="0" w:color="000000"/>
-            </w:tcBorders>
-            <w:shd w:val="clear" w:color="auto" w:fill="FFFFFF"/>
-            <w:tcMar>
-              <w:top w:w="0" w:type="dxa"/>
-              <w:bottom w:w="0" w:type="dxa"/>
-              <w:left w:w="0" w:type="dxa"/>
-              <w:right w:w="0" w:type="dxa"/>
-            </w:tcMar>
-            <w:vAlign w:val="top"/>
-          </w:tcPr>
-          <w:p>
-            <w:pPr>
-              <w:pStyle w:val="Normal"/>
-              <w:jc w:val="center"/>
-              <w:pBdr>
-                <w:bottom w:val="none" w:sz="0" w:space="0" w:color="000000"/>
-                <w:top w:val="none" w:sz="0" w:space="0" w:color="000000"/>
-                <w:left w:val="none" w:sz="0" w:space="0" w:color="000000"/>
-                <w:right w:val="none" w:sz="0" w:space="0" w:color="000000"/>
-              </w:pBdr>
-              <w:spacing w:after="100" w:before="100" w:line="240"/>
-              <w:ind w:left="100" w:right="100" w:firstLine="0" w:firstLineChars="0"/>
-              <w:rPr>
-                <w:rFonts w:ascii="Helvetica" w:hAnsi="Helvetica" w:eastAsia="Helvetica" w:cs="Helvetica"/>
-                <w:i w:val="false"/>
-                <w:b w:val="false"/>
-                <w:u w:val="none"/>
-                <w:sz w:val="22"/>
-                <w:szCs w:val="22"/>
-                <w:color w:val="000000"/>
-              </w:rPr>
-            </w:pPr>
-            <w:r>
-              <w:rPr>
-                <w:rFonts w:ascii="Helvetica" w:hAnsi="Helvetica" w:eastAsia="Helvetica" w:cs="Helvetica"/>
-                <w:i w:val="false"/>
-                <w:b w:val="false"/>
-                <w:u w:val="none"/>
-                <w:sz w:val="22"/>
-                <w:szCs w:val="22"/>
-                <w:color w:val="000000"/>
-              </w:rPr>
-              <w:t xml:space="preserve">322</w:t>
-            </w:r>
-          </w:p>
-        </w:tc>
-        <w:tc>
-          <w:tcPr>
-            <w:tcBorders>
-              <w:bottom w:val="none" w:sz="0" w:space="0" w:color="000000"/>
-              <w:top w:val="none" w:sz="0" w:space="0" w:color="000000"/>
-              <w:left w:val="none" w:sz="0" w:space="0" w:color="000000"/>
-              <w:right w:val="none" w:sz="0" w:space="0" w:color="000000"/>
-            </w:tcBorders>
-            <w:shd w:val="clear" w:color="auto" w:fill="FFFFFF"/>
-            <w:tcMar>
-              <w:top w:w="0" w:type="dxa"/>
-              <w:bottom w:w="0" w:type="dxa"/>
-              <w:left w:w="0" w:type="dxa"/>
-              <w:right w:w="0" w:type="dxa"/>
-            </w:tcMar>
-            <w:vAlign w:val="top"/>
-          </w:tcPr>
-          <w:p>
-            <w:pPr>
-              <w:pStyle w:val="Normal"/>
-              <w:jc w:val="center"/>
-              <w:pBdr>
-                <w:bottom w:val="none" w:sz="0" w:space="0" w:color="000000"/>
-                <w:top w:val="none" w:sz="0" w:space="0" w:color="000000"/>
-                <w:left w:val="none" w:sz="0" w:space="0" w:color="000000"/>
-                <w:right w:val="none" w:sz="0" w:space="0" w:color="000000"/>
-              </w:pBdr>
-              <w:spacing w:after="100" w:before="100" w:line="240"/>
-              <w:ind w:left="100" w:right="100" w:firstLine="0" w:firstLineChars="0"/>
-              <w:rPr>
-                <w:rFonts w:ascii="Helvetica" w:hAnsi="Helvetica" w:eastAsia="Helvetica" w:cs="Helvetica"/>
-                <w:i w:val="false"/>
-                <w:b w:val="false"/>
-                <w:u w:val="none"/>
-                <w:sz w:val="22"/>
-                <w:szCs w:val="22"/>
-                <w:color w:val="000000"/>
-              </w:rPr>
-            </w:pPr>
-            <w:r>
-              <w:rPr>
-                <w:rFonts w:ascii="Helvetica" w:hAnsi="Helvetica" w:eastAsia="Helvetica" w:cs="Helvetica"/>
-                <w:i w:val="false"/>
-                <w:b w:val="false"/>
-                <w:u w:val="none"/>
-                <w:sz w:val="22"/>
-                <w:szCs w:val="22"/>
-                <w:color w:val="000000"/>
-              </w:rPr>
-              <w:t xml:space="preserve">1.12</w:t>
-            </w:r>
-          </w:p>
-        </w:tc>
-        <w:tc>
-          <w:tcPr>
-            <w:tcBorders>
-              <w:bottom w:val="none" w:sz="0" w:space="0" w:color="000000"/>
-              <w:top w:val="none" w:sz="0" w:space="0" w:color="000000"/>
-              <w:left w:val="none" w:sz="0" w:space="0" w:color="000000"/>
-              <w:right w:val="none" w:sz="0" w:space="0" w:color="000000"/>
-            </w:tcBorders>
-            <w:shd w:val="clear" w:color="auto" w:fill="FFFFFF"/>
-            <w:tcMar>
-              <w:top w:w="0" w:type="dxa"/>
-              <w:bottom w:w="0" w:type="dxa"/>
-              <w:left w:w="0" w:type="dxa"/>
-              <w:right w:w="0" w:type="dxa"/>
-            </w:tcMar>
-            <w:vAlign w:val="top"/>
-          </w:tcPr>
-          <w:p>
-            <w:pPr>
-              <w:pStyle w:val="Normal"/>
-              <w:jc w:val="center"/>
-              <w:pBdr>
-                <w:bottom w:val="none" w:sz="0" w:space="0" w:color="000000"/>
-                <w:top w:val="none" w:sz="0" w:space="0" w:color="000000"/>
-                <w:left w:val="none" w:sz="0" w:space="0" w:color="000000"/>
-                <w:right w:val="none" w:sz="0" w:space="0" w:color="000000"/>
-              </w:pBdr>
-              <w:spacing w:after="100" w:before="100" w:line="240"/>
-              <w:ind w:left="100" w:right="100" w:firstLine="0" w:firstLineChars="0"/>
-              <w:rPr>
-                <w:rFonts w:ascii="Helvetica" w:hAnsi="Helvetica" w:eastAsia="Helvetica" w:cs="Helvetica"/>
-                <w:i w:val="false"/>
-                <w:b w:val="false"/>
-                <w:u w:val="none"/>
-                <w:sz w:val="22"/>
-                <w:szCs w:val="22"/>
-                <w:color w:val="000000"/>
-              </w:rPr>
-            </w:pPr>
-            <w:r>
-              <w:rPr>
-                <w:rFonts w:ascii="Helvetica" w:hAnsi="Helvetica" w:eastAsia="Helvetica" w:cs="Helvetica"/>
-                <w:i w:val="false"/>
-                <w:b w:val="false"/>
-                <w:u w:val="none"/>
-                <w:sz w:val="22"/>
-                <w:szCs w:val="22"/>
-                <w:color w:val="000000"/>
-              </w:rPr>
               <w:t xml:space="preserve">1.01, 1.24</w:t>
             </w:r>
           </w:p>
@@ -3624,7 +3624,7 @@
                 <w:szCs w:val="22"/>
                 <w:color w:val="000000"/>
               </w:rPr>
-              <w:t xml:space="preserve">0.032</w:t>
+              <w:t xml:space="preserve">0.028</w:t>
             </w:r>
           </w:p>
         </w:tc>
@@ -4755,113 +4755,113 @@
                 <w:szCs w:val="22"/>
                 <w:color w:val="000000"/>
               </w:rPr>
-              <w:t xml:space="preserve">1.15</w:t>
-            </w:r>
-          </w:p>
-        </w:tc>
-        <w:tc>
-          <w:tcPr>
-            <w:tcBorders>
-              <w:bottom w:val="none" w:sz="0" w:space="0" w:color="000000"/>
-              <w:top w:val="none" w:sz="0" w:space="0" w:color="000000"/>
-              <w:left w:val="none" w:sz="0" w:space="0" w:color="000000"/>
-              <w:right w:val="none" w:sz="0" w:space="0" w:color="000000"/>
-            </w:tcBorders>
-            <w:shd w:val="clear" w:color="auto" w:fill="FFFFFF"/>
-            <w:tcMar>
-              <w:top w:w="0" w:type="dxa"/>
-              <w:bottom w:w="0" w:type="dxa"/>
-              <w:left w:w="0" w:type="dxa"/>
-              <w:right w:w="0" w:type="dxa"/>
-            </w:tcMar>
-            <w:vAlign w:val="top"/>
-          </w:tcPr>
-          <w:p>
-            <w:pPr>
-              <w:pStyle w:val="Normal"/>
-              <w:jc w:val="center"/>
-              <w:pBdr>
-                <w:bottom w:val="none" w:sz="0" w:space="0" w:color="000000"/>
-                <w:top w:val="none" w:sz="0" w:space="0" w:color="000000"/>
-                <w:left w:val="none" w:sz="0" w:space="0" w:color="000000"/>
-                <w:right w:val="none" w:sz="0" w:space="0" w:color="000000"/>
-              </w:pBdr>
-              <w:spacing w:after="100" w:before="100" w:line="240"/>
-              <w:ind w:left="100" w:right="100" w:firstLine="0" w:firstLineChars="0"/>
-              <w:rPr>
-                <w:rFonts w:ascii="Helvetica" w:hAnsi="Helvetica" w:eastAsia="Helvetica" w:cs="Helvetica"/>
-                <w:i w:val="false"/>
-                <w:b w:val="false"/>
-                <w:u w:val="none"/>
-                <w:sz w:val="22"/>
-                <w:szCs w:val="22"/>
-                <w:color w:val="000000"/>
-              </w:rPr>
-            </w:pPr>
-            <w:r>
-              <w:rPr>
-                <w:rFonts w:ascii="Helvetica" w:hAnsi="Helvetica" w:eastAsia="Helvetica" w:cs="Helvetica"/>
-                <w:i w:val="false"/>
-                <w:b w:val="false"/>
-                <w:u w:val="none"/>
-                <w:sz w:val="22"/>
-                <w:szCs w:val="22"/>
-                <w:color w:val="000000"/>
-              </w:rPr>
-              <w:t xml:space="preserve">0.64, 2.05</w:t>
-            </w:r>
-          </w:p>
-        </w:tc>
-        <w:tc>
-          <w:tcPr>
-            <w:tcBorders>
-              <w:bottom w:val="none" w:sz="0" w:space="0" w:color="000000"/>
-              <w:top w:val="none" w:sz="0" w:space="0" w:color="000000"/>
-              <w:left w:val="none" w:sz="0" w:space="0" w:color="000000"/>
-              <w:right w:val="none" w:sz="0" w:space="0" w:color="000000"/>
-            </w:tcBorders>
-            <w:shd w:val="clear" w:color="auto" w:fill="FFFFFF"/>
-            <w:tcMar>
-              <w:top w:w="0" w:type="dxa"/>
-              <w:bottom w:w="0" w:type="dxa"/>
-              <w:left w:w="0" w:type="dxa"/>
-              <w:right w:w="0" w:type="dxa"/>
-            </w:tcMar>
-            <w:vAlign w:val="top"/>
-          </w:tcPr>
-          <w:p>
-            <w:pPr>
-              <w:pStyle w:val="Normal"/>
-              <w:jc w:val="center"/>
-              <w:pBdr>
-                <w:bottom w:val="none" w:sz="0" w:space="0" w:color="000000"/>
-                <w:top w:val="none" w:sz="0" w:space="0" w:color="000000"/>
-                <w:left w:val="none" w:sz="0" w:space="0" w:color="000000"/>
-                <w:right w:val="none" w:sz="0" w:space="0" w:color="000000"/>
-              </w:pBdr>
-              <w:spacing w:after="100" w:before="100" w:line="240"/>
-              <w:ind w:left="100" w:right="100" w:firstLine="0" w:firstLineChars="0"/>
-              <w:rPr>
-                <w:rFonts w:ascii="Helvetica" w:hAnsi="Helvetica" w:eastAsia="Helvetica" w:cs="Helvetica"/>
-                <w:i w:val="false"/>
-                <w:b w:val="false"/>
-                <w:u w:val="none"/>
-                <w:sz w:val="22"/>
-                <w:szCs w:val="22"/>
-                <w:color w:val="000000"/>
-              </w:rPr>
-            </w:pPr>
-            <w:r>
-              <w:rPr>
-                <w:rFonts w:ascii="Helvetica" w:hAnsi="Helvetica" w:eastAsia="Helvetica" w:cs="Helvetica"/>
-                <w:i w:val="false"/>
-                <w:b w:val="false"/>
-                <w:u w:val="none"/>
-                <w:sz w:val="22"/>
-                <w:szCs w:val="22"/>
-                <w:color w:val="000000"/>
-              </w:rPr>
-              <w:t xml:space="preserve">0.640</w:t>
+              <w:t xml:space="preserve">1.12</w:t>
+            </w:r>
+          </w:p>
+        </w:tc>
+        <w:tc>
+          <w:tcPr>
+            <w:tcBorders>
+              <w:bottom w:val="none" w:sz="0" w:space="0" w:color="000000"/>
+              <w:top w:val="none" w:sz="0" w:space="0" w:color="000000"/>
+              <w:left w:val="none" w:sz="0" w:space="0" w:color="000000"/>
+              <w:right w:val="none" w:sz="0" w:space="0" w:color="000000"/>
+            </w:tcBorders>
+            <w:shd w:val="clear" w:color="auto" w:fill="FFFFFF"/>
+            <w:tcMar>
+              <w:top w:w="0" w:type="dxa"/>
+              <w:bottom w:w="0" w:type="dxa"/>
+              <w:left w:w="0" w:type="dxa"/>
+              <w:right w:w="0" w:type="dxa"/>
+            </w:tcMar>
+            <w:vAlign w:val="top"/>
+          </w:tcPr>
+          <w:p>
+            <w:pPr>
+              <w:pStyle w:val="Normal"/>
+              <w:jc w:val="center"/>
+              <w:pBdr>
+                <w:bottom w:val="none" w:sz="0" w:space="0" w:color="000000"/>
+                <w:top w:val="none" w:sz="0" w:space="0" w:color="000000"/>
+                <w:left w:val="none" w:sz="0" w:space="0" w:color="000000"/>
+                <w:right w:val="none" w:sz="0" w:space="0" w:color="000000"/>
+              </w:pBdr>
+              <w:spacing w:after="100" w:before="100" w:line="240"/>
+              <w:ind w:left="100" w:right="100" w:firstLine="0" w:firstLineChars="0"/>
+              <w:rPr>
+                <w:rFonts w:ascii="Helvetica" w:hAnsi="Helvetica" w:eastAsia="Helvetica" w:cs="Helvetica"/>
+                <w:i w:val="false"/>
+                <w:b w:val="false"/>
+                <w:u w:val="none"/>
+                <w:sz w:val="22"/>
+                <w:szCs w:val="22"/>
+                <w:color w:val="000000"/>
+              </w:rPr>
+            </w:pPr>
+            <w:r>
+              <w:rPr>
+                <w:rFonts w:ascii="Helvetica" w:hAnsi="Helvetica" w:eastAsia="Helvetica" w:cs="Helvetica"/>
+                <w:i w:val="false"/>
+                <w:b w:val="false"/>
+                <w:u w:val="none"/>
+                <w:sz w:val="22"/>
+                <w:szCs w:val="22"/>
+                <w:color w:val="000000"/>
+              </w:rPr>
+              <w:t xml:space="preserve">0.63, 1.99</w:t>
+            </w:r>
+          </w:p>
+        </w:tc>
+        <w:tc>
+          <w:tcPr>
+            <w:tcBorders>
+              <w:bottom w:val="none" w:sz="0" w:space="0" w:color="000000"/>
+              <w:top w:val="none" w:sz="0" w:space="0" w:color="000000"/>
+              <w:left w:val="none" w:sz="0" w:space="0" w:color="000000"/>
+              <w:right w:val="none" w:sz="0" w:space="0" w:color="000000"/>
+            </w:tcBorders>
+            <w:shd w:val="clear" w:color="auto" w:fill="FFFFFF"/>
+            <w:tcMar>
+              <w:top w:w="0" w:type="dxa"/>
+              <w:bottom w:w="0" w:type="dxa"/>
+              <w:left w:w="0" w:type="dxa"/>
+              <w:right w:w="0" w:type="dxa"/>
+            </w:tcMar>
+            <w:vAlign w:val="top"/>
+          </w:tcPr>
+          <w:p>
+            <w:pPr>
+              <w:pStyle w:val="Normal"/>
+              <w:jc w:val="center"/>
+              <w:pBdr>
+                <w:bottom w:val="none" w:sz="0" w:space="0" w:color="000000"/>
+                <w:top w:val="none" w:sz="0" w:space="0" w:color="000000"/>
+                <w:left w:val="none" w:sz="0" w:space="0" w:color="000000"/>
+                <w:right w:val="none" w:sz="0" w:space="0" w:color="000000"/>
+              </w:pBdr>
+              <w:spacing w:after="100" w:before="100" w:line="240"/>
+              <w:ind w:left="100" w:right="100" w:firstLine="0" w:firstLineChars="0"/>
+              <w:rPr>
+                <w:rFonts w:ascii="Helvetica" w:hAnsi="Helvetica" w:eastAsia="Helvetica" w:cs="Helvetica"/>
+                <w:i w:val="false"/>
+                <w:b w:val="false"/>
+                <w:u w:val="none"/>
+                <w:sz w:val="22"/>
+                <w:szCs w:val="22"/>
+                <w:color w:val="000000"/>
+              </w:rPr>
+            </w:pPr>
+            <w:r>
+              <w:rPr>
+                <w:rFonts w:ascii="Helvetica" w:hAnsi="Helvetica" w:eastAsia="Helvetica" w:cs="Helvetica"/>
+                <w:i w:val="false"/>
+                <w:b w:val="false"/>
+                <w:u w:val="none"/>
+                <w:sz w:val="22"/>
+                <w:szCs w:val="22"/>
+                <w:color w:val="000000"/>
+              </w:rPr>
+              <w:t xml:space="preserve">0.700</w:t>
             </w:r>
           </w:p>
         </w:tc>
@@ -4967,113 +4967,113 @@
                 <w:szCs w:val="22"/>
                 <w:color w:val="000000"/>
               </w:rPr>
-              <w:t xml:space="preserve">0.85</w:t>
-            </w:r>
-          </w:p>
-        </w:tc>
-        <w:tc>
-          <w:tcPr>
-            <w:tcBorders>
-              <w:bottom w:val="none" w:sz="0" w:space="0" w:color="000000"/>
-              <w:top w:val="none" w:sz="0" w:space="0" w:color="000000"/>
-              <w:left w:val="none" w:sz="0" w:space="0" w:color="000000"/>
-              <w:right w:val="none" w:sz="0" w:space="0" w:color="000000"/>
-            </w:tcBorders>
-            <w:shd w:val="clear" w:color="auto" w:fill="FFFFFF"/>
-            <w:tcMar>
-              <w:top w:w="0" w:type="dxa"/>
-              <w:bottom w:w="0" w:type="dxa"/>
-              <w:left w:w="0" w:type="dxa"/>
-              <w:right w:w="0" w:type="dxa"/>
-            </w:tcMar>
-            <w:vAlign w:val="top"/>
-          </w:tcPr>
-          <w:p>
-            <w:pPr>
-              <w:pStyle w:val="Normal"/>
-              <w:jc w:val="center"/>
-              <w:pBdr>
-                <w:bottom w:val="none" w:sz="0" w:space="0" w:color="000000"/>
-                <w:top w:val="none" w:sz="0" w:space="0" w:color="000000"/>
-                <w:left w:val="none" w:sz="0" w:space="0" w:color="000000"/>
-                <w:right w:val="none" w:sz="0" w:space="0" w:color="000000"/>
-              </w:pBdr>
-              <w:spacing w:after="100" w:before="100" w:line="240"/>
-              <w:ind w:left="100" w:right="100" w:firstLine="0" w:firstLineChars="0"/>
-              <w:rPr>
-                <w:rFonts w:ascii="Helvetica" w:hAnsi="Helvetica" w:eastAsia="Helvetica" w:cs="Helvetica"/>
-                <w:i w:val="false"/>
-                <w:b w:val="false"/>
-                <w:u w:val="none"/>
-                <w:sz w:val="22"/>
-                <w:szCs w:val="22"/>
-                <w:color w:val="000000"/>
-              </w:rPr>
-            </w:pPr>
-            <w:r>
-              <w:rPr>
-                <w:rFonts w:ascii="Helvetica" w:hAnsi="Helvetica" w:eastAsia="Helvetica" w:cs="Helvetica"/>
-                <w:i w:val="false"/>
-                <w:b w:val="false"/>
-                <w:u w:val="none"/>
-                <w:sz w:val="22"/>
-                <w:szCs w:val="22"/>
-                <w:color w:val="000000"/>
-              </w:rPr>
-              <w:t xml:space="preserve">0.38, 1.90</w:t>
-            </w:r>
-          </w:p>
-        </w:tc>
-        <w:tc>
-          <w:tcPr>
-            <w:tcBorders>
-              <w:bottom w:val="none" w:sz="0" w:space="0" w:color="000000"/>
-              <w:top w:val="none" w:sz="0" w:space="0" w:color="000000"/>
-              <w:left w:val="none" w:sz="0" w:space="0" w:color="000000"/>
-              <w:right w:val="none" w:sz="0" w:space="0" w:color="000000"/>
-            </w:tcBorders>
-            <w:shd w:val="clear" w:color="auto" w:fill="FFFFFF"/>
-            <w:tcMar>
-              <w:top w:w="0" w:type="dxa"/>
-              <w:bottom w:w="0" w:type="dxa"/>
-              <w:left w:w="0" w:type="dxa"/>
-              <w:right w:w="0" w:type="dxa"/>
-            </w:tcMar>
-            <w:vAlign w:val="top"/>
-          </w:tcPr>
-          <w:p>
-            <w:pPr>
-              <w:pStyle w:val="Normal"/>
-              <w:jc w:val="center"/>
-              <w:pBdr>
-                <w:bottom w:val="none" w:sz="0" w:space="0" w:color="000000"/>
-                <w:top w:val="none" w:sz="0" w:space="0" w:color="000000"/>
-                <w:left w:val="none" w:sz="0" w:space="0" w:color="000000"/>
-                <w:right w:val="none" w:sz="0" w:space="0" w:color="000000"/>
-              </w:pBdr>
-              <w:spacing w:after="100" w:before="100" w:line="240"/>
-              <w:ind w:left="100" w:right="100" w:firstLine="0" w:firstLineChars="0"/>
-              <w:rPr>
-                <w:rFonts w:ascii="Helvetica" w:hAnsi="Helvetica" w:eastAsia="Helvetica" w:cs="Helvetica"/>
-                <w:i w:val="false"/>
-                <w:b w:val="false"/>
-                <w:u w:val="none"/>
-                <w:sz w:val="22"/>
-                <w:szCs w:val="22"/>
-                <w:color w:val="000000"/>
-              </w:rPr>
-            </w:pPr>
-            <w:r>
-              <w:rPr>
-                <w:rFonts w:ascii="Helvetica" w:hAnsi="Helvetica" w:eastAsia="Helvetica" w:cs="Helvetica"/>
-                <w:i w:val="false"/>
-                <w:b w:val="false"/>
-                <w:u w:val="none"/>
-                <w:sz w:val="22"/>
-                <w:szCs w:val="22"/>
-                <w:color w:val="000000"/>
-              </w:rPr>
-              <w:t xml:space="preserve">0.690</w:t>
+              <w:t xml:space="preserve">0.78</w:t>
+            </w:r>
+          </w:p>
+        </w:tc>
+        <w:tc>
+          <w:tcPr>
+            <w:tcBorders>
+              <w:bottom w:val="none" w:sz="0" w:space="0" w:color="000000"/>
+              <w:top w:val="none" w:sz="0" w:space="0" w:color="000000"/>
+              <w:left w:val="none" w:sz="0" w:space="0" w:color="000000"/>
+              <w:right w:val="none" w:sz="0" w:space="0" w:color="000000"/>
+            </w:tcBorders>
+            <w:shd w:val="clear" w:color="auto" w:fill="FFFFFF"/>
+            <w:tcMar>
+              <w:top w:w="0" w:type="dxa"/>
+              <w:bottom w:w="0" w:type="dxa"/>
+              <w:left w:w="0" w:type="dxa"/>
+              <w:right w:w="0" w:type="dxa"/>
+            </w:tcMar>
+            <w:vAlign w:val="top"/>
+          </w:tcPr>
+          <w:p>
+            <w:pPr>
+              <w:pStyle w:val="Normal"/>
+              <w:jc w:val="center"/>
+              <w:pBdr>
+                <w:bottom w:val="none" w:sz="0" w:space="0" w:color="000000"/>
+                <w:top w:val="none" w:sz="0" w:space="0" w:color="000000"/>
+                <w:left w:val="none" w:sz="0" w:space="0" w:color="000000"/>
+                <w:right w:val="none" w:sz="0" w:space="0" w:color="000000"/>
+              </w:pBdr>
+              <w:spacing w:after="100" w:before="100" w:line="240"/>
+              <w:ind w:left="100" w:right="100" w:firstLine="0" w:firstLineChars="0"/>
+              <w:rPr>
+                <w:rFonts w:ascii="Helvetica" w:hAnsi="Helvetica" w:eastAsia="Helvetica" w:cs="Helvetica"/>
+                <w:i w:val="false"/>
+                <w:b w:val="false"/>
+                <w:u w:val="none"/>
+                <w:sz w:val="22"/>
+                <w:szCs w:val="22"/>
+                <w:color w:val="000000"/>
+              </w:rPr>
+            </w:pPr>
+            <w:r>
+              <w:rPr>
+                <w:rFonts w:ascii="Helvetica" w:hAnsi="Helvetica" w:eastAsia="Helvetica" w:cs="Helvetica"/>
+                <w:i w:val="false"/>
+                <w:b w:val="false"/>
+                <w:u w:val="none"/>
+                <w:sz w:val="22"/>
+                <w:szCs w:val="22"/>
+                <w:color w:val="000000"/>
+              </w:rPr>
+              <w:t xml:space="preserve">0.35, 1.74</w:t>
+            </w:r>
+          </w:p>
+        </w:tc>
+        <w:tc>
+          <w:tcPr>
+            <w:tcBorders>
+              <w:bottom w:val="none" w:sz="0" w:space="0" w:color="000000"/>
+              <w:top w:val="none" w:sz="0" w:space="0" w:color="000000"/>
+              <w:left w:val="none" w:sz="0" w:space="0" w:color="000000"/>
+              <w:right w:val="none" w:sz="0" w:space="0" w:color="000000"/>
+            </w:tcBorders>
+            <w:shd w:val="clear" w:color="auto" w:fill="FFFFFF"/>
+            <w:tcMar>
+              <w:top w:w="0" w:type="dxa"/>
+              <w:bottom w:w="0" w:type="dxa"/>
+              <w:left w:w="0" w:type="dxa"/>
+              <w:right w:w="0" w:type="dxa"/>
+            </w:tcMar>
+            <w:vAlign w:val="top"/>
+          </w:tcPr>
+          <w:p>
+            <w:pPr>
+              <w:pStyle w:val="Normal"/>
+              <w:jc w:val="center"/>
+              <w:pBdr>
+                <w:bottom w:val="none" w:sz="0" w:space="0" w:color="000000"/>
+                <w:top w:val="none" w:sz="0" w:space="0" w:color="000000"/>
+                <w:left w:val="none" w:sz="0" w:space="0" w:color="000000"/>
+                <w:right w:val="none" w:sz="0" w:space="0" w:color="000000"/>
+              </w:pBdr>
+              <w:spacing w:after="100" w:before="100" w:line="240"/>
+              <w:ind w:left="100" w:right="100" w:firstLine="0" w:firstLineChars="0"/>
+              <w:rPr>
+                <w:rFonts w:ascii="Helvetica" w:hAnsi="Helvetica" w:eastAsia="Helvetica" w:cs="Helvetica"/>
+                <w:i w:val="false"/>
+                <w:b w:val="false"/>
+                <w:u w:val="none"/>
+                <w:sz w:val="22"/>
+                <w:szCs w:val="22"/>
+                <w:color w:val="000000"/>
+              </w:rPr>
+            </w:pPr>
+            <w:r>
+              <w:rPr>
+                <w:rFonts w:ascii="Helvetica" w:hAnsi="Helvetica" w:eastAsia="Helvetica" w:cs="Helvetica"/>
+                <w:i w:val="false"/>
+                <w:b w:val="false"/>
+                <w:u w:val="none"/>
+                <w:sz w:val="22"/>
+                <w:szCs w:val="22"/>
+                <w:color w:val="000000"/>
+              </w:rPr>
+              <w:t xml:space="preserve">0.540</w:t>
             </w:r>
           </w:p>
         </w:tc>
@@ -6204,113 +6204,113 @@
                 <w:szCs w:val="22"/>
                 <w:color w:val="000000"/>
               </w:rPr>
-              <w:t xml:space="preserve">0.51</w:t>
-            </w:r>
-          </w:p>
-        </w:tc>
-        <w:tc>
-          <w:tcPr>
-            <w:tcBorders>
-              <w:bottom w:val="none" w:sz="0" w:space="0" w:color="000000"/>
-              <w:top w:val="none" w:sz="0" w:space="0" w:color="000000"/>
-              <w:left w:val="none" w:sz="0" w:space="0" w:color="000000"/>
-              <w:right w:val="none" w:sz="0" w:space="0" w:color="000000"/>
-            </w:tcBorders>
-            <w:shd w:val="clear" w:color="auto" w:fill="FFFFFF"/>
-            <w:tcMar>
-              <w:top w:w="0" w:type="dxa"/>
-              <w:bottom w:w="0" w:type="dxa"/>
-              <w:left w:w="0" w:type="dxa"/>
-              <w:right w:w="0" w:type="dxa"/>
-            </w:tcMar>
-            <w:vAlign w:val="top"/>
-          </w:tcPr>
-          <w:p>
-            <w:pPr>
-              <w:pStyle w:val="Normal"/>
-              <w:jc w:val="center"/>
-              <w:pBdr>
-                <w:bottom w:val="none" w:sz="0" w:space="0" w:color="000000"/>
-                <w:top w:val="none" w:sz="0" w:space="0" w:color="000000"/>
-                <w:left w:val="none" w:sz="0" w:space="0" w:color="000000"/>
-                <w:right w:val="none" w:sz="0" w:space="0" w:color="000000"/>
-              </w:pBdr>
-              <w:spacing w:after="100" w:before="100" w:line="240"/>
-              <w:ind w:left="100" w:right="100" w:firstLine="0" w:firstLineChars="0"/>
-              <w:rPr>
-                <w:rFonts w:ascii="Helvetica" w:hAnsi="Helvetica" w:eastAsia="Helvetica" w:cs="Helvetica"/>
-                <w:i w:val="false"/>
-                <w:b w:val="false"/>
-                <w:u w:val="none"/>
-                <w:sz w:val="22"/>
-                <w:szCs w:val="22"/>
-                <w:color w:val="000000"/>
-              </w:rPr>
-            </w:pPr>
-            <w:r>
-              <w:rPr>
-                <w:rFonts w:ascii="Helvetica" w:hAnsi="Helvetica" w:eastAsia="Helvetica" w:cs="Helvetica"/>
-                <w:i w:val="false"/>
-                <w:b w:val="false"/>
-                <w:u w:val="none"/>
-                <w:sz w:val="22"/>
-                <w:szCs w:val="22"/>
-                <w:color w:val="000000"/>
-              </w:rPr>
-              <w:t xml:space="preserve">0.17, 1.48</w:t>
-            </w:r>
-          </w:p>
-        </w:tc>
-        <w:tc>
-          <w:tcPr>
-            <w:tcBorders>
-              <w:bottom w:val="none" w:sz="0" w:space="0" w:color="000000"/>
-              <w:top w:val="none" w:sz="0" w:space="0" w:color="000000"/>
-              <w:left w:val="none" w:sz="0" w:space="0" w:color="000000"/>
-              <w:right w:val="none" w:sz="0" w:space="0" w:color="000000"/>
-            </w:tcBorders>
-            <w:shd w:val="clear" w:color="auto" w:fill="FFFFFF"/>
-            <w:tcMar>
-              <w:top w:w="0" w:type="dxa"/>
-              <w:bottom w:w="0" w:type="dxa"/>
-              <w:left w:w="0" w:type="dxa"/>
-              <w:right w:w="0" w:type="dxa"/>
-            </w:tcMar>
-            <w:vAlign w:val="top"/>
-          </w:tcPr>
-          <w:p>
-            <w:pPr>
-              <w:pStyle w:val="Normal"/>
-              <w:jc w:val="center"/>
-              <w:pBdr>
-                <w:bottom w:val="none" w:sz="0" w:space="0" w:color="000000"/>
-                <w:top w:val="none" w:sz="0" w:space="0" w:color="000000"/>
-                <w:left w:val="none" w:sz="0" w:space="0" w:color="000000"/>
-                <w:right w:val="none" w:sz="0" w:space="0" w:color="000000"/>
-              </w:pBdr>
-              <w:spacing w:after="100" w:before="100" w:line="240"/>
-              <w:ind w:left="100" w:right="100" w:firstLine="0" w:firstLineChars="0"/>
-              <w:rPr>
-                <w:rFonts w:ascii="Helvetica" w:hAnsi="Helvetica" w:eastAsia="Helvetica" w:cs="Helvetica"/>
-                <w:i w:val="false"/>
-                <w:b w:val="false"/>
-                <w:u w:val="none"/>
-                <w:sz w:val="22"/>
-                <w:szCs w:val="22"/>
-                <w:color w:val="000000"/>
-              </w:rPr>
-            </w:pPr>
-            <w:r>
-              <w:rPr>
-                <w:rFonts w:ascii="Helvetica" w:hAnsi="Helvetica" w:eastAsia="Helvetica" w:cs="Helvetica"/>
-                <w:i w:val="false"/>
-                <w:b w:val="false"/>
-                <w:u w:val="none"/>
-                <w:sz w:val="22"/>
-                <w:szCs w:val="22"/>
-                <w:color w:val="000000"/>
-              </w:rPr>
-              <w:t xml:space="preserve">0.210</w:t>
+              <w:t xml:space="preserve">0.50</w:t>
+            </w:r>
+          </w:p>
+        </w:tc>
+        <w:tc>
+          <w:tcPr>
+            <w:tcBorders>
+              <w:bottom w:val="none" w:sz="0" w:space="0" w:color="000000"/>
+              <w:top w:val="none" w:sz="0" w:space="0" w:color="000000"/>
+              <w:left w:val="none" w:sz="0" w:space="0" w:color="000000"/>
+              <w:right w:val="none" w:sz="0" w:space="0" w:color="000000"/>
+            </w:tcBorders>
+            <w:shd w:val="clear" w:color="auto" w:fill="FFFFFF"/>
+            <w:tcMar>
+              <w:top w:w="0" w:type="dxa"/>
+              <w:bottom w:w="0" w:type="dxa"/>
+              <w:left w:w="0" w:type="dxa"/>
+              <w:right w:w="0" w:type="dxa"/>
+            </w:tcMar>
+            <w:vAlign w:val="top"/>
+          </w:tcPr>
+          <w:p>
+            <w:pPr>
+              <w:pStyle w:val="Normal"/>
+              <w:jc w:val="center"/>
+              <w:pBdr>
+                <w:bottom w:val="none" w:sz="0" w:space="0" w:color="000000"/>
+                <w:top w:val="none" w:sz="0" w:space="0" w:color="000000"/>
+                <w:left w:val="none" w:sz="0" w:space="0" w:color="000000"/>
+                <w:right w:val="none" w:sz="0" w:space="0" w:color="000000"/>
+              </w:pBdr>
+              <w:spacing w:after="100" w:before="100" w:line="240"/>
+              <w:ind w:left="100" w:right="100" w:firstLine="0" w:firstLineChars="0"/>
+              <w:rPr>
+                <w:rFonts w:ascii="Helvetica" w:hAnsi="Helvetica" w:eastAsia="Helvetica" w:cs="Helvetica"/>
+                <w:i w:val="false"/>
+                <w:b w:val="false"/>
+                <w:u w:val="none"/>
+                <w:sz w:val="22"/>
+                <w:szCs w:val="22"/>
+                <w:color w:val="000000"/>
+              </w:rPr>
+            </w:pPr>
+            <w:r>
+              <w:rPr>
+                <w:rFonts w:ascii="Helvetica" w:hAnsi="Helvetica" w:eastAsia="Helvetica" w:cs="Helvetica"/>
+                <w:i w:val="false"/>
+                <w:b w:val="false"/>
+                <w:u w:val="none"/>
+                <w:sz w:val="22"/>
+                <w:szCs w:val="22"/>
+                <w:color w:val="000000"/>
+              </w:rPr>
+              <w:t xml:space="preserve">0.17, 1.46</w:t>
+            </w:r>
+          </w:p>
+        </w:tc>
+        <w:tc>
+          <w:tcPr>
+            <w:tcBorders>
+              <w:bottom w:val="none" w:sz="0" w:space="0" w:color="000000"/>
+              <w:top w:val="none" w:sz="0" w:space="0" w:color="000000"/>
+              <w:left w:val="none" w:sz="0" w:space="0" w:color="000000"/>
+              <w:right w:val="none" w:sz="0" w:space="0" w:color="000000"/>
+            </w:tcBorders>
+            <w:shd w:val="clear" w:color="auto" w:fill="FFFFFF"/>
+            <w:tcMar>
+              <w:top w:w="0" w:type="dxa"/>
+              <w:bottom w:w="0" w:type="dxa"/>
+              <w:left w:w="0" w:type="dxa"/>
+              <w:right w:w="0" w:type="dxa"/>
+            </w:tcMar>
+            <w:vAlign w:val="top"/>
+          </w:tcPr>
+          <w:p>
+            <w:pPr>
+              <w:pStyle w:val="Normal"/>
+              <w:jc w:val="center"/>
+              <w:pBdr>
+                <w:bottom w:val="none" w:sz="0" w:space="0" w:color="000000"/>
+                <w:top w:val="none" w:sz="0" w:space="0" w:color="000000"/>
+                <w:left w:val="none" w:sz="0" w:space="0" w:color="000000"/>
+                <w:right w:val="none" w:sz="0" w:space="0" w:color="000000"/>
+              </w:pBdr>
+              <w:spacing w:after="100" w:before="100" w:line="240"/>
+              <w:ind w:left="100" w:right="100" w:firstLine="0" w:firstLineChars="0"/>
+              <w:rPr>
+                <w:rFonts w:ascii="Helvetica" w:hAnsi="Helvetica" w:eastAsia="Helvetica" w:cs="Helvetica"/>
+                <w:i w:val="false"/>
+                <w:b w:val="false"/>
+                <w:u w:val="none"/>
+                <w:sz w:val="22"/>
+                <w:szCs w:val="22"/>
+                <w:color w:val="000000"/>
+              </w:rPr>
+            </w:pPr>
+            <w:r>
+              <w:rPr>
+                <w:rFonts w:ascii="Helvetica" w:hAnsi="Helvetica" w:eastAsia="Helvetica" w:cs="Helvetica"/>
+                <w:i w:val="false"/>
+                <w:b w:val="false"/>
+                <w:u w:val="none"/>
+                <w:sz w:val="22"/>
+                <w:szCs w:val="22"/>
+                <w:color w:val="000000"/>
+              </w:rPr>
+              <w:t xml:space="preserve">0.200</w:t>
             </w:r>
           </w:p>
         </w:tc>
@@ -6416,113 +6416,113 @@
                 <w:szCs w:val="22"/>
                 <w:color w:val="000000"/>
               </w:rPr>
-              <w:t xml:space="preserve">0.79</w:t>
-            </w:r>
-          </w:p>
-        </w:tc>
-        <w:tc>
-          <w:tcPr>
-            <w:tcBorders>
-              <w:bottom w:val="none" w:sz="0" w:space="0" w:color="000000"/>
-              <w:top w:val="none" w:sz="0" w:space="0" w:color="000000"/>
-              <w:left w:val="none" w:sz="0" w:space="0" w:color="000000"/>
-              <w:right w:val="none" w:sz="0" w:space="0" w:color="000000"/>
-            </w:tcBorders>
-            <w:shd w:val="clear" w:color="auto" w:fill="FFFFFF"/>
-            <w:tcMar>
-              <w:top w:w="0" w:type="dxa"/>
-              <w:bottom w:w="0" w:type="dxa"/>
-              <w:left w:w="0" w:type="dxa"/>
-              <w:right w:w="0" w:type="dxa"/>
-            </w:tcMar>
-            <w:vAlign w:val="top"/>
-          </w:tcPr>
-          <w:p>
-            <w:pPr>
-              <w:pStyle w:val="Normal"/>
-              <w:jc w:val="center"/>
-              <w:pBdr>
-                <w:bottom w:val="none" w:sz="0" w:space="0" w:color="000000"/>
-                <w:top w:val="none" w:sz="0" w:space="0" w:color="000000"/>
-                <w:left w:val="none" w:sz="0" w:space="0" w:color="000000"/>
-                <w:right w:val="none" w:sz="0" w:space="0" w:color="000000"/>
-              </w:pBdr>
-              <w:spacing w:after="100" w:before="100" w:line="240"/>
-              <w:ind w:left="100" w:right="100" w:firstLine="0" w:firstLineChars="0"/>
-              <w:rPr>
-                <w:rFonts w:ascii="Helvetica" w:hAnsi="Helvetica" w:eastAsia="Helvetica" w:cs="Helvetica"/>
-                <w:i w:val="false"/>
-                <w:b w:val="false"/>
-                <w:u w:val="none"/>
-                <w:sz w:val="22"/>
-                <w:szCs w:val="22"/>
-                <w:color w:val="000000"/>
-              </w:rPr>
-            </w:pPr>
-            <w:r>
-              <w:rPr>
-                <w:rFonts w:ascii="Helvetica" w:hAnsi="Helvetica" w:eastAsia="Helvetica" w:cs="Helvetica"/>
-                <w:i w:val="false"/>
-                <w:b w:val="false"/>
-                <w:u w:val="none"/>
-                <w:sz w:val="22"/>
-                <w:szCs w:val="22"/>
-                <w:color w:val="000000"/>
-              </w:rPr>
-              <w:t xml:space="preserve">0.15, 4.31</w:t>
-            </w:r>
-          </w:p>
-        </w:tc>
-        <w:tc>
-          <w:tcPr>
-            <w:tcBorders>
-              <w:bottom w:val="none" w:sz="0" w:space="0" w:color="000000"/>
-              <w:top w:val="none" w:sz="0" w:space="0" w:color="000000"/>
-              <w:left w:val="none" w:sz="0" w:space="0" w:color="000000"/>
-              <w:right w:val="none" w:sz="0" w:space="0" w:color="000000"/>
-            </w:tcBorders>
-            <w:shd w:val="clear" w:color="auto" w:fill="FFFFFF"/>
-            <w:tcMar>
-              <w:top w:w="0" w:type="dxa"/>
-              <w:bottom w:w="0" w:type="dxa"/>
-              <w:left w:w="0" w:type="dxa"/>
-              <w:right w:w="0" w:type="dxa"/>
-            </w:tcMar>
-            <w:vAlign w:val="top"/>
-          </w:tcPr>
-          <w:p>
-            <w:pPr>
-              <w:pStyle w:val="Normal"/>
-              <w:jc w:val="center"/>
-              <w:pBdr>
-                <w:bottom w:val="none" w:sz="0" w:space="0" w:color="000000"/>
-                <w:top w:val="none" w:sz="0" w:space="0" w:color="000000"/>
-                <w:left w:val="none" w:sz="0" w:space="0" w:color="000000"/>
-                <w:right w:val="none" w:sz="0" w:space="0" w:color="000000"/>
-              </w:pBdr>
-              <w:spacing w:after="100" w:before="100" w:line="240"/>
-              <w:ind w:left="100" w:right="100" w:firstLine="0" w:firstLineChars="0"/>
-              <w:rPr>
-                <w:rFonts w:ascii="Helvetica" w:hAnsi="Helvetica" w:eastAsia="Helvetica" w:cs="Helvetica"/>
-                <w:i w:val="false"/>
-                <w:b w:val="false"/>
-                <w:u w:val="none"/>
-                <w:sz w:val="22"/>
-                <w:szCs w:val="22"/>
-                <w:color w:val="000000"/>
-              </w:rPr>
-            </w:pPr>
-            <w:r>
-              <w:rPr>
-                <w:rFonts w:ascii="Helvetica" w:hAnsi="Helvetica" w:eastAsia="Helvetica" w:cs="Helvetica"/>
-                <w:i w:val="false"/>
-                <w:b w:val="false"/>
-                <w:u w:val="none"/>
-                <w:sz w:val="22"/>
-                <w:szCs w:val="22"/>
-                <w:color w:val="000000"/>
-              </w:rPr>
-              <w:t xml:space="preserve">0.790</w:t>
+              <w:t xml:space="preserve">0.69</w:t>
+            </w:r>
+          </w:p>
+        </w:tc>
+        <w:tc>
+          <w:tcPr>
+            <w:tcBorders>
+              <w:bottom w:val="none" w:sz="0" w:space="0" w:color="000000"/>
+              <w:top w:val="none" w:sz="0" w:space="0" w:color="000000"/>
+              <w:left w:val="none" w:sz="0" w:space="0" w:color="000000"/>
+              <w:right w:val="none" w:sz="0" w:space="0" w:color="000000"/>
+            </w:tcBorders>
+            <w:shd w:val="clear" w:color="auto" w:fill="FFFFFF"/>
+            <w:tcMar>
+              <w:top w:w="0" w:type="dxa"/>
+              <w:bottom w:w="0" w:type="dxa"/>
+              <w:left w:w="0" w:type="dxa"/>
+              <w:right w:w="0" w:type="dxa"/>
+            </w:tcMar>
+            <w:vAlign w:val="top"/>
+          </w:tcPr>
+          <w:p>
+            <w:pPr>
+              <w:pStyle w:val="Normal"/>
+              <w:jc w:val="center"/>
+              <w:pBdr>
+                <w:bottom w:val="none" w:sz="0" w:space="0" w:color="000000"/>
+                <w:top w:val="none" w:sz="0" w:space="0" w:color="000000"/>
+                <w:left w:val="none" w:sz="0" w:space="0" w:color="000000"/>
+                <w:right w:val="none" w:sz="0" w:space="0" w:color="000000"/>
+              </w:pBdr>
+              <w:spacing w:after="100" w:before="100" w:line="240"/>
+              <w:ind w:left="100" w:right="100" w:firstLine="0" w:firstLineChars="0"/>
+              <w:rPr>
+                <w:rFonts w:ascii="Helvetica" w:hAnsi="Helvetica" w:eastAsia="Helvetica" w:cs="Helvetica"/>
+                <w:i w:val="false"/>
+                <w:b w:val="false"/>
+                <w:u w:val="none"/>
+                <w:sz w:val="22"/>
+                <w:szCs w:val="22"/>
+                <w:color w:val="000000"/>
+              </w:rPr>
+            </w:pPr>
+            <w:r>
+              <w:rPr>
+                <w:rFonts w:ascii="Helvetica" w:hAnsi="Helvetica" w:eastAsia="Helvetica" w:cs="Helvetica"/>
+                <w:i w:val="false"/>
+                <w:b w:val="false"/>
+                <w:u w:val="none"/>
+                <w:sz w:val="22"/>
+                <w:szCs w:val="22"/>
+                <w:color w:val="000000"/>
+              </w:rPr>
+              <w:t xml:space="preserve">0.12, 3.83</w:t>
+            </w:r>
+          </w:p>
+        </w:tc>
+        <w:tc>
+          <w:tcPr>
+            <w:tcBorders>
+              <w:bottom w:val="none" w:sz="0" w:space="0" w:color="000000"/>
+              <w:top w:val="none" w:sz="0" w:space="0" w:color="000000"/>
+              <w:left w:val="none" w:sz="0" w:space="0" w:color="000000"/>
+              <w:right w:val="none" w:sz="0" w:space="0" w:color="000000"/>
+            </w:tcBorders>
+            <w:shd w:val="clear" w:color="auto" w:fill="FFFFFF"/>
+            <w:tcMar>
+              <w:top w:w="0" w:type="dxa"/>
+              <w:bottom w:w="0" w:type="dxa"/>
+              <w:left w:w="0" w:type="dxa"/>
+              <w:right w:w="0" w:type="dxa"/>
+            </w:tcMar>
+            <w:vAlign w:val="top"/>
+          </w:tcPr>
+          <w:p>
+            <w:pPr>
+              <w:pStyle w:val="Normal"/>
+              <w:jc w:val="center"/>
+              <w:pBdr>
+                <w:bottom w:val="none" w:sz="0" w:space="0" w:color="000000"/>
+                <w:top w:val="none" w:sz="0" w:space="0" w:color="000000"/>
+                <w:left w:val="none" w:sz="0" w:space="0" w:color="000000"/>
+                <w:right w:val="none" w:sz="0" w:space="0" w:color="000000"/>
+              </w:pBdr>
+              <w:spacing w:after="100" w:before="100" w:line="240"/>
+              <w:ind w:left="100" w:right="100" w:firstLine="0" w:firstLineChars="0"/>
+              <w:rPr>
+                <w:rFonts w:ascii="Helvetica" w:hAnsi="Helvetica" w:eastAsia="Helvetica" w:cs="Helvetica"/>
+                <w:i w:val="false"/>
+                <w:b w:val="false"/>
+                <w:u w:val="none"/>
+                <w:sz w:val="22"/>
+                <w:szCs w:val="22"/>
+                <w:color w:val="000000"/>
+              </w:rPr>
+            </w:pPr>
+            <w:r>
+              <w:rPr>
+                <w:rFonts w:ascii="Helvetica" w:hAnsi="Helvetica" w:eastAsia="Helvetica" w:cs="Helvetica"/>
+                <w:i w:val="false"/>
+                <w:b w:val="false"/>
+                <w:u w:val="none"/>
+                <w:sz w:val="22"/>
+                <w:szCs w:val="22"/>
+                <w:color w:val="000000"/>
+              </w:rPr>
+              <w:t xml:space="preserve">0.670</w:t>
             </w:r>
           </w:p>
         </w:tc>
@@ -6740,7 +6740,7 @@
                 <w:szCs w:val="22"/>
                 <w:color w:val="000000"/>
               </w:rPr>
-              <w:t xml:space="preserve">0.78, 4.69</w:t>
+              <w:t xml:space="preserve">0.78, 4.71</w:t>
             </w:r>
           </w:p>
         </w:tc>
@@ -6899,113 +6899,113 @@
                 <w:szCs w:val="22"/>
                 <w:color w:val="000000"/>
               </w:rPr>
-              <w:t xml:space="preserve">0.70</w:t>
-            </w:r>
-          </w:p>
-        </w:tc>
-        <w:tc>
-          <w:tcPr>
-            <w:tcBorders>
-              <w:bottom w:val="none" w:sz="0" w:space="0" w:color="000000"/>
-              <w:top w:val="none" w:sz="0" w:space="0" w:color="000000"/>
-              <w:left w:val="none" w:sz="0" w:space="0" w:color="000000"/>
-              <w:right w:val="none" w:sz="0" w:space="0" w:color="000000"/>
-            </w:tcBorders>
-            <w:shd w:val="clear" w:color="auto" w:fill="FFFFFF"/>
-            <w:tcMar>
-              <w:top w:w="0" w:type="dxa"/>
-              <w:bottom w:w="0" w:type="dxa"/>
-              <w:left w:w="0" w:type="dxa"/>
-              <w:right w:w="0" w:type="dxa"/>
-            </w:tcMar>
-            <w:vAlign w:val="top"/>
-          </w:tcPr>
-          <w:p>
-            <w:pPr>
-              <w:pStyle w:val="Normal"/>
-              <w:jc w:val="center"/>
-              <w:pBdr>
-                <w:bottom w:val="none" w:sz="0" w:space="0" w:color="000000"/>
-                <w:top w:val="none" w:sz="0" w:space="0" w:color="000000"/>
-                <w:left w:val="none" w:sz="0" w:space="0" w:color="000000"/>
-                <w:right w:val="none" w:sz="0" w:space="0" w:color="000000"/>
-              </w:pBdr>
-              <w:spacing w:after="100" w:before="100" w:line="240"/>
-              <w:ind w:left="100" w:right="100" w:firstLine="0" w:firstLineChars="0"/>
-              <w:rPr>
-                <w:rFonts w:ascii="Helvetica" w:hAnsi="Helvetica" w:eastAsia="Helvetica" w:cs="Helvetica"/>
-                <w:i w:val="false"/>
-                <w:b w:val="false"/>
-                <w:u w:val="none"/>
-                <w:sz w:val="22"/>
-                <w:szCs w:val="22"/>
-                <w:color w:val="000000"/>
-              </w:rPr>
-            </w:pPr>
-            <w:r>
-              <w:rPr>
-                <w:rFonts w:ascii="Helvetica" w:hAnsi="Helvetica" w:eastAsia="Helvetica" w:cs="Helvetica"/>
-                <w:i w:val="false"/>
-                <w:b w:val="false"/>
-                <w:u w:val="none"/>
-                <w:sz w:val="22"/>
-                <w:szCs w:val="22"/>
-                <w:color w:val="000000"/>
-              </w:rPr>
-              <w:t xml:space="preserve">0.18, 2.71</w:t>
-            </w:r>
-          </w:p>
-        </w:tc>
-        <w:tc>
-          <w:tcPr>
-            <w:tcBorders>
-              <w:bottom w:val="none" w:sz="0" w:space="0" w:color="000000"/>
-              <w:top w:val="none" w:sz="0" w:space="0" w:color="000000"/>
-              <w:left w:val="none" w:sz="0" w:space="0" w:color="000000"/>
-              <w:right w:val="none" w:sz="0" w:space="0" w:color="000000"/>
-            </w:tcBorders>
-            <w:shd w:val="clear" w:color="auto" w:fill="FFFFFF"/>
-            <w:tcMar>
-              <w:top w:w="0" w:type="dxa"/>
-              <w:bottom w:w="0" w:type="dxa"/>
-              <w:left w:w="0" w:type="dxa"/>
-              <w:right w:w="0" w:type="dxa"/>
-            </w:tcMar>
-            <w:vAlign w:val="top"/>
-          </w:tcPr>
-          <w:p>
-            <w:pPr>
-              <w:pStyle w:val="Normal"/>
-              <w:jc w:val="center"/>
-              <w:pBdr>
-                <w:bottom w:val="none" w:sz="0" w:space="0" w:color="000000"/>
-                <w:top w:val="none" w:sz="0" w:space="0" w:color="000000"/>
-                <w:left w:val="none" w:sz="0" w:space="0" w:color="000000"/>
-                <w:right w:val="none" w:sz="0" w:space="0" w:color="000000"/>
-              </w:pBdr>
-              <w:spacing w:after="100" w:before="100" w:line="240"/>
-              <w:ind w:left="100" w:right="100" w:firstLine="0" w:firstLineChars="0"/>
-              <w:rPr>
-                <w:rFonts w:ascii="Helvetica" w:hAnsi="Helvetica" w:eastAsia="Helvetica" w:cs="Helvetica"/>
-                <w:i w:val="false"/>
-                <w:b w:val="false"/>
-                <w:u w:val="none"/>
-                <w:sz w:val="22"/>
-                <w:szCs w:val="22"/>
-                <w:color w:val="000000"/>
-              </w:rPr>
-            </w:pPr>
-            <w:r>
-              <w:rPr>
-                <w:rFonts w:ascii="Helvetica" w:hAnsi="Helvetica" w:eastAsia="Helvetica" w:cs="Helvetica"/>
-                <w:i w:val="false"/>
-                <w:b w:val="false"/>
-                <w:u w:val="none"/>
-                <w:sz w:val="22"/>
-                <w:szCs w:val="22"/>
-                <w:color w:val="000000"/>
-              </w:rPr>
-              <w:t xml:space="preserve">0.610</w:t>
+              <w:t xml:space="preserve">0.72</w:t>
+            </w:r>
+          </w:p>
+        </w:tc>
+        <w:tc>
+          <w:tcPr>
+            <w:tcBorders>
+              <w:bottom w:val="none" w:sz="0" w:space="0" w:color="000000"/>
+              <w:top w:val="none" w:sz="0" w:space="0" w:color="000000"/>
+              <w:left w:val="none" w:sz="0" w:space="0" w:color="000000"/>
+              <w:right w:val="none" w:sz="0" w:space="0" w:color="000000"/>
+            </w:tcBorders>
+            <w:shd w:val="clear" w:color="auto" w:fill="FFFFFF"/>
+            <w:tcMar>
+              <w:top w:w="0" w:type="dxa"/>
+              <w:bottom w:w="0" w:type="dxa"/>
+              <w:left w:w="0" w:type="dxa"/>
+              <w:right w:w="0" w:type="dxa"/>
+            </w:tcMar>
+            <w:vAlign w:val="top"/>
+          </w:tcPr>
+          <w:p>
+            <w:pPr>
+              <w:pStyle w:val="Normal"/>
+              <w:jc w:val="center"/>
+              <w:pBdr>
+                <w:bottom w:val="none" w:sz="0" w:space="0" w:color="000000"/>
+                <w:top w:val="none" w:sz="0" w:space="0" w:color="000000"/>
+                <w:left w:val="none" w:sz="0" w:space="0" w:color="000000"/>
+                <w:right w:val="none" w:sz="0" w:space="0" w:color="000000"/>
+              </w:pBdr>
+              <w:spacing w:after="100" w:before="100" w:line="240"/>
+              <w:ind w:left="100" w:right="100" w:firstLine="0" w:firstLineChars="0"/>
+              <w:rPr>
+                <w:rFonts w:ascii="Helvetica" w:hAnsi="Helvetica" w:eastAsia="Helvetica" w:cs="Helvetica"/>
+                <w:i w:val="false"/>
+                <w:b w:val="false"/>
+                <w:u w:val="none"/>
+                <w:sz w:val="22"/>
+                <w:szCs w:val="22"/>
+                <w:color w:val="000000"/>
+              </w:rPr>
+            </w:pPr>
+            <w:r>
+              <w:rPr>
+                <w:rFonts w:ascii="Helvetica" w:hAnsi="Helvetica" w:eastAsia="Helvetica" w:cs="Helvetica"/>
+                <w:i w:val="false"/>
+                <w:b w:val="false"/>
+                <w:u w:val="none"/>
+                <w:sz w:val="22"/>
+                <w:szCs w:val="22"/>
+                <w:color w:val="000000"/>
+              </w:rPr>
+              <w:t xml:space="preserve">0.18, 2.77</w:t>
+            </w:r>
+          </w:p>
+        </w:tc>
+        <w:tc>
+          <w:tcPr>
+            <w:tcBorders>
+              <w:bottom w:val="none" w:sz="0" w:space="0" w:color="000000"/>
+              <w:top w:val="none" w:sz="0" w:space="0" w:color="000000"/>
+              <w:left w:val="none" w:sz="0" w:space="0" w:color="000000"/>
+              <w:right w:val="none" w:sz="0" w:space="0" w:color="000000"/>
+            </w:tcBorders>
+            <w:shd w:val="clear" w:color="auto" w:fill="FFFFFF"/>
+            <w:tcMar>
+              <w:top w:w="0" w:type="dxa"/>
+              <w:bottom w:w="0" w:type="dxa"/>
+              <w:left w:w="0" w:type="dxa"/>
+              <w:right w:w="0" w:type="dxa"/>
+            </w:tcMar>
+            <w:vAlign w:val="top"/>
+          </w:tcPr>
+          <w:p>
+            <w:pPr>
+              <w:pStyle w:val="Normal"/>
+              <w:jc w:val="center"/>
+              <w:pBdr>
+                <w:bottom w:val="none" w:sz="0" w:space="0" w:color="000000"/>
+                <w:top w:val="none" w:sz="0" w:space="0" w:color="000000"/>
+                <w:left w:val="none" w:sz="0" w:space="0" w:color="000000"/>
+                <w:right w:val="none" w:sz="0" w:space="0" w:color="000000"/>
+              </w:pBdr>
+              <w:spacing w:after="100" w:before="100" w:line="240"/>
+              <w:ind w:left="100" w:right="100" w:firstLine="0" w:firstLineChars="0"/>
+              <w:rPr>
+                <w:rFonts w:ascii="Helvetica" w:hAnsi="Helvetica" w:eastAsia="Helvetica" w:cs="Helvetica"/>
+                <w:i w:val="false"/>
+                <w:b w:val="false"/>
+                <w:u w:val="none"/>
+                <w:sz w:val="22"/>
+                <w:szCs w:val="22"/>
+                <w:color w:val="000000"/>
+              </w:rPr>
+            </w:pPr>
+            <w:r>
+              <w:rPr>
+                <w:rFonts w:ascii="Helvetica" w:hAnsi="Helvetica" w:eastAsia="Helvetica" w:cs="Helvetica"/>
+                <w:i w:val="false"/>
+                <w:b w:val="false"/>
+                <w:u w:val="none"/>
+                <w:sz w:val="22"/>
+                <w:szCs w:val="22"/>
+                <w:color w:val="000000"/>
+              </w:rPr>
+              <w:t xml:space="preserve">0.630</w:t>
             </w:r>
           </w:p>
         </w:tc>
@@ -7223,7 +7223,7 @@
                 <w:szCs w:val="22"/>
                 <w:color w:val="000000"/>
               </w:rPr>
-              <w:t xml:space="preserve">0.91, 4.37</w:t>
+              <w:t xml:space="preserve">0.91, 4.39</w:t>
             </w:r>
           </w:p>
         </w:tc>
@@ -7435,60 +7435,60 @@
                 <w:szCs w:val="22"/>
                 <w:color w:val="000000"/>
               </w:rPr>
-              <w:t xml:space="preserve">0.05, 1.20</w:t>
-            </w:r>
-          </w:p>
-        </w:tc>
-        <w:tc>
-          <w:tcPr>
-            <w:tcBorders>
-              <w:bottom w:val="none" w:sz="0" w:space="0" w:color="000000"/>
-              <w:top w:val="none" w:sz="0" w:space="0" w:color="000000"/>
-              <w:left w:val="none" w:sz="0" w:space="0" w:color="000000"/>
-              <w:right w:val="none" w:sz="0" w:space="0" w:color="000000"/>
-            </w:tcBorders>
-            <w:shd w:val="clear" w:color="auto" w:fill="FFFFFF"/>
-            <w:tcMar>
-              <w:top w:w="0" w:type="dxa"/>
-              <w:bottom w:w="0" w:type="dxa"/>
-              <w:left w:w="0" w:type="dxa"/>
-              <w:right w:w="0" w:type="dxa"/>
-            </w:tcMar>
-            <w:vAlign w:val="top"/>
-          </w:tcPr>
-          <w:p>
-            <w:pPr>
-              <w:pStyle w:val="Normal"/>
-              <w:jc w:val="center"/>
-              <w:pBdr>
-                <w:bottom w:val="none" w:sz="0" w:space="0" w:color="000000"/>
-                <w:top w:val="none" w:sz="0" w:space="0" w:color="000000"/>
-                <w:left w:val="none" w:sz="0" w:space="0" w:color="000000"/>
-                <w:right w:val="none" w:sz="0" w:space="0" w:color="000000"/>
-              </w:pBdr>
-              <w:spacing w:after="100" w:before="100" w:line="240"/>
-              <w:ind w:left="100" w:right="100" w:firstLine="0" w:firstLineChars="0"/>
-              <w:rPr>
-                <w:rFonts w:ascii="Helvetica" w:hAnsi="Helvetica" w:eastAsia="Helvetica" w:cs="Helvetica"/>
-                <w:i w:val="false"/>
-                <w:b w:val="false"/>
-                <w:u w:val="none"/>
-                <w:sz w:val="22"/>
-                <w:szCs w:val="22"/>
-                <w:color w:val="000000"/>
-              </w:rPr>
-            </w:pPr>
-            <w:r>
-              <w:rPr>
-                <w:rFonts w:ascii="Helvetica" w:hAnsi="Helvetica" w:eastAsia="Helvetica" w:cs="Helvetica"/>
-                <w:i w:val="false"/>
-                <w:b w:val="false"/>
-                <w:u w:val="none"/>
-                <w:sz w:val="22"/>
-                <w:szCs w:val="22"/>
-                <w:color w:val="000000"/>
-              </w:rPr>
-              <w:t xml:space="preserve">0.084</w:t>
+              <w:t xml:space="preserve">0.05, 1.12</w:t>
+            </w:r>
+          </w:p>
+        </w:tc>
+        <w:tc>
+          <w:tcPr>
+            <w:tcBorders>
+              <w:bottom w:val="none" w:sz="0" w:space="0" w:color="000000"/>
+              <w:top w:val="none" w:sz="0" w:space="0" w:color="000000"/>
+              <w:left w:val="none" w:sz="0" w:space="0" w:color="000000"/>
+              <w:right w:val="none" w:sz="0" w:space="0" w:color="000000"/>
+            </w:tcBorders>
+            <w:shd w:val="clear" w:color="auto" w:fill="FFFFFF"/>
+            <w:tcMar>
+              <w:top w:w="0" w:type="dxa"/>
+              <w:bottom w:w="0" w:type="dxa"/>
+              <w:left w:w="0" w:type="dxa"/>
+              <w:right w:w="0" w:type="dxa"/>
+            </w:tcMar>
+            <w:vAlign w:val="top"/>
+          </w:tcPr>
+          <w:p>
+            <w:pPr>
+              <w:pStyle w:val="Normal"/>
+              <w:jc w:val="center"/>
+              <w:pBdr>
+                <w:bottom w:val="none" w:sz="0" w:space="0" w:color="000000"/>
+                <w:top w:val="none" w:sz="0" w:space="0" w:color="000000"/>
+                <w:left w:val="none" w:sz="0" w:space="0" w:color="000000"/>
+                <w:right w:val="none" w:sz="0" w:space="0" w:color="000000"/>
+              </w:pBdr>
+              <w:spacing w:after="100" w:before="100" w:line="240"/>
+              <w:ind w:left="100" w:right="100" w:firstLine="0" w:firstLineChars="0"/>
+              <w:rPr>
+                <w:rFonts w:ascii="Helvetica" w:hAnsi="Helvetica" w:eastAsia="Helvetica" w:cs="Helvetica"/>
+                <w:i w:val="false"/>
+                <w:b w:val="false"/>
+                <w:u w:val="none"/>
+                <w:sz w:val="22"/>
+                <w:szCs w:val="22"/>
+                <w:color w:val="000000"/>
+              </w:rPr>
+            </w:pPr>
+            <w:r>
+              <w:rPr>
+                <w:rFonts w:ascii="Helvetica" w:hAnsi="Helvetica" w:eastAsia="Helvetica" w:cs="Helvetica"/>
+                <w:i w:val="false"/>
+                <w:b w:val="false"/>
+                <w:u w:val="none"/>
+                <w:sz w:val="22"/>
+                <w:szCs w:val="22"/>
+                <w:color w:val="000000"/>
+              </w:rPr>
+              <w:t xml:space="preserve">0.070</w:t>
             </w:r>
           </w:p>
         </w:tc>
@@ -7653,113 +7653,113 @@
                 <w:szCs w:val="22"/>
                 <w:color w:val="000000"/>
               </w:rPr>
-              <w:t xml:space="preserve">0.18</w:t>
-            </w:r>
-          </w:p>
-        </w:tc>
-        <w:tc>
-          <w:tcPr>
-            <w:tcBorders>
-              <w:bottom w:val="none" w:sz="0" w:space="0" w:color="000000"/>
-              <w:top w:val="none" w:sz="0" w:space="0" w:color="000000"/>
-              <w:left w:val="none" w:sz="0" w:space="0" w:color="000000"/>
-              <w:right w:val="none" w:sz="0" w:space="0" w:color="000000"/>
-            </w:tcBorders>
-            <w:shd w:val="clear" w:color="auto" w:fill="FFFFFF"/>
-            <w:tcMar>
-              <w:top w:w="0" w:type="dxa"/>
-              <w:bottom w:w="0" w:type="dxa"/>
-              <w:left w:w="0" w:type="dxa"/>
-              <w:right w:w="0" w:type="dxa"/>
-            </w:tcMar>
-            <w:vAlign w:val="top"/>
-          </w:tcPr>
-          <w:p>
-            <w:pPr>
-              <w:pStyle w:val="Normal"/>
-              <w:jc w:val="center"/>
-              <w:pBdr>
-                <w:bottom w:val="none" w:sz="0" w:space="0" w:color="000000"/>
-                <w:top w:val="none" w:sz="0" w:space="0" w:color="000000"/>
-                <w:left w:val="none" w:sz="0" w:space="0" w:color="000000"/>
-                <w:right w:val="none" w:sz="0" w:space="0" w:color="000000"/>
-              </w:pBdr>
-              <w:spacing w:after="100" w:before="100" w:line="240"/>
-              <w:ind w:left="100" w:right="100" w:firstLine="0" w:firstLineChars="0"/>
-              <w:rPr>
-                <w:rFonts w:ascii="Helvetica" w:hAnsi="Helvetica" w:eastAsia="Helvetica" w:cs="Helvetica"/>
-                <w:i w:val="false"/>
-                <w:b w:val="false"/>
-                <w:u w:val="none"/>
-                <w:sz w:val="22"/>
-                <w:szCs w:val="22"/>
-                <w:color w:val="000000"/>
-              </w:rPr>
-            </w:pPr>
-            <w:r>
-              <w:rPr>
-                <w:rFonts w:ascii="Helvetica" w:hAnsi="Helvetica" w:eastAsia="Helvetica" w:cs="Helvetica"/>
-                <w:i w:val="false"/>
-                <w:b w:val="false"/>
-                <w:u w:val="none"/>
-                <w:sz w:val="22"/>
-                <w:szCs w:val="22"/>
-                <w:color w:val="000000"/>
-              </w:rPr>
-              <w:t xml:space="preserve">0.05, 0.67</w:t>
-            </w:r>
-          </w:p>
-        </w:tc>
-        <w:tc>
-          <w:tcPr>
-            <w:tcBorders>
-              <w:bottom w:val="none" w:sz="0" w:space="0" w:color="000000"/>
-              <w:top w:val="none" w:sz="0" w:space="0" w:color="000000"/>
-              <w:left w:val="none" w:sz="0" w:space="0" w:color="000000"/>
-              <w:right w:val="none" w:sz="0" w:space="0" w:color="000000"/>
-            </w:tcBorders>
-            <w:shd w:val="clear" w:color="auto" w:fill="FFFFFF"/>
-            <w:tcMar>
-              <w:top w:w="0" w:type="dxa"/>
-              <w:bottom w:w="0" w:type="dxa"/>
-              <w:left w:w="0" w:type="dxa"/>
-              <w:right w:w="0" w:type="dxa"/>
-            </w:tcMar>
-            <w:vAlign w:val="top"/>
-          </w:tcPr>
-          <w:p>
-            <w:pPr>
-              <w:pStyle w:val="Normal"/>
-              <w:jc w:val="center"/>
-              <w:pBdr>
-                <w:bottom w:val="none" w:sz="0" w:space="0" w:color="000000"/>
-                <w:top w:val="none" w:sz="0" w:space="0" w:color="000000"/>
-                <w:left w:val="none" w:sz="0" w:space="0" w:color="000000"/>
-                <w:right w:val="none" w:sz="0" w:space="0" w:color="000000"/>
-              </w:pBdr>
-              <w:spacing w:after="100" w:before="100" w:line="240"/>
-              <w:ind w:left="100" w:right="100" w:firstLine="0" w:firstLineChars="0"/>
-              <w:rPr>
-                <w:rFonts w:ascii="Helvetica" w:hAnsi="Helvetica" w:eastAsia="Helvetica" w:cs="Helvetica"/>
-                <w:i w:val="false"/>
-                <w:b w:val="false"/>
-                <w:u w:val="none"/>
-                <w:sz w:val="22"/>
-                <w:szCs w:val="22"/>
-                <w:color w:val="000000"/>
-              </w:rPr>
-            </w:pPr>
-            <w:r>
-              <w:rPr>
-                <w:rFonts w:ascii="Helvetica" w:hAnsi="Helvetica" w:eastAsia="Helvetica" w:cs="Helvetica"/>
-                <w:i w:val="false"/>
-                <w:b w:val="false"/>
-                <w:u w:val="none"/>
-                <w:sz w:val="22"/>
-                <w:szCs w:val="22"/>
-                <w:color w:val="000000"/>
-              </w:rPr>
-              <w:t xml:space="preserve">0.010</w:t>
+              <w:t xml:space="preserve">0.24</w:t>
+            </w:r>
+          </w:p>
+        </w:tc>
+        <w:tc>
+          <w:tcPr>
+            <w:tcBorders>
+              <w:bottom w:val="none" w:sz="0" w:space="0" w:color="000000"/>
+              <w:top w:val="none" w:sz="0" w:space="0" w:color="000000"/>
+              <w:left w:val="none" w:sz="0" w:space="0" w:color="000000"/>
+              <w:right w:val="none" w:sz="0" w:space="0" w:color="000000"/>
+            </w:tcBorders>
+            <w:shd w:val="clear" w:color="auto" w:fill="FFFFFF"/>
+            <w:tcMar>
+              <w:top w:w="0" w:type="dxa"/>
+              <w:bottom w:w="0" w:type="dxa"/>
+              <w:left w:w="0" w:type="dxa"/>
+              <w:right w:w="0" w:type="dxa"/>
+            </w:tcMar>
+            <w:vAlign w:val="top"/>
+          </w:tcPr>
+          <w:p>
+            <w:pPr>
+              <w:pStyle w:val="Normal"/>
+              <w:jc w:val="center"/>
+              <w:pBdr>
+                <w:bottom w:val="none" w:sz="0" w:space="0" w:color="000000"/>
+                <w:top w:val="none" w:sz="0" w:space="0" w:color="000000"/>
+                <w:left w:val="none" w:sz="0" w:space="0" w:color="000000"/>
+                <w:right w:val="none" w:sz="0" w:space="0" w:color="000000"/>
+              </w:pBdr>
+              <w:spacing w:after="100" w:before="100" w:line="240"/>
+              <w:ind w:left="100" w:right="100" w:firstLine="0" w:firstLineChars="0"/>
+              <w:rPr>
+                <w:rFonts w:ascii="Helvetica" w:hAnsi="Helvetica" w:eastAsia="Helvetica" w:cs="Helvetica"/>
+                <w:i w:val="false"/>
+                <w:b w:val="false"/>
+                <w:u w:val="none"/>
+                <w:sz w:val="22"/>
+                <w:szCs w:val="22"/>
+                <w:color w:val="000000"/>
+              </w:rPr>
+            </w:pPr>
+            <w:r>
+              <w:rPr>
+                <w:rFonts w:ascii="Helvetica" w:hAnsi="Helvetica" w:eastAsia="Helvetica" w:cs="Helvetica"/>
+                <w:i w:val="false"/>
+                <w:b w:val="false"/>
+                <w:u w:val="none"/>
+                <w:sz w:val="22"/>
+                <w:szCs w:val="22"/>
+                <w:color w:val="000000"/>
+              </w:rPr>
+              <w:t xml:space="preserve">0.08, 0.76</w:t>
+            </w:r>
+          </w:p>
+        </w:tc>
+        <w:tc>
+          <w:tcPr>
+            <w:tcBorders>
+              <w:bottom w:val="none" w:sz="0" w:space="0" w:color="000000"/>
+              <w:top w:val="none" w:sz="0" w:space="0" w:color="000000"/>
+              <w:left w:val="none" w:sz="0" w:space="0" w:color="000000"/>
+              <w:right w:val="none" w:sz="0" w:space="0" w:color="000000"/>
+            </w:tcBorders>
+            <w:shd w:val="clear" w:color="auto" w:fill="FFFFFF"/>
+            <w:tcMar>
+              <w:top w:w="0" w:type="dxa"/>
+              <w:bottom w:w="0" w:type="dxa"/>
+              <w:left w:w="0" w:type="dxa"/>
+              <w:right w:w="0" w:type="dxa"/>
+            </w:tcMar>
+            <w:vAlign w:val="top"/>
+          </w:tcPr>
+          <w:p>
+            <w:pPr>
+              <w:pStyle w:val="Normal"/>
+              <w:jc w:val="center"/>
+              <w:pBdr>
+                <w:bottom w:val="none" w:sz="0" w:space="0" w:color="000000"/>
+                <w:top w:val="none" w:sz="0" w:space="0" w:color="000000"/>
+                <w:left w:val="none" w:sz="0" w:space="0" w:color="000000"/>
+                <w:right w:val="none" w:sz="0" w:space="0" w:color="000000"/>
+              </w:pBdr>
+              <w:spacing w:after="100" w:before="100" w:line="240"/>
+              <w:ind w:left="100" w:right="100" w:firstLine="0" w:firstLineChars="0"/>
+              <w:rPr>
+                <w:rFonts w:ascii="Helvetica" w:hAnsi="Helvetica" w:eastAsia="Helvetica" w:cs="Helvetica"/>
+                <w:i w:val="false"/>
+                <w:b w:val="false"/>
+                <w:u w:val="none"/>
+                <w:sz w:val="22"/>
+                <w:szCs w:val="22"/>
+                <w:color w:val="000000"/>
+              </w:rPr>
+            </w:pPr>
+            <w:r>
+              <w:rPr>
+                <w:rFonts w:ascii="Helvetica" w:hAnsi="Helvetica" w:eastAsia="Helvetica" w:cs="Helvetica"/>
+                <w:i w:val="false"/>
+                <w:b w:val="false"/>
+                <w:u w:val="none"/>
+                <w:sz w:val="22"/>
+                <w:szCs w:val="22"/>
+                <w:color w:val="000000"/>
+              </w:rPr>
+              <w:t xml:space="preserve">0.016</w:t>
             </w:r>
           </w:p>
         </w:tc>
@@ -7865,113 +7865,113 @@
                 <w:szCs w:val="22"/>
                 <w:color w:val="000000"/>
               </w:rPr>
-              <w:t xml:space="preserve">0.28</w:t>
-            </w:r>
-          </w:p>
-        </w:tc>
-        <w:tc>
-          <w:tcPr>
-            <w:tcBorders>
-              <w:bottom w:val="none" w:sz="0" w:space="0" w:color="000000"/>
-              <w:top w:val="none" w:sz="0" w:space="0" w:color="000000"/>
-              <w:left w:val="none" w:sz="0" w:space="0" w:color="000000"/>
-              <w:right w:val="none" w:sz="0" w:space="0" w:color="000000"/>
-            </w:tcBorders>
-            <w:shd w:val="clear" w:color="auto" w:fill="FFFFFF"/>
-            <w:tcMar>
-              <w:top w:w="0" w:type="dxa"/>
-              <w:bottom w:w="0" w:type="dxa"/>
-              <w:left w:w="0" w:type="dxa"/>
-              <w:right w:w="0" w:type="dxa"/>
-            </w:tcMar>
-            <w:vAlign w:val="top"/>
-          </w:tcPr>
-          <w:p>
-            <w:pPr>
-              <w:pStyle w:val="Normal"/>
-              <w:jc w:val="center"/>
-              <w:pBdr>
-                <w:bottom w:val="none" w:sz="0" w:space="0" w:color="000000"/>
-                <w:top w:val="none" w:sz="0" w:space="0" w:color="000000"/>
-                <w:left w:val="none" w:sz="0" w:space="0" w:color="000000"/>
-                <w:right w:val="none" w:sz="0" w:space="0" w:color="000000"/>
-              </w:pBdr>
-              <w:spacing w:after="100" w:before="100" w:line="240"/>
-              <w:ind w:left="100" w:right="100" w:firstLine="0" w:firstLineChars="0"/>
-              <w:rPr>
-                <w:rFonts w:ascii="Helvetica" w:hAnsi="Helvetica" w:eastAsia="Helvetica" w:cs="Helvetica"/>
-                <w:i w:val="false"/>
-                <w:b w:val="false"/>
-                <w:u w:val="none"/>
-                <w:sz w:val="22"/>
-                <w:szCs w:val="22"/>
-                <w:color w:val="000000"/>
-              </w:rPr>
-            </w:pPr>
-            <w:r>
-              <w:rPr>
-                <w:rFonts w:ascii="Helvetica" w:hAnsi="Helvetica" w:eastAsia="Helvetica" w:cs="Helvetica"/>
-                <w:i w:val="false"/>
-                <w:b w:val="false"/>
-                <w:u w:val="none"/>
-                <w:sz w:val="22"/>
-                <w:szCs w:val="22"/>
-                <w:color w:val="000000"/>
-              </w:rPr>
-              <w:t xml:space="preserve">0.04, 1.84</w:t>
-            </w:r>
-          </w:p>
-        </w:tc>
-        <w:tc>
-          <w:tcPr>
-            <w:tcBorders>
-              <w:bottom w:val="none" w:sz="0" w:space="0" w:color="000000"/>
-              <w:top w:val="none" w:sz="0" w:space="0" w:color="000000"/>
-              <w:left w:val="none" w:sz="0" w:space="0" w:color="000000"/>
-              <w:right w:val="none" w:sz="0" w:space="0" w:color="000000"/>
-            </w:tcBorders>
-            <w:shd w:val="clear" w:color="auto" w:fill="FFFFFF"/>
-            <w:tcMar>
-              <w:top w:w="0" w:type="dxa"/>
-              <w:bottom w:w="0" w:type="dxa"/>
-              <w:left w:w="0" w:type="dxa"/>
-              <w:right w:w="0" w:type="dxa"/>
-            </w:tcMar>
-            <w:vAlign w:val="top"/>
-          </w:tcPr>
-          <w:p>
-            <w:pPr>
-              <w:pStyle w:val="Normal"/>
-              <w:jc w:val="center"/>
-              <w:pBdr>
-                <w:bottom w:val="none" w:sz="0" w:space="0" w:color="000000"/>
-                <w:top w:val="none" w:sz="0" w:space="0" w:color="000000"/>
-                <w:left w:val="none" w:sz="0" w:space="0" w:color="000000"/>
-                <w:right w:val="none" w:sz="0" w:space="0" w:color="000000"/>
-              </w:pBdr>
-              <w:spacing w:after="100" w:before="100" w:line="240"/>
-              <w:ind w:left="100" w:right="100" w:firstLine="0" w:firstLineChars="0"/>
-              <w:rPr>
-                <w:rFonts w:ascii="Helvetica" w:hAnsi="Helvetica" w:eastAsia="Helvetica" w:cs="Helvetica"/>
-                <w:i w:val="false"/>
-                <w:b w:val="false"/>
-                <w:u w:val="none"/>
-                <w:sz w:val="22"/>
-                <w:szCs w:val="22"/>
-                <w:color w:val="000000"/>
-              </w:rPr>
-            </w:pPr>
-            <w:r>
-              <w:rPr>
-                <w:rFonts w:ascii="Helvetica" w:hAnsi="Helvetica" w:eastAsia="Helvetica" w:cs="Helvetica"/>
-                <w:i w:val="false"/>
-                <w:b w:val="false"/>
-                <w:u w:val="none"/>
-                <w:sz w:val="22"/>
-                <w:szCs w:val="22"/>
-                <w:color w:val="000000"/>
-              </w:rPr>
-              <w:t xml:space="preserve">0.190</w:t>
+              <w:t xml:space="preserve">0.44</w:t>
+            </w:r>
+          </w:p>
+        </w:tc>
+        <w:tc>
+          <w:tcPr>
+            <w:tcBorders>
+              <w:bottom w:val="none" w:sz="0" w:space="0" w:color="000000"/>
+              <w:top w:val="none" w:sz="0" w:space="0" w:color="000000"/>
+              <w:left w:val="none" w:sz="0" w:space="0" w:color="000000"/>
+              <w:right w:val="none" w:sz="0" w:space="0" w:color="000000"/>
+            </w:tcBorders>
+            <w:shd w:val="clear" w:color="auto" w:fill="FFFFFF"/>
+            <w:tcMar>
+              <w:top w:w="0" w:type="dxa"/>
+              <w:bottom w:w="0" w:type="dxa"/>
+              <w:left w:w="0" w:type="dxa"/>
+              <w:right w:w="0" w:type="dxa"/>
+            </w:tcMar>
+            <w:vAlign w:val="top"/>
+          </w:tcPr>
+          <w:p>
+            <w:pPr>
+              <w:pStyle w:val="Normal"/>
+              <w:jc w:val="center"/>
+              <w:pBdr>
+                <w:bottom w:val="none" w:sz="0" w:space="0" w:color="000000"/>
+                <w:top w:val="none" w:sz="0" w:space="0" w:color="000000"/>
+                <w:left w:val="none" w:sz="0" w:space="0" w:color="000000"/>
+                <w:right w:val="none" w:sz="0" w:space="0" w:color="000000"/>
+              </w:pBdr>
+              <w:spacing w:after="100" w:before="100" w:line="240"/>
+              <w:ind w:left="100" w:right="100" w:firstLine="0" w:firstLineChars="0"/>
+              <w:rPr>
+                <w:rFonts w:ascii="Helvetica" w:hAnsi="Helvetica" w:eastAsia="Helvetica" w:cs="Helvetica"/>
+                <w:i w:val="false"/>
+                <w:b w:val="false"/>
+                <w:u w:val="none"/>
+                <w:sz w:val="22"/>
+                <w:szCs w:val="22"/>
+                <w:color w:val="000000"/>
+              </w:rPr>
+            </w:pPr>
+            <w:r>
+              <w:rPr>
+                <w:rFonts w:ascii="Helvetica" w:hAnsi="Helvetica" w:eastAsia="Helvetica" w:cs="Helvetica"/>
+                <w:i w:val="false"/>
+                <w:b w:val="false"/>
+                <w:u w:val="none"/>
+                <w:sz w:val="22"/>
+                <w:szCs w:val="22"/>
+                <w:color w:val="000000"/>
+              </w:rPr>
+              <w:t xml:space="preserve">0.07, 2.71</w:t>
+            </w:r>
+          </w:p>
+        </w:tc>
+        <w:tc>
+          <w:tcPr>
+            <w:tcBorders>
+              <w:bottom w:val="none" w:sz="0" w:space="0" w:color="000000"/>
+              <w:top w:val="none" w:sz="0" w:space="0" w:color="000000"/>
+              <w:left w:val="none" w:sz="0" w:space="0" w:color="000000"/>
+              <w:right w:val="none" w:sz="0" w:space="0" w:color="000000"/>
+            </w:tcBorders>
+            <w:shd w:val="clear" w:color="auto" w:fill="FFFFFF"/>
+            <w:tcMar>
+              <w:top w:w="0" w:type="dxa"/>
+              <w:bottom w:w="0" w:type="dxa"/>
+              <w:left w:w="0" w:type="dxa"/>
+              <w:right w:w="0" w:type="dxa"/>
+            </w:tcMar>
+            <w:vAlign w:val="top"/>
+          </w:tcPr>
+          <w:p>
+            <w:pPr>
+              <w:pStyle w:val="Normal"/>
+              <w:jc w:val="center"/>
+              <w:pBdr>
+                <w:bottom w:val="none" w:sz="0" w:space="0" w:color="000000"/>
+                <w:top w:val="none" w:sz="0" w:space="0" w:color="000000"/>
+                <w:left w:val="none" w:sz="0" w:space="0" w:color="000000"/>
+                <w:right w:val="none" w:sz="0" w:space="0" w:color="000000"/>
+              </w:pBdr>
+              <w:spacing w:after="100" w:before="100" w:line="240"/>
+              <w:ind w:left="100" w:right="100" w:firstLine="0" w:firstLineChars="0"/>
+              <w:rPr>
+                <w:rFonts w:ascii="Helvetica" w:hAnsi="Helvetica" w:eastAsia="Helvetica" w:cs="Helvetica"/>
+                <w:i w:val="false"/>
+                <w:b w:val="false"/>
+                <w:u w:val="none"/>
+                <w:sz w:val="22"/>
+                <w:szCs w:val="22"/>
+                <w:color w:val="000000"/>
+              </w:rPr>
+            </w:pPr>
+            <w:r>
+              <w:rPr>
+                <w:rFonts w:ascii="Helvetica" w:hAnsi="Helvetica" w:eastAsia="Helvetica" w:cs="Helvetica"/>
+                <w:i w:val="false"/>
+                <w:b w:val="false"/>
+                <w:u w:val="none"/>
+                <w:sz w:val="22"/>
+                <w:szCs w:val="22"/>
+                <w:color w:val="000000"/>
+              </w:rPr>
+              <w:t xml:space="preserve">0.380</w:t>
             </w:r>
           </w:p>
         </w:tc>
@@ -8189,60 +8189,60 @@
                 <w:szCs w:val="22"/>
                 <w:color w:val="000000"/>
               </w:rPr>
-              <w:t xml:space="preserve">0.20, 1.54</w:t>
-            </w:r>
-          </w:p>
-        </w:tc>
-        <w:tc>
-          <w:tcPr>
-            <w:tcBorders>
-              <w:bottom w:val="none" w:sz="0" w:space="0" w:color="000000"/>
-              <w:top w:val="none" w:sz="0" w:space="0" w:color="000000"/>
-              <w:left w:val="none" w:sz="0" w:space="0" w:color="000000"/>
-              <w:right w:val="none" w:sz="0" w:space="0" w:color="000000"/>
-            </w:tcBorders>
-            <w:shd w:val="clear" w:color="auto" w:fill="FFFFFF"/>
-            <w:tcMar>
-              <w:top w:w="0" w:type="dxa"/>
-              <w:bottom w:w="0" w:type="dxa"/>
-              <w:left w:w="0" w:type="dxa"/>
-              <w:right w:w="0" w:type="dxa"/>
-            </w:tcMar>
-            <w:vAlign w:val="top"/>
-          </w:tcPr>
-          <w:p>
-            <w:pPr>
-              <w:pStyle w:val="Normal"/>
-              <w:jc w:val="center"/>
-              <w:pBdr>
-                <w:bottom w:val="none" w:sz="0" w:space="0" w:color="000000"/>
-                <w:top w:val="none" w:sz="0" w:space="0" w:color="000000"/>
-                <w:left w:val="none" w:sz="0" w:space="0" w:color="000000"/>
-                <w:right w:val="none" w:sz="0" w:space="0" w:color="000000"/>
-              </w:pBdr>
-              <w:spacing w:after="100" w:before="100" w:line="240"/>
-              <w:ind w:left="100" w:right="100" w:firstLine="0" w:firstLineChars="0"/>
-              <w:rPr>
-                <w:rFonts w:ascii="Helvetica" w:hAnsi="Helvetica" w:eastAsia="Helvetica" w:cs="Helvetica"/>
-                <w:i w:val="false"/>
-                <w:b w:val="false"/>
-                <w:u w:val="none"/>
-                <w:sz w:val="22"/>
-                <w:szCs w:val="22"/>
-                <w:color w:val="000000"/>
-              </w:rPr>
-            </w:pPr>
-            <w:r>
-              <w:rPr>
-                <w:rFonts w:ascii="Helvetica" w:hAnsi="Helvetica" w:eastAsia="Helvetica" w:cs="Helvetica"/>
-                <w:i w:val="false"/>
-                <w:b w:val="false"/>
-                <w:u w:val="none"/>
-                <w:sz w:val="22"/>
-                <w:szCs w:val="22"/>
-                <w:color w:val="000000"/>
-              </w:rPr>
-              <w:t xml:space="preserve">0.260</w:t>
+              <w:t xml:space="preserve">0.19, 1.53</w:t>
+            </w:r>
+          </w:p>
+        </w:tc>
+        <w:tc>
+          <w:tcPr>
+            <w:tcBorders>
+              <w:bottom w:val="none" w:sz="0" w:space="0" w:color="000000"/>
+              <w:top w:val="none" w:sz="0" w:space="0" w:color="000000"/>
+              <w:left w:val="none" w:sz="0" w:space="0" w:color="000000"/>
+              <w:right w:val="none" w:sz="0" w:space="0" w:color="000000"/>
+            </w:tcBorders>
+            <w:shd w:val="clear" w:color="auto" w:fill="FFFFFF"/>
+            <w:tcMar>
+              <w:top w:w="0" w:type="dxa"/>
+              <w:bottom w:w="0" w:type="dxa"/>
+              <w:left w:w="0" w:type="dxa"/>
+              <w:right w:w="0" w:type="dxa"/>
+            </w:tcMar>
+            <w:vAlign w:val="top"/>
+          </w:tcPr>
+          <w:p>
+            <w:pPr>
+              <w:pStyle w:val="Normal"/>
+              <w:jc w:val="center"/>
+              <w:pBdr>
+                <w:bottom w:val="none" w:sz="0" w:space="0" w:color="000000"/>
+                <w:top w:val="none" w:sz="0" w:space="0" w:color="000000"/>
+                <w:left w:val="none" w:sz="0" w:space="0" w:color="000000"/>
+                <w:right w:val="none" w:sz="0" w:space="0" w:color="000000"/>
+              </w:pBdr>
+              <w:spacing w:after="100" w:before="100" w:line="240"/>
+              <w:ind w:left="100" w:right="100" w:firstLine="0" w:firstLineChars="0"/>
+              <w:rPr>
+                <w:rFonts w:ascii="Helvetica" w:hAnsi="Helvetica" w:eastAsia="Helvetica" w:cs="Helvetica"/>
+                <w:i w:val="false"/>
+                <w:b w:val="false"/>
+                <w:u w:val="none"/>
+                <w:sz w:val="22"/>
+                <w:szCs w:val="22"/>
+                <w:color w:val="000000"/>
+              </w:rPr>
+            </w:pPr>
+            <w:r>
+              <w:rPr>
+                <w:rFonts w:ascii="Helvetica" w:hAnsi="Helvetica" w:eastAsia="Helvetica" w:cs="Helvetica"/>
+                <w:i w:val="false"/>
+                <w:b w:val="false"/>
+                <w:u w:val="none"/>
+                <w:sz w:val="22"/>
+                <w:szCs w:val="22"/>
+                <w:color w:val="000000"/>
+              </w:rPr>
+              <w:t xml:space="preserve">0.250</w:t>
             </w:r>
           </w:p>
         </w:tc>
@@ -8348,113 +8348,113 @@
                 <w:szCs w:val="22"/>
                 <w:color w:val="000000"/>
               </w:rPr>
-              <w:t xml:space="preserve">0.22</w:t>
-            </w:r>
-          </w:p>
-        </w:tc>
-        <w:tc>
-          <w:tcPr>
-            <w:tcBorders>
-              <w:bottom w:val="none" w:sz="0" w:space="0" w:color="000000"/>
-              <w:top w:val="none" w:sz="0" w:space="0" w:color="000000"/>
-              <w:left w:val="none" w:sz="0" w:space="0" w:color="000000"/>
-              <w:right w:val="none" w:sz="0" w:space="0" w:color="000000"/>
-            </w:tcBorders>
-            <w:shd w:val="clear" w:color="auto" w:fill="FFFFFF"/>
-            <w:tcMar>
-              <w:top w:w="0" w:type="dxa"/>
-              <w:bottom w:w="0" w:type="dxa"/>
-              <w:left w:w="0" w:type="dxa"/>
-              <w:right w:w="0" w:type="dxa"/>
-            </w:tcMar>
-            <w:vAlign w:val="top"/>
-          </w:tcPr>
-          <w:p>
-            <w:pPr>
-              <w:pStyle w:val="Normal"/>
-              <w:jc w:val="center"/>
-              <w:pBdr>
-                <w:bottom w:val="none" w:sz="0" w:space="0" w:color="000000"/>
-                <w:top w:val="none" w:sz="0" w:space="0" w:color="000000"/>
-                <w:left w:val="none" w:sz="0" w:space="0" w:color="000000"/>
-                <w:right w:val="none" w:sz="0" w:space="0" w:color="000000"/>
-              </w:pBdr>
-              <w:spacing w:after="100" w:before="100" w:line="240"/>
-              <w:ind w:left="100" w:right="100" w:firstLine="0" w:firstLineChars="0"/>
-              <w:rPr>
-                <w:rFonts w:ascii="Helvetica" w:hAnsi="Helvetica" w:eastAsia="Helvetica" w:cs="Helvetica"/>
-                <w:i w:val="false"/>
-                <w:b w:val="false"/>
-                <w:u w:val="none"/>
-                <w:sz w:val="22"/>
-                <w:szCs w:val="22"/>
-                <w:color w:val="000000"/>
-              </w:rPr>
-            </w:pPr>
-            <w:r>
-              <w:rPr>
-                <w:rFonts w:ascii="Helvetica" w:hAnsi="Helvetica" w:eastAsia="Helvetica" w:cs="Helvetica"/>
-                <w:i w:val="false"/>
-                <w:b w:val="false"/>
-                <w:u w:val="none"/>
-                <w:sz w:val="22"/>
-                <w:szCs w:val="22"/>
-                <w:color w:val="000000"/>
-              </w:rPr>
-              <w:t xml:space="preserve">0.05, 0.94</w:t>
-            </w:r>
-          </w:p>
-        </w:tc>
-        <w:tc>
-          <w:tcPr>
-            <w:tcBorders>
-              <w:bottom w:val="none" w:sz="0" w:space="0" w:color="000000"/>
-              <w:top w:val="none" w:sz="0" w:space="0" w:color="000000"/>
-              <w:left w:val="none" w:sz="0" w:space="0" w:color="000000"/>
-              <w:right w:val="none" w:sz="0" w:space="0" w:color="000000"/>
-            </w:tcBorders>
-            <w:shd w:val="clear" w:color="auto" w:fill="FFFFFF"/>
-            <w:tcMar>
-              <w:top w:w="0" w:type="dxa"/>
-              <w:bottom w:w="0" w:type="dxa"/>
-              <w:left w:w="0" w:type="dxa"/>
-              <w:right w:w="0" w:type="dxa"/>
-            </w:tcMar>
-            <w:vAlign w:val="top"/>
-          </w:tcPr>
-          <w:p>
-            <w:pPr>
-              <w:pStyle w:val="Normal"/>
-              <w:jc w:val="center"/>
-              <w:pBdr>
-                <w:bottom w:val="none" w:sz="0" w:space="0" w:color="000000"/>
-                <w:top w:val="none" w:sz="0" w:space="0" w:color="000000"/>
-                <w:left w:val="none" w:sz="0" w:space="0" w:color="000000"/>
-                <w:right w:val="none" w:sz="0" w:space="0" w:color="000000"/>
-              </w:pBdr>
-              <w:spacing w:after="100" w:before="100" w:line="240"/>
-              <w:ind w:left="100" w:right="100" w:firstLine="0" w:firstLineChars="0"/>
-              <w:rPr>
-                <w:rFonts w:ascii="Helvetica" w:hAnsi="Helvetica" w:eastAsia="Helvetica" w:cs="Helvetica"/>
-                <w:i w:val="false"/>
-                <w:b w:val="false"/>
-                <w:u w:val="none"/>
-                <w:sz w:val="22"/>
-                <w:szCs w:val="22"/>
-                <w:color w:val="000000"/>
-              </w:rPr>
-            </w:pPr>
-            <w:r>
-              <w:rPr>
-                <w:rFonts w:ascii="Helvetica" w:hAnsi="Helvetica" w:eastAsia="Helvetica" w:cs="Helvetica"/>
-                <w:i w:val="false"/>
-                <w:b w:val="false"/>
-                <w:u w:val="none"/>
-                <w:sz w:val="22"/>
-                <w:szCs w:val="22"/>
-                <w:color w:val="000000"/>
-              </w:rPr>
-              <w:t xml:space="preserve">0.040</w:t>
+              <w:t xml:space="preserve">0.20</w:t>
+            </w:r>
+          </w:p>
+        </w:tc>
+        <w:tc>
+          <w:tcPr>
+            <w:tcBorders>
+              <w:bottom w:val="none" w:sz="0" w:space="0" w:color="000000"/>
+              <w:top w:val="none" w:sz="0" w:space="0" w:color="000000"/>
+              <w:left w:val="none" w:sz="0" w:space="0" w:color="000000"/>
+              <w:right w:val="none" w:sz="0" w:space="0" w:color="000000"/>
+            </w:tcBorders>
+            <w:shd w:val="clear" w:color="auto" w:fill="FFFFFF"/>
+            <w:tcMar>
+              <w:top w:w="0" w:type="dxa"/>
+              <w:bottom w:w="0" w:type="dxa"/>
+              <w:left w:w="0" w:type="dxa"/>
+              <w:right w:w="0" w:type="dxa"/>
+            </w:tcMar>
+            <w:vAlign w:val="top"/>
+          </w:tcPr>
+          <w:p>
+            <w:pPr>
+              <w:pStyle w:val="Normal"/>
+              <w:jc w:val="center"/>
+              <w:pBdr>
+                <w:bottom w:val="none" w:sz="0" w:space="0" w:color="000000"/>
+                <w:top w:val="none" w:sz="0" w:space="0" w:color="000000"/>
+                <w:left w:val="none" w:sz="0" w:space="0" w:color="000000"/>
+                <w:right w:val="none" w:sz="0" w:space="0" w:color="000000"/>
+              </w:pBdr>
+              <w:spacing w:after="100" w:before="100" w:line="240"/>
+              <w:ind w:left="100" w:right="100" w:firstLine="0" w:firstLineChars="0"/>
+              <w:rPr>
+                <w:rFonts w:ascii="Helvetica" w:hAnsi="Helvetica" w:eastAsia="Helvetica" w:cs="Helvetica"/>
+                <w:i w:val="false"/>
+                <w:b w:val="false"/>
+                <w:u w:val="none"/>
+                <w:sz w:val="22"/>
+                <w:szCs w:val="22"/>
+                <w:color w:val="000000"/>
+              </w:rPr>
+            </w:pPr>
+            <w:r>
+              <w:rPr>
+                <w:rFonts w:ascii="Helvetica" w:hAnsi="Helvetica" w:eastAsia="Helvetica" w:cs="Helvetica"/>
+                <w:i w:val="false"/>
+                <w:b w:val="false"/>
+                <w:u w:val="none"/>
+                <w:sz w:val="22"/>
+                <w:szCs w:val="22"/>
+                <w:color w:val="000000"/>
+              </w:rPr>
+              <w:t xml:space="preserve">0.05, 0.86</w:t>
+            </w:r>
+          </w:p>
+        </w:tc>
+        <w:tc>
+          <w:tcPr>
+            <w:tcBorders>
+              <w:bottom w:val="none" w:sz="0" w:space="0" w:color="000000"/>
+              <w:top w:val="none" w:sz="0" w:space="0" w:color="000000"/>
+              <w:left w:val="none" w:sz="0" w:space="0" w:color="000000"/>
+              <w:right w:val="none" w:sz="0" w:space="0" w:color="000000"/>
+            </w:tcBorders>
+            <w:shd w:val="clear" w:color="auto" w:fill="FFFFFF"/>
+            <w:tcMar>
+              <w:top w:w="0" w:type="dxa"/>
+              <w:bottom w:w="0" w:type="dxa"/>
+              <w:left w:w="0" w:type="dxa"/>
+              <w:right w:w="0" w:type="dxa"/>
+            </w:tcMar>
+            <w:vAlign w:val="top"/>
+          </w:tcPr>
+          <w:p>
+            <w:pPr>
+              <w:pStyle w:val="Normal"/>
+              <w:jc w:val="center"/>
+              <w:pBdr>
+                <w:bottom w:val="none" w:sz="0" w:space="0" w:color="000000"/>
+                <w:top w:val="none" w:sz="0" w:space="0" w:color="000000"/>
+                <w:left w:val="none" w:sz="0" w:space="0" w:color="000000"/>
+                <w:right w:val="none" w:sz="0" w:space="0" w:color="000000"/>
+              </w:pBdr>
+              <w:spacing w:after="100" w:before="100" w:line="240"/>
+              <w:ind w:left="100" w:right="100" w:firstLine="0" w:firstLineChars="0"/>
+              <w:rPr>
+                <w:rFonts w:ascii="Helvetica" w:hAnsi="Helvetica" w:eastAsia="Helvetica" w:cs="Helvetica"/>
+                <w:i w:val="false"/>
+                <w:b w:val="false"/>
+                <w:u w:val="none"/>
+                <w:sz w:val="22"/>
+                <w:szCs w:val="22"/>
+                <w:color w:val="000000"/>
+              </w:rPr>
+            </w:pPr>
+            <w:r>
+              <w:rPr>
+                <w:rFonts w:ascii="Helvetica" w:hAnsi="Helvetica" w:eastAsia="Helvetica" w:cs="Helvetica"/>
+                <w:i w:val="false"/>
+                <w:b w:val="false"/>
+                <w:u w:val="none"/>
+                <w:sz w:val="22"/>
+                <w:szCs w:val="22"/>
+                <w:color w:val="000000"/>
+              </w:rPr>
+              <w:t xml:space="preserve">0.031</w:t>
             </w:r>
           </w:p>
         </w:tc>
@@ -8619,60 +8619,60 @@
                 <w:szCs w:val="22"/>
                 <w:color w:val="000000"/>
               </w:rPr>
-              <w:t xml:space="preserve">1.43</w:t>
-            </w:r>
-          </w:p>
-        </w:tc>
-        <w:tc>
-          <w:tcPr>
-            <w:tcBorders>
-              <w:bottom w:val="none" w:sz="0" w:space="0" w:color="000000"/>
-              <w:top w:val="none" w:sz="0" w:space="0" w:color="000000"/>
-              <w:left w:val="none" w:sz="0" w:space="0" w:color="000000"/>
-              <w:right w:val="none" w:sz="0" w:space="0" w:color="000000"/>
-            </w:tcBorders>
-            <w:shd w:val="clear" w:color="auto" w:fill="FFFFFF"/>
-            <w:tcMar>
-              <w:top w:w="0" w:type="dxa"/>
-              <w:bottom w:w="0" w:type="dxa"/>
-              <w:left w:w="0" w:type="dxa"/>
-              <w:right w:w="0" w:type="dxa"/>
-            </w:tcMar>
-            <w:vAlign w:val="top"/>
-          </w:tcPr>
-          <w:p>
-            <w:pPr>
-              <w:pStyle w:val="Normal"/>
-              <w:jc w:val="center"/>
-              <w:pBdr>
-                <w:bottom w:val="none" w:sz="0" w:space="0" w:color="000000"/>
-                <w:top w:val="none" w:sz="0" w:space="0" w:color="000000"/>
-                <w:left w:val="none" w:sz="0" w:space="0" w:color="000000"/>
-                <w:right w:val="none" w:sz="0" w:space="0" w:color="000000"/>
-              </w:pBdr>
-              <w:spacing w:after="100" w:before="100" w:line="240"/>
-              <w:ind w:left="100" w:right="100" w:firstLine="0" w:firstLineChars="0"/>
-              <w:rPr>
-                <w:rFonts w:ascii="Helvetica" w:hAnsi="Helvetica" w:eastAsia="Helvetica" w:cs="Helvetica"/>
-                <w:i w:val="false"/>
-                <w:b w:val="false"/>
-                <w:u w:val="none"/>
-                <w:sz w:val="22"/>
-                <w:szCs w:val="22"/>
-                <w:color w:val="000000"/>
-              </w:rPr>
-            </w:pPr>
-            <w:r>
-              <w:rPr>
-                <w:rFonts w:ascii="Helvetica" w:hAnsi="Helvetica" w:eastAsia="Helvetica" w:cs="Helvetica"/>
-                <w:i w:val="false"/>
-                <w:b w:val="false"/>
-                <w:u w:val="none"/>
-                <w:sz w:val="22"/>
-                <w:szCs w:val="22"/>
-                <w:color w:val="000000"/>
-              </w:rPr>
-              <w:t xml:space="preserve">0.50, 4.08</w:t>
+              <w:t xml:space="preserve">1.44</w:t>
+            </w:r>
+          </w:p>
+        </w:tc>
+        <w:tc>
+          <w:tcPr>
+            <w:tcBorders>
+              <w:bottom w:val="none" w:sz="0" w:space="0" w:color="000000"/>
+              <w:top w:val="none" w:sz="0" w:space="0" w:color="000000"/>
+              <w:left w:val="none" w:sz="0" w:space="0" w:color="000000"/>
+              <w:right w:val="none" w:sz="0" w:space="0" w:color="000000"/>
+            </w:tcBorders>
+            <w:shd w:val="clear" w:color="auto" w:fill="FFFFFF"/>
+            <w:tcMar>
+              <w:top w:w="0" w:type="dxa"/>
+              <w:bottom w:w="0" w:type="dxa"/>
+              <w:left w:w="0" w:type="dxa"/>
+              <w:right w:w="0" w:type="dxa"/>
+            </w:tcMar>
+            <w:vAlign w:val="top"/>
+          </w:tcPr>
+          <w:p>
+            <w:pPr>
+              <w:pStyle w:val="Normal"/>
+              <w:jc w:val="center"/>
+              <w:pBdr>
+                <w:bottom w:val="none" w:sz="0" w:space="0" w:color="000000"/>
+                <w:top w:val="none" w:sz="0" w:space="0" w:color="000000"/>
+                <w:left w:val="none" w:sz="0" w:space="0" w:color="000000"/>
+                <w:right w:val="none" w:sz="0" w:space="0" w:color="000000"/>
+              </w:pBdr>
+              <w:spacing w:after="100" w:before="100" w:line="240"/>
+              <w:ind w:left="100" w:right="100" w:firstLine="0" w:firstLineChars="0"/>
+              <w:rPr>
+                <w:rFonts w:ascii="Helvetica" w:hAnsi="Helvetica" w:eastAsia="Helvetica" w:cs="Helvetica"/>
+                <w:i w:val="false"/>
+                <w:b w:val="false"/>
+                <w:u w:val="none"/>
+                <w:sz w:val="22"/>
+                <w:szCs w:val="22"/>
+                <w:color w:val="000000"/>
+              </w:rPr>
+            </w:pPr>
+            <w:r>
+              <w:rPr>
+                <w:rFonts w:ascii="Helvetica" w:hAnsi="Helvetica" w:eastAsia="Helvetica" w:cs="Helvetica"/>
+                <w:i w:val="false"/>
+                <w:b w:val="false"/>
+                <w:u w:val="none"/>
+                <w:sz w:val="22"/>
+                <w:szCs w:val="22"/>
+                <w:color w:val="000000"/>
+              </w:rPr>
+              <w:t xml:space="preserve">0.50, 4.12</w:t>
             </w:r>
           </w:p>
         </w:tc>
@@ -8831,113 +8831,113 @@
                 <w:szCs w:val="22"/>
                 <w:color w:val="000000"/>
               </w:rPr>
-              <w:t xml:space="preserve">0.56</w:t>
-            </w:r>
-          </w:p>
-        </w:tc>
-        <w:tc>
-          <w:tcPr>
-            <w:tcBorders>
-              <w:bottom w:val="none" w:sz="0" w:space="0" w:color="000000"/>
-              <w:top w:val="none" w:sz="0" w:space="0" w:color="000000"/>
-              <w:left w:val="none" w:sz="0" w:space="0" w:color="000000"/>
-              <w:right w:val="none" w:sz="0" w:space="0" w:color="000000"/>
-            </w:tcBorders>
-            <w:shd w:val="clear" w:color="auto" w:fill="FFFFFF"/>
-            <w:tcMar>
-              <w:top w:w="0" w:type="dxa"/>
-              <w:bottom w:w="0" w:type="dxa"/>
-              <w:left w:w="0" w:type="dxa"/>
-              <w:right w:w="0" w:type="dxa"/>
-            </w:tcMar>
-            <w:vAlign w:val="top"/>
-          </w:tcPr>
-          <w:p>
-            <w:pPr>
-              <w:pStyle w:val="Normal"/>
-              <w:jc w:val="center"/>
-              <w:pBdr>
-                <w:bottom w:val="none" w:sz="0" w:space="0" w:color="000000"/>
-                <w:top w:val="none" w:sz="0" w:space="0" w:color="000000"/>
-                <w:left w:val="none" w:sz="0" w:space="0" w:color="000000"/>
-                <w:right w:val="none" w:sz="0" w:space="0" w:color="000000"/>
-              </w:pBdr>
-              <w:spacing w:after="100" w:before="100" w:line="240"/>
-              <w:ind w:left="100" w:right="100" w:firstLine="0" w:firstLineChars="0"/>
-              <w:rPr>
-                <w:rFonts w:ascii="Helvetica" w:hAnsi="Helvetica" w:eastAsia="Helvetica" w:cs="Helvetica"/>
-                <w:i w:val="false"/>
-                <w:b w:val="false"/>
-                <w:u w:val="none"/>
-                <w:sz w:val="22"/>
-                <w:szCs w:val="22"/>
-                <w:color w:val="000000"/>
-              </w:rPr>
-            </w:pPr>
-            <w:r>
-              <w:rPr>
-                <w:rFonts w:ascii="Helvetica" w:hAnsi="Helvetica" w:eastAsia="Helvetica" w:cs="Helvetica"/>
-                <w:i w:val="false"/>
-                <w:b w:val="false"/>
-                <w:u w:val="none"/>
-                <w:sz w:val="22"/>
-                <w:szCs w:val="22"/>
-                <w:color w:val="000000"/>
-              </w:rPr>
-              <w:t xml:space="preserve">0.09, 3.53</w:t>
-            </w:r>
-          </w:p>
-        </w:tc>
-        <w:tc>
-          <w:tcPr>
-            <w:tcBorders>
-              <w:bottom w:val="none" w:sz="0" w:space="0" w:color="000000"/>
-              <w:top w:val="none" w:sz="0" w:space="0" w:color="000000"/>
-              <w:left w:val="none" w:sz="0" w:space="0" w:color="000000"/>
-              <w:right w:val="none" w:sz="0" w:space="0" w:color="000000"/>
-            </w:tcBorders>
-            <w:shd w:val="clear" w:color="auto" w:fill="FFFFFF"/>
-            <w:tcMar>
-              <w:top w:w="0" w:type="dxa"/>
-              <w:bottom w:w="0" w:type="dxa"/>
-              <w:left w:w="0" w:type="dxa"/>
-              <w:right w:w="0" w:type="dxa"/>
-            </w:tcMar>
-            <w:vAlign w:val="top"/>
-          </w:tcPr>
-          <w:p>
-            <w:pPr>
-              <w:pStyle w:val="Normal"/>
-              <w:jc w:val="center"/>
-              <w:pBdr>
-                <w:bottom w:val="none" w:sz="0" w:space="0" w:color="000000"/>
-                <w:top w:val="none" w:sz="0" w:space="0" w:color="000000"/>
-                <w:left w:val="none" w:sz="0" w:space="0" w:color="000000"/>
-                <w:right w:val="none" w:sz="0" w:space="0" w:color="000000"/>
-              </w:pBdr>
-              <w:spacing w:after="100" w:before="100" w:line="240"/>
-              <w:ind w:left="100" w:right="100" w:firstLine="0" w:firstLineChars="0"/>
-              <w:rPr>
-                <w:rFonts w:ascii="Helvetica" w:hAnsi="Helvetica" w:eastAsia="Helvetica" w:cs="Helvetica"/>
-                <w:i w:val="false"/>
-                <w:b w:val="false"/>
-                <w:u w:val="none"/>
-                <w:sz w:val="22"/>
-                <w:szCs w:val="22"/>
-                <w:color w:val="000000"/>
-              </w:rPr>
-            </w:pPr>
-            <w:r>
-              <w:rPr>
-                <w:rFonts w:ascii="Helvetica" w:hAnsi="Helvetica" w:eastAsia="Helvetica" w:cs="Helvetica"/>
-                <w:i w:val="false"/>
-                <w:b w:val="false"/>
-                <w:u w:val="none"/>
-                <w:sz w:val="22"/>
-                <w:szCs w:val="22"/>
-                <w:color w:val="000000"/>
-              </w:rPr>
-              <w:t xml:space="preserve">0.540</w:t>
+              <w:t xml:space="preserve">0.52</w:t>
+            </w:r>
+          </w:p>
+        </w:tc>
+        <w:tc>
+          <w:tcPr>
+            <w:tcBorders>
+              <w:bottom w:val="none" w:sz="0" w:space="0" w:color="000000"/>
+              <w:top w:val="none" w:sz="0" w:space="0" w:color="000000"/>
+              <w:left w:val="none" w:sz="0" w:space="0" w:color="000000"/>
+              <w:right w:val="none" w:sz="0" w:space="0" w:color="000000"/>
+            </w:tcBorders>
+            <w:shd w:val="clear" w:color="auto" w:fill="FFFFFF"/>
+            <w:tcMar>
+              <w:top w:w="0" w:type="dxa"/>
+              <w:bottom w:w="0" w:type="dxa"/>
+              <w:left w:w="0" w:type="dxa"/>
+              <w:right w:w="0" w:type="dxa"/>
+            </w:tcMar>
+            <w:vAlign w:val="top"/>
+          </w:tcPr>
+          <w:p>
+            <w:pPr>
+              <w:pStyle w:val="Normal"/>
+              <w:jc w:val="center"/>
+              <w:pBdr>
+                <w:bottom w:val="none" w:sz="0" w:space="0" w:color="000000"/>
+                <w:top w:val="none" w:sz="0" w:space="0" w:color="000000"/>
+                <w:left w:val="none" w:sz="0" w:space="0" w:color="000000"/>
+                <w:right w:val="none" w:sz="0" w:space="0" w:color="000000"/>
+              </w:pBdr>
+              <w:spacing w:after="100" w:before="100" w:line="240"/>
+              <w:ind w:left="100" w:right="100" w:firstLine="0" w:firstLineChars="0"/>
+              <w:rPr>
+                <w:rFonts w:ascii="Helvetica" w:hAnsi="Helvetica" w:eastAsia="Helvetica" w:cs="Helvetica"/>
+                <w:i w:val="false"/>
+                <w:b w:val="false"/>
+                <w:u w:val="none"/>
+                <w:sz w:val="22"/>
+                <w:szCs w:val="22"/>
+                <w:color w:val="000000"/>
+              </w:rPr>
+            </w:pPr>
+            <w:r>
+              <w:rPr>
+                <w:rFonts w:ascii="Helvetica" w:hAnsi="Helvetica" w:eastAsia="Helvetica" w:cs="Helvetica"/>
+                <w:i w:val="false"/>
+                <w:b w:val="false"/>
+                <w:u w:val="none"/>
+                <w:sz w:val="22"/>
+                <w:szCs w:val="22"/>
+                <w:color w:val="000000"/>
+              </w:rPr>
+              <w:t xml:space="preserve">0.08, 3.42</w:t>
+            </w:r>
+          </w:p>
+        </w:tc>
+        <w:tc>
+          <w:tcPr>
+            <w:tcBorders>
+              <w:bottom w:val="none" w:sz="0" w:space="0" w:color="000000"/>
+              <w:top w:val="none" w:sz="0" w:space="0" w:color="000000"/>
+              <w:left w:val="none" w:sz="0" w:space="0" w:color="000000"/>
+              <w:right w:val="none" w:sz="0" w:space="0" w:color="000000"/>
+            </w:tcBorders>
+            <w:shd w:val="clear" w:color="auto" w:fill="FFFFFF"/>
+            <w:tcMar>
+              <w:top w:w="0" w:type="dxa"/>
+              <w:bottom w:w="0" w:type="dxa"/>
+              <w:left w:w="0" w:type="dxa"/>
+              <w:right w:w="0" w:type="dxa"/>
+            </w:tcMar>
+            <w:vAlign w:val="top"/>
+          </w:tcPr>
+          <w:p>
+            <w:pPr>
+              <w:pStyle w:val="Normal"/>
+              <w:jc w:val="center"/>
+              <w:pBdr>
+                <w:bottom w:val="none" w:sz="0" w:space="0" w:color="000000"/>
+                <w:top w:val="none" w:sz="0" w:space="0" w:color="000000"/>
+                <w:left w:val="none" w:sz="0" w:space="0" w:color="000000"/>
+                <w:right w:val="none" w:sz="0" w:space="0" w:color="000000"/>
+              </w:pBdr>
+              <w:spacing w:after="100" w:before="100" w:line="240"/>
+              <w:ind w:left="100" w:right="100" w:firstLine="0" w:firstLineChars="0"/>
+              <w:rPr>
+                <w:rFonts w:ascii="Helvetica" w:hAnsi="Helvetica" w:eastAsia="Helvetica" w:cs="Helvetica"/>
+                <w:i w:val="false"/>
+                <w:b w:val="false"/>
+                <w:u w:val="none"/>
+                <w:sz w:val="22"/>
+                <w:szCs w:val="22"/>
+                <w:color w:val="000000"/>
+              </w:rPr>
+            </w:pPr>
+            <w:r>
+              <w:rPr>
+                <w:rFonts w:ascii="Helvetica" w:hAnsi="Helvetica" w:eastAsia="Helvetica" w:cs="Helvetica"/>
+                <w:i w:val="false"/>
+                <w:b w:val="false"/>
+                <w:u w:val="none"/>
+                <w:sz w:val="22"/>
+                <w:szCs w:val="22"/>
+                <w:color w:val="000000"/>
+              </w:rPr>
+              <w:t xml:space="preserve">0.490</w:t>
             </w:r>
           </w:p>
         </w:tc>
@@ -10068,113 +10068,113 @@
                 <w:szCs w:val="22"/>
                 <w:color w:val="000000"/>
               </w:rPr>
-              <w:t xml:space="preserve">1.84</w:t>
-            </w:r>
-          </w:p>
-        </w:tc>
-        <w:tc>
-          <w:tcPr>
-            <w:tcBorders>
-              <w:bottom w:val="none" w:sz="0" w:space="0" w:color="000000"/>
-              <w:top w:val="none" w:sz="0" w:space="0" w:color="000000"/>
-              <w:left w:val="none" w:sz="0" w:space="0" w:color="000000"/>
-              <w:right w:val="none" w:sz="0" w:space="0" w:color="000000"/>
-            </w:tcBorders>
-            <w:shd w:val="clear" w:color="auto" w:fill="FFFFFF"/>
-            <w:tcMar>
-              <w:top w:w="0" w:type="dxa"/>
-              <w:bottom w:w="0" w:type="dxa"/>
-              <w:left w:w="0" w:type="dxa"/>
-              <w:right w:w="0" w:type="dxa"/>
-            </w:tcMar>
-            <w:vAlign w:val="top"/>
-          </w:tcPr>
-          <w:p>
-            <w:pPr>
-              <w:pStyle w:val="Normal"/>
-              <w:jc w:val="center"/>
-              <w:pBdr>
-                <w:bottom w:val="none" w:sz="0" w:space="0" w:color="000000"/>
-                <w:top w:val="none" w:sz="0" w:space="0" w:color="000000"/>
-                <w:left w:val="none" w:sz="0" w:space="0" w:color="000000"/>
-                <w:right w:val="none" w:sz="0" w:space="0" w:color="000000"/>
-              </w:pBdr>
-              <w:spacing w:after="100" w:before="100" w:line="240"/>
-              <w:ind w:left="100" w:right="100" w:firstLine="0" w:firstLineChars="0"/>
-              <w:rPr>
-                <w:rFonts w:ascii="Helvetica" w:hAnsi="Helvetica" w:eastAsia="Helvetica" w:cs="Helvetica"/>
-                <w:i w:val="false"/>
-                <w:b w:val="false"/>
-                <w:u w:val="none"/>
-                <w:sz w:val="22"/>
-                <w:szCs w:val="22"/>
-                <w:color w:val="000000"/>
-              </w:rPr>
-            </w:pPr>
-            <w:r>
-              <w:rPr>
-                <w:rFonts w:ascii="Helvetica" w:hAnsi="Helvetica" w:eastAsia="Helvetica" w:cs="Helvetica"/>
-                <w:i w:val="false"/>
-                <w:b w:val="false"/>
-                <w:u w:val="none"/>
-                <w:sz w:val="22"/>
-                <w:szCs w:val="22"/>
-                <w:color w:val="000000"/>
-              </w:rPr>
-              <w:t xml:space="preserve">1.06, 3.19</w:t>
-            </w:r>
-          </w:p>
-        </w:tc>
-        <w:tc>
-          <w:tcPr>
-            <w:tcBorders>
-              <w:bottom w:val="none" w:sz="0" w:space="0" w:color="000000"/>
-              <w:top w:val="none" w:sz="0" w:space="0" w:color="000000"/>
-              <w:left w:val="none" w:sz="0" w:space="0" w:color="000000"/>
-              <w:right w:val="none" w:sz="0" w:space="0" w:color="000000"/>
-            </w:tcBorders>
-            <w:shd w:val="clear" w:color="auto" w:fill="FFFFFF"/>
-            <w:tcMar>
-              <w:top w:w="0" w:type="dxa"/>
-              <w:bottom w:w="0" w:type="dxa"/>
-              <w:left w:w="0" w:type="dxa"/>
-              <w:right w:w="0" w:type="dxa"/>
-            </w:tcMar>
-            <w:vAlign w:val="top"/>
-          </w:tcPr>
-          <w:p>
-            <w:pPr>
-              <w:pStyle w:val="Normal"/>
-              <w:jc w:val="center"/>
-              <w:pBdr>
-                <w:bottom w:val="none" w:sz="0" w:space="0" w:color="000000"/>
-                <w:top w:val="none" w:sz="0" w:space="0" w:color="000000"/>
-                <w:left w:val="none" w:sz="0" w:space="0" w:color="000000"/>
-                <w:right w:val="none" w:sz="0" w:space="0" w:color="000000"/>
-              </w:pBdr>
-              <w:spacing w:after="100" w:before="100" w:line="240"/>
-              <w:ind w:left="100" w:right="100" w:firstLine="0" w:firstLineChars="0"/>
-              <w:rPr>
-                <w:rFonts w:ascii="Helvetica" w:hAnsi="Helvetica" w:eastAsia="Helvetica" w:cs="Helvetica"/>
-                <w:i w:val="false"/>
-                <w:b w:val="false"/>
-                <w:u w:val="none"/>
-                <w:sz w:val="22"/>
-                <w:szCs w:val="22"/>
-                <w:color w:val="000000"/>
-              </w:rPr>
-            </w:pPr>
-            <w:r>
-              <w:rPr>
-                <w:rFonts w:ascii="Helvetica" w:hAnsi="Helvetica" w:eastAsia="Helvetica" w:cs="Helvetica"/>
-                <w:i w:val="false"/>
-                <w:b w:val="false"/>
-                <w:u w:val="none"/>
-                <w:sz w:val="22"/>
-                <w:szCs w:val="22"/>
-                <w:color w:val="000000"/>
-              </w:rPr>
-              <w:t xml:space="preserve">0.030</w:t>
+              <w:t xml:space="preserve">1.79</w:t>
+            </w:r>
+          </w:p>
+        </w:tc>
+        <w:tc>
+          <w:tcPr>
+            <w:tcBorders>
+              <w:bottom w:val="none" w:sz="0" w:space="0" w:color="000000"/>
+              <w:top w:val="none" w:sz="0" w:space="0" w:color="000000"/>
+              <w:left w:val="none" w:sz="0" w:space="0" w:color="000000"/>
+              <w:right w:val="none" w:sz="0" w:space="0" w:color="000000"/>
+            </w:tcBorders>
+            <w:shd w:val="clear" w:color="auto" w:fill="FFFFFF"/>
+            <w:tcMar>
+              <w:top w:w="0" w:type="dxa"/>
+              <w:bottom w:w="0" w:type="dxa"/>
+              <w:left w:w="0" w:type="dxa"/>
+              <w:right w:w="0" w:type="dxa"/>
+            </w:tcMar>
+            <w:vAlign w:val="top"/>
+          </w:tcPr>
+          <w:p>
+            <w:pPr>
+              <w:pStyle w:val="Normal"/>
+              <w:jc w:val="center"/>
+              <w:pBdr>
+                <w:bottom w:val="none" w:sz="0" w:space="0" w:color="000000"/>
+                <w:top w:val="none" w:sz="0" w:space="0" w:color="000000"/>
+                <w:left w:val="none" w:sz="0" w:space="0" w:color="000000"/>
+                <w:right w:val="none" w:sz="0" w:space="0" w:color="000000"/>
+              </w:pBdr>
+              <w:spacing w:after="100" w:before="100" w:line="240"/>
+              <w:ind w:left="100" w:right="100" w:firstLine="0" w:firstLineChars="0"/>
+              <w:rPr>
+                <w:rFonts w:ascii="Helvetica" w:hAnsi="Helvetica" w:eastAsia="Helvetica" w:cs="Helvetica"/>
+                <w:i w:val="false"/>
+                <w:b w:val="false"/>
+                <w:u w:val="none"/>
+                <w:sz w:val="22"/>
+                <w:szCs w:val="22"/>
+                <w:color w:val="000000"/>
+              </w:rPr>
+            </w:pPr>
+            <w:r>
+              <w:rPr>
+                <w:rFonts w:ascii="Helvetica" w:hAnsi="Helvetica" w:eastAsia="Helvetica" w:cs="Helvetica"/>
+                <w:i w:val="false"/>
+                <w:b w:val="false"/>
+                <w:u w:val="none"/>
+                <w:sz w:val="22"/>
+                <w:szCs w:val="22"/>
+                <w:color w:val="000000"/>
+              </w:rPr>
+              <w:t xml:space="preserve">1.04, 3.09</w:t>
+            </w:r>
+          </w:p>
+        </w:tc>
+        <w:tc>
+          <w:tcPr>
+            <w:tcBorders>
+              <w:bottom w:val="none" w:sz="0" w:space="0" w:color="000000"/>
+              <w:top w:val="none" w:sz="0" w:space="0" w:color="000000"/>
+              <w:left w:val="none" w:sz="0" w:space="0" w:color="000000"/>
+              <w:right w:val="none" w:sz="0" w:space="0" w:color="000000"/>
+            </w:tcBorders>
+            <w:shd w:val="clear" w:color="auto" w:fill="FFFFFF"/>
+            <w:tcMar>
+              <w:top w:w="0" w:type="dxa"/>
+              <w:bottom w:w="0" w:type="dxa"/>
+              <w:left w:w="0" w:type="dxa"/>
+              <w:right w:w="0" w:type="dxa"/>
+            </w:tcMar>
+            <w:vAlign w:val="top"/>
+          </w:tcPr>
+          <w:p>
+            <w:pPr>
+              <w:pStyle w:val="Normal"/>
+              <w:jc w:val="center"/>
+              <w:pBdr>
+                <w:bottom w:val="none" w:sz="0" w:space="0" w:color="000000"/>
+                <w:top w:val="none" w:sz="0" w:space="0" w:color="000000"/>
+                <w:left w:val="none" w:sz="0" w:space="0" w:color="000000"/>
+                <w:right w:val="none" w:sz="0" w:space="0" w:color="000000"/>
+              </w:pBdr>
+              <w:spacing w:after="100" w:before="100" w:line="240"/>
+              <w:ind w:left="100" w:right="100" w:firstLine="0" w:firstLineChars="0"/>
+              <w:rPr>
+                <w:rFonts w:ascii="Helvetica" w:hAnsi="Helvetica" w:eastAsia="Helvetica" w:cs="Helvetica"/>
+                <w:i w:val="false"/>
+                <w:b w:val="false"/>
+                <w:u w:val="none"/>
+                <w:sz w:val="22"/>
+                <w:szCs w:val="22"/>
+                <w:color w:val="000000"/>
+              </w:rPr>
+            </w:pPr>
+            <w:r>
+              <w:rPr>
+                <w:rFonts w:ascii="Helvetica" w:hAnsi="Helvetica" w:eastAsia="Helvetica" w:cs="Helvetica"/>
+                <w:i w:val="false"/>
+                <w:b w:val="false"/>
+                <w:u w:val="none"/>
+                <w:sz w:val="22"/>
+                <w:szCs w:val="22"/>
+                <w:color w:val="000000"/>
+              </w:rPr>
+              <w:t xml:space="preserve">0.036</w:t>
             </w:r>
           </w:p>
         </w:tc>
@@ -10280,113 +10280,113 @@
                 <w:szCs w:val="22"/>
                 <w:color w:val="000000"/>
               </w:rPr>
-              <w:t xml:space="preserve">1.03</w:t>
-            </w:r>
-          </w:p>
-        </w:tc>
-        <w:tc>
-          <w:tcPr>
-            <w:tcBorders>
-              <w:bottom w:val="none" w:sz="0" w:space="0" w:color="000000"/>
-              <w:top w:val="none" w:sz="0" w:space="0" w:color="000000"/>
-              <w:left w:val="none" w:sz="0" w:space="0" w:color="000000"/>
-              <w:right w:val="none" w:sz="0" w:space="0" w:color="000000"/>
-            </w:tcBorders>
-            <w:shd w:val="clear" w:color="auto" w:fill="FFFFFF"/>
-            <w:tcMar>
-              <w:top w:w="0" w:type="dxa"/>
-              <w:bottom w:w="0" w:type="dxa"/>
-              <w:left w:w="0" w:type="dxa"/>
-              <w:right w:w="0" w:type="dxa"/>
-            </w:tcMar>
-            <w:vAlign w:val="top"/>
-          </w:tcPr>
-          <w:p>
-            <w:pPr>
-              <w:pStyle w:val="Normal"/>
-              <w:jc w:val="center"/>
-              <w:pBdr>
-                <w:bottom w:val="none" w:sz="0" w:space="0" w:color="000000"/>
-                <w:top w:val="none" w:sz="0" w:space="0" w:color="000000"/>
-                <w:left w:val="none" w:sz="0" w:space="0" w:color="000000"/>
-                <w:right w:val="none" w:sz="0" w:space="0" w:color="000000"/>
-              </w:pBdr>
-              <w:spacing w:after="100" w:before="100" w:line="240"/>
-              <w:ind w:left="100" w:right="100" w:firstLine="0" w:firstLineChars="0"/>
-              <w:rPr>
-                <w:rFonts w:ascii="Helvetica" w:hAnsi="Helvetica" w:eastAsia="Helvetica" w:cs="Helvetica"/>
-                <w:i w:val="false"/>
-                <w:b w:val="false"/>
-                <w:u w:val="none"/>
-                <w:sz w:val="22"/>
-                <w:szCs w:val="22"/>
-                <w:color w:val="000000"/>
-              </w:rPr>
-            </w:pPr>
-            <w:r>
-              <w:rPr>
-                <w:rFonts w:ascii="Helvetica" w:hAnsi="Helvetica" w:eastAsia="Helvetica" w:cs="Helvetica"/>
-                <w:i w:val="false"/>
-                <w:b w:val="false"/>
-                <w:u w:val="none"/>
-                <w:sz w:val="22"/>
-                <w:szCs w:val="22"/>
-                <w:color w:val="000000"/>
-              </w:rPr>
-              <w:t xml:space="preserve">0.35, 3.08</w:t>
-            </w:r>
-          </w:p>
-        </w:tc>
-        <w:tc>
-          <w:tcPr>
-            <w:tcBorders>
-              <w:bottom w:val="none" w:sz="0" w:space="0" w:color="000000"/>
-              <w:top w:val="none" w:sz="0" w:space="0" w:color="000000"/>
-              <w:left w:val="none" w:sz="0" w:space="0" w:color="000000"/>
-              <w:right w:val="none" w:sz="0" w:space="0" w:color="000000"/>
-            </w:tcBorders>
-            <w:shd w:val="clear" w:color="auto" w:fill="FFFFFF"/>
-            <w:tcMar>
-              <w:top w:w="0" w:type="dxa"/>
-              <w:bottom w:w="0" w:type="dxa"/>
-              <w:left w:w="0" w:type="dxa"/>
-              <w:right w:w="0" w:type="dxa"/>
-            </w:tcMar>
-            <w:vAlign w:val="top"/>
-          </w:tcPr>
-          <w:p>
-            <w:pPr>
-              <w:pStyle w:val="Normal"/>
-              <w:jc w:val="center"/>
-              <w:pBdr>
-                <w:bottom w:val="none" w:sz="0" w:space="0" w:color="000000"/>
-                <w:top w:val="none" w:sz="0" w:space="0" w:color="000000"/>
-                <w:left w:val="none" w:sz="0" w:space="0" w:color="000000"/>
-                <w:right w:val="none" w:sz="0" w:space="0" w:color="000000"/>
-              </w:pBdr>
-              <w:spacing w:after="100" w:before="100" w:line="240"/>
-              <w:ind w:left="100" w:right="100" w:firstLine="0" w:firstLineChars="0"/>
-              <w:rPr>
-                <w:rFonts w:ascii="Helvetica" w:hAnsi="Helvetica" w:eastAsia="Helvetica" w:cs="Helvetica"/>
-                <w:i w:val="false"/>
-                <w:b w:val="false"/>
-                <w:u w:val="none"/>
-                <w:sz w:val="22"/>
-                <w:szCs w:val="22"/>
-                <w:color w:val="000000"/>
-              </w:rPr>
-            </w:pPr>
-            <w:r>
-              <w:rPr>
-                <w:rFonts w:ascii="Helvetica" w:hAnsi="Helvetica" w:eastAsia="Helvetica" w:cs="Helvetica"/>
-                <w:i w:val="false"/>
-                <w:b w:val="false"/>
-                <w:u w:val="none"/>
-                <w:sz w:val="22"/>
-                <w:szCs w:val="22"/>
-                <w:color w:val="000000"/>
-              </w:rPr>
-              <w:t xml:space="preserve">0.950</w:t>
+              <w:t xml:space="preserve">0.81</w:t>
+            </w:r>
+          </w:p>
+        </w:tc>
+        <w:tc>
+          <w:tcPr>
+            <w:tcBorders>
+              <w:bottom w:val="none" w:sz="0" w:space="0" w:color="000000"/>
+              <w:top w:val="none" w:sz="0" w:space="0" w:color="000000"/>
+              <w:left w:val="none" w:sz="0" w:space="0" w:color="000000"/>
+              <w:right w:val="none" w:sz="0" w:space="0" w:color="000000"/>
+            </w:tcBorders>
+            <w:shd w:val="clear" w:color="auto" w:fill="FFFFFF"/>
+            <w:tcMar>
+              <w:top w:w="0" w:type="dxa"/>
+              <w:bottom w:w="0" w:type="dxa"/>
+              <w:left w:w="0" w:type="dxa"/>
+              <w:right w:w="0" w:type="dxa"/>
+            </w:tcMar>
+            <w:vAlign w:val="top"/>
+          </w:tcPr>
+          <w:p>
+            <w:pPr>
+              <w:pStyle w:val="Normal"/>
+              <w:jc w:val="center"/>
+              <w:pBdr>
+                <w:bottom w:val="none" w:sz="0" w:space="0" w:color="000000"/>
+                <w:top w:val="none" w:sz="0" w:space="0" w:color="000000"/>
+                <w:left w:val="none" w:sz="0" w:space="0" w:color="000000"/>
+                <w:right w:val="none" w:sz="0" w:space="0" w:color="000000"/>
+              </w:pBdr>
+              <w:spacing w:after="100" w:before="100" w:line="240"/>
+              <w:ind w:left="100" w:right="100" w:firstLine="0" w:firstLineChars="0"/>
+              <w:rPr>
+                <w:rFonts w:ascii="Helvetica" w:hAnsi="Helvetica" w:eastAsia="Helvetica" w:cs="Helvetica"/>
+                <w:i w:val="false"/>
+                <w:b w:val="false"/>
+                <w:u w:val="none"/>
+                <w:sz w:val="22"/>
+                <w:szCs w:val="22"/>
+                <w:color w:val="000000"/>
+              </w:rPr>
+            </w:pPr>
+            <w:r>
+              <w:rPr>
+                <w:rFonts w:ascii="Helvetica" w:hAnsi="Helvetica" w:eastAsia="Helvetica" w:cs="Helvetica"/>
+                <w:i w:val="false"/>
+                <w:b w:val="false"/>
+                <w:u w:val="none"/>
+                <w:sz w:val="22"/>
+                <w:szCs w:val="22"/>
+                <w:color w:val="000000"/>
+              </w:rPr>
+              <w:t xml:space="preserve">0.26, 2.49</w:t>
+            </w:r>
+          </w:p>
+        </w:tc>
+        <w:tc>
+          <w:tcPr>
+            <w:tcBorders>
+              <w:bottom w:val="none" w:sz="0" w:space="0" w:color="000000"/>
+              <w:top w:val="none" w:sz="0" w:space="0" w:color="000000"/>
+              <w:left w:val="none" w:sz="0" w:space="0" w:color="000000"/>
+              <w:right w:val="none" w:sz="0" w:space="0" w:color="000000"/>
+            </w:tcBorders>
+            <w:shd w:val="clear" w:color="auto" w:fill="FFFFFF"/>
+            <w:tcMar>
+              <w:top w:w="0" w:type="dxa"/>
+              <w:bottom w:w="0" w:type="dxa"/>
+              <w:left w:w="0" w:type="dxa"/>
+              <w:right w:w="0" w:type="dxa"/>
+            </w:tcMar>
+            <w:vAlign w:val="top"/>
+          </w:tcPr>
+          <w:p>
+            <w:pPr>
+              <w:pStyle w:val="Normal"/>
+              <w:jc w:val="center"/>
+              <w:pBdr>
+                <w:bottom w:val="none" w:sz="0" w:space="0" w:color="000000"/>
+                <w:top w:val="none" w:sz="0" w:space="0" w:color="000000"/>
+                <w:left w:val="none" w:sz="0" w:space="0" w:color="000000"/>
+                <w:right w:val="none" w:sz="0" w:space="0" w:color="000000"/>
+              </w:pBdr>
+              <w:spacing w:after="100" w:before="100" w:line="240"/>
+              <w:ind w:left="100" w:right="100" w:firstLine="0" w:firstLineChars="0"/>
+              <w:rPr>
+                <w:rFonts w:ascii="Helvetica" w:hAnsi="Helvetica" w:eastAsia="Helvetica" w:cs="Helvetica"/>
+                <w:i w:val="false"/>
+                <w:b w:val="false"/>
+                <w:u w:val="none"/>
+                <w:sz w:val="22"/>
+                <w:szCs w:val="22"/>
+                <w:color w:val="000000"/>
+              </w:rPr>
+            </w:pPr>
+            <w:r>
+              <w:rPr>
+                <w:rFonts w:ascii="Helvetica" w:hAnsi="Helvetica" w:eastAsia="Helvetica" w:cs="Helvetica"/>
+                <w:i w:val="false"/>
+                <w:b w:val="false"/>
+                <w:u w:val="none"/>
+                <w:sz w:val="22"/>
+                <w:szCs w:val="22"/>
+                <w:color w:val="000000"/>
+              </w:rPr>
+              <w:t xml:space="preserve">0.710</w:t>
             </w:r>
           </w:p>
         </w:tc>
@@ -11517,60 +11517,60 @@
                 <w:szCs w:val="22"/>
                 <w:color w:val="000000"/>
               </w:rPr>
-              <w:t xml:space="preserve">0.35</w:t>
-            </w:r>
-          </w:p>
-        </w:tc>
-        <w:tc>
-          <w:tcPr>
-            <w:tcBorders>
-              <w:bottom w:val="none" w:sz="0" w:space="0" w:color="000000"/>
-              <w:top w:val="none" w:sz="0" w:space="0" w:color="000000"/>
-              <w:left w:val="none" w:sz="0" w:space="0" w:color="000000"/>
-              <w:right w:val="none" w:sz="0" w:space="0" w:color="000000"/>
-            </w:tcBorders>
-            <w:shd w:val="clear" w:color="auto" w:fill="FFFFFF"/>
-            <w:tcMar>
-              <w:top w:w="0" w:type="dxa"/>
-              <w:bottom w:w="0" w:type="dxa"/>
-              <w:left w:w="0" w:type="dxa"/>
-              <w:right w:w="0" w:type="dxa"/>
-            </w:tcMar>
-            <w:vAlign w:val="top"/>
-          </w:tcPr>
-          <w:p>
-            <w:pPr>
-              <w:pStyle w:val="Normal"/>
-              <w:jc w:val="center"/>
-              <w:pBdr>
-                <w:bottom w:val="none" w:sz="0" w:space="0" w:color="000000"/>
-                <w:top w:val="none" w:sz="0" w:space="0" w:color="000000"/>
-                <w:left w:val="none" w:sz="0" w:space="0" w:color="000000"/>
-                <w:right w:val="none" w:sz="0" w:space="0" w:color="000000"/>
-              </w:pBdr>
-              <w:spacing w:after="100" w:before="100" w:line="240"/>
-              <w:ind w:left="100" w:right="100" w:firstLine="0" w:firstLineChars="0"/>
-              <w:rPr>
-                <w:rFonts w:ascii="Helvetica" w:hAnsi="Helvetica" w:eastAsia="Helvetica" w:cs="Helvetica"/>
-                <w:i w:val="false"/>
-                <w:b w:val="false"/>
-                <w:u w:val="none"/>
-                <w:sz w:val="22"/>
-                <w:szCs w:val="22"/>
-                <w:color w:val="000000"/>
-              </w:rPr>
-            </w:pPr>
-            <w:r>
-              <w:rPr>
-                <w:rFonts w:ascii="Helvetica" w:hAnsi="Helvetica" w:eastAsia="Helvetica" w:cs="Helvetica"/>
-                <w:i w:val="false"/>
-                <w:b w:val="false"/>
-                <w:u w:val="none"/>
-                <w:sz w:val="22"/>
-                <w:szCs w:val="22"/>
-                <w:color w:val="000000"/>
-              </w:rPr>
-              <w:t xml:space="preserve">0.20, 0.64</w:t>
+              <w:t xml:space="preserve">0.34</w:t>
+            </w:r>
+          </w:p>
+        </w:tc>
+        <w:tc>
+          <w:tcPr>
+            <w:tcBorders>
+              <w:bottom w:val="none" w:sz="0" w:space="0" w:color="000000"/>
+              <w:top w:val="none" w:sz="0" w:space="0" w:color="000000"/>
+              <w:left w:val="none" w:sz="0" w:space="0" w:color="000000"/>
+              <w:right w:val="none" w:sz="0" w:space="0" w:color="000000"/>
+            </w:tcBorders>
+            <w:shd w:val="clear" w:color="auto" w:fill="FFFFFF"/>
+            <w:tcMar>
+              <w:top w:w="0" w:type="dxa"/>
+              <w:bottom w:w="0" w:type="dxa"/>
+              <w:left w:w="0" w:type="dxa"/>
+              <w:right w:w="0" w:type="dxa"/>
+            </w:tcMar>
+            <w:vAlign w:val="top"/>
+          </w:tcPr>
+          <w:p>
+            <w:pPr>
+              <w:pStyle w:val="Normal"/>
+              <w:jc w:val="center"/>
+              <w:pBdr>
+                <w:bottom w:val="none" w:sz="0" w:space="0" w:color="000000"/>
+                <w:top w:val="none" w:sz="0" w:space="0" w:color="000000"/>
+                <w:left w:val="none" w:sz="0" w:space="0" w:color="000000"/>
+                <w:right w:val="none" w:sz="0" w:space="0" w:color="000000"/>
+              </w:pBdr>
+              <w:spacing w:after="100" w:before="100" w:line="240"/>
+              <w:ind w:left="100" w:right="100" w:firstLine="0" w:firstLineChars="0"/>
+              <w:rPr>
+                <w:rFonts w:ascii="Helvetica" w:hAnsi="Helvetica" w:eastAsia="Helvetica" w:cs="Helvetica"/>
+                <w:i w:val="false"/>
+                <w:b w:val="false"/>
+                <w:u w:val="none"/>
+                <w:sz w:val="22"/>
+                <w:szCs w:val="22"/>
+                <w:color w:val="000000"/>
+              </w:rPr>
+            </w:pPr>
+            <w:r>
+              <w:rPr>
+                <w:rFonts w:ascii="Helvetica" w:hAnsi="Helvetica" w:eastAsia="Helvetica" w:cs="Helvetica"/>
+                <w:i w:val="false"/>
+                <w:b w:val="false"/>
+                <w:u w:val="none"/>
+                <w:sz w:val="22"/>
+                <w:szCs w:val="22"/>
+                <w:color w:val="000000"/>
+              </w:rPr>
+              <w:t xml:space="preserve">0.19, 0.62</w:t>
             </w:r>
           </w:p>
         </w:tc>
@@ -11729,113 +11729,113 @@
                 <w:szCs w:val="22"/>
                 <w:color w:val="000000"/>
               </w:rPr>
-              <w:t xml:space="preserve">0.37</w:t>
-            </w:r>
-          </w:p>
-        </w:tc>
-        <w:tc>
-          <w:tcPr>
-            <w:tcBorders>
-              <w:bottom w:val="none" w:sz="0" w:space="0" w:color="000000"/>
-              <w:top w:val="none" w:sz="0" w:space="0" w:color="000000"/>
-              <w:left w:val="none" w:sz="0" w:space="0" w:color="000000"/>
-              <w:right w:val="none" w:sz="0" w:space="0" w:color="000000"/>
-            </w:tcBorders>
-            <w:shd w:val="clear" w:color="auto" w:fill="FFFFFF"/>
-            <w:tcMar>
-              <w:top w:w="0" w:type="dxa"/>
-              <w:bottom w:w="0" w:type="dxa"/>
-              <w:left w:w="0" w:type="dxa"/>
-              <w:right w:w="0" w:type="dxa"/>
-            </w:tcMar>
-            <w:vAlign w:val="top"/>
-          </w:tcPr>
-          <w:p>
-            <w:pPr>
-              <w:pStyle w:val="Normal"/>
-              <w:jc w:val="center"/>
-              <w:pBdr>
-                <w:bottom w:val="none" w:sz="0" w:space="0" w:color="000000"/>
-                <w:top w:val="none" w:sz="0" w:space="0" w:color="000000"/>
-                <w:left w:val="none" w:sz="0" w:space="0" w:color="000000"/>
-                <w:right w:val="none" w:sz="0" w:space="0" w:color="000000"/>
-              </w:pBdr>
-              <w:spacing w:after="100" w:before="100" w:line="240"/>
-              <w:ind w:left="100" w:right="100" w:firstLine="0" w:firstLineChars="0"/>
-              <w:rPr>
-                <w:rFonts w:ascii="Helvetica" w:hAnsi="Helvetica" w:eastAsia="Helvetica" w:cs="Helvetica"/>
-                <w:i w:val="false"/>
-                <w:b w:val="false"/>
-                <w:u w:val="none"/>
-                <w:sz w:val="22"/>
-                <w:szCs w:val="22"/>
-                <w:color w:val="000000"/>
-              </w:rPr>
-            </w:pPr>
-            <w:r>
-              <w:rPr>
-                <w:rFonts w:ascii="Helvetica" w:hAnsi="Helvetica" w:eastAsia="Helvetica" w:cs="Helvetica"/>
-                <w:i w:val="false"/>
-                <w:b w:val="false"/>
-                <w:u w:val="none"/>
-                <w:sz w:val="22"/>
-                <w:szCs w:val="22"/>
-                <w:color w:val="000000"/>
-              </w:rPr>
-              <w:t xml:space="preserve">0.11, 1.21</w:t>
-            </w:r>
-          </w:p>
-        </w:tc>
-        <w:tc>
-          <w:tcPr>
-            <w:tcBorders>
-              <w:bottom w:val="none" w:sz="0" w:space="0" w:color="000000"/>
-              <w:top w:val="none" w:sz="0" w:space="0" w:color="000000"/>
-              <w:left w:val="none" w:sz="0" w:space="0" w:color="000000"/>
-              <w:right w:val="none" w:sz="0" w:space="0" w:color="000000"/>
-            </w:tcBorders>
-            <w:shd w:val="clear" w:color="auto" w:fill="FFFFFF"/>
-            <w:tcMar>
-              <w:top w:w="0" w:type="dxa"/>
-              <w:bottom w:w="0" w:type="dxa"/>
-              <w:left w:w="0" w:type="dxa"/>
-              <w:right w:w="0" w:type="dxa"/>
-            </w:tcMar>
-            <w:vAlign w:val="top"/>
-          </w:tcPr>
-          <w:p>
-            <w:pPr>
-              <w:pStyle w:val="Normal"/>
-              <w:jc w:val="center"/>
-              <w:pBdr>
-                <w:bottom w:val="none" w:sz="0" w:space="0" w:color="000000"/>
-                <w:top w:val="none" w:sz="0" w:space="0" w:color="000000"/>
-                <w:left w:val="none" w:sz="0" w:space="0" w:color="000000"/>
-                <w:right w:val="none" w:sz="0" w:space="0" w:color="000000"/>
-              </w:pBdr>
-              <w:spacing w:after="100" w:before="100" w:line="240"/>
-              <w:ind w:left="100" w:right="100" w:firstLine="0" w:firstLineChars="0"/>
-              <w:rPr>
-                <w:rFonts w:ascii="Helvetica" w:hAnsi="Helvetica" w:eastAsia="Helvetica" w:cs="Helvetica"/>
-                <w:i w:val="false"/>
-                <w:b w:val="false"/>
-                <w:u w:val="none"/>
-                <w:sz w:val="22"/>
-                <w:szCs w:val="22"/>
-                <w:color w:val="000000"/>
-              </w:rPr>
-            </w:pPr>
-            <w:r>
-              <w:rPr>
-                <w:rFonts w:ascii="Helvetica" w:hAnsi="Helvetica" w:eastAsia="Helvetica" w:cs="Helvetica"/>
-                <w:i w:val="false"/>
-                <w:b w:val="false"/>
-                <w:u w:val="none"/>
-                <w:sz w:val="22"/>
-                <w:szCs w:val="22"/>
-                <w:color w:val="000000"/>
-              </w:rPr>
-              <w:t xml:space="preserve">0.099</w:t>
+              <w:t xml:space="preserve">0.29</w:t>
+            </w:r>
+          </w:p>
+        </w:tc>
+        <w:tc>
+          <w:tcPr>
+            <w:tcBorders>
+              <w:bottom w:val="none" w:sz="0" w:space="0" w:color="000000"/>
+              <w:top w:val="none" w:sz="0" w:space="0" w:color="000000"/>
+              <w:left w:val="none" w:sz="0" w:space="0" w:color="000000"/>
+              <w:right w:val="none" w:sz="0" w:space="0" w:color="000000"/>
+            </w:tcBorders>
+            <w:shd w:val="clear" w:color="auto" w:fill="FFFFFF"/>
+            <w:tcMar>
+              <w:top w:w="0" w:type="dxa"/>
+              <w:bottom w:w="0" w:type="dxa"/>
+              <w:left w:w="0" w:type="dxa"/>
+              <w:right w:w="0" w:type="dxa"/>
+            </w:tcMar>
+            <w:vAlign w:val="top"/>
+          </w:tcPr>
+          <w:p>
+            <w:pPr>
+              <w:pStyle w:val="Normal"/>
+              <w:jc w:val="center"/>
+              <w:pBdr>
+                <w:bottom w:val="none" w:sz="0" w:space="0" w:color="000000"/>
+                <w:top w:val="none" w:sz="0" w:space="0" w:color="000000"/>
+                <w:left w:val="none" w:sz="0" w:space="0" w:color="000000"/>
+                <w:right w:val="none" w:sz="0" w:space="0" w:color="000000"/>
+              </w:pBdr>
+              <w:spacing w:after="100" w:before="100" w:line="240"/>
+              <w:ind w:left="100" w:right="100" w:firstLine="0" w:firstLineChars="0"/>
+              <w:rPr>
+                <w:rFonts w:ascii="Helvetica" w:hAnsi="Helvetica" w:eastAsia="Helvetica" w:cs="Helvetica"/>
+                <w:i w:val="false"/>
+                <w:b w:val="false"/>
+                <w:u w:val="none"/>
+                <w:sz w:val="22"/>
+                <w:szCs w:val="22"/>
+                <w:color w:val="000000"/>
+              </w:rPr>
+            </w:pPr>
+            <w:r>
+              <w:rPr>
+                <w:rFonts w:ascii="Helvetica" w:hAnsi="Helvetica" w:eastAsia="Helvetica" w:cs="Helvetica"/>
+                <w:i w:val="false"/>
+                <w:b w:val="false"/>
+                <w:u w:val="none"/>
+                <w:sz w:val="22"/>
+                <w:szCs w:val="22"/>
+                <w:color w:val="000000"/>
+              </w:rPr>
+              <w:t xml:space="preserve">0.09, 0.98</w:t>
+            </w:r>
+          </w:p>
+        </w:tc>
+        <w:tc>
+          <w:tcPr>
+            <w:tcBorders>
+              <w:bottom w:val="none" w:sz="0" w:space="0" w:color="000000"/>
+              <w:top w:val="none" w:sz="0" w:space="0" w:color="000000"/>
+              <w:left w:val="none" w:sz="0" w:space="0" w:color="000000"/>
+              <w:right w:val="none" w:sz="0" w:space="0" w:color="000000"/>
+            </w:tcBorders>
+            <w:shd w:val="clear" w:color="auto" w:fill="FFFFFF"/>
+            <w:tcMar>
+              <w:top w:w="0" w:type="dxa"/>
+              <w:bottom w:w="0" w:type="dxa"/>
+              <w:left w:w="0" w:type="dxa"/>
+              <w:right w:w="0" w:type="dxa"/>
+            </w:tcMar>
+            <w:vAlign w:val="top"/>
+          </w:tcPr>
+          <w:p>
+            <w:pPr>
+              <w:pStyle w:val="Normal"/>
+              <w:jc w:val="center"/>
+              <w:pBdr>
+                <w:bottom w:val="none" w:sz="0" w:space="0" w:color="000000"/>
+                <w:top w:val="none" w:sz="0" w:space="0" w:color="000000"/>
+                <w:left w:val="none" w:sz="0" w:space="0" w:color="000000"/>
+                <w:right w:val="none" w:sz="0" w:space="0" w:color="000000"/>
+              </w:pBdr>
+              <w:spacing w:after="100" w:before="100" w:line="240"/>
+              <w:ind w:left="100" w:right="100" w:firstLine="0" w:firstLineChars="0"/>
+              <w:rPr>
+                <w:rFonts w:ascii="Helvetica" w:hAnsi="Helvetica" w:eastAsia="Helvetica" w:cs="Helvetica"/>
+                <w:i w:val="false"/>
+                <w:b w:val="false"/>
+                <w:u w:val="none"/>
+                <w:sz w:val="22"/>
+                <w:szCs w:val="22"/>
+                <w:color w:val="000000"/>
+              </w:rPr>
+            </w:pPr>
+            <w:r>
+              <w:rPr>
+                <w:rFonts w:ascii="Helvetica" w:hAnsi="Helvetica" w:eastAsia="Helvetica" w:cs="Helvetica"/>
+                <w:i w:val="false"/>
+                <w:b w:val="false"/>
+                <w:u w:val="none"/>
+                <w:sz w:val="22"/>
+                <w:szCs w:val="22"/>
+                <w:color w:val="000000"/>
+              </w:rPr>
+              <w:t xml:space="preserve">0.047</w:t>
             </w:r>
           </w:p>
         </w:tc>
@@ -12000,113 +12000,113 @@
                 <w:szCs w:val="22"/>
                 <w:color w:val="000000"/>
               </w:rPr>
-              <w:t xml:space="preserve">0.62</w:t>
-            </w:r>
-          </w:p>
-        </w:tc>
-        <w:tc>
-          <w:tcPr>
-            <w:tcBorders>
-              <w:bottom w:val="none" w:sz="0" w:space="0" w:color="000000"/>
-              <w:top w:val="none" w:sz="0" w:space="0" w:color="000000"/>
-              <w:left w:val="none" w:sz="0" w:space="0" w:color="000000"/>
-              <w:right w:val="none" w:sz="0" w:space="0" w:color="000000"/>
-            </w:tcBorders>
-            <w:shd w:val="clear" w:color="auto" w:fill="FFFFFF"/>
-            <w:tcMar>
-              <w:top w:w="0" w:type="dxa"/>
-              <w:bottom w:w="0" w:type="dxa"/>
-              <w:left w:w="0" w:type="dxa"/>
-              <w:right w:w="0" w:type="dxa"/>
-            </w:tcMar>
-            <w:vAlign w:val="top"/>
-          </w:tcPr>
-          <w:p>
-            <w:pPr>
-              <w:pStyle w:val="Normal"/>
-              <w:jc w:val="center"/>
-              <w:pBdr>
-                <w:bottom w:val="none" w:sz="0" w:space="0" w:color="000000"/>
-                <w:top w:val="none" w:sz="0" w:space="0" w:color="000000"/>
-                <w:left w:val="none" w:sz="0" w:space="0" w:color="000000"/>
-                <w:right w:val="none" w:sz="0" w:space="0" w:color="000000"/>
-              </w:pBdr>
-              <w:spacing w:after="100" w:before="100" w:line="240"/>
-              <w:ind w:left="100" w:right="100" w:firstLine="0" w:firstLineChars="0"/>
-              <w:rPr>
-                <w:rFonts w:ascii="Helvetica" w:hAnsi="Helvetica" w:eastAsia="Helvetica" w:cs="Helvetica"/>
-                <w:i w:val="false"/>
-                <w:b w:val="false"/>
-                <w:u w:val="none"/>
-                <w:sz w:val="22"/>
-                <w:szCs w:val="22"/>
-                <w:color w:val="000000"/>
-              </w:rPr>
-            </w:pPr>
-            <w:r>
-              <w:rPr>
-                <w:rFonts w:ascii="Helvetica" w:hAnsi="Helvetica" w:eastAsia="Helvetica" w:cs="Helvetica"/>
-                <w:i w:val="false"/>
-                <w:b w:val="false"/>
-                <w:u w:val="none"/>
-                <w:sz w:val="22"/>
-                <w:szCs w:val="22"/>
-                <w:color w:val="000000"/>
-              </w:rPr>
-              <w:t xml:space="preserve">0.33, 1.14</w:t>
-            </w:r>
-          </w:p>
-        </w:tc>
-        <w:tc>
-          <w:tcPr>
-            <w:tcBorders>
-              <w:bottom w:val="none" w:sz="0" w:space="0" w:color="000000"/>
-              <w:top w:val="none" w:sz="0" w:space="0" w:color="000000"/>
-              <w:left w:val="none" w:sz="0" w:space="0" w:color="000000"/>
-              <w:right w:val="none" w:sz="0" w:space="0" w:color="000000"/>
-            </w:tcBorders>
-            <w:shd w:val="clear" w:color="auto" w:fill="FFFFFF"/>
-            <w:tcMar>
-              <w:top w:w="0" w:type="dxa"/>
-              <w:bottom w:w="0" w:type="dxa"/>
-              <w:left w:w="0" w:type="dxa"/>
-              <w:right w:w="0" w:type="dxa"/>
-            </w:tcMar>
-            <w:vAlign w:val="top"/>
-          </w:tcPr>
-          <w:p>
-            <w:pPr>
-              <w:pStyle w:val="Normal"/>
-              <w:jc w:val="center"/>
-              <w:pBdr>
-                <w:bottom w:val="none" w:sz="0" w:space="0" w:color="000000"/>
-                <w:top w:val="none" w:sz="0" w:space="0" w:color="000000"/>
-                <w:left w:val="none" w:sz="0" w:space="0" w:color="000000"/>
-                <w:right w:val="none" w:sz="0" w:space="0" w:color="000000"/>
-              </w:pBdr>
-              <w:spacing w:after="100" w:before="100" w:line="240"/>
-              <w:ind w:left="100" w:right="100" w:firstLine="0" w:firstLineChars="0"/>
-              <w:rPr>
-                <w:rFonts w:ascii="Helvetica" w:hAnsi="Helvetica" w:eastAsia="Helvetica" w:cs="Helvetica"/>
-                <w:i w:val="false"/>
-                <w:b w:val="false"/>
-                <w:u w:val="none"/>
-                <w:sz w:val="22"/>
-                <w:szCs w:val="22"/>
-                <w:color w:val="000000"/>
-              </w:rPr>
-            </w:pPr>
-            <w:r>
-              <w:rPr>
-                <w:rFonts w:ascii="Helvetica" w:hAnsi="Helvetica" w:eastAsia="Helvetica" w:cs="Helvetica"/>
-                <w:i w:val="false"/>
-                <w:b w:val="false"/>
-                <w:u w:val="none"/>
-                <w:sz w:val="22"/>
-                <w:szCs w:val="22"/>
-                <w:color w:val="000000"/>
-              </w:rPr>
-              <w:t xml:space="preserve">0.130</w:t>
+              <w:t xml:space="preserve">0.59</w:t>
+            </w:r>
+          </w:p>
+        </w:tc>
+        <w:tc>
+          <w:tcPr>
+            <w:tcBorders>
+              <w:bottom w:val="none" w:sz="0" w:space="0" w:color="000000"/>
+              <w:top w:val="none" w:sz="0" w:space="0" w:color="000000"/>
+              <w:left w:val="none" w:sz="0" w:space="0" w:color="000000"/>
+              <w:right w:val="none" w:sz="0" w:space="0" w:color="000000"/>
+            </w:tcBorders>
+            <w:shd w:val="clear" w:color="auto" w:fill="FFFFFF"/>
+            <w:tcMar>
+              <w:top w:w="0" w:type="dxa"/>
+              <w:bottom w:w="0" w:type="dxa"/>
+              <w:left w:w="0" w:type="dxa"/>
+              <w:right w:w="0" w:type="dxa"/>
+            </w:tcMar>
+            <w:vAlign w:val="top"/>
+          </w:tcPr>
+          <w:p>
+            <w:pPr>
+              <w:pStyle w:val="Normal"/>
+              <w:jc w:val="center"/>
+              <w:pBdr>
+                <w:bottom w:val="none" w:sz="0" w:space="0" w:color="000000"/>
+                <w:top w:val="none" w:sz="0" w:space="0" w:color="000000"/>
+                <w:left w:val="none" w:sz="0" w:space="0" w:color="000000"/>
+                <w:right w:val="none" w:sz="0" w:space="0" w:color="000000"/>
+              </w:pBdr>
+              <w:spacing w:after="100" w:before="100" w:line="240"/>
+              <w:ind w:left="100" w:right="100" w:firstLine="0" w:firstLineChars="0"/>
+              <w:rPr>
+                <w:rFonts w:ascii="Helvetica" w:hAnsi="Helvetica" w:eastAsia="Helvetica" w:cs="Helvetica"/>
+                <w:i w:val="false"/>
+                <w:b w:val="false"/>
+                <w:u w:val="none"/>
+                <w:sz w:val="22"/>
+                <w:szCs w:val="22"/>
+                <w:color w:val="000000"/>
+              </w:rPr>
+            </w:pPr>
+            <w:r>
+              <w:rPr>
+                <w:rFonts w:ascii="Helvetica" w:hAnsi="Helvetica" w:eastAsia="Helvetica" w:cs="Helvetica"/>
+                <w:i w:val="false"/>
+                <w:b w:val="false"/>
+                <w:u w:val="none"/>
+                <w:sz w:val="22"/>
+                <w:szCs w:val="22"/>
+                <w:color w:val="000000"/>
+              </w:rPr>
+              <w:t xml:space="preserve">0.32, 1.10</w:t>
+            </w:r>
+          </w:p>
+        </w:tc>
+        <w:tc>
+          <w:tcPr>
+            <w:tcBorders>
+              <w:bottom w:val="none" w:sz="0" w:space="0" w:color="000000"/>
+              <w:top w:val="none" w:sz="0" w:space="0" w:color="000000"/>
+              <w:left w:val="none" w:sz="0" w:space="0" w:color="000000"/>
+              <w:right w:val="none" w:sz="0" w:space="0" w:color="000000"/>
+            </w:tcBorders>
+            <w:shd w:val="clear" w:color="auto" w:fill="FFFFFF"/>
+            <w:tcMar>
+              <w:top w:w="0" w:type="dxa"/>
+              <w:bottom w:w="0" w:type="dxa"/>
+              <w:left w:w="0" w:type="dxa"/>
+              <w:right w:w="0" w:type="dxa"/>
+            </w:tcMar>
+            <w:vAlign w:val="top"/>
+          </w:tcPr>
+          <w:p>
+            <w:pPr>
+              <w:pStyle w:val="Normal"/>
+              <w:jc w:val="center"/>
+              <w:pBdr>
+                <w:bottom w:val="none" w:sz="0" w:space="0" w:color="000000"/>
+                <w:top w:val="none" w:sz="0" w:space="0" w:color="000000"/>
+                <w:left w:val="none" w:sz="0" w:space="0" w:color="000000"/>
+                <w:right w:val="none" w:sz="0" w:space="0" w:color="000000"/>
+              </w:pBdr>
+              <w:spacing w:after="100" w:before="100" w:line="240"/>
+              <w:ind w:left="100" w:right="100" w:firstLine="0" w:firstLineChars="0"/>
+              <w:rPr>
+                <w:rFonts w:ascii="Helvetica" w:hAnsi="Helvetica" w:eastAsia="Helvetica" w:cs="Helvetica"/>
+                <w:i w:val="false"/>
+                <w:b w:val="false"/>
+                <w:u w:val="none"/>
+                <w:sz w:val="22"/>
+                <w:szCs w:val="22"/>
+                <w:color w:val="000000"/>
+              </w:rPr>
+            </w:pPr>
+            <w:r>
+              <w:rPr>
+                <w:rFonts w:ascii="Helvetica" w:hAnsi="Helvetica" w:eastAsia="Helvetica" w:cs="Helvetica"/>
+                <w:i w:val="false"/>
+                <w:b w:val="false"/>
+                <w:u w:val="none"/>
+                <w:sz w:val="22"/>
+                <w:szCs w:val="22"/>
+                <w:color w:val="000000"/>
+              </w:rPr>
+              <w:t xml:space="preserve">0.095</w:t>
             </w:r>
           </w:p>
         </w:tc>
@@ -12212,113 +12212,113 @@
                 <w:szCs w:val="22"/>
                 <w:color w:val="000000"/>
               </w:rPr>
-              <w:t xml:space="preserve">1.16</w:t>
-            </w:r>
-          </w:p>
-        </w:tc>
-        <w:tc>
-          <w:tcPr>
-            <w:tcBorders>
-              <w:bottom w:val="none" w:sz="0" w:space="0" w:color="000000"/>
-              <w:top w:val="none" w:sz="0" w:space="0" w:color="000000"/>
-              <w:left w:val="none" w:sz="0" w:space="0" w:color="000000"/>
-              <w:right w:val="none" w:sz="0" w:space="0" w:color="000000"/>
-            </w:tcBorders>
-            <w:shd w:val="clear" w:color="auto" w:fill="FFFFFF"/>
-            <w:tcMar>
-              <w:top w:w="0" w:type="dxa"/>
-              <w:bottom w:w="0" w:type="dxa"/>
-              <w:left w:w="0" w:type="dxa"/>
-              <w:right w:w="0" w:type="dxa"/>
-            </w:tcMar>
-            <w:vAlign w:val="top"/>
-          </w:tcPr>
-          <w:p>
-            <w:pPr>
-              <w:pStyle w:val="Normal"/>
-              <w:jc w:val="center"/>
-              <w:pBdr>
-                <w:bottom w:val="none" w:sz="0" w:space="0" w:color="000000"/>
-                <w:top w:val="none" w:sz="0" w:space="0" w:color="000000"/>
-                <w:left w:val="none" w:sz="0" w:space="0" w:color="000000"/>
-                <w:right w:val="none" w:sz="0" w:space="0" w:color="000000"/>
-              </w:pBdr>
-              <w:spacing w:after="100" w:before="100" w:line="240"/>
-              <w:ind w:left="100" w:right="100" w:firstLine="0" w:firstLineChars="0"/>
-              <w:rPr>
-                <w:rFonts w:ascii="Helvetica" w:hAnsi="Helvetica" w:eastAsia="Helvetica" w:cs="Helvetica"/>
-                <w:i w:val="false"/>
-                <w:b w:val="false"/>
-                <w:u w:val="none"/>
-                <w:sz w:val="22"/>
-                <w:szCs w:val="22"/>
-                <w:color w:val="000000"/>
-              </w:rPr>
-            </w:pPr>
-            <w:r>
-              <w:rPr>
-                <w:rFonts w:ascii="Helvetica" w:hAnsi="Helvetica" w:eastAsia="Helvetica" w:cs="Helvetica"/>
-                <w:i w:val="false"/>
-                <w:b w:val="false"/>
-                <w:u w:val="none"/>
-                <w:sz w:val="22"/>
-                <w:szCs w:val="22"/>
-                <w:color w:val="000000"/>
-              </w:rPr>
-              <w:t xml:space="preserve">0.38, 3.56</w:t>
-            </w:r>
-          </w:p>
-        </w:tc>
-        <w:tc>
-          <w:tcPr>
-            <w:tcBorders>
-              <w:bottom w:val="none" w:sz="0" w:space="0" w:color="000000"/>
-              <w:top w:val="none" w:sz="0" w:space="0" w:color="000000"/>
-              <w:left w:val="none" w:sz="0" w:space="0" w:color="000000"/>
-              <w:right w:val="none" w:sz="0" w:space="0" w:color="000000"/>
-            </w:tcBorders>
-            <w:shd w:val="clear" w:color="auto" w:fill="FFFFFF"/>
-            <w:tcMar>
-              <w:top w:w="0" w:type="dxa"/>
-              <w:bottom w:w="0" w:type="dxa"/>
-              <w:left w:w="0" w:type="dxa"/>
-              <w:right w:w="0" w:type="dxa"/>
-            </w:tcMar>
-            <w:vAlign w:val="top"/>
-          </w:tcPr>
-          <w:p>
-            <w:pPr>
-              <w:pStyle w:val="Normal"/>
-              <w:jc w:val="center"/>
-              <w:pBdr>
-                <w:bottom w:val="none" w:sz="0" w:space="0" w:color="000000"/>
-                <w:top w:val="none" w:sz="0" w:space="0" w:color="000000"/>
-                <w:left w:val="none" w:sz="0" w:space="0" w:color="000000"/>
-                <w:right w:val="none" w:sz="0" w:space="0" w:color="000000"/>
-              </w:pBdr>
-              <w:spacing w:after="100" w:before="100" w:line="240"/>
-              <w:ind w:left="100" w:right="100" w:firstLine="0" w:firstLineChars="0"/>
-              <w:rPr>
-                <w:rFonts w:ascii="Helvetica" w:hAnsi="Helvetica" w:eastAsia="Helvetica" w:cs="Helvetica"/>
-                <w:i w:val="false"/>
-                <w:b w:val="false"/>
-                <w:u w:val="none"/>
-                <w:sz w:val="22"/>
-                <w:szCs w:val="22"/>
-                <w:color w:val="000000"/>
-              </w:rPr>
-            </w:pPr>
-            <w:r>
-              <w:rPr>
-                <w:rFonts w:ascii="Helvetica" w:hAnsi="Helvetica" w:eastAsia="Helvetica" w:cs="Helvetica"/>
-                <w:i w:val="false"/>
-                <w:b w:val="false"/>
-                <w:u w:val="none"/>
-                <w:sz w:val="22"/>
-                <w:szCs w:val="22"/>
-                <w:color w:val="000000"/>
-              </w:rPr>
-              <w:t xml:space="preserve">0.790</w:t>
+              <w:t xml:space="preserve">0.79</w:t>
+            </w:r>
+          </w:p>
+        </w:tc>
+        <w:tc>
+          <w:tcPr>
+            <w:tcBorders>
+              <w:bottom w:val="none" w:sz="0" w:space="0" w:color="000000"/>
+              <w:top w:val="none" w:sz="0" w:space="0" w:color="000000"/>
+              <w:left w:val="none" w:sz="0" w:space="0" w:color="000000"/>
+              <w:right w:val="none" w:sz="0" w:space="0" w:color="000000"/>
+            </w:tcBorders>
+            <w:shd w:val="clear" w:color="auto" w:fill="FFFFFF"/>
+            <w:tcMar>
+              <w:top w:w="0" w:type="dxa"/>
+              <w:bottom w:w="0" w:type="dxa"/>
+              <w:left w:w="0" w:type="dxa"/>
+              <w:right w:w="0" w:type="dxa"/>
+            </w:tcMar>
+            <w:vAlign w:val="top"/>
+          </w:tcPr>
+          <w:p>
+            <w:pPr>
+              <w:pStyle w:val="Normal"/>
+              <w:jc w:val="center"/>
+              <w:pBdr>
+                <w:bottom w:val="none" w:sz="0" w:space="0" w:color="000000"/>
+                <w:top w:val="none" w:sz="0" w:space="0" w:color="000000"/>
+                <w:left w:val="none" w:sz="0" w:space="0" w:color="000000"/>
+                <w:right w:val="none" w:sz="0" w:space="0" w:color="000000"/>
+              </w:pBdr>
+              <w:spacing w:after="100" w:before="100" w:line="240"/>
+              <w:ind w:left="100" w:right="100" w:firstLine="0" w:firstLineChars="0"/>
+              <w:rPr>
+                <w:rFonts w:ascii="Helvetica" w:hAnsi="Helvetica" w:eastAsia="Helvetica" w:cs="Helvetica"/>
+                <w:i w:val="false"/>
+                <w:b w:val="false"/>
+                <w:u w:val="none"/>
+                <w:sz w:val="22"/>
+                <w:szCs w:val="22"/>
+                <w:color w:val="000000"/>
+              </w:rPr>
+            </w:pPr>
+            <w:r>
+              <w:rPr>
+                <w:rFonts w:ascii="Helvetica" w:hAnsi="Helvetica" w:eastAsia="Helvetica" w:cs="Helvetica"/>
+                <w:i w:val="false"/>
+                <w:b w:val="false"/>
+                <w:u w:val="none"/>
+                <w:sz w:val="22"/>
+                <w:szCs w:val="22"/>
+                <w:color w:val="000000"/>
+              </w:rPr>
+              <w:t xml:space="preserve">0.25, 2.49</w:t>
+            </w:r>
+          </w:p>
+        </w:tc>
+        <w:tc>
+          <w:tcPr>
+            <w:tcBorders>
+              <w:bottom w:val="none" w:sz="0" w:space="0" w:color="000000"/>
+              <w:top w:val="none" w:sz="0" w:space="0" w:color="000000"/>
+              <w:left w:val="none" w:sz="0" w:space="0" w:color="000000"/>
+              <w:right w:val="none" w:sz="0" w:space="0" w:color="000000"/>
+            </w:tcBorders>
+            <w:shd w:val="clear" w:color="auto" w:fill="FFFFFF"/>
+            <w:tcMar>
+              <w:top w:w="0" w:type="dxa"/>
+              <w:bottom w:w="0" w:type="dxa"/>
+              <w:left w:w="0" w:type="dxa"/>
+              <w:right w:w="0" w:type="dxa"/>
+            </w:tcMar>
+            <w:vAlign w:val="top"/>
+          </w:tcPr>
+          <w:p>
+            <w:pPr>
+              <w:pStyle w:val="Normal"/>
+              <w:jc w:val="center"/>
+              <w:pBdr>
+                <w:bottom w:val="none" w:sz="0" w:space="0" w:color="000000"/>
+                <w:top w:val="none" w:sz="0" w:space="0" w:color="000000"/>
+                <w:left w:val="none" w:sz="0" w:space="0" w:color="000000"/>
+                <w:right w:val="none" w:sz="0" w:space="0" w:color="000000"/>
+              </w:pBdr>
+              <w:spacing w:after="100" w:before="100" w:line="240"/>
+              <w:ind w:left="100" w:right="100" w:firstLine="0" w:firstLineChars="0"/>
+              <w:rPr>
+                <w:rFonts w:ascii="Helvetica" w:hAnsi="Helvetica" w:eastAsia="Helvetica" w:cs="Helvetica"/>
+                <w:i w:val="false"/>
+                <w:b w:val="false"/>
+                <w:u w:val="none"/>
+                <w:sz w:val="22"/>
+                <w:szCs w:val="22"/>
+                <w:color w:val="000000"/>
+              </w:rPr>
+            </w:pPr>
+            <w:r>
+              <w:rPr>
+                <w:rFonts w:ascii="Helvetica" w:hAnsi="Helvetica" w:eastAsia="Helvetica" w:cs="Helvetica"/>
+                <w:i w:val="false"/>
+                <w:b w:val="false"/>
+                <w:u w:val="none"/>
+                <w:sz w:val="22"/>
+                <w:szCs w:val="22"/>
+                <w:color w:val="000000"/>
+              </w:rPr>
+              <w:t xml:space="preserve">0.690</w:t>
             </w:r>
           </w:p>
         </w:tc>
@@ -12483,113 +12483,113 @@
                 <w:szCs w:val="22"/>
                 <w:color w:val="000000"/>
               </w:rPr>
-              <w:t xml:space="preserve">0.78</w:t>
-            </w:r>
-          </w:p>
-        </w:tc>
-        <w:tc>
-          <w:tcPr>
-            <w:tcBorders>
-              <w:bottom w:val="none" w:sz="0" w:space="0" w:color="000000"/>
-              <w:top w:val="none" w:sz="0" w:space="0" w:color="000000"/>
-              <w:left w:val="none" w:sz="0" w:space="0" w:color="000000"/>
-              <w:right w:val="none" w:sz="0" w:space="0" w:color="000000"/>
-            </w:tcBorders>
-            <w:shd w:val="clear" w:color="auto" w:fill="FFFFFF"/>
-            <w:tcMar>
-              <w:top w:w="0" w:type="dxa"/>
-              <w:bottom w:w="0" w:type="dxa"/>
-              <w:left w:w="0" w:type="dxa"/>
-              <w:right w:w="0" w:type="dxa"/>
-            </w:tcMar>
-            <w:vAlign w:val="top"/>
-          </w:tcPr>
-          <w:p>
-            <w:pPr>
-              <w:pStyle w:val="Normal"/>
-              <w:jc w:val="center"/>
-              <w:pBdr>
-                <w:bottom w:val="none" w:sz="0" w:space="0" w:color="000000"/>
-                <w:top w:val="none" w:sz="0" w:space="0" w:color="000000"/>
-                <w:left w:val="none" w:sz="0" w:space="0" w:color="000000"/>
-                <w:right w:val="none" w:sz="0" w:space="0" w:color="000000"/>
-              </w:pBdr>
-              <w:spacing w:after="100" w:before="100" w:line="240"/>
-              <w:ind w:left="100" w:right="100" w:firstLine="0" w:firstLineChars="0"/>
-              <w:rPr>
-                <w:rFonts w:ascii="Helvetica" w:hAnsi="Helvetica" w:eastAsia="Helvetica" w:cs="Helvetica"/>
-                <w:i w:val="false"/>
-                <w:b w:val="false"/>
-                <w:u w:val="none"/>
-                <w:sz w:val="22"/>
-                <w:szCs w:val="22"/>
-                <w:color w:val="000000"/>
-              </w:rPr>
-            </w:pPr>
-            <w:r>
-              <w:rPr>
-                <w:rFonts w:ascii="Helvetica" w:hAnsi="Helvetica" w:eastAsia="Helvetica" w:cs="Helvetica"/>
-                <w:i w:val="false"/>
-                <w:b w:val="false"/>
-                <w:u w:val="none"/>
-                <w:sz w:val="22"/>
-                <w:szCs w:val="22"/>
-                <w:color w:val="000000"/>
-              </w:rPr>
-              <w:t xml:space="preserve">0.28, 2.15</w:t>
-            </w:r>
-          </w:p>
-        </w:tc>
-        <w:tc>
-          <w:tcPr>
-            <w:tcBorders>
-              <w:bottom w:val="none" w:sz="0" w:space="0" w:color="000000"/>
-              <w:top w:val="none" w:sz="0" w:space="0" w:color="000000"/>
-              <w:left w:val="none" w:sz="0" w:space="0" w:color="000000"/>
-              <w:right w:val="none" w:sz="0" w:space="0" w:color="000000"/>
-            </w:tcBorders>
-            <w:shd w:val="clear" w:color="auto" w:fill="FFFFFF"/>
-            <w:tcMar>
-              <w:top w:w="0" w:type="dxa"/>
-              <w:bottom w:w="0" w:type="dxa"/>
-              <w:left w:w="0" w:type="dxa"/>
-              <w:right w:w="0" w:type="dxa"/>
-            </w:tcMar>
-            <w:vAlign w:val="top"/>
-          </w:tcPr>
-          <w:p>
-            <w:pPr>
-              <w:pStyle w:val="Normal"/>
-              <w:jc w:val="center"/>
-              <w:pBdr>
-                <w:bottom w:val="none" w:sz="0" w:space="0" w:color="000000"/>
-                <w:top w:val="none" w:sz="0" w:space="0" w:color="000000"/>
-                <w:left w:val="none" w:sz="0" w:space="0" w:color="000000"/>
-                <w:right w:val="none" w:sz="0" w:space="0" w:color="000000"/>
-              </w:pBdr>
-              <w:spacing w:after="100" w:before="100" w:line="240"/>
-              <w:ind w:left="100" w:right="100" w:firstLine="0" w:firstLineChars="0"/>
-              <w:rPr>
-                <w:rFonts w:ascii="Helvetica" w:hAnsi="Helvetica" w:eastAsia="Helvetica" w:cs="Helvetica"/>
-                <w:i w:val="false"/>
-                <w:b w:val="false"/>
-                <w:u w:val="none"/>
-                <w:sz w:val="22"/>
-                <w:szCs w:val="22"/>
-                <w:color w:val="000000"/>
-              </w:rPr>
-            </w:pPr>
-            <w:r>
-              <w:rPr>
-                <w:rFonts w:ascii="Helvetica" w:hAnsi="Helvetica" w:eastAsia="Helvetica" w:cs="Helvetica"/>
-                <w:i w:val="false"/>
-                <w:b w:val="false"/>
-                <w:u w:val="none"/>
-                <w:sz w:val="22"/>
-                <w:szCs w:val="22"/>
-                <w:color w:val="000000"/>
-              </w:rPr>
-              <w:t xml:space="preserve">0.630</w:t>
+              <w:t xml:space="preserve">0.77</w:t>
+            </w:r>
+          </w:p>
+        </w:tc>
+        <w:tc>
+          <w:tcPr>
+            <w:tcBorders>
+              <w:bottom w:val="none" w:sz="0" w:space="0" w:color="000000"/>
+              <w:top w:val="none" w:sz="0" w:space="0" w:color="000000"/>
+              <w:left w:val="none" w:sz="0" w:space="0" w:color="000000"/>
+              <w:right w:val="none" w:sz="0" w:space="0" w:color="000000"/>
+            </w:tcBorders>
+            <w:shd w:val="clear" w:color="auto" w:fill="FFFFFF"/>
+            <w:tcMar>
+              <w:top w:w="0" w:type="dxa"/>
+              <w:bottom w:w="0" w:type="dxa"/>
+              <w:left w:w="0" w:type="dxa"/>
+              <w:right w:w="0" w:type="dxa"/>
+            </w:tcMar>
+            <w:vAlign w:val="top"/>
+          </w:tcPr>
+          <w:p>
+            <w:pPr>
+              <w:pStyle w:val="Normal"/>
+              <w:jc w:val="center"/>
+              <w:pBdr>
+                <w:bottom w:val="none" w:sz="0" w:space="0" w:color="000000"/>
+                <w:top w:val="none" w:sz="0" w:space="0" w:color="000000"/>
+                <w:left w:val="none" w:sz="0" w:space="0" w:color="000000"/>
+                <w:right w:val="none" w:sz="0" w:space="0" w:color="000000"/>
+              </w:pBdr>
+              <w:spacing w:after="100" w:before="100" w:line="240"/>
+              <w:ind w:left="100" w:right="100" w:firstLine="0" w:firstLineChars="0"/>
+              <w:rPr>
+                <w:rFonts w:ascii="Helvetica" w:hAnsi="Helvetica" w:eastAsia="Helvetica" w:cs="Helvetica"/>
+                <w:i w:val="false"/>
+                <w:b w:val="false"/>
+                <w:u w:val="none"/>
+                <w:sz w:val="22"/>
+                <w:szCs w:val="22"/>
+                <w:color w:val="000000"/>
+              </w:rPr>
+            </w:pPr>
+            <w:r>
+              <w:rPr>
+                <w:rFonts w:ascii="Helvetica" w:hAnsi="Helvetica" w:eastAsia="Helvetica" w:cs="Helvetica"/>
+                <w:i w:val="false"/>
+                <w:b w:val="false"/>
+                <w:u w:val="none"/>
+                <w:sz w:val="22"/>
+                <w:szCs w:val="22"/>
+                <w:color w:val="000000"/>
+              </w:rPr>
+              <w:t xml:space="preserve">0.28, 2.12</w:t>
+            </w:r>
+          </w:p>
+        </w:tc>
+        <w:tc>
+          <w:tcPr>
+            <w:tcBorders>
+              <w:bottom w:val="none" w:sz="0" w:space="0" w:color="000000"/>
+              <w:top w:val="none" w:sz="0" w:space="0" w:color="000000"/>
+              <w:left w:val="none" w:sz="0" w:space="0" w:color="000000"/>
+              <w:right w:val="none" w:sz="0" w:space="0" w:color="000000"/>
+            </w:tcBorders>
+            <w:shd w:val="clear" w:color="auto" w:fill="FFFFFF"/>
+            <w:tcMar>
+              <w:top w:w="0" w:type="dxa"/>
+              <w:bottom w:w="0" w:type="dxa"/>
+              <w:left w:w="0" w:type="dxa"/>
+              <w:right w:w="0" w:type="dxa"/>
+            </w:tcMar>
+            <w:vAlign w:val="top"/>
+          </w:tcPr>
+          <w:p>
+            <w:pPr>
+              <w:pStyle w:val="Normal"/>
+              <w:jc w:val="center"/>
+              <w:pBdr>
+                <w:bottom w:val="none" w:sz="0" w:space="0" w:color="000000"/>
+                <w:top w:val="none" w:sz="0" w:space="0" w:color="000000"/>
+                <w:left w:val="none" w:sz="0" w:space="0" w:color="000000"/>
+                <w:right w:val="none" w:sz="0" w:space="0" w:color="000000"/>
+              </w:pBdr>
+              <w:spacing w:after="100" w:before="100" w:line="240"/>
+              <w:ind w:left="100" w:right="100" w:firstLine="0" w:firstLineChars="0"/>
+              <w:rPr>
+                <w:rFonts w:ascii="Helvetica" w:hAnsi="Helvetica" w:eastAsia="Helvetica" w:cs="Helvetica"/>
+                <w:i w:val="false"/>
+                <w:b w:val="false"/>
+                <w:u w:val="none"/>
+                <w:sz w:val="22"/>
+                <w:szCs w:val="22"/>
+                <w:color w:val="000000"/>
+              </w:rPr>
+            </w:pPr>
+            <w:r>
+              <w:rPr>
+                <w:rFonts w:ascii="Helvetica" w:hAnsi="Helvetica" w:eastAsia="Helvetica" w:cs="Helvetica"/>
+                <w:i w:val="false"/>
+                <w:b w:val="false"/>
+                <w:u w:val="none"/>
+                <w:sz w:val="22"/>
+                <w:szCs w:val="22"/>
+                <w:color w:val="000000"/>
+              </w:rPr>
+              <w:t xml:space="preserve">0.610</w:t>
             </w:r>
           </w:p>
         </w:tc>
@@ -12695,113 +12695,113 @@
                 <w:szCs w:val="22"/>
                 <w:color w:val="000000"/>
               </w:rPr>
-              <w:t xml:space="preserve">0.93</w:t>
-            </w:r>
-          </w:p>
-        </w:tc>
-        <w:tc>
-          <w:tcPr>
-            <w:tcBorders>
-              <w:bottom w:val="none" w:sz="0" w:space="0" w:color="000000"/>
-              <w:top w:val="none" w:sz="0" w:space="0" w:color="000000"/>
-              <w:left w:val="none" w:sz="0" w:space="0" w:color="000000"/>
-              <w:right w:val="none" w:sz="0" w:space="0" w:color="000000"/>
-            </w:tcBorders>
-            <w:shd w:val="clear" w:color="auto" w:fill="FFFFFF"/>
-            <w:tcMar>
-              <w:top w:w="0" w:type="dxa"/>
-              <w:bottom w:w="0" w:type="dxa"/>
-              <w:left w:w="0" w:type="dxa"/>
-              <w:right w:w="0" w:type="dxa"/>
-            </w:tcMar>
-            <w:vAlign w:val="top"/>
-          </w:tcPr>
-          <w:p>
-            <w:pPr>
-              <w:pStyle w:val="Normal"/>
-              <w:jc w:val="center"/>
-              <w:pBdr>
-                <w:bottom w:val="none" w:sz="0" w:space="0" w:color="000000"/>
-                <w:top w:val="none" w:sz="0" w:space="0" w:color="000000"/>
-                <w:left w:val="none" w:sz="0" w:space="0" w:color="000000"/>
-                <w:right w:val="none" w:sz="0" w:space="0" w:color="000000"/>
-              </w:pBdr>
-              <w:spacing w:after="100" w:before="100" w:line="240"/>
-              <w:ind w:left="100" w:right="100" w:firstLine="0" w:firstLineChars="0"/>
-              <w:rPr>
-                <w:rFonts w:ascii="Helvetica" w:hAnsi="Helvetica" w:eastAsia="Helvetica" w:cs="Helvetica"/>
-                <w:i w:val="false"/>
-                <w:b w:val="false"/>
-                <w:u w:val="none"/>
-                <w:sz w:val="22"/>
-                <w:szCs w:val="22"/>
-                <w:color w:val="000000"/>
-              </w:rPr>
-            </w:pPr>
-            <w:r>
-              <w:rPr>
-                <w:rFonts w:ascii="Helvetica" w:hAnsi="Helvetica" w:eastAsia="Helvetica" w:cs="Helvetica"/>
-                <w:i w:val="false"/>
-                <w:b w:val="false"/>
-                <w:u w:val="none"/>
-                <w:sz w:val="22"/>
-                <w:szCs w:val="22"/>
-                <w:color w:val="000000"/>
-              </w:rPr>
-              <w:t xml:space="preserve">0.23, 3.87</w:t>
-            </w:r>
-          </w:p>
-        </w:tc>
-        <w:tc>
-          <w:tcPr>
-            <w:tcBorders>
-              <w:bottom w:val="none" w:sz="0" w:space="0" w:color="000000"/>
-              <w:top w:val="none" w:sz="0" w:space="0" w:color="000000"/>
-              <w:left w:val="none" w:sz="0" w:space="0" w:color="000000"/>
-              <w:right w:val="none" w:sz="0" w:space="0" w:color="000000"/>
-            </w:tcBorders>
-            <w:shd w:val="clear" w:color="auto" w:fill="FFFFFF"/>
-            <w:tcMar>
-              <w:top w:w="0" w:type="dxa"/>
-              <w:bottom w:w="0" w:type="dxa"/>
-              <w:left w:w="0" w:type="dxa"/>
-              <w:right w:w="0" w:type="dxa"/>
-            </w:tcMar>
-            <w:vAlign w:val="top"/>
-          </w:tcPr>
-          <w:p>
-            <w:pPr>
-              <w:pStyle w:val="Normal"/>
-              <w:jc w:val="center"/>
-              <w:pBdr>
-                <w:bottom w:val="none" w:sz="0" w:space="0" w:color="000000"/>
-                <w:top w:val="none" w:sz="0" w:space="0" w:color="000000"/>
-                <w:left w:val="none" w:sz="0" w:space="0" w:color="000000"/>
-                <w:right w:val="none" w:sz="0" w:space="0" w:color="000000"/>
-              </w:pBdr>
-              <w:spacing w:after="100" w:before="100" w:line="240"/>
-              <w:ind w:left="100" w:right="100" w:firstLine="0" w:firstLineChars="0"/>
-              <w:rPr>
-                <w:rFonts w:ascii="Helvetica" w:hAnsi="Helvetica" w:eastAsia="Helvetica" w:cs="Helvetica"/>
-                <w:i w:val="false"/>
-                <w:b w:val="false"/>
-                <w:u w:val="none"/>
-                <w:sz w:val="22"/>
-                <w:szCs w:val="22"/>
-                <w:color w:val="000000"/>
-              </w:rPr>
-            </w:pPr>
-            <w:r>
-              <w:rPr>
-                <w:rFonts w:ascii="Helvetica" w:hAnsi="Helvetica" w:eastAsia="Helvetica" w:cs="Helvetica"/>
-                <w:i w:val="false"/>
-                <w:b w:val="false"/>
-                <w:u w:val="none"/>
-                <w:sz w:val="22"/>
-                <w:szCs w:val="22"/>
-                <w:color w:val="000000"/>
-              </w:rPr>
-              <w:t xml:space="preserve">0.920</w:t>
+              <w:t xml:space="preserve">1.00</w:t>
+            </w:r>
+          </w:p>
+        </w:tc>
+        <w:tc>
+          <w:tcPr>
+            <w:tcBorders>
+              <w:bottom w:val="none" w:sz="0" w:space="0" w:color="000000"/>
+              <w:top w:val="none" w:sz="0" w:space="0" w:color="000000"/>
+              <w:left w:val="none" w:sz="0" w:space="0" w:color="000000"/>
+              <w:right w:val="none" w:sz="0" w:space="0" w:color="000000"/>
+            </w:tcBorders>
+            <w:shd w:val="clear" w:color="auto" w:fill="FFFFFF"/>
+            <w:tcMar>
+              <w:top w:w="0" w:type="dxa"/>
+              <w:bottom w:w="0" w:type="dxa"/>
+              <w:left w:w="0" w:type="dxa"/>
+              <w:right w:w="0" w:type="dxa"/>
+            </w:tcMar>
+            <w:vAlign w:val="top"/>
+          </w:tcPr>
+          <w:p>
+            <w:pPr>
+              <w:pStyle w:val="Normal"/>
+              <w:jc w:val="center"/>
+              <w:pBdr>
+                <w:bottom w:val="none" w:sz="0" w:space="0" w:color="000000"/>
+                <w:top w:val="none" w:sz="0" w:space="0" w:color="000000"/>
+                <w:left w:val="none" w:sz="0" w:space="0" w:color="000000"/>
+                <w:right w:val="none" w:sz="0" w:space="0" w:color="000000"/>
+              </w:pBdr>
+              <w:spacing w:after="100" w:before="100" w:line="240"/>
+              <w:ind w:left="100" w:right="100" w:firstLine="0" w:firstLineChars="0"/>
+              <w:rPr>
+                <w:rFonts w:ascii="Helvetica" w:hAnsi="Helvetica" w:eastAsia="Helvetica" w:cs="Helvetica"/>
+                <w:i w:val="false"/>
+                <w:b w:val="false"/>
+                <w:u w:val="none"/>
+                <w:sz w:val="22"/>
+                <w:szCs w:val="22"/>
+                <w:color w:val="000000"/>
+              </w:rPr>
+            </w:pPr>
+            <w:r>
+              <w:rPr>
+                <w:rFonts w:ascii="Helvetica" w:hAnsi="Helvetica" w:eastAsia="Helvetica" w:cs="Helvetica"/>
+                <w:i w:val="false"/>
+                <w:b w:val="false"/>
+                <w:u w:val="none"/>
+                <w:sz w:val="22"/>
+                <w:szCs w:val="22"/>
+                <w:color w:val="000000"/>
+              </w:rPr>
+              <w:t xml:space="preserve">0.23, 4.24</w:t>
+            </w:r>
+          </w:p>
+        </w:tc>
+        <w:tc>
+          <w:tcPr>
+            <w:tcBorders>
+              <w:bottom w:val="none" w:sz="0" w:space="0" w:color="000000"/>
+              <w:top w:val="none" w:sz="0" w:space="0" w:color="000000"/>
+              <w:left w:val="none" w:sz="0" w:space="0" w:color="000000"/>
+              <w:right w:val="none" w:sz="0" w:space="0" w:color="000000"/>
+            </w:tcBorders>
+            <w:shd w:val="clear" w:color="auto" w:fill="FFFFFF"/>
+            <w:tcMar>
+              <w:top w:w="0" w:type="dxa"/>
+              <w:bottom w:w="0" w:type="dxa"/>
+              <w:left w:w="0" w:type="dxa"/>
+              <w:right w:w="0" w:type="dxa"/>
+            </w:tcMar>
+            <w:vAlign w:val="top"/>
+          </w:tcPr>
+          <w:p>
+            <w:pPr>
+              <w:pStyle w:val="Normal"/>
+              <w:jc w:val="center"/>
+              <w:pBdr>
+                <w:bottom w:val="none" w:sz="0" w:space="0" w:color="000000"/>
+                <w:top w:val="none" w:sz="0" w:space="0" w:color="000000"/>
+                <w:left w:val="none" w:sz="0" w:space="0" w:color="000000"/>
+                <w:right w:val="none" w:sz="0" w:space="0" w:color="000000"/>
+              </w:pBdr>
+              <w:spacing w:after="100" w:before="100" w:line="240"/>
+              <w:ind w:left="100" w:right="100" w:firstLine="0" w:firstLineChars="0"/>
+              <w:rPr>
+                <w:rFonts w:ascii="Helvetica" w:hAnsi="Helvetica" w:eastAsia="Helvetica" w:cs="Helvetica"/>
+                <w:i w:val="false"/>
+                <w:b w:val="false"/>
+                <w:u w:val="none"/>
+                <w:sz w:val="22"/>
+                <w:szCs w:val="22"/>
+                <w:color w:val="000000"/>
+              </w:rPr>
+            </w:pPr>
+            <w:r>
+              <w:rPr>
+                <w:rFonts w:ascii="Helvetica" w:hAnsi="Helvetica" w:eastAsia="Helvetica" w:cs="Helvetica"/>
+                <w:i w:val="false"/>
+                <w:b w:val="false"/>
+                <w:u w:val="none"/>
+                <w:sz w:val="22"/>
+                <w:szCs w:val="22"/>
+                <w:color w:val="000000"/>
+              </w:rPr>
+              <w:t xml:space="preserve">&gt;0.999</w:t>
             </w:r>
           </w:p>
         </w:tc>
@@ -12966,60 +12966,60 @@
                 <w:szCs w:val="22"/>
                 <w:color w:val="000000"/>
               </w:rPr>
-              <w:t xml:space="preserve">5.34</w:t>
-            </w:r>
-          </w:p>
-        </w:tc>
-        <w:tc>
-          <w:tcPr>
-            <w:tcBorders>
-              <w:bottom w:val="none" w:sz="0" w:space="0" w:color="000000"/>
-              <w:top w:val="none" w:sz="0" w:space="0" w:color="000000"/>
-              <w:left w:val="none" w:sz="0" w:space="0" w:color="000000"/>
-              <w:right w:val="none" w:sz="0" w:space="0" w:color="000000"/>
-            </w:tcBorders>
-            <w:shd w:val="clear" w:color="auto" w:fill="FFFFFF"/>
-            <w:tcMar>
-              <w:top w:w="0" w:type="dxa"/>
-              <w:bottom w:w="0" w:type="dxa"/>
-              <w:left w:w="0" w:type="dxa"/>
-              <w:right w:w="0" w:type="dxa"/>
-            </w:tcMar>
-            <w:vAlign w:val="top"/>
-          </w:tcPr>
-          <w:p>
-            <w:pPr>
-              <w:pStyle w:val="Normal"/>
-              <w:jc w:val="center"/>
-              <w:pBdr>
-                <w:bottom w:val="none" w:sz="0" w:space="0" w:color="000000"/>
-                <w:top w:val="none" w:sz="0" w:space="0" w:color="000000"/>
-                <w:left w:val="none" w:sz="0" w:space="0" w:color="000000"/>
-                <w:right w:val="none" w:sz="0" w:space="0" w:color="000000"/>
-              </w:pBdr>
-              <w:spacing w:after="100" w:before="100" w:line="240"/>
-              <w:ind w:left="100" w:right="100" w:firstLine="0" w:firstLineChars="0"/>
-              <w:rPr>
-                <w:rFonts w:ascii="Helvetica" w:hAnsi="Helvetica" w:eastAsia="Helvetica" w:cs="Helvetica"/>
-                <w:i w:val="false"/>
-                <w:b w:val="false"/>
-                <w:u w:val="none"/>
-                <w:sz w:val="22"/>
-                <w:szCs w:val="22"/>
-                <w:color w:val="000000"/>
-              </w:rPr>
-            </w:pPr>
-            <w:r>
-              <w:rPr>
-                <w:rFonts w:ascii="Helvetica" w:hAnsi="Helvetica" w:eastAsia="Helvetica" w:cs="Helvetica"/>
-                <w:i w:val="false"/>
-                <w:b w:val="false"/>
-                <w:u w:val="none"/>
-                <w:sz w:val="22"/>
-                <w:szCs w:val="22"/>
-                <w:color w:val="000000"/>
-              </w:rPr>
-              <w:t xml:space="preserve">3.04, 9.39</w:t>
+              <w:t xml:space="preserve">5.28</w:t>
+            </w:r>
+          </w:p>
+        </w:tc>
+        <w:tc>
+          <w:tcPr>
+            <w:tcBorders>
+              <w:bottom w:val="none" w:sz="0" w:space="0" w:color="000000"/>
+              <w:top w:val="none" w:sz="0" w:space="0" w:color="000000"/>
+              <w:left w:val="none" w:sz="0" w:space="0" w:color="000000"/>
+              <w:right w:val="none" w:sz="0" w:space="0" w:color="000000"/>
+            </w:tcBorders>
+            <w:shd w:val="clear" w:color="auto" w:fill="FFFFFF"/>
+            <w:tcMar>
+              <w:top w:w="0" w:type="dxa"/>
+              <w:bottom w:w="0" w:type="dxa"/>
+              <w:left w:w="0" w:type="dxa"/>
+              <w:right w:w="0" w:type="dxa"/>
+            </w:tcMar>
+            <w:vAlign w:val="top"/>
+          </w:tcPr>
+          <w:p>
+            <w:pPr>
+              <w:pStyle w:val="Normal"/>
+              <w:jc w:val="center"/>
+              <w:pBdr>
+                <w:bottom w:val="none" w:sz="0" w:space="0" w:color="000000"/>
+                <w:top w:val="none" w:sz="0" w:space="0" w:color="000000"/>
+                <w:left w:val="none" w:sz="0" w:space="0" w:color="000000"/>
+                <w:right w:val="none" w:sz="0" w:space="0" w:color="000000"/>
+              </w:pBdr>
+              <w:spacing w:after="100" w:before="100" w:line="240"/>
+              <w:ind w:left="100" w:right="100" w:firstLine="0" w:firstLineChars="0"/>
+              <w:rPr>
+                <w:rFonts w:ascii="Helvetica" w:hAnsi="Helvetica" w:eastAsia="Helvetica" w:cs="Helvetica"/>
+                <w:i w:val="false"/>
+                <w:b w:val="false"/>
+                <w:u w:val="none"/>
+                <w:sz w:val="22"/>
+                <w:szCs w:val="22"/>
+                <w:color w:val="000000"/>
+              </w:rPr>
+            </w:pPr>
+            <w:r>
+              <w:rPr>
+                <w:rFonts w:ascii="Helvetica" w:hAnsi="Helvetica" w:eastAsia="Helvetica" w:cs="Helvetica"/>
+                <w:i w:val="false"/>
+                <w:b w:val="false"/>
+                <w:u w:val="none"/>
+                <w:sz w:val="22"/>
+                <w:szCs w:val="22"/>
+                <w:color w:val="000000"/>
+              </w:rPr>
+              <w:t xml:space="preserve">3.01, 9.29</w:t>
             </w:r>
           </w:p>
         </w:tc>
@@ -13178,60 +13178,60 @@
                 <w:szCs w:val="22"/>
                 <w:color w:val="000000"/>
               </w:rPr>
-              <w:t xml:space="preserve">10.0</w:t>
-            </w:r>
-          </w:p>
-        </w:tc>
-        <w:tc>
-          <w:tcPr>
-            <w:tcBorders>
-              <w:bottom w:val="none" w:sz="0" w:space="0" w:color="000000"/>
-              <w:top w:val="none" w:sz="0" w:space="0" w:color="000000"/>
-              <w:left w:val="none" w:sz="0" w:space="0" w:color="000000"/>
-              <w:right w:val="none" w:sz="0" w:space="0" w:color="000000"/>
-            </w:tcBorders>
-            <w:shd w:val="clear" w:color="auto" w:fill="FFFFFF"/>
-            <w:tcMar>
-              <w:top w:w="0" w:type="dxa"/>
-              <w:bottom w:w="0" w:type="dxa"/>
-              <w:left w:w="0" w:type="dxa"/>
-              <w:right w:w="0" w:type="dxa"/>
-            </w:tcMar>
-            <w:vAlign w:val="top"/>
-          </w:tcPr>
-          <w:p>
-            <w:pPr>
-              <w:pStyle w:val="Normal"/>
-              <w:jc w:val="center"/>
-              <w:pBdr>
-                <w:bottom w:val="none" w:sz="0" w:space="0" w:color="000000"/>
-                <w:top w:val="none" w:sz="0" w:space="0" w:color="000000"/>
-                <w:left w:val="none" w:sz="0" w:space="0" w:color="000000"/>
-                <w:right w:val="none" w:sz="0" w:space="0" w:color="000000"/>
-              </w:pBdr>
-              <w:spacing w:after="100" w:before="100" w:line="240"/>
-              <w:ind w:left="100" w:right="100" w:firstLine="0" w:firstLineChars="0"/>
-              <w:rPr>
-                <w:rFonts w:ascii="Helvetica" w:hAnsi="Helvetica" w:eastAsia="Helvetica" w:cs="Helvetica"/>
-                <w:i w:val="false"/>
-                <w:b w:val="false"/>
-                <w:u w:val="none"/>
-                <w:sz w:val="22"/>
-                <w:szCs w:val="22"/>
-                <w:color w:val="000000"/>
-              </w:rPr>
-            </w:pPr>
-            <w:r>
-              <w:rPr>
-                <w:rFonts w:ascii="Helvetica" w:hAnsi="Helvetica" w:eastAsia="Helvetica" w:cs="Helvetica"/>
-                <w:i w:val="false"/>
-                <w:b w:val="false"/>
-                <w:u w:val="none"/>
-                <w:sz w:val="22"/>
-                <w:szCs w:val="22"/>
-                <w:color w:val="000000"/>
-              </w:rPr>
-              <w:t xml:space="preserve">2.92, 34.5</w:t>
+              <w:t xml:space="preserve">8.84</w:t>
+            </w:r>
+          </w:p>
+        </w:tc>
+        <w:tc>
+          <w:tcPr>
+            <w:tcBorders>
+              <w:bottom w:val="none" w:sz="0" w:space="0" w:color="000000"/>
+              <w:top w:val="none" w:sz="0" w:space="0" w:color="000000"/>
+              <w:left w:val="none" w:sz="0" w:space="0" w:color="000000"/>
+              <w:right w:val="none" w:sz="0" w:space="0" w:color="000000"/>
+            </w:tcBorders>
+            <w:shd w:val="clear" w:color="auto" w:fill="FFFFFF"/>
+            <w:tcMar>
+              <w:top w:w="0" w:type="dxa"/>
+              <w:bottom w:w="0" w:type="dxa"/>
+              <w:left w:w="0" w:type="dxa"/>
+              <w:right w:w="0" w:type="dxa"/>
+            </w:tcMar>
+            <w:vAlign w:val="top"/>
+          </w:tcPr>
+          <w:p>
+            <w:pPr>
+              <w:pStyle w:val="Normal"/>
+              <w:jc w:val="center"/>
+              <w:pBdr>
+                <w:bottom w:val="none" w:sz="0" w:space="0" w:color="000000"/>
+                <w:top w:val="none" w:sz="0" w:space="0" w:color="000000"/>
+                <w:left w:val="none" w:sz="0" w:space="0" w:color="000000"/>
+                <w:right w:val="none" w:sz="0" w:space="0" w:color="000000"/>
+              </w:pBdr>
+              <w:spacing w:after="100" w:before="100" w:line="240"/>
+              <w:ind w:left="100" w:right="100" w:firstLine="0" w:firstLineChars="0"/>
+              <w:rPr>
+                <w:rFonts w:ascii="Helvetica" w:hAnsi="Helvetica" w:eastAsia="Helvetica" w:cs="Helvetica"/>
+                <w:i w:val="false"/>
+                <w:b w:val="false"/>
+                <w:u w:val="none"/>
+                <w:sz w:val="22"/>
+                <w:szCs w:val="22"/>
+                <w:color w:val="000000"/>
+              </w:rPr>
+            </w:pPr>
+            <w:r>
+              <w:rPr>
+                <w:rFonts w:ascii="Helvetica" w:hAnsi="Helvetica" w:eastAsia="Helvetica" w:cs="Helvetica"/>
+                <w:i w:val="false"/>
+                <w:b w:val="false"/>
+                <w:u w:val="none"/>
+                <w:sz w:val="22"/>
+                <w:szCs w:val="22"/>
+                <w:color w:val="000000"/>
+              </w:rPr>
+              <w:t xml:space="preserve">2.57, 30.4</w:t>
             </w:r>
           </w:p>
         </w:tc>
@@ -13449,113 +13449,113 @@
                 <w:szCs w:val="22"/>
                 <w:color w:val="000000"/>
               </w:rPr>
-              <w:t xml:space="preserve">1.31</w:t>
-            </w:r>
-          </w:p>
-        </w:tc>
-        <w:tc>
-          <w:tcPr>
-            <w:tcBorders>
-              <w:bottom w:val="none" w:sz="0" w:space="0" w:color="000000"/>
-              <w:top w:val="none" w:sz="0" w:space="0" w:color="000000"/>
-              <w:left w:val="none" w:sz="0" w:space="0" w:color="000000"/>
-              <w:right w:val="none" w:sz="0" w:space="0" w:color="000000"/>
-            </w:tcBorders>
-            <w:shd w:val="clear" w:color="auto" w:fill="FFFFFF"/>
-            <w:tcMar>
-              <w:top w:w="0" w:type="dxa"/>
-              <w:bottom w:w="0" w:type="dxa"/>
-              <w:left w:w="0" w:type="dxa"/>
-              <w:right w:w="0" w:type="dxa"/>
-            </w:tcMar>
-            <w:vAlign w:val="top"/>
-          </w:tcPr>
-          <w:p>
-            <w:pPr>
-              <w:pStyle w:val="Normal"/>
-              <w:jc w:val="center"/>
-              <w:pBdr>
-                <w:bottom w:val="none" w:sz="0" w:space="0" w:color="000000"/>
-                <w:top w:val="none" w:sz="0" w:space="0" w:color="000000"/>
-                <w:left w:val="none" w:sz="0" w:space="0" w:color="000000"/>
-                <w:right w:val="none" w:sz="0" w:space="0" w:color="000000"/>
-              </w:pBdr>
-              <w:spacing w:after="100" w:before="100" w:line="240"/>
-              <w:ind w:left="100" w:right="100" w:firstLine="0" w:firstLineChars="0"/>
-              <w:rPr>
-                <w:rFonts w:ascii="Helvetica" w:hAnsi="Helvetica" w:eastAsia="Helvetica" w:cs="Helvetica"/>
-                <w:i w:val="false"/>
-                <w:b w:val="false"/>
-                <w:u w:val="none"/>
-                <w:sz w:val="22"/>
-                <w:szCs w:val="22"/>
-                <w:color w:val="000000"/>
-              </w:rPr>
-            </w:pPr>
-            <w:r>
-              <w:rPr>
-                <w:rFonts w:ascii="Helvetica" w:hAnsi="Helvetica" w:eastAsia="Helvetica" w:cs="Helvetica"/>
-                <w:i w:val="false"/>
-                <w:b w:val="false"/>
-                <w:u w:val="none"/>
-                <w:sz w:val="22"/>
-                <w:szCs w:val="22"/>
-                <w:color w:val="000000"/>
-              </w:rPr>
-              <w:t xml:space="preserve">0.60, 2.86</w:t>
-            </w:r>
-          </w:p>
-        </w:tc>
-        <w:tc>
-          <w:tcPr>
-            <w:tcBorders>
-              <w:bottom w:val="none" w:sz="0" w:space="0" w:color="000000"/>
-              <w:top w:val="none" w:sz="0" w:space="0" w:color="000000"/>
-              <w:left w:val="none" w:sz="0" w:space="0" w:color="000000"/>
-              <w:right w:val="none" w:sz="0" w:space="0" w:color="000000"/>
-            </w:tcBorders>
-            <w:shd w:val="clear" w:color="auto" w:fill="FFFFFF"/>
-            <w:tcMar>
-              <w:top w:w="0" w:type="dxa"/>
-              <w:bottom w:w="0" w:type="dxa"/>
-              <w:left w:w="0" w:type="dxa"/>
-              <w:right w:w="0" w:type="dxa"/>
-            </w:tcMar>
-            <w:vAlign w:val="top"/>
-          </w:tcPr>
-          <w:p>
-            <w:pPr>
-              <w:pStyle w:val="Normal"/>
-              <w:jc w:val="center"/>
-              <w:pBdr>
-                <w:bottom w:val="none" w:sz="0" w:space="0" w:color="000000"/>
-                <w:top w:val="none" w:sz="0" w:space="0" w:color="000000"/>
-                <w:left w:val="none" w:sz="0" w:space="0" w:color="000000"/>
-                <w:right w:val="none" w:sz="0" w:space="0" w:color="000000"/>
-              </w:pBdr>
-              <w:spacing w:after="100" w:before="100" w:line="240"/>
-              <w:ind w:left="100" w:right="100" w:firstLine="0" w:firstLineChars="0"/>
-              <w:rPr>
-                <w:rFonts w:ascii="Helvetica" w:hAnsi="Helvetica" w:eastAsia="Helvetica" w:cs="Helvetica"/>
-                <w:i w:val="false"/>
-                <w:b w:val="false"/>
-                <w:u w:val="none"/>
-                <w:sz w:val="22"/>
-                <w:szCs w:val="22"/>
-                <w:color w:val="000000"/>
-              </w:rPr>
-            </w:pPr>
-            <w:r>
-              <w:rPr>
-                <w:rFonts w:ascii="Helvetica" w:hAnsi="Helvetica" w:eastAsia="Helvetica" w:cs="Helvetica"/>
-                <w:i w:val="false"/>
-                <w:b w:val="false"/>
-                <w:u w:val="none"/>
-                <w:sz w:val="22"/>
-                <w:szCs w:val="22"/>
-                <w:color w:val="000000"/>
-              </w:rPr>
-              <w:t xml:space="preserve">0.500</w:t>
+              <w:t xml:space="preserve">1.48</w:t>
+            </w:r>
+          </w:p>
+        </w:tc>
+        <w:tc>
+          <w:tcPr>
+            <w:tcBorders>
+              <w:bottom w:val="none" w:sz="0" w:space="0" w:color="000000"/>
+              <w:top w:val="none" w:sz="0" w:space="0" w:color="000000"/>
+              <w:left w:val="none" w:sz="0" w:space="0" w:color="000000"/>
+              <w:right w:val="none" w:sz="0" w:space="0" w:color="000000"/>
+            </w:tcBorders>
+            <w:shd w:val="clear" w:color="auto" w:fill="FFFFFF"/>
+            <w:tcMar>
+              <w:top w:w="0" w:type="dxa"/>
+              <w:bottom w:w="0" w:type="dxa"/>
+              <w:left w:w="0" w:type="dxa"/>
+              <w:right w:w="0" w:type="dxa"/>
+            </w:tcMar>
+            <w:vAlign w:val="top"/>
+          </w:tcPr>
+          <w:p>
+            <w:pPr>
+              <w:pStyle w:val="Normal"/>
+              <w:jc w:val="center"/>
+              <w:pBdr>
+                <w:bottom w:val="none" w:sz="0" w:space="0" w:color="000000"/>
+                <w:top w:val="none" w:sz="0" w:space="0" w:color="000000"/>
+                <w:left w:val="none" w:sz="0" w:space="0" w:color="000000"/>
+                <w:right w:val="none" w:sz="0" w:space="0" w:color="000000"/>
+              </w:pBdr>
+              <w:spacing w:after="100" w:before="100" w:line="240"/>
+              <w:ind w:left="100" w:right="100" w:firstLine="0" w:firstLineChars="0"/>
+              <w:rPr>
+                <w:rFonts w:ascii="Helvetica" w:hAnsi="Helvetica" w:eastAsia="Helvetica" w:cs="Helvetica"/>
+                <w:i w:val="false"/>
+                <w:b w:val="false"/>
+                <w:u w:val="none"/>
+                <w:sz w:val="22"/>
+                <w:szCs w:val="22"/>
+                <w:color w:val="000000"/>
+              </w:rPr>
+            </w:pPr>
+            <w:r>
+              <w:rPr>
+                <w:rFonts w:ascii="Helvetica" w:hAnsi="Helvetica" w:eastAsia="Helvetica" w:cs="Helvetica"/>
+                <w:i w:val="false"/>
+                <w:b w:val="false"/>
+                <w:u w:val="none"/>
+                <w:sz w:val="22"/>
+                <w:szCs w:val="22"/>
+                <w:color w:val="000000"/>
+              </w:rPr>
+              <w:t xml:space="preserve">0.72, 3.08</w:t>
+            </w:r>
+          </w:p>
+        </w:tc>
+        <w:tc>
+          <w:tcPr>
+            <w:tcBorders>
+              <w:bottom w:val="none" w:sz="0" w:space="0" w:color="000000"/>
+              <w:top w:val="none" w:sz="0" w:space="0" w:color="000000"/>
+              <w:left w:val="none" w:sz="0" w:space="0" w:color="000000"/>
+              <w:right w:val="none" w:sz="0" w:space="0" w:color="000000"/>
+            </w:tcBorders>
+            <w:shd w:val="clear" w:color="auto" w:fill="FFFFFF"/>
+            <w:tcMar>
+              <w:top w:w="0" w:type="dxa"/>
+              <w:bottom w:w="0" w:type="dxa"/>
+              <w:left w:w="0" w:type="dxa"/>
+              <w:right w:w="0" w:type="dxa"/>
+            </w:tcMar>
+            <w:vAlign w:val="top"/>
+          </w:tcPr>
+          <w:p>
+            <w:pPr>
+              <w:pStyle w:val="Normal"/>
+              <w:jc w:val="center"/>
+              <w:pBdr>
+                <w:bottom w:val="none" w:sz="0" w:space="0" w:color="000000"/>
+                <w:top w:val="none" w:sz="0" w:space="0" w:color="000000"/>
+                <w:left w:val="none" w:sz="0" w:space="0" w:color="000000"/>
+                <w:right w:val="none" w:sz="0" w:space="0" w:color="000000"/>
+              </w:pBdr>
+              <w:spacing w:after="100" w:before="100" w:line="240"/>
+              <w:ind w:left="100" w:right="100" w:firstLine="0" w:firstLineChars="0"/>
+              <w:rPr>
+                <w:rFonts w:ascii="Helvetica" w:hAnsi="Helvetica" w:eastAsia="Helvetica" w:cs="Helvetica"/>
+                <w:i w:val="false"/>
+                <w:b w:val="false"/>
+                <w:u w:val="none"/>
+                <w:sz w:val="22"/>
+                <w:szCs w:val="22"/>
+                <w:color w:val="000000"/>
+              </w:rPr>
+            </w:pPr>
+            <w:r>
+              <w:rPr>
+                <w:rFonts w:ascii="Helvetica" w:hAnsi="Helvetica" w:eastAsia="Helvetica" w:cs="Helvetica"/>
+                <w:i w:val="false"/>
+                <w:b w:val="false"/>
+                <w:u w:val="none"/>
+                <w:sz w:val="22"/>
+                <w:szCs w:val="22"/>
+                <w:color w:val="000000"/>
+              </w:rPr>
+              <w:t xml:space="preserve">0.290</w:t>
             </w:r>
           </w:p>
         </w:tc>
@@ -13661,113 +13661,113 @@
                 <w:szCs w:val="22"/>
                 <w:color w:val="000000"/>
               </w:rPr>
-              <w:t xml:space="preserve">0.28</w:t>
-            </w:r>
-          </w:p>
-        </w:tc>
-        <w:tc>
-          <w:tcPr>
-            <w:tcBorders>
-              <w:bottom w:val="none" w:sz="0" w:space="0" w:color="000000"/>
-              <w:top w:val="none" w:sz="0" w:space="0" w:color="000000"/>
-              <w:left w:val="none" w:sz="0" w:space="0" w:color="000000"/>
-              <w:right w:val="none" w:sz="0" w:space="0" w:color="000000"/>
-            </w:tcBorders>
-            <w:shd w:val="clear" w:color="auto" w:fill="FFFFFF"/>
-            <w:tcMar>
-              <w:top w:w="0" w:type="dxa"/>
-              <w:bottom w:w="0" w:type="dxa"/>
-              <w:left w:w="0" w:type="dxa"/>
-              <w:right w:w="0" w:type="dxa"/>
-            </w:tcMar>
-            <w:vAlign w:val="top"/>
-          </w:tcPr>
-          <w:p>
-            <w:pPr>
-              <w:pStyle w:val="Normal"/>
-              <w:jc w:val="center"/>
-              <w:pBdr>
-                <w:bottom w:val="none" w:sz="0" w:space="0" w:color="000000"/>
-                <w:top w:val="none" w:sz="0" w:space="0" w:color="000000"/>
-                <w:left w:val="none" w:sz="0" w:space="0" w:color="000000"/>
-                <w:right w:val="none" w:sz="0" w:space="0" w:color="000000"/>
-              </w:pBdr>
-              <w:spacing w:after="100" w:before="100" w:line="240"/>
-              <w:ind w:left="100" w:right="100" w:firstLine="0" w:firstLineChars="0"/>
-              <w:rPr>
-                <w:rFonts w:ascii="Helvetica" w:hAnsi="Helvetica" w:eastAsia="Helvetica" w:cs="Helvetica"/>
-                <w:i w:val="false"/>
-                <w:b w:val="false"/>
-                <w:u w:val="none"/>
-                <w:sz w:val="22"/>
-                <w:szCs w:val="22"/>
-                <w:color w:val="000000"/>
-              </w:rPr>
-            </w:pPr>
-            <w:r>
-              <w:rPr>
-                <w:rFonts w:ascii="Helvetica" w:hAnsi="Helvetica" w:eastAsia="Helvetica" w:cs="Helvetica"/>
-                <w:i w:val="false"/>
-                <w:b w:val="false"/>
-                <w:u w:val="none"/>
-                <w:sz w:val="22"/>
-                <w:szCs w:val="22"/>
-                <w:color w:val="000000"/>
-              </w:rPr>
-              <w:t xml:space="preserve">0.07, 1.11</w:t>
-            </w:r>
-          </w:p>
-        </w:tc>
-        <w:tc>
-          <w:tcPr>
-            <w:tcBorders>
-              <w:bottom w:val="none" w:sz="0" w:space="0" w:color="000000"/>
-              <w:top w:val="none" w:sz="0" w:space="0" w:color="000000"/>
-              <w:left w:val="none" w:sz="0" w:space="0" w:color="000000"/>
-              <w:right w:val="none" w:sz="0" w:space="0" w:color="000000"/>
-            </w:tcBorders>
-            <w:shd w:val="clear" w:color="auto" w:fill="FFFFFF"/>
-            <w:tcMar>
-              <w:top w:w="0" w:type="dxa"/>
-              <w:bottom w:w="0" w:type="dxa"/>
-              <w:left w:w="0" w:type="dxa"/>
-              <w:right w:w="0" w:type="dxa"/>
-            </w:tcMar>
-            <w:vAlign w:val="top"/>
-          </w:tcPr>
-          <w:p>
-            <w:pPr>
-              <w:pStyle w:val="Normal"/>
-              <w:jc w:val="center"/>
-              <w:pBdr>
-                <w:bottom w:val="none" w:sz="0" w:space="0" w:color="000000"/>
-                <w:top w:val="none" w:sz="0" w:space="0" w:color="000000"/>
-                <w:left w:val="none" w:sz="0" w:space="0" w:color="000000"/>
-                <w:right w:val="none" w:sz="0" w:space="0" w:color="000000"/>
-              </w:pBdr>
-              <w:spacing w:after="100" w:before="100" w:line="240"/>
-              <w:ind w:left="100" w:right="100" w:firstLine="0" w:firstLineChars="0"/>
-              <w:rPr>
-                <w:rFonts w:ascii="Helvetica" w:hAnsi="Helvetica" w:eastAsia="Helvetica" w:cs="Helvetica"/>
-                <w:i w:val="false"/>
-                <w:b w:val="false"/>
-                <w:u w:val="none"/>
-                <w:sz w:val="22"/>
-                <w:szCs w:val="22"/>
-                <w:color w:val="000000"/>
-              </w:rPr>
-            </w:pPr>
-            <w:r>
-              <w:rPr>
-                <w:rFonts w:ascii="Helvetica" w:hAnsi="Helvetica" w:eastAsia="Helvetica" w:cs="Helvetica"/>
-                <w:i w:val="false"/>
-                <w:b w:val="false"/>
-                <w:u w:val="none"/>
-                <w:sz w:val="22"/>
-                <w:szCs w:val="22"/>
-                <w:color w:val="000000"/>
-              </w:rPr>
-              <w:t xml:space="preserve">0.071</w:t>
+              <w:t xml:space="preserve">0.36</w:t>
+            </w:r>
+          </w:p>
+        </w:tc>
+        <w:tc>
+          <w:tcPr>
+            <w:tcBorders>
+              <w:bottom w:val="none" w:sz="0" w:space="0" w:color="000000"/>
+              <w:top w:val="none" w:sz="0" w:space="0" w:color="000000"/>
+              <w:left w:val="none" w:sz="0" w:space="0" w:color="000000"/>
+              <w:right w:val="none" w:sz="0" w:space="0" w:color="000000"/>
+            </w:tcBorders>
+            <w:shd w:val="clear" w:color="auto" w:fill="FFFFFF"/>
+            <w:tcMar>
+              <w:top w:w="0" w:type="dxa"/>
+              <w:bottom w:w="0" w:type="dxa"/>
+              <w:left w:w="0" w:type="dxa"/>
+              <w:right w:w="0" w:type="dxa"/>
+            </w:tcMar>
+            <w:vAlign w:val="top"/>
+          </w:tcPr>
+          <w:p>
+            <w:pPr>
+              <w:pStyle w:val="Normal"/>
+              <w:jc w:val="center"/>
+              <w:pBdr>
+                <w:bottom w:val="none" w:sz="0" w:space="0" w:color="000000"/>
+                <w:top w:val="none" w:sz="0" w:space="0" w:color="000000"/>
+                <w:left w:val="none" w:sz="0" w:space="0" w:color="000000"/>
+                <w:right w:val="none" w:sz="0" w:space="0" w:color="000000"/>
+              </w:pBdr>
+              <w:spacing w:after="100" w:before="100" w:line="240"/>
+              <w:ind w:left="100" w:right="100" w:firstLine="0" w:firstLineChars="0"/>
+              <w:rPr>
+                <w:rFonts w:ascii="Helvetica" w:hAnsi="Helvetica" w:eastAsia="Helvetica" w:cs="Helvetica"/>
+                <w:i w:val="false"/>
+                <w:b w:val="false"/>
+                <w:u w:val="none"/>
+                <w:sz w:val="22"/>
+                <w:szCs w:val="22"/>
+                <w:color w:val="000000"/>
+              </w:rPr>
+            </w:pPr>
+            <w:r>
+              <w:rPr>
+                <w:rFonts w:ascii="Helvetica" w:hAnsi="Helvetica" w:eastAsia="Helvetica" w:cs="Helvetica"/>
+                <w:i w:val="false"/>
+                <w:b w:val="false"/>
+                <w:u w:val="none"/>
+                <w:sz w:val="22"/>
+                <w:szCs w:val="22"/>
+                <w:color w:val="000000"/>
+              </w:rPr>
+              <w:t xml:space="preserve">0.10, 1.32</w:t>
+            </w:r>
+          </w:p>
+        </w:tc>
+        <w:tc>
+          <w:tcPr>
+            <w:tcBorders>
+              <w:bottom w:val="none" w:sz="0" w:space="0" w:color="000000"/>
+              <w:top w:val="none" w:sz="0" w:space="0" w:color="000000"/>
+              <w:left w:val="none" w:sz="0" w:space="0" w:color="000000"/>
+              <w:right w:val="none" w:sz="0" w:space="0" w:color="000000"/>
+            </w:tcBorders>
+            <w:shd w:val="clear" w:color="auto" w:fill="FFFFFF"/>
+            <w:tcMar>
+              <w:top w:w="0" w:type="dxa"/>
+              <w:bottom w:w="0" w:type="dxa"/>
+              <w:left w:w="0" w:type="dxa"/>
+              <w:right w:w="0" w:type="dxa"/>
+            </w:tcMar>
+            <w:vAlign w:val="top"/>
+          </w:tcPr>
+          <w:p>
+            <w:pPr>
+              <w:pStyle w:val="Normal"/>
+              <w:jc w:val="center"/>
+              <w:pBdr>
+                <w:bottom w:val="none" w:sz="0" w:space="0" w:color="000000"/>
+                <w:top w:val="none" w:sz="0" w:space="0" w:color="000000"/>
+                <w:left w:val="none" w:sz="0" w:space="0" w:color="000000"/>
+                <w:right w:val="none" w:sz="0" w:space="0" w:color="000000"/>
+              </w:pBdr>
+              <w:spacing w:after="100" w:before="100" w:line="240"/>
+              <w:ind w:left="100" w:right="100" w:firstLine="0" w:firstLineChars="0"/>
+              <w:rPr>
+                <w:rFonts w:ascii="Helvetica" w:hAnsi="Helvetica" w:eastAsia="Helvetica" w:cs="Helvetica"/>
+                <w:i w:val="false"/>
+                <w:b w:val="false"/>
+                <w:u w:val="none"/>
+                <w:sz w:val="22"/>
+                <w:szCs w:val="22"/>
+                <w:color w:val="000000"/>
+              </w:rPr>
+            </w:pPr>
+            <w:r>
+              <w:rPr>
+                <w:rFonts w:ascii="Helvetica" w:hAnsi="Helvetica" w:eastAsia="Helvetica" w:cs="Helvetica"/>
+                <w:i w:val="false"/>
+                <w:b w:val="false"/>
+                <w:u w:val="none"/>
+                <w:sz w:val="22"/>
+                <w:szCs w:val="22"/>
+                <w:color w:val="000000"/>
+              </w:rPr>
+              <w:t xml:space="preserve">0.120</w:t>
             </w:r>
           </w:p>
         </w:tc>
@@ -13932,113 +13932,113 @@
                 <w:szCs w:val="22"/>
                 <w:color w:val="000000"/>
               </w:rPr>
-              <w:t xml:space="preserve">0.99</w:t>
-            </w:r>
-          </w:p>
-        </w:tc>
-        <w:tc>
-          <w:tcPr>
-            <w:tcBorders>
-              <w:bottom w:val="none" w:sz="0" w:space="0" w:color="000000"/>
-              <w:top w:val="none" w:sz="0" w:space="0" w:color="000000"/>
-              <w:left w:val="none" w:sz="0" w:space="0" w:color="000000"/>
-              <w:right w:val="none" w:sz="0" w:space="0" w:color="000000"/>
-            </w:tcBorders>
-            <w:shd w:val="clear" w:color="auto" w:fill="FFFFFF"/>
-            <w:tcMar>
-              <w:top w:w="0" w:type="dxa"/>
-              <w:bottom w:w="0" w:type="dxa"/>
-              <w:left w:w="0" w:type="dxa"/>
-              <w:right w:w="0" w:type="dxa"/>
-            </w:tcMar>
-            <w:vAlign w:val="top"/>
-          </w:tcPr>
-          <w:p>
-            <w:pPr>
-              <w:pStyle w:val="Normal"/>
-              <w:jc w:val="center"/>
-              <w:pBdr>
-                <w:bottom w:val="none" w:sz="0" w:space="0" w:color="000000"/>
-                <w:top w:val="none" w:sz="0" w:space="0" w:color="000000"/>
-                <w:left w:val="none" w:sz="0" w:space="0" w:color="000000"/>
-                <w:right w:val="none" w:sz="0" w:space="0" w:color="000000"/>
-              </w:pBdr>
-              <w:spacing w:after="100" w:before="100" w:line="240"/>
-              <w:ind w:left="100" w:right="100" w:firstLine="0" w:firstLineChars="0"/>
-              <w:rPr>
-                <w:rFonts w:ascii="Helvetica" w:hAnsi="Helvetica" w:eastAsia="Helvetica" w:cs="Helvetica"/>
-                <w:i w:val="false"/>
-                <w:b w:val="false"/>
-                <w:u w:val="none"/>
-                <w:sz w:val="22"/>
-                <w:szCs w:val="22"/>
-                <w:color w:val="000000"/>
-              </w:rPr>
-            </w:pPr>
-            <w:r>
-              <w:rPr>
-                <w:rFonts w:ascii="Helvetica" w:hAnsi="Helvetica" w:eastAsia="Helvetica" w:cs="Helvetica"/>
-                <w:i w:val="false"/>
-                <w:b w:val="false"/>
-                <w:u w:val="none"/>
-                <w:sz w:val="22"/>
-                <w:szCs w:val="22"/>
-                <w:color w:val="000000"/>
-              </w:rPr>
-              <w:t xml:space="preserve">0.96, 1.03</w:t>
-            </w:r>
-          </w:p>
-        </w:tc>
-        <w:tc>
-          <w:tcPr>
-            <w:tcBorders>
-              <w:bottom w:val="none" w:sz="0" w:space="0" w:color="000000"/>
-              <w:top w:val="none" w:sz="0" w:space="0" w:color="000000"/>
-              <w:left w:val="none" w:sz="0" w:space="0" w:color="000000"/>
-              <w:right w:val="none" w:sz="0" w:space="0" w:color="000000"/>
-            </w:tcBorders>
-            <w:shd w:val="clear" w:color="auto" w:fill="FFFFFF"/>
-            <w:tcMar>
-              <w:top w:w="0" w:type="dxa"/>
-              <w:bottom w:w="0" w:type="dxa"/>
-              <w:left w:w="0" w:type="dxa"/>
-              <w:right w:w="0" w:type="dxa"/>
-            </w:tcMar>
-            <w:vAlign w:val="top"/>
-          </w:tcPr>
-          <w:p>
-            <w:pPr>
-              <w:pStyle w:val="Normal"/>
-              <w:jc w:val="center"/>
-              <w:pBdr>
-                <w:bottom w:val="none" w:sz="0" w:space="0" w:color="000000"/>
-                <w:top w:val="none" w:sz="0" w:space="0" w:color="000000"/>
-                <w:left w:val="none" w:sz="0" w:space="0" w:color="000000"/>
-                <w:right w:val="none" w:sz="0" w:space="0" w:color="000000"/>
-              </w:pBdr>
-              <w:spacing w:after="100" w:before="100" w:line="240"/>
-              <w:ind w:left="100" w:right="100" w:firstLine="0" w:firstLineChars="0"/>
-              <w:rPr>
-                <w:rFonts w:ascii="Helvetica" w:hAnsi="Helvetica" w:eastAsia="Helvetica" w:cs="Helvetica"/>
-                <w:i w:val="false"/>
-                <w:b w:val="false"/>
-                <w:u w:val="none"/>
-                <w:sz w:val="22"/>
-                <w:szCs w:val="22"/>
-                <w:color w:val="000000"/>
-              </w:rPr>
-            </w:pPr>
-            <w:r>
-              <w:rPr>
-                <w:rFonts w:ascii="Helvetica" w:hAnsi="Helvetica" w:eastAsia="Helvetica" w:cs="Helvetica"/>
-                <w:i w:val="false"/>
-                <w:b w:val="false"/>
-                <w:u w:val="none"/>
-                <w:sz w:val="22"/>
-                <w:szCs w:val="22"/>
-                <w:color w:val="000000"/>
-              </w:rPr>
-              <w:t xml:space="preserve">0.740</w:t>
+              <w:t xml:space="preserve">1.00</w:t>
+            </w:r>
+          </w:p>
+        </w:tc>
+        <w:tc>
+          <w:tcPr>
+            <w:tcBorders>
+              <w:bottom w:val="none" w:sz="0" w:space="0" w:color="000000"/>
+              <w:top w:val="none" w:sz="0" w:space="0" w:color="000000"/>
+              <w:left w:val="none" w:sz="0" w:space="0" w:color="000000"/>
+              <w:right w:val="none" w:sz="0" w:space="0" w:color="000000"/>
+            </w:tcBorders>
+            <w:shd w:val="clear" w:color="auto" w:fill="FFFFFF"/>
+            <w:tcMar>
+              <w:top w:w="0" w:type="dxa"/>
+              <w:bottom w:w="0" w:type="dxa"/>
+              <w:left w:w="0" w:type="dxa"/>
+              <w:right w:w="0" w:type="dxa"/>
+            </w:tcMar>
+            <w:vAlign w:val="top"/>
+          </w:tcPr>
+          <w:p>
+            <w:pPr>
+              <w:pStyle w:val="Normal"/>
+              <w:jc w:val="center"/>
+              <w:pBdr>
+                <w:bottom w:val="none" w:sz="0" w:space="0" w:color="000000"/>
+                <w:top w:val="none" w:sz="0" w:space="0" w:color="000000"/>
+                <w:left w:val="none" w:sz="0" w:space="0" w:color="000000"/>
+                <w:right w:val="none" w:sz="0" w:space="0" w:color="000000"/>
+              </w:pBdr>
+              <w:spacing w:after="100" w:before="100" w:line="240"/>
+              <w:ind w:left="100" w:right="100" w:firstLine="0" w:firstLineChars="0"/>
+              <w:rPr>
+                <w:rFonts w:ascii="Helvetica" w:hAnsi="Helvetica" w:eastAsia="Helvetica" w:cs="Helvetica"/>
+                <w:i w:val="false"/>
+                <w:b w:val="false"/>
+                <w:u w:val="none"/>
+                <w:sz w:val="22"/>
+                <w:szCs w:val="22"/>
+                <w:color w:val="000000"/>
+              </w:rPr>
+            </w:pPr>
+            <w:r>
+              <w:rPr>
+                <w:rFonts w:ascii="Helvetica" w:hAnsi="Helvetica" w:eastAsia="Helvetica" w:cs="Helvetica"/>
+                <w:i w:val="false"/>
+                <w:b w:val="false"/>
+                <w:u w:val="none"/>
+                <w:sz w:val="22"/>
+                <w:szCs w:val="22"/>
+                <w:color w:val="000000"/>
+              </w:rPr>
+              <w:t xml:space="preserve">0.97, 1.04</w:t>
+            </w:r>
+          </w:p>
+        </w:tc>
+        <w:tc>
+          <w:tcPr>
+            <w:tcBorders>
+              <w:bottom w:val="none" w:sz="0" w:space="0" w:color="000000"/>
+              <w:top w:val="none" w:sz="0" w:space="0" w:color="000000"/>
+              <w:left w:val="none" w:sz="0" w:space="0" w:color="000000"/>
+              <w:right w:val="none" w:sz="0" w:space="0" w:color="000000"/>
+            </w:tcBorders>
+            <w:shd w:val="clear" w:color="auto" w:fill="FFFFFF"/>
+            <w:tcMar>
+              <w:top w:w="0" w:type="dxa"/>
+              <w:bottom w:w="0" w:type="dxa"/>
+              <w:left w:w="0" w:type="dxa"/>
+              <w:right w:w="0" w:type="dxa"/>
+            </w:tcMar>
+            <w:vAlign w:val="top"/>
+          </w:tcPr>
+          <w:p>
+            <w:pPr>
+              <w:pStyle w:val="Normal"/>
+              <w:jc w:val="center"/>
+              <w:pBdr>
+                <w:bottom w:val="none" w:sz="0" w:space="0" w:color="000000"/>
+                <w:top w:val="none" w:sz="0" w:space="0" w:color="000000"/>
+                <w:left w:val="none" w:sz="0" w:space="0" w:color="000000"/>
+                <w:right w:val="none" w:sz="0" w:space="0" w:color="000000"/>
+              </w:pBdr>
+              <w:spacing w:after="100" w:before="100" w:line="240"/>
+              <w:ind w:left="100" w:right="100" w:firstLine="0" w:firstLineChars="0"/>
+              <w:rPr>
+                <w:rFonts w:ascii="Helvetica" w:hAnsi="Helvetica" w:eastAsia="Helvetica" w:cs="Helvetica"/>
+                <w:i w:val="false"/>
+                <w:b w:val="false"/>
+                <w:u w:val="none"/>
+                <w:sz w:val="22"/>
+                <w:szCs w:val="22"/>
+                <w:color w:val="000000"/>
+              </w:rPr>
+            </w:pPr>
+            <w:r>
+              <w:rPr>
+                <w:rFonts w:ascii="Helvetica" w:hAnsi="Helvetica" w:eastAsia="Helvetica" w:cs="Helvetica"/>
+                <w:i w:val="false"/>
+                <w:b w:val="false"/>
+                <w:u w:val="none"/>
+                <w:sz w:val="22"/>
+                <w:szCs w:val="22"/>
+                <w:color w:val="000000"/>
+              </w:rPr>
+              <w:t xml:space="preserve">0.940</w:t>
             </w:r>
           </w:p>
         </w:tc>
@@ -14144,113 +14144,113 @@
                 <w:szCs w:val="22"/>
                 <w:color w:val="000000"/>
               </w:rPr>
-              <w:t xml:space="preserve">0.98</w:t>
-            </w:r>
-          </w:p>
-        </w:tc>
-        <w:tc>
-          <w:tcPr>
-            <w:tcBorders>
-              <w:bottom w:val="none" w:sz="0" w:space="0" w:color="000000"/>
-              <w:top w:val="none" w:sz="0" w:space="0" w:color="000000"/>
-              <w:left w:val="none" w:sz="0" w:space="0" w:color="000000"/>
-              <w:right w:val="none" w:sz="0" w:space="0" w:color="000000"/>
-            </w:tcBorders>
-            <w:shd w:val="clear" w:color="auto" w:fill="FFFFFF"/>
-            <w:tcMar>
-              <w:top w:w="0" w:type="dxa"/>
-              <w:bottom w:w="0" w:type="dxa"/>
-              <w:left w:w="0" w:type="dxa"/>
-              <w:right w:w="0" w:type="dxa"/>
-            </w:tcMar>
-            <w:vAlign w:val="top"/>
-          </w:tcPr>
-          <w:p>
-            <w:pPr>
-              <w:pStyle w:val="Normal"/>
-              <w:jc w:val="center"/>
-              <w:pBdr>
-                <w:bottom w:val="none" w:sz="0" w:space="0" w:color="000000"/>
-                <w:top w:val="none" w:sz="0" w:space="0" w:color="000000"/>
-                <w:left w:val="none" w:sz="0" w:space="0" w:color="000000"/>
-                <w:right w:val="none" w:sz="0" w:space="0" w:color="000000"/>
-              </w:pBdr>
-              <w:spacing w:after="100" w:before="100" w:line="240"/>
-              <w:ind w:left="100" w:right="100" w:firstLine="0" w:firstLineChars="0"/>
-              <w:rPr>
-                <w:rFonts w:ascii="Helvetica" w:hAnsi="Helvetica" w:eastAsia="Helvetica" w:cs="Helvetica"/>
-                <w:i w:val="false"/>
-                <w:b w:val="false"/>
-                <w:u w:val="none"/>
-                <w:sz w:val="22"/>
-                <w:szCs w:val="22"/>
-                <w:color w:val="000000"/>
-              </w:rPr>
-            </w:pPr>
-            <w:r>
-              <w:rPr>
-                <w:rFonts w:ascii="Helvetica" w:hAnsi="Helvetica" w:eastAsia="Helvetica" w:cs="Helvetica"/>
-                <w:i w:val="false"/>
-                <w:b w:val="false"/>
-                <w:u w:val="none"/>
-                <w:sz w:val="22"/>
-                <w:szCs w:val="22"/>
-                <w:color w:val="000000"/>
-              </w:rPr>
-              <w:t xml:space="preserve">0.90, 1.07</w:t>
-            </w:r>
-          </w:p>
-        </w:tc>
-        <w:tc>
-          <w:tcPr>
-            <w:tcBorders>
-              <w:bottom w:val="none" w:sz="0" w:space="0" w:color="000000"/>
-              <w:top w:val="none" w:sz="0" w:space="0" w:color="000000"/>
-              <w:left w:val="none" w:sz="0" w:space="0" w:color="000000"/>
-              <w:right w:val="none" w:sz="0" w:space="0" w:color="000000"/>
-            </w:tcBorders>
-            <w:shd w:val="clear" w:color="auto" w:fill="FFFFFF"/>
-            <w:tcMar>
-              <w:top w:w="0" w:type="dxa"/>
-              <w:bottom w:w="0" w:type="dxa"/>
-              <w:left w:w="0" w:type="dxa"/>
-              <w:right w:w="0" w:type="dxa"/>
-            </w:tcMar>
-            <w:vAlign w:val="top"/>
-          </w:tcPr>
-          <w:p>
-            <w:pPr>
-              <w:pStyle w:val="Normal"/>
-              <w:jc w:val="center"/>
-              <w:pBdr>
-                <w:bottom w:val="none" w:sz="0" w:space="0" w:color="000000"/>
-                <w:top w:val="none" w:sz="0" w:space="0" w:color="000000"/>
-                <w:left w:val="none" w:sz="0" w:space="0" w:color="000000"/>
-                <w:right w:val="none" w:sz="0" w:space="0" w:color="000000"/>
-              </w:pBdr>
-              <w:spacing w:after="100" w:before="100" w:line="240"/>
-              <w:ind w:left="100" w:right="100" w:firstLine="0" w:firstLineChars="0"/>
-              <w:rPr>
-                <w:rFonts w:ascii="Helvetica" w:hAnsi="Helvetica" w:eastAsia="Helvetica" w:cs="Helvetica"/>
-                <w:i w:val="false"/>
-                <w:b w:val="false"/>
-                <w:u w:val="none"/>
-                <w:sz w:val="22"/>
-                <w:szCs w:val="22"/>
-                <w:color w:val="000000"/>
-              </w:rPr>
-            </w:pPr>
-            <w:r>
-              <w:rPr>
-                <w:rFonts w:ascii="Helvetica" w:hAnsi="Helvetica" w:eastAsia="Helvetica" w:cs="Helvetica"/>
-                <w:i w:val="false"/>
-                <w:b w:val="false"/>
-                <w:u w:val="none"/>
-                <w:sz w:val="22"/>
-                <w:szCs w:val="22"/>
-                <w:color w:val="000000"/>
-              </w:rPr>
-              <w:t xml:space="preserve">0.700</w:t>
+              <w:t xml:space="preserve">1.00</w:t>
+            </w:r>
+          </w:p>
+        </w:tc>
+        <w:tc>
+          <w:tcPr>
+            <w:tcBorders>
+              <w:bottom w:val="none" w:sz="0" w:space="0" w:color="000000"/>
+              <w:top w:val="none" w:sz="0" w:space="0" w:color="000000"/>
+              <w:left w:val="none" w:sz="0" w:space="0" w:color="000000"/>
+              <w:right w:val="none" w:sz="0" w:space="0" w:color="000000"/>
+            </w:tcBorders>
+            <w:shd w:val="clear" w:color="auto" w:fill="FFFFFF"/>
+            <w:tcMar>
+              <w:top w:w="0" w:type="dxa"/>
+              <w:bottom w:w="0" w:type="dxa"/>
+              <w:left w:w="0" w:type="dxa"/>
+              <w:right w:w="0" w:type="dxa"/>
+            </w:tcMar>
+            <w:vAlign w:val="top"/>
+          </w:tcPr>
+          <w:p>
+            <w:pPr>
+              <w:pStyle w:val="Normal"/>
+              <w:jc w:val="center"/>
+              <w:pBdr>
+                <w:bottom w:val="none" w:sz="0" w:space="0" w:color="000000"/>
+                <w:top w:val="none" w:sz="0" w:space="0" w:color="000000"/>
+                <w:left w:val="none" w:sz="0" w:space="0" w:color="000000"/>
+                <w:right w:val="none" w:sz="0" w:space="0" w:color="000000"/>
+              </w:pBdr>
+              <w:spacing w:after="100" w:before="100" w:line="240"/>
+              <w:ind w:left="100" w:right="100" w:firstLine="0" w:firstLineChars="0"/>
+              <w:rPr>
+                <w:rFonts w:ascii="Helvetica" w:hAnsi="Helvetica" w:eastAsia="Helvetica" w:cs="Helvetica"/>
+                <w:i w:val="false"/>
+                <w:b w:val="false"/>
+                <w:u w:val="none"/>
+                <w:sz w:val="22"/>
+                <w:szCs w:val="22"/>
+                <w:color w:val="000000"/>
+              </w:rPr>
+            </w:pPr>
+            <w:r>
+              <w:rPr>
+                <w:rFonts w:ascii="Helvetica" w:hAnsi="Helvetica" w:eastAsia="Helvetica" w:cs="Helvetica"/>
+                <w:i w:val="false"/>
+                <w:b w:val="false"/>
+                <w:u w:val="none"/>
+                <w:sz w:val="22"/>
+                <w:szCs w:val="22"/>
+                <w:color w:val="000000"/>
+              </w:rPr>
+              <w:t xml:space="preserve">0.91, 1.09</w:t>
+            </w:r>
+          </w:p>
+        </w:tc>
+        <w:tc>
+          <w:tcPr>
+            <w:tcBorders>
+              <w:bottom w:val="none" w:sz="0" w:space="0" w:color="000000"/>
+              <w:top w:val="none" w:sz="0" w:space="0" w:color="000000"/>
+              <w:left w:val="none" w:sz="0" w:space="0" w:color="000000"/>
+              <w:right w:val="none" w:sz="0" w:space="0" w:color="000000"/>
+            </w:tcBorders>
+            <w:shd w:val="clear" w:color="auto" w:fill="FFFFFF"/>
+            <w:tcMar>
+              <w:top w:w="0" w:type="dxa"/>
+              <w:bottom w:w="0" w:type="dxa"/>
+              <w:left w:w="0" w:type="dxa"/>
+              <w:right w:w="0" w:type="dxa"/>
+            </w:tcMar>
+            <w:vAlign w:val="top"/>
+          </w:tcPr>
+          <w:p>
+            <w:pPr>
+              <w:pStyle w:val="Normal"/>
+              <w:jc w:val="center"/>
+              <w:pBdr>
+                <w:bottom w:val="none" w:sz="0" w:space="0" w:color="000000"/>
+                <w:top w:val="none" w:sz="0" w:space="0" w:color="000000"/>
+                <w:left w:val="none" w:sz="0" w:space="0" w:color="000000"/>
+                <w:right w:val="none" w:sz="0" w:space="0" w:color="000000"/>
+              </w:pBdr>
+              <w:spacing w:after="100" w:before="100" w:line="240"/>
+              <w:ind w:left="100" w:right="100" w:firstLine="0" w:firstLineChars="0"/>
+              <w:rPr>
+                <w:rFonts w:ascii="Helvetica" w:hAnsi="Helvetica" w:eastAsia="Helvetica" w:cs="Helvetica"/>
+                <w:i w:val="false"/>
+                <w:b w:val="false"/>
+                <w:u w:val="none"/>
+                <w:sz w:val="22"/>
+                <w:szCs w:val="22"/>
+                <w:color w:val="000000"/>
+              </w:rPr>
+            </w:pPr>
+            <w:r>
+              <w:rPr>
+                <w:rFonts w:ascii="Helvetica" w:hAnsi="Helvetica" w:eastAsia="Helvetica" w:cs="Helvetica"/>
+                <w:i w:val="false"/>
+                <w:b w:val="false"/>
+                <w:u w:val="none"/>
+                <w:sz w:val="22"/>
+                <w:szCs w:val="22"/>
+                <w:color w:val="000000"/>
+              </w:rPr>
+              <w:t xml:space="preserve">0.970</w:t>
             </w:r>
           </w:p>
         </w:tc>
@@ -14415,113 +14415,113 @@
                 <w:szCs w:val="22"/>
                 <w:color w:val="000000"/>
               </w:rPr>
-              <w:t xml:space="preserve">1.39</w:t>
-            </w:r>
-          </w:p>
-        </w:tc>
-        <w:tc>
-          <w:tcPr>
-            <w:tcBorders>
-              <w:bottom w:val="none" w:sz="0" w:space="0" w:color="000000"/>
-              <w:top w:val="none" w:sz="0" w:space="0" w:color="000000"/>
-              <w:left w:val="none" w:sz="0" w:space="0" w:color="000000"/>
-              <w:right w:val="none" w:sz="0" w:space="0" w:color="000000"/>
-            </w:tcBorders>
-            <w:shd w:val="clear" w:color="auto" w:fill="FFFFFF"/>
-            <w:tcMar>
-              <w:top w:w="0" w:type="dxa"/>
-              <w:bottom w:w="0" w:type="dxa"/>
-              <w:left w:w="0" w:type="dxa"/>
-              <w:right w:w="0" w:type="dxa"/>
-            </w:tcMar>
-            <w:vAlign w:val="top"/>
-          </w:tcPr>
-          <w:p>
-            <w:pPr>
-              <w:pStyle w:val="Normal"/>
-              <w:jc w:val="center"/>
-              <w:pBdr>
-                <w:bottom w:val="none" w:sz="0" w:space="0" w:color="000000"/>
-                <w:top w:val="none" w:sz="0" w:space="0" w:color="000000"/>
-                <w:left w:val="none" w:sz="0" w:space="0" w:color="000000"/>
-                <w:right w:val="none" w:sz="0" w:space="0" w:color="000000"/>
-              </w:pBdr>
-              <w:spacing w:after="100" w:before="100" w:line="240"/>
-              <w:ind w:left="100" w:right="100" w:firstLine="0" w:firstLineChars="0"/>
-              <w:rPr>
-                <w:rFonts w:ascii="Helvetica" w:hAnsi="Helvetica" w:eastAsia="Helvetica" w:cs="Helvetica"/>
-                <w:i w:val="false"/>
-                <w:b w:val="false"/>
-                <w:u w:val="none"/>
-                <w:sz w:val="22"/>
-                <w:szCs w:val="22"/>
-                <w:color w:val="000000"/>
-              </w:rPr>
-            </w:pPr>
-            <w:r>
-              <w:rPr>
-                <w:rFonts w:ascii="Helvetica" w:hAnsi="Helvetica" w:eastAsia="Helvetica" w:cs="Helvetica"/>
-                <w:i w:val="false"/>
-                <w:b w:val="false"/>
-                <w:u w:val="none"/>
-                <w:sz w:val="22"/>
-                <w:szCs w:val="22"/>
-                <w:color w:val="000000"/>
-              </w:rPr>
-              <w:t xml:space="preserve">0.80, 2.42</w:t>
-            </w:r>
-          </w:p>
-        </w:tc>
-        <w:tc>
-          <w:tcPr>
-            <w:tcBorders>
-              <w:bottom w:val="none" w:sz="0" w:space="0" w:color="000000"/>
-              <w:top w:val="none" w:sz="0" w:space="0" w:color="000000"/>
-              <w:left w:val="none" w:sz="0" w:space="0" w:color="000000"/>
-              <w:right w:val="none" w:sz="0" w:space="0" w:color="000000"/>
-            </w:tcBorders>
-            <w:shd w:val="clear" w:color="auto" w:fill="FFFFFF"/>
-            <w:tcMar>
-              <w:top w:w="0" w:type="dxa"/>
-              <w:bottom w:w="0" w:type="dxa"/>
-              <w:left w:w="0" w:type="dxa"/>
-              <w:right w:w="0" w:type="dxa"/>
-            </w:tcMar>
-            <w:vAlign w:val="top"/>
-          </w:tcPr>
-          <w:p>
-            <w:pPr>
-              <w:pStyle w:val="Normal"/>
-              <w:jc w:val="center"/>
-              <w:pBdr>
-                <w:bottom w:val="none" w:sz="0" w:space="0" w:color="000000"/>
-                <w:top w:val="none" w:sz="0" w:space="0" w:color="000000"/>
-                <w:left w:val="none" w:sz="0" w:space="0" w:color="000000"/>
-                <w:right w:val="none" w:sz="0" w:space="0" w:color="000000"/>
-              </w:pBdr>
-              <w:spacing w:after="100" w:before="100" w:line="240"/>
-              <w:ind w:left="100" w:right="100" w:firstLine="0" w:firstLineChars="0"/>
-              <w:rPr>
-                <w:rFonts w:ascii="Helvetica" w:hAnsi="Helvetica" w:eastAsia="Helvetica" w:cs="Helvetica"/>
-                <w:i w:val="false"/>
-                <w:b w:val="false"/>
-                <w:u w:val="none"/>
-                <w:sz w:val="22"/>
-                <w:szCs w:val="22"/>
-                <w:color w:val="000000"/>
-              </w:rPr>
-            </w:pPr>
-            <w:r>
-              <w:rPr>
-                <w:rFonts w:ascii="Helvetica" w:hAnsi="Helvetica" w:eastAsia="Helvetica" w:cs="Helvetica"/>
-                <w:i w:val="false"/>
-                <w:b w:val="false"/>
-                <w:u w:val="none"/>
-                <w:sz w:val="22"/>
-                <w:szCs w:val="22"/>
-                <w:color w:val="000000"/>
-              </w:rPr>
-              <w:t xml:space="preserve">0.240</w:t>
+              <w:t xml:space="preserve">1.34</w:t>
+            </w:r>
+          </w:p>
+        </w:tc>
+        <w:tc>
+          <w:tcPr>
+            <w:tcBorders>
+              <w:bottom w:val="none" w:sz="0" w:space="0" w:color="000000"/>
+              <w:top w:val="none" w:sz="0" w:space="0" w:color="000000"/>
+              <w:left w:val="none" w:sz="0" w:space="0" w:color="000000"/>
+              <w:right w:val="none" w:sz="0" w:space="0" w:color="000000"/>
+            </w:tcBorders>
+            <w:shd w:val="clear" w:color="auto" w:fill="FFFFFF"/>
+            <w:tcMar>
+              <w:top w:w="0" w:type="dxa"/>
+              <w:bottom w:w="0" w:type="dxa"/>
+              <w:left w:w="0" w:type="dxa"/>
+              <w:right w:w="0" w:type="dxa"/>
+            </w:tcMar>
+            <w:vAlign w:val="top"/>
+          </w:tcPr>
+          <w:p>
+            <w:pPr>
+              <w:pStyle w:val="Normal"/>
+              <w:jc w:val="center"/>
+              <w:pBdr>
+                <w:bottom w:val="none" w:sz="0" w:space="0" w:color="000000"/>
+                <w:top w:val="none" w:sz="0" w:space="0" w:color="000000"/>
+                <w:left w:val="none" w:sz="0" w:space="0" w:color="000000"/>
+                <w:right w:val="none" w:sz="0" w:space="0" w:color="000000"/>
+              </w:pBdr>
+              <w:spacing w:after="100" w:before="100" w:line="240"/>
+              <w:ind w:left="100" w:right="100" w:firstLine="0" w:firstLineChars="0"/>
+              <w:rPr>
+                <w:rFonts w:ascii="Helvetica" w:hAnsi="Helvetica" w:eastAsia="Helvetica" w:cs="Helvetica"/>
+                <w:i w:val="false"/>
+                <w:b w:val="false"/>
+                <w:u w:val="none"/>
+                <w:sz w:val="22"/>
+                <w:szCs w:val="22"/>
+                <w:color w:val="000000"/>
+              </w:rPr>
+            </w:pPr>
+            <w:r>
+              <w:rPr>
+                <w:rFonts w:ascii="Helvetica" w:hAnsi="Helvetica" w:eastAsia="Helvetica" w:cs="Helvetica"/>
+                <w:i w:val="false"/>
+                <w:b w:val="false"/>
+                <w:u w:val="none"/>
+                <w:sz w:val="22"/>
+                <w:szCs w:val="22"/>
+                <w:color w:val="000000"/>
+              </w:rPr>
+              <w:t xml:space="preserve">0.78, 2.33</w:t>
+            </w:r>
+          </w:p>
+        </w:tc>
+        <w:tc>
+          <w:tcPr>
+            <w:tcBorders>
+              <w:bottom w:val="none" w:sz="0" w:space="0" w:color="000000"/>
+              <w:top w:val="none" w:sz="0" w:space="0" w:color="000000"/>
+              <w:left w:val="none" w:sz="0" w:space="0" w:color="000000"/>
+              <w:right w:val="none" w:sz="0" w:space="0" w:color="000000"/>
+            </w:tcBorders>
+            <w:shd w:val="clear" w:color="auto" w:fill="FFFFFF"/>
+            <w:tcMar>
+              <w:top w:w="0" w:type="dxa"/>
+              <w:bottom w:w="0" w:type="dxa"/>
+              <w:left w:w="0" w:type="dxa"/>
+              <w:right w:w="0" w:type="dxa"/>
+            </w:tcMar>
+            <w:vAlign w:val="top"/>
+          </w:tcPr>
+          <w:p>
+            <w:pPr>
+              <w:pStyle w:val="Normal"/>
+              <w:jc w:val="center"/>
+              <w:pBdr>
+                <w:bottom w:val="none" w:sz="0" w:space="0" w:color="000000"/>
+                <w:top w:val="none" w:sz="0" w:space="0" w:color="000000"/>
+                <w:left w:val="none" w:sz="0" w:space="0" w:color="000000"/>
+                <w:right w:val="none" w:sz="0" w:space="0" w:color="000000"/>
+              </w:pBdr>
+              <w:spacing w:after="100" w:before="100" w:line="240"/>
+              <w:ind w:left="100" w:right="100" w:firstLine="0" w:firstLineChars="0"/>
+              <w:rPr>
+                <w:rFonts w:ascii="Helvetica" w:hAnsi="Helvetica" w:eastAsia="Helvetica" w:cs="Helvetica"/>
+                <w:i w:val="false"/>
+                <w:b w:val="false"/>
+                <w:u w:val="none"/>
+                <w:sz w:val="22"/>
+                <w:szCs w:val="22"/>
+                <w:color w:val="000000"/>
+              </w:rPr>
+            </w:pPr>
+            <w:r>
+              <w:rPr>
+                <w:rFonts w:ascii="Helvetica" w:hAnsi="Helvetica" w:eastAsia="Helvetica" w:cs="Helvetica"/>
+                <w:i w:val="false"/>
+                <w:b w:val="false"/>
+                <w:u w:val="none"/>
+                <w:sz w:val="22"/>
+                <w:szCs w:val="22"/>
+                <w:color w:val="000000"/>
+              </w:rPr>
+              <w:t xml:space="preserve">0.290</w:t>
             </w:r>
           </w:p>
         </w:tc>
@@ -14627,113 +14627,113 @@
                 <w:szCs w:val="22"/>
                 <w:color w:val="000000"/>
               </w:rPr>
-              <w:t xml:space="preserve">0.79</w:t>
-            </w:r>
-          </w:p>
-        </w:tc>
-        <w:tc>
-          <w:tcPr>
-            <w:tcBorders>
-              <w:bottom w:val="none" w:sz="0" w:space="0" w:color="000000"/>
-              <w:top w:val="none" w:sz="0" w:space="0" w:color="000000"/>
-              <w:left w:val="none" w:sz="0" w:space="0" w:color="000000"/>
-              <w:right w:val="none" w:sz="0" w:space="0" w:color="000000"/>
-            </w:tcBorders>
-            <w:shd w:val="clear" w:color="auto" w:fill="FFFFFF"/>
-            <w:tcMar>
-              <w:top w:w="0" w:type="dxa"/>
-              <w:bottom w:w="0" w:type="dxa"/>
-              <w:left w:w="0" w:type="dxa"/>
-              <w:right w:w="0" w:type="dxa"/>
-            </w:tcMar>
-            <w:vAlign w:val="top"/>
-          </w:tcPr>
-          <w:p>
-            <w:pPr>
-              <w:pStyle w:val="Normal"/>
-              <w:jc w:val="center"/>
-              <w:pBdr>
-                <w:bottom w:val="none" w:sz="0" w:space="0" w:color="000000"/>
-                <w:top w:val="none" w:sz="0" w:space="0" w:color="000000"/>
-                <w:left w:val="none" w:sz="0" w:space="0" w:color="000000"/>
-                <w:right w:val="none" w:sz="0" w:space="0" w:color="000000"/>
-              </w:pBdr>
-              <w:spacing w:after="100" w:before="100" w:line="240"/>
-              <w:ind w:left="100" w:right="100" w:firstLine="0" w:firstLineChars="0"/>
-              <w:rPr>
-                <w:rFonts w:ascii="Helvetica" w:hAnsi="Helvetica" w:eastAsia="Helvetica" w:cs="Helvetica"/>
-                <w:i w:val="false"/>
-                <w:b w:val="false"/>
-                <w:u w:val="none"/>
-                <w:sz w:val="22"/>
-                <w:szCs w:val="22"/>
-                <w:color w:val="000000"/>
-              </w:rPr>
-            </w:pPr>
-            <w:r>
-              <w:rPr>
-                <w:rFonts w:ascii="Helvetica" w:hAnsi="Helvetica" w:eastAsia="Helvetica" w:cs="Helvetica"/>
-                <w:i w:val="false"/>
-                <w:b w:val="false"/>
-                <w:u w:val="none"/>
-                <w:sz w:val="22"/>
-                <w:szCs w:val="22"/>
-                <w:color w:val="000000"/>
-              </w:rPr>
-              <w:t xml:space="preserve">0.39, 1.58</w:t>
-            </w:r>
-          </w:p>
-        </w:tc>
-        <w:tc>
-          <w:tcPr>
-            <w:tcBorders>
-              <w:bottom w:val="none" w:sz="0" w:space="0" w:color="000000"/>
-              <w:top w:val="none" w:sz="0" w:space="0" w:color="000000"/>
-              <w:left w:val="none" w:sz="0" w:space="0" w:color="000000"/>
-              <w:right w:val="none" w:sz="0" w:space="0" w:color="000000"/>
-            </w:tcBorders>
-            <w:shd w:val="clear" w:color="auto" w:fill="FFFFFF"/>
-            <w:tcMar>
-              <w:top w:w="0" w:type="dxa"/>
-              <w:bottom w:w="0" w:type="dxa"/>
-              <w:left w:w="0" w:type="dxa"/>
-              <w:right w:w="0" w:type="dxa"/>
-            </w:tcMar>
-            <w:vAlign w:val="top"/>
-          </w:tcPr>
-          <w:p>
-            <w:pPr>
-              <w:pStyle w:val="Normal"/>
-              <w:jc w:val="center"/>
-              <w:pBdr>
-                <w:bottom w:val="none" w:sz="0" w:space="0" w:color="000000"/>
-                <w:top w:val="none" w:sz="0" w:space="0" w:color="000000"/>
-                <w:left w:val="none" w:sz="0" w:space="0" w:color="000000"/>
-                <w:right w:val="none" w:sz="0" w:space="0" w:color="000000"/>
-              </w:pBdr>
-              <w:spacing w:after="100" w:before="100" w:line="240"/>
-              <w:ind w:left="100" w:right="100" w:firstLine="0" w:firstLineChars="0"/>
-              <w:rPr>
-                <w:rFonts w:ascii="Helvetica" w:hAnsi="Helvetica" w:eastAsia="Helvetica" w:cs="Helvetica"/>
-                <w:i w:val="false"/>
-                <w:b w:val="false"/>
-                <w:u w:val="none"/>
-                <w:sz w:val="22"/>
-                <w:szCs w:val="22"/>
-                <w:color w:val="000000"/>
-              </w:rPr>
-            </w:pPr>
-            <w:r>
-              <w:rPr>
-                <w:rFonts w:ascii="Helvetica" w:hAnsi="Helvetica" w:eastAsia="Helvetica" w:cs="Helvetica"/>
-                <w:i w:val="false"/>
-                <w:b w:val="false"/>
-                <w:u w:val="none"/>
-                <w:sz w:val="22"/>
-                <w:szCs w:val="22"/>
-                <w:color w:val="000000"/>
-              </w:rPr>
-              <w:t xml:space="preserve">0.500</w:t>
+              <w:t xml:space="preserve">0.76</w:t>
+            </w:r>
+          </w:p>
+        </w:tc>
+        <w:tc>
+          <w:tcPr>
+            <w:tcBorders>
+              <w:bottom w:val="none" w:sz="0" w:space="0" w:color="000000"/>
+              <w:top w:val="none" w:sz="0" w:space="0" w:color="000000"/>
+              <w:left w:val="none" w:sz="0" w:space="0" w:color="000000"/>
+              <w:right w:val="none" w:sz="0" w:space="0" w:color="000000"/>
+            </w:tcBorders>
+            <w:shd w:val="clear" w:color="auto" w:fill="FFFFFF"/>
+            <w:tcMar>
+              <w:top w:w="0" w:type="dxa"/>
+              <w:bottom w:w="0" w:type="dxa"/>
+              <w:left w:w="0" w:type="dxa"/>
+              <w:right w:w="0" w:type="dxa"/>
+            </w:tcMar>
+            <w:vAlign w:val="top"/>
+          </w:tcPr>
+          <w:p>
+            <w:pPr>
+              <w:pStyle w:val="Normal"/>
+              <w:jc w:val="center"/>
+              <w:pBdr>
+                <w:bottom w:val="none" w:sz="0" w:space="0" w:color="000000"/>
+                <w:top w:val="none" w:sz="0" w:space="0" w:color="000000"/>
+                <w:left w:val="none" w:sz="0" w:space="0" w:color="000000"/>
+                <w:right w:val="none" w:sz="0" w:space="0" w:color="000000"/>
+              </w:pBdr>
+              <w:spacing w:after="100" w:before="100" w:line="240"/>
+              <w:ind w:left="100" w:right="100" w:firstLine="0" w:firstLineChars="0"/>
+              <w:rPr>
+                <w:rFonts w:ascii="Helvetica" w:hAnsi="Helvetica" w:eastAsia="Helvetica" w:cs="Helvetica"/>
+                <w:i w:val="false"/>
+                <w:b w:val="false"/>
+                <w:u w:val="none"/>
+                <w:sz w:val="22"/>
+                <w:szCs w:val="22"/>
+                <w:color w:val="000000"/>
+              </w:rPr>
+            </w:pPr>
+            <w:r>
+              <w:rPr>
+                <w:rFonts w:ascii="Helvetica" w:hAnsi="Helvetica" w:eastAsia="Helvetica" w:cs="Helvetica"/>
+                <w:i w:val="false"/>
+                <w:b w:val="false"/>
+                <w:u w:val="none"/>
+                <w:sz w:val="22"/>
+                <w:szCs w:val="22"/>
+                <w:color w:val="000000"/>
+              </w:rPr>
+              <w:t xml:space="preserve">0.38, 1.53</w:t>
+            </w:r>
+          </w:p>
+        </w:tc>
+        <w:tc>
+          <w:tcPr>
+            <w:tcBorders>
+              <w:bottom w:val="none" w:sz="0" w:space="0" w:color="000000"/>
+              <w:top w:val="none" w:sz="0" w:space="0" w:color="000000"/>
+              <w:left w:val="none" w:sz="0" w:space="0" w:color="000000"/>
+              <w:right w:val="none" w:sz="0" w:space="0" w:color="000000"/>
+            </w:tcBorders>
+            <w:shd w:val="clear" w:color="auto" w:fill="FFFFFF"/>
+            <w:tcMar>
+              <w:top w:w="0" w:type="dxa"/>
+              <w:bottom w:w="0" w:type="dxa"/>
+              <w:left w:w="0" w:type="dxa"/>
+              <w:right w:w="0" w:type="dxa"/>
+            </w:tcMar>
+            <w:vAlign w:val="top"/>
+          </w:tcPr>
+          <w:p>
+            <w:pPr>
+              <w:pStyle w:val="Normal"/>
+              <w:jc w:val="center"/>
+              <w:pBdr>
+                <w:bottom w:val="none" w:sz="0" w:space="0" w:color="000000"/>
+                <w:top w:val="none" w:sz="0" w:space="0" w:color="000000"/>
+                <w:left w:val="none" w:sz="0" w:space="0" w:color="000000"/>
+                <w:right w:val="none" w:sz="0" w:space="0" w:color="000000"/>
+              </w:pBdr>
+              <w:spacing w:after="100" w:before="100" w:line="240"/>
+              <w:ind w:left="100" w:right="100" w:firstLine="0" w:firstLineChars="0"/>
+              <w:rPr>
+                <w:rFonts w:ascii="Helvetica" w:hAnsi="Helvetica" w:eastAsia="Helvetica" w:cs="Helvetica"/>
+                <w:i w:val="false"/>
+                <w:b w:val="false"/>
+                <w:u w:val="none"/>
+                <w:sz w:val="22"/>
+                <w:szCs w:val="22"/>
+                <w:color w:val="000000"/>
+              </w:rPr>
+            </w:pPr>
+            <w:r>
+              <w:rPr>
+                <w:rFonts w:ascii="Helvetica" w:hAnsi="Helvetica" w:eastAsia="Helvetica" w:cs="Helvetica"/>
+                <w:i w:val="false"/>
+                <w:b w:val="false"/>
+                <w:u w:val="none"/>
+                <w:sz w:val="22"/>
+                <w:szCs w:val="22"/>
+                <w:color w:val="000000"/>
+              </w:rPr>
+              <w:t xml:space="preserve">0.450</w:t>
             </w:r>
           </w:p>
         </w:tc>
@@ -14951,60 +14951,60 @@
                 <w:szCs w:val="22"/>
                 <w:color w:val="000000"/>
               </w:rPr>
-              <w:t xml:space="preserve">0.18, 6.08</w:t>
-            </w:r>
-          </w:p>
-        </w:tc>
-        <w:tc>
-          <w:tcPr>
-            <w:tcBorders>
-              <w:bottom w:val="none" w:sz="0" w:space="0" w:color="000000"/>
-              <w:top w:val="none" w:sz="0" w:space="0" w:color="000000"/>
-              <w:left w:val="none" w:sz="0" w:space="0" w:color="000000"/>
-              <w:right w:val="none" w:sz="0" w:space="0" w:color="000000"/>
-            </w:tcBorders>
-            <w:shd w:val="clear" w:color="auto" w:fill="FFFFFF"/>
-            <w:tcMar>
-              <w:top w:w="0" w:type="dxa"/>
-              <w:bottom w:w="0" w:type="dxa"/>
-              <w:left w:w="0" w:type="dxa"/>
-              <w:right w:w="0" w:type="dxa"/>
-            </w:tcMar>
-            <w:vAlign w:val="top"/>
-          </w:tcPr>
-          <w:p>
-            <w:pPr>
-              <w:pStyle w:val="Normal"/>
-              <w:jc w:val="center"/>
-              <w:pBdr>
-                <w:bottom w:val="none" w:sz="0" w:space="0" w:color="000000"/>
-                <w:top w:val="none" w:sz="0" w:space="0" w:color="000000"/>
-                <w:left w:val="none" w:sz="0" w:space="0" w:color="000000"/>
-                <w:right w:val="none" w:sz="0" w:space="0" w:color="000000"/>
-              </w:pBdr>
-              <w:spacing w:after="100" w:before="100" w:line="240"/>
-              <w:ind w:left="100" w:right="100" w:firstLine="0" w:firstLineChars="0"/>
-              <w:rPr>
-                <w:rFonts w:ascii="Helvetica" w:hAnsi="Helvetica" w:eastAsia="Helvetica" w:cs="Helvetica"/>
-                <w:i w:val="false"/>
-                <w:b w:val="false"/>
-                <w:u w:val="none"/>
-                <w:sz w:val="22"/>
-                <w:szCs w:val="22"/>
-                <w:color w:val="000000"/>
-              </w:rPr>
-            </w:pPr>
-            <w:r>
-              <w:rPr>
-                <w:rFonts w:ascii="Helvetica" w:hAnsi="Helvetica" w:eastAsia="Helvetica" w:cs="Helvetica"/>
-                <w:i w:val="false"/>
-                <w:b w:val="false"/>
-                <w:u w:val="none"/>
-                <w:sz w:val="22"/>
-                <w:szCs w:val="22"/>
-                <w:color w:val="000000"/>
-              </w:rPr>
-              <w:t xml:space="preserve">0.970</w:t>
+              <w:t xml:space="preserve">0.18, 6.16</w:t>
+            </w:r>
+          </w:p>
+        </w:tc>
+        <w:tc>
+          <w:tcPr>
+            <w:tcBorders>
+              <w:bottom w:val="none" w:sz="0" w:space="0" w:color="000000"/>
+              <w:top w:val="none" w:sz="0" w:space="0" w:color="000000"/>
+              <w:left w:val="none" w:sz="0" w:space="0" w:color="000000"/>
+              <w:right w:val="none" w:sz="0" w:space="0" w:color="000000"/>
+            </w:tcBorders>
+            <w:shd w:val="clear" w:color="auto" w:fill="FFFFFF"/>
+            <w:tcMar>
+              <w:top w:w="0" w:type="dxa"/>
+              <w:bottom w:w="0" w:type="dxa"/>
+              <w:left w:w="0" w:type="dxa"/>
+              <w:right w:w="0" w:type="dxa"/>
+            </w:tcMar>
+            <w:vAlign w:val="top"/>
+          </w:tcPr>
+          <w:p>
+            <w:pPr>
+              <w:pStyle w:val="Normal"/>
+              <w:jc w:val="center"/>
+              <w:pBdr>
+                <w:bottom w:val="none" w:sz="0" w:space="0" w:color="000000"/>
+                <w:top w:val="none" w:sz="0" w:space="0" w:color="000000"/>
+                <w:left w:val="none" w:sz="0" w:space="0" w:color="000000"/>
+                <w:right w:val="none" w:sz="0" w:space="0" w:color="000000"/>
+              </w:pBdr>
+              <w:spacing w:after="100" w:before="100" w:line="240"/>
+              <w:ind w:left="100" w:right="100" w:firstLine="0" w:firstLineChars="0"/>
+              <w:rPr>
+                <w:rFonts w:ascii="Helvetica" w:hAnsi="Helvetica" w:eastAsia="Helvetica" w:cs="Helvetica"/>
+                <w:i w:val="false"/>
+                <w:b w:val="false"/>
+                <w:u w:val="none"/>
+                <w:sz w:val="22"/>
+                <w:szCs w:val="22"/>
+                <w:color w:val="000000"/>
+              </w:rPr>
+            </w:pPr>
+            <w:r>
+              <w:rPr>
+                <w:rFonts w:ascii="Helvetica" w:hAnsi="Helvetica" w:eastAsia="Helvetica" w:cs="Helvetica"/>
+                <w:i w:val="false"/>
+                <w:b w:val="false"/>
+                <w:u w:val="none"/>
+                <w:sz w:val="22"/>
+                <w:szCs w:val="22"/>
+                <w:color w:val="000000"/>
+              </w:rPr>
+              <w:t xml:space="preserve">0.960</w:t>
             </w:r>
           </w:p>
         </w:tc>
@@ -15110,113 +15110,113 @@
                 <w:szCs w:val="22"/>
                 <w:color w:val="000000"/>
               </w:rPr>
-              <w:t xml:space="preserve">5.41</w:t>
-            </w:r>
-          </w:p>
-        </w:tc>
-        <w:tc>
-          <w:tcPr>
-            <w:tcBorders>
-              <w:bottom w:val="none" w:sz="0" w:space="0" w:color="000000"/>
-              <w:top w:val="none" w:sz="0" w:space="0" w:color="000000"/>
-              <w:left w:val="none" w:sz="0" w:space="0" w:color="000000"/>
-              <w:right w:val="none" w:sz="0" w:space="0" w:color="000000"/>
-            </w:tcBorders>
-            <w:shd w:val="clear" w:color="auto" w:fill="FFFFFF"/>
-            <w:tcMar>
-              <w:top w:w="0" w:type="dxa"/>
-              <w:bottom w:w="0" w:type="dxa"/>
-              <w:left w:w="0" w:type="dxa"/>
-              <w:right w:w="0" w:type="dxa"/>
-            </w:tcMar>
-            <w:vAlign w:val="top"/>
-          </w:tcPr>
-          <w:p>
-            <w:pPr>
-              <w:pStyle w:val="Normal"/>
-              <w:jc w:val="center"/>
-              <w:pBdr>
-                <w:bottom w:val="none" w:sz="0" w:space="0" w:color="000000"/>
-                <w:top w:val="none" w:sz="0" w:space="0" w:color="000000"/>
-                <w:left w:val="none" w:sz="0" w:space="0" w:color="000000"/>
-                <w:right w:val="none" w:sz="0" w:space="0" w:color="000000"/>
-              </w:pBdr>
-              <w:spacing w:after="100" w:before="100" w:line="240"/>
-              <w:ind w:left="100" w:right="100" w:firstLine="0" w:firstLineChars="0"/>
-              <w:rPr>
-                <w:rFonts w:ascii="Helvetica" w:hAnsi="Helvetica" w:eastAsia="Helvetica" w:cs="Helvetica"/>
-                <w:i w:val="false"/>
-                <w:b w:val="false"/>
-                <w:u w:val="none"/>
-                <w:sz w:val="22"/>
-                <w:szCs w:val="22"/>
-                <w:color w:val="000000"/>
-              </w:rPr>
-            </w:pPr>
-            <w:r>
-              <w:rPr>
-                <w:rFonts w:ascii="Helvetica" w:hAnsi="Helvetica" w:eastAsia="Helvetica" w:cs="Helvetica"/>
-                <w:i w:val="false"/>
-                <w:b w:val="false"/>
-                <w:u w:val="none"/>
-                <w:sz w:val="22"/>
-                <w:szCs w:val="22"/>
-                <w:color w:val="000000"/>
-              </w:rPr>
-              <w:t xml:space="preserve">1.13, 25.9</w:t>
-            </w:r>
-          </w:p>
-        </w:tc>
-        <w:tc>
-          <w:tcPr>
-            <w:tcBorders>
-              <w:bottom w:val="none" w:sz="0" w:space="0" w:color="000000"/>
-              <w:top w:val="none" w:sz="0" w:space="0" w:color="000000"/>
-              <w:left w:val="none" w:sz="0" w:space="0" w:color="000000"/>
-              <w:right w:val="none" w:sz="0" w:space="0" w:color="000000"/>
-            </w:tcBorders>
-            <w:shd w:val="clear" w:color="auto" w:fill="FFFFFF"/>
-            <w:tcMar>
-              <w:top w:w="0" w:type="dxa"/>
-              <w:bottom w:w="0" w:type="dxa"/>
-              <w:left w:w="0" w:type="dxa"/>
-              <w:right w:w="0" w:type="dxa"/>
-            </w:tcMar>
-            <w:vAlign w:val="top"/>
-          </w:tcPr>
-          <w:p>
-            <w:pPr>
-              <w:pStyle w:val="Normal"/>
-              <w:jc w:val="center"/>
-              <w:pBdr>
-                <w:bottom w:val="none" w:sz="0" w:space="0" w:color="000000"/>
-                <w:top w:val="none" w:sz="0" w:space="0" w:color="000000"/>
-                <w:left w:val="none" w:sz="0" w:space="0" w:color="000000"/>
-                <w:right w:val="none" w:sz="0" w:space="0" w:color="000000"/>
-              </w:pBdr>
-              <w:spacing w:after="100" w:before="100" w:line="240"/>
-              <w:ind w:left="100" w:right="100" w:firstLine="0" w:firstLineChars="0"/>
-              <w:rPr>
-                <w:rFonts w:ascii="Helvetica" w:hAnsi="Helvetica" w:eastAsia="Helvetica" w:cs="Helvetica"/>
-                <w:i w:val="false"/>
-                <w:b w:val="false"/>
-                <w:u w:val="none"/>
-                <w:sz w:val="22"/>
-                <w:szCs w:val="22"/>
-                <w:color w:val="000000"/>
-              </w:rPr>
-            </w:pPr>
-            <w:r>
-              <w:rPr>
-                <w:rFonts w:ascii="Helvetica" w:hAnsi="Helvetica" w:eastAsia="Helvetica" w:cs="Helvetica"/>
-                <w:i w:val="false"/>
-                <w:b w:val="false"/>
-                <w:u w:val="none"/>
-                <w:sz w:val="22"/>
-                <w:szCs w:val="22"/>
-                <w:color w:val="000000"/>
-              </w:rPr>
-              <w:t xml:space="preserve">0.035</w:t>
+              <w:t xml:space="preserve">5.49</w:t>
+            </w:r>
+          </w:p>
+        </w:tc>
+        <w:tc>
+          <w:tcPr>
+            <w:tcBorders>
+              <w:bottom w:val="none" w:sz="0" w:space="0" w:color="000000"/>
+              <w:top w:val="none" w:sz="0" w:space="0" w:color="000000"/>
+              <w:left w:val="none" w:sz="0" w:space="0" w:color="000000"/>
+              <w:right w:val="none" w:sz="0" w:space="0" w:color="000000"/>
+            </w:tcBorders>
+            <w:shd w:val="clear" w:color="auto" w:fill="FFFFFF"/>
+            <w:tcMar>
+              <w:top w:w="0" w:type="dxa"/>
+              <w:bottom w:w="0" w:type="dxa"/>
+              <w:left w:w="0" w:type="dxa"/>
+              <w:right w:w="0" w:type="dxa"/>
+            </w:tcMar>
+            <w:vAlign w:val="top"/>
+          </w:tcPr>
+          <w:p>
+            <w:pPr>
+              <w:pStyle w:val="Normal"/>
+              <w:jc w:val="center"/>
+              <w:pBdr>
+                <w:bottom w:val="none" w:sz="0" w:space="0" w:color="000000"/>
+                <w:top w:val="none" w:sz="0" w:space="0" w:color="000000"/>
+                <w:left w:val="none" w:sz="0" w:space="0" w:color="000000"/>
+                <w:right w:val="none" w:sz="0" w:space="0" w:color="000000"/>
+              </w:pBdr>
+              <w:spacing w:after="100" w:before="100" w:line="240"/>
+              <w:ind w:left="100" w:right="100" w:firstLine="0" w:firstLineChars="0"/>
+              <w:rPr>
+                <w:rFonts w:ascii="Helvetica" w:hAnsi="Helvetica" w:eastAsia="Helvetica" w:cs="Helvetica"/>
+                <w:i w:val="false"/>
+                <w:b w:val="false"/>
+                <w:u w:val="none"/>
+                <w:sz w:val="22"/>
+                <w:szCs w:val="22"/>
+                <w:color w:val="000000"/>
+              </w:rPr>
+            </w:pPr>
+            <w:r>
+              <w:rPr>
+                <w:rFonts w:ascii="Helvetica" w:hAnsi="Helvetica" w:eastAsia="Helvetica" w:cs="Helvetica"/>
+                <w:i w:val="false"/>
+                <w:b w:val="false"/>
+                <w:u w:val="none"/>
+                <w:sz w:val="22"/>
+                <w:szCs w:val="22"/>
+                <w:color w:val="000000"/>
+              </w:rPr>
+              <w:t xml:space="preserve">1.19, 25.3</w:t>
+            </w:r>
+          </w:p>
+        </w:tc>
+        <w:tc>
+          <w:tcPr>
+            <w:tcBorders>
+              <w:bottom w:val="none" w:sz="0" w:space="0" w:color="000000"/>
+              <w:top w:val="none" w:sz="0" w:space="0" w:color="000000"/>
+              <w:left w:val="none" w:sz="0" w:space="0" w:color="000000"/>
+              <w:right w:val="none" w:sz="0" w:space="0" w:color="000000"/>
+            </w:tcBorders>
+            <w:shd w:val="clear" w:color="auto" w:fill="FFFFFF"/>
+            <w:tcMar>
+              <w:top w:w="0" w:type="dxa"/>
+              <w:bottom w:w="0" w:type="dxa"/>
+              <w:left w:w="0" w:type="dxa"/>
+              <w:right w:w="0" w:type="dxa"/>
+            </w:tcMar>
+            <w:vAlign w:val="top"/>
+          </w:tcPr>
+          <w:p>
+            <w:pPr>
+              <w:pStyle w:val="Normal"/>
+              <w:jc w:val="center"/>
+              <w:pBdr>
+                <w:bottom w:val="none" w:sz="0" w:space="0" w:color="000000"/>
+                <w:top w:val="none" w:sz="0" w:space="0" w:color="000000"/>
+                <w:left w:val="none" w:sz="0" w:space="0" w:color="000000"/>
+                <w:right w:val="none" w:sz="0" w:space="0" w:color="000000"/>
+              </w:pBdr>
+              <w:spacing w:after="100" w:before="100" w:line="240"/>
+              <w:ind w:left="100" w:right="100" w:firstLine="0" w:firstLineChars="0"/>
+              <w:rPr>
+                <w:rFonts w:ascii="Helvetica" w:hAnsi="Helvetica" w:eastAsia="Helvetica" w:cs="Helvetica"/>
+                <w:i w:val="false"/>
+                <w:b w:val="false"/>
+                <w:u w:val="none"/>
+                <w:sz w:val="22"/>
+                <w:szCs w:val="22"/>
+                <w:color w:val="000000"/>
+              </w:rPr>
+            </w:pPr>
+            <w:r>
+              <w:rPr>
+                <w:rFonts w:ascii="Helvetica" w:hAnsi="Helvetica" w:eastAsia="Helvetica" w:cs="Helvetica"/>
+                <w:i w:val="false"/>
+                <w:b w:val="false"/>
+                <w:u w:val="none"/>
+                <w:sz w:val="22"/>
+                <w:szCs w:val="22"/>
+                <w:color w:val="000000"/>
+              </w:rPr>
+              <w:t xml:space="preserve">0.029</w:t>
             </w:r>
           </w:p>
         </w:tc>
@@ -15381,113 +15381,113 @@
                 <w:szCs w:val="22"/>
                 <w:color w:val="000000"/>
               </w:rPr>
-              <w:t xml:space="preserve">1.05</w:t>
-            </w:r>
-          </w:p>
-        </w:tc>
-        <w:tc>
-          <w:tcPr>
-            <w:tcBorders>
-              <w:bottom w:val="none" w:sz="0" w:space="0" w:color="000000"/>
-              <w:top w:val="none" w:sz="0" w:space="0" w:color="000000"/>
-              <w:left w:val="none" w:sz="0" w:space="0" w:color="000000"/>
-              <w:right w:val="none" w:sz="0" w:space="0" w:color="000000"/>
-            </w:tcBorders>
-            <w:shd w:val="clear" w:color="auto" w:fill="FFFFFF"/>
-            <w:tcMar>
-              <w:top w:w="0" w:type="dxa"/>
-              <w:bottom w:w="0" w:type="dxa"/>
-              <w:left w:w="0" w:type="dxa"/>
-              <w:right w:w="0" w:type="dxa"/>
-            </w:tcMar>
-            <w:vAlign w:val="top"/>
-          </w:tcPr>
-          <w:p>
-            <w:pPr>
-              <w:pStyle w:val="Normal"/>
-              <w:jc w:val="center"/>
-              <w:pBdr>
-                <w:bottom w:val="none" w:sz="0" w:space="0" w:color="000000"/>
-                <w:top w:val="none" w:sz="0" w:space="0" w:color="000000"/>
-                <w:left w:val="none" w:sz="0" w:space="0" w:color="000000"/>
-                <w:right w:val="none" w:sz="0" w:space="0" w:color="000000"/>
-              </w:pBdr>
-              <w:spacing w:after="100" w:before="100" w:line="240"/>
-              <w:ind w:left="100" w:right="100" w:firstLine="0" w:firstLineChars="0"/>
-              <w:rPr>
-                <w:rFonts w:ascii="Helvetica" w:hAnsi="Helvetica" w:eastAsia="Helvetica" w:cs="Helvetica"/>
-                <w:i w:val="false"/>
-                <w:b w:val="false"/>
-                <w:u w:val="none"/>
-                <w:sz w:val="22"/>
-                <w:szCs w:val="22"/>
-                <w:color w:val="000000"/>
-              </w:rPr>
-            </w:pPr>
-            <w:r>
-              <w:rPr>
-                <w:rFonts w:ascii="Helvetica" w:hAnsi="Helvetica" w:eastAsia="Helvetica" w:cs="Helvetica"/>
-                <w:i w:val="false"/>
-                <w:b w:val="false"/>
-                <w:u w:val="none"/>
-                <w:sz w:val="22"/>
-                <w:szCs w:val="22"/>
-                <w:color w:val="000000"/>
-              </w:rPr>
-              <w:t xml:space="preserve">0.50, 2.16</w:t>
-            </w:r>
-          </w:p>
-        </w:tc>
-        <w:tc>
-          <w:tcPr>
-            <w:tcBorders>
-              <w:bottom w:val="none" w:sz="0" w:space="0" w:color="000000"/>
-              <w:top w:val="none" w:sz="0" w:space="0" w:color="000000"/>
-              <w:left w:val="none" w:sz="0" w:space="0" w:color="000000"/>
-              <w:right w:val="none" w:sz="0" w:space="0" w:color="000000"/>
-            </w:tcBorders>
-            <w:shd w:val="clear" w:color="auto" w:fill="FFFFFF"/>
-            <w:tcMar>
-              <w:top w:w="0" w:type="dxa"/>
-              <w:bottom w:w="0" w:type="dxa"/>
-              <w:left w:w="0" w:type="dxa"/>
-              <w:right w:w="0" w:type="dxa"/>
-            </w:tcMar>
-            <w:vAlign w:val="top"/>
-          </w:tcPr>
-          <w:p>
-            <w:pPr>
-              <w:pStyle w:val="Normal"/>
-              <w:jc w:val="center"/>
-              <w:pBdr>
-                <w:bottom w:val="none" w:sz="0" w:space="0" w:color="000000"/>
-                <w:top w:val="none" w:sz="0" w:space="0" w:color="000000"/>
-                <w:left w:val="none" w:sz="0" w:space="0" w:color="000000"/>
-                <w:right w:val="none" w:sz="0" w:space="0" w:color="000000"/>
-              </w:pBdr>
-              <w:spacing w:after="100" w:before="100" w:line="240"/>
-              <w:ind w:left="100" w:right="100" w:firstLine="0" w:firstLineChars="0"/>
-              <w:rPr>
-                <w:rFonts w:ascii="Helvetica" w:hAnsi="Helvetica" w:eastAsia="Helvetica" w:cs="Helvetica"/>
-                <w:i w:val="false"/>
-                <w:b w:val="false"/>
-                <w:u w:val="none"/>
-                <w:sz w:val="22"/>
-                <w:szCs w:val="22"/>
-                <w:color w:val="000000"/>
-              </w:rPr>
-            </w:pPr>
-            <w:r>
-              <w:rPr>
-                <w:rFonts w:ascii="Helvetica" w:hAnsi="Helvetica" w:eastAsia="Helvetica" w:cs="Helvetica"/>
-                <w:i w:val="false"/>
-                <w:b w:val="false"/>
-                <w:u w:val="none"/>
-                <w:sz w:val="22"/>
-                <w:szCs w:val="22"/>
-                <w:color w:val="000000"/>
-              </w:rPr>
-              <w:t xml:space="preserve">0.910</w:t>
+              <w:t xml:space="preserve">1.02</w:t>
+            </w:r>
+          </w:p>
+        </w:tc>
+        <w:tc>
+          <w:tcPr>
+            <w:tcBorders>
+              <w:bottom w:val="none" w:sz="0" w:space="0" w:color="000000"/>
+              <w:top w:val="none" w:sz="0" w:space="0" w:color="000000"/>
+              <w:left w:val="none" w:sz="0" w:space="0" w:color="000000"/>
+              <w:right w:val="none" w:sz="0" w:space="0" w:color="000000"/>
+            </w:tcBorders>
+            <w:shd w:val="clear" w:color="auto" w:fill="FFFFFF"/>
+            <w:tcMar>
+              <w:top w:w="0" w:type="dxa"/>
+              <w:bottom w:w="0" w:type="dxa"/>
+              <w:left w:w="0" w:type="dxa"/>
+              <w:right w:w="0" w:type="dxa"/>
+            </w:tcMar>
+            <w:vAlign w:val="top"/>
+          </w:tcPr>
+          <w:p>
+            <w:pPr>
+              <w:pStyle w:val="Normal"/>
+              <w:jc w:val="center"/>
+              <w:pBdr>
+                <w:bottom w:val="none" w:sz="0" w:space="0" w:color="000000"/>
+                <w:top w:val="none" w:sz="0" w:space="0" w:color="000000"/>
+                <w:left w:val="none" w:sz="0" w:space="0" w:color="000000"/>
+                <w:right w:val="none" w:sz="0" w:space="0" w:color="000000"/>
+              </w:pBdr>
+              <w:spacing w:after="100" w:before="100" w:line="240"/>
+              <w:ind w:left="100" w:right="100" w:firstLine="0" w:firstLineChars="0"/>
+              <w:rPr>
+                <w:rFonts w:ascii="Helvetica" w:hAnsi="Helvetica" w:eastAsia="Helvetica" w:cs="Helvetica"/>
+                <w:i w:val="false"/>
+                <w:b w:val="false"/>
+                <w:u w:val="none"/>
+                <w:sz w:val="22"/>
+                <w:szCs w:val="22"/>
+                <w:color w:val="000000"/>
+              </w:rPr>
+            </w:pPr>
+            <w:r>
+              <w:rPr>
+                <w:rFonts w:ascii="Helvetica" w:hAnsi="Helvetica" w:eastAsia="Helvetica" w:cs="Helvetica"/>
+                <w:i w:val="false"/>
+                <w:b w:val="false"/>
+                <w:u w:val="none"/>
+                <w:sz w:val="22"/>
+                <w:szCs w:val="22"/>
+                <w:color w:val="000000"/>
+              </w:rPr>
+              <w:t xml:space="preserve">0.49, 2.10</w:t>
+            </w:r>
+          </w:p>
+        </w:tc>
+        <w:tc>
+          <w:tcPr>
+            <w:tcBorders>
+              <w:bottom w:val="none" w:sz="0" w:space="0" w:color="000000"/>
+              <w:top w:val="none" w:sz="0" w:space="0" w:color="000000"/>
+              <w:left w:val="none" w:sz="0" w:space="0" w:color="000000"/>
+              <w:right w:val="none" w:sz="0" w:space="0" w:color="000000"/>
+            </w:tcBorders>
+            <w:shd w:val="clear" w:color="auto" w:fill="FFFFFF"/>
+            <w:tcMar>
+              <w:top w:w="0" w:type="dxa"/>
+              <w:bottom w:w="0" w:type="dxa"/>
+              <w:left w:w="0" w:type="dxa"/>
+              <w:right w:w="0" w:type="dxa"/>
+            </w:tcMar>
+            <w:vAlign w:val="top"/>
+          </w:tcPr>
+          <w:p>
+            <w:pPr>
+              <w:pStyle w:val="Normal"/>
+              <w:jc w:val="center"/>
+              <w:pBdr>
+                <w:bottom w:val="none" w:sz="0" w:space="0" w:color="000000"/>
+                <w:top w:val="none" w:sz="0" w:space="0" w:color="000000"/>
+                <w:left w:val="none" w:sz="0" w:space="0" w:color="000000"/>
+                <w:right w:val="none" w:sz="0" w:space="0" w:color="000000"/>
+              </w:pBdr>
+              <w:spacing w:after="100" w:before="100" w:line="240"/>
+              <w:ind w:left="100" w:right="100" w:firstLine="0" w:firstLineChars="0"/>
+              <w:rPr>
+                <w:rFonts w:ascii="Helvetica" w:hAnsi="Helvetica" w:eastAsia="Helvetica" w:cs="Helvetica"/>
+                <w:i w:val="false"/>
+                <w:b w:val="false"/>
+                <w:u w:val="none"/>
+                <w:sz w:val="22"/>
+                <w:szCs w:val="22"/>
+                <w:color w:val="000000"/>
+              </w:rPr>
+            </w:pPr>
+            <w:r>
+              <w:rPr>
+                <w:rFonts w:ascii="Helvetica" w:hAnsi="Helvetica" w:eastAsia="Helvetica" w:cs="Helvetica"/>
+                <w:i w:val="false"/>
+                <w:b w:val="false"/>
+                <w:u w:val="none"/>
+                <w:sz w:val="22"/>
+                <w:szCs w:val="22"/>
+                <w:color w:val="000000"/>
+              </w:rPr>
+              <w:t xml:space="preserve">0.970</w:t>
             </w:r>
           </w:p>
         </w:tc>
@@ -15593,113 +15593,113 @@
                 <w:szCs w:val="22"/>
                 <w:color w:val="000000"/>
               </w:rPr>
-              <w:t xml:space="preserve">1.13</w:t>
-            </w:r>
-          </w:p>
-        </w:tc>
-        <w:tc>
-          <w:tcPr>
-            <w:tcBorders>
-              <w:bottom w:val="none" w:sz="0" w:space="0" w:color="000000"/>
-              <w:top w:val="none" w:sz="0" w:space="0" w:color="000000"/>
-              <w:left w:val="none" w:sz="0" w:space="0" w:color="000000"/>
-              <w:right w:val="none" w:sz="0" w:space="0" w:color="000000"/>
-            </w:tcBorders>
-            <w:shd w:val="clear" w:color="auto" w:fill="FFFFFF"/>
-            <w:tcMar>
-              <w:top w:w="0" w:type="dxa"/>
-              <w:bottom w:w="0" w:type="dxa"/>
-              <w:left w:w="0" w:type="dxa"/>
-              <w:right w:w="0" w:type="dxa"/>
-            </w:tcMar>
-            <w:vAlign w:val="top"/>
-          </w:tcPr>
-          <w:p>
-            <w:pPr>
-              <w:pStyle w:val="Normal"/>
-              <w:jc w:val="center"/>
-              <w:pBdr>
-                <w:bottom w:val="none" w:sz="0" w:space="0" w:color="000000"/>
-                <w:top w:val="none" w:sz="0" w:space="0" w:color="000000"/>
-                <w:left w:val="none" w:sz="0" w:space="0" w:color="000000"/>
-                <w:right w:val="none" w:sz="0" w:space="0" w:color="000000"/>
-              </w:pBdr>
-              <w:spacing w:after="100" w:before="100" w:line="240"/>
-              <w:ind w:left="100" w:right="100" w:firstLine="0" w:firstLineChars="0"/>
-              <w:rPr>
-                <w:rFonts w:ascii="Helvetica" w:hAnsi="Helvetica" w:eastAsia="Helvetica" w:cs="Helvetica"/>
-                <w:i w:val="false"/>
-                <w:b w:val="false"/>
-                <w:u w:val="none"/>
-                <w:sz w:val="22"/>
-                <w:szCs w:val="22"/>
-                <w:color w:val="000000"/>
-              </w:rPr>
-            </w:pPr>
-            <w:r>
-              <w:rPr>
-                <w:rFonts w:ascii="Helvetica" w:hAnsi="Helvetica" w:eastAsia="Helvetica" w:cs="Helvetica"/>
-                <w:i w:val="false"/>
-                <w:b w:val="false"/>
-                <w:u w:val="none"/>
-                <w:sz w:val="22"/>
-                <w:szCs w:val="22"/>
-                <w:color w:val="000000"/>
-              </w:rPr>
-              <w:t xml:space="preserve">0.58, 2.21</w:t>
-            </w:r>
-          </w:p>
-        </w:tc>
-        <w:tc>
-          <w:tcPr>
-            <w:tcBorders>
-              <w:bottom w:val="none" w:sz="0" w:space="0" w:color="000000"/>
-              <w:top w:val="none" w:sz="0" w:space="0" w:color="000000"/>
-              <w:left w:val="none" w:sz="0" w:space="0" w:color="000000"/>
-              <w:right w:val="none" w:sz="0" w:space="0" w:color="000000"/>
-            </w:tcBorders>
-            <w:shd w:val="clear" w:color="auto" w:fill="FFFFFF"/>
-            <w:tcMar>
-              <w:top w:w="0" w:type="dxa"/>
-              <w:bottom w:w="0" w:type="dxa"/>
-              <w:left w:w="0" w:type="dxa"/>
-              <w:right w:w="0" w:type="dxa"/>
-            </w:tcMar>
-            <w:vAlign w:val="top"/>
-          </w:tcPr>
-          <w:p>
-            <w:pPr>
-              <w:pStyle w:val="Normal"/>
-              <w:jc w:val="center"/>
-              <w:pBdr>
-                <w:bottom w:val="none" w:sz="0" w:space="0" w:color="000000"/>
-                <w:top w:val="none" w:sz="0" w:space="0" w:color="000000"/>
-                <w:left w:val="none" w:sz="0" w:space="0" w:color="000000"/>
-                <w:right w:val="none" w:sz="0" w:space="0" w:color="000000"/>
-              </w:pBdr>
-              <w:spacing w:after="100" w:before="100" w:line="240"/>
-              <w:ind w:left="100" w:right="100" w:firstLine="0" w:firstLineChars="0"/>
-              <w:rPr>
-                <w:rFonts w:ascii="Helvetica" w:hAnsi="Helvetica" w:eastAsia="Helvetica" w:cs="Helvetica"/>
-                <w:i w:val="false"/>
-                <w:b w:val="false"/>
-                <w:u w:val="none"/>
-                <w:sz w:val="22"/>
-                <w:szCs w:val="22"/>
-                <w:color w:val="000000"/>
-              </w:rPr>
-            </w:pPr>
-            <w:r>
-              <w:rPr>
-                <w:rFonts w:ascii="Helvetica" w:hAnsi="Helvetica" w:eastAsia="Helvetica" w:cs="Helvetica"/>
-                <w:i w:val="false"/>
-                <w:b w:val="false"/>
-                <w:u w:val="none"/>
-                <w:sz w:val="22"/>
-                <w:szCs w:val="22"/>
-                <w:color w:val="000000"/>
-              </w:rPr>
-              <w:t xml:space="preserve">0.720</w:t>
+              <w:t xml:space="preserve">1.07</w:t>
+            </w:r>
+          </w:p>
+        </w:tc>
+        <w:tc>
+          <w:tcPr>
+            <w:tcBorders>
+              <w:bottom w:val="none" w:sz="0" w:space="0" w:color="000000"/>
+              <w:top w:val="none" w:sz="0" w:space="0" w:color="000000"/>
+              <w:left w:val="none" w:sz="0" w:space="0" w:color="000000"/>
+              <w:right w:val="none" w:sz="0" w:space="0" w:color="000000"/>
+            </w:tcBorders>
+            <w:shd w:val="clear" w:color="auto" w:fill="FFFFFF"/>
+            <w:tcMar>
+              <w:top w:w="0" w:type="dxa"/>
+              <w:bottom w:w="0" w:type="dxa"/>
+              <w:left w:w="0" w:type="dxa"/>
+              <w:right w:w="0" w:type="dxa"/>
+            </w:tcMar>
+            <w:vAlign w:val="top"/>
+          </w:tcPr>
+          <w:p>
+            <w:pPr>
+              <w:pStyle w:val="Normal"/>
+              <w:jc w:val="center"/>
+              <w:pBdr>
+                <w:bottom w:val="none" w:sz="0" w:space="0" w:color="000000"/>
+                <w:top w:val="none" w:sz="0" w:space="0" w:color="000000"/>
+                <w:left w:val="none" w:sz="0" w:space="0" w:color="000000"/>
+                <w:right w:val="none" w:sz="0" w:space="0" w:color="000000"/>
+              </w:pBdr>
+              <w:spacing w:after="100" w:before="100" w:line="240"/>
+              <w:ind w:left="100" w:right="100" w:firstLine="0" w:firstLineChars="0"/>
+              <w:rPr>
+                <w:rFonts w:ascii="Helvetica" w:hAnsi="Helvetica" w:eastAsia="Helvetica" w:cs="Helvetica"/>
+                <w:i w:val="false"/>
+                <w:b w:val="false"/>
+                <w:u w:val="none"/>
+                <w:sz w:val="22"/>
+                <w:szCs w:val="22"/>
+                <w:color w:val="000000"/>
+              </w:rPr>
+            </w:pPr>
+            <w:r>
+              <w:rPr>
+                <w:rFonts w:ascii="Helvetica" w:hAnsi="Helvetica" w:eastAsia="Helvetica" w:cs="Helvetica"/>
+                <w:i w:val="false"/>
+                <w:b w:val="false"/>
+                <w:u w:val="none"/>
+                <w:sz w:val="22"/>
+                <w:szCs w:val="22"/>
+                <w:color w:val="000000"/>
+              </w:rPr>
+              <w:t xml:space="preserve">0.53, 2.13</w:t>
+            </w:r>
+          </w:p>
+        </w:tc>
+        <w:tc>
+          <w:tcPr>
+            <w:tcBorders>
+              <w:bottom w:val="none" w:sz="0" w:space="0" w:color="000000"/>
+              <w:top w:val="none" w:sz="0" w:space="0" w:color="000000"/>
+              <w:left w:val="none" w:sz="0" w:space="0" w:color="000000"/>
+              <w:right w:val="none" w:sz="0" w:space="0" w:color="000000"/>
+            </w:tcBorders>
+            <w:shd w:val="clear" w:color="auto" w:fill="FFFFFF"/>
+            <w:tcMar>
+              <w:top w:w="0" w:type="dxa"/>
+              <w:bottom w:w="0" w:type="dxa"/>
+              <w:left w:w="0" w:type="dxa"/>
+              <w:right w:w="0" w:type="dxa"/>
+            </w:tcMar>
+            <w:vAlign w:val="top"/>
+          </w:tcPr>
+          <w:p>
+            <w:pPr>
+              <w:pStyle w:val="Normal"/>
+              <w:jc w:val="center"/>
+              <w:pBdr>
+                <w:bottom w:val="none" w:sz="0" w:space="0" w:color="000000"/>
+                <w:top w:val="none" w:sz="0" w:space="0" w:color="000000"/>
+                <w:left w:val="none" w:sz="0" w:space="0" w:color="000000"/>
+                <w:right w:val="none" w:sz="0" w:space="0" w:color="000000"/>
+              </w:pBdr>
+              <w:spacing w:after="100" w:before="100" w:line="240"/>
+              <w:ind w:left="100" w:right="100" w:firstLine="0" w:firstLineChars="0"/>
+              <w:rPr>
+                <w:rFonts w:ascii="Helvetica" w:hAnsi="Helvetica" w:eastAsia="Helvetica" w:cs="Helvetica"/>
+                <w:i w:val="false"/>
+                <w:b w:val="false"/>
+                <w:u w:val="none"/>
+                <w:sz w:val="22"/>
+                <w:szCs w:val="22"/>
+                <w:color w:val="000000"/>
+              </w:rPr>
+            </w:pPr>
+            <w:r>
+              <w:rPr>
+                <w:rFonts w:ascii="Helvetica" w:hAnsi="Helvetica" w:eastAsia="Helvetica" w:cs="Helvetica"/>
+                <w:i w:val="false"/>
+                <w:b w:val="false"/>
+                <w:u w:val="none"/>
+                <w:sz w:val="22"/>
+                <w:szCs w:val="22"/>
+                <w:color w:val="000000"/>
+              </w:rPr>
+              <w:t xml:space="preserve">0.860</w:t>
             </w:r>
           </w:p>
         </w:tc>
@@ -15970,7 +15970,7 @@
                 <w:szCs w:val="22"/>
                 <w:color w:val="000000"/>
               </w:rPr>
-              <w:t xml:space="preserve">0.250</w:t>
+              <w:t xml:space="preserve">0.280</w:t>
             </w:r>
           </w:p>
         </w:tc>
@@ -16182,7 +16182,7 @@
                 <w:szCs w:val="22"/>
                 <w:color w:val="000000"/>
               </w:rPr>
-              <w:t xml:space="preserve">&gt;0.999</w:t>
+              <w:t xml:space="preserve">0.870</w:t>
             </w:r>
           </w:p>
         </w:tc>

--- a/docs/tables/whole/sec4_aki_365.docx
+++ b/docs/tables/whole/sec4_aki_365.docx
@@ -17,7 +17,7 @@
         <w:tblLook w:firstRow="1" w:lastRow="0" w:firstColumn="0" w:lastColumn="0" w:noHBand="0" w:noVBand="1"/>
       </w:tblPr>
       <w:tblGrid>
-        <w:gridCol w:w="2306"/>
+        <w:gridCol w:w="3321"/>
         <w:gridCol w:w="778"/>
         <w:gridCol w:w="839"/>
         <w:gridCol w:w="1389"/>
@@ -785,7 +785,7 @@
                 <w:szCs w:val="22"/>
                 <w:color w:val="000000"/>
               </w:rPr>
-              <w:t xml:space="preserve">egfr_diff_pct_per10</w:t>
+              <w:t xml:space="preserve">egfr_diff_pct_sens_per10</w:t>
             </w:r>
           </w:p>
         </w:tc>
@@ -891,7 +891,7 @@
                 <w:szCs w:val="22"/>
                 <w:color w:val="000000"/>
               </w:rPr>
-              <w:t xml:space="preserve">1.04</w:t>
+              <w:t xml:space="preserve">1.13</w:t>
             </w:r>
           </w:p>
         </w:tc>
@@ -944,7 +944,7 @@
                 <w:szCs w:val="22"/>
                 <w:color w:val="000000"/>
               </w:rPr>
-              <w:t xml:space="preserve">0.91, 1.19</w:t>
+              <w:t xml:space="preserve">0.99, 1.30</w:t>
             </w:r>
           </w:p>
         </w:tc>
@@ -997,7 +997,7 @@
                 <w:szCs w:val="22"/>
                 <w:color w:val="000000"/>
               </w:rPr>
-              <w:t xml:space="preserve">0.570</w:t>
+              <w:t xml:space="preserve">0.080</w:t>
             </w:r>
           </w:p>
         </w:tc>
@@ -1103,7 +1103,7 @@
                 <w:szCs w:val="22"/>
                 <w:color w:val="000000"/>
               </w:rPr>
-              <w:t xml:space="preserve">1.11</w:t>
+              <w:t xml:space="preserve">0.97</w:t>
             </w:r>
           </w:p>
         </w:tc>
@@ -1156,7 +1156,7 @@
                 <w:szCs w:val="22"/>
                 <w:color w:val="000000"/>
               </w:rPr>
-              <w:t xml:space="preserve">0.86, 1.44</w:t>
+              <w:t xml:space="preserve">0.79, 1.20</w:t>
             </w:r>
           </w:p>
         </w:tc>
@@ -1209,7 +1209,7 @@
                 <w:szCs w:val="22"/>
                 <w:color w:val="000000"/>
               </w:rPr>
-              <w:t xml:space="preserve">0.430</w:t>
+              <w:t xml:space="preserve">0.790</w:t>
             </w:r>
           </w:p>
         </w:tc>
@@ -1586,113 +1586,113 @@
                 <w:szCs w:val="22"/>
                 <w:color w:val="000000"/>
               </w:rPr>
-              <w:t xml:space="preserve">0.99</w:t>
-            </w:r>
-          </w:p>
-        </w:tc>
-        <w:tc>
-          <w:tcPr>
-            <w:tcBorders>
-              <w:bottom w:val="none" w:sz="0" w:space="0" w:color="000000"/>
-              <w:top w:val="none" w:sz="0" w:space="0" w:color="000000"/>
-              <w:left w:val="none" w:sz="0" w:space="0" w:color="000000"/>
-              <w:right w:val="none" w:sz="0" w:space="0" w:color="000000"/>
-            </w:tcBorders>
-            <w:shd w:val="clear" w:color="auto" w:fill="FFFFFF"/>
-            <w:tcMar>
-              <w:top w:w="0" w:type="dxa"/>
-              <w:bottom w:w="0" w:type="dxa"/>
-              <w:left w:w="0" w:type="dxa"/>
-              <w:right w:w="0" w:type="dxa"/>
-            </w:tcMar>
-            <w:vAlign w:val="top"/>
-          </w:tcPr>
-          <w:p>
-            <w:pPr>
-              <w:pStyle w:val="Normal"/>
-              <w:jc w:val="center"/>
-              <w:pBdr>
-                <w:bottom w:val="none" w:sz="0" w:space="0" w:color="000000"/>
-                <w:top w:val="none" w:sz="0" w:space="0" w:color="000000"/>
-                <w:left w:val="none" w:sz="0" w:space="0" w:color="000000"/>
-                <w:right w:val="none" w:sz="0" w:space="0" w:color="000000"/>
-              </w:pBdr>
-              <w:spacing w:after="100" w:before="100" w:line="240"/>
-              <w:ind w:left="100" w:right="100" w:firstLine="0" w:firstLineChars="0"/>
-              <w:rPr>
-                <w:rFonts w:ascii="Helvetica" w:hAnsi="Helvetica" w:eastAsia="Helvetica" w:cs="Helvetica"/>
-                <w:i w:val="false"/>
-                <w:b w:val="false"/>
-                <w:u w:val="none"/>
-                <w:sz w:val="22"/>
-                <w:szCs w:val="22"/>
-                <w:color w:val="000000"/>
-              </w:rPr>
-            </w:pPr>
-            <w:r>
-              <w:rPr>
-                <w:rFonts w:ascii="Helvetica" w:hAnsi="Helvetica" w:eastAsia="Helvetica" w:cs="Helvetica"/>
-                <w:i w:val="false"/>
-                <w:b w:val="false"/>
-                <w:u w:val="none"/>
-                <w:sz w:val="22"/>
-                <w:szCs w:val="22"/>
-                <w:color w:val="000000"/>
-              </w:rPr>
-              <w:t xml:space="preserve">0.95, 1.03</w:t>
-            </w:r>
-          </w:p>
-        </w:tc>
-        <w:tc>
-          <w:tcPr>
-            <w:tcBorders>
-              <w:bottom w:val="none" w:sz="0" w:space="0" w:color="000000"/>
-              <w:top w:val="none" w:sz="0" w:space="0" w:color="000000"/>
-              <w:left w:val="none" w:sz="0" w:space="0" w:color="000000"/>
-              <w:right w:val="none" w:sz="0" w:space="0" w:color="000000"/>
-            </w:tcBorders>
-            <w:shd w:val="clear" w:color="auto" w:fill="FFFFFF"/>
-            <w:tcMar>
-              <w:top w:w="0" w:type="dxa"/>
-              <w:bottom w:w="0" w:type="dxa"/>
-              <w:left w:w="0" w:type="dxa"/>
-              <w:right w:w="0" w:type="dxa"/>
-            </w:tcMar>
-            <w:vAlign w:val="top"/>
-          </w:tcPr>
-          <w:p>
-            <w:pPr>
-              <w:pStyle w:val="Normal"/>
-              <w:jc w:val="center"/>
-              <w:pBdr>
-                <w:bottom w:val="none" w:sz="0" w:space="0" w:color="000000"/>
-                <w:top w:val="none" w:sz="0" w:space="0" w:color="000000"/>
-                <w:left w:val="none" w:sz="0" w:space="0" w:color="000000"/>
-                <w:right w:val="none" w:sz="0" w:space="0" w:color="000000"/>
-              </w:pBdr>
-              <w:spacing w:after="100" w:before="100" w:line="240"/>
-              <w:ind w:left="100" w:right="100" w:firstLine="0" w:firstLineChars="0"/>
-              <w:rPr>
-                <w:rFonts w:ascii="Helvetica" w:hAnsi="Helvetica" w:eastAsia="Helvetica" w:cs="Helvetica"/>
-                <w:i w:val="false"/>
-                <w:b w:val="false"/>
-                <w:u w:val="none"/>
-                <w:sz w:val="22"/>
-                <w:szCs w:val="22"/>
-                <w:color w:val="000000"/>
-              </w:rPr>
-            </w:pPr>
-            <w:r>
-              <w:rPr>
-                <w:rFonts w:ascii="Helvetica" w:hAnsi="Helvetica" w:eastAsia="Helvetica" w:cs="Helvetica"/>
-                <w:i w:val="false"/>
-                <w:b w:val="false"/>
-                <w:u w:val="none"/>
-                <w:sz w:val="22"/>
-                <w:szCs w:val="22"/>
-                <w:color w:val="000000"/>
-              </w:rPr>
-              <w:t xml:space="preserve">0.570</w:t>
+              <w:t xml:space="preserve">0.98</w:t>
+            </w:r>
+          </w:p>
+        </w:tc>
+        <w:tc>
+          <w:tcPr>
+            <w:tcBorders>
+              <w:bottom w:val="none" w:sz="0" w:space="0" w:color="000000"/>
+              <w:top w:val="none" w:sz="0" w:space="0" w:color="000000"/>
+              <w:left w:val="none" w:sz="0" w:space="0" w:color="000000"/>
+              <w:right w:val="none" w:sz="0" w:space="0" w:color="000000"/>
+            </w:tcBorders>
+            <w:shd w:val="clear" w:color="auto" w:fill="FFFFFF"/>
+            <w:tcMar>
+              <w:top w:w="0" w:type="dxa"/>
+              <w:bottom w:w="0" w:type="dxa"/>
+              <w:left w:w="0" w:type="dxa"/>
+              <w:right w:w="0" w:type="dxa"/>
+            </w:tcMar>
+            <w:vAlign w:val="top"/>
+          </w:tcPr>
+          <w:p>
+            <w:pPr>
+              <w:pStyle w:val="Normal"/>
+              <w:jc w:val="center"/>
+              <w:pBdr>
+                <w:bottom w:val="none" w:sz="0" w:space="0" w:color="000000"/>
+                <w:top w:val="none" w:sz="0" w:space="0" w:color="000000"/>
+                <w:left w:val="none" w:sz="0" w:space="0" w:color="000000"/>
+                <w:right w:val="none" w:sz="0" w:space="0" w:color="000000"/>
+              </w:pBdr>
+              <w:spacing w:after="100" w:before="100" w:line="240"/>
+              <w:ind w:left="100" w:right="100" w:firstLine="0" w:firstLineChars="0"/>
+              <w:rPr>
+                <w:rFonts w:ascii="Helvetica" w:hAnsi="Helvetica" w:eastAsia="Helvetica" w:cs="Helvetica"/>
+                <w:i w:val="false"/>
+                <w:b w:val="false"/>
+                <w:u w:val="none"/>
+                <w:sz w:val="22"/>
+                <w:szCs w:val="22"/>
+                <w:color w:val="000000"/>
+              </w:rPr>
+            </w:pPr>
+            <w:r>
+              <w:rPr>
+                <w:rFonts w:ascii="Helvetica" w:hAnsi="Helvetica" w:eastAsia="Helvetica" w:cs="Helvetica"/>
+                <w:i w:val="false"/>
+                <w:b w:val="false"/>
+                <w:u w:val="none"/>
+                <w:sz w:val="22"/>
+                <w:szCs w:val="22"/>
+                <w:color w:val="000000"/>
+              </w:rPr>
+              <w:t xml:space="preserve">0.95, 1.02</w:t>
+            </w:r>
+          </w:p>
+        </w:tc>
+        <w:tc>
+          <w:tcPr>
+            <w:tcBorders>
+              <w:bottom w:val="none" w:sz="0" w:space="0" w:color="000000"/>
+              <w:top w:val="none" w:sz="0" w:space="0" w:color="000000"/>
+              <w:left w:val="none" w:sz="0" w:space="0" w:color="000000"/>
+              <w:right w:val="none" w:sz="0" w:space="0" w:color="000000"/>
+            </w:tcBorders>
+            <w:shd w:val="clear" w:color="auto" w:fill="FFFFFF"/>
+            <w:tcMar>
+              <w:top w:w="0" w:type="dxa"/>
+              <w:bottom w:w="0" w:type="dxa"/>
+              <w:left w:w="0" w:type="dxa"/>
+              <w:right w:w="0" w:type="dxa"/>
+            </w:tcMar>
+            <w:vAlign w:val="top"/>
+          </w:tcPr>
+          <w:p>
+            <w:pPr>
+              <w:pStyle w:val="Normal"/>
+              <w:jc w:val="center"/>
+              <w:pBdr>
+                <w:bottom w:val="none" w:sz="0" w:space="0" w:color="000000"/>
+                <w:top w:val="none" w:sz="0" w:space="0" w:color="000000"/>
+                <w:left w:val="none" w:sz="0" w:space="0" w:color="000000"/>
+                <w:right w:val="none" w:sz="0" w:space="0" w:color="000000"/>
+              </w:pBdr>
+              <w:spacing w:after="100" w:before="100" w:line="240"/>
+              <w:ind w:left="100" w:right="100" w:firstLine="0" w:firstLineChars="0"/>
+              <w:rPr>
+                <w:rFonts w:ascii="Helvetica" w:hAnsi="Helvetica" w:eastAsia="Helvetica" w:cs="Helvetica"/>
+                <w:i w:val="false"/>
+                <w:b w:val="false"/>
+                <w:u w:val="none"/>
+                <w:sz w:val="22"/>
+                <w:szCs w:val="22"/>
+                <w:color w:val="000000"/>
+              </w:rPr>
+            </w:pPr>
+            <w:r>
+              <w:rPr>
+                <w:rFonts w:ascii="Helvetica" w:hAnsi="Helvetica" w:eastAsia="Helvetica" w:cs="Helvetica"/>
+                <w:i w:val="false"/>
+                <w:b w:val="false"/>
+                <w:u w:val="none"/>
+                <w:sz w:val="22"/>
+                <w:szCs w:val="22"/>
+                <w:color w:val="000000"/>
+              </w:rPr>
+              <w:t xml:space="preserve">0.310</w:t>
             </w:r>
           </w:p>
         </w:tc>
@@ -3035,113 +3035,113 @@
                 <w:szCs w:val="22"/>
                 <w:color w:val="000000"/>
               </w:rPr>
-              <w:t xml:space="preserve">1.72</w:t>
-            </w:r>
-          </w:p>
-        </w:tc>
-        <w:tc>
-          <w:tcPr>
-            <w:tcBorders>
-              <w:bottom w:val="none" w:sz="0" w:space="0" w:color="000000"/>
-              <w:top w:val="none" w:sz="0" w:space="0" w:color="000000"/>
-              <w:left w:val="none" w:sz="0" w:space="0" w:color="000000"/>
-              <w:right w:val="none" w:sz="0" w:space="0" w:color="000000"/>
-            </w:tcBorders>
-            <w:shd w:val="clear" w:color="auto" w:fill="FFFFFF"/>
-            <w:tcMar>
-              <w:top w:w="0" w:type="dxa"/>
-              <w:bottom w:w="0" w:type="dxa"/>
-              <w:left w:w="0" w:type="dxa"/>
-              <w:right w:w="0" w:type="dxa"/>
-            </w:tcMar>
-            <w:vAlign w:val="top"/>
-          </w:tcPr>
-          <w:p>
-            <w:pPr>
-              <w:pStyle w:val="Normal"/>
-              <w:jc w:val="center"/>
-              <w:pBdr>
-                <w:bottom w:val="none" w:sz="0" w:space="0" w:color="000000"/>
-                <w:top w:val="none" w:sz="0" w:space="0" w:color="000000"/>
-                <w:left w:val="none" w:sz="0" w:space="0" w:color="000000"/>
-                <w:right w:val="none" w:sz="0" w:space="0" w:color="000000"/>
-              </w:pBdr>
-              <w:spacing w:after="100" w:before="100" w:line="240"/>
-              <w:ind w:left="100" w:right="100" w:firstLine="0" w:firstLineChars="0"/>
-              <w:rPr>
-                <w:rFonts w:ascii="Helvetica" w:hAnsi="Helvetica" w:eastAsia="Helvetica" w:cs="Helvetica"/>
-                <w:i w:val="false"/>
-                <w:b w:val="false"/>
-                <w:u w:val="none"/>
-                <w:sz w:val="22"/>
-                <w:szCs w:val="22"/>
-                <w:color w:val="000000"/>
-              </w:rPr>
-            </w:pPr>
-            <w:r>
-              <w:rPr>
-                <w:rFonts w:ascii="Helvetica" w:hAnsi="Helvetica" w:eastAsia="Helvetica" w:cs="Helvetica"/>
-                <w:i w:val="false"/>
-                <w:b w:val="false"/>
-                <w:u w:val="none"/>
-                <w:sz w:val="22"/>
-                <w:szCs w:val="22"/>
-                <w:color w:val="000000"/>
-              </w:rPr>
-              <w:t xml:space="preserve">0.74, 4.00</w:t>
-            </w:r>
-          </w:p>
-        </w:tc>
-        <w:tc>
-          <w:tcPr>
-            <w:tcBorders>
-              <w:bottom w:val="none" w:sz="0" w:space="0" w:color="000000"/>
-              <w:top w:val="none" w:sz="0" w:space="0" w:color="000000"/>
-              <w:left w:val="none" w:sz="0" w:space="0" w:color="000000"/>
-              <w:right w:val="none" w:sz="0" w:space="0" w:color="000000"/>
-            </w:tcBorders>
-            <w:shd w:val="clear" w:color="auto" w:fill="FFFFFF"/>
-            <w:tcMar>
-              <w:top w:w="0" w:type="dxa"/>
-              <w:bottom w:w="0" w:type="dxa"/>
-              <w:left w:w="0" w:type="dxa"/>
-              <w:right w:w="0" w:type="dxa"/>
-            </w:tcMar>
-            <w:vAlign w:val="top"/>
-          </w:tcPr>
-          <w:p>
-            <w:pPr>
-              <w:pStyle w:val="Normal"/>
-              <w:jc w:val="center"/>
-              <w:pBdr>
-                <w:bottom w:val="none" w:sz="0" w:space="0" w:color="000000"/>
-                <w:top w:val="none" w:sz="0" w:space="0" w:color="000000"/>
-                <w:left w:val="none" w:sz="0" w:space="0" w:color="000000"/>
-                <w:right w:val="none" w:sz="0" w:space="0" w:color="000000"/>
-              </w:pBdr>
-              <w:spacing w:after="100" w:before="100" w:line="240"/>
-              <w:ind w:left="100" w:right="100" w:firstLine="0" w:firstLineChars="0"/>
-              <w:rPr>
-                <w:rFonts w:ascii="Helvetica" w:hAnsi="Helvetica" w:eastAsia="Helvetica" w:cs="Helvetica"/>
-                <w:i w:val="false"/>
-                <w:b w:val="false"/>
-                <w:u w:val="none"/>
-                <w:sz w:val="22"/>
-                <w:szCs w:val="22"/>
-                <w:color w:val="000000"/>
-              </w:rPr>
-            </w:pPr>
-            <w:r>
-              <w:rPr>
-                <w:rFonts w:ascii="Helvetica" w:hAnsi="Helvetica" w:eastAsia="Helvetica" w:cs="Helvetica"/>
-                <w:i w:val="false"/>
-                <w:b w:val="false"/>
-                <w:u w:val="none"/>
-                <w:sz w:val="22"/>
-                <w:szCs w:val="22"/>
-                <w:color w:val="000000"/>
-              </w:rPr>
-              <w:t xml:space="preserve">0.210</w:t>
+              <w:t xml:space="preserve">1.74</w:t>
+            </w:r>
+          </w:p>
+        </w:tc>
+        <w:tc>
+          <w:tcPr>
+            <w:tcBorders>
+              <w:bottom w:val="none" w:sz="0" w:space="0" w:color="000000"/>
+              <w:top w:val="none" w:sz="0" w:space="0" w:color="000000"/>
+              <w:left w:val="none" w:sz="0" w:space="0" w:color="000000"/>
+              <w:right w:val="none" w:sz="0" w:space="0" w:color="000000"/>
+            </w:tcBorders>
+            <w:shd w:val="clear" w:color="auto" w:fill="FFFFFF"/>
+            <w:tcMar>
+              <w:top w:w="0" w:type="dxa"/>
+              <w:bottom w:w="0" w:type="dxa"/>
+              <w:left w:w="0" w:type="dxa"/>
+              <w:right w:w="0" w:type="dxa"/>
+            </w:tcMar>
+            <w:vAlign w:val="top"/>
+          </w:tcPr>
+          <w:p>
+            <w:pPr>
+              <w:pStyle w:val="Normal"/>
+              <w:jc w:val="center"/>
+              <w:pBdr>
+                <w:bottom w:val="none" w:sz="0" w:space="0" w:color="000000"/>
+                <w:top w:val="none" w:sz="0" w:space="0" w:color="000000"/>
+                <w:left w:val="none" w:sz="0" w:space="0" w:color="000000"/>
+                <w:right w:val="none" w:sz="0" w:space="0" w:color="000000"/>
+              </w:pBdr>
+              <w:spacing w:after="100" w:before="100" w:line="240"/>
+              <w:ind w:left="100" w:right="100" w:firstLine="0" w:firstLineChars="0"/>
+              <w:rPr>
+                <w:rFonts w:ascii="Helvetica" w:hAnsi="Helvetica" w:eastAsia="Helvetica" w:cs="Helvetica"/>
+                <w:i w:val="false"/>
+                <w:b w:val="false"/>
+                <w:u w:val="none"/>
+                <w:sz w:val="22"/>
+                <w:szCs w:val="22"/>
+                <w:color w:val="000000"/>
+              </w:rPr>
+            </w:pPr>
+            <w:r>
+              <w:rPr>
+                <w:rFonts w:ascii="Helvetica" w:hAnsi="Helvetica" w:eastAsia="Helvetica" w:cs="Helvetica"/>
+                <w:i w:val="false"/>
+                <w:b w:val="false"/>
+                <w:u w:val="none"/>
+                <w:sz w:val="22"/>
+                <w:szCs w:val="22"/>
+                <w:color w:val="000000"/>
+              </w:rPr>
+              <w:t xml:space="preserve">0.70, 4.30</w:t>
+            </w:r>
+          </w:p>
+        </w:tc>
+        <w:tc>
+          <w:tcPr>
+            <w:tcBorders>
+              <w:bottom w:val="none" w:sz="0" w:space="0" w:color="000000"/>
+              <w:top w:val="none" w:sz="0" w:space="0" w:color="000000"/>
+              <w:left w:val="none" w:sz="0" w:space="0" w:color="000000"/>
+              <w:right w:val="none" w:sz="0" w:space="0" w:color="000000"/>
+            </w:tcBorders>
+            <w:shd w:val="clear" w:color="auto" w:fill="FFFFFF"/>
+            <w:tcMar>
+              <w:top w:w="0" w:type="dxa"/>
+              <w:bottom w:w="0" w:type="dxa"/>
+              <w:left w:w="0" w:type="dxa"/>
+              <w:right w:w="0" w:type="dxa"/>
+            </w:tcMar>
+            <w:vAlign w:val="top"/>
+          </w:tcPr>
+          <w:p>
+            <w:pPr>
+              <w:pStyle w:val="Normal"/>
+              <w:jc w:val="center"/>
+              <w:pBdr>
+                <w:bottom w:val="none" w:sz="0" w:space="0" w:color="000000"/>
+                <w:top w:val="none" w:sz="0" w:space="0" w:color="000000"/>
+                <w:left w:val="none" w:sz="0" w:space="0" w:color="000000"/>
+                <w:right w:val="none" w:sz="0" w:space="0" w:color="000000"/>
+              </w:pBdr>
+              <w:spacing w:after="100" w:before="100" w:line="240"/>
+              <w:ind w:left="100" w:right="100" w:firstLine="0" w:firstLineChars="0"/>
+              <w:rPr>
+                <w:rFonts w:ascii="Helvetica" w:hAnsi="Helvetica" w:eastAsia="Helvetica" w:cs="Helvetica"/>
+                <w:i w:val="false"/>
+                <w:b w:val="false"/>
+                <w:u w:val="none"/>
+                <w:sz w:val="22"/>
+                <w:szCs w:val="22"/>
+                <w:color w:val="000000"/>
+              </w:rPr>
+            </w:pPr>
+            <w:r>
+              <w:rPr>
+                <w:rFonts w:ascii="Helvetica" w:hAnsi="Helvetica" w:eastAsia="Helvetica" w:cs="Helvetica"/>
+                <w:i w:val="false"/>
+                <w:b w:val="false"/>
+                <w:u w:val="none"/>
+                <w:sz w:val="22"/>
+                <w:szCs w:val="22"/>
+                <w:color w:val="000000"/>
+              </w:rPr>
+              <w:t xml:space="preserve">0.230</w:t>
             </w:r>
           </w:p>
         </w:tc>
@@ -3518,113 +3518,113 @@
                 <w:szCs w:val="22"/>
                 <w:color w:val="000000"/>
               </w:rPr>
-              <w:t xml:space="preserve">1.12</w:t>
-            </w:r>
-          </w:p>
-        </w:tc>
-        <w:tc>
-          <w:tcPr>
-            <w:tcBorders>
-              <w:bottom w:val="none" w:sz="0" w:space="0" w:color="000000"/>
-              <w:top w:val="none" w:sz="0" w:space="0" w:color="000000"/>
-              <w:left w:val="none" w:sz="0" w:space="0" w:color="000000"/>
-              <w:right w:val="none" w:sz="0" w:space="0" w:color="000000"/>
-            </w:tcBorders>
-            <w:shd w:val="clear" w:color="auto" w:fill="FFFFFF"/>
-            <w:tcMar>
-              <w:top w:w="0" w:type="dxa"/>
-              <w:bottom w:w="0" w:type="dxa"/>
-              <w:left w:w="0" w:type="dxa"/>
-              <w:right w:w="0" w:type="dxa"/>
-            </w:tcMar>
-            <w:vAlign w:val="top"/>
-          </w:tcPr>
-          <w:p>
-            <w:pPr>
-              <w:pStyle w:val="Normal"/>
-              <w:jc w:val="center"/>
-              <w:pBdr>
-                <w:bottom w:val="none" w:sz="0" w:space="0" w:color="000000"/>
-                <w:top w:val="none" w:sz="0" w:space="0" w:color="000000"/>
-                <w:left w:val="none" w:sz="0" w:space="0" w:color="000000"/>
-                <w:right w:val="none" w:sz="0" w:space="0" w:color="000000"/>
-              </w:pBdr>
-              <w:spacing w:after="100" w:before="100" w:line="240"/>
-              <w:ind w:left="100" w:right="100" w:firstLine="0" w:firstLineChars="0"/>
-              <w:rPr>
-                <w:rFonts w:ascii="Helvetica" w:hAnsi="Helvetica" w:eastAsia="Helvetica" w:cs="Helvetica"/>
-                <w:i w:val="false"/>
-                <w:b w:val="false"/>
-                <w:u w:val="none"/>
-                <w:sz w:val="22"/>
-                <w:szCs w:val="22"/>
-                <w:color w:val="000000"/>
-              </w:rPr>
-            </w:pPr>
-            <w:r>
-              <w:rPr>
-                <w:rFonts w:ascii="Helvetica" w:hAnsi="Helvetica" w:eastAsia="Helvetica" w:cs="Helvetica"/>
-                <w:i w:val="false"/>
-                <w:b w:val="false"/>
-                <w:u w:val="none"/>
-                <w:sz w:val="22"/>
-                <w:szCs w:val="22"/>
-                <w:color w:val="000000"/>
-              </w:rPr>
-              <w:t xml:space="preserve">1.01, 1.24</w:t>
-            </w:r>
-          </w:p>
-        </w:tc>
-        <w:tc>
-          <w:tcPr>
-            <w:tcBorders>
-              <w:bottom w:val="none" w:sz="0" w:space="0" w:color="000000"/>
-              <w:top w:val="none" w:sz="0" w:space="0" w:color="000000"/>
-              <w:left w:val="none" w:sz="0" w:space="0" w:color="000000"/>
-              <w:right w:val="none" w:sz="0" w:space="0" w:color="000000"/>
-            </w:tcBorders>
-            <w:shd w:val="clear" w:color="auto" w:fill="FFFFFF"/>
-            <w:tcMar>
-              <w:top w:w="0" w:type="dxa"/>
-              <w:bottom w:w="0" w:type="dxa"/>
-              <w:left w:w="0" w:type="dxa"/>
-              <w:right w:w="0" w:type="dxa"/>
-            </w:tcMar>
-            <w:vAlign w:val="top"/>
-          </w:tcPr>
-          <w:p>
-            <w:pPr>
-              <w:pStyle w:val="Normal"/>
-              <w:jc w:val="center"/>
-              <w:pBdr>
-                <w:bottom w:val="none" w:sz="0" w:space="0" w:color="000000"/>
-                <w:top w:val="none" w:sz="0" w:space="0" w:color="000000"/>
-                <w:left w:val="none" w:sz="0" w:space="0" w:color="000000"/>
-                <w:right w:val="none" w:sz="0" w:space="0" w:color="000000"/>
-              </w:pBdr>
-              <w:spacing w:after="100" w:before="100" w:line="240"/>
-              <w:ind w:left="100" w:right="100" w:firstLine="0" w:firstLineChars="0"/>
-              <w:rPr>
-                <w:rFonts w:ascii="Helvetica" w:hAnsi="Helvetica" w:eastAsia="Helvetica" w:cs="Helvetica"/>
-                <w:i w:val="false"/>
-                <w:b w:val="false"/>
-                <w:u w:val="none"/>
-                <w:sz w:val="22"/>
-                <w:szCs w:val="22"/>
-                <w:color w:val="000000"/>
-              </w:rPr>
-            </w:pPr>
-            <w:r>
-              <w:rPr>
-                <w:rFonts w:ascii="Helvetica" w:hAnsi="Helvetica" w:eastAsia="Helvetica" w:cs="Helvetica"/>
-                <w:i w:val="false"/>
-                <w:b w:val="false"/>
-                <w:u w:val="none"/>
-                <w:sz w:val="22"/>
-                <w:szCs w:val="22"/>
-                <w:color w:val="000000"/>
-              </w:rPr>
-              <w:t xml:space="preserve">0.028</w:t>
+              <w:t xml:space="preserve">1.13</w:t>
+            </w:r>
+          </w:p>
+        </w:tc>
+        <w:tc>
+          <w:tcPr>
+            <w:tcBorders>
+              <w:bottom w:val="none" w:sz="0" w:space="0" w:color="000000"/>
+              <w:top w:val="none" w:sz="0" w:space="0" w:color="000000"/>
+              <w:left w:val="none" w:sz="0" w:space="0" w:color="000000"/>
+              <w:right w:val="none" w:sz="0" w:space="0" w:color="000000"/>
+            </w:tcBorders>
+            <w:shd w:val="clear" w:color="auto" w:fill="FFFFFF"/>
+            <w:tcMar>
+              <w:top w:w="0" w:type="dxa"/>
+              <w:bottom w:w="0" w:type="dxa"/>
+              <w:left w:w="0" w:type="dxa"/>
+              <w:right w:w="0" w:type="dxa"/>
+            </w:tcMar>
+            <w:vAlign w:val="top"/>
+          </w:tcPr>
+          <w:p>
+            <w:pPr>
+              <w:pStyle w:val="Normal"/>
+              <w:jc w:val="center"/>
+              <w:pBdr>
+                <w:bottom w:val="none" w:sz="0" w:space="0" w:color="000000"/>
+                <w:top w:val="none" w:sz="0" w:space="0" w:color="000000"/>
+                <w:left w:val="none" w:sz="0" w:space="0" w:color="000000"/>
+                <w:right w:val="none" w:sz="0" w:space="0" w:color="000000"/>
+              </w:pBdr>
+              <w:spacing w:after="100" w:before="100" w:line="240"/>
+              <w:ind w:left="100" w:right="100" w:firstLine="0" w:firstLineChars="0"/>
+              <w:rPr>
+                <w:rFonts w:ascii="Helvetica" w:hAnsi="Helvetica" w:eastAsia="Helvetica" w:cs="Helvetica"/>
+                <w:i w:val="false"/>
+                <w:b w:val="false"/>
+                <w:u w:val="none"/>
+                <w:sz w:val="22"/>
+                <w:szCs w:val="22"/>
+                <w:color w:val="000000"/>
+              </w:rPr>
+            </w:pPr>
+            <w:r>
+              <w:rPr>
+                <w:rFonts w:ascii="Helvetica" w:hAnsi="Helvetica" w:eastAsia="Helvetica" w:cs="Helvetica"/>
+                <w:i w:val="false"/>
+                <w:b w:val="false"/>
+                <w:u w:val="none"/>
+                <w:sz w:val="22"/>
+                <w:szCs w:val="22"/>
+                <w:color w:val="000000"/>
+              </w:rPr>
+              <w:t xml:space="preserve">1.02, 1.25</w:t>
+            </w:r>
+          </w:p>
+        </w:tc>
+        <w:tc>
+          <w:tcPr>
+            <w:tcBorders>
+              <w:bottom w:val="none" w:sz="0" w:space="0" w:color="000000"/>
+              <w:top w:val="none" w:sz="0" w:space="0" w:color="000000"/>
+              <w:left w:val="none" w:sz="0" w:space="0" w:color="000000"/>
+              <w:right w:val="none" w:sz="0" w:space="0" w:color="000000"/>
+            </w:tcBorders>
+            <w:shd w:val="clear" w:color="auto" w:fill="FFFFFF"/>
+            <w:tcMar>
+              <w:top w:w="0" w:type="dxa"/>
+              <w:bottom w:w="0" w:type="dxa"/>
+              <w:left w:w="0" w:type="dxa"/>
+              <w:right w:w="0" w:type="dxa"/>
+            </w:tcMar>
+            <w:vAlign w:val="top"/>
+          </w:tcPr>
+          <w:p>
+            <w:pPr>
+              <w:pStyle w:val="Normal"/>
+              <w:jc w:val="center"/>
+              <w:pBdr>
+                <w:bottom w:val="none" w:sz="0" w:space="0" w:color="000000"/>
+                <w:top w:val="none" w:sz="0" w:space="0" w:color="000000"/>
+                <w:left w:val="none" w:sz="0" w:space="0" w:color="000000"/>
+                <w:right w:val="none" w:sz="0" w:space="0" w:color="000000"/>
+              </w:pBdr>
+              <w:spacing w:after="100" w:before="100" w:line="240"/>
+              <w:ind w:left="100" w:right="100" w:firstLine="0" w:firstLineChars="0"/>
+              <w:rPr>
+                <w:rFonts w:ascii="Helvetica" w:hAnsi="Helvetica" w:eastAsia="Helvetica" w:cs="Helvetica"/>
+                <w:i w:val="false"/>
+                <w:b w:val="false"/>
+                <w:u w:val="none"/>
+                <w:sz w:val="22"/>
+                <w:szCs w:val="22"/>
+                <w:color w:val="000000"/>
+              </w:rPr>
+            </w:pPr>
+            <w:r>
+              <w:rPr>
+                <w:rFonts w:ascii="Helvetica" w:hAnsi="Helvetica" w:eastAsia="Helvetica" w:cs="Helvetica"/>
+                <w:i w:val="false"/>
+                <w:b w:val="false"/>
+                <w:u w:val="none"/>
+                <w:sz w:val="22"/>
+                <w:szCs w:val="22"/>
+                <w:color w:val="000000"/>
+              </w:rPr>
+              <w:t xml:space="preserve">0.025</w:t>
             </w:r>
           </w:p>
         </w:tc>
@@ -4967,113 +4967,113 @@
                 <w:szCs w:val="22"/>
                 <w:color w:val="000000"/>
               </w:rPr>
-              <w:t xml:space="preserve">0.78</w:t>
-            </w:r>
-          </w:p>
-        </w:tc>
-        <w:tc>
-          <w:tcPr>
-            <w:tcBorders>
-              <w:bottom w:val="none" w:sz="0" w:space="0" w:color="000000"/>
-              <w:top w:val="none" w:sz="0" w:space="0" w:color="000000"/>
-              <w:left w:val="none" w:sz="0" w:space="0" w:color="000000"/>
-              <w:right w:val="none" w:sz="0" w:space="0" w:color="000000"/>
-            </w:tcBorders>
-            <w:shd w:val="clear" w:color="auto" w:fill="FFFFFF"/>
-            <w:tcMar>
-              <w:top w:w="0" w:type="dxa"/>
-              <w:bottom w:w="0" w:type="dxa"/>
-              <w:left w:w="0" w:type="dxa"/>
-              <w:right w:w="0" w:type="dxa"/>
-            </w:tcMar>
-            <w:vAlign w:val="top"/>
-          </w:tcPr>
-          <w:p>
-            <w:pPr>
-              <w:pStyle w:val="Normal"/>
-              <w:jc w:val="center"/>
-              <w:pBdr>
-                <w:bottom w:val="none" w:sz="0" w:space="0" w:color="000000"/>
-                <w:top w:val="none" w:sz="0" w:space="0" w:color="000000"/>
-                <w:left w:val="none" w:sz="0" w:space="0" w:color="000000"/>
-                <w:right w:val="none" w:sz="0" w:space="0" w:color="000000"/>
-              </w:pBdr>
-              <w:spacing w:after="100" w:before="100" w:line="240"/>
-              <w:ind w:left="100" w:right="100" w:firstLine="0" w:firstLineChars="0"/>
-              <w:rPr>
-                <w:rFonts w:ascii="Helvetica" w:hAnsi="Helvetica" w:eastAsia="Helvetica" w:cs="Helvetica"/>
-                <w:i w:val="false"/>
-                <w:b w:val="false"/>
-                <w:u w:val="none"/>
-                <w:sz w:val="22"/>
-                <w:szCs w:val="22"/>
-                <w:color w:val="000000"/>
-              </w:rPr>
-            </w:pPr>
-            <w:r>
-              <w:rPr>
-                <w:rFonts w:ascii="Helvetica" w:hAnsi="Helvetica" w:eastAsia="Helvetica" w:cs="Helvetica"/>
-                <w:i w:val="false"/>
-                <w:b w:val="false"/>
-                <w:u w:val="none"/>
-                <w:sz w:val="22"/>
-                <w:szCs w:val="22"/>
-                <w:color w:val="000000"/>
-              </w:rPr>
-              <w:t xml:space="preserve">0.35, 1.74</w:t>
-            </w:r>
-          </w:p>
-        </w:tc>
-        <w:tc>
-          <w:tcPr>
-            <w:tcBorders>
-              <w:bottom w:val="none" w:sz="0" w:space="0" w:color="000000"/>
-              <w:top w:val="none" w:sz="0" w:space="0" w:color="000000"/>
-              <w:left w:val="none" w:sz="0" w:space="0" w:color="000000"/>
-              <w:right w:val="none" w:sz="0" w:space="0" w:color="000000"/>
-            </w:tcBorders>
-            <w:shd w:val="clear" w:color="auto" w:fill="FFFFFF"/>
-            <w:tcMar>
-              <w:top w:w="0" w:type="dxa"/>
-              <w:bottom w:w="0" w:type="dxa"/>
-              <w:left w:w="0" w:type="dxa"/>
-              <w:right w:w="0" w:type="dxa"/>
-            </w:tcMar>
-            <w:vAlign w:val="top"/>
-          </w:tcPr>
-          <w:p>
-            <w:pPr>
-              <w:pStyle w:val="Normal"/>
-              <w:jc w:val="center"/>
-              <w:pBdr>
-                <w:bottom w:val="none" w:sz="0" w:space="0" w:color="000000"/>
-                <w:top w:val="none" w:sz="0" w:space="0" w:color="000000"/>
-                <w:left w:val="none" w:sz="0" w:space="0" w:color="000000"/>
-                <w:right w:val="none" w:sz="0" w:space="0" w:color="000000"/>
-              </w:pBdr>
-              <w:spacing w:after="100" w:before="100" w:line="240"/>
-              <w:ind w:left="100" w:right="100" w:firstLine="0" w:firstLineChars="0"/>
-              <w:rPr>
-                <w:rFonts w:ascii="Helvetica" w:hAnsi="Helvetica" w:eastAsia="Helvetica" w:cs="Helvetica"/>
-                <w:i w:val="false"/>
-                <w:b w:val="false"/>
-                <w:u w:val="none"/>
-                <w:sz w:val="22"/>
-                <w:szCs w:val="22"/>
-                <w:color w:val="000000"/>
-              </w:rPr>
-            </w:pPr>
-            <w:r>
-              <w:rPr>
-                <w:rFonts w:ascii="Helvetica" w:hAnsi="Helvetica" w:eastAsia="Helvetica" w:cs="Helvetica"/>
-                <w:i w:val="false"/>
-                <w:b w:val="false"/>
-                <w:u w:val="none"/>
-                <w:sz w:val="22"/>
-                <w:szCs w:val="22"/>
-                <w:color w:val="000000"/>
-              </w:rPr>
-              <w:t xml:space="preserve">0.540</w:t>
+              <w:t xml:space="preserve">0.86</w:t>
+            </w:r>
+          </w:p>
+        </w:tc>
+        <w:tc>
+          <w:tcPr>
+            <w:tcBorders>
+              <w:bottom w:val="none" w:sz="0" w:space="0" w:color="000000"/>
+              <w:top w:val="none" w:sz="0" w:space="0" w:color="000000"/>
+              <w:left w:val="none" w:sz="0" w:space="0" w:color="000000"/>
+              <w:right w:val="none" w:sz="0" w:space="0" w:color="000000"/>
+            </w:tcBorders>
+            <w:shd w:val="clear" w:color="auto" w:fill="FFFFFF"/>
+            <w:tcMar>
+              <w:top w:w="0" w:type="dxa"/>
+              <w:bottom w:w="0" w:type="dxa"/>
+              <w:left w:w="0" w:type="dxa"/>
+              <w:right w:w="0" w:type="dxa"/>
+            </w:tcMar>
+            <w:vAlign w:val="top"/>
+          </w:tcPr>
+          <w:p>
+            <w:pPr>
+              <w:pStyle w:val="Normal"/>
+              <w:jc w:val="center"/>
+              <w:pBdr>
+                <w:bottom w:val="none" w:sz="0" w:space="0" w:color="000000"/>
+                <w:top w:val="none" w:sz="0" w:space="0" w:color="000000"/>
+                <w:left w:val="none" w:sz="0" w:space="0" w:color="000000"/>
+                <w:right w:val="none" w:sz="0" w:space="0" w:color="000000"/>
+              </w:pBdr>
+              <w:spacing w:after="100" w:before="100" w:line="240"/>
+              <w:ind w:left="100" w:right="100" w:firstLine="0" w:firstLineChars="0"/>
+              <w:rPr>
+                <w:rFonts w:ascii="Helvetica" w:hAnsi="Helvetica" w:eastAsia="Helvetica" w:cs="Helvetica"/>
+                <w:i w:val="false"/>
+                <w:b w:val="false"/>
+                <w:u w:val="none"/>
+                <w:sz w:val="22"/>
+                <w:szCs w:val="22"/>
+                <w:color w:val="000000"/>
+              </w:rPr>
+            </w:pPr>
+            <w:r>
+              <w:rPr>
+                <w:rFonts w:ascii="Helvetica" w:hAnsi="Helvetica" w:eastAsia="Helvetica" w:cs="Helvetica"/>
+                <w:i w:val="false"/>
+                <w:b w:val="false"/>
+                <w:u w:val="none"/>
+                <w:sz w:val="22"/>
+                <w:szCs w:val="22"/>
+                <w:color w:val="000000"/>
+              </w:rPr>
+              <w:t xml:space="preserve">0.41, 1.81</w:t>
+            </w:r>
+          </w:p>
+        </w:tc>
+        <w:tc>
+          <w:tcPr>
+            <w:tcBorders>
+              <w:bottom w:val="none" w:sz="0" w:space="0" w:color="000000"/>
+              <w:top w:val="none" w:sz="0" w:space="0" w:color="000000"/>
+              <w:left w:val="none" w:sz="0" w:space="0" w:color="000000"/>
+              <w:right w:val="none" w:sz="0" w:space="0" w:color="000000"/>
+            </w:tcBorders>
+            <w:shd w:val="clear" w:color="auto" w:fill="FFFFFF"/>
+            <w:tcMar>
+              <w:top w:w="0" w:type="dxa"/>
+              <w:bottom w:w="0" w:type="dxa"/>
+              <w:left w:w="0" w:type="dxa"/>
+              <w:right w:w="0" w:type="dxa"/>
+            </w:tcMar>
+            <w:vAlign w:val="top"/>
+          </w:tcPr>
+          <w:p>
+            <w:pPr>
+              <w:pStyle w:val="Normal"/>
+              <w:jc w:val="center"/>
+              <w:pBdr>
+                <w:bottom w:val="none" w:sz="0" w:space="0" w:color="000000"/>
+                <w:top w:val="none" w:sz="0" w:space="0" w:color="000000"/>
+                <w:left w:val="none" w:sz="0" w:space="0" w:color="000000"/>
+                <w:right w:val="none" w:sz="0" w:space="0" w:color="000000"/>
+              </w:pBdr>
+              <w:spacing w:after="100" w:before="100" w:line="240"/>
+              <w:ind w:left="100" w:right="100" w:firstLine="0" w:firstLineChars="0"/>
+              <w:rPr>
+                <w:rFonts w:ascii="Helvetica" w:hAnsi="Helvetica" w:eastAsia="Helvetica" w:cs="Helvetica"/>
+                <w:i w:val="false"/>
+                <w:b w:val="false"/>
+                <w:u w:val="none"/>
+                <w:sz w:val="22"/>
+                <w:szCs w:val="22"/>
+                <w:color w:val="000000"/>
+              </w:rPr>
+            </w:pPr>
+            <w:r>
+              <w:rPr>
+                <w:rFonts w:ascii="Helvetica" w:hAnsi="Helvetica" w:eastAsia="Helvetica" w:cs="Helvetica"/>
+                <w:i w:val="false"/>
+                <w:b w:val="false"/>
+                <w:u w:val="none"/>
+                <w:sz w:val="22"/>
+                <w:szCs w:val="22"/>
+                <w:color w:val="000000"/>
+              </w:rPr>
+              <w:t xml:space="preserve">0.690</w:t>
             </w:r>
           </w:p>
         </w:tc>
@@ -6416,113 +6416,113 @@
                 <w:szCs w:val="22"/>
                 <w:color w:val="000000"/>
               </w:rPr>
-              <w:t xml:space="preserve">0.69</w:t>
-            </w:r>
-          </w:p>
-        </w:tc>
-        <w:tc>
-          <w:tcPr>
-            <w:tcBorders>
-              <w:bottom w:val="none" w:sz="0" w:space="0" w:color="000000"/>
-              <w:top w:val="none" w:sz="0" w:space="0" w:color="000000"/>
-              <w:left w:val="none" w:sz="0" w:space="0" w:color="000000"/>
-              <w:right w:val="none" w:sz="0" w:space="0" w:color="000000"/>
-            </w:tcBorders>
-            <w:shd w:val="clear" w:color="auto" w:fill="FFFFFF"/>
-            <w:tcMar>
-              <w:top w:w="0" w:type="dxa"/>
-              <w:bottom w:w="0" w:type="dxa"/>
-              <w:left w:w="0" w:type="dxa"/>
-              <w:right w:w="0" w:type="dxa"/>
-            </w:tcMar>
-            <w:vAlign w:val="top"/>
-          </w:tcPr>
-          <w:p>
-            <w:pPr>
-              <w:pStyle w:val="Normal"/>
-              <w:jc w:val="center"/>
-              <w:pBdr>
-                <w:bottom w:val="none" w:sz="0" w:space="0" w:color="000000"/>
-                <w:top w:val="none" w:sz="0" w:space="0" w:color="000000"/>
-                <w:left w:val="none" w:sz="0" w:space="0" w:color="000000"/>
-                <w:right w:val="none" w:sz="0" w:space="0" w:color="000000"/>
-              </w:pBdr>
-              <w:spacing w:after="100" w:before="100" w:line="240"/>
-              <w:ind w:left="100" w:right="100" w:firstLine="0" w:firstLineChars="0"/>
-              <w:rPr>
-                <w:rFonts w:ascii="Helvetica" w:hAnsi="Helvetica" w:eastAsia="Helvetica" w:cs="Helvetica"/>
-                <w:i w:val="false"/>
-                <w:b w:val="false"/>
-                <w:u w:val="none"/>
-                <w:sz w:val="22"/>
-                <w:szCs w:val="22"/>
-                <w:color w:val="000000"/>
-              </w:rPr>
-            </w:pPr>
-            <w:r>
-              <w:rPr>
-                <w:rFonts w:ascii="Helvetica" w:hAnsi="Helvetica" w:eastAsia="Helvetica" w:cs="Helvetica"/>
-                <w:i w:val="false"/>
-                <w:b w:val="false"/>
-                <w:u w:val="none"/>
-                <w:sz w:val="22"/>
-                <w:szCs w:val="22"/>
-                <w:color w:val="000000"/>
-              </w:rPr>
-              <w:t xml:space="preserve">0.12, 3.83</w:t>
-            </w:r>
-          </w:p>
-        </w:tc>
-        <w:tc>
-          <w:tcPr>
-            <w:tcBorders>
-              <w:bottom w:val="none" w:sz="0" w:space="0" w:color="000000"/>
-              <w:top w:val="none" w:sz="0" w:space="0" w:color="000000"/>
-              <w:left w:val="none" w:sz="0" w:space="0" w:color="000000"/>
-              <w:right w:val="none" w:sz="0" w:space="0" w:color="000000"/>
-            </w:tcBorders>
-            <w:shd w:val="clear" w:color="auto" w:fill="FFFFFF"/>
-            <w:tcMar>
-              <w:top w:w="0" w:type="dxa"/>
-              <w:bottom w:w="0" w:type="dxa"/>
-              <w:left w:w="0" w:type="dxa"/>
-              <w:right w:w="0" w:type="dxa"/>
-            </w:tcMar>
-            <w:vAlign w:val="top"/>
-          </w:tcPr>
-          <w:p>
-            <w:pPr>
-              <w:pStyle w:val="Normal"/>
-              <w:jc w:val="center"/>
-              <w:pBdr>
-                <w:bottom w:val="none" w:sz="0" w:space="0" w:color="000000"/>
-                <w:top w:val="none" w:sz="0" w:space="0" w:color="000000"/>
-                <w:left w:val="none" w:sz="0" w:space="0" w:color="000000"/>
-                <w:right w:val="none" w:sz="0" w:space="0" w:color="000000"/>
-              </w:pBdr>
-              <w:spacing w:after="100" w:before="100" w:line="240"/>
-              <w:ind w:left="100" w:right="100" w:firstLine="0" w:firstLineChars="0"/>
-              <w:rPr>
-                <w:rFonts w:ascii="Helvetica" w:hAnsi="Helvetica" w:eastAsia="Helvetica" w:cs="Helvetica"/>
-                <w:i w:val="false"/>
-                <w:b w:val="false"/>
-                <w:u w:val="none"/>
-                <w:sz w:val="22"/>
-                <w:szCs w:val="22"/>
-                <w:color w:val="000000"/>
-              </w:rPr>
-            </w:pPr>
-            <w:r>
-              <w:rPr>
-                <w:rFonts w:ascii="Helvetica" w:hAnsi="Helvetica" w:eastAsia="Helvetica" w:cs="Helvetica"/>
-                <w:i w:val="false"/>
-                <w:b w:val="false"/>
-                <w:u w:val="none"/>
-                <w:sz w:val="22"/>
-                <w:szCs w:val="22"/>
-                <w:color w:val="000000"/>
-              </w:rPr>
-              <w:t xml:space="preserve">0.670</w:t>
+              <w:t xml:space="preserve">0.73</w:t>
+            </w:r>
+          </w:p>
+        </w:tc>
+        <w:tc>
+          <w:tcPr>
+            <w:tcBorders>
+              <w:bottom w:val="none" w:sz="0" w:space="0" w:color="000000"/>
+              <w:top w:val="none" w:sz="0" w:space="0" w:color="000000"/>
+              <w:left w:val="none" w:sz="0" w:space="0" w:color="000000"/>
+              <w:right w:val="none" w:sz="0" w:space="0" w:color="000000"/>
+            </w:tcBorders>
+            <w:shd w:val="clear" w:color="auto" w:fill="FFFFFF"/>
+            <w:tcMar>
+              <w:top w:w="0" w:type="dxa"/>
+              <w:bottom w:w="0" w:type="dxa"/>
+              <w:left w:w="0" w:type="dxa"/>
+              <w:right w:w="0" w:type="dxa"/>
+            </w:tcMar>
+            <w:vAlign w:val="top"/>
+          </w:tcPr>
+          <w:p>
+            <w:pPr>
+              <w:pStyle w:val="Normal"/>
+              <w:jc w:val="center"/>
+              <w:pBdr>
+                <w:bottom w:val="none" w:sz="0" w:space="0" w:color="000000"/>
+                <w:top w:val="none" w:sz="0" w:space="0" w:color="000000"/>
+                <w:left w:val="none" w:sz="0" w:space="0" w:color="000000"/>
+                <w:right w:val="none" w:sz="0" w:space="0" w:color="000000"/>
+              </w:pBdr>
+              <w:spacing w:after="100" w:before="100" w:line="240"/>
+              <w:ind w:left="100" w:right="100" w:firstLine="0" w:firstLineChars="0"/>
+              <w:rPr>
+                <w:rFonts w:ascii="Helvetica" w:hAnsi="Helvetica" w:eastAsia="Helvetica" w:cs="Helvetica"/>
+                <w:i w:val="false"/>
+                <w:b w:val="false"/>
+                <w:u w:val="none"/>
+                <w:sz w:val="22"/>
+                <w:szCs w:val="22"/>
+                <w:color w:val="000000"/>
+              </w:rPr>
+            </w:pPr>
+            <w:r>
+              <w:rPr>
+                <w:rFonts w:ascii="Helvetica" w:hAnsi="Helvetica" w:eastAsia="Helvetica" w:cs="Helvetica"/>
+                <w:i w:val="false"/>
+                <w:b w:val="false"/>
+                <w:u w:val="none"/>
+                <w:sz w:val="22"/>
+                <w:szCs w:val="22"/>
+                <w:color w:val="000000"/>
+              </w:rPr>
+              <w:t xml:space="preserve">0.13, 4.23</w:t>
+            </w:r>
+          </w:p>
+        </w:tc>
+        <w:tc>
+          <w:tcPr>
+            <w:tcBorders>
+              <w:bottom w:val="none" w:sz="0" w:space="0" w:color="000000"/>
+              <w:top w:val="none" w:sz="0" w:space="0" w:color="000000"/>
+              <w:left w:val="none" w:sz="0" w:space="0" w:color="000000"/>
+              <w:right w:val="none" w:sz="0" w:space="0" w:color="000000"/>
+            </w:tcBorders>
+            <w:shd w:val="clear" w:color="auto" w:fill="FFFFFF"/>
+            <w:tcMar>
+              <w:top w:w="0" w:type="dxa"/>
+              <w:bottom w:w="0" w:type="dxa"/>
+              <w:left w:w="0" w:type="dxa"/>
+              <w:right w:w="0" w:type="dxa"/>
+            </w:tcMar>
+            <w:vAlign w:val="top"/>
+          </w:tcPr>
+          <w:p>
+            <w:pPr>
+              <w:pStyle w:val="Normal"/>
+              <w:jc w:val="center"/>
+              <w:pBdr>
+                <w:bottom w:val="none" w:sz="0" w:space="0" w:color="000000"/>
+                <w:top w:val="none" w:sz="0" w:space="0" w:color="000000"/>
+                <w:left w:val="none" w:sz="0" w:space="0" w:color="000000"/>
+                <w:right w:val="none" w:sz="0" w:space="0" w:color="000000"/>
+              </w:pBdr>
+              <w:spacing w:after="100" w:before="100" w:line="240"/>
+              <w:ind w:left="100" w:right="100" w:firstLine="0" w:firstLineChars="0"/>
+              <w:rPr>
+                <w:rFonts w:ascii="Helvetica" w:hAnsi="Helvetica" w:eastAsia="Helvetica" w:cs="Helvetica"/>
+                <w:i w:val="false"/>
+                <w:b w:val="false"/>
+                <w:u w:val="none"/>
+                <w:sz w:val="22"/>
+                <w:szCs w:val="22"/>
+                <w:color w:val="000000"/>
+              </w:rPr>
+            </w:pPr>
+            <w:r>
+              <w:rPr>
+                <w:rFonts w:ascii="Helvetica" w:hAnsi="Helvetica" w:eastAsia="Helvetica" w:cs="Helvetica"/>
+                <w:i w:val="false"/>
+                <w:b w:val="false"/>
+                <w:u w:val="none"/>
+                <w:sz w:val="22"/>
+                <w:szCs w:val="22"/>
+                <w:color w:val="000000"/>
+              </w:rPr>
+              <w:t xml:space="preserve">0.730</w:t>
             </w:r>
           </w:p>
         </w:tc>
@@ -6899,113 +6899,113 @@
                 <w:szCs w:val="22"/>
                 <w:color w:val="000000"/>
               </w:rPr>
-              <w:t xml:space="preserve">0.72</w:t>
-            </w:r>
-          </w:p>
-        </w:tc>
-        <w:tc>
-          <w:tcPr>
-            <w:tcBorders>
-              <w:bottom w:val="none" w:sz="0" w:space="0" w:color="000000"/>
-              <w:top w:val="none" w:sz="0" w:space="0" w:color="000000"/>
-              <w:left w:val="none" w:sz="0" w:space="0" w:color="000000"/>
-              <w:right w:val="none" w:sz="0" w:space="0" w:color="000000"/>
-            </w:tcBorders>
-            <w:shd w:val="clear" w:color="auto" w:fill="FFFFFF"/>
-            <w:tcMar>
-              <w:top w:w="0" w:type="dxa"/>
-              <w:bottom w:w="0" w:type="dxa"/>
-              <w:left w:w="0" w:type="dxa"/>
-              <w:right w:w="0" w:type="dxa"/>
-            </w:tcMar>
-            <w:vAlign w:val="top"/>
-          </w:tcPr>
-          <w:p>
-            <w:pPr>
-              <w:pStyle w:val="Normal"/>
-              <w:jc w:val="center"/>
-              <w:pBdr>
-                <w:bottom w:val="none" w:sz="0" w:space="0" w:color="000000"/>
-                <w:top w:val="none" w:sz="0" w:space="0" w:color="000000"/>
-                <w:left w:val="none" w:sz="0" w:space="0" w:color="000000"/>
-                <w:right w:val="none" w:sz="0" w:space="0" w:color="000000"/>
-              </w:pBdr>
-              <w:spacing w:after="100" w:before="100" w:line="240"/>
-              <w:ind w:left="100" w:right="100" w:firstLine="0" w:firstLineChars="0"/>
-              <w:rPr>
-                <w:rFonts w:ascii="Helvetica" w:hAnsi="Helvetica" w:eastAsia="Helvetica" w:cs="Helvetica"/>
-                <w:i w:val="false"/>
-                <w:b w:val="false"/>
-                <w:u w:val="none"/>
-                <w:sz w:val="22"/>
-                <w:szCs w:val="22"/>
-                <w:color w:val="000000"/>
-              </w:rPr>
-            </w:pPr>
-            <w:r>
-              <w:rPr>
-                <w:rFonts w:ascii="Helvetica" w:hAnsi="Helvetica" w:eastAsia="Helvetica" w:cs="Helvetica"/>
-                <w:i w:val="false"/>
-                <w:b w:val="false"/>
-                <w:u w:val="none"/>
-                <w:sz w:val="22"/>
-                <w:szCs w:val="22"/>
-                <w:color w:val="000000"/>
-              </w:rPr>
-              <w:t xml:space="preserve">0.18, 2.77</w:t>
-            </w:r>
-          </w:p>
-        </w:tc>
-        <w:tc>
-          <w:tcPr>
-            <w:tcBorders>
-              <w:bottom w:val="none" w:sz="0" w:space="0" w:color="000000"/>
-              <w:top w:val="none" w:sz="0" w:space="0" w:color="000000"/>
-              <w:left w:val="none" w:sz="0" w:space="0" w:color="000000"/>
-              <w:right w:val="none" w:sz="0" w:space="0" w:color="000000"/>
-            </w:tcBorders>
-            <w:shd w:val="clear" w:color="auto" w:fill="FFFFFF"/>
-            <w:tcMar>
-              <w:top w:w="0" w:type="dxa"/>
-              <w:bottom w:w="0" w:type="dxa"/>
-              <w:left w:w="0" w:type="dxa"/>
-              <w:right w:w="0" w:type="dxa"/>
-            </w:tcMar>
-            <w:vAlign w:val="top"/>
-          </w:tcPr>
-          <w:p>
-            <w:pPr>
-              <w:pStyle w:val="Normal"/>
-              <w:jc w:val="center"/>
-              <w:pBdr>
-                <w:bottom w:val="none" w:sz="0" w:space="0" w:color="000000"/>
-                <w:top w:val="none" w:sz="0" w:space="0" w:color="000000"/>
-                <w:left w:val="none" w:sz="0" w:space="0" w:color="000000"/>
-                <w:right w:val="none" w:sz="0" w:space="0" w:color="000000"/>
-              </w:pBdr>
-              <w:spacing w:after="100" w:before="100" w:line="240"/>
-              <w:ind w:left="100" w:right="100" w:firstLine="0" w:firstLineChars="0"/>
-              <w:rPr>
-                <w:rFonts w:ascii="Helvetica" w:hAnsi="Helvetica" w:eastAsia="Helvetica" w:cs="Helvetica"/>
-                <w:i w:val="false"/>
-                <w:b w:val="false"/>
-                <w:u w:val="none"/>
-                <w:sz w:val="22"/>
-                <w:szCs w:val="22"/>
-                <w:color w:val="000000"/>
-              </w:rPr>
-            </w:pPr>
-            <w:r>
-              <w:rPr>
-                <w:rFonts w:ascii="Helvetica" w:hAnsi="Helvetica" w:eastAsia="Helvetica" w:cs="Helvetica"/>
-                <w:i w:val="false"/>
-                <w:b w:val="false"/>
-                <w:u w:val="none"/>
-                <w:sz w:val="22"/>
-                <w:szCs w:val="22"/>
-                <w:color w:val="000000"/>
-              </w:rPr>
-              <w:t xml:space="preserve">0.630</w:t>
+              <w:t xml:space="preserve">0.70</w:t>
+            </w:r>
+          </w:p>
+        </w:tc>
+        <w:tc>
+          <w:tcPr>
+            <w:tcBorders>
+              <w:bottom w:val="none" w:sz="0" w:space="0" w:color="000000"/>
+              <w:top w:val="none" w:sz="0" w:space="0" w:color="000000"/>
+              <w:left w:val="none" w:sz="0" w:space="0" w:color="000000"/>
+              <w:right w:val="none" w:sz="0" w:space="0" w:color="000000"/>
+            </w:tcBorders>
+            <w:shd w:val="clear" w:color="auto" w:fill="FFFFFF"/>
+            <w:tcMar>
+              <w:top w:w="0" w:type="dxa"/>
+              <w:bottom w:w="0" w:type="dxa"/>
+              <w:left w:w="0" w:type="dxa"/>
+              <w:right w:w="0" w:type="dxa"/>
+            </w:tcMar>
+            <w:vAlign w:val="top"/>
+          </w:tcPr>
+          <w:p>
+            <w:pPr>
+              <w:pStyle w:val="Normal"/>
+              <w:jc w:val="center"/>
+              <w:pBdr>
+                <w:bottom w:val="none" w:sz="0" w:space="0" w:color="000000"/>
+                <w:top w:val="none" w:sz="0" w:space="0" w:color="000000"/>
+                <w:left w:val="none" w:sz="0" w:space="0" w:color="000000"/>
+                <w:right w:val="none" w:sz="0" w:space="0" w:color="000000"/>
+              </w:pBdr>
+              <w:spacing w:after="100" w:before="100" w:line="240"/>
+              <w:ind w:left="100" w:right="100" w:firstLine="0" w:firstLineChars="0"/>
+              <w:rPr>
+                <w:rFonts w:ascii="Helvetica" w:hAnsi="Helvetica" w:eastAsia="Helvetica" w:cs="Helvetica"/>
+                <w:i w:val="false"/>
+                <w:b w:val="false"/>
+                <w:u w:val="none"/>
+                <w:sz w:val="22"/>
+                <w:szCs w:val="22"/>
+                <w:color w:val="000000"/>
+              </w:rPr>
+            </w:pPr>
+            <w:r>
+              <w:rPr>
+                <w:rFonts w:ascii="Helvetica" w:hAnsi="Helvetica" w:eastAsia="Helvetica" w:cs="Helvetica"/>
+                <w:i w:val="false"/>
+                <w:b w:val="false"/>
+                <w:u w:val="none"/>
+                <w:sz w:val="22"/>
+                <w:szCs w:val="22"/>
+                <w:color w:val="000000"/>
+              </w:rPr>
+              <w:t xml:space="preserve">0.18, 2.68</w:t>
+            </w:r>
+          </w:p>
+        </w:tc>
+        <w:tc>
+          <w:tcPr>
+            <w:tcBorders>
+              <w:bottom w:val="none" w:sz="0" w:space="0" w:color="000000"/>
+              <w:top w:val="none" w:sz="0" w:space="0" w:color="000000"/>
+              <w:left w:val="none" w:sz="0" w:space="0" w:color="000000"/>
+              <w:right w:val="none" w:sz="0" w:space="0" w:color="000000"/>
+            </w:tcBorders>
+            <w:shd w:val="clear" w:color="auto" w:fill="FFFFFF"/>
+            <w:tcMar>
+              <w:top w:w="0" w:type="dxa"/>
+              <w:bottom w:w="0" w:type="dxa"/>
+              <w:left w:w="0" w:type="dxa"/>
+              <w:right w:w="0" w:type="dxa"/>
+            </w:tcMar>
+            <w:vAlign w:val="top"/>
+          </w:tcPr>
+          <w:p>
+            <w:pPr>
+              <w:pStyle w:val="Normal"/>
+              <w:jc w:val="center"/>
+              <w:pBdr>
+                <w:bottom w:val="none" w:sz="0" w:space="0" w:color="000000"/>
+                <w:top w:val="none" w:sz="0" w:space="0" w:color="000000"/>
+                <w:left w:val="none" w:sz="0" w:space="0" w:color="000000"/>
+                <w:right w:val="none" w:sz="0" w:space="0" w:color="000000"/>
+              </w:pBdr>
+              <w:spacing w:after="100" w:before="100" w:line="240"/>
+              <w:ind w:left="100" w:right="100" w:firstLine="0" w:firstLineChars="0"/>
+              <w:rPr>
+                <w:rFonts w:ascii="Helvetica" w:hAnsi="Helvetica" w:eastAsia="Helvetica" w:cs="Helvetica"/>
+                <w:i w:val="false"/>
+                <w:b w:val="false"/>
+                <w:u w:val="none"/>
+                <w:sz w:val="22"/>
+                <w:szCs w:val="22"/>
+                <w:color w:val="000000"/>
+              </w:rPr>
+            </w:pPr>
+            <w:r>
+              <w:rPr>
+                <w:rFonts w:ascii="Helvetica" w:hAnsi="Helvetica" w:eastAsia="Helvetica" w:cs="Helvetica"/>
+                <w:i w:val="false"/>
+                <w:b w:val="false"/>
+                <w:u w:val="none"/>
+                <w:sz w:val="22"/>
+                <w:szCs w:val="22"/>
+                <w:color w:val="000000"/>
+              </w:rPr>
+              <w:t xml:space="preserve">0.600</w:t>
             </w:r>
           </w:p>
         </w:tc>
@@ -7382,113 +7382,113 @@
                 <w:szCs w:val="22"/>
                 <w:color w:val="000000"/>
               </w:rPr>
-              <w:t xml:space="preserve">0.25</w:t>
-            </w:r>
-          </w:p>
-        </w:tc>
-        <w:tc>
-          <w:tcPr>
-            <w:tcBorders>
-              <w:bottom w:val="none" w:sz="0" w:space="0" w:color="000000"/>
-              <w:top w:val="none" w:sz="0" w:space="0" w:color="000000"/>
-              <w:left w:val="none" w:sz="0" w:space="0" w:color="000000"/>
-              <w:right w:val="none" w:sz="0" w:space="0" w:color="000000"/>
-            </w:tcBorders>
-            <w:shd w:val="clear" w:color="auto" w:fill="FFFFFF"/>
-            <w:tcMar>
-              <w:top w:w="0" w:type="dxa"/>
-              <w:bottom w:w="0" w:type="dxa"/>
-              <w:left w:w="0" w:type="dxa"/>
-              <w:right w:w="0" w:type="dxa"/>
-            </w:tcMar>
-            <w:vAlign w:val="top"/>
-          </w:tcPr>
-          <w:p>
-            <w:pPr>
-              <w:pStyle w:val="Normal"/>
-              <w:jc w:val="center"/>
-              <w:pBdr>
-                <w:bottom w:val="none" w:sz="0" w:space="0" w:color="000000"/>
-                <w:top w:val="none" w:sz="0" w:space="0" w:color="000000"/>
-                <w:left w:val="none" w:sz="0" w:space="0" w:color="000000"/>
-                <w:right w:val="none" w:sz="0" w:space="0" w:color="000000"/>
-              </w:pBdr>
-              <w:spacing w:after="100" w:before="100" w:line="240"/>
-              <w:ind w:left="100" w:right="100" w:firstLine="0" w:firstLineChars="0"/>
-              <w:rPr>
-                <w:rFonts w:ascii="Helvetica" w:hAnsi="Helvetica" w:eastAsia="Helvetica" w:cs="Helvetica"/>
-                <w:i w:val="false"/>
-                <w:b w:val="false"/>
-                <w:u w:val="none"/>
-                <w:sz w:val="22"/>
-                <w:szCs w:val="22"/>
-                <w:color w:val="000000"/>
-              </w:rPr>
-            </w:pPr>
-            <w:r>
-              <w:rPr>
-                <w:rFonts w:ascii="Helvetica" w:hAnsi="Helvetica" w:eastAsia="Helvetica" w:cs="Helvetica"/>
-                <w:i w:val="false"/>
-                <w:b w:val="false"/>
-                <w:u w:val="none"/>
-                <w:sz w:val="22"/>
-                <w:szCs w:val="22"/>
-                <w:color w:val="000000"/>
-              </w:rPr>
-              <w:t xml:space="preserve">0.05, 1.12</w:t>
-            </w:r>
-          </w:p>
-        </w:tc>
-        <w:tc>
-          <w:tcPr>
-            <w:tcBorders>
-              <w:bottom w:val="none" w:sz="0" w:space="0" w:color="000000"/>
-              <w:top w:val="none" w:sz="0" w:space="0" w:color="000000"/>
-              <w:left w:val="none" w:sz="0" w:space="0" w:color="000000"/>
-              <w:right w:val="none" w:sz="0" w:space="0" w:color="000000"/>
-            </w:tcBorders>
-            <w:shd w:val="clear" w:color="auto" w:fill="FFFFFF"/>
-            <w:tcMar>
-              <w:top w:w="0" w:type="dxa"/>
-              <w:bottom w:w="0" w:type="dxa"/>
-              <w:left w:w="0" w:type="dxa"/>
-              <w:right w:w="0" w:type="dxa"/>
-            </w:tcMar>
-            <w:vAlign w:val="top"/>
-          </w:tcPr>
-          <w:p>
-            <w:pPr>
-              <w:pStyle w:val="Normal"/>
-              <w:jc w:val="center"/>
-              <w:pBdr>
-                <w:bottom w:val="none" w:sz="0" w:space="0" w:color="000000"/>
-                <w:top w:val="none" w:sz="0" w:space="0" w:color="000000"/>
-                <w:left w:val="none" w:sz="0" w:space="0" w:color="000000"/>
-                <w:right w:val="none" w:sz="0" w:space="0" w:color="000000"/>
-              </w:pBdr>
-              <w:spacing w:after="100" w:before="100" w:line="240"/>
-              <w:ind w:left="100" w:right="100" w:firstLine="0" w:firstLineChars="0"/>
-              <w:rPr>
-                <w:rFonts w:ascii="Helvetica" w:hAnsi="Helvetica" w:eastAsia="Helvetica" w:cs="Helvetica"/>
-                <w:i w:val="false"/>
-                <w:b w:val="false"/>
-                <w:u w:val="none"/>
-                <w:sz w:val="22"/>
-                <w:szCs w:val="22"/>
-                <w:color w:val="000000"/>
-              </w:rPr>
-            </w:pPr>
-            <w:r>
-              <w:rPr>
-                <w:rFonts w:ascii="Helvetica" w:hAnsi="Helvetica" w:eastAsia="Helvetica" w:cs="Helvetica"/>
-                <w:i w:val="false"/>
-                <w:b w:val="false"/>
-                <w:u w:val="none"/>
-                <w:sz w:val="22"/>
-                <w:szCs w:val="22"/>
-                <w:color w:val="000000"/>
-              </w:rPr>
-              <w:t xml:space="preserve">0.070</w:t>
+              <w:t xml:space="preserve">0.24</w:t>
+            </w:r>
+          </w:p>
+        </w:tc>
+        <w:tc>
+          <w:tcPr>
+            <w:tcBorders>
+              <w:bottom w:val="none" w:sz="0" w:space="0" w:color="000000"/>
+              <w:top w:val="none" w:sz="0" w:space="0" w:color="000000"/>
+              <w:left w:val="none" w:sz="0" w:space="0" w:color="000000"/>
+              <w:right w:val="none" w:sz="0" w:space="0" w:color="000000"/>
+            </w:tcBorders>
+            <w:shd w:val="clear" w:color="auto" w:fill="FFFFFF"/>
+            <w:tcMar>
+              <w:top w:w="0" w:type="dxa"/>
+              <w:bottom w:w="0" w:type="dxa"/>
+              <w:left w:w="0" w:type="dxa"/>
+              <w:right w:w="0" w:type="dxa"/>
+            </w:tcMar>
+            <w:vAlign w:val="top"/>
+          </w:tcPr>
+          <w:p>
+            <w:pPr>
+              <w:pStyle w:val="Normal"/>
+              <w:jc w:val="center"/>
+              <w:pBdr>
+                <w:bottom w:val="none" w:sz="0" w:space="0" w:color="000000"/>
+                <w:top w:val="none" w:sz="0" w:space="0" w:color="000000"/>
+                <w:left w:val="none" w:sz="0" w:space="0" w:color="000000"/>
+                <w:right w:val="none" w:sz="0" w:space="0" w:color="000000"/>
+              </w:pBdr>
+              <w:spacing w:after="100" w:before="100" w:line="240"/>
+              <w:ind w:left="100" w:right="100" w:firstLine="0" w:firstLineChars="0"/>
+              <w:rPr>
+                <w:rFonts w:ascii="Helvetica" w:hAnsi="Helvetica" w:eastAsia="Helvetica" w:cs="Helvetica"/>
+                <w:i w:val="false"/>
+                <w:b w:val="false"/>
+                <w:u w:val="none"/>
+                <w:sz w:val="22"/>
+                <w:szCs w:val="22"/>
+                <w:color w:val="000000"/>
+              </w:rPr>
+            </w:pPr>
+            <w:r>
+              <w:rPr>
+                <w:rFonts w:ascii="Helvetica" w:hAnsi="Helvetica" w:eastAsia="Helvetica" w:cs="Helvetica"/>
+                <w:i w:val="false"/>
+                <w:b w:val="false"/>
+                <w:u w:val="none"/>
+                <w:sz w:val="22"/>
+                <w:szCs w:val="22"/>
+                <w:color w:val="000000"/>
+              </w:rPr>
+              <w:t xml:space="preserve">0.06, 1.07</w:t>
+            </w:r>
+          </w:p>
+        </w:tc>
+        <w:tc>
+          <w:tcPr>
+            <w:tcBorders>
+              <w:bottom w:val="none" w:sz="0" w:space="0" w:color="000000"/>
+              <w:top w:val="none" w:sz="0" w:space="0" w:color="000000"/>
+              <w:left w:val="none" w:sz="0" w:space="0" w:color="000000"/>
+              <w:right w:val="none" w:sz="0" w:space="0" w:color="000000"/>
+            </w:tcBorders>
+            <w:shd w:val="clear" w:color="auto" w:fill="FFFFFF"/>
+            <w:tcMar>
+              <w:top w:w="0" w:type="dxa"/>
+              <w:bottom w:w="0" w:type="dxa"/>
+              <w:left w:w="0" w:type="dxa"/>
+              <w:right w:w="0" w:type="dxa"/>
+            </w:tcMar>
+            <w:vAlign w:val="top"/>
+          </w:tcPr>
+          <w:p>
+            <w:pPr>
+              <w:pStyle w:val="Normal"/>
+              <w:jc w:val="center"/>
+              <w:pBdr>
+                <w:bottom w:val="none" w:sz="0" w:space="0" w:color="000000"/>
+                <w:top w:val="none" w:sz="0" w:space="0" w:color="000000"/>
+                <w:left w:val="none" w:sz="0" w:space="0" w:color="000000"/>
+                <w:right w:val="none" w:sz="0" w:space="0" w:color="000000"/>
+              </w:pBdr>
+              <w:spacing w:after="100" w:before="100" w:line="240"/>
+              <w:ind w:left="100" w:right="100" w:firstLine="0" w:firstLineChars="0"/>
+              <w:rPr>
+                <w:rFonts w:ascii="Helvetica" w:hAnsi="Helvetica" w:eastAsia="Helvetica" w:cs="Helvetica"/>
+                <w:i w:val="false"/>
+                <w:b w:val="false"/>
+                <w:u w:val="none"/>
+                <w:sz w:val="22"/>
+                <w:szCs w:val="22"/>
+                <w:color w:val="000000"/>
+              </w:rPr>
+            </w:pPr>
+            <w:r>
+              <w:rPr>
+                <w:rFonts w:ascii="Helvetica" w:hAnsi="Helvetica" w:eastAsia="Helvetica" w:cs="Helvetica"/>
+                <w:i w:val="false"/>
+                <w:b w:val="false"/>
+                <w:u w:val="none"/>
+                <w:sz w:val="22"/>
+                <w:szCs w:val="22"/>
+                <w:color w:val="000000"/>
+              </w:rPr>
+              <w:t xml:space="preserve">0.061</w:t>
             </w:r>
           </w:p>
         </w:tc>
@@ -7865,113 +7865,113 @@
                 <w:szCs w:val="22"/>
                 <w:color w:val="000000"/>
               </w:rPr>
-              <w:t xml:space="preserve">0.44</w:t>
-            </w:r>
-          </w:p>
-        </w:tc>
-        <w:tc>
-          <w:tcPr>
-            <w:tcBorders>
-              <w:bottom w:val="none" w:sz="0" w:space="0" w:color="000000"/>
-              <w:top w:val="none" w:sz="0" w:space="0" w:color="000000"/>
-              <w:left w:val="none" w:sz="0" w:space="0" w:color="000000"/>
-              <w:right w:val="none" w:sz="0" w:space="0" w:color="000000"/>
-            </w:tcBorders>
-            <w:shd w:val="clear" w:color="auto" w:fill="FFFFFF"/>
-            <w:tcMar>
-              <w:top w:w="0" w:type="dxa"/>
-              <w:bottom w:w="0" w:type="dxa"/>
-              <w:left w:w="0" w:type="dxa"/>
-              <w:right w:w="0" w:type="dxa"/>
-            </w:tcMar>
-            <w:vAlign w:val="top"/>
-          </w:tcPr>
-          <w:p>
-            <w:pPr>
-              <w:pStyle w:val="Normal"/>
-              <w:jc w:val="center"/>
-              <w:pBdr>
-                <w:bottom w:val="none" w:sz="0" w:space="0" w:color="000000"/>
-                <w:top w:val="none" w:sz="0" w:space="0" w:color="000000"/>
-                <w:left w:val="none" w:sz="0" w:space="0" w:color="000000"/>
-                <w:right w:val="none" w:sz="0" w:space="0" w:color="000000"/>
-              </w:pBdr>
-              <w:spacing w:after="100" w:before="100" w:line="240"/>
-              <w:ind w:left="100" w:right="100" w:firstLine="0" w:firstLineChars="0"/>
-              <w:rPr>
-                <w:rFonts w:ascii="Helvetica" w:hAnsi="Helvetica" w:eastAsia="Helvetica" w:cs="Helvetica"/>
-                <w:i w:val="false"/>
-                <w:b w:val="false"/>
-                <w:u w:val="none"/>
-                <w:sz w:val="22"/>
-                <w:szCs w:val="22"/>
-                <w:color w:val="000000"/>
-              </w:rPr>
-            </w:pPr>
-            <w:r>
-              <w:rPr>
-                <w:rFonts w:ascii="Helvetica" w:hAnsi="Helvetica" w:eastAsia="Helvetica" w:cs="Helvetica"/>
-                <w:i w:val="false"/>
-                <w:b w:val="false"/>
-                <w:u w:val="none"/>
-                <w:sz w:val="22"/>
-                <w:szCs w:val="22"/>
-                <w:color w:val="000000"/>
-              </w:rPr>
-              <w:t xml:space="preserve">0.07, 2.71</w:t>
-            </w:r>
-          </w:p>
-        </w:tc>
-        <w:tc>
-          <w:tcPr>
-            <w:tcBorders>
-              <w:bottom w:val="none" w:sz="0" w:space="0" w:color="000000"/>
-              <w:top w:val="none" w:sz="0" w:space="0" w:color="000000"/>
-              <w:left w:val="none" w:sz="0" w:space="0" w:color="000000"/>
-              <w:right w:val="none" w:sz="0" w:space="0" w:color="000000"/>
-            </w:tcBorders>
-            <w:shd w:val="clear" w:color="auto" w:fill="FFFFFF"/>
-            <w:tcMar>
-              <w:top w:w="0" w:type="dxa"/>
-              <w:bottom w:w="0" w:type="dxa"/>
-              <w:left w:w="0" w:type="dxa"/>
-              <w:right w:w="0" w:type="dxa"/>
-            </w:tcMar>
-            <w:vAlign w:val="top"/>
-          </w:tcPr>
-          <w:p>
-            <w:pPr>
-              <w:pStyle w:val="Normal"/>
-              <w:jc w:val="center"/>
-              <w:pBdr>
-                <w:bottom w:val="none" w:sz="0" w:space="0" w:color="000000"/>
-                <w:top w:val="none" w:sz="0" w:space="0" w:color="000000"/>
-                <w:left w:val="none" w:sz="0" w:space="0" w:color="000000"/>
-                <w:right w:val="none" w:sz="0" w:space="0" w:color="000000"/>
-              </w:pBdr>
-              <w:spacing w:after="100" w:before="100" w:line="240"/>
-              <w:ind w:left="100" w:right="100" w:firstLine="0" w:firstLineChars="0"/>
-              <w:rPr>
-                <w:rFonts w:ascii="Helvetica" w:hAnsi="Helvetica" w:eastAsia="Helvetica" w:cs="Helvetica"/>
-                <w:i w:val="false"/>
-                <w:b w:val="false"/>
-                <w:u w:val="none"/>
-                <w:sz w:val="22"/>
-                <w:szCs w:val="22"/>
-                <w:color w:val="000000"/>
-              </w:rPr>
-            </w:pPr>
-            <w:r>
-              <w:rPr>
-                <w:rFonts w:ascii="Helvetica" w:hAnsi="Helvetica" w:eastAsia="Helvetica" w:cs="Helvetica"/>
-                <w:i w:val="false"/>
-                <w:b w:val="false"/>
-                <w:u w:val="none"/>
-                <w:sz w:val="22"/>
-                <w:szCs w:val="22"/>
-                <w:color w:val="000000"/>
-              </w:rPr>
-              <w:t xml:space="preserve">0.380</w:t>
+              <w:t xml:space="preserve">0.42</w:t>
+            </w:r>
+          </w:p>
+        </w:tc>
+        <w:tc>
+          <w:tcPr>
+            <w:tcBorders>
+              <w:bottom w:val="none" w:sz="0" w:space="0" w:color="000000"/>
+              <w:top w:val="none" w:sz="0" w:space="0" w:color="000000"/>
+              <w:left w:val="none" w:sz="0" w:space="0" w:color="000000"/>
+              <w:right w:val="none" w:sz="0" w:space="0" w:color="000000"/>
+            </w:tcBorders>
+            <w:shd w:val="clear" w:color="auto" w:fill="FFFFFF"/>
+            <w:tcMar>
+              <w:top w:w="0" w:type="dxa"/>
+              <w:bottom w:w="0" w:type="dxa"/>
+              <w:left w:w="0" w:type="dxa"/>
+              <w:right w:w="0" w:type="dxa"/>
+            </w:tcMar>
+            <w:vAlign w:val="top"/>
+          </w:tcPr>
+          <w:p>
+            <w:pPr>
+              <w:pStyle w:val="Normal"/>
+              <w:jc w:val="center"/>
+              <w:pBdr>
+                <w:bottom w:val="none" w:sz="0" w:space="0" w:color="000000"/>
+                <w:top w:val="none" w:sz="0" w:space="0" w:color="000000"/>
+                <w:left w:val="none" w:sz="0" w:space="0" w:color="000000"/>
+                <w:right w:val="none" w:sz="0" w:space="0" w:color="000000"/>
+              </w:pBdr>
+              <w:spacing w:after="100" w:before="100" w:line="240"/>
+              <w:ind w:left="100" w:right="100" w:firstLine="0" w:firstLineChars="0"/>
+              <w:rPr>
+                <w:rFonts w:ascii="Helvetica" w:hAnsi="Helvetica" w:eastAsia="Helvetica" w:cs="Helvetica"/>
+                <w:i w:val="false"/>
+                <w:b w:val="false"/>
+                <w:u w:val="none"/>
+                <w:sz w:val="22"/>
+                <w:szCs w:val="22"/>
+                <w:color w:val="000000"/>
+              </w:rPr>
+            </w:pPr>
+            <w:r>
+              <w:rPr>
+                <w:rFonts w:ascii="Helvetica" w:hAnsi="Helvetica" w:eastAsia="Helvetica" w:cs="Helvetica"/>
+                <w:i w:val="false"/>
+                <w:b w:val="false"/>
+                <w:u w:val="none"/>
+                <w:sz w:val="22"/>
+                <w:szCs w:val="22"/>
+                <w:color w:val="000000"/>
+              </w:rPr>
+              <w:t xml:space="preserve">0.07, 2.63</w:t>
+            </w:r>
+          </w:p>
+        </w:tc>
+        <w:tc>
+          <w:tcPr>
+            <w:tcBorders>
+              <w:bottom w:val="none" w:sz="0" w:space="0" w:color="000000"/>
+              <w:top w:val="none" w:sz="0" w:space="0" w:color="000000"/>
+              <w:left w:val="none" w:sz="0" w:space="0" w:color="000000"/>
+              <w:right w:val="none" w:sz="0" w:space="0" w:color="000000"/>
+            </w:tcBorders>
+            <w:shd w:val="clear" w:color="auto" w:fill="FFFFFF"/>
+            <w:tcMar>
+              <w:top w:w="0" w:type="dxa"/>
+              <w:bottom w:w="0" w:type="dxa"/>
+              <w:left w:w="0" w:type="dxa"/>
+              <w:right w:w="0" w:type="dxa"/>
+            </w:tcMar>
+            <w:vAlign w:val="top"/>
+          </w:tcPr>
+          <w:p>
+            <w:pPr>
+              <w:pStyle w:val="Normal"/>
+              <w:jc w:val="center"/>
+              <w:pBdr>
+                <w:bottom w:val="none" w:sz="0" w:space="0" w:color="000000"/>
+                <w:top w:val="none" w:sz="0" w:space="0" w:color="000000"/>
+                <w:left w:val="none" w:sz="0" w:space="0" w:color="000000"/>
+                <w:right w:val="none" w:sz="0" w:space="0" w:color="000000"/>
+              </w:pBdr>
+              <w:spacing w:after="100" w:before="100" w:line="240"/>
+              <w:ind w:left="100" w:right="100" w:firstLine="0" w:firstLineChars="0"/>
+              <w:rPr>
+                <w:rFonts w:ascii="Helvetica" w:hAnsi="Helvetica" w:eastAsia="Helvetica" w:cs="Helvetica"/>
+                <w:i w:val="false"/>
+                <w:b w:val="false"/>
+                <w:u w:val="none"/>
+                <w:sz w:val="22"/>
+                <w:szCs w:val="22"/>
+                <w:color w:val="000000"/>
+              </w:rPr>
+            </w:pPr>
+            <w:r>
+              <w:rPr>
+                <w:rFonts w:ascii="Helvetica" w:hAnsi="Helvetica" w:eastAsia="Helvetica" w:cs="Helvetica"/>
+                <w:i w:val="false"/>
+                <w:b w:val="false"/>
+                <w:u w:val="none"/>
+                <w:sz w:val="22"/>
+                <w:szCs w:val="22"/>
+                <w:color w:val="000000"/>
+              </w:rPr>
+              <w:t xml:space="preserve">0.360</w:t>
             </w:r>
           </w:p>
         </w:tc>
@@ -8831,113 +8831,113 @@
                 <w:szCs w:val="22"/>
                 <w:color w:val="000000"/>
               </w:rPr>
-              <w:t xml:space="preserve">0.52</w:t>
-            </w:r>
-          </w:p>
-        </w:tc>
-        <w:tc>
-          <w:tcPr>
-            <w:tcBorders>
-              <w:bottom w:val="none" w:sz="0" w:space="0" w:color="000000"/>
-              <w:top w:val="none" w:sz="0" w:space="0" w:color="000000"/>
-              <w:left w:val="none" w:sz="0" w:space="0" w:color="000000"/>
-              <w:right w:val="none" w:sz="0" w:space="0" w:color="000000"/>
-            </w:tcBorders>
-            <w:shd w:val="clear" w:color="auto" w:fill="FFFFFF"/>
-            <w:tcMar>
-              <w:top w:w="0" w:type="dxa"/>
-              <w:bottom w:w="0" w:type="dxa"/>
-              <w:left w:w="0" w:type="dxa"/>
-              <w:right w:w="0" w:type="dxa"/>
-            </w:tcMar>
-            <w:vAlign w:val="top"/>
-          </w:tcPr>
-          <w:p>
-            <w:pPr>
-              <w:pStyle w:val="Normal"/>
-              <w:jc w:val="center"/>
-              <w:pBdr>
-                <w:bottom w:val="none" w:sz="0" w:space="0" w:color="000000"/>
-                <w:top w:val="none" w:sz="0" w:space="0" w:color="000000"/>
-                <w:left w:val="none" w:sz="0" w:space="0" w:color="000000"/>
-                <w:right w:val="none" w:sz="0" w:space="0" w:color="000000"/>
-              </w:pBdr>
-              <w:spacing w:after="100" w:before="100" w:line="240"/>
-              <w:ind w:left="100" w:right="100" w:firstLine="0" w:firstLineChars="0"/>
-              <w:rPr>
-                <w:rFonts w:ascii="Helvetica" w:hAnsi="Helvetica" w:eastAsia="Helvetica" w:cs="Helvetica"/>
-                <w:i w:val="false"/>
-                <w:b w:val="false"/>
-                <w:u w:val="none"/>
-                <w:sz w:val="22"/>
-                <w:szCs w:val="22"/>
-                <w:color w:val="000000"/>
-              </w:rPr>
-            </w:pPr>
-            <w:r>
-              <w:rPr>
-                <w:rFonts w:ascii="Helvetica" w:hAnsi="Helvetica" w:eastAsia="Helvetica" w:cs="Helvetica"/>
-                <w:i w:val="false"/>
-                <w:b w:val="false"/>
-                <w:u w:val="none"/>
-                <w:sz w:val="22"/>
-                <w:szCs w:val="22"/>
-                <w:color w:val="000000"/>
-              </w:rPr>
-              <w:t xml:space="preserve">0.08, 3.42</w:t>
-            </w:r>
-          </w:p>
-        </w:tc>
-        <w:tc>
-          <w:tcPr>
-            <w:tcBorders>
-              <w:bottom w:val="none" w:sz="0" w:space="0" w:color="000000"/>
-              <w:top w:val="none" w:sz="0" w:space="0" w:color="000000"/>
-              <w:left w:val="none" w:sz="0" w:space="0" w:color="000000"/>
-              <w:right w:val="none" w:sz="0" w:space="0" w:color="000000"/>
-            </w:tcBorders>
-            <w:shd w:val="clear" w:color="auto" w:fill="FFFFFF"/>
-            <w:tcMar>
-              <w:top w:w="0" w:type="dxa"/>
-              <w:bottom w:w="0" w:type="dxa"/>
-              <w:left w:w="0" w:type="dxa"/>
-              <w:right w:w="0" w:type="dxa"/>
-            </w:tcMar>
-            <w:vAlign w:val="top"/>
-          </w:tcPr>
-          <w:p>
-            <w:pPr>
-              <w:pStyle w:val="Normal"/>
-              <w:jc w:val="center"/>
-              <w:pBdr>
-                <w:bottom w:val="none" w:sz="0" w:space="0" w:color="000000"/>
-                <w:top w:val="none" w:sz="0" w:space="0" w:color="000000"/>
-                <w:left w:val="none" w:sz="0" w:space="0" w:color="000000"/>
-                <w:right w:val="none" w:sz="0" w:space="0" w:color="000000"/>
-              </w:pBdr>
-              <w:spacing w:after="100" w:before="100" w:line="240"/>
-              <w:ind w:left="100" w:right="100" w:firstLine="0" w:firstLineChars="0"/>
-              <w:rPr>
-                <w:rFonts w:ascii="Helvetica" w:hAnsi="Helvetica" w:eastAsia="Helvetica" w:cs="Helvetica"/>
-                <w:i w:val="false"/>
-                <w:b w:val="false"/>
-                <w:u w:val="none"/>
-                <w:sz w:val="22"/>
-                <w:szCs w:val="22"/>
-                <w:color w:val="000000"/>
-              </w:rPr>
-            </w:pPr>
-            <w:r>
-              <w:rPr>
-                <w:rFonts w:ascii="Helvetica" w:hAnsi="Helvetica" w:eastAsia="Helvetica" w:cs="Helvetica"/>
-                <w:i w:val="false"/>
-                <w:b w:val="false"/>
-                <w:u w:val="none"/>
-                <w:sz w:val="22"/>
-                <w:szCs w:val="22"/>
-                <w:color w:val="000000"/>
-              </w:rPr>
-              <w:t xml:space="preserve">0.490</w:t>
+              <w:t xml:space="preserve">0.54</w:t>
+            </w:r>
+          </w:p>
+        </w:tc>
+        <w:tc>
+          <w:tcPr>
+            <w:tcBorders>
+              <w:bottom w:val="none" w:sz="0" w:space="0" w:color="000000"/>
+              <w:top w:val="none" w:sz="0" w:space="0" w:color="000000"/>
+              <w:left w:val="none" w:sz="0" w:space="0" w:color="000000"/>
+              <w:right w:val="none" w:sz="0" w:space="0" w:color="000000"/>
+            </w:tcBorders>
+            <w:shd w:val="clear" w:color="auto" w:fill="FFFFFF"/>
+            <w:tcMar>
+              <w:top w:w="0" w:type="dxa"/>
+              <w:bottom w:w="0" w:type="dxa"/>
+              <w:left w:w="0" w:type="dxa"/>
+              <w:right w:w="0" w:type="dxa"/>
+            </w:tcMar>
+            <w:vAlign w:val="top"/>
+          </w:tcPr>
+          <w:p>
+            <w:pPr>
+              <w:pStyle w:val="Normal"/>
+              <w:jc w:val="center"/>
+              <w:pBdr>
+                <w:bottom w:val="none" w:sz="0" w:space="0" w:color="000000"/>
+                <w:top w:val="none" w:sz="0" w:space="0" w:color="000000"/>
+                <w:left w:val="none" w:sz="0" w:space="0" w:color="000000"/>
+                <w:right w:val="none" w:sz="0" w:space="0" w:color="000000"/>
+              </w:pBdr>
+              <w:spacing w:after="100" w:before="100" w:line="240"/>
+              <w:ind w:left="100" w:right="100" w:firstLine="0" w:firstLineChars="0"/>
+              <w:rPr>
+                <w:rFonts w:ascii="Helvetica" w:hAnsi="Helvetica" w:eastAsia="Helvetica" w:cs="Helvetica"/>
+                <w:i w:val="false"/>
+                <w:b w:val="false"/>
+                <w:u w:val="none"/>
+                <w:sz w:val="22"/>
+                <w:szCs w:val="22"/>
+                <w:color w:val="000000"/>
+              </w:rPr>
+            </w:pPr>
+            <w:r>
+              <w:rPr>
+                <w:rFonts w:ascii="Helvetica" w:hAnsi="Helvetica" w:eastAsia="Helvetica" w:cs="Helvetica"/>
+                <w:i w:val="false"/>
+                <w:b w:val="false"/>
+                <w:u w:val="none"/>
+                <w:sz w:val="22"/>
+                <w:szCs w:val="22"/>
+                <w:color w:val="000000"/>
+              </w:rPr>
+              <w:t xml:space="preserve">0.08, 3.57</w:t>
+            </w:r>
+          </w:p>
+        </w:tc>
+        <w:tc>
+          <w:tcPr>
+            <w:tcBorders>
+              <w:bottom w:val="none" w:sz="0" w:space="0" w:color="000000"/>
+              <w:top w:val="none" w:sz="0" w:space="0" w:color="000000"/>
+              <w:left w:val="none" w:sz="0" w:space="0" w:color="000000"/>
+              <w:right w:val="none" w:sz="0" w:space="0" w:color="000000"/>
+            </w:tcBorders>
+            <w:shd w:val="clear" w:color="auto" w:fill="FFFFFF"/>
+            <w:tcMar>
+              <w:top w:w="0" w:type="dxa"/>
+              <w:bottom w:w="0" w:type="dxa"/>
+              <w:left w:w="0" w:type="dxa"/>
+              <w:right w:w="0" w:type="dxa"/>
+            </w:tcMar>
+            <w:vAlign w:val="top"/>
+          </w:tcPr>
+          <w:p>
+            <w:pPr>
+              <w:pStyle w:val="Normal"/>
+              <w:jc w:val="center"/>
+              <w:pBdr>
+                <w:bottom w:val="none" w:sz="0" w:space="0" w:color="000000"/>
+                <w:top w:val="none" w:sz="0" w:space="0" w:color="000000"/>
+                <w:left w:val="none" w:sz="0" w:space="0" w:color="000000"/>
+                <w:right w:val="none" w:sz="0" w:space="0" w:color="000000"/>
+              </w:pBdr>
+              <w:spacing w:after="100" w:before="100" w:line="240"/>
+              <w:ind w:left="100" w:right="100" w:firstLine="0" w:firstLineChars="0"/>
+              <w:rPr>
+                <w:rFonts w:ascii="Helvetica" w:hAnsi="Helvetica" w:eastAsia="Helvetica" w:cs="Helvetica"/>
+                <w:i w:val="false"/>
+                <w:b w:val="false"/>
+                <w:u w:val="none"/>
+                <w:sz w:val="22"/>
+                <w:szCs w:val="22"/>
+                <w:color w:val="000000"/>
+              </w:rPr>
+            </w:pPr>
+            <w:r>
+              <w:rPr>
+                <w:rFonts w:ascii="Helvetica" w:hAnsi="Helvetica" w:eastAsia="Helvetica" w:cs="Helvetica"/>
+                <w:i w:val="false"/>
+                <w:b w:val="false"/>
+                <w:u w:val="none"/>
+                <w:sz w:val="22"/>
+                <w:szCs w:val="22"/>
+                <w:color w:val="000000"/>
+              </w:rPr>
+              <w:t xml:space="preserve">0.530</w:t>
             </w:r>
           </w:p>
         </w:tc>
@@ -10280,113 +10280,113 @@
                 <w:szCs w:val="22"/>
                 <w:color w:val="000000"/>
               </w:rPr>
-              <w:t xml:space="preserve">0.81</w:t>
-            </w:r>
-          </w:p>
-        </w:tc>
-        <w:tc>
-          <w:tcPr>
-            <w:tcBorders>
-              <w:bottom w:val="none" w:sz="0" w:space="0" w:color="000000"/>
-              <w:top w:val="none" w:sz="0" w:space="0" w:color="000000"/>
-              <w:left w:val="none" w:sz="0" w:space="0" w:color="000000"/>
-              <w:right w:val="none" w:sz="0" w:space="0" w:color="000000"/>
-            </w:tcBorders>
-            <w:shd w:val="clear" w:color="auto" w:fill="FFFFFF"/>
-            <w:tcMar>
-              <w:top w:w="0" w:type="dxa"/>
-              <w:bottom w:w="0" w:type="dxa"/>
-              <w:left w:w="0" w:type="dxa"/>
-              <w:right w:w="0" w:type="dxa"/>
-            </w:tcMar>
-            <w:vAlign w:val="top"/>
-          </w:tcPr>
-          <w:p>
-            <w:pPr>
-              <w:pStyle w:val="Normal"/>
-              <w:jc w:val="center"/>
-              <w:pBdr>
-                <w:bottom w:val="none" w:sz="0" w:space="0" w:color="000000"/>
-                <w:top w:val="none" w:sz="0" w:space="0" w:color="000000"/>
-                <w:left w:val="none" w:sz="0" w:space="0" w:color="000000"/>
-                <w:right w:val="none" w:sz="0" w:space="0" w:color="000000"/>
-              </w:pBdr>
-              <w:spacing w:after="100" w:before="100" w:line="240"/>
-              <w:ind w:left="100" w:right="100" w:firstLine="0" w:firstLineChars="0"/>
-              <w:rPr>
-                <w:rFonts w:ascii="Helvetica" w:hAnsi="Helvetica" w:eastAsia="Helvetica" w:cs="Helvetica"/>
-                <w:i w:val="false"/>
-                <w:b w:val="false"/>
-                <w:u w:val="none"/>
-                <w:sz w:val="22"/>
-                <w:szCs w:val="22"/>
-                <w:color w:val="000000"/>
-              </w:rPr>
-            </w:pPr>
-            <w:r>
-              <w:rPr>
-                <w:rFonts w:ascii="Helvetica" w:hAnsi="Helvetica" w:eastAsia="Helvetica" w:cs="Helvetica"/>
-                <w:i w:val="false"/>
-                <w:b w:val="false"/>
-                <w:u w:val="none"/>
-                <w:sz w:val="22"/>
-                <w:szCs w:val="22"/>
-                <w:color w:val="000000"/>
-              </w:rPr>
-              <w:t xml:space="preserve">0.26, 2.49</w:t>
-            </w:r>
-          </w:p>
-        </w:tc>
-        <w:tc>
-          <w:tcPr>
-            <w:tcBorders>
-              <w:bottom w:val="none" w:sz="0" w:space="0" w:color="000000"/>
-              <w:top w:val="none" w:sz="0" w:space="0" w:color="000000"/>
-              <w:left w:val="none" w:sz="0" w:space="0" w:color="000000"/>
-              <w:right w:val="none" w:sz="0" w:space="0" w:color="000000"/>
-            </w:tcBorders>
-            <w:shd w:val="clear" w:color="auto" w:fill="FFFFFF"/>
-            <w:tcMar>
-              <w:top w:w="0" w:type="dxa"/>
-              <w:bottom w:w="0" w:type="dxa"/>
-              <w:left w:w="0" w:type="dxa"/>
-              <w:right w:w="0" w:type="dxa"/>
-            </w:tcMar>
-            <w:vAlign w:val="top"/>
-          </w:tcPr>
-          <w:p>
-            <w:pPr>
-              <w:pStyle w:val="Normal"/>
-              <w:jc w:val="center"/>
-              <w:pBdr>
-                <w:bottom w:val="none" w:sz="0" w:space="0" w:color="000000"/>
-                <w:top w:val="none" w:sz="0" w:space="0" w:color="000000"/>
-                <w:left w:val="none" w:sz="0" w:space="0" w:color="000000"/>
-                <w:right w:val="none" w:sz="0" w:space="0" w:color="000000"/>
-              </w:pBdr>
-              <w:spacing w:after="100" w:before="100" w:line="240"/>
-              <w:ind w:left="100" w:right="100" w:firstLine="0" w:firstLineChars="0"/>
-              <w:rPr>
-                <w:rFonts w:ascii="Helvetica" w:hAnsi="Helvetica" w:eastAsia="Helvetica" w:cs="Helvetica"/>
-                <w:i w:val="false"/>
-                <w:b w:val="false"/>
-                <w:u w:val="none"/>
-                <w:sz w:val="22"/>
-                <w:szCs w:val="22"/>
-                <w:color w:val="000000"/>
-              </w:rPr>
-            </w:pPr>
-            <w:r>
-              <w:rPr>
-                <w:rFonts w:ascii="Helvetica" w:hAnsi="Helvetica" w:eastAsia="Helvetica" w:cs="Helvetica"/>
-                <w:i w:val="false"/>
-                <w:b w:val="false"/>
-                <w:u w:val="none"/>
-                <w:sz w:val="22"/>
-                <w:szCs w:val="22"/>
-                <w:color w:val="000000"/>
-              </w:rPr>
-              <w:t xml:space="preserve">0.710</w:t>
+              <w:t xml:space="preserve">0.79</w:t>
+            </w:r>
+          </w:p>
+        </w:tc>
+        <w:tc>
+          <w:tcPr>
+            <w:tcBorders>
+              <w:bottom w:val="none" w:sz="0" w:space="0" w:color="000000"/>
+              <w:top w:val="none" w:sz="0" w:space="0" w:color="000000"/>
+              <w:left w:val="none" w:sz="0" w:space="0" w:color="000000"/>
+              <w:right w:val="none" w:sz="0" w:space="0" w:color="000000"/>
+            </w:tcBorders>
+            <w:shd w:val="clear" w:color="auto" w:fill="FFFFFF"/>
+            <w:tcMar>
+              <w:top w:w="0" w:type="dxa"/>
+              <w:bottom w:w="0" w:type="dxa"/>
+              <w:left w:w="0" w:type="dxa"/>
+              <w:right w:w="0" w:type="dxa"/>
+            </w:tcMar>
+            <w:vAlign w:val="top"/>
+          </w:tcPr>
+          <w:p>
+            <w:pPr>
+              <w:pStyle w:val="Normal"/>
+              <w:jc w:val="center"/>
+              <w:pBdr>
+                <w:bottom w:val="none" w:sz="0" w:space="0" w:color="000000"/>
+                <w:top w:val="none" w:sz="0" w:space="0" w:color="000000"/>
+                <w:left w:val="none" w:sz="0" w:space="0" w:color="000000"/>
+                <w:right w:val="none" w:sz="0" w:space="0" w:color="000000"/>
+              </w:pBdr>
+              <w:spacing w:after="100" w:before="100" w:line="240"/>
+              <w:ind w:left="100" w:right="100" w:firstLine="0" w:firstLineChars="0"/>
+              <w:rPr>
+                <w:rFonts w:ascii="Helvetica" w:hAnsi="Helvetica" w:eastAsia="Helvetica" w:cs="Helvetica"/>
+                <w:i w:val="false"/>
+                <w:b w:val="false"/>
+                <w:u w:val="none"/>
+                <w:sz w:val="22"/>
+                <w:szCs w:val="22"/>
+                <w:color w:val="000000"/>
+              </w:rPr>
+            </w:pPr>
+            <w:r>
+              <w:rPr>
+                <w:rFonts w:ascii="Helvetica" w:hAnsi="Helvetica" w:eastAsia="Helvetica" w:cs="Helvetica"/>
+                <w:i w:val="false"/>
+                <w:b w:val="false"/>
+                <w:u w:val="none"/>
+                <w:sz w:val="22"/>
+                <w:szCs w:val="22"/>
+                <w:color w:val="000000"/>
+              </w:rPr>
+              <w:t xml:space="preserve">0.25, 2.47</w:t>
+            </w:r>
+          </w:p>
+        </w:tc>
+        <w:tc>
+          <w:tcPr>
+            <w:tcBorders>
+              <w:bottom w:val="none" w:sz="0" w:space="0" w:color="000000"/>
+              <w:top w:val="none" w:sz="0" w:space="0" w:color="000000"/>
+              <w:left w:val="none" w:sz="0" w:space="0" w:color="000000"/>
+              <w:right w:val="none" w:sz="0" w:space="0" w:color="000000"/>
+            </w:tcBorders>
+            <w:shd w:val="clear" w:color="auto" w:fill="FFFFFF"/>
+            <w:tcMar>
+              <w:top w:w="0" w:type="dxa"/>
+              <w:bottom w:w="0" w:type="dxa"/>
+              <w:left w:w="0" w:type="dxa"/>
+              <w:right w:w="0" w:type="dxa"/>
+            </w:tcMar>
+            <w:vAlign w:val="top"/>
+          </w:tcPr>
+          <w:p>
+            <w:pPr>
+              <w:pStyle w:val="Normal"/>
+              <w:jc w:val="center"/>
+              <w:pBdr>
+                <w:bottom w:val="none" w:sz="0" w:space="0" w:color="000000"/>
+                <w:top w:val="none" w:sz="0" w:space="0" w:color="000000"/>
+                <w:left w:val="none" w:sz="0" w:space="0" w:color="000000"/>
+                <w:right w:val="none" w:sz="0" w:space="0" w:color="000000"/>
+              </w:pBdr>
+              <w:spacing w:after="100" w:before="100" w:line="240"/>
+              <w:ind w:left="100" w:right="100" w:firstLine="0" w:firstLineChars="0"/>
+              <w:rPr>
+                <w:rFonts w:ascii="Helvetica" w:hAnsi="Helvetica" w:eastAsia="Helvetica" w:cs="Helvetica"/>
+                <w:i w:val="false"/>
+                <w:b w:val="false"/>
+                <w:u w:val="none"/>
+                <w:sz w:val="22"/>
+                <w:szCs w:val="22"/>
+                <w:color w:val="000000"/>
+              </w:rPr>
+            </w:pPr>
+            <w:r>
+              <w:rPr>
+                <w:rFonts w:ascii="Helvetica" w:hAnsi="Helvetica" w:eastAsia="Helvetica" w:cs="Helvetica"/>
+                <w:i w:val="false"/>
+                <w:b w:val="false"/>
+                <w:u w:val="none"/>
+                <w:sz w:val="22"/>
+                <w:szCs w:val="22"/>
+                <w:color w:val="000000"/>
+              </w:rPr>
+              <w:t xml:space="preserve">0.690</w:t>
             </w:r>
           </w:p>
         </w:tc>
@@ -11729,113 +11729,113 @@
                 <w:szCs w:val="22"/>
                 <w:color w:val="000000"/>
               </w:rPr>
-              <w:t xml:space="preserve">0.29</w:t>
-            </w:r>
-          </w:p>
-        </w:tc>
-        <w:tc>
-          <w:tcPr>
-            <w:tcBorders>
-              <w:bottom w:val="none" w:sz="0" w:space="0" w:color="000000"/>
-              <w:top w:val="none" w:sz="0" w:space="0" w:color="000000"/>
-              <w:left w:val="none" w:sz="0" w:space="0" w:color="000000"/>
-              <w:right w:val="none" w:sz="0" w:space="0" w:color="000000"/>
-            </w:tcBorders>
-            <w:shd w:val="clear" w:color="auto" w:fill="FFFFFF"/>
-            <w:tcMar>
-              <w:top w:w="0" w:type="dxa"/>
-              <w:bottom w:w="0" w:type="dxa"/>
-              <w:left w:w="0" w:type="dxa"/>
-              <w:right w:w="0" w:type="dxa"/>
-            </w:tcMar>
-            <w:vAlign w:val="top"/>
-          </w:tcPr>
-          <w:p>
-            <w:pPr>
-              <w:pStyle w:val="Normal"/>
-              <w:jc w:val="center"/>
-              <w:pBdr>
-                <w:bottom w:val="none" w:sz="0" w:space="0" w:color="000000"/>
-                <w:top w:val="none" w:sz="0" w:space="0" w:color="000000"/>
-                <w:left w:val="none" w:sz="0" w:space="0" w:color="000000"/>
-                <w:right w:val="none" w:sz="0" w:space="0" w:color="000000"/>
-              </w:pBdr>
-              <w:spacing w:after="100" w:before="100" w:line="240"/>
-              <w:ind w:left="100" w:right="100" w:firstLine="0" w:firstLineChars="0"/>
-              <w:rPr>
-                <w:rFonts w:ascii="Helvetica" w:hAnsi="Helvetica" w:eastAsia="Helvetica" w:cs="Helvetica"/>
-                <w:i w:val="false"/>
-                <w:b w:val="false"/>
-                <w:u w:val="none"/>
-                <w:sz w:val="22"/>
-                <w:szCs w:val="22"/>
-                <w:color w:val="000000"/>
-              </w:rPr>
-            </w:pPr>
-            <w:r>
-              <w:rPr>
-                <w:rFonts w:ascii="Helvetica" w:hAnsi="Helvetica" w:eastAsia="Helvetica" w:cs="Helvetica"/>
-                <w:i w:val="false"/>
-                <w:b w:val="false"/>
-                <w:u w:val="none"/>
-                <w:sz w:val="22"/>
-                <w:szCs w:val="22"/>
-                <w:color w:val="000000"/>
-              </w:rPr>
-              <w:t xml:space="preserve">0.09, 0.98</w:t>
-            </w:r>
-          </w:p>
-        </w:tc>
-        <w:tc>
-          <w:tcPr>
-            <w:tcBorders>
-              <w:bottom w:val="none" w:sz="0" w:space="0" w:color="000000"/>
-              <w:top w:val="none" w:sz="0" w:space="0" w:color="000000"/>
-              <w:left w:val="none" w:sz="0" w:space="0" w:color="000000"/>
-              <w:right w:val="none" w:sz="0" w:space="0" w:color="000000"/>
-            </w:tcBorders>
-            <w:shd w:val="clear" w:color="auto" w:fill="FFFFFF"/>
-            <w:tcMar>
-              <w:top w:w="0" w:type="dxa"/>
-              <w:bottom w:w="0" w:type="dxa"/>
-              <w:left w:w="0" w:type="dxa"/>
-              <w:right w:w="0" w:type="dxa"/>
-            </w:tcMar>
-            <w:vAlign w:val="top"/>
-          </w:tcPr>
-          <w:p>
-            <w:pPr>
-              <w:pStyle w:val="Normal"/>
-              <w:jc w:val="center"/>
-              <w:pBdr>
-                <w:bottom w:val="none" w:sz="0" w:space="0" w:color="000000"/>
-                <w:top w:val="none" w:sz="0" w:space="0" w:color="000000"/>
-                <w:left w:val="none" w:sz="0" w:space="0" w:color="000000"/>
-                <w:right w:val="none" w:sz="0" w:space="0" w:color="000000"/>
-              </w:pBdr>
-              <w:spacing w:after="100" w:before="100" w:line="240"/>
-              <w:ind w:left="100" w:right="100" w:firstLine="0" w:firstLineChars="0"/>
-              <w:rPr>
-                <w:rFonts w:ascii="Helvetica" w:hAnsi="Helvetica" w:eastAsia="Helvetica" w:cs="Helvetica"/>
-                <w:i w:val="false"/>
-                <w:b w:val="false"/>
-                <w:u w:val="none"/>
-                <w:sz w:val="22"/>
-                <w:szCs w:val="22"/>
-                <w:color w:val="000000"/>
-              </w:rPr>
-            </w:pPr>
-            <w:r>
-              <w:rPr>
-                <w:rFonts w:ascii="Helvetica" w:hAnsi="Helvetica" w:eastAsia="Helvetica" w:cs="Helvetica"/>
-                <w:i w:val="false"/>
-                <w:b w:val="false"/>
-                <w:u w:val="none"/>
-                <w:sz w:val="22"/>
-                <w:szCs w:val="22"/>
-                <w:color w:val="000000"/>
-              </w:rPr>
-              <w:t xml:space="preserve">0.047</w:t>
+              <w:t xml:space="preserve">0.28</w:t>
+            </w:r>
+          </w:p>
+        </w:tc>
+        <w:tc>
+          <w:tcPr>
+            <w:tcBorders>
+              <w:bottom w:val="none" w:sz="0" w:space="0" w:color="000000"/>
+              <w:top w:val="none" w:sz="0" w:space="0" w:color="000000"/>
+              <w:left w:val="none" w:sz="0" w:space="0" w:color="000000"/>
+              <w:right w:val="none" w:sz="0" w:space="0" w:color="000000"/>
+            </w:tcBorders>
+            <w:shd w:val="clear" w:color="auto" w:fill="FFFFFF"/>
+            <w:tcMar>
+              <w:top w:w="0" w:type="dxa"/>
+              <w:bottom w:w="0" w:type="dxa"/>
+              <w:left w:w="0" w:type="dxa"/>
+              <w:right w:w="0" w:type="dxa"/>
+            </w:tcMar>
+            <w:vAlign w:val="top"/>
+          </w:tcPr>
+          <w:p>
+            <w:pPr>
+              <w:pStyle w:val="Normal"/>
+              <w:jc w:val="center"/>
+              <w:pBdr>
+                <w:bottom w:val="none" w:sz="0" w:space="0" w:color="000000"/>
+                <w:top w:val="none" w:sz="0" w:space="0" w:color="000000"/>
+                <w:left w:val="none" w:sz="0" w:space="0" w:color="000000"/>
+                <w:right w:val="none" w:sz="0" w:space="0" w:color="000000"/>
+              </w:pBdr>
+              <w:spacing w:after="100" w:before="100" w:line="240"/>
+              <w:ind w:left="100" w:right="100" w:firstLine="0" w:firstLineChars="0"/>
+              <w:rPr>
+                <w:rFonts w:ascii="Helvetica" w:hAnsi="Helvetica" w:eastAsia="Helvetica" w:cs="Helvetica"/>
+                <w:i w:val="false"/>
+                <w:b w:val="false"/>
+                <w:u w:val="none"/>
+                <w:sz w:val="22"/>
+                <w:szCs w:val="22"/>
+                <w:color w:val="000000"/>
+              </w:rPr>
+            </w:pPr>
+            <w:r>
+              <w:rPr>
+                <w:rFonts w:ascii="Helvetica" w:hAnsi="Helvetica" w:eastAsia="Helvetica" w:cs="Helvetica"/>
+                <w:i w:val="false"/>
+                <w:b w:val="false"/>
+                <w:u w:val="none"/>
+                <w:sz w:val="22"/>
+                <w:szCs w:val="22"/>
+                <w:color w:val="000000"/>
+              </w:rPr>
+              <w:t xml:space="preserve">0.08, 0.96</w:t>
+            </w:r>
+          </w:p>
+        </w:tc>
+        <w:tc>
+          <w:tcPr>
+            <w:tcBorders>
+              <w:bottom w:val="none" w:sz="0" w:space="0" w:color="000000"/>
+              <w:top w:val="none" w:sz="0" w:space="0" w:color="000000"/>
+              <w:left w:val="none" w:sz="0" w:space="0" w:color="000000"/>
+              <w:right w:val="none" w:sz="0" w:space="0" w:color="000000"/>
+            </w:tcBorders>
+            <w:shd w:val="clear" w:color="auto" w:fill="FFFFFF"/>
+            <w:tcMar>
+              <w:top w:w="0" w:type="dxa"/>
+              <w:bottom w:w="0" w:type="dxa"/>
+              <w:left w:w="0" w:type="dxa"/>
+              <w:right w:w="0" w:type="dxa"/>
+            </w:tcMar>
+            <w:vAlign w:val="top"/>
+          </w:tcPr>
+          <w:p>
+            <w:pPr>
+              <w:pStyle w:val="Normal"/>
+              <w:jc w:val="center"/>
+              <w:pBdr>
+                <w:bottom w:val="none" w:sz="0" w:space="0" w:color="000000"/>
+                <w:top w:val="none" w:sz="0" w:space="0" w:color="000000"/>
+                <w:left w:val="none" w:sz="0" w:space="0" w:color="000000"/>
+                <w:right w:val="none" w:sz="0" w:space="0" w:color="000000"/>
+              </w:pBdr>
+              <w:spacing w:after="100" w:before="100" w:line="240"/>
+              <w:ind w:left="100" w:right="100" w:firstLine="0" w:firstLineChars="0"/>
+              <w:rPr>
+                <w:rFonts w:ascii="Helvetica" w:hAnsi="Helvetica" w:eastAsia="Helvetica" w:cs="Helvetica"/>
+                <w:i w:val="false"/>
+                <w:b w:val="false"/>
+                <w:u w:val="none"/>
+                <w:sz w:val="22"/>
+                <w:szCs w:val="22"/>
+                <w:color w:val="000000"/>
+              </w:rPr>
+            </w:pPr>
+            <w:r>
+              <w:rPr>
+                <w:rFonts w:ascii="Helvetica" w:hAnsi="Helvetica" w:eastAsia="Helvetica" w:cs="Helvetica"/>
+                <w:i w:val="false"/>
+                <w:b w:val="false"/>
+                <w:u w:val="none"/>
+                <w:sz w:val="22"/>
+                <w:szCs w:val="22"/>
+                <w:color w:val="000000"/>
+              </w:rPr>
+              <w:t xml:space="preserve">0.044</w:t>
             </w:r>
           </w:p>
         </w:tc>
@@ -12212,113 +12212,113 @@
                 <w:szCs w:val="22"/>
                 <w:color w:val="000000"/>
               </w:rPr>
-              <w:t xml:space="preserve">0.79</w:t>
-            </w:r>
-          </w:p>
-        </w:tc>
-        <w:tc>
-          <w:tcPr>
-            <w:tcBorders>
-              <w:bottom w:val="none" w:sz="0" w:space="0" w:color="000000"/>
-              <w:top w:val="none" w:sz="0" w:space="0" w:color="000000"/>
-              <w:left w:val="none" w:sz="0" w:space="0" w:color="000000"/>
-              <w:right w:val="none" w:sz="0" w:space="0" w:color="000000"/>
-            </w:tcBorders>
-            <w:shd w:val="clear" w:color="auto" w:fill="FFFFFF"/>
-            <w:tcMar>
-              <w:top w:w="0" w:type="dxa"/>
-              <w:bottom w:w="0" w:type="dxa"/>
-              <w:left w:w="0" w:type="dxa"/>
-              <w:right w:w="0" w:type="dxa"/>
-            </w:tcMar>
-            <w:vAlign w:val="top"/>
-          </w:tcPr>
-          <w:p>
-            <w:pPr>
-              <w:pStyle w:val="Normal"/>
-              <w:jc w:val="center"/>
-              <w:pBdr>
-                <w:bottom w:val="none" w:sz="0" w:space="0" w:color="000000"/>
-                <w:top w:val="none" w:sz="0" w:space="0" w:color="000000"/>
-                <w:left w:val="none" w:sz="0" w:space="0" w:color="000000"/>
-                <w:right w:val="none" w:sz="0" w:space="0" w:color="000000"/>
-              </w:pBdr>
-              <w:spacing w:after="100" w:before="100" w:line="240"/>
-              <w:ind w:left="100" w:right="100" w:firstLine="0" w:firstLineChars="0"/>
-              <w:rPr>
-                <w:rFonts w:ascii="Helvetica" w:hAnsi="Helvetica" w:eastAsia="Helvetica" w:cs="Helvetica"/>
-                <w:i w:val="false"/>
-                <w:b w:val="false"/>
-                <w:u w:val="none"/>
-                <w:sz w:val="22"/>
-                <w:szCs w:val="22"/>
-                <w:color w:val="000000"/>
-              </w:rPr>
-            </w:pPr>
-            <w:r>
-              <w:rPr>
-                <w:rFonts w:ascii="Helvetica" w:hAnsi="Helvetica" w:eastAsia="Helvetica" w:cs="Helvetica"/>
-                <w:i w:val="false"/>
-                <w:b w:val="false"/>
-                <w:u w:val="none"/>
-                <w:sz w:val="22"/>
-                <w:szCs w:val="22"/>
-                <w:color w:val="000000"/>
-              </w:rPr>
-              <w:t xml:space="preserve">0.25, 2.49</w:t>
-            </w:r>
-          </w:p>
-        </w:tc>
-        <w:tc>
-          <w:tcPr>
-            <w:tcBorders>
-              <w:bottom w:val="none" w:sz="0" w:space="0" w:color="000000"/>
-              <w:top w:val="none" w:sz="0" w:space="0" w:color="000000"/>
-              <w:left w:val="none" w:sz="0" w:space="0" w:color="000000"/>
-              <w:right w:val="none" w:sz="0" w:space="0" w:color="000000"/>
-            </w:tcBorders>
-            <w:shd w:val="clear" w:color="auto" w:fill="FFFFFF"/>
-            <w:tcMar>
-              <w:top w:w="0" w:type="dxa"/>
-              <w:bottom w:w="0" w:type="dxa"/>
-              <w:left w:w="0" w:type="dxa"/>
-              <w:right w:w="0" w:type="dxa"/>
-            </w:tcMar>
-            <w:vAlign w:val="top"/>
-          </w:tcPr>
-          <w:p>
-            <w:pPr>
-              <w:pStyle w:val="Normal"/>
-              <w:jc w:val="center"/>
-              <w:pBdr>
-                <w:bottom w:val="none" w:sz="0" w:space="0" w:color="000000"/>
-                <w:top w:val="none" w:sz="0" w:space="0" w:color="000000"/>
-                <w:left w:val="none" w:sz="0" w:space="0" w:color="000000"/>
-                <w:right w:val="none" w:sz="0" w:space="0" w:color="000000"/>
-              </w:pBdr>
-              <w:spacing w:after="100" w:before="100" w:line="240"/>
-              <w:ind w:left="100" w:right="100" w:firstLine="0" w:firstLineChars="0"/>
-              <w:rPr>
-                <w:rFonts w:ascii="Helvetica" w:hAnsi="Helvetica" w:eastAsia="Helvetica" w:cs="Helvetica"/>
-                <w:i w:val="false"/>
-                <w:b w:val="false"/>
-                <w:u w:val="none"/>
-                <w:sz w:val="22"/>
-                <w:szCs w:val="22"/>
-                <w:color w:val="000000"/>
-              </w:rPr>
-            </w:pPr>
-            <w:r>
-              <w:rPr>
-                <w:rFonts w:ascii="Helvetica" w:hAnsi="Helvetica" w:eastAsia="Helvetica" w:cs="Helvetica"/>
-                <w:i w:val="false"/>
-                <w:b w:val="false"/>
-                <w:u w:val="none"/>
-                <w:sz w:val="22"/>
-                <w:szCs w:val="22"/>
-                <w:color w:val="000000"/>
-              </w:rPr>
-              <w:t xml:space="preserve">0.690</w:t>
+              <w:t xml:space="preserve">0.80</w:t>
+            </w:r>
+          </w:p>
+        </w:tc>
+        <w:tc>
+          <w:tcPr>
+            <w:tcBorders>
+              <w:bottom w:val="none" w:sz="0" w:space="0" w:color="000000"/>
+              <w:top w:val="none" w:sz="0" w:space="0" w:color="000000"/>
+              <w:left w:val="none" w:sz="0" w:space="0" w:color="000000"/>
+              <w:right w:val="none" w:sz="0" w:space="0" w:color="000000"/>
+            </w:tcBorders>
+            <w:shd w:val="clear" w:color="auto" w:fill="FFFFFF"/>
+            <w:tcMar>
+              <w:top w:w="0" w:type="dxa"/>
+              <w:bottom w:w="0" w:type="dxa"/>
+              <w:left w:w="0" w:type="dxa"/>
+              <w:right w:w="0" w:type="dxa"/>
+            </w:tcMar>
+            <w:vAlign w:val="top"/>
+          </w:tcPr>
+          <w:p>
+            <w:pPr>
+              <w:pStyle w:val="Normal"/>
+              <w:jc w:val="center"/>
+              <w:pBdr>
+                <w:bottom w:val="none" w:sz="0" w:space="0" w:color="000000"/>
+                <w:top w:val="none" w:sz="0" w:space="0" w:color="000000"/>
+                <w:left w:val="none" w:sz="0" w:space="0" w:color="000000"/>
+                <w:right w:val="none" w:sz="0" w:space="0" w:color="000000"/>
+              </w:pBdr>
+              <w:spacing w:after="100" w:before="100" w:line="240"/>
+              <w:ind w:left="100" w:right="100" w:firstLine="0" w:firstLineChars="0"/>
+              <w:rPr>
+                <w:rFonts w:ascii="Helvetica" w:hAnsi="Helvetica" w:eastAsia="Helvetica" w:cs="Helvetica"/>
+                <w:i w:val="false"/>
+                <w:b w:val="false"/>
+                <w:u w:val="none"/>
+                <w:sz w:val="22"/>
+                <w:szCs w:val="22"/>
+                <w:color w:val="000000"/>
+              </w:rPr>
+            </w:pPr>
+            <w:r>
+              <w:rPr>
+                <w:rFonts w:ascii="Helvetica" w:hAnsi="Helvetica" w:eastAsia="Helvetica" w:cs="Helvetica"/>
+                <w:i w:val="false"/>
+                <w:b w:val="false"/>
+                <w:u w:val="none"/>
+                <w:sz w:val="22"/>
+                <w:szCs w:val="22"/>
+                <w:color w:val="000000"/>
+              </w:rPr>
+              <w:t xml:space="preserve">0.25, 2.54</w:t>
+            </w:r>
+          </w:p>
+        </w:tc>
+        <w:tc>
+          <w:tcPr>
+            <w:tcBorders>
+              <w:bottom w:val="none" w:sz="0" w:space="0" w:color="000000"/>
+              <w:top w:val="none" w:sz="0" w:space="0" w:color="000000"/>
+              <w:left w:val="none" w:sz="0" w:space="0" w:color="000000"/>
+              <w:right w:val="none" w:sz="0" w:space="0" w:color="000000"/>
+            </w:tcBorders>
+            <w:shd w:val="clear" w:color="auto" w:fill="FFFFFF"/>
+            <w:tcMar>
+              <w:top w:w="0" w:type="dxa"/>
+              <w:bottom w:w="0" w:type="dxa"/>
+              <w:left w:w="0" w:type="dxa"/>
+              <w:right w:w="0" w:type="dxa"/>
+            </w:tcMar>
+            <w:vAlign w:val="top"/>
+          </w:tcPr>
+          <w:p>
+            <w:pPr>
+              <w:pStyle w:val="Normal"/>
+              <w:jc w:val="center"/>
+              <w:pBdr>
+                <w:bottom w:val="none" w:sz="0" w:space="0" w:color="000000"/>
+                <w:top w:val="none" w:sz="0" w:space="0" w:color="000000"/>
+                <w:left w:val="none" w:sz="0" w:space="0" w:color="000000"/>
+                <w:right w:val="none" w:sz="0" w:space="0" w:color="000000"/>
+              </w:pBdr>
+              <w:spacing w:after="100" w:before="100" w:line="240"/>
+              <w:ind w:left="100" w:right="100" w:firstLine="0" w:firstLineChars="0"/>
+              <w:rPr>
+                <w:rFonts w:ascii="Helvetica" w:hAnsi="Helvetica" w:eastAsia="Helvetica" w:cs="Helvetica"/>
+                <w:i w:val="false"/>
+                <w:b w:val="false"/>
+                <w:u w:val="none"/>
+                <w:sz w:val="22"/>
+                <w:szCs w:val="22"/>
+                <w:color w:val="000000"/>
+              </w:rPr>
+            </w:pPr>
+            <w:r>
+              <w:rPr>
+                <w:rFonts w:ascii="Helvetica" w:hAnsi="Helvetica" w:eastAsia="Helvetica" w:cs="Helvetica"/>
+                <w:i w:val="false"/>
+                <w:b w:val="false"/>
+                <w:u w:val="none"/>
+                <w:sz w:val="22"/>
+                <w:szCs w:val="22"/>
+                <w:color w:val="000000"/>
+              </w:rPr>
+              <w:t xml:space="preserve">0.700</w:t>
             </w:r>
           </w:p>
         </w:tc>
@@ -12695,113 +12695,113 @@
                 <w:szCs w:val="22"/>
                 <w:color w:val="000000"/>
               </w:rPr>
-              <w:t xml:space="preserve">1.00</w:t>
-            </w:r>
-          </w:p>
-        </w:tc>
-        <w:tc>
-          <w:tcPr>
-            <w:tcBorders>
-              <w:bottom w:val="none" w:sz="0" w:space="0" w:color="000000"/>
-              <w:top w:val="none" w:sz="0" w:space="0" w:color="000000"/>
-              <w:left w:val="none" w:sz="0" w:space="0" w:color="000000"/>
-              <w:right w:val="none" w:sz="0" w:space="0" w:color="000000"/>
-            </w:tcBorders>
-            <w:shd w:val="clear" w:color="auto" w:fill="FFFFFF"/>
-            <w:tcMar>
-              <w:top w:w="0" w:type="dxa"/>
-              <w:bottom w:w="0" w:type="dxa"/>
-              <w:left w:w="0" w:type="dxa"/>
-              <w:right w:w="0" w:type="dxa"/>
-            </w:tcMar>
-            <w:vAlign w:val="top"/>
-          </w:tcPr>
-          <w:p>
-            <w:pPr>
-              <w:pStyle w:val="Normal"/>
-              <w:jc w:val="center"/>
-              <w:pBdr>
-                <w:bottom w:val="none" w:sz="0" w:space="0" w:color="000000"/>
-                <w:top w:val="none" w:sz="0" w:space="0" w:color="000000"/>
-                <w:left w:val="none" w:sz="0" w:space="0" w:color="000000"/>
-                <w:right w:val="none" w:sz="0" w:space="0" w:color="000000"/>
-              </w:pBdr>
-              <w:spacing w:after="100" w:before="100" w:line="240"/>
-              <w:ind w:left="100" w:right="100" w:firstLine="0" w:firstLineChars="0"/>
-              <w:rPr>
-                <w:rFonts w:ascii="Helvetica" w:hAnsi="Helvetica" w:eastAsia="Helvetica" w:cs="Helvetica"/>
-                <w:i w:val="false"/>
-                <w:b w:val="false"/>
-                <w:u w:val="none"/>
-                <w:sz w:val="22"/>
-                <w:szCs w:val="22"/>
-                <w:color w:val="000000"/>
-              </w:rPr>
-            </w:pPr>
-            <w:r>
-              <w:rPr>
-                <w:rFonts w:ascii="Helvetica" w:hAnsi="Helvetica" w:eastAsia="Helvetica" w:cs="Helvetica"/>
-                <w:i w:val="false"/>
-                <w:b w:val="false"/>
-                <w:u w:val="none"/>
-                <w:sz w:val="22"/>
-                <w:szCs w:val="22"/>
-                <w:color w:val="000000"/>
-              </w:rPr>
-              <w:t xml:space="preserve">0.23, 4.24</w:t>
-            </w:r>
-          </w:p>
-        </w:tc>
-        <w:tc>
-          <w:tcPr>
-            <w:tcBorders>
-              <w:bottom w:val="none" w:sz="0" w:space="0" w:color="000000"/>
-              <w:top w:val="none" w:sz="0" w:space="0" w:color="000000"/>
-              <w:left w:val="none" w:sz="0" w:space="0" w:color="000000"/>
-              <w:right w:val="none" w:sz="0" w:space="0" w:color="000000"/>
-            </w:tcBorders>
-            <w:shd w:val="clear" w:color="auto" w:fill="FFFFFF"/>
-            <w:tcMar>
-              <w:top w:w="0" w:type="dxa"/>
-              <w:bottom w:w="0" w:type="dxa"/>
-              <w:left w:w="0" w:type="dxa"/>
-              <w:right w:w="0" w:type="dxa"/>
-            </w:tcMar>
-            <w:vAlign w:val="top"/>
-          </w:tcPr>
-          <w:p>
-            <w:pPr>
-              <w:pStyle w:val="Normal"/>
-              <w:jc w:val="center"/>
-              <w:pBdr>
-                <w:bottom w:val="none" w:sz="0" w:space="0" w:color="000000"/>
-                <w:top w:val="none" w:sz="0" w:space="0" w:color="000000"/>
-                <w:left w:val="none" w:sz="0" w:space="0" w:color="000000"/>
-                <w:right w:val="none" w:sz="0" w:space="0" w:color="000000"/>
-              </w:pBdr>
-              <w:spacing w:after="100" w:before="100" w:line="240"/>
-              <w:ind w:left="100" w:right="100" w:firstLine="0" w:firstLineChars="0"/>
-              <w:rPr>
-                <w:rFonts w:ascii="Helvetica" w:hAnsi="Helvetica" w:eastAsia="Helvetica" w:cs="Helvetica"/>
-                <w:i w:val="false"/>
-                <w:b w:val="false"/>
-                <w:u w:val="none"/>
-                <w:sz w:val="22"/>
-                <w:szCs w:val="22"/>
-                <w:color w:val="000000"/>
-              </w:rPr>
-            </w:pPr>
-            <w:r>
-              <w:rPr>
-                <w:rFonts w:ascii="Helvetica" w:hAnsi="Helvetica" w:eastAsia="Helvetica" w:cs="Helvetica"/>
-                <w:i w:val="false"/>
-                <w:b w:val="false"/>
-                <w:u w:val="none"/>
-                <w:sz w:val="22"/>
-                <w:szCs w:val="22"/>
-                <w:color w:val="000000"/>
-              </w:rPr>
-              <w:t xml:space="preserve">&gt;0.999</w:t>
+              <w:t xml:space="preserve">1.10</w:t>
+            </w:r>
+          </w:p>
+        </w:tc>
+        <w:tc>
+          <w:tcPr>
+            <w:tcBorders>
+              <w:bottom w:val="none" w:sz="0" w:space="0" w:color="000000"/>
+              <w:top w:val="none" w:sz="0" w:space="0" w:color="000000"/>
+              <w:left w:val="none" w:sz="0" w:space="0" w:color="000000"/>
+              <w:right w:val="none" w:sz="0" w:space="0" w:color="000000"/>
+            </w:tcBorders>
+            <w:shd w:val="clear" w:color="auto" w:fill="FFFFFF"/>
+            <w:tcMar>
+              <w:top w:w="0" w:type="dxa"/>
+              <w:bottom w:w="0" w:type="dxa"/>
+              <w:left w:w="0" w:type="dxa"/>
+              <w:right w:w="0" w:type="dxa"/>
+            </w:tcMar>
+            <w:vAlign w:val="top"/>
+          </w:tcPr>
+          <w:p>
+            <w:pPr>
+              <w:pStyle w:val="Normal"/>
+              <w:jc w:val="center"/>
+              <w:pBdr>
+                <w:bottom w:val="none" w:sz="0" w:space="0" w:color="000000"/>
+                <w:top w:val="none" w:sz="0" w:space="0" w:color="000000"/>
+                <w:left w:val="none" w:sz="0" w:space="0" w:color="000000"/>
+                <w:right w:val="none" w:sz="0" w:space="0" w:color="000000"/>
+              </w:pBdr>
+              <w:spacing w:after="100" w:before="100" w:line="240"/>
+              <w:ind w:left="100" w:right="100" w:firstLine="0" w:firstLineChars="0"/>
+              <w:rPr>
+                <w:rFonts w:ascii="Helvetica" w:hAnsi="Helvetica" w:eastAsia="Helvetica" w:cs="Helvetica"/>
+                <w:i w:val="false"/>
+                <w:b w:val="false"/>
+                <w:u w:val="none"/>
+                <w:sz w:val="22"/>
+                <w:szCs w:val="22"/>
+                <w:color w:val="000000"/>
+              </w:rPr>
+            </w:pPr>
+            <w:r>
+              <w:rPr>
+                <w:rFonts w:ascii="Helvetica" w:hAnsi="Helvetica" w:eastAsia="Helvetica" w:cs="Helvetica"/>
+                <w:i w:val="false"/>
+                <w:b w:val="false"/>
+                <w:u w:val="none"/>
+                <w:sz w:val="22"/>
+                <w:szCs w:val="22"/>
+                <w:color w:val="000000"/>
+              </w:rPr>
+              <w:t xml:space="preserve">0.25, 4.74</w:t>
+            </w:r>
+          </w:p>
+        </w:tc>
+        <w:tc>
+          <w:tcPr>
+            <w:tcBorders>
+              <w:bottom w:val="none" w:sz="0" w:space="0" w:color="000000"/>
+              <w:top w:val="none" w:sz="0" w:space="0" w:color="000000"/>
+              <w:left w:val="none" w:sz="0" w:space="0" w:color="000000"/>
+              <w:right w:val="none" w:sz="0" w:space="0" w:color="000000"/>
+            </w:tcBorders>
+            <w:shd w:val="clear" w:color="auto" w:fill="FFFFFF"/>
+            <w:tcMar>
+              <w:top w:w="0" w:type="dxa"/>
+              <w:bottom w:w="0" w:type="dxa"/>
+              <w:left w:w="0" w:type="dxa"/>
+              <w:right w:w="0" w:type="dxa"/>
+            </w:tcMar>
+            <w:vAlign w:val="top"/>
+          </w:tcPr>
+          <w:p>
+            <w:pPr>
+              <w:pStyle w:val="Normal"/>
+              <w:jc w:val="center"/>
+              <w:pBdr>
+                <w:bottom w:val="none" w:sz="0" w:space="0" w:color="000000"/>
+                <w:top w:val="none" w:sz="0" w:space="0" w:color="000000"/>
+                <w:left w:val="none" w:sz="0" w:space="0" w:color="000000"/>
+                <w:right w:val="none" w:sz="0" w:space="0" w:color="000000"/>
+              </w:pBdr>
+              <w:spacing w:after="100" w:before="100" w:line="240"/>
+              <w:ind w:left="100" w:right="100" w:firstLine="0" w:firstLineChars="0"/>
+              <w:rPr>
+                <w:rFonts w:ascii="Helvetica" w:hAnsi="Helvetica" w:eastAsia="Helvetica" w:cs="Helvetica"/>
+                <w:i w:val="false"/>
+                <w:b w:val="false"/>
+                <w:u w:val="none"/>
+                <w:sz w:val="22"/>
+                <w:szCs w:val="22"/>
+                <w:color w:val="000000"/>
+              </w:rPr>
+            </w:pPr>
+            <w:r>
+              <w:rPr>
+                <w:rFonts w:ascii="Helvetica" w:hAnsi="Helvetica" w:eastAsia="Helvetica" w:cs="Helvetica"/>
+                <w:i w:val="false"/>
+                <w:b w:val="false"/>
+                <w:u w:val="none"/>
+                <w:sz w:val="22"/>
+                <w:szCs w:val="22"/>
+                <w:color w:val="000000"/>
+              </w:rPr>
+              <w:t xml:space="preserve">0.900</w:t>
             </w:r>
           </w:p>
         </w:tc>
@@ -13178,60 +13178,60 @@
                 <w:szCs w:val="22"/>
                 <w:color w:val="000000"/>
               </w:rPr>
-              <w:t xml:space="preserve">8.84</w:t>
-            </w:r>
-          </w:p>
-        </w:tc>
-        <w:tc>
-          <w:tcPr>
-            <w:tcBorders>
-              <w:bottom w:val="none" w:sz="0" w:space="0" w:color="000000"/>
-              <w:top w:val="none" w:sz="0" w:space="0" w:color="000000"/>
-              <w:left w:val="none" w:sz="0" w:space="0" w:color="000000"/>
-              <w:right w:val="none" w:sz="0" w:space="0" w:color="000000"/>
-            </w:tcBorders>
-            <w:shd w:val="clear" w:color="auto" w:fill="FFFFFF"/>
-            <w:tcMar>
-              <w:top w:w="0" w:type="dxa"/>
-              <w:bottom w:w="0" w:type="dxa"/>
-              <w:left w:w="0" w:type="dxa"/>
-              <w:right w:w="0" w:type="dxa"/>
-            </w:tcMar>
-            <w:vAlign w:val="top"/>
-          </w:tcPr>
-          <w:p>
-            <w:pPr>
-              <w:pStyle w:val="Normal"/>
-              <w:jc w:val="center"/>
-              <w:pBdr>
-                <w:bottom w:val="none" w:sz="0" w:space="0" w:color="000000"/>
-                <w:top w:val="none" w:sz="0" w:space="0" w:color="000000"/>
-                <w:left w:val="none" w:sz="0" w:space="0" w:color="000000"/>
-                <w:right w:val="none" w:sz="0" w:space="0" w:color="000000"/>
-              </w:pBdr>
-              <w:spacing w:after="100" w:before="100" w:line="240"/>
-              <w:ind w:left="100" w:right="100" w:firstLine="0" w:firstLineChars="0"/>
-              <w:rPr>
-                <w:rFonts w:ascii="Helvetica" w:hAnsi="Helvetica" w:eastAsia="Helvetica" w:cs="Helvetica"/>
-                <w:i w:val="false"/>
-                <w:b w:val="false"/>
-                <w:u w:val="none"/>
-                <w:sz w:val="22"/>
-                <w:szCs w:val="22"/>
-                <w:color w:val="000000"/>
-              </w:rPr>
-            </w:pPr>
-            <w:r>
-              <w:rPr>
-                <w:rFonts w:ascii="Helvetica" w:hAnsi="Helvetica" w:eastAsia="Helvetica" w:cs="Helvetica"/>
-                <w:i w:val="false"/>
-                <w:b w:val="false"/>
-                <w:u w:val="none"/>
-                <w:sz w:val="22"/>
-                <w:szCs w:val="22"/>
-                <w:color w:val="000000"/>
-              </w:rPr>
-              <w:t xml:space="preserve">2.57, 30.4</w:t>
+              <w:t xml:space="preserve">9.21</w:t>
+            </w:r>
+          </w:p>
+        </w:tc>
+        <w:tc>
+          <w:tcPr>
+            <w:tcBorders>
+              <w:bottom w:val="none" w:sz="0" w:space="0" w:color="000000"/>
+              <w:top w:val="none" w:sz="0" w:space="0" w:color="000000"/>
+              <w:left w:val="none" w:sz="0" w:space="0" w:color="000000"/>
+              <w:right w:val="none" w:sz="0" w:space="0" w:color="000000"/>
+            </w:tcBorders>
+            <w:shd w:val="clear" w:color="auto" w:fill="FFFFFF"/>
+            <w:tcMar>
+              <w:top w:w="0" w:type="dxa"/>
+              <w:bottom w:w="0" w:type="dxa"/>
+              <w:left w:w="0" w:type="dxa"/>
+              <w:right w:w="0" w:type="dxa"/>
+            </w:tcMar>
+            <w:vAlign w:val="top"/>
+          </w:tcPr>
+          <w:p>
+            <w:pPr>
+              <w:pStyle w:val="Normal"/>
+              <w:jc w:val="center"/>
+              <w:pBdr>
+                <w:bottom w:val="none" w:sz="0" w:space="0" w:color="000000"/>
+                <w:top w:val="none" w:sz="0" w:space="0" w:color="000000"/>
+                <w:left w:val="none" w:sz="0" w:space="0" w:color="000000"/>
+                <w:right w:val="none" w:sz="0" w:space="0" w:color="000000"/>
+              </w:pBdr>
+              <w:spacing w:after="100" w:before="100" w:line="240"/>
+              <w:ind w:left="100" w:right="100" w:firstLine="0" w:firstLineChars="0"/>
+              <w:rPr>
+                <w:rFonts w:ascii="Helvetica" w:hAnsi="Helvetica" w:eastAsia="Helvetica" w:cs="Helvetica"/>
+                <w:i w:val="false"/>
+                <w:b w:val="false"/>
+                <w:u w:val="none"/>
+                <w:sz w:val="22"/>
+                <w:szCs w:val="22"/>
+                <w:color w:val="000000"/>
+              </w:rPr>
+            </w:pPr>
+            <w:r>
+              <w:rPr>
+                <w:rFonts w:ascii="Helvetica" w:hAnsi="Helvetica" w:eastAsia="Helvetica" w:cs="Helvetica"/>
+                <w:i w:val="false"/>
+                <w:b w:val="false"/>
+                <w:u w:val="none"/>
+                <w:sz w:val="22"/>
+                <w:szCs w:val="22"/>
+                <w:color w:val="000000"/>
+              </w:rPr>
+              <w:t xml:space="preserve">2.73, 31.1</w:t>
             </w:r>
           </w:p>
         </w:tc>
@@ -13714,60 +13714,60 @@
                 <w:szCs w:val="22"/>
                 <w:color w:val="000000"/>
               </w:rPr>
-              <w:t xml:space="preserve">0.10, 1.32</w:t>
-            </w:r>
-          </w:p>
-        </w:tc>
-        <w:tc>
-          <w:tcPr>
-            <w:tcBorders>
-              <w:bottom w:val="none" w:sz="0" w:space="0" w:color="000000"/>
-              <w:top w:val="none" w:sz="0" w:space="0" w:color="000000"/>
-              <w:left w:val="none" w:sz="0" w:space="0" w:color="000000"/>
-              <w:right w:val="none" w:sz="0" w:space="0" w:color="000000"/>
-            </w:tcBorders>
-            <w:shd w:val="clear" w:color="auto" w:fill="FFFFFF"/>
-            <w:tcMar>
-              <w:top w:w="0" w:type="dxa"/>
-              <w:bottom w:w="0" w:type="dxa"/>
-              <w:left w:w="0" w:type="dxa"/>
-              <w:right w:w="0" w:type="dxa"/>
-            </w:tcMar>
-            <w:vAlign w:val="top"/>
-          </w:tcPr>
-          <w:p>
-            <w:pPr>
-              <w:pStyle w:val="Normal"/>
-              <w:jc w:val="center"/>
-              <w:pBdr>
-                <w:bottom w:val="none" w:sz="0" w:space="0" w:color="000000"/>
-                <w:top w:val="none" w:sz="0" w:space="0" w:color="000000"/>
-                <w:left w:val="none" w:sz="0" w:space="0" w:color="000000"/>
-                <w:right w:val="none" w:sz="0" w:space="0" w:color="000000"/>
-              </w:pBdr>
-              <w:spacing w:after="100" w:before="100" w:line="240"/>
-              <w:ind w:left="100" w:right="100" w:firstLine="0" w:firstLineChars="0"/>
-              <w:rPr>
-                <w:rFonts w:ascii="Helvetica" w:hAnsi="Helvetica" w:eastAsia="Helvetica" w:cs="Helvetica"/>
-                <w:i w:val="false"/>
-                <w:b w:val="false"/>
-                <w:u w:val="none"/>
-                <w:sz w:val="22"/>
-                <w:szCs w:val="22"/>
-                <w:color w:val="000000"/>
-              </w:rPr>
-            </w:pPr>
-            <w:r>
-              <w:rPr>
-                <w:rFonts w:ascii="Helvetica" w:hAnsi="Helvetica" w:eastAsia="Helvetica" w:cs="Helvetica"/>
-                <w:i w:val="false"/>
-                <w:b w:val="false"/>
-                <w:u w:val="none"/>
-                <w:sz w:val="22"/>
-                <w:szCs w:val="22"/>
-                <w:color w:val="000000"/>
-              </w:rPr>
-              <w:t xml:space="preserve">0.120</w:t>
+              <w:t xml:space="preserve">0.10, 1.33</w:t>
+            </w:r>
+          </w:p>
+        </w:tc>
+        <w:tc>
+          <w:tcPr>
+            <w:tcBorders>
+              <w:bottom w:val="none" w:sz="0" w:space="0" w:color="000000"/>
+              <w:top w:val="none" w:sz="0" w:space="0" w:color="000000"/>
+              <w:left w:val="none" w:sz="0" w:space="0" w:color="000000"/>
+              <w:right w:val="none" w:sz="0" w:space="0" w:color="000000"/>
+            </w:tcBorders>
+            <w:shd w:val="clear" w:color="auto" w:fill="FFFFFF"/>
+            <w:tcMar>
+              <w:top w:w="0" w:type="dxa"/>
+              <w:bottom w:w="0" w:type="dxa"/>
+              <w:left w:w="0" w:type="dxa"/>
+              <w:right w:w="0" w:type="dxa"/>
+            </w:tcMar>
+            <w:vAlign w:val="top"/>
+          </w:tcPr>
+          <w:p>
+            <w:pPr>
+              <w:pStyle w:val="Normal"/>
+              <w:jc w:val="center"/>
+              <w:pBdr>
+                <w:bottom w:val="none" w:sz="0" w:space="0" w:color="000000"/>
+                <w:top w:val="none" w:sz="0" w:space="0" w:color="000000"/>
+                <w:left w:val="none" w:sz="0" w:space="0" w:color="000000"/>
+                <w:right w:val="none" w:sz="0" w:space="0" w:color="000000"/>
+              </w:pBdr>
+              <w:spacing w:after="100" w:before="100" w:line="240"/>
+              <w:ind w:left="100" w:right="100" w:firstLine="0" w:firstLineChars="0"/>
+              <w:rPr>
+                <w:rFonts w:ascii="Helvetica" w:hAnsi="Helvetica" w:eastAsia="Helvetica" w:cs="Helvetica"/>
+                <w:i w:val="false"/>
+                <w:b w:val="false"/>
+                <w:u w:val="none"/>
+                <w:sz w:val="22"/>
+                <w:szCs w:val="22"/>
+                <w:color w:val="000000"/>
+              </w:rPr>
+            </w:pPr>
+            <w:r>
+              <w:rPr>
+                <w:rFonts w:ascii="Helvetica" w:hAnsi="Helvetica" w:eastAsia="Helvetica" w:cs="Helvetica"/>
+                <w:i w:val="false"/>
+                <w:b w:val="false"/>
+                <w:u w:val="none"/>
+                <w:sz w:val="22"/>
+                <w:szCs w:val="22"/>
+                <w:color w:val="000000"/>
+              </w:rPr>
+              <w:t xml:space="preserve">0.130</w:t>
             </w:r>
           </w:p>
         </w:tc>
@@ -14144,113 +14144,113 @@
                 <w:szCs w:val="22"/>
                 <w:color w:val="000000"/>
               </w:rPr>
-              <w:t xml:space="preserve">1.00</w:t>
-            </w:r>
-          </w:p>
-        </w:tc>
-        <w:tc>
-          <w:tcPr>
-            <w:tcBorders>
-              <w:bottom w:val="none" w:sz="0" w:space="0" w:color="000000"/>
-              <w:top w:val="none" w:sz="0" w:space="0" w:color="000000"/>
-              <w:left w:val="none" w:sz="0" w:space="0" w:color="000000"/>
-              <w:right w:val="none" w:sz="0" w:space="0" w:color="000000"/>
-            </w:tcBorders>
-            <w:shd w:val="clear" w:color="auto" w:fill="FFFFFF"/>
-            <w:tcMar>
-              <w:top w:w="0" w:type="dxa"/>
-              <w:bottom w:w="0" w:type="dxa"/>
-              <w:left w:w="0" w:type="dxa"/>
-              <w:right w:w="0" w:type="dxa"/>
-            </w:tcMar>
-            <w:vAlign w:val="top"/>
-          </w:tcPr>
-          <w:p>
-            <w:pPr>
-              <w:pStyle w:val="Normal"/>
-              <w:jc w:val="center"/>
-              <w:pBdr>
-                <w:bottom w:val="none" w:sz="0" w:space="0" w:color="000000"/>
-                <w:top w:val="none" w:sz="0" w:space="0" w:color="000000"/>
-                <w:left w:val="none" w:sz="0" w:space="0" w:color="000000"/>
-                <w:right w:val="none" w:sz="0" w:space="0" w:color="000000"/>
-              </w:pBdr>
-              <w:spacing w:after="100" w:before="100" w:line="240"/>
-              <w:ind w:left="100" w:right="100" w:firstLine="0" w:firstLineChars="0"/>
-              <w:rPr>
-                <w:rFonts w:ascii="Helvetica" w:hAnsi="Helvetica" w:eastAsia="Helvetica" w:cs="Helvetica"/>
-                <w:i w:val="false"/>
-                <w:b w:val="false"/>
-                <w:u w:val="none"/>
-                <w:sz w:val="22"/>
-                <w:szCs w:val="22"/>
-                <w:color w:val="000000"/>
-              </w:rPr>
-            </w:pPr>
-            <w:r>
-              <w:rPr>
-                <w:rFonts w:ascii="Helvetica" w:hAnsi="Helvetica" w:eastAsia="Helvetica" w:cs="Helvetica"/>
-                <w:i w:val="false"/>
-                <w:b w:val="false"/>
-                <w:u w:val="none"/>
-                <w:sz w:val="22"/>
-                <w:szCs w:val="22"/>
-                <w:color w:val="000000"/>
-              </w:rPr>
-              <w:t xml:space="preserve">0.91, 1.09</w:t>
-            </w:r>
-          </w:p>
-        </w:tc>
-        <w:tc>
-          <w:tcPr>
-            <w:tcBorders>
-              <w:bottom w:val="none" w:sz="0" w:space="0" w:color="000000"/>
-              <w:top w:val="none" w:sz="0" w:space="0" w:color="000000"/>
-              <w:left w:val="none" w:sz="0" w:space="0" w:color="000000"/>
-              <w:right w:val="none" w:sz="0" w:space="0" w:color="000000"/>
-            </w:tcBorders>
-            <w:shd w:val="clear" w:color="auto" w:fill="FFFFFF"/>
-            <w:tcMar>
-              <w:top w:w="0" w:type="dxa"/>
-              <w:bottom w:w="0" w:type="dxa"/>
-              <w:left w:w="0" w:type="dxa"/>
-              <w:right w:w="0" w:type="dxa"/>
-            </w:tcMar>
-            <w:vAlign w:val="top"/>
-          </w:tcPr>
-          <w:p>
-            <w:pPr>
-              <w:pStyle w:val="Normal"/>
-              <w:jc w:val="center"/>
-              <w:pBdr>
-                <w:bottom w:val="none" w:sz="0" w:space="0" w:color="000000"/>
-                <w:top w:val="none" w:sz="0" w:space="0" w:color="000000"/>
-                <w:left w:val="none" w:sz="0" w:space="0" w:color="000000"/>
-                <w:right w:val="none" w:sz="0" w:space="0" w:color="000000"/>
-              </w:pBdr>
-              <w:spacing w:after="100" w:before="100" w:line="240"/>
-              <w:ind w:left="100" w:right="100" w:firstLine="0" w:firstLineChars="0"/>
-              <w:rPr>
-                <w:rFonts w:ascii="Helvetica" w:hAnsi="Helvetica" w:eastAsia="Helvetica" w:cs="Helvetica"/>
-                <w:i w:val="false"/>
-                <w:b w:val="false"/>
-                <w:u w:val="none"/>
-                <w:sz w:val="22"/>
-                <w:szCs w:val="22"/>
-                <w:color w:val="000000"/>
-              </w:rPr>
-            </w:pPr>
-            <w:r>
-              <w:rPr>
-                <w:rFonts w:ascii="Helvetica" w:hAnsi="Helvetica" w:eastAsia="Helvetica" w:cs="Helvetica"/>
-                <w:i w:val="false"/>
-                <w:b w:val="false"/>
-                <w:u w:val="none"/>
-                <w:sz w:val="22"/>
-                <w:szCs w:val="22"/>
-                <w:color w:val="000000"/>
-              </w:rPr>
-              <w:t xml:space="preserve">0.970</w:t>
+              <w:t xml:space="preserve">1.02</w:t>
+            </w:r>
+          </w:p>
+        </w:tc>
+        <w:tc>
+          <w:tcPr>
+            <w:tcBorders>
+              <w:bottom w:val="none" w:sz="0" w:space="0" w:color="000000"/>
+              <w:top w:val="none" w:sz="0" w:space="0" w:color="000000"/>
+              <w:left w:val="none" w:sz="0" w:space="0" w:color="000000"/>
+              <w:right w:val="none" w:sz="0" w:space="0" w:color="000000"/>
+            </w:tcBorders>
+            <w:shd w:val="clear" w:color="auto" w:fill="FFFFFF"/>
+            <w:tcMar>
+              <w:top w:w="0" w:type="dxa"/>
+              <w:bottom w:w="0" w:type="dxa"/>
+              <w:left w:w="0" w:type="dxa"/>
+              <w:right w:w="0" w:type="dxa"/>
+            </w:tcMar>
+            <w:vAlign w:val="top"/>
+          </w:tcPr>
+          <w:p>
+            <w:pPr>
+              <w:pStyle w:val="Normal"/>
+              <w:jc w:val="center"/>
+              <w:pBdr>
+                <w:bottom w:val="none" w:sz="0" w:space="0" w:color="000000"/>
+                <w:top w:val="none" w:sz="0" w:space="0" w:color="000000"/>
+                <w:left w:val="none" w:sz="0" w:space="0" w:color="000000"/>
+                <w:right w:val="none" w:sz="0" w:space="0" w:color="000000"/>
+              </w:pBdr>
+              <w:spacing w:after="100" w:before="100" w:line="240"/>
+              <w:ind w:left="100" w:right="100" w:firstLine="0" w:firstLineChars="0"/>
+              <w:rPr>
+                <w:rFonts w:ascii="Helvetica" w:hAnsi="Helvetica" w:eastAsia="Helvetica" w:cs="Helvetica"/>
+                <w:i w:val="false"/>
+                <w:b w:val="false"/>
+                <w:u w:val="none"/>
+                <w:sz w:val="22"/>
+                <w:szCs w:val="22"/>
+                <w:color w:val="000000"/>
+              </w:rPr>
+            </w:pPr>
+            <w:r>
+              <w:rPr>
+                <w:rFonts w:ascii="Helvetica" w:hAnsi="Helvetica" w:eastAsia="Helvetica" w:cs="Helvetica"/>
+                <w:i w:val="false"/>
+                <w:b w:val="false"/>
+                <w:u w:val="none"/>
+                <w:sz w:val="22"/>
+                <w:szCs w:val="22"/>
+                <w:color w:val="000000"/>
+              </w:rPr>
+              <w:t xml:space="preserve">0.97, 1.07</w:t>
+            </w:r>
+          </w:p>
+        </w:tc>
+        <w:tc>
+          <w:tcPr>
+            <w:tcBorders>
+              <w:bottom w:val="none" w:sz="0" w:space="0" w:color="000000"/>
+              <w:top w:val="none" w:sz="0" w:space="0" w:color="000000"/>
+              <w:left w:val="none" w:sz="0" w:space="0" w:color="000000"/>
+              <w:right w:val="none" w:sz="0" w:space="0" w:color="000000"/>
+            </w:tcBorders>
+            <w:shd w:val="clear" w:color="auto" w:fill="FFFFFF"/>
+            <w:tcMar>
+              <w:top w:w="0" w:type="dxa"/>
+              <w:bottom w:w="0" w:type="dxa"/>
+              <w:left w:w="0" w:type="dxa"/>
+              <w:right w:w="0" w:type="dxa"/>
+            </w:tcMar>
+            <w:vAlign w:val="top"/>
+          </w:tcPr>
+          <w:p>
+            <w:pPr>
+              <w:pStyle w:val="Normal"/>
+              <w:jc w:val="center"/>
+              <w:pBdr>
+                <w:bottom w:val="none" w:sz="0" w:space="0" w:color="000000"/>
+                <w:top w:val="none" w:sz="0" w:space="0" w:color="000000"/>
+                <w:left w:val="none" w:sz="0" w:space="0" w:color="000000"/>
+                <w:right w:val="none" w:sz="0" w:space="0" w:color="000000"/>
+              </w:pBdr>
+              <w:spacing w:after="100" w:before="100" w:line="240"/>
+              <w:ind w:left="100" w:right="100" w:firstLine="0" w:firstLineChars="0"/>
+              <w:rPr>
+                <w:rFonts w:ascii="Helvetica" w:hAnsi="Helvetica" w:eastAsia="Helvetica" w:cs="Helvetica"/>
+                <w:i w:val="false"/>
+                <w:b w:val="false"/>
+                <w:u w:val="none"/>
+                <w:sz w:val="22"/>
+                <w:szCs w:val="22"/>
+                <w:color w:val="000000"/>
+              </w:rPr>
+            </w:pPr>
+            <w:r>
+              <w:rPr>
+                <w:rFonts w:ascii="Helvetica" w:hAnsi="Helvetica" w:eastAsia="Helvetica" w:cs="Helvetica"/>
+                <w:i w:val="false"/>
+                <w:b w:val="false"/>
+                <w:u w:val="none"/>
+                <w:sz w:val="22"/>
+                <w:szCs w:val="22"/>
+                <w:color w:val="000000"/>
+              </w:rPr>
+              <w:t xml:space="preserve">0.440</w:t>
             </w:r>
           </w:p>
         </w:tc>
@@ -14627,113 +14627,113 @@
                 <w:szCs w:val="22"/>
                 <w:color w:val="000000"/>
               </w:rPr>
-              <w:t xml:space="preserve">0.76</w:t>
-            </w:r>
-          </w:p>
-        </w:tc>
-        <w:tc>
-          <w:tcPr>
-            <w:tcBorders>
-              <w:bottom w:val="none" w:sz="0" w:space="0" w:color="000000"/>
-              <w:top w:val="none" w:sz="0" w:space="0" w:color="000000"/>
-              <w:left w:val="none" w:sz="0" w:space="0" w:color="000000"/>
-              <w:right w:val="none" w:sz="0" w:space="0" w:color="000000"/>
-            </w:tcBorders>
-            <w:shd w:val="clear" w:color="auto" w:fill="FFFFFF"/>
-            <w:tcMar>
-              <w:top w:w="0" w:type="dxa"/>
-              <w:bottom w:w="0" w:type="dxa"/>
-              <w:left w:w="0" w:type="dxa"/>
-              <w:right w:w="0" w:type="dxa"/>
-            </w:tcMar>
-            <w:vAlign w:val="top"/>
-          </w:tcPr>
-          <w:p>
-            <w:pPr>
-              <w:pStyle w:val="Normal"/>
-              <w:jc w:val="center"/>
-              <w:pBdr>
-                <w:bottom w:val="none" w:sz="0" w:space="0" w:color="000000"/>
-                <w:top w:val="none" w:sz="0" w:space="0" w:color="000000"/>
-                <w:left w:val="none" w:sz="0" w:space="0" w:color="000000"/>
-                <w:right w:val="none" w:sz="0" w:space="0" w:color="000000"/>
-              </w:pBdr>
-              <w:spacing w:after="100" w:before="100" w:line="240"/>
-              <w:ind w:left="100" w:right="100" w:firstLine="0" w:firstLineChars="0"/>
-              <w:rPr>
-                <w:rFonts w:ascii="Helvetica" w:hAnsi="Helvetica" w:eastAsia="Helvetica" w:cs="Helvetica"/>
-                <w:i w:val="false"/>
-                <w:b w:val="false"/>
-                <w:u w:val="none"/>
-                <w:sz w:val="22"/>
-                <w:szCs w:val="22"/>
-                <w:color w:val="000000"/>
-              </w:rPr>
-            </w:pPr>
-            <w:r>
-              <w:rPr>
-                <w:rFonts w:ascii="Helvetica" w:hAnsi="Helvetica" w:eastAsia="Helvetica" w:cs="Helvetica"/>
-                <w:i w:val="false"/>
-                <w:b w:val="false"/>
-                <w:u w:val="none"/>
-                <w:sz w:val="22"/>
-                <w:szCs w:val="22"/>
-                <w:color w:val="000000"/>
-              </w:rPr>
-              <w:t xml:space="preserve">0.38, 1.53</w:t>
-            </w:r>
-          </w:p>
-        </w:tc>
-        <w:tc>
-          <w:tcPr>
-            <w:tcBorders>
-              <w:bottom w:val="none" w:sz="0" w:space="0" w:color="000000"/>
-              <w:top w:val="none" w:sz="0" w:space="0" w:color="000000"/>
-              <w:left w:val="none" w:sz="0" w:space="0" w:color="000000"/>
-              <w:right w:val="none" w:sz="0" w:space="0" w:color="000000"/>
-            </w:tcBorders>
-            <w:shd w:val="clear" w:color="auto" w:fill="FFFFFF"/>
-            <w:tcMar>
-              <w:top w:w="0" w:type="dxa"/>
-              <w:bottom w:w="0" w:type="dxa"/>
-              <w:left w:w="0" w:type="dxa"/>
-              <w:right w:w="0" w:type="dxa"/>
-            </w:tcMar>
-            <w:vAlign w:val="top"/>
-          </w:tcPr>
-          <w:p>
-            <w:pPr>
-              <w:pStyle w:val="Normal"/>
-              <w:jc w:val="center"/>
-              <w:pBdr>
-                <w:bottom w:val="none" w:sz="0" w:space="0" w:color="000000"/>
-                <w:top w:val="none" w:sz="0" w:space="0" w:color="000000"/>
-                <w:left w:val="none" w:sz="0" w:space="0" w:color="000000"/>
-                <w:right w:val="none" w:sz="0" w:space="0" w:color="000000"/>
-              </w:pBdr>
-              <w:spacing w:after="100" w:before="100" w:line="240"/>
-              <w:ind w:left="100" w:right="100" w:firstLine="0" w:firstLineChars="0"/>
-              <w:rPr>
-                <w:rFonts w:ascii="Helvetica" w:hAnsi="Helvetica" w:eastAsia="Helvetica" w:cs="Helvetica"/>
-                <w:i w:val="false"/>
-                <w:b w:val="false"/>
-                <w:u w:val="none"/>
-                <w:sz w:val="22"/>
-                <w:szCs w:val="22"/>
-                <w:color w:val="000000"/>
-              </w:rPr>
-            </w:pPr>
-            <w:r>
-              <w:rPr>
-                <w:rFonts w:ascii="Helvetica" w:hAnsi="Helvetica" w:eastAsia="Helvetica" w:cs="Helvetica"/>
-                <w:i w:val="false"/>
-                <w:b w:val="false"/>
-                <w:u w:val="none"/>
-                <w:sz w:val="22"/>
-                <w:szCs w:val="22"/>
-                <w:color w:val="000000"/>
-              </w:rPr>
-              <w:t xml:space="preserve">0.450</w:t>
+              <w:t xml:space="preserve">0.75</w:t>
+            </w:r>
+          </w:p>
+        </w:tc>
+        <w:tc>
+          <w:tcPr>
+            <w:tcBorders>
+              <w:bottom w:val="none" w:sz="0" w:space="0" w:color="000000"/>
+              <w:top w:val="none" w:sz="0" w:space="0" w:color="000000"/>
+              <w:left w:val="none" w:sz="0" w:space="0" w:color="000000"/>
+              <w:right w:val="none" w:sz="0" w:space="0" w:color="000000"/>
+            </w:tcBorders>
+            <w:shd w:val="clear" w:color="auto" w:fill="FFFFFF"/>
+            <w:tcMar>
+              <w:top w:w="0" w:type="dxa"/>
+              <w:bottom w:w="0" w:type="dxa"/>
+              <w:left w:w="0" w:type="dxa"/>
+              <w:right w:w="0" w:type="dxa"/>
+            </w:tcMar>
+            <w:vAlign w:val="top"/>
+          </w:tcPr>
+          <w:p>
+            <w:pPr>
+              <w:pStyle w:val="Normal"/>
+              <w:jc w:val="center"/>
+              <w:pBdr>
+                <w:bottom w:val="none" w:sz="0" w:space="0" w:color="000000"/>
+                <w:top w:val="none" w:sz="0" w:space="0" w:color="000000"/>
+                <w:left w:val="none" w:sz="0" w:space="0" w:color="000000"/>
+                <w:right w:val="none" w:sz="0" w:space="0" w:color="000000"/>
+              </w:pBdr>
+              <w:spacing w:after="100" w:before="100" w:line="240"/>
+              <w:ind w:left="100" w:right="100" w:firstLine="0" w:firstLineChars="0"/>
+              <w:rPr>
+                <w:rFonts w:ascii="Helvetica" w:hAnsi="Helvetica" w:eastAsia="Helvetica" w:cs="Helvetica"/>
+                <w:i w:val="false"/>
+                <w:b w:val="false"/>
+                <w:u w:val="none"/>
+                <w:sz w:val="22"/>
+                <w:szCs w:val="22"/>
+                <w:color w:val="000000"/>
+              </w:rPr>
+            </w:pPr>
+            <w:r>
+              <w:rPr>
+                <w:rFonts w:ascii="Helvetica" w:hAnsi="Helvetica" w:eastAsia="Helvetica" w:cs="Helvetica"/>
+                <w:i w:val="false"/>
+                <w:b w:val="false"/>
+                <w:u w:val="none"/>
+                <w:sz w:val="22"/>
+                <w:szCs w:val="22"/>
+                <w:color w:val="000000"/>
+              </w:rPr>
+              <w:t xml:space="preserve">0.38, 1.48</w:t>
+            </w:r>
+          </w:p>
+        </w:tc>
+        <w:tc>
+          <w:tcPr>
+            <w:tcBorders>
+              <w:bottom w:val="none" w:sz="0" w:space="0" w:color="000000"/>
+              <w:top w:val="none" w:sz="0" w:space="0" w:color="000000"/>
+              <w:left w:val="none" w:sz="0" w:space="0" w:color="000000"/>
+              <w:right w:val="none" w:sz="0" w:space="0" w:color="000000"/>
+            </w:tcBorders>
+            <w:shd w:val="clear" w:color="auto" w:fill="FFFFFF"/>
+            <w:tcMar>
+              <w:top w:w="0" w:type="dxa"/>
+              <w:bottom w:w="0" w:type="dxa"/>
+              <w:left w:w="0" w:type="dxa"/>
+              <w:right w:w="0" w:type="dxa"/>
+            </w:tcMar>
+            <w:vAlign w:val="top"/>
+          </w:tcPr>
+          <w:p>
+            <w:pPr>
+              <w:pStyle w:val="Normal"/>
+              <w:jc w:val="center"/>
+              <w:pBdr>
+                <w:bottom w:val="none" w:sz="0" w:space="0" w:color="000000"/>
+                <w:top w:val="none" w:sz="0" w:space="0" w:color="000000"/>
+                <w:left w:val="none" w:sz="0" w:space="0" w:color="000000"/>
+                <w:right w:val="none" w:sz="0" w:space="0" w:color="000000"/>
+              </w:pBdr>
+              <w:spacing w:after="100" w:before="100" w:line="240"/>
+              <w:ind w:left="100" w:right="100" w:firstLine="0" w:firstLineChars="0"/>
+              <w:rPr>
+                <w:rFonts w:ascii="Helvetica" w:hAnsi="Helvetica" w:eastAsia="Helvetica" w:cs="Helvetica"/>
+                <w:i w:val="false"/>
+                <w:b w:val="false"/>
+                <w:u w:val="none"/>
+                <w:sz w:val="22"/>
+                <w:szCs w:val="22"/>
+                <w:color w:val="000000"/>
+              </w:rPr>
+            </w:pPr>
+            <w:r>
+              <w:rPr>
+                <w:rFonts w:ascii="Helvetica" w:hAnsi="Helvetica" w:eastAsia="Helvetica" w:cs="Helvetica"/>
+                <w:i w:val="false"/>
+                <w:b w:val="false"/>
+                <w:u w:val="none"/>
+                <w:sz w:val="22"/>
+                <w:szCs w:val="22"/>
+                <w:color w:val="000000"/>
+              </w:rPr>
+              <w:t xml:space="preserve">0.400</w:t>
             </w:r>
           </w:p>
         </w:tc>
@@ -15110,113 +15110,113 @@
                 <w:szCs w:val="22"/>
                 <w:color w:val="000000"/>
               </w:rPr>
-              <w:t xml:space="preserve">5.49</w:t>
-            </w:r>
-          </w:p>
-        </w:tc>
-        <w:tc>
-          <w:tcPr>
-            <w:tcBorders>
-              <w:bottom w:val="none" w:sz="0" w:space="0" w:color="000000"/>
-              <w:top w:val="none" w:sz="0" w:space="0" w:color="000000"/>
-              <w:left w:val="none" w:sz="0" w:space="0" w:color="000000"/>
-              <w:right w:val="none" w:sz="0" w:space="0" w:color="000000"/>
-            </w:tcBorders>
-            <w:shd w:val="clear" w:color="auto" w:fill="FFFFFF"/>
-            <w:tcMar>
-              <w:top w:w="0" w:type="dxa"/>
-              <w:bottom w:w="0" w:type="dxa"/>
-              <w:left w:w="0" w:type="dxa"/>
-              <w:right w:w="0" w:type="dxa"/>
-            </w:tcMar>
-            <w:vAlign w:val="top"/>
-          </w:tcPr>
-          <w:p>
-            <w:pPr>
-              <w:pStyle w:val="Normal"/>
-              <w:jc w:val="center"/>
-              <w:pBdr>
-                <w:bottom w:val="none" w:sz="0" w:space="0" w:color="000000"/>
-                <w:top w:val="none" w:sz="0" w:space="0" w:color="000000"/>
-                <w:left w:val="none" w:sz="0" w:space="0" w:color="000000"/>
-                <w:right w:val="none" w:sz="0" w:space="0" w:color="000000"/>
-              </w:pBdr>
-              <w:spacing w:after="100" w:before="100" w:line="240"/>
-              <w:ind w:left="100" w:right="100" w:firstLine="0" w:firstLineChars="0"/>
-              <w:rPr>
-                <w:rFonts w:ascii="Helvetica" w:hAnsi="Helvetica" w:eastAsia="Helvetica" w:cs="Helvetica"/>
-                <w:i w:val="false"/>
-                <w:b w:val="false"/>
-                <w:u w:val="none"/>
-                <w:sz w:val="22"/>
-                <w:szCs w:val="22"/>
-                <w:color w:val="000000"/>
-              </w:rPr>
-            </w:pPr>
-            <w:r>
-              <w:rPr>
-                <w:rFonts w:ascii="Helvetica" w:hAnsi="Helvetica" w:eastAsia="Helvetica" w:cs="Helvetica"/>
-                <w:i w:val="false"/>
-                <w:b w:val="false"/>
-                <w:u w:val="none"/>
-                <w:sz w:val="22"/>
-                <w:szCs w:val="22"/>
-                <w:color w:val="000000"/>
-              </w:rPr>
-              <w:t xml:space="preserve">1.19, 25.3</w:t>
-            </w:r>
-          </w:p>
-        </w:tc>
-        <w:tc>
-          <w:tcPr>
-            <w:tcBorders>
-              <w:bottom w:val="none" w:sz="0" w:space="0" w:color="000000"/>
-              <w:top w:val="none" w:sz="0" w:space="0" w:color="000000"/>
-              <w:left w:val="none" w:sz="0" w:space="0" w:color="000000"/>
-              <w:right w:val="none" w:sz="0" w:space="0" w:color="000000"/>
-            </w:tcBorders>
-            <w:shd w:val="clear" w:color="auto" w:fill="FFFFFF"/>
-            <w:tcMar>
-              <w:top w:w="0" w:type="dxa"/>
-              <w:bottom w:w="0" w:type="dxa"/>
-              <w:left w:w="0" w:type="dxa"/>
-              <w:right w:w="0" w:type="dxa"/>
-            </w:tcMar>
-            <w:vAlign w:val="top"/>
-          </w:tcPr>
-          <w:p>
-            <w:pPr>
-              <w:pStyle w:val="Normal"/>
-              <w:jc w:val="center"/>
-              <w:pBdr>
-                <w:bottom w:val="none" w:sz="0" w:space="0" w:color="000000"/>
-                <w:top w:val="none" w:sz="0" w:space="0" w:color="000000"/>
-                <w:left w:val="none" w:sz="0" w:space="0" w:color="000000"/>
-                <w:right w:val="none" w:sz="0" w:space="0" w:color="000000"/>
-              </w:pBdr>
-              <w:spacing w:after="100" w:before="100" w:line="240"/>
-              <w:ind w:left="100" w:right="100" w:firstLine="0" w:firstLineChars="0"/>
-              <w:rPr>
-                <w:rFonts w:ascii="Helvetica" w:hAnsi="Helvetica" w:eastAsia="Helvetica" w:cs="Helvetica"/>
-                <w:i w:val="false"/>
-                <w:b w:val="false"/>
-                <w:u w:val="none"/>
-                <w:sz w:val="22"/>
-                <w:szCs w:val="22"/>
-                <w:color w:val="000000"/>
-              </w:rPr>
-            </w:pPr>
-            <w:r>
-              <w:rPr>
-                <w:rFonts w:ascii="Helvetica" w:hAnsi="Helvetica" w:eastAsia="Helvetica" w:cs="Helvetica"/>
-                <w:i w:val="false"/>
-                <w:b w:val="false"/>
-                <w:u w:val="none"/>
-                <w:sz w:val="22"/>
-                <w:szCs w:val="22"/>
-                <w:color w:val="000000"/>
-              </w:rPr>
-              <w:t xml:space="preserve">0.029</w:t>
+              <w:t xml:space="preserve">5.91</w:t>
+            </w:r>
+          </w:p>
+        </w:tc>
+        <w:tc>
+          <w:tcPr>
+            <w:tcBorders>
+              <w:bottom w:val="none" w:sz="0" w:space="0" w:color="000000"/>
+              <w:top w:val="none" w:sz="0" w:space="0" w:color="000000"/>
+              <w:left w:val="none" w:sz="0" w:space="0" w:color="000000"/>
+              <w:right w:val="none" w:sz="0" w:space="0" w:color="000000"/>
+            </w:tcBorders>
+            <w:shd w:val="clear" w:color="auto" w:fill="FFFFFF"/>
+            <w:tcMar>
+              <w:top w:w="0" w:type="dxa"/>
+              <w:bottom w:w="0" w:type="dxa"/>
+              <w:left w:w="0" w:type="dxa"/>
+              <w:right w:w="0" w:type="dxa"/>
+            </w:tcMar>
+            <w:vAlign w:val="top"/>
+          </w:tcPr>
+          <w:p>
+            <w:pPr>
+              <w:pStyle w:val="Normal"/>
+              <w:jc w:val="center"/>
+              <w:pBdr>
+                <w:bottom w:val="none" w:sz="0" w:space="0" w:color="000000"/>
+                <w:top w:val="none" w:sz="0" w:space="0" w:color="000000"/>
+                <w:left w:val="none" w:sz="0" w:space="0" w:color="000000"/>
+                <w:right w:val="none" w:sz="0" w:space="0" w:color="000000"/>
+              </w:pBdr>
+              <w:spacing w:after="100" w:before="100" w:line="240"/>
+              <w:ind w:left="100" w:right="100" w:firstLine="0" w:firstLineChars="0"/>
+              <w:rPr>
+                <w:rFonts w:ascii="Helvetica" w:hAnsi="Helvetica" w:eastAsia="Helvetica" w:cs="Helvetica"/>
+                <w:i w:val="false"/>
+                <w:b w:val="false"/>
+                <w:u w:val="none"/>
+                <w:sz w:val="22"/>
+                <w:szCs w:val="22"/>
+                <w:color w:val="000000"/>
+              </w:rPr>
+            </w:pPr>
+            <w:r>
+              <w:rPr>
+                <w:rFonts w:ascii="Helvetica" w:hAnsi="Helvetica" w:eastAsia="Helvetica" w:cs="Helvetica"/>
+                <w:i w:val="false"/>
+                <w:b w:val="false"/>
+                <w:u w:val="none"/>
+                <w:sz w:val="22"/>
+                <w:szCs w:val="22"/>
+                <w:color w:val="000000"/>
+              </w:rPr>
+              <w:t xml:space="preserve">1.25, 28.0</w:t>
+            </w:r>
+          </w:p>
+        </w:tc>
+        <w:tc>
+          <w:tcPr>
+            <w:tcBorders>
+              <w:bottom w:val="none" w:sz="0" w:space="0" w:color="000000"/>
+              <w:top w:val="none" w:sz="0" w:space="0" w:color="000000"/>
+              <w:left w:val="none" w:sz="0" w:space="0" w:color="000000"/>
+              <w:right w:val="none" w:sz="0" w:space="0" w:color="000000"/>
+            </w:tcBorders>
+            <w:shd w:val="clear" w:color="auto" w:fill="FFFFFF"/>
+            <w:tcMar>
+              <w:top w:w="0" w:type="dxa"/>
+              <w:bottom w:w="0" w:type="dxa"/>
+              <w:left w:w="0" w:type="dxa"/>
+              <w:right w:w="0" w:type="dxa"/>
+            </w:tcMar>
+            <w:vAlign w:val="top"/>
+          </w:tcPr>
+          <w:p>
+            <w:pPr>
+              <w:pStyle w:val="Normal"/>
+              <w:jc w:val="center"/>
+              <w:pBdr>
+                <w:bottom w:val="none" w:sz="0" w:space="0" w:color="000000"/>
+                <w:top w:val="none" w:sz="0" w:space="0" w:color="000000"/>
+                <w:left w:val="none" w:sz="0" w:space="0" w:color="000000"/>
+                <w:right w:val="none" w:sz="0" w:space="0" w:color="000000"/>
+              </w:pBdr>
+              <w:spacing w:after="100" w:before="100" w:line="240"/>
+              <w:ind w:left="100" w:right="100" w:firstLine="0" w:firstLineChars="0"/>
+              <w:rPr>
+                <w:rFonts w:ascii="Helvetica" w:hAnsi="Helvetica" w:eastAsia="Helvetica" w:cs="Helvetica"/>
+                <w:i w:val="false"/>
+                <w:b w:val="false"/>
+                <w:u w:val="none"/>
+                <w:sz w:val="22"/>
+                <w:szCs w:val="22"/>
+                <w:color w:val="000000"/>
+              </w:rPr>
+            </w:pPr>
+            <w:r>
+              <w:rPr>
+                <w:rFonts w:ascii="Helvetica" w:hAnsi="Helvetica" w:eastAsia="Helvetica" w:cs="Helvetica"/>
+                <w:i w:val="false"/>
+                <w:b w:val="false"/>
+                <w:u w:val="none"/>
+                <w:sz w:val="22"/>
+                <w:szCs w:val="22"/>
+                <w:color w:val="000000"/>
+              </w:rPr>
+              <w:t xml:space="preserve">0.025</w:t>
             </w:r>
           </w:p>
         </w:tc>
@@ -15593,120 +15593,120 @@
                 <w:szCs w:val="22"/>
                 <w:color w:val="000000"/>
               </w:rPr>
-              <w:t xml:space="preserve">1.07</w:t>
-            </w:r>
-          </w:p>
-        </w:tc>
-        <w:tc>
-          <w:tcPr>
-            <w:tcBorders>
-              <w:bottom w:val="none" w:sz="0" w:space="0" w:color="000000"/>
-              <w:top w:val="none" w:sz="0" w:space="0" w:color="000000"/>
-              <w:left w:val="none" w:sz="0" w:space="0" w:color="000000"/>
-              <w:right w:val="none" w:sz="0" w:space="0" w:color="000000"/>
-            </w:tcBorders>
-            <w:shd w:val="clear" w:color="auto" w:fill="FFFFFF"/>
-            <w:tcMar>
-              <w:top w:w="0" w:type="dxa"/>
-              <w:bottom w:w="0" w:type="dxa"/>
-              <w:left w:w="0" w:type="dxa"/>
-              <w:right w:w="0" w:type="dxa"/>
-            </w:tcMar>
-            <w:vAlign w:val="top"/>
-          </w:tcPr>
-          <w:p>
-            <w:pPr>
-              <w:pStyle w:val="Normal"/>
-              <w:jc w:val="center"/>
-              <w:pBdr>
-                <w:bottom w:val="none" w:sz="0" w:space="0" w:color="000000"/>
-                <w:top w:val="none" w:sz="0" w:space="0" w:color="000000"/>
-                <w:left w:val="none" w:sz="0" w:space="0" w:color="000000"/>
-                <w:right w:val="none" w:sz="0" w:space="0" w:color="000000"/>
-              </w:pBdr>
-              <w:spacing w:after="100" w:before="100" w:line="240"/>
-              <w:ind w:left="100" w:right="100" w:firstLine="0" w:firstLineChars="0"/>
-              <w:rPr>
-                <w:rFonts w:ascii="Helvetica" w:hAnsi="Helvetica" w:eastAsia="Helvetica" w:cs="Helvetica"/>
-                <w:i w:val="false"/>
-                <w:b w:val="false"/>
-                <w:u w:val="none"/>
-                <w:sz w:val="22"/>
-                <w:szCs w:val="22"/>
-                <w:color w:val="000000"/>
-              </w:rPr>
-            </w:pPr>
-            <w:r>
-              <w:rPr>
-                <w:rFonts w:ascii="Helvetica" w:hAnsi="Helvetica" w:eastAsia="Helvetica" w:cs="Helvetica"/>
-                <w:i w:val="false"/>
-                <w:b w:val="false"/>
-                <w:u w:val="none"/>
-                <w:sz w:val="22"/>
-                <w:szCs w:val="22"/>
-                <w:color w:val="000000"/>
-              </w:rPr>
-              <w:t xml:space="preserve">0.53, 2.13</w:t>
-            </w:r>
-          </w:p>
-        </w:tc>
-        <w:tc>
-          <w:tcPr>
-            <w:tcBorders>
-              <w:bottom w:val="none" w:sz="0" w:space="0" w:color="000000"/>
-              <w:top w:val="none" w:sz="0" w:space="0" w:color="000000"/>
-              <w:left w:val="none" w:sz="0" w:space="0" w:color="000000"/>
-              <w:right w:val="none" w:sz="0" w:space="0" w:color="000000"/>
-            </w:tcBorders>
-            <w:shd w:val="clear" w:color="auto" w:fill="FFFFFF"/>
-            <w:tcMar>
-              <w:top w:w="0" w:type="dxa"/>
-              <w:bottom w:w="0" w:type="dxa"/>
-              <w:left w:w="0" w:type="dxa"/>
-              <w:right w:w="0" w:type="dxa"/>
-            </w:tcMar>
-            <w:vAlign w:val="top"/>
-          </w:tcPr>
-          <w:p>
-            <w:pPr>
-              <w:pStyle w:val="Normal"/>
-              <w:jc w:val="center"/>
-              <w:pBdr>
-                <w:bottom w:val="none" w:sz="0" w:space="0" w:color="000000"/>
-                <w:top w:val="none" w:sz="0" w:space="0" w:color="000000"/>
-                <w:left w:val="none" w:sz="0" w:space="0" w:color="000000"/>
-                <w:right w:val="none" w:sz="0" w:space="0" w:color="000000"/>
-              </w:pBdr>
-              <w:spacing w:after="100" w:before="100" w:line="240"/>
-              <w:ind w:left="100" w:right="100" w:firstLine="0" w:firstLineChars="0"/>
-              <w:rPr>
-                <w:rFonts w:ascii="Helvetica" w:hAnsi="Helvetica" w:eastAsia="Helvetica" w:cs="Helvetica"/>
-                <w:i w:val="false"/>
-                <w:b w:val="false"/>
-                <w:u w:val="none"/>
-                <w:sz w:val="22"/>
-                <w:szCs w:val="22"/>
-                <w:color w:val="000000"/>
-              </w:rPr>
-            </w:pPr>
-            <w:r>
-              <w:rPr>
-                <w:rFonts w:ascii="Helvetica" w:hAnsi="Helvetica" w:eastAsia="Helvetica" w:cs="Helvetica"/>
-                <w:i w:val="false"/>
-                <w:b w:val="false"/>
-                <w:u w:val="none"/>
-                <w:sz w:val="22"/>
-                <w:szCs w:val="22"/>
-                <w:color w:val="000000"/>
-              </w:rPr>
-              <w:t xml:space="preserve">0.860</w:t>
+              <w:t xml:space="preserve">1.05</w:t>
+            </w:r>
+          </w:p>
+        </w:tc>
+        <w:tc>
+          <w:tcPr>
+            <w:tcBorders>
+              <w:bottom w:val="none" w:sz="0" w:space="0" w:color="000000"/>
+              <w:top w:val="none" w:sz="0" w:space="0" w:color="000000"/>
+              <w:left w:val="none" w:sz="0" w:space="0" w:color="000000"/>
+              <w:right w:val="none" w:sz="0" w:space="0" w:color="000000"/>
+            </w:tcBorders>
+            <w:shd w:val="clear" w:color="auto" w:fill="FFFFFF"/>
+            <w:tcMar>
+              <w:top w:w="0" w:type="dxa"/>
+              <w:bottom w:w="0" w:type="dxa"/>
+              <w:left w:w="0" w:type="dxa"/>
+              <w:right w:w="0" w:type="dxa"/>
+            </w:tcMar>
+            <w:vAlign w:val="top"/>
+          </w:tcPr>
+          <w:p>
+            <w:pPr>
+              <w:pStyle w:val="Normal"/>
+              <w:jc w:val="center"/>
+              <w:pBdr>
+                <w:bottom w:val="none" w:sz="0" w:space="0" w:color="000000"/>
+                <w:top w:val="none" w:sz="0" w:space="0" w:color="000000"/>
+                <w:left w:val="none" w:sz="0" w:space="0" w:color="000000"/>
+                <w:right w:val="none" w:sz="0" w:space="0" w:color="000000"/>
+              </w:pBdr>
+              <w:spacing w:after="100" w:before="100" w:line="240"/>
+              <w:ind w:left="100" w:right="100" w:firstLine="0" w:firstLineChars="0"/>
+              <w:rPr>
+                <w:rFonts w:ascii="Helvetica" w:hAnsi="Helvetica" w:eastAsia="Helvetica" w:cs="Helvetica"/>
+                <w:i w:val="false"/>
+                <w:b w:val="false"/>
+                <w:u w:val="none"/>
+                <w:sz w:val="22"/>
+                <w:szCs w:val="22"/>
+                <w:color w:val="000000"/>
+              </w:rPr>
+            </w:pPr>
+            <w:r>
+              <w:rPr>
+                <w:rFonts w:ascii="Helvetica" w:hAnsi="Helvetica" w:eastAsia="Helvetica" w:cs="Helvetica"/>
+                <w:i w:val="false"/>
+                <w:b w:val="false"/>
+                <w:u w:val="none"/>
+                <w:sz w:val="22"/>
+                <w:szCs w:val="22"/>
+                <w:color w:val="000000"/>
+              </w:rPr>
+              <w:t xml:space="preserve">0.51, 2.14</w:t>
+            </w:r>
+          </w:p>
+        </w:tc>
+        <w:tc>
+          <w:tcPr>
+            <w:tcBorders>
+              <w:bottom w:val="none" w:sz="0" w:space="0" w:color="000000"/>
+              <w:top w:val="none" w:sz="0" w:space="0" w:color="000000"/>
+              <w:left w:val="none" w:sz="0" w:space="0" w:color="000000"/>
+              <w:right w:val="none" w:sz="0" w:space="0" w:color="000000"/>
+            </w:tcBorders>
+            <w:shd w:val="clear" w:color="auto" w:fill="FFFFFF"/>
+            <w:tcMar>
+              <w:top w:w="0" w:type="dxa"/>
+              <w:bottom w:w="0" w:type="dxa"/>
+              <w:left w:w="0" w:type="dxa"/>
+              <w:right w:w="0" w:type="dxa"/>
+            </w:tcMar>
+            <w:vAlign w:val="top"/>
+          </w:tcPr>
+          <w:p>
+            <w:pPr>
+              <w:pStyle w:val="Normal"/>
+              <w:jc w:val="center"/>
+              <w:pBdr>
+                <w:bottom w:val="none" w:sz="0" w:space="0" w:color="000000"/>
+                <w:top w:val="none" w:sz="0" w:space="0" w:color="000000"/>
+                <w:left w:val="none" w:sz="0" w:space="0" w:color="000000"/>
+                <w:right w:val="none" w:sz="0" w:space="0" w:color="000000"/>
+              </w:pBdr>
+              <w:spacing w:after="100" w:before="100" w:line="240"/>
+              <w:ind w:left="100" w:right="100" w:firstLine="0" w:firstLineChars="0"/>
+              <w:rPr>
+                <w:rFonts w:ascii="Helvetica" w:hAnsi="Helvetica" w:eastAsia="Helvetica" w:cs="Helvetica"/>
+                <w:i w:val="false"/>
+                <w:b w:val="false"/>
+                <w:u w:val="none"/>
+                <w:sz w:val="22"/>
+                <w:szCs w:val="22"/>
+                <w:color w:val="000000"/>
+              </w:rPr>
+            </w:pPr>
+            <w:r>
+              <w:rPr>
+                <w:rFonts w:ascii="Helvetica" w:hAnsi="Helvetica" w:eastAsia="Helvetica" w:cs="Helvetica"/>
+                <w:i w:val="false"/>
+                <w:b w:val="false"/>
+                <w:u w:val="none"/>
+                <w:sz w:val="22"/>
+                <w:szCs w:val="22"/>
+                <w:color w:val="000000"/>
+              </w:rPr>
+              <w:t xml:space="preserve">0.900</w:t>
             </w:r>
           </w:p>
         </w:tc>
       </w:tr>
       <w:tr>
         <w:trPr>
-          <w:trHeight w:val="598" w:hRule="auto"/>
+          <w:trHeight w:val="619" w:hRule="auto"/>
         </w:trPr>
         body32
         <w:tc>
@@ -15758,7 +15758,7 @@
                 <w:szCs w:val="22"/>
                 <w:color w:val="000000"/>
               </w:rPr>
-              <w:t xml:space="preserve">cockcroft</w:t>
+              <w:t xml:space="preserve">ckd_epi_gfr_cre_cys_unindex</w:t>
             </w:r>
           </w:p>
         </w:tc>
@@ -15970,7 +15970,7 @@
                 <w:szCs w:val="22"/>
                 <w:color w:val="000000"/>
               </w:rPr>
-              <w:t xml:space="preserve">0.280</w:t>
+              <w:t xml:space="preserve">0.140</w:t>
             </w:r>
           </w:p>
         </w:tc>
@@ -16182,7 +16182,7 @@
                 <w:szCs w:val="22"/>
                 <w:color w:val="000000"/>
               </w:rPr>
-              <w:t xml:space="preserve">0.870</w:t>
+              <w:t xml:space="preserve">0.690</w:t>
             </w:r>
           </w:p>
         </w:tc>

--- a/docs/tables/whole/sec4_aki_365.docx
+++ b/docs/tables/whole/sec4_aki_365.docx
@@ -1156,7 +1156,7 @@
                 <w:szCs w:val="22"/>
                 <w:color w:val="000000"/>
               </w:rPr>
-              <w:t xml:space="preserve">0.79, 1.20</w:t>
+              <w:t xml:space="preserve">0.78, 1.21</w:t>
             </w:r>
           </w:p>
         </w:tc>
@@ -1209,7 +1209,7 @@
                 <w:szCs w:val="22"/>
                 <w:color w:val="000000"/>
               </w:rPr>
-              <w:t xml:space="preserve">0.790</w:t>
+              <w:t xml:space="preserve">0.810</w:t>
             </w:r>
           </w:p>
         </w:tc>
@@ -1639,60 +1639,60 @@
                 <w:szCs w:val="22"/>
                 <w:color w:val="000000"/>
               </w:rPr>
-              <w:t xml:space="preserve">0.95, 1.02</w:t>
-            </w:r>
-          </w:p>
-        </w:tc>
-        <w:tc>
-          <w:tcPr>
-            <w:tcBorders>
-              <w:bottom w:val="none" w:sz="0" w:space="0" w:color="000000"/>
-              <w:top w:val="none" w:sz="0" w:space="0" w:color="000000"/>
-              <w:left w:val="none" w:sz="0" w:space="0" w:color="000000"/>
-              <w:right w:val="none" w:sz="0" w:space="0" w:color="000000"/>
-            </w:tcBorders>
-            <w:shd w:val="clear" w:color="auto" w:fill="FFFFFF"/>
-            <w:tcMar>
-              <w:top w:w="0" w:type="dxa"/>
-              <w:bottom w:w="0" w:type="dxa"/>
-              <w:left w:w="0" w:type="dxa"/>
-              <w:right w:w="0" w:type="dxa"/>
-            </w:tcMar>
-            <w:vAlign w:val="top"/>
-          </w:tcPr>
-          <w:p>
-            <w:pPr>
-              <w:pStyle w:val="Normal"/>
-              <w:jc w:val="center"/>
-              <w:pBdr>
-                <w:bottom w:val="none" w:sz="0" w:space="0" w:color="000000"/>
-                <w:top w:val="none" w:sz="0" w:space="0" w:color="000000"/>
-                <w:left w:val="none" w:sz="0" w:space="0" w:color="000000"/>
-                <w:right w:val="none" w:sz="0" w:space="0" w:color="000000"/>
-              </w:pBdr>
-              <w:spacing w:after="100" w:before="100" w:line="240"/>
-              <w:ind w:left="100" w:right="100" w:firstLine="0" w:firstLineChars="0"/>
-              <w:rPr>
-                <w:rFonts w:ascii="Helvetica" w:hAnsi="Helvetica" w:eastAsia="Helvetica" w:cs="Helvetica"/>
-                <w:i w:val="false"/>
-                <w:b w:val="false"/>
-                <w:u w:val="none"/>
-                <w:sz w:val="22"/>
-                <w:szCs w:val="22"/>
-                <w:color w:val="000000"/>
-              </w:rPr>
-            </w:pPr>
-            <w:r>
-              <w:rPr>
-                <w:rFonts w:ascii="Helvetica" w:hAnsi="Helvetica" w:eastAsia="Helvetica" w:cs="Helvetica"/>
-                <w:i w:val="false"/>
-                <w:b w:val="false"/>
-                <w:u w:val="none"/>
-                <w:sz w:val="22"/>
-                <w:szCs w:val="22"/>
-                <w:color w:val="000000"/>
-              </w:rPr>
-              <w:t xml:space="preserve">0.310</w:t>
+              <w:t xml:space="preserve">0.95, 1.01</w:t>
+            </w:r>
+          </w:p>
+        </w:tc>
+        <w:tc>
+          <w:tcPr>
+            <w:tcBorders>
+              <w:bottom w:val="none" w:sz="0" w:space="0" w:color="000000"/>
+              <w:top w:val="none" w:sz="0" w:space="0" w:color="000000"/>
+              <w:left w:val="none" w:sz="0" w:space="0" w:color="000000"/>
+              <w:right w:val="none" w:sz="0" w:space="0" w:color="000000"/>
+            </w:tcBorders>
+            <w:shd w:val="clear" w:color="auto" w:fill="FFFFFF"/>
+            <w:tcMar>
+              <w:top w:w="0" w:type="dxa"/>
+              <w:bottom w:w="0" w:type="dxa"/>
+              <w:left w:w="0" w:type="dxa"/>
+              <w:right w:w="0" w:type="dxa"/>
+            </w:tcMar>
+            <w:vAlign w:val="top"/>
+          </w:tcPr>
+          <w:p>
+            <w:pPr>
+              <w:pStyle w:val="Normal"/>
+              <w:jc w:val="center"/>
+              <w:pBdr>
+                <w:bottom w:val="none" w:sz="0" w:space="0" w:color="000000"/>
+                <w:top w:val="none" w:sz="0" w:space="0" w:color="000000"/>
+                <w:left w:val="none" w:sz="0" w:space="0" w:color="000000"/>
+                <w:right w:val="none" w:sz="0" w:space="0" w:color="000000"/>
+              </w:pBdr>
+              <w:spacing w:after="100" w:before="100" w:line="240"/>
+              <w:ind w:left="100" w:right="100" w:firstLine="0" w:firstLineChars="0"/>
+              <w:rPr>
+                <w:rFonts w:ascii="Helvetica" w:hAnsi="Helvetica" w:eastAsia="Helvetica" w:cs="Helvetica"/>
+                <w:i w:val="false"/>
+                <w:b w:val="false"/>
+                <w:u w:val="none"/>
+                <w:sz w:val="22"/>
+                <w:szCs w:val="22"/>
+                <w:color w:val="000000"/>
+              </w:rPr>
+            </w:pPr>
+            <w:r>
+              <w:rPr>
+                <w:rFonts w:ascii="Helvetica" w:hAnsi="Helvetica" w:eastAsia="Helvetica" w:cs="Helvetica"/>
+                <w:i w:val="false"/>
+                <w:b w:val="false"/>
+                <w:u w:val="none"/>
+                <w:sz w:val="22"/>
+                <w:szCs w:val="22"/>
+                <w:color w:val="000000"/>
+              </w:rPr>
+              <w:t xml:space="preserve">0.240</w:t>
             </w:r>
           </w:p>
         </w:tc>
@@ -3035,113 +3035,113 @@
                 <w:szCs w:val="22"/>
                 <w:color w:val="000000"/>
               </w:rPr>
-              <w:t xml:space="preserve">1.74</w:t>
-            </w:r>
-          </w:p>
-        </w:tc>
-        <w:tc>
-          <w:tcPr>
-            <w:tcBorders>
-              <w:bottom w:val="none" w:sz="0" w:space="0" w:color="000000"/>
-              <w:top w:val="none" w:sz="0" w:space="0" w:color="000000"/>
-              <w:left w:val="none" w:sz="0" w:space="0" w:color="000000"/>
-              <w:right w:val="none" w:sz="0" w:space="0" w:color="000000"/>
-            </w:tcBorders>
-            <w:shd w:val="clear" w:color="auto" w:fill="FFFFFF"/>
-            <w:tcMar>
-              <w:top w:w="0" w:type="dxa"/>
-              <w:bottom w:w="0" w:type="dxa"/>
-              <w:left w:w="0" w:type="dxa"/>
-              <w:right w:w="0" w:type="dxa"/>
-            </w:tcMar>
-            <w:vAlign w:val="top"/>
-          </w:tcPr>
-          <w:p>
-            <w:pPr>
-              <w:pStyle w:val="Normal"/>
-              <w:jc w:val="center"/>
-              <w:pBdr>
-                <w:bottom w:val="none" w:sz="0" w:space="0" w:color="000000"/>
-                <w:top w:val="none" w:sz="0" w:space="0" w:color="000000"/>
-                <w:left w:val="none" w:sz="0" w:space="0" w:color="000000"/>
-                <w:right w:val="none" w:sz="0" w:space="0" w:color="000000"/>
-              </w:pBdr>
-              <w:spacing w:after="100" w:before="100" w:line="240"/>
-              <w:ind w:left="100" w:right="100" w:firstLine="0" w:firstLineChars="0"/>
-              <w:rPr>
-                <w:rFonts w:ascii="Helvetica" w:hAnsi="Helvetica" w:eastAsia="Helvetica" w:cs="Helvetica"/>
-                <w:i w:val="false"/>
-                <w:b w:val="false"/>
-                <w:u w:val="none"/>
-                <w:sz w:val="22"/>
-                <w:szCs w:val="22"/>
-                <w:color w:val="000000"/>
-              </w:rPr>
-            </w:pPr>
-            <w:r>
-              <w:rPr>
-                <w:rFonts w:ascii="Helvetica" w:hAnsi="Helvetica" w:eastAsia="Helvetica" w:cs="Helvetica"/>
-                <w:i w:val="false"/>
-                <w:b w:val="false"/>
-                <w:u w:val="none"/>
-                <w:sz w:val="22"/>
-                <w:szCs w:val="22"/>
-                <w:color w:val="000000"/>
-              </w:rPr>
-              <w:t xml:space="preserve">0.70, 4.30</w:t>
-            </w:r>
-          </w:p>
-        </w:tc>
-        <w:tc>
-          <w:tcPr>
-            <w:tcBorders>
-              <w:bottom w:val="none" w:sz="0" w:space="0" w:color="000000"/>
-              <w:top w:val="none" w:sz="0" w:space="0" w:color="000000"/>
-              <w:left w:val="none" w:sz="0" w:space="0" w:color="000000"/>
-              <w:right w:val="none" w:sz="0" w:space="0" w:color="000000"/>
-            </w:tcBorders>
-            <w:shd w:val="clear" w:color="auto" w:fill="FFFFFF"/>
-            <w:tcMar>
-              <w:top w:w="0" w:type="dxa"/>
-              <w:bottom w:w="0" w:type="dxa"/>
-              <w:left w:w="0" w:type="dxa"/>
-              <w:right w:w="0" w:type="dxa"/>
-            </w:tcMar>
-            <w:vAlign w:val="top"/>
-          </w:tcPr>
-          <w:p>
-            <w:pPr>
-              <w:pStyle w:val="Normal"/>
-              <w:jc w:val="center"/>
-              <w:pBdr>
-                <w:bottom w:val="none" w:sz="0" w:space="0" w:color="000000"/>
-                <w:top w:val="none" w:sz="0" w:space="0" w:color="000000"/>
-                <w:left w:val="none" w:sz="0" w:space="0" w:color="000000"/>
-                <w:right w:val="none" w:sz="0" w:space="0" w:color="000000"/>
-              </w:pBdr>
-              <w:spacing w:after="100" w:before="100" w:line="240"/>
-              <w:ind w:left="100" w:right="100" w:firstLine="0" w:firstLineChars="0"/>
-              <w:rPr>
-                <w:rFonts w:ascii="Helvetica" w:hAnsi="Helvetica" w:eastAsia="Helvetica" w:cs="Helvetica"/>
-                <w:i w:val="false"/>
-                <w:b w:val="false"/>
-                <w:u w:val="none"/>
-                <w:sz w:val="22"/>
-                <w:szCs w:val="22"/>
-                <w:color w:val="000000"/>
-              </w:rPr>
-            </w:pPr>
-            <w:r>
-              <w:rPr>
-                <w:rFonts w:ascii="Helvetica" w:hAnsi="Helvetica" w:eastAsia="Helvetica" w:cs="Helvetica"/>
-                <w:i w:val="false"/>
-                <w:b w:val="false"/>
-                <w:u w:val="none"/>
-                <w:sz w:val="22"/>
-                <w:szCs w:val="22"/>
-                <w:color w:val="000000"/>
-              </w:rPr>
-              <w:t xml:space="preserve">0.230</w:t>
+              <w:t xml:space="preserve">1.59</w:t>
+            </w:r>
+          </w:p>
+        </w:tc>
+        <w:tc>
+          <w:tcPr>
+            <w:tcBorders>
+              <w:bottom w:val="none" w:sz="0" w:space="0" w:color="000000"/>
+              <w:top w:val="none" w:sz="0" w:space="0" w:color="000000"/>
+              <w:left w:val="none" w:sz="0" w:space="0" w:color="000000"/>
+              <w:right w:val="none" w:sz="0" w:space="0" w:color="000000"/>
+            </w:tcBorders>
+            <w:shd w:val="clear" w:color="auto" w:fill="FFFFFF"/>
+            <w:tcMar>
+              <w:top w:w="0" w:type="dxa"/>
+              <w:bottom w:w="0" w:type="dxa"/>
+              <w:left w:w="0" w:type="dxa"/>
+              <w:right w:w="0" w:type="dxa"/>
+            </w:tcMar>
+            <w:vAlign w:val="top"/>
+          </w:tcPr>
+          <w:p>
+            <w:pPr>
+              <w:pStyle w:val="Normal"/>
+              <w:jc w:val="center"/>
+              <w:pBdr>
+                <w:bottom w:val="none" w:sz="0" w:space="0" w:color="000000"/>
+                <w:top w:val="none" w:sz="0" w:space="0" w:color="000000"/>
+                <w:left w:val="none" w:sz="0" w:space="0" w:color="000000"/>
+                <w:right w:val="none" w:sz="0" w:space="0" w:color="000000"/>
+              </w:pBdr>
+              <w:spacing w:after="100" w:before="100" w:line="240"/>
+              <w:ind w:left="100" w:right="100" w:firstLine="0" w:firstLineChars="0"/>
+              <w:rPr>
+                <w:rFonts w:ascii="Helvetica" w:hAnsi="Helvetica" w:eastAsia="Helvetica" w:cs="Helvetica"/>
+                <w:i w:val="false"/>
+                <w:b w:val="false"/>
+                <w:u w:val="none"/>
+                <w:sz w:val="22"/>
+                <w:szCs w:val="22"/>
+                <w:color w:val="000000"/>
+              </w:rPr>
+            </w:pPr>
+            <w:r>
+              <w:rPr>
+                <w:rFonts w:ascii="Helvetica" w:hAnsi="Helvetica" w:eastAsia="Helvetica" w:cs="Helvetica"/>
+                <w:i w:val="false"/>
+                <w:b w:val="false"/>
+                <w:u w:val="none"/>
+                <w:sz w:val="22"/>
+                <w:szCs w:val="22"/>
+                <w:color w:val="000000"/>
+              </w:rPr>
+              <w:t xml:space="preserve">0.66, 3.81</w:t>
+            </w:r>
+          </w:p>
+        </w:tc>
+        <w:tc>
+          <w:tcPr>
+            <w:tcBorders>
+              <w:bottom w:val="none" w:sz="0" w:space="0" w:color="000000"/>
+              <w:top w:val="none" w:sz="0" w:space="0" w:color="000000"/>
+              <w:left w:val="none" w:sz="0" w:space="0" w:color="000000"/>
+              <w:right w:val="none" w:sz="0" w:space="0" w:color="000000"/>
+            </w:tcBorders>
+            <w:shd w:val="clear" w:color="auto" w:fill="FFFFFF"/>
+            <w:tcMar>
+              <w:top w:w="0" w:type="dxa"/>
+              <w:bottom w:w="0" w:type="dxa"/>
+              <w:left w:w="0" w:type="dxa"/>
+              <w:right w:w="0" w:type="dxa"/>
+            </w:tcMar>
+            <w:vAlign w:val="top"/>
+          </w:tcPr>
+          <w:p>
+            <w:pPr>
+              <w:pStyle w:val="Normal"/>
+              <w:jc w:val="center"/>
+              <w:pBdr>
+                <w:bottom w:val="none" w:sz="0" w:space="0" w:color="000000"/>
+                <w:top w:val="none" w:sz="0" w:space="0" w:color="000000"/>
+                <w:left w:val="none" w:sz="0" w:space="0" w:color="000000"/>
+                <w:right w:val="none" w:sz="0" w:space="0" w:color="000000"/>
+              </w:pBdr>
+              <w:spacing w:after="100" w:before="100" w:line="240"/>
+              <w:ind w:left="100" w:right="100" w:firstLine="0" w:firstLineChars="0"/>
+              <w:rPr>
+                <w:rFonts w:ascii="Helvetica" w:hAnsi="Helvetica" w:eastAsia="Helvetica" w:cs="Helvetica"/>
+                <w:i w:val="false"/>
+                <w:b w:val="false"/>
+                <w:u w:val="none"/>
+                <w:sz w:val="22"/>
+                <w:szCs w:val="22"/>
+                <w:color w:val="000000"/>
+              </w:rPr>
+            </w:pPr>
+            <w:r>
+              <w:rPr>
+                <w:rFonts w:ascii="Helvetica" w:hAnsi="Helvetica" w:eastAsia="Helvetica" w:cs="Helvetica"/>
+                <w:i w:val="false"/>
+                <w:b w:val="false"/>
+                <w:u w:val="none"/>
+                <w:sz w:val="22"/>
+                <w:szCs w:val="22"/>
+                <w:color w:val="000000"/>
+              </w:rPr>
+              <w:t xml:space="preserve">0.300</w:t>
             </w:r>
           </w:p>
         </w:tc>
@@ -3518,113 +3518,113 @@
                 <w:szCs w:val="22"/>
                 <w:color w:val="000000"/>
               </w:rPr>
-              <w:t xml:space="preserve">1.13</w:t>
-            </w:r>
-          </w:p>
-        </w:tc>
-        <w:tc>
-          <w:tcPr>
-            <w:tcBorders>
-              <w:bottom w:val="none" w:sz="0" w:space="0" w:color="000000"/>
-              <w:top w:val="none" w:sz="0" w:space="0" w:color="000000"/>
-              <w:left w:val="none" w:sz="0" w:space="0" w:color="000000"/>
-              <w:right w:val="none" w:sz="0" w:space="0" w:color="000000"/>
-            </w:tcBorders>
-            <w:shd w:val="clear" w:color="auto" w:fill="FFFFFF"/>
-            <w:tcMar>
-              <w:top w:w="0" w:type="dxa"/>
-              <w:bottom w:w="0" w:type="dxa"/>
-              <w:left w:w="0" w:type="dxa"/>
-              <w:right w:w="0" w:type="dxa"/>
-            </w:tcMar>
-            <w:vAlign w:val="top"/>
-          </w:tcPr>
-          <w:p>
-            <w:pPr>
-              <w:pStyle w:val="Normal"/>
-              <w:jc w:val="center"/>
-              <w:pBdr>
-                <w:bottom w:val="none" w:sz="0" w:space="0" w:color="000000"/>
-                <w:top w:val="none" w:sz="0" w:space="0" w:color="000000"/>
-                <w:left w:val="none" w:sz="0" w:space="0" w:color="000000"/>
-                <w:right w:val="none" w:sz="0" w:space="0" w:color="000000"/>
-              </w:pBdr>
-              <w:spacing w:after="100" w:before="100" w:line="240"/>
-              <w:ind w:left="100" w:right="100" w:firstLine="0" w:firstLineChars="0"/>
-              <w:rPr>
-                <w:rFonts w:ascii="Helvetica" w:hAnsi="Helvetica" w:eastAsia="Helvetica" w:cs="Helvetica"/>
-                <w:i w:val="false"/>
-                <w:b w:val="false"/>
-                <w:u w:val="none"/>
-                <w:sz w:val="22"/>
-                <w:szCs w:val="22"/>
-                <w:color w:val="000000"/>
-              </w:rPr>
-            </w:pPr>
-            <w:r>
-              <w:rPr>
-                <w:rFonts w:ascii="Helvetica" w:hAnsi="Helvetica" w:eastAsia="Helvetica" w:cs="Helvetica"/>
-                <w:i w:val="false"/>
-                <w:b w:val="false"/>
-                <w:u w:val="none"/>
-                <w:sz w:val="22"/>
-                <w:szCs w:val="22"/>
-                <w:color w:val="000000"/>
-              </w:rPr>
-              <w:t xml:space="preserve">1.02, 1.25</w:t>
-            </w:r>
-          </w:p>
-        </w:tc>
-        <w:tc>
-          <w:tcPr>
-            <w:tcBorders>
-              <w:bottom w:val="none" w:sz="0" w:space="0" w:color="000000"/>
-              <w:top w:val="none" w:sz="0" w:space="0" w:color="000000"/>
-              <w:left w:val="none" w:sz="0" w:space="0" w:color="000000"/>
-              <w:right w:val="none" w:sz="0" w:space="0" w:color="000000"/>
-            </w:tcBorders>
-            <w:shd w:val="clear" w:color="auto" w:fill="FFFFFF"/>
-            <w:tcMar>
-              <w:top w:w="0" w:type="dxa"/>
-              <w:bottom w:w="0" w:type="dxa"/>
-              <w:left w:w="0" w:type="dxa"/>
-              <w:right w:w="0" w:type="dxa"/>
-            </w:tcMar>
-            <w:vAlign w:val="top"/>
-          </w:tcPr>
-          <w:p>
-            <w:pPr>
-              <w:pStyle w:val="Normal"/>
-              <w:jc w:val="center"/>
-              <w:pBdr>
-                <w:bottom w:val="none" w:sz="0" w:space="0" w:color="000000"/>
-                <w:top w:val="none" w:sz="0" w:space="0" w:color="000000"/>
-                <w:left w:val="none" w:sz="0" w:space="0" w:color="000000"/>
-                <w:right w:val="none" w:sz="0" w:space="0" w:color="000000"/>
-              </w:pBdr>
-              <w:spacing w:after="100" w:before="100" w:line="240"/>
-              <w:ind w:left="100" w:right="100" w:firstLine="0" w:firstLineChars="0"/>
-              <w:rPr>
-                <w:rFonts w:ascii="Helvetica" w:hAnsi="Helvetica" w:eastAsia="Helvetica" w:cs="Helvetica"/>
-                <w:i w:val="false"/>
-                <w:b w:val="false"/>
-                <w:u w:val="none"/>
-                <w:sz w:val="22"/>
-                <w:szCs w:val="22"/>
-                <w:color w:val="000000"/>
-              </w:rPr>
-            </w:pPr>
-            <w:r>
-              <w:rPr>
-                <w:rFonts w:ascii="Helvetica" w:hAnsi="Helvetica" w:eastAsia="Helvetica" w:cs="Helvetica"/>
-                <w:i w:val="false"/>
-                <w:b w:val="false"/>
-                <w:u w:val="none"/>
-                <w:sz w:val="22"/>
-                <w:szCs w:val="22"/>
-                <w:color w:val="000000"/>
-              </w:rPr>
-              <w:t xml:space="preserve">0.025</w:t>
+              <w:t xml:space="preserve">1.09</w:t>
+            </w:r>
+          </w:p>
+        </w:tc>
+        <w:tc>
+          <w:tcPr>
+            <w:tcBorders>
+              <w:bottom w:val="none" w:sz="0" w:space="0" w:color="000000"/>
+              <w:top w:val="none" w:sz="0" w:space="0" w:color="000000"/>
+              <w:left w:val="none" w:sz="0" w:space="0" w:color="000000"/>
+              <w:right w:val="none" w:sz="0" w:space="0" w:color="000000"/>
+            </w:tcBorders>
+            <w:shd w:val="clear" w:color="auto" w:fill="FFFFFF"/>
+            <w:tcMar>
+              <w:top w:w="0" w:type="dxa"/>
+              <w:bottom w:w="0" w:type="dxa"/>
+              <w:left w:w="0" w:type="dxa"/>
+              <w:right w:w="0" w:type="dxa"/>
+            </w:tcMar>
+            <w:vAlign w:val="top"/>
+          </w:tcPr>
+          <w:p>
+            <w:pPr>
+              <w:pStyle w:val="Normal"/>
+              <w:jc w:val="center"/>
+              <w:pBdr>
+                <w:bottom w:val="none" w:sz="0" w:space="0" w:color="000000"/>
+                <w:top w:val="none" w:sz="0" w:space="0" w:color="000000"/>
+                <w:left w:val="none" w:sz="0" w:space="0" w:color="000000"/>
+                <w:right w:val="none" w:sz="0" w:space="0" w:color="000000"/>
+              </w:pBdr>
+              <w:spacing w:after="100" w:before="100" w:line="240"/>
+              <w:ind w:left="100" w:right="100" w:firstLine="0" w:firstLineChars="0"/>
+              <w:rPr>
+                <w:rFonts w:ascii="Helvetica" w:hAnsi="Helvetica" w:eastAsia="Helvetica" w:cs="Helvetica"/>
+                <w:i w:val="false"/>
+                <w:b w:val="false"/>
+                <w:u w:val="none"/>
+                <w:sz w:val="22"/>
+                <w:szCs w:val="22"/>
+                <w:color w:val="000000"/>
+              </w:rPr>
+            </w:pPr>
+            <w:r>
+              <w:rPr>
+                <w:rFonts w:ascii="Helvetica" w:hAnsi="Helvetica" w:eastAsia="Helvetica" w:cs="Helvetica"/>
+                <w:i w:val="false"/>
+                <w:b w:val="false"/>
+                <w:u w:val="none"/>
+                <w:sz w:val="22"/>
+                <w:szCs w:val="22"/>
+                <w:color w:val="000000"/>
+              </w:rPr>
+              <w:t xml:space="preserve">0.99, 1.21</w:t>
+            </w:r>
+          </w:p>
+        </w:tc>
+        <w:tc>
+          <w:tcPr>
+            <w:tcBorders>
+              <w:bottom w:val="none" w:sz="0" w:space="0" w:color="000000"/>
+              <w:top w:val="none" w:sz="0" w:space="0" w:color="000000"/>
+              <w:left w:val="none" w:sz="0" w:space="0" w:color="000000"/>
+              <w:right w:val="none" w:sz="0" w:space="0" w:color="000000"/>
+            </w:tcBorders>
+            <w:shd w:val="clear" w:color="auto" w:fill="FFFFFF"/>
+            <w:tcMar>
+              <w:top w:w="0" w:type="dxa"/>
+              <w:bottom w:w="0" w:type="dxa"/>
+              <w:left w:w="0" w:type="dxa"/>
+              <w:right w:w="0" w:type="dxa"/>
+            </w:tcMar>
+            <w:vAlign w:val="top"/>
+          </w:tcPr>
+          <w:p>
+            <w:pPr>
+              <w:pStyle w:val="Normal"/>
+              <w:jc w:val="center"/>
+              <w:pBdr>
+                <w:bottom w:val="none" w:sz="0" w:space="0" w:color="000000"/>
+                <w:top w:val="none" w:sz="0" w:space="0" w:color="000000"/>
+                <w:left w:val="none" w:sz="0" w:space="0" w:color="000000"/>
+                <w:right w:val="none" w:sz="0" w:space="0" w:color="000000"/>
+              </w:pBdr>
+              <w:spacing w:after="100" w:before="100" w:line="240"/>
+              <w:ind w:left="100" w:right="100" w:firstLine="0" w:firstLineChars="0"/>
+              <w:rPr>
+                <w:rFonts w:ascii="Helvetica" w:hAnsi="Helvetica" w:eastAsia="Helvetica" w:cs="Helvetica"/>
+                <w:i w:val="false"/>
+                <w:b w:val="false"/>
+                <w:u w:val="none"/>
+                <w:sz w:val="22"/>
+                <w:szCs w:val="22"/>
+                <w:color w:val="000000"/>
+              </w:rPr>
+            </w:pPr>
+            <w:r>
+              <w:rPr>
+                <w:rFonts w:ascii="Helvetica" w:hAnsi="Helvetica" w:eastAsia="Helvetica" w:cs="Helvetica"/>
+                <w:i w:val="false"/>
+                <w:b w:val="false"/>
+                <w:u w:val="none"/>
+                <w:sz w:val="22"/>
+                <w:szCs w:val="22"/>
+                <w:color w:val="000000"/>
+              </w:rPr>
+              <w:t xml:space="preserve">0.085</w:t>
             </w:r>
           </w:p>
         </w:tc>
@@ -4967,113 +4967,113 @@
                 <w:szCs w:val="22"/>
                 <w:color w:val="000000"/>
               </w:rPr>
-              <w:t xml:space="preserve">0.86</w:t>
-            </w:r>
-          </w:p>
-        </w:tc>
-        <w:tc>
-          <w:tcPr>
-            <w:tcBorders>
-              <w:bottom w:val="none" w:sz="0" w:space="0" w:color="000000"/>
-              <w:top w:val="none" w:sz="0" w:space="0" w:color="000000"/>
-              <w:left w:val="none" w:sz="0" w:space="0" w:color="000000"/>
-              <w:right w:val="none" w:sz="0" w:space="0" w:color="000000"/>
-            </w:tcBorders>
-            <w:shd w:val="clear" w:color="auto" w:fill="FFFFFF"/>
-            <w:tcMar>
-              <w:top w:w="0" w:type="dxa"/>
-              <w:bottom w:w="0" w:type="dxa"/>
-              <w:left w:w="0" w:type="dxa"/>
-              <w:right w:w="0" w:type="dxa"/>
-            </w:tcMar>
-            <w:vAlign w:val="top"/>
-          </w:tcPr>
-          <w:p>
-            <w:pPr>
-              <w:pStyle w:val="Normal"/>
-              <w:jc w:val="center"/>
-              <w:pBdr>
-                <w:bottom w:val="none" w:sz="0" w:space="0" w:color="000000"/>
-                <w:top w:val="none" w:sz="0" w:space="0" w:color="000000"/>
-                <w:left w:val="none" w:sz="0" w:space="0" w:color="000000"/>
-                <w:right w:val="none" w:sz="0" w:space="0" w:color="000000"/>
-              </w:pBdr>
-              <w:spacing w:after="100" w:before="100" w:line="240"/>
-              <w:ind w:left="100" w:right="100" w:firstLine="0" w:firstLineChars="0"/>
-              <w:rPr>
-                <w:rFonts w:ascii="Helvetica" w:hAnsi="Helvetica" w:eastAsia="Helvetica" w:cs="Helvetica"/>
-                <w:i w:val="false"/>
-                <w:b w:val="false"/>
-                <w:u w:val="none"/>
-                <w:sz w:val="22"/>
-                <w:szCs w:val="22"/>
-                <w:color w:val="000000"/>
-              </w:rPr>
-            </w:pPr>
-            <w:r>
-              <w:rPr>
-                <w:rFonts w:ascii="Helvetica" w:hAnsi="Helvetica" w:eastAsia="Helvetica" w:cs="Helvetica"/>
-                <w:i w:val="false"/>
-                <w:b w:val="false"/>
-                <w:u w:val="none"/>
-                <w:sz w:val="22"/>
-                <w:szCs w:val="22"/>
-                <w:color w:val="000000"/>
-              </w:rPr>
-              <w:t xml:space="preserve">0.41, 1.81</w:t>
-            </w:r>
-          </w:p>
-        </w:tc>
-        <w:tc>
-          <w:tcPr>
-            <w:tcBorders>
-              <w:bottom w:val="none" w:sz="0" w:space="0" w:color="000000"/>
-              <w:top w:val="none" w:sz="0" w:space="0" w:color="000000"/>
-              <w:left w:val="none" w:sz="0" w:space="0" w:color="000000"/>
-              <w:right w:val="none" w:sz="0" w:space="0" w:color="000000"/>
-            </w:tcBorders>
-            <w:shd w:val="clear" w:color="auto" w:fill="FFFFFF"/>
-            <w:tcMar>
-              <w:top w:w="0" w:type="dxa"/>
-              <w:bottom w:w="0" w:type="dxa"/>
-              <w:left w:w="0" w:type="dxa"/>
-              <w:right w:w="0" w:type="dxa"/>
-            </w:tcMar>
-            <w:vAlign w:val="top"/>
-          </w:tcPr>
-          <w:p>
-            <w:pPr>
-              <w:pStyle w:val="Normal"/>
-              <w:jc w:val="center"/>
-              <w:pBdr>
-                <w:bottom w:val="none" w:sz="0" w:space="0" w:color="000000"/>
-                <w:top w:val="none" w:sz="0" w:space="0" w:color="000000"/>
-                <w:left w:val="none" w:sz="0" w:space="0" w:color="000000"/>
-                <w:right w:val="none" w:sz="0" w:space="0" w:color="000000"/>
-              </w:pBdr>
-              <w:spacing w:after="100" w:before="100" w:line="240"/>
-              <w:ind w:left="100" w:right="100" w:firstLine="0" w:firstLineChars="0"/>
-              <w:rPr>
-                <w:rFonts w:ascii="Helvetica" w:hAnsi="Helvetica" w:eastAsia="Helvetica" w:cs="Helvetica"/>
-                <w:i w:val="false"/>
-                <w:b w:val="false"/>
-                <w:u w:val="none"/>
-                <w:sz w:val="22"/>
-                <w:szCs w:val="22"/>
-                <w:color w:val="000000"/>
-              </w:rPr>
-            </w:pPr>
-            <w:r>
-              <w:rPr>
-                <w:rFonts w:ascii="Helvetica" w:hAnsi="Helvetica" w:eastAsia="Helvetica" w:cs="Helvetica"/>
-                <w:i w:val="false"/>
-                <w:b w:val="false"/>
-                <w:u w:val="none"/>
-                <w:sz w:val="22"/>
-                <w:szCs w:val="22"/>
-                <w:color w:val="000000"/>
-              </w:rPr>
-              <w:t xml:space="preserve">0.690</w:t>
+              <w:t xml:space="preserve">0.93</w:t>
+            </w:r>
+          </w:p>
+        </w:tc>
+        <w:tc>
+          <w:tcPr>
+            <w:tcBorders>
+              <w:bottom w:val="none" w:sz="0" w:space="0" w:color="000000"/>
+              <w:top w:val="none" w:sz="0" w:space="0" w:color="000000"/>
+              <w:left w:val="none" w:sz="0" w:space="0" w:color="000000"/>
+              <w:right w:val="none" w:sz="0" w:space="0" w:color="000000"/>
+            </w:tcBorders>
+            <w:shd w:val="clear" w:color="auto" w:fill="FFFFFF"/>
+            <w:tcMar>
+              <w:top w:w="0" w:type="dxa"/>
+              <w:bottom w:w="0" w:type="dxa"/>
+              <w:left w:w="0" w:type="dxa"/>
+              <w:right w:w="0" w:type="dxa"/>
+            </w:tcMar>
+            <w:vAlign w:val="top"/>
+          </w:tcPr>
+          <w:p>
+            <w:pPr>
+              <w:pStyle w:val="Normal"/>
+              <w:jc w:val="center"/>
+              <w:pBdr>
+                <w:bottom w:val="none" w:sz="0" w:space="0" w:color="000000"/>
+                <w:top w:val="none" w:sz="0" w:space="0" w:color="000000"/>
+                <w:left w:val="none" w:sz="0" w:space="0" w:color="000000"/>
+                <w:right w:val="none" w:sz="0" w:space="0" w:color="000000"/>
+              </w:pBdr>
+              <w:spacing w:after="100" w:before="100" w:line="240"/>
+              <w:ind w:left="100" w:right="100" w:firstLine="0" w:firstLineChars="0"/>
+              <w:rPr>
+                <w:rFonts w:ascii="Helvetica" w:hAnsi="Helvetica" w:eastAsia="Helvetica" w:cs="Helvetica"/>
+                <w:i w:val="false"/>
+                <w:b w:val="false"/>
+                <w:u w:val="none"/>
+                <w:sz w:val="22"/>
+                <w:szCs w:val="22"/>
+                <w:color w:val="000000"/>
+              </w:rPr>
+            </w:pPr>
+            <w:r>
+              <w:rPr>
+                <w:rFonts w:ascii="Helvetica" w:hAnsi="Helvetica" w:eastAsia="Helvetica" w:cs="Helvetica"/>
+                <w:i w:val="false"/>
+                <w:b w:val="false"/>
+                <w:u w:val="none"/>
+                <w:sz w:val="22"/>
+                <w:szCs w:val="22"/>
+                <w:color w:val="000000"/>
+              </w:rPr>
+              <w:t xml:space="preserve">0.45, 1.92</w:t>
+            </w:r>
+          </w:p>
+        </w:tc>
+        <w:tc>
+          <w:tcPr>
+            <w:tcBorders>
+              <w:bottom w:val="none" w:sz="0" w:space="0" w:color="000000"/>
+              <w:top w:val="none" w:sz="0" w:space="0" w:color="000000"/>
+              <w:left w:val="none" w:sz="0" w:space="0" w:color="000000"/>
+              <w:right w:val="none" w:sz="0" w:space="0" w:color="000000"/>
+            </w:tcBorders>
+            <w:shd w:val="clear" w:color="auto" w:fill="FFFFFF"/>
+            <w:tcMar>
+              <w:top w:w="0" w:type="dxa"/>
+              <w:bottom w:w="0" w:type="dxa"/>
+              <w:left w:w="0" w:type="dxa"/>
+              <w:right w:w="0" w:type="dxa"/>
+            </w:tcMar>
+            <w:vAlign w:val="top"/>
+          </w:tcPr>
+          <w:p>
+            <w:pPr>
+              <w:pStyle w:val="Normal"/>
+              <w:jc w:val="center"/>
+              <w:pBdr>
+                <w:bottom w:val="none" w:sz="0" w:space="0" w:color="000000"/>
+                <w:top w:val="none" w:sz="0" w:space="0" w:color="000000"/>
+                <w:left w:val="none" w:sz="0" w:space="0" w:color="000000"/>
+                <w:right w:val="none" w:sz="0" w:space="0" w:color="000000"/>
+              </w:pBdr>
+              <w:spacing w:after="100" w:before="100" w:line="240"/>
+              <w:ind w:left="100" w:right="100" w:firstLine="0" w:firstLineChars="0"/>
+              <w:rPr>
+                <w:rFonts w:ascii="Helvetica" w:hAnsi="Helvetica" w:eastAsia="Helvetica" w:cs="Helvetica"/>
+                <w:i w:val="false"/>
+                <w:b w:val="false"/>
+                <w:u w:val="none"/>
+                <w:sz w:val="22"/>
+                <w:szCs w:val="22"/>
+                <w:color w:val="000000"/>
+              </w:rPr>
+            </w:pPr>
+            <w:r>
+              <w:rPr>
+                <w:rFonts w:ascii="Helvetica" w:hAnsi="Helvetica" w:eastAsia="Helvetica" w:cs="Helvetica"/>
+                <w:i w:val="false"/>
+                <w:b w:val="false"/>
+                <w:u w:val="none"/>
+                <w:sz w:val="22"/>
+                <w:szCs w:val="22"/>
+                <w:color w:val="000000"/>
+              </w:rPr>
+              <w:t xml:space="preserve">0.850</w:t>
             </w:r>
           </w:p>
         </w:tc>
@@ -6416,113 +6416,113 @@
                 <w:szCs w:val="22"/>
                 <w:color w:val="000000"/>
               </w:rPr>
-              <w:t xml:space="preserve">0.73</w:t>
-            </w:r>
-          </w:p>
-        </w:tc>
-        <w:tc>
-          <w:tcPr>
-            <w:tcBorders>
-              <w:bottom w:val="none" w:sz="0" w:space="0" w:color="000000"/>
-              <w:top w:val="none" w:sz="0" w:space="0" w:color="000000"/>
-              <w:left w:val="none" w:sz="0" w:space="0" w:color="000000"/>
-              <w:right w:val="none" w:sz="0" w:space="0" w:color="000000"/>
-            </w:tcBorders>
-            <w:shd w:val="clear" w:color="auto" w:fill="FFFFFF"/>
-            <w:tcMar>
-              <w:top w:w="0" w:type="dxa"/>
-              <w:bottom w:w="0" w:type="dxa"/>
-              <w:left w:w="0" w:type="dxa"/>
-              <w:right w:w="0" w:type="dxa"/>
-            </w:tcMar>
-            <w:vAlign w:val="top"/>
-          </w:tcPr>
-          <w:p>
-            <w:pPr>
-              <w:pStyle w:val="Normal"/>
-              <w:jc w:val="center"/>
-              <w:pBdr>
-                <w:bottom w:val="none" w:sz="0" w:space="0" w:color="000000"/>
-                <w:top w:val="none" w:sz="0" w:space="0" w:color="000000"/>
-                <w:left w:val="none" w:sz="0" w:space="0" w:color="000000"/>
-                <w:right w:val="none" w:sz="0" w:space="0" w:color="000000"/>
-              </w:pBdr>
-              <w:spacing w:after="100" w:before="100" w:line="240"/>
-              <w:ind w:left="100" w:right="100" w:firstLine="0" w:firstLineChars="0"/>
-              <w:rPr>
-                <w:rFonts w:ascii="Helvetica" w:hAnsi="Helvetica" w:eastAsia="Helvetica" w:cs="Helvetica"/>
-                <w:i w:val="false"/>
-                <w:b w:val="false"/>
-                <w:u w:val="none"/>
-                <w:sz w:val="22"/>
-                <w:szCs w:val="22"/>
-                <w:color w:val="000000"/>
-              </w:rPr>
-            </w:pPr>
-            <w:r>
-              <w:rPr>
-                <w:rFonts w:ascii="Helvetica" w:hAnsi="Helvetica" w:eastAsia="Helvetica" w:cs="Helvetica"/>
-                <w:i w:val="false"/>
-                <w:b w:val="false"/>
-                <w:u w:val="none"/>
-                <w:sz w:val="22"/>
-                <w:szCs w:val="22"/>
-                <w:color w:val="000000"/>
-              </w:rPr>
-              <w:t xml:space="preserve">0.13, 4.23</w:t>
-            </w:r>
-          </w:p>
-        </w:tc>
-        <w:tc>
-          <w:tcPr>
-            <w:tcBorders>
-              <w:bottom w:val="none" w:sz="0" w:space="0" w:color="000000"/>
-              <w:top w:val="none" w:sz="0" w:space="0" w:color="000000"/>
-              <w:left w:val="none" w:sz="0" w:space="0" w:color="000000"/>
-              <w:right w:val="none" w:sz="0" w:space="0" w:color="000000"/>
-            </w:tcBorders>
-            <w:shd w:val="clear" w:color="auto" w:fill="FFFFFF"/>
-            <w:tcMar>
-              <w:top w:w="0" w:type="dxa"/>
-              <w:bottom w:w="0" w:type="dxa"/>
-              <w:left w:w="0" w:type="dxa"/>
-              <w:right w:w="0" w:type="dxa"/>
-            </w:tcMar>
-            <w:vAlign w:val="top"/>
-          </w:tcPr>
-          <w:p>
-            <w:pPr>
-              <w:pStyle w:val="Normal"/>
-              <w:jc w:val="center"/>
-              <w:pBdr>
-                <w:bottom w:val="none" w:sz="0" w:space="0" w:color="000000"/>
-                <w:top w:val="none" w:sz="0" w:space="0" w:color="000000"/>
-                <w:left w:val="none" w:sz="0" w:space="0" w:color="000000"/>
-                <w:right w:val="none" w:sz="0" w:space="0" w:color="000000"/>
-              </w:pBdr>
-              <w:spacing w:after="100" w:before="100" w:line="240"/>
-              <w:ind w:left="100" w:right="100" w:firstLine="0" w:firstLineChars="0"/>
-              <w:rPr>
-                <w:rFonts w:ascii="Helvetica" w:hAnsi="Helvetica" w:eastAsia="Helvetica" w:cs="Helvetica"/>
-                <w:i w:val="false"/>
-                <w:b w:val="false"/>
-                <w:u w:val="none"/>
-                <w:sz w:val="22"/>
-                <w:szCs w:val="22"/>
-                <w:color w:val="000000"/>
-              </w:rPr>
-            </w:pPr>
-            <w:r>
-              <w:rPr>
-                <w:rFonts w:ascii="Helvetica" w:hAnsi="Helvetica" w:eastAsia="Helvetica" w:cs="Helvetica"/>
-                <w:i w:val="false"/>
-                <w:b w:val="false"/>
-                <w:u w:val="none"/>
-                <w:sz w:val="22"/>
-                <w:szCs w:val="22"/>
-                <w:color w:val="000000"/>
-              </w:rPr>
-              <w:t xml:space="preserve">0.730</w:t>
+              <w:t xml:space="preserve">0.70</w:t>
+            </w:r>
+          </w:p>
+        </w:tc>
+        <w:tc>
+          <w:tcPr>
+            <w:tcBorders>
+              <w:bottom w:val="none" w:sz="0" w:space="0" w:color="000000"/>
+              <w:top w:val="none" w:sz="0" w:space="0" w:color="000000"/>
+              <w:left w:val="none" w:sz="0" w:space="0" w:color="000000"/>
+              <w:right w:val="none" w:sz="0" w:space="0" w:color="000000"/>
+            </w:tcBorders>
+            <w:shd w:val="clear" w:color="auto" w:fill="FFFFFF"/>
+            <w:tcMar>
+              <w:top w:w="0" w:type="dxa"/>
+              <w:bottom w:w="0" w:type="dxa"/>
+              <w:left w:w="0" w:type="dxa"/>
+              <w:right w:w="0" w:type="dxa"/>
+            </w:tcMar>
+            <w:vAlign w:val="top"/>
+          </w:tcPr>
+          <w:p>
+            <w:pPr>
+              <w:pStyle w:val="Normal"/>
+              <w:jc w:val="center"/>
+              <w:pBdr>
+                <w:bottom w:val="none" w:sz="0" w:space="0" w:color="000000"/>
+                <w:top w:val="none" w:sz="0" w:space="0" w:color="000000"/>
+                <w:left w:val="none" w:sz="0" w:space="0" w:color="000000"/>
+                <w:right w:val="none" w:sz="0" w:space="0" w:color="000000"/>
+              </w:pBdr>
+              <w:spacing w:after="100" w:before="100" w:line="240"/>
+              <w:ind w:left="100" w:right="100" w:firstLine="0" w:firstLineChars="0"/>
+              <w:rPr>
+                <w:rFonts w:ascii="Helvetica" w:hAnsi="Helvetica" w:eastAsia="Helvetica" w:cs="Helvetica"/>
+                <w:i w:val="false"/>
+                <w:b w:val="false"/>
+                <w:u w:val="none"/>
+                <w:sz w:val="22"/>
+                <w:szCs w:val="22"/>
+                <w:color w:val="000000"/>
+              </w:rPr>
+            </w:pPr>
+            <w:r>
+              <w:rPr>
+                <w:rFonts w:ascii="Helvetica" w:hAnsi="Helvetica" w:eastAsia="Helvetica" w:cs="Helvetica"/>
+                <w:i w:val="false"/>
+                <w:b w:val="false"/>
+                <w:u w:val="none"/>
+                <w:sz w:val="22"/>
+                <w:szCs w:val="22"/>
+                <w:color w:val="000000"/>
+              </w:rPr>
+              <w:t xml:space="preserve">0.12, 3.95</w:t>
+            </w:r>
+          </w:p>
+        </w:tc>
+        <w:tc>
+          <w:tcPr>
+            <w:tcBorders>
+              <w:bottom w:val="none" w:sz="0" w:space="0" w:color="000000"/>
+              <w:top w:val="none" w:sz="0" w:space="0" w:color="000000"/>
+              <w:left w:val="none" w:sz="0" w:space="0" w:color="000000"/>
+              <w:right w:val="none" w:sz="0" w:space="0" w:color="000000"/>
+            </w:tcBorders>
+            <w:shd w:val="clear" w:color="auto" w:fill="FFFFFF"/>
+            <w:tcMar>
+              <w:top w:w="0" w:type="dxa"/>
+              <w:bottom w:w="0" w:type="dxa"/>
+              <w:left w:w="0" w:type="dxa"/>
+              <w:right w:w="0" w:type="dxa"/>
+            </w:tcMar>
+            <w:vAlign w:val="top"/>
+          </w:tcPr>
+          <w:p>
+            <w:pPr>
+              <w:pStyle w:val="Normal"/>
+              <w:jc w:val="center"/>
+              <w:pBdr>
+                <w:bottom w:val="none" w:sz="0" w:space="0" w:color="000000"/>
+                <w:top w:val="none" w:sz="0" w:space="0" w:color="000000"/>
+                <w:left w:val="none" w:sz="0" w:space="0" w:color="000000"/>
+                <w:right w:val="none" w:sz="0" w:space="0" w:color="000000"/>
+              </w:pBdr>
+              <w:spacing w:after="100" w:before="100" w:line="240"/>
+              <w:ind w:left="100" w:right="100" w:firstLine="0" w:firstLineChars="0"/>
+              <w:rPr>
+                <w:rFonts w:ascii="Helvetica" w:hAnsi="Helvetica" w:eastAsia="Helvetica" w:cs="Helvetica"/>
+                <w:i w:val="false"/>
+                <w:b w:val="false"/>
+                <w:u w:val="none"/>
+                <w:sz w:val="22"/>
+                <w:szCs w:val="22"/>
+                <w:color w:val="000000"/>
+              </w:rPr>
+            </w:pPr>
+            <w:r>
+              <w:rPr>
+                <w:rFonts w:ascii="Helvetica" w:hAnsi="Helvetica" w:eastAsia="Helvetica" w:cs="Helvetica"/>
+                <w:i w:val="false"/>
+                <w:b w:val="false"/>
+                <w:u w:val="none"/>
+                <w:sz w:val="22"/>
+                <w:szCs w:val="22"/>
+                <w:color w:val="000000"/>
+              </w:rPr>
+              <w:t xml:space="preserve">0.680</w:t>
             </w:r>
           </w:p>
         </w:tc>
@@ -6899,113 +6899,113 @@
                 <w:szCs w:val="22"/>
                 <w:color w:val="000000"/>
               </w:rPr>
-              <w:t xml:space="preserve">0.70</w:t>
-            </w:r>
-          </w:p>
-        </w:tc>
-        <w:tc>
-          <w:tcPr>
-            <w:tcBorders>
-              <w:bottom w:val="none" w:sz="0" w:space="0" w:color="000000"/>
-              <w:top w:val="none" w:sz="0" w:space="0" w:color="000000"/>
-              <w:left w:val="none" w:sz="0" w:space="0" w:color="000000"/>
-              <w:right w:val="none" w:sz="0" w:space="0" w:color="000000"/>
-            </w:tcBorders>
-            <w:shd w:val="clear" w:color="auto" w:fill="FFFFFF"/>
-            <w:tcMar>
-              <w:top w:w="0" w:type="dxa"/>
-              <w:bottom w:w="0" w:type="dxa"/>
-              <w:left w:w="0" w:type="dxa"/>
-              <w:right w:w="0" w:type="dxa"/>
-            </w:tcMar>
-            <w:vAlign w:val="top"/>
-          </w:tcPr>
-          <w:p>
-            <w:pPr>
-              <w:pStyle w:val="Normal"/>
-              <w:jc w:val="center"/>
-              <w:pBdr>
-                <w:bottom w:val="none" w:sz="0" w:space="0" w:color="000000"/>
-                <w:top w:val="none" w:sz="0" w:space="0" w:color="000000"/>
-                <w:left w:val="none" w:sz="0" w:space="0" w:color="000000"/>
-                <w:right w:val="none" w:sz="0" w:space="0" w:color="000000"/>
-              </w:pBdr>
-              <w:spacing w:after="100" w:before="100" w:line="240"/>
-              <w:ind w:left="100" w:right="100" w:firstLine="0" w:firstLineChars="0"/>
-              <w:rPr>
-                <w:rFonts w:ascii="Helvetica" w:hAnsi="Helvetica" w:eastAsia="Helvetica" w:cs="Helvetica"/>
-                <w:i w:val="false"/>
-                <w:b w:val="false"/>
-                <w:u w:val="none"/>
-                <w:sz w:val="22"/>
-                <w:szCs w:val="22"/>
-                <w:color w:val="000000"/>
-              </w:rPr>
-            </w:pPr>
-            <w:r>
-              <w:rPr>
-                <w:rFonts w:ascii="Helvetica" w:hAnsi="Helvetica" w:eastAsia="Helvetica" w:cs="Helvetica"/>
-                <w:i w:val="false"/>
-                <w:b w:val="false"/>
-                <w:u w:val="none"/>
-                <w:sz w:val="22"/>
-                <w:szCs w:val="22"/>
-                <w:color w:val="000000"/>
-              </w:rPr>
-              <w:t xml:space="preserve">0.18, 2.68</w:t>
-            </w:r>
-          </w:p>
-        </w:tc>
-        <w:tc>
-          <w:tcPr>
-            <w:tcBorders>
-              <w:bottom w:val="none" w:sz="0" w:space="0" w:color="000000"/>
-              <w:top w:val="none" w:sz="0" w:space="0" w:color="000000"/>
-              <w:left w:val="none" w:sz="0" w:space="0" w:color="000000"/>
-              <w:right w:val="none" w:sz="0" w:space="0" w:color="000000"/>
-            </w:tcBorders>
-            <w:shd w:val="clear" w:color="auto" w:fill="FFFFFF"/>
-            <w:tcMar>
-              <w:top w:w="0" w:type="dxa"/>
-              <w:bottom w:w="0" w:type="dxa"/>
-              <w:left w:w="0" w:type="dxa"/>
-              <w:right w:w="0" w:type="dxa"/>
-            </w:tcMar>
-            <w:vAlign w:val="top"/>
-          </w:tcPr>
-          <w:p>
-            <w:pPr>
-              <w:pStyle w:val="Normal"/>
-              <w:jc w:val="center"/>
-              <w:pBdr>
-                <w:bottom w:val="none" w:sz="0" w:space="0" w:color="000000"/>
-                <w:top w:val="none" w:sz="0" w:space="0" w:color="000000"/>
-                <w:left w:val="none" w:sz="0" w:space="0" w:color="000000"/>
-                <w:right w:val="none" w:sz="0" w:space="0" w:color="000000"/>
-              </w:pBdr>
-              <w:spacing w:after="100" w:before="100" w:line="240"/>
-              <w:ind w:left="100" w:right="100" w:firstLine="0" w:firstLineChars="0"/>
-              <w:rPr>
-                <w:rFonts w:ascii="Helvetica" w:hAnsi="Helvetica" w:eastAsia="Helvetica" w:cs="Helvetica"/>
-                <w:i w:val="false"/>
-                <w:b w:val="false"/>
-                <w:u w:val="none"/>
-                <w:sz w:val="22"/>
-                <w:szCs w:val="22"/>
-                <w:color w:val="000000"/>
-              </w:rPr>
-            </w:pPr>
-            <w:r>
-              <w:rPr>
-                <w:rFonts w:ascii="Helvetica" w:hAnsi="Helvetica" w:eastAsia="Helvetica" w:cs="Helvetica"/>
-                <w:i w:val="false"/>
-                <w:b w:val="false"/>
-                <w:u w:val="none"/>
-                <w:sz w:val="22"/>
-                <w:szCs w:val="22"/>
-                <w:color w:val="000000"/>
-              </w:rPr>
-              <w:t xml:space="preserve">0.600</w:t>
+              <w:t xml:space="preserve">0.94</w:t>
+            </w:r>
+          </w:p>
+        </w:tc>
+        <w:tc>
+          <w:tcPr>
+            <w:tcBorders>
+              <w:bottom w:val="none" w:sz="0" w:space="0" w:color="000000"/>
+              <w:top w:val="none" w:sz="0" w:space="0" w:color="000000"/>
+              <w:left w:val="none" w:sz="0" w:space="0" w:color="000000"/>
+              <w:right w:val="none" w:sz="0" w:space="0" w:color="000000"/>
+            </w:tcBorders>
+            <w:shd w:val="clear" w:color="auto" w:fill="FFFFFF"/>
+            <w:tcMar>
+              <w:top w:w="0" w:type="dxa"/>
+              <w:bottom w:w="0" w:type="dxa"/>
+              <w:left w:w="0" w:type="dxa"/>
+              <w:right w:w="0" w:type="dxa"/>
+            </w:tcMar>
+            <w:vAlign w:val="top"/>
+          </w:tcPr>
+          <w:p>
+            <w:pPr>
+              <w:pStyle w:val="Normal"/>
+              <w:jc w:val="center"/>
+              <w:pBdr>
+                <w:bottom w:val="none" w:sz="0" w:space="0" w:color="000000"/>
+                <w:top w:val="none" w:sz="0" w:space="0" w:color="000000"/>
+                <w:left w:val="none" w:sz="0" w:space="0" w:color="000000"/>
+                <w:right w:val="none" w:sz="0" w:space="0" w:color="000000"/>
+              </w:pBdr>
+              <w:spacing w:after="100" w:before="100" w:line="240"/>
+              <w:ind w:left="100" w:right="100" w:firstLine="0" w:firstLineChars="0"/>
+              <w:rPr>
+                <w:rFonts w:ascii="Helvetica" w:hAnsi="Helvetica" w:eastAsia="Helvetica" w:cs="Helvetica"/>
+                <w:i w:val="false"/>
+                <w:b w:val="false"/>
+                <w:u w:val="none"/>
+                <w:sz w:val="22"/>
+                <w:szCs w:val="22"/>
+                <w:color w:val="000000"/>
+              </w:rPr>
+            </w:pPr>
+            <w:r>
+              <w:rPr>
+                <w:rFonts w:ascii="Helvetica" w:hAnsi="Helvetica" w:eastAsia="Helvetica" w:cs="Helvetica"/>
+                <w:i w:val="false"/>
+                <w:b w:val="false"/>
+                <w:u w:val="none"/>
+                <w:sz w:val="22"/>
+                <w:szCs w:val="22"/>
+                <w:color w:val="000000"/>
+              </w:rPr>
+              <w:t xml:space="preserve">0.25, 3.54</w:t>
+            </w:r>
+          </w:p>
+        </w:tc>
+        <w:tc>
+          <w:tcPr>
+            <w:tcBorders>
+              <w:bottom w:val="none" w:sz="0" w:space="0" w:color="000000"/>
+              <w:top w:val="none" w:sz="0" w:space="0" w:color="000000"/>
+              <w:left w:val="none" w:sz="0" w:space="0" w:color="000000"/>
+              <w:right w:val="none" w:sz="0" w:space="0" w:color="000000"/>
+            </w:tcBorders>
+            <w:shd w:val="clear" w:color="auto" w:fill="FFFFFF"/>
+            <w:tcMar>
+              <w:top w:w="0" w:type="dxa"/>
+              <w:bottom w:w="0" w:type="dxa"/>
+              <w:left w:w="0" w:type="dxa"/>
+              <w:right w:w="0" w:type="dxa"/>
+            </w:tcMar>
+            <w:vAlign w:val="top"/>
+          </w:tcPr>
+          <w:p>
+            <w:pPr>
+              <w:pStyle w:val="Normal"/>
+              <w:jc w:val="center"/>
+              <w:pBdr>
+                <w:bottom w:val="none" w:sz="0" w:space="0" w:color="000000"/>
+                <w:top w:val="none" w:sz="0" w:space="0" w:color="000000"/>
+                <w:left w:val="none" w:sz="0" w:space="0" w:color="000000"/>
+                <w:right w:val="none" w:sz="0" w:space="0" w:color="000000"/>
+              </w:pBdr>
+              <w:spacing w:after="100" w:before="100" w:line="240"/>
+              <w:ind w:left="100" w:right="100" w:firstLine="0" w:firstLineChars="0"/>
+              <w:rPr>
+                <w:rFonts w:ascii="Helvetica" w:hAnsi="Helvetica" w:eastAsia="Helvetica" w:cs="Helvetica"/>
+                <w:i w:val="false"/>
+                <w:b w:val="false"/>
+                <w:u w:val="none"/>
+                <w:sz w:val="22"/>
+                <w:szCs w:val="22"/>
+                <w:color w:val="000000"/>
+              </w:rPr>
+            </w:pPr>
+            <w:r>
+              <w:rPr>
+                <w:rFonts w:ascii="Helvetica" w:hAnsi="Helvetica" w:eastAsia="Helvetica" w:cs="Helvetica"/>
+                <w:i w:val="false"/>
+                <w:b w:val="false"/>
+                <w:u w:val="none"/>
+                <w:sz w:val="22"/>
+                <w:szCs w:val="22"/>
+                <w:color w:val="000000"/>
+              </w:rPr>
+              <w:t xml:space="preserve">0.930</w:t>
             </w:r>
           </w:p>
         </w:tc>
@@ -7382,113 +7382,113 @@
                 <w:szCs w:val="22"/>
                 <w:color w:val="000000"/>
               </w:rPr>
-              <w:t xml:space="preserve">0.24</w:t>
-            </w:r>
-          </w:p>
-        </w:tc>
-        <w:tc>
-          <w:tcPr>
-            <w:tcBorders>
-              <w:bottom w:val="none" w:sz="0" w:space="0" w:color="000000"/>
-              <w:top w:val="none" w:sz="0" w:space="0" w:color="000000"/>
-              <w:left w:val="none" w:sz="0" w:space="0" w:color="000000"/>
-              <w:right w:val="none" w:sz="0" w:space="0" w:color="000000"/>
-            </w:tcBorders>
-            <w:shd w:val="clear" w:color="auto" w:fill="FFFFFF"/>
-            <w:tcMar>
-              <w:top w:w="0" w:type="dxa"/>
-              <w:bottom w:w="0" w:type="dxa"/>
-              <w:left w:w="0" w:type="dxa"/>
-              <w:right w:w="0" w:type="dxa"/>
-            </w:tcMar>
-            <w:vAlign w:val="top"/>
-          </w:tcPr>
-          <w:p>
-            <w:pPr>
-              <w:pStyle w:val="Normal"/>
-              <w:jc w:val="center"/>
-              <w:pBdr>
-                <w:bottom w:val="none" w:sz="0" w:space="0" w:color="000000"/>
-                <w:top w:val="none" w:sz="0" w:space="0" w:color="000000"/>
-                <w:left w:val="none" w:sz="0" w:space="0" w:color="000000"/>
-                <w:right w:val="none" w:sz="0" w:space="0" w:color="000000"/>
-              </w:pBdr>
-              <w:spacing w:after="100" w:before="100" w:line="240"/>
-              <w:ind w:left="100" w:right="100" w:firstLine="0" w:firstLineChars="0"/>
-              <w:rPr>
-                <w:rFonts w:ascii="Helvetica" w:hAnsi="Helvetica" w:eastAsia="Helvetica" w:cs="Helvetica"/>
-                <w:i w:val="false"/>
-                <w:b w:val="false"/>
-                <w:u w:val="none"/>
-                <w:sz w:val="22"/>
-                <w:szCs w:val="22"/>
-                <w:color w:val="000000"/>
-              </w:rPr>
-            </w:pPr>
-            <w:r>
-              <w:rPr>
-                <w:rFonts w:ascii="Helvetica" w:hAnsi="Helvetica" w:eastAsia="Helvetica" w:cs="Helvetica"/>
-                <w:i w:val="false"/>
-                <w:b w:val="false"/>
-                <w:u w:val="none"/>
-                <w:sz w:val="22"/>
-                <w:szCs w:val="22"/>
-                <w:color w:val="000000"/>
-              </w:rPr>
-              <w:t xml:space="preserve">0.06, 1.07</w:t>
-            </w:r>
-          </w:p>
-        </w:tc>
-        <w:tc>
-          <w:tcPr>
-            <w:tcBorders>
-              <w:bottom w:val="none" w:sz="0" w:space="0" w:color="000000"/>
-              <w:top w:val="none" w:sz="0" w:space="0" w:color="000000"/>
-              <w:left w:val="none" w:sz="0" w:space="0" w:color="000000"/>
-              <w:right w:val="none" w:sz="0" w:space="0" w:color="000000"/>
-            </w:tcBorders>
-            <w:shd w:val="clear" w:color="auto" w:fill="FFFFFF"/>
-            <w:tcMar>
-              <w:top w:w="0" w:type="dxa"/>
-              <w:bottom w:w="0" w:type="dxa"/>
-              <w:left w:w="0" w:type="dxa"/>
-              <w:right w:w="0" w:type="dxa"/>
-            </w:tcMar>
-            <w:vAlign w:val="top"/>
-          </w:tcPr>
-          <w:p>
-            <w:pPr>
-              <w:pStyle w:val="Normal"/>
-              <w:jc w:val="center"/>
-              <w:pBdr>
-                <w:bottom w:val="none" w:sz="0" w:space="0" w:color="000000"/>
-                <w:top w:val="none" w:sz="0" w:space="0" w:color="000000"/>
-                <w:left w:val="none" w:sz="0" w:space="0" w:color="000000"/>
-                <w:right w:val="none" w:sz="0" w:space="0" w:color="000000"/>
-              </w:pBdr>
-              <w:spacing w:after="100" w:before="100" w:line="240"/>
-              <w:ind w:left="100" w:right="100" w:firstLine="0" w:firstLineChars="0"/>
-              <w:rPr>
-                <w:rFonts w:ascii="Helvetica" w:hAnsi="Helvetica" w:eastAsia="Helvetica" w:cs="Helvetica"/>
-                <w:i w:val="false"/>
-                <w:b w:val="false"/>
-                <w:u w:val="none"/>
-                <w:sz w:val="22"/>
-                <w:szCs w:val="22"/>
-                <w:color w:val="000000"/>
-              </w:rPr>
-            </w:pPr>
-            <w:r>
-              <w:rPr>
-                <w:rFonts w:ascii="Helvetica" w:hAnsi="Helvetica" w:eastAsia="Helvetica" w:cs="Helvetica"/>
-                <w:i w:val="false"/>
-                <w:b w:val="false"/>
-                <w:u w:val="none"/>
-                <w:sz w:val="22"/>
-                <w:szCs w:val="22"/>
-                <w:color w:val="000000"/>
-              </w:rPr>
-              <w:t xml:space="preserve">0.061</w:t>
+              <w:t xml:space="preserve">0.30</w:t>
+            </w:r>
+          </w:p>
+        </w:tc>
+        <w:tc>
+          <w:tcPr>
+            <w:tcBorders>
+              <w:bottom w:val="none" w:sz="0" w:space="0" w:color="000000"/>
+              <w:top w:val="none" w:sz="0" w:space="0" w:color="000000"/>
+              <w:left w:val="none" w:sz="0" w:space="0" w:color="000000"/>
+              <w:right w:val="none" w:sz="0" w:space="0" w:color="000000"/>
+            </w:tcBorders>
+            <w:shd w:val="clear" w:color="auto" w:fill="FFFFFF"/>
+            <w:tcMar>
+              <w:top w:w="0" w:type="dxa"/>
+              <w:bottom w:w="0" w:type="dxa"/>
+              <w:left w:w="0" w:type="dxa"/>
+              <w:right w:w="0" w:type="dxa"/>
+            </w:tcMar>
+            <w:vAlign w:val="top"/>
+          </w:tcPr>
+          <w:p>
+            <w:pPr>
+              <w:pStyle w:val="Normal"/>
+              <w:jc w:val="center"/>
+              <w:pBdr>
+                <w:bottom w:val="none" w:sz="0" w:space="0" w:color="000000"/>
+                <w:top w:val="none" w:sz="0" w:space="0" w:color="000000"/>
+                <w:left w:val="none" w:sz="0" w:space="0" w:color="000000"/>
+                <w:right w:val="none" w:sz="0" w:space="0" w:color="000000"/>
+              </w:pBdr>
+              <w:spacing w:after="100" w:before="100" w:line="240"/>
+              <w:ind w:left="100" w:right="100" w:firstLine="0" w:firstLineChars="0"/>
+              <w:rPr>
+                <w:rFonts w:ascii="Helvetica" w:hAnsi="Helvetica" w:eastAsia="Helvetica" w:cs="Helvetica"/>
+                <w:i w:val="false"/>
+                <w:b w:val="false"/>
+                <w:u w:val="none"/>
+                <w:sz w:val="22"/>
+                <w:szCs w:val="22"/>
+                <w:color w:val="000000"/>
+              </w:rPr>
+            </w:pPr>
+            <w:r>
+              <w:rPr>
+                <w:rFonts w:ascii="Helvetica" w:hAnsi="Helvetica" w:eastAsia="Helvetica" w:cs="Helvetica"/>
+                <w:i w:val="false"/>
+                <w:b w:val="false"/>
+                <w:u w:val="none"/>
+                <w:sz w:val="22"/>
+                <w:szCs w:val="22"/>
+                <w:color w:val="000000"/>
+              </w:rPr>
+              <w:t xml:space="preserve">0.07, 1.33</w:t>
+            </w:r>
+          </w:p>
+        </w:tc>
+        <w:tc>
+          <w:tcPr>
+            <w:tcBorders>
+              <w:bottom w:val="none" w:sz="0" w:space="0" w:color="000000"/>
+              <w:top w:val="none" w:sz="0" w:space="0" w:color="000000"/>
+              <w:left w:val="none" w:sz="0" w:space="0" w:color="000000"/>
+              <w:right w:val="none" w:sz="0" w:space="0" w:color="000000"/>
+            </w:tcBorders>
+            <w:shd w:val="clear" w:color="auto" w:fill="FFFFFF"/>
+            <w:tcMar>
+              <w:top w:w="0" w:type="dxa"/>
+              <w:bottom w:w="0" w:type="dxa"/>
+              <w:left w:w="0" w:type="dxa"/>
+              <w:right w:w="0" w:type="dxa"/>
+            </w:tcMar>
+            <w:vAlign w:val="top"/>
+          </w:tcPr>
+          <w:p>
+            <w:pPr>
+              <w:pStyle w:val="Normal"/>
+              <w:jc w:val="center"/>
+              <w:pBdr>
+                <w:bottom w:val="none" w:sz="0" w:space="0" w:color="000000"/>
+                <w:top w:val="none" w:sz="0" w:space="0" w:color="000000"/>
+                <w:left w:val="none" w:sz="0" w:space="0" w:color="000000"/>
+                <w:right w:val="none" w:sz="0" w:space="0" w:color="000000"/>
+              </w:pBdr>
+              <w:spacing w:after="100" w:before="100" w:line="240"/>
+              <w:ind w:left="100" w:right="100" w:firstLine="0" w:firstLineChars="0"/>
+              <w:rPr>
+                <w:rFonts w:ascii="Helvetica" w:hAnsi="Helvetica" w:eastAsia="Helvetica" w:cs="Helvetica"/>
+                <w:i w:val="false"/>
+                <w:b w:val="false"/>
+                <w:u w:val="none"/>
+                <w:sz w:val="22"/>
+                <w:szCs w:val="22"/>
+                <w:color w:val="000000"/>
+              </w:rPr>
+            </w:pPr>
+            <w:r>
+              <w:rPr>
+                <w:rFonts w:ascii="Helvetica" w:hAnsi="Helvetica" w:eastAsia="Helvetica" w:cs="Helvetica"/>
+                <w:i w:val="false"/>
+                <w:b w:val="false"/>
+                <w:u w:val="none"/>
+                <w:sz w:val="22"/>
+                <w:szCs w:val="22"/>
+                <w:color w:val="000000"/>
+              </w:rPr>
+              <w:t xml:space="preserve">0.110</w:t>
             </w:r>
           </w:p>
         </w:tc>
@@ -7865,113 +7865,113 @@
                 <w:szCs w:val="22"/>
                 <w:color w:val="000000"/>
               </w:rPr>
-              <w:t xml:space="preserve">0.42</w:t>
-            </w:r>
-          </w:p>
-        </w:tc>
-        <w:tc>
-          <w:tcPr>
-            <w:tcBorders>
-              <w:bottom w:val="none" w:sz="0" w:space="0" w:color="000000"/>
-              <w:top w:val="none" w:sz="0" w:space="0" w:color="000000"/>
-              <w:left w:val="none" w:sz="0" w:space="0" w:color="000000"/>
-              <w:right w:val="none" w:sz="0" w:space="0" w:color="000000"/>
-            </w:tcBorders>
-            <w:shd w:val="clear" w:color="auto" w:fill="FFFFFF"/>
-            <w:tcMar>
-              <w:top w:w="0" w:type="dxa"/>
-              <w:bottom w:w="0" w:type="dxa"/>
-              <w:left w:w="0" w:type="dxa"/>
-              <w:right w:w="0" w:type="dxa"/>
-            </w:tcMar>
-            <w:vAlign w:val="top"/>
-          </w:tcPr>
-          <w:p>
-            <w:pPr>
-              <w:pStyle w:val="Normal"/>
-              <w:jc w:val="center"/>
-              <w:pBdr>
-                <w:bottom w:val="none" w:sz="0" w:space="0" w:color="000000"/>
-                <w:top w:val="none" w:sz="0" w:space="0" w:color="000000"/>
-                <w:left w:val="none" w:sz="0" w:space="0" w:color="000000"/>
-                <w:right w:val="none" w:sz="0" w:space="0" w:color="000000"/>
-              </w:pBdr>
-              <w:spacing w:after="100" w:before="100" w:line="240"/>
-              <w:ind w:left="100" w:right="100" w:firstLine="0" w:firstLineChars="0"/>
-              <w:rPr>
-                <w:rFonts w:ascii="Helvetica" w:hAnsi="Helvetica" w:eastAsia="Helvetica" w:cs="Helvetica"/>
-                <w:i w:val="false"/>
-                <w:b w:val="false"/>
-                <w:u w:val="none"/>
-                <w:sz w:val="22"/>
-                <w:szCs w:val="22"/>
-                <w:color w:val="000000"/>
-              </w:rPr>
-            </w:pPr>
-            <w:r>
-              <w:rPr>
-                <w:rFonts w:ascii="Helvetica" w:hAnsi="Helvetica" w:eastAsia="Helvetica" w:cs="Helvetica"/>
-                <w:i w:val="false"/>
-                <w:b w:val="false"/>
-                <w:u w:val="none"/>
-                <w:sz w:val="22"/>
-                <w:szCs w:val="22"/>
-                <w:color w:val="000000"/>
-              </w:rPr>
-              <w:t xml:space="preserve">0.07, 2.63</w:t>
-            </w:r>
-          </w:p>
-        </w:tc>
-        <w:tc>
-          <w:tcPr>
-            <w:tcBorders>
-              <w:bottom w:val="none" w:sz="0" w:space="0" w:color="000000"/>
-              <w:top w:val="none" w:sz="0" w:space="0" w:color="000000"/>
-              <w:left w:val="none" w:sz="0" w:space="0" w:color="000000"/>
-              <w:right w:val="none" w:sz="0" w:space="0" w:color="000000"/>
-            </w:tcBorders>
-            <w:shd w:val="clear" w:color="auto" w:fill="FFFFFF"/>
-            <w:tcMar>
-              <w:top w:w="0" w:type="dxa"/>
-              <w:bottom w:w="0" w:type="dxa"/>
-              <w:left w:w="0" w:type="dxa"/>
-              <w:right w:w="0" w:type="dxa"/>
-            </w:tcMar>
-            <w:vAlign w:val="top"/>
-          </w:tcPr>
-          <w:p>
-            <w:pPr>
-              <w:pStyle w:val="Normal"/>
-              <w:jc w:val="center"/>
-              <w:pBdr>
-                <w:bottom w:val="none" w:sz="0" w:space="0" w:color="000000"/>
-                <w:top w:val="none" w:sz="0" w:space="0" w:color="000000"/>
-                <w:left w:val="none" w:sz="0" w:space="0" w:color="000000"/>
-                <w:right w:val="none" w:sz="0" w:space="0" w:color="000000"/>
-              </w:pBdr>
-              <w:spacing w:after="100" w:before="100" w:line="240"/>
-              <w:ind w:left="100" w:right="100" w:firstLine="0" w:firstLineChars="0"/>
-              <w:rPr>
-                <w:rFonts w:ascii="Helvetica" w:hAnsi="Helvetica" w:eastAsia="Helvetica" w:cs="Helvetica"/>
-                <w:i w:val="false"/>
-                <w:b w:val="false"/>
-                <w:u w:val="none"/>
-                <w:sz w:val="22"/>
-                <w:szCs w:val="22"/>
-                <w:color w:val="000000"/>
-              </w:rPr>
-            </w:pPr>
-            <w:r>
-              <w:rPr>
-                <w:rFonts w:ascii="Helvetica" w:hAnsi="Helvetica" w:eastAsia="Helvetica" w:cs="Helvetica"/>
-                <w:i w:val="false"/>
-                <w:b w:val="false"/>
-                <w:u w:val="none"/>
-                <w:sz w:val="22"/>
-                <w:szCs w:val="22"/>
-                <w:color w:val="000000"/>
-              </w:rPr>
-              <w:t xml:space="preserve">0.360</w:t>
+              <w:t xml:space="preserve">0.40</w:t>
+            </w:r>
+          </w:p>
+        </w:tc>
+        <w:tc>
+          <w:tcPr>
+            <w:tcBorders>
+              <w:bottom w:val="none" w:sz="0" w:space="0" w:color="000000"/>
+              <w:top w:val="none" w:sz="0" w:space="0" w:color="000000"/>
+              <w:left w:val="none" w:sz="0" w:space="0" w:color="000000"/>
+              <w:right w:val="none" w:sz="0" w:space="0" w:color="000000"/>
+            </w:tcBorders>
+            <w:shd w:val="clear" w:color="auto" w:fill="FFFFFF"/>
+            <w:tcMar>
+              <w:top w:w="0" w:type="dxa"/>
+              <w:bottom w:w="0" w:type="dxa"/>
+              <w:left w:w="0" w:type="dxa"/>
+              <w:right w:w="0" w:type="dxa"/>
+            </w:tcMar>
+            <w:vAlign w:val="top"/>
+          </w:tcPr>
+          <w:p>
+            <w:pPr>
+              <w:pStyle w:val="Normal"/>
+              <w:jc w:val="center"/>
+              <w:pBdr>
+                <w:bottom w:val="none" w:sz="0" w:space="0" w:color="000000"/>
+                <w:top w:val="none" w:sz="0" w:space="0" w:color="000000"/>
+                <w:left w:val="none" w:sz="0" w:space="0" w:color="000000"/>
+                <w:right w:val="none" w:sz="0" w:space="0" w:color="000000"/>
+              </w:pBdr>
+              <w:spacing w:after="100" w:before="100" w:line="240"/>
+              <w:ind w:left="100" w:right="100" w:firstLine="0" w:firstLineChars="0"/>
+              <w:rPr>
+                <w:rFonts w:ascii="Helvetica" w:hAnsi="Helvetica" w:eastAsia="Helvetica" w:cs="Helvetica"/>
+                <w:i w:val="false"/>
+                <w:b w:val="false"/>
+                <w:u w:val="none"/>
+                <w:sz w:val="22"/>
+                <w:szCs w:val="22"/>
+                <w:color w:val="000000"/>
+              </w:rPr>
+            </w:pPr>
+            <w:r>
+              <w:rPr>
+                <w:rFonts w:ascii="Helvetica" w:hAnsi="Helvetica" w:eastAsia="Helvetica" w:cs="Helvetica"/>
+                <w:i w:val="false"/>
+                <w:b w:val="false"/>
+                <w:u w:val="none"/>
+                <w:sz w:val="22"/>
+                <w:szCs w:val="22"/>
+                <w:color w:val="000000"/>
+              </w:rPr>
+              <w:t xml:space="preserve">0.07, 2.39</w:t>
+            </w:r>
+          </w:p>
+        </w:tc>
+        <w:tc>
+          <w:tcPr>
+            <w:tcBorders>
+              <w:bottom w:val="none" w:sz="0" w:space="0" w:color="000000"/>
+              <w:top w:val="none" w:sz="0" w:space="0" w:color="000000"/>
+              <w:left w:val="none" w:sz="0" w:space="0" w:color="000000"/>
+              <w:right w:val="none" w:sz="0" w:space="0" w:color="000000"/>
+            </w:tcBorders>
+            <w:shd w:val="clear" w:color="auto" w:fill="FFFFFF"/>
+            <w:tcMar>
+              <w:top w:w="0" w:type="dxa"/>
+              <w:bottom w:w="0" w:type="dxa"/>
+              <w:left w:w="0" w:type="dxa"/>
+              <w:right w:w="0" w:type="dxa"/>
+            </w:tcMar>
+            <w:vAlign w:val="top"/>
+          </w:tcPr>
+          <w:p>
+            <w:pPr>
+              <w:pStyle w:val="Normal"/>
+              <w:jc w:val="center"/>
+              <w:pBdr>
+                <w:bottom w:val="none" w:sz="0" w:space="0" w:color="000000"/>
+                <w:top w:val="none" w:sz="0" w:space="0" w:color="000000"/>
+                <w:left w:val="none" w:sz="0" w:space="0" w:color="000000"/>
+                <w:right w:val="none" w:sz="0" w:space="0" w:color="000000"/>
+              </w:pBdr>
+              <w:spacing w:after="100" w:before="100" w:line="240"/>
+              <w:ind w:left="100" w:right="100" w:firstLine="0" w:firstLineChars="0"/>
+              <w:rPr>
+                <w:rFonts w:ascii="Helvetica" w:hAnsi="Helvetica" w:eastAsia="Helvetica" w:cs="Helvetica"/>
+                <w:i w:val="false"/>
+                <w:b w:val="false"/>
+                <w:u w:val="none"/>
+                <w:sz w:val="22"/>
+                <w:szCs w:val="22"/>
+                <w:color w:val="000000"/>
+              </w:rPr>
+            </w:pPr>
+            <w:r>
+              <w:rPr>
+                <w:rFonts w:ascii="Helvetica" w:hAnsi="Helvetica" w:eastAsia="Helvetica" w:cs="Helvetica"/>
+                <w:i w:val="false"/>
+                <w:b w:val="false"/>
+                <w:u w:val="none"/>
+                <w:sz w:val="22"/>
+                <w:szCs w:val="22"/>
+                <w:color w:val="000000"/>
+              </w:rPr>
+              <w:t xml:space="preserve">0.320</w:t>
             </w:r>
           </w:p>
         </w:tc>
@@ -8348,113 +8348,113 @@
                 <w:szCs w:val="22"/>
                 <w:color w:val="000000"/>
               </w:rPr>
-              <w:t xml:space="preserve">0.20</w:t>
-            </w:r>
-          </w:p>
-        </w:tc>
-        <w:tc>
-          <w:tcPr>
-            <w:tcBorders>
-              <w:bottom w:val="none" w:sz="0" w:space="0" w:color="000000"/>
-              <w:top w:val="none" w:sz="0" w:space="0" w:color="000000"/>
-              <w:left w:val="none" w:sz="0" w:space="0" w:color="000000"/>
-              <w:right w:val="none" w:sz="0" w:space="0" w:color="000000"/>
-            </w:tcBorders>
-            <w:shd w:val="clear" w:color="auto" w:fill="FFFFFF"/>
-            <w:tcMar>
-              <w:top w:w="0" w:type="dxa"/>
-              <w:bottom w:w="0" w:type="dxa"/>
-              <w:left w:w="0" w:type="dxa"/>
-              <w:right w:w="0" w:type="dxa"/>
-            </w:tcMar>
-            <w:vAlign w:val="top"/>
-          </w:tcPr>
-          <w:p>
-            <w:pPr>
-              <w:pStyle w:val="Normal"/>
-              <w:jc w:val="center"/>
-              <w:pBdr>
-                <w:bottom w:val="none" w:sz="0" w:space="0" w:color="000000"/>
-                <w:top w:val="none" w:sz="0" w:space="0" w:color="000000"/>
-                <w:left w:val="none" w:sz="0" w:space="0" w:color="000000"/>
-                <w:right w:val="none" w:sz="0" w:space="0" w:color="000000"/>
-              </w:pBdr>
-              <w:spacing w:after="100" w:before="100" w:line="240"/>
-              <w:ind w:left="100" w:right="100" w:firstLine="0" w:firstLineChars="0"/>
-              <w:rPr>
-                <w:rFonts w:ascii="Helvetica" w:hAnsi="Helvetica" w:eastAsia="Helvetica" w:cs="Helvetica"/>
-                <w:i w:val="false"/>
-                <w:b w:val="false"/>
-                <w:u w:val="none"/>
-                <w:sz w:val="22"/>
-                <w:szCs w:val="22"/>
-                <w:color w:val="000000"/>
-              </w:rPr>
-            </w:pPr>
-            <w:r>
-              <w:rPr>
-                <w:rFonts w:ascii="Helvetica" w:hAnsi="Helvetica" w:eastAsia="Helvetica" w:cs="Helvetica"/>
-                <w:i w:val="false"/>
-                <w:b w:val="false"/>
-                <w:u w:val="none"/>
-                <w:sz w:val="22"/>
-                <w:szCs w:val="22"/>
-                <w:color w:val="000000"/>
-              </w:rPr>
-              <w:t xml:space="preserve">0.05, 0.86</w:t>
-            </w:r>
-          </w:p>
-        </w:tc>
-        <w:tc>
-          <w:tcPr>
-            <w:tcBorders>
-              <w:bottom w:val="none" w:sz="0" w:space="0" w:color="000000"/>
-              <w:top w:val="none" w:sz="0" w:space="0" w:color="000000"/>
-              <w:left w:val="none" w:sz="0" w:space="0" w:color="000000"/>
-              <w:right w:val="none" w:sz="0" w:space="0" w:color="000000"/>
-            </w:tcBorders>
-            <w:shd w:val="clear" w:color="auto" w:fill="FFFFFF"/>
-            <w:tcMar>
-              <w:top w:w="0" w:type="dxa"/>
-              <w:bottom w:w="0" w:type="dxa"/>
-              <w:left w:w="0" w:type="dxa"/>
-              <w:right w:w="0" w:type="dxa"/>
-            </w:tcMar>
-            <w:vAlign w:val="top"/>
-          </w:tcPr>
-          <w:p>
-            <w:pPr>
-              <w:pStyle w:val="Normal"/>
-              <w:jc w:val="center"/>
-              <w:pBdr>
-                <w:bottom w:val="none" w:sz="0" w:space="0" w:color="000000"/>
-                <w:top w:val="none" w:sz="0" w:space="0" w:color="000000"/>
-                <w:left w:val="none" w:sz="0" w:space="0" w:color="000000"/>
-                <w:right w:val="none" w:sz="0" w:space="0" w:color="000000"/>
-              </w:pBdr>
-              <w:spacing w:after="100" w:before="100" w:line="240"/>
-              <w:ind w:left="100" w:right="100" w:firstLine="0" w:firstLineChars="0"/>
-              <w:rPr>
-                <w:rFonts w:ascii="Helvetica" w:hAnsi="Helvetica" w:eastAsia="Helvetica" w:cs="Helvetica"/>
-                <w:i w:val="false"/>
-                <w:b w:val="false"/>
-                <w:u w:val="none"/>
-                <w:sz w:val="22"/>
-                <w:szCs w:val="22"/>
-                <w:color w:val="000000"/>
-              </w:rPr>
-            </w:pPr>
-            <w:r>
-              <w:rPr>
-                <w:rFonts w:ascii="Helvetica" w:hAnsi="Helvetica" w:eastAsia="Helvetica" w:cs="Helvetica"/>
-                <w:i w:val="false"/>
-                <w:b w:val="false"/>
-                <w:u w:val="none"/>
-                <w:sz w:val="22"/>
-                <w:szCs w:val="22"/>
-                <w:color w:val="000000"/>
-              </w:rPr>
-              <w:t xml:space="preserve">0.031</w:t>
+              <w:t xml:space="preserve">0.26</w:t>
+            </w:r>
+          </w:p>
+        </w:tc>
+        <w:tc>
+          <w:tcPr>
+            <w:tcBorders>
+              <w:bottom w:val="none" w:sz="0" w:space="0" w:color="000000"/>
+              <w:top w:val="none" w:sz="0" w:space="0" w:color="000000"/>
+              <w:left w:val="none" w:sz="0" w:space="0" w:color="000000"/>
+              <w:right w:val="none" w:sz="0" w:space="0" w:color="000000"/>
+            </w:tcBorders>
+            <w:shd w:val="clear" w:color="auto" w:fill="FFFFFF"/>
+            <w:tcMar>
+              <w:top w:w="0" w:type="dxa"/>
+              <w:bottom w:w="0" w:type="dxa"/>
+              <w:left w:w="0" w:type="dxa"/>
+              <w:right w:w="0" w:type="dxa"/>
+            </w:tcMar>
+            <w:vAlign w:val="top"/>
+          </w:tcPr>
+          <w:p>
+            <w:pPr>
+              <w:pStyle w:val="Normal"/>
+              <w:jc w:val="center"/>
+              <w:pBdr>
+                <w:bottom w:val="none" w:sz="0" w:space="0" w:color="000000"/>
+                <w:top w:val="none" w:sz="0" w:space="0" w:color="000000"/>
+                <w:left w:val="none" w:sz="0" w:space="0" w:color="000000"/>
+                <w:right w:val="none" w:sz="0" w:space="0" w:color="000000"/>
+              </w:pBdr>
+              <w:spacing w:after="100" w:before="100" w:line="240"/>
+              <w:ind w:left="100" w:right="100" w:firstLine="0" w:firstLineChars="0"/>
+              <w:rPr>
+                <w:rFonts w:ascii="Helvetica" w:hAnsi="Helvetica" w:eastAsia="Helvetica" w:cs="Helvetica"/>
+                <w:i w:val="false"/>
+                <w:b w:val="false"/>
+                <w:u w:val="none"/>
+                <w:sz w:val="22"/>
+                <w:szCs w:val="22"/>
+                <w:color w:val="000000"/>
+              </w:rPr>
+            </w:pPr>
+            <w:r>
+              <w:rPr>
+                <w:rFonts w:ascii="Helvetica" w:hAnsi="Helvetica" w:eastAsia="Helvetica" w:cs="Helvetica"/>
+                <w:i w:val="false"/>
+                <w:b w:val="false"/>
+                <w:u w:val="none"/>
+                <w:sz w:val="22"/>
+                <w:szCs w:val="22"/>
+                <w:color w:val="000000"/>
+              </w:rPr>
+              <w:t xml:space="preserve">0.06, 1.10</w:t>
+            </w:r>
+          </w:p>
+        </w:tc>
+        <w:tc>
+          <w:tcPr>
+            <w:tcBorders>
+              <w:bottom w:val="none" w:sz="0" w:space="0" w:color="000000"/>
+              <w:top w:val="none" w:sz="0" w:space="0" w:color="000000"/>
+              <w:left w:val="none" w:sz="0" w:space="0" w:color="000000"/>
+              <w:right w:val="none" w:sz="0" w:space="0" w:color="000000"/>
+            </w:tcBorders>
+            <w:shd w:val="clear" w:color="auto" w:fill="FFFFFF"/>
+            <w:tcMar>
+              <w:top w:w="0" w:type="dxa"/>
+              <w:bottom w:w="0" w:type="dxa"/>
+              <w:left w:w="0" w:type="dxa"/>
+              <w:right w:w="0" w:type="dxa"/>
+            </w:tcMar>
+            <w:vAlign w:val="top"/>
+          </w:tcPr>
+          <w:p>
+            <w:pPr>
+              <w:pStyle w:val="Normal"/>
+              <w:jc w:val="center"/>
+              <w:pBdr>
+                <w:bottom w:val="none" w:sz="0" w:space="0" w:color="000000"/>
+                <w:top w:val="none" w:sz="0" w:space="0" w:color="000000"/>
+                <w:left w:val="none" w:sz="0" w:space="0" w:color="000000"/>
+                <w:right w:val="none" w:sz="0" w:space="0" w:color="000000"/>
+              </w:pBdr>
+              <w:spacing w:after="100" w:before="100" w:line="240"/>
+              <w:ind w:left="100" w:right="100" w:firstLine="0" w:firstLineChars="0"/>
+              <w:rPr>
+                <w:rFonts w:ascii="Helvetica" w:hAnsi="Helvetica" w:eastAsia="Helvetica" w:cs="Helvetica"/>
+                <w:i w:val="false"/>
+                <w:b w:val="false"/>
+                <w:u w:val="none"/>
+                <w:sz w:val="22"/>
+                <w:szCs w:val="22"/>
+                <w:color w:val="000000"/>
+              </w:rPr>
+            </w:pPr>
+            <w:r>
+              <w:rPr>
+                <w:rFonts w:ascii="Helvetica" w:hAnsi="Helvetica" w:eastAsia="Helvetica" w:cs="Helvetica"/>
+                <w:i w:val="false"/>
+                <w:b w:val="false"/>
+                <w:u w:val="none"/>
+                <w:sz w:val="22"/>
+                <w:szCs w:val="22"/>
+                <w:color w:val="000000"/>
+              </w:rPr>
+              <w:t xml:space="preserve">0.068</w:t>
             </w:r>
           </w:p>
         </w:tc>
@@ -8831,113 +8831,113 @@
                 <w:szCs w:val="22"/>
                 <w:color w:val="000000"/>
               </w:rPr>
-              <w:t xml:space="preserve">0.54</w:t>
-            </w:r>
-          </w:p>
-        </w:tc>
-        <w:tc>
-          <w:tcPr>
-            <w:tcBorders>
-              <w:bottom w:val="none" w:sz="0" w:space="0" w:color="000000"/>
-              <w:top w:val="none" w:sz="0" w:space="0" w:color="000000"/>
-              <w:left w:val="none" w:sz="0" w:space="0" w:color="000000"/>
-              <w:right w:val="none" w:sz="0" w:space="0" w:color="000000"/>
-            </w:tcBorders>
-            <w:shd w:val="clear" w:color="auto" w:fill="FFFFFF"/>
-            <w:tcMar>
-              <w:top w:w="0" w:type="dxa"/>
-              <w:bottom w:w="0" w:type="dxa"/>
-              <w:left w:w="0" w:type="dxa"/>
-              <w:right w:w="0" w:type="dxa"/>
-            </w:tcMar>
-            <w:vAlign w:val="top"/>
-          </w:tcPr>
-          <w:p>
-            <w:pPr>
-              <w:pStyle w:val="Normal"/>
-              <w:jc w:val="center"/>
-              <w:pBdr>
-                <w:bottom w:val="none" w:sz="0" w:space="0" w:color="000000"/>
-                <w:top w:val="none" w:sz="0" w:space="0" w:color="000000"/>
-                <w:left w:val="none" w:sz="0" w:space="0" w:color="000000"/>
-                <w:right w:val="none" w:sz="0" w:space="0" w:color="000000"/>
-              </w:pBdr>
-              <w:spacing w:after="100" w:before="100" w:line="240"/>
-              <w:ind w:left="100" w:right="100" w:firstLine="0" w:firstLineChars="0"/>
-              <w:rPr>
-                <w:rFonts w:ascii="Helvetica" w:hAnsi="Helvetica" w:eastAsia="Helvetica" w:cs="Helvetica"/>
-                <w:i w:val="false"/>
-                <w:b w:val="false"/>
-                <w:u w:val="none"/>
-                <w:sz w:val="22"/>
-                <w:szCs w:val="22"/>
-                <w:color w:val="000000"/>
-              </w:rPr>
-            </w:pPr>
-            <w:r>
-              <w:rPr>
-                <w:rFonts w:ascii="Helvetica" w:hAnsi="Helvetica" w:eastAsia="Helvetica" w:cs="Helvetica"/>
-                <w:i w:val="false"/>
-                <w:b w:val="false"/>
-                <w:u w:val="none"/>
-                <w:sz w:val="22"/>
-                <w:szCs w:val="22"/>
-                <w:color w:val="000000"/>
-              </w:rPr>
-              <w:t xml:space="preserve">0.08, 3.57</w:t>
-            </w:r>
-          </w:p>
-        </w:tc>
-        <w:tc>
-          <w:tcPr>
-            <w:tcBorders>
-              <w:bottom w:val="none" w:sz="0" w:space="0" w:color="000000"/>
-              <w:top w:val="none" w:sz="0" w:space="0" w:color="000000"/>
-              <w:left w:val="none" w:sz="0" w:space="0" w:color="000000"/>
-              <w:right w:val="none" w:sz="0" w:space="0" w:color="000000"/>
-            </w:tcBorders>
-            <w:shd w:val="clear" w:color="auto" w:fill="FFFFFF"/>
-            <w:tcMar>
-              <w:top w:w="0" w:type="dxa"/>
-              <w:bottom w:w="0" w:type="dxa"/>
-              <w:left w:w="0" w:type="dxa"/>
-              <w:right w:w="0" w:type="dxa"/>
-            </w:tcMar>
-            <w:vAlign w:val="top"/>
-          </w:tcPr>
-          <w:p>
-            <w:pPr>
-              <w:pStyle w:val="Normal"/>
-              <w:jc w:val="center"/>
-              <w:pBdr>
-                <w:bottom w:val="none" w:sz="0" w:space="0" w:color="000000"/>
-                <w:top w:val="none" w:sz="0" w:space="0" w:color="000000"/>
-                <w:left w:val="none" w:sz="0" w:space="0" w:color="000000"/>
-                <w:right w:val="none" w:sz="0" w:space="0" w:color="000000"/>
-              </w:pBdr>
-              <w:spacing w:after="100" w:before="100" w:line="240"/>
-              <w:ind w:left="100" w:right="100" w:firstLine="0" w:firstLineChars="0"/>
-              <w:rPr>
-                <w:rFonts w:ascii="Helvetica" w:hAnsi="Helvetica" w:eastAsia="Helvetica" w:cs="Helvetica"/>
-                <w:i w:val="false"/>
-                <w:b w:val="false"/>
-                <w:u w:val="none"/>
-                <w:sz w:val="22"/>
-                <w:szCs w:val="22"/>
-                <w:color w:val="000000"/>
-              </w:rPr>
-            </w:pPr>
-            <w:r>
-              <w:rPr>
-                <w:rFonts w:ascii="Helvetica" w:hAnsi="Helvetica" w:eastAsia="Helvetica" w:cs="Helvetica"/>
-                <w:i w:val="false"/>
-                <w:b w:val="false"/>
-                <w:u w:val="none"/>
-                <w:sz w:val="22"/>
-                <w:szCs w:val="22"/>
-                <w:color w:val="000000"/>
-              </w:rPr>
-              <w:t xml:space="preserve">0.530</w:t>
+              <w:t xml:space="preserve">0.52</w:t>
+            </w:r>
+          </w:p>
+        </w:tc>
+        <w:tc>
+          <w:tcPr>
+            <w:tcBorders>
+              <w:bottom w:val="none" w:sz="0" w:space="0" w:color="000000"/>
+              <w:top w:val="none" w:sz="0" w:space="0" w:color="000000"/>
+              <w:left w:val="none" w:sz="0" w:space="0" w:color="000000"/>
+              <w:right w:val="none" w:sz="0" w:space="0" w:color="000000"/>
+            </w:tcBorders>
+            <w:shd w:val="clear" w:color="auto" w:fill="FFFFFF"/>
+            <w:tcMar>
+              <w:top w:w="0" w:type="dxa"/>
+              <w:bottom w:w="0" w:type="dxa"/>
+              <w:left w:w="0" w:type="dxa"/>
+              <w:right w:w="0" w:type="dxa"/>
+            </w:tcMar>
+            <w:vAlign w:val="top"/>
+          </w:tcPr>
+          <w:p>
+            <w:pPr>
+              <w:pStyle w:val="Normal"/>
+              <w:jc w:val="center"/>
+              <w:pBdr>
+                <w:bottom w:val="none" w:sz="0" w:space="0" w:color="000000"/>
+                <w:top w:val="none" w:sz="0" w:space="0" w:color="000000"/>
+                <w:left w:val="none" w:sz="0" w:space="0" w:color="000000"/>
+                <w:right w:val="none" w:sz="0" w:space="0" w:color="000000"/>
+              </w:pBdr>
+              <w:spacing w:after="100" w:before="100" w:line="240"/>
+              <w:ind w:left="100" w:right="100" w:firstLine="0" w:firstLineChars="0"/>
+              <w:rPr>
+                <w:rFonts w:ascii="Helvetica" w:hAnsi="Helvetica" w:eastAsia="Helvetica" w:cs="Helvetica"/>
+                <w:i w:val="false"/>
+                <w:b w:val="false"/>
+                <w:u w:val="none"/>
+                <w:sz w:val="22"/>
+                <w:szCs w:val="22"/>
+                <w:color w:val="000000"/>
+              </w:rPr>
+            </w:pPr>
+            <w:r>
+              <w:rPr>
+                <w:rFonts w:ascii="Helvetica" w:hAnsi="Helvetica" w:eastAsia="Helvetica" w:cs="Helvetica"/>
+                <w:i w:val="false"/>
+                <w:b w:val="false"/>
+                <w:u w:val="none"/>
+                <w:sz w:val="22"/>
+                <w:szCs w:val="22"/>
+                <w:color w:val="000000"/>
+              </w:rPr>
+              <w:t xml:space="preserve">0.08, 3.44</w:t>
+            </w:r>
+          </w:p>
+        </w:tc>
+        <w:tc>
+          <w:tcPr>
+            <w:tcBorders>
+              <w:bottom w:val="none" w:sz="0" w:space="0" w:color="000000"/>
+              <w:top w:val="none" w:sz="0" w:space="0" w:color="000000"/>
+              <w:left w:val="none" w:sz="0" w:space="0" w:color="000000"/>
+              <w:right w:val="none" w:sz="0" w:space="0" w:color="000000"/>
+            </w:tcBorders>
+            <w:shd w:val="clear" w:color="auto" w:fill="FFFFFF"/>
+            <w:tcMar>
+              <w:top w:w="0" w:type="dxa"/>
+              <w:bottom w:w="0" w:type="dxa"/>
+              <w:left w:w="0" w:type="dxa"/>
+              <w:right w:w="0" w:type="dxa"/>
+            </w:tcMar>
+            <w:vAlign w:val="top"/>
+          </w:tcPr>
+          <w:p>
+            <w:pPr>
+              <w:pStyle w:val="Normal"/>
+              <w:jc w:val="center"/>
+              <w:pBdr>
+                <w:bottom w:val="none" w:sz="0" w:space="0" w:color="000000"/>
+                <w:top w:val="none" w:sz="0" w:space="0" w:color="000000"/>
+                <w:left w:val="none" w:sz="0" w:space="0" w:color="000000"/>
+                <w:right w:val="none" w:sz="0" w:space="0" w:color="000000"/>
+              </w:pBdr>
+              <w:spacing w:after="100" w:before="100" w:line="240"/>
+              <w:ind w:left="100" w:right="100" w:firstLine="0" w:firstLineChars="0"/>
+              <w:rPr>
+                <w:rFonts w:ascii="Helvetica" w:hAnsi="Helvetica" w:eastAsia="Helvetica" w:cs="Helvetica"/>
+                <w:i w:val="false"/>
+                <w:b w:val="false"/>
+                <w:u w:val="none"/>
+                <w:sz w:val="22"/>
+                <w:szCs w:val="22"/>
+                <w:color w:val="000000"/>
+              </w:rPr>
+            </w:pPr>
+            <w:r>
+              <w:rPr>
+                <w:rFonts w:ascii="Helvetica" w:hAnsi="Helvetica" w:eastAsia="Helvetica" w:cs="Helvetica"/>
+                <w:i w:val="false"/>
+                <w:b w:val="false"/>
+                <w:u w:val="none"/>
+                <w:sz w:val="22"/>
+                <w:szCs w:val="22"/>
+                <w:color w:val="000000"/>
+              </w:rPr>
+              <w:t xml:space="preserve">0.490</w:t>
             </w:r>
           </w:p>
         </w:tc>
@@ -10280,113 +10280,113 @@
                 <w:szCs w:val="22"/>
                 <w:color w:val="000000"/>
               </w:rPr>
-              <w:t xml:space="preserve">0.79</w:t>
-            </w:r>
-          </w:p>
-        </w:tc>
-        <w:tc>
-          <w:tcPr>
-            <w:tcBorders>
-              <w:bottom w:val="none" w:sz="0" w:space="0" w:color="000000"/>
-              <w:top w:val="none" w:sz="0" w:space="0" w:color="000000"/>
-              <w:left w:val="none" w:sz="0" w:space="0" w:color="000000"/>
-              <w:right w:val="none" w:sz="0" w:space="0" w:color="000000"/>
-            </w:tcBorders>
-            <w:shd w:val="clear" w:color="auto" w:fill="FFFFFF"/>
-            <w:tcMar>
-              <w:top w:w="0" w:type="dxa"/>
-              <w:bottom w:w="0" w:type="dxa"/>
-              <w:left w:w="0" w:type="dxa"/>
-              <w:right w:w="0" w:type="dxa"/>
-            </w:tcMar>
-            <w:vAlign w:val="top"/>
-          </w:tcPr>
-          <w:p>
-            <w:pPr>
-              <w:pStyle w:val="Normal"/>
-              <w:jc w:val="center"/>
-              <w:pBdr>
-                <w:bottom w:val="none" w:sz="0" w:space="0" w:color="000000"/>
-                <w:top w:val="none" w:sz="0" w:space="0" w:color="000000"/>
-                <w:left w:val="none" w:sz="0" w:space="0" w:color="000000"/>
-                <w:right w:val="none" w:sz="0" w:space="0" w:color="000000"/>
-              </w:pBdr>
-              <w:spacing w:after="100" w:before="100" w:line="240"/>
-              <w:ind w:left="100" w:right="100" w:firstLine="0" w:firstLineChars="0"/>
-              <w:rPr>
-                <w:rFonts w:ascii="Helvetica" w:hAnsi="Helvetica" w:eastAsia="Helvetica" w:cs="Helvetica"/>
-                <w:i w:val="false"/>
-                <w:b w:val="false"/>
-                <w:u w:val="none"/>
-                <w:sz w:val="22"/>
-                <w:szCs w:val="22"/>
-                <w:color w:val="000000"/>
-              </w:rPr>
-            </w:pPr>
-            <w:r>
-              <w:rPr>
-                <w:rFonts w:ascii="Helvetica" w:hAnsi="Helvetica" w:eastAsia="Helvetica" w:cs="Helvetica"/>
-                <w:i w:val="false"/>
-                <w:b w:val="false"/>
-                <w:u w:val="none"/>
-                <w:sz w:val="22"/>
-                <w:szCs w:val="22"/>
-                <w:color w:val="000000"/>
-              </w:rPr>
-              <w:t xml:space="preserve">0.25, 2.47</w:t>
-            </w:r>
-          </w:p>
-        </w:tc>
-        <w:tc>
-          <w:tcPr>
-            <w:tcBorders>
-              <w:bottom w:val="none" w:sz="0" w:space="0" w:color="000000"/>
-              <w:top w:val="none" w:sz="0" w:space="0" w:color="000000"/>
-              <w:left w:val="none" w:sz="0" w:space="0" w:color="000000"/>
-              <w:right w:val="none" w:sz="0" w:space="0" w:color="000000"/>
-            </w:tcBorders>
-            <w:shd w:val="clear" w:color="auto" w:fill="FFFFFF"/>
-            <w:tcMar>
-              <w:top w:w="0" w:type="dxa"/>
-              <w:bottom w:w="0" w:type="dxa"/>
-              <w:left w:w="0" w:type="dxa"/>
-              <w:right w:w="0" w:type="dxa"/>
-            </w:tcMar>
-            <w:vAlign w:val="top"/>
-          </w:tcPr>
-          <w:p>
-            <w:pPr>
-              <w:pStyle w:val="Normal"/>
-              <w:jc w:val="center"/>
-              <w:pBdr>
-                <w:bottom w:val="none" w:sz="0" w:space="0" w:color="000000"/>
-                <w:top w:val="none" w:sz="0" w:space="0" w:color="000000"/>
-                <w:left w:val="none" w:sz="0" w:space="0" w:color="000000"/>
-                <w:right w:val="none" w:sz="0" w:space="0" w:color="000000"/>
-              </w:pBdr>
-              <w:spacing w:after="100" w:before="100" w:line="240"/>
-              <w:ind w:left="100" w:right="100" w:firstLine="0" w:firstLineChars="0"/>
-              <w:rPr>
-                <w:rFonts w:ascii="Helvetica" w:hAnsi="Helvetica" w:eastAsia="Helvetica" w:cs="Helvetica"/>
-                <w:i w:val="false"/>
-                <w:b w:val="false"/>
-                <w:u w:val="none"/>
-                <w:sz w:val="22"/>
-                <w:szCs w:val="22"/>
-                <w:color w:val="000000"/>
-              </w:rPr>
-            </w:pPr>
-            <w:r>
-              <w:rPr>
-                <w:rFonts w:ascii="Helvetica" w:hAnsi="Helvetica" w:eastAsia="Helvetica" w:cs="Helvetica"/>
-                <w:i w:val="false"/>
-                <w:b w:val="false"/>
-                <w:u w:val="none"/>
-                <w:sz w:val="22"/>
-                <w:szCs w:val="22"/>
-                <w:color w:val="000000"/>
-              </w:rPr>
-              <w:t xml:space="preserve">0.690</w:t>
+              <w:t xml:space="preserve">0.78</w:t>
+            </w:r>
+          </w:p>
+        </w:tc>
+        <w:tc>
+          <w:tcPr>
+            <w:tcBorders>
+              <w:bottom w:val="none" w:sz="0" w:space="0" w:color="000000"/>
+              <w:top w:val="none" w:sz="0" w:space="0" w:color="000000"/>
+              <w:left w:val="none" w:sz="0" w:space="0" w:color="000000"/>
+              <w:right w:val="none" w:sz="0" w:space="0" w:color="000000"/>
+            </w:tcBorders>
+            <w:shd w:val="clear" w:color="auto" w:fill="FFFFFF"/>
+            <w:tcMar>
+              <w:top w:w="0" w:type="dxa"/>
+              <w:bottom w:w="0" w:type="dxa"/>
+              <w:left w:w="0" w:type="dxa"/>
+              <w:right w:w="0" w:type="dxa"/>
+            </w:tcMar>
+            <w:vAlign w:val="top"/>
+          </w:tcPr>
+          <w:p>
+            <w:pPr>
+              <w:pStyle w:val="Normal"/>
+              <w:jc w:val="center"/>
+              <w:pBdr>
+                <w:bottom w:val="none" w:sz="0" w:space="0" w:color="000000"/>
+                <w:top w:val="none" w:sz="0" w:space="0" w:color="000000"/>
+                <w:left w:val="none" w:sz="0" w:space="0" w:color="000000"/>
+                <w:right w:val="none" w:sz="0" w:space="0" w:color="000000"/>
+              </w:pBdr>
+              <w:spacing w:after="100" w:before="100" w:line="240"/>
+              <w:ind w:left="100" w:right="100" w:firstLine="0" w:firstLineChars="0"/>
+              <w:rPr>
+                <w:rFonts w:ascii="Helvetica" w:hAnsi="Helvetica" w:eastAsia="Helvetica" w:cs="Helvetica"/>
+                <w:i w:val="false"/>
+                <w:b w:val="false"/>
+                <w:u w:val="none"/>
+                <w:sz w:val="22"/>
+                <w:szCs w:val="22"/>
+                <w:color w:val="000000"/>
+              </w:rPr>
+            </w:pPr>
+            <w:r>
+              <w:rPr>
+                <w:rFonts w:ascii="Helvetica" w:hAnsi="Helvetica" w:eastAsia="Helvetica" w:cs="Helvetica"/>
+                <w:i w:val="false"/>
+                <w:b w:val="false"/>
+                <w:u w:val="none"/>
+                <w:sz w:val="22"/>
+                <w:szCs w:val="22"/>
+                <w:color w:val="000000"/>
+              </w:rPr>
+              <w:t xml:space="preserve">0.25, 2.43</w:t>
+            </w:r>
+          </w:p>
+        </w:tc>
+        <w:tc>
+          <w:tcPr>
+            <w:tcBorders>
+              <w:bottom w:val="none" w:sz="0" w:space="0" w:color="000000"/>
+              <w:top w:val="none" w:sz="0" w:space="0" w:color="000000"/>
+              <w:left w:val="none" w:sz="0" w:space="0" w:color="000000"/>
+              <w:right w:val="none" w:sz="0" w:space="0" w:color="000000"/>
+            </w:tcBorders>
+            <w:shd w:val="clear" w:color="auto" w:fill="FFFFFF"/>
+            <w:tcMar>
+              <w:top w:w="0" w:type="dxa"/>
+              <w:bottom w:w="0" w:type="dxa"/>
+              <w:left w:w="0" w:type="dxa"/>
+              <w:right w:w="0" w:type="dxa"/>
+            </w:tcMar>
+            <w:vAlign w:val="top"/>
+          </w:tcPr>
+          <w:p>
+            <w:pPr>
+              <w:pStyle w:val="Normal"/>
+              <w:jc w:val="center"/>
+              <w:pBdr>
+                <w:bottom w:val="none" w:sz="0" w:space="0" w:color="000000"/>
+                <w:top w:val="none" w:sz="0" w:space="0" w:color="000000"/>
+                <w:left w:val="none" w:sz="0" w:space="0" w:color="000000"/>
+                <w:right w:val="none" w:sz="0" w:space="0" w:color="000000"/>
+              </w:pBdr>
+              <w:spacing w:after="100" w:before="100" w:line="240"/>
+              <w:ind w:left="100" w:right="100" w:firstLine="0" w:firstLineChars="0"/>
+              <w:rPr>
+                <w:rFonts w:ascii="Helvetica" w:hAnsi="Helvetica" w:eastAsia="Helvetica" w:cs="Helvetica"/>
+                <w:i w:val="false"/>
+                <w:b w:val="false"/>
+                <w:u w:val="none"/>
+                <w:sz w:val="22"/>
+                <w:szCs w:val="22"/>
+                <w:color w:val="000000"/>
+              </w:rPr>
+            </w:pPr>
+            <w:r>
+              <w:rPr>
+                <w:rFonts w:ascii="Helvetica" w:hAnsi="Helvetica" w:eastAsia="Helvetica" w:cs="Helvetica"/>
+                <w:i w:val="false"/>
+                <w:b w:val="false"/>
+                <w:u w:val="none"/>
+                <w:sz w:val="22"/>
+                <w:szCs w:val="22"/>
+                <w:color w:val="000000"/>
+              </w:rPr>
+              <w:t xml:space="preserve">0.670</w:t>
             </w:r>
           </w:p>
         </w:tc>
@@ -11729,113 +11729,113 @@
                 <w:szCs w:val="22"/>
                 <w:color w:val="000000"/>
               </w:rPr>
-              <w:t xml:space="preserve">0.28</w:t>
-            </w:r>
-          </w:p>
-        </w:tc>
-        <w:tc>
-          <w:tcPr>
-            <w:tcBorders>
-              <w:bottom w:val="none" w:sz="0" w:space="0" w:color="000000"/>
-              <w:top w:val="none" w:sz="0" w:space="0" w:color="000000"/>
-              <w:left w:val="none" w:sz="0" w:space="0" w:color="000000"/>
-              <w:right w:val="none" w:sz="0" w:space="0" w:color="000000"/>
-            </w:tcBorders>
-            <w:shd w:val="clear" w:color="auto" w:fill="FFFFFF"/>
-            <w:tcMar>
-              <w:top w:w="0" w:type="dxa"/>
-              <w:bottom w:w="0" w:type="dxa"/>
-              <w:left w:w="0" w:type="dxa"/>
-              <w:right w:w="0" w:type="dxa"/>
-            </w:tcMar>
-            <w:vAlign w:val="top"/>
-          </w:tcPr>
-          <w:p>
-            <w:pPr>
-              <w:pStyle w:val="Normal"/>
-              <w:jc w:val="center"/>
-              <w:pBdr>
-                <w:bottom w:val="none" w:sz="0" w:space="0" w:color="000000"/>
-                <w:top w:val="none" w:sz="0" w:space="0" w:color="000000"/>
-                <w:left w:val="none" w:sz="0" w:space="0" w:color="000000"/>
-                <w:right w:val="none" w:sz="0" w:space="0" w:color="000000"/>
-              </w:pBdr>
-              <w:spacing w:after="100" w:before="100" w:line="240"/>
-              <w:ind w:left="100" w:right="100" w:firstLine="0" w:firstLineChars="0"/>
-              <w:rPr>
-                <w:rFonts w:ascii="Helvetica" w:hAnsi="Helvetica" w:eastAsia="Helvetica" w:cs="Helvetica"/>
-                <w:i w:val="false"/>
-                <w:b w:val="false"/>
-                <w:u w:val="none"/>
-                <w:sz w:val="22"/>
-                <w:szCs w:val="22"/>
-                <w:color w:val="000000"/>
-              </w:rPr>
-            </w:pPr>
-            <w:r>
-              <w:rPr>
-                <w:rFonts w:ascii="Helvetica" w:hAnsi="Helvetica" w:eastAsia="Helvetica" w:cs="Helvetica"/>
-                <w:i w:val="false"/>
-                <w:b w:val="false"/>
-                <w:u w:val="none"/>
-                <w:sz w:val="22"/>
-                <w:szCs w:val="22"/>
-                <w:color w:val="000000"/>
-              </w:rPr>
-              <w:t xml:space="preserve">0.08, 0.96</w:t>
-            </w:r>
-          </w:p>
-        </w:tc>
-        <w:tc>
-          <w:tcPr>
-            <w:tcBorders>
-              <w:bottom w:val="none" w:sz="0" w:space="0" w:color="000000"/>
-              <w:top w:val="none" w:sz="0" w:space="0" w:color="000000"/>
-              <w:left w:val="none" w:sz="0" w:space="0" w:color="000000"/>
-              <w:right w:val="none" w:sz="0" w:space="0" w:color="000000"/>
-            </w:tcBorders>
-            <w:shd w:val="clear" w:color="auto" w:fill="FFFFFF"/>
-            <w:tcMar>
-              <w:top w:w="0" w:type="dxa"/>
-              <w:bottom w:w="0" w:type="dxa"/>
-              <w:left w:w="0" w:type="dxa"/>
-              <w:right w:w="0" w:type="dxa"/>
-            </w:tcMar>
-            <w:vAlign w:val="top"/>
-          </w:tcPr>
-          <w:p>
-            <w:pPr>
-              <w:pStyle w:val="Normal"/>
-              <w:jc w:val="center"/>
-              <w:pBdr>
-                <w:bottom w:val="none" w:sz="0" w:space="0" w:color="000000"/>
-                <w:top w:val="none" w:sz="0" w:space="0" w:color="000000"/>
-                <w:left w:val="none" w:sz="0" w:space="0" w:color="000000"/>
-                <w:right w:val="none" w:sz="0" w:space="0" w:color="000000"/>
-              </w:pBdr>
-              <w:spacing w:after="100" w:before="100" w:line="240"/>
-              <w:ind w:left="100" w:right="100" w:firstLine="0" w:firstLineChars="0"/>
-              <w:rPr>
-                <w:rFonts w:ascii="Helvetica" w:hAnsi="Helvetica" w:eastAsia="Helvetica" w:cs="Helvetica"/>
-                <w:i w:val="false"/>
-                <w:b w:val="false"/>
-                <w:u w:val="none"/>
-                <w:sz w:val="22"/>
-                <w:szCs w:val="22"/>
-                <w:color w:val="000000"/>
-              </w:rPr>
-            </w:pPr>
-            <w:r>
-              <w:rPr>
-                <w:rFonts w:ascii="Helvetica" w:hAnsi="Helvetica" w:eastAsia="Helvetica" w:cs="Helvetica"/>
-                <w:i w:val="false"/>
-                <w:b w:val="false"/>
-                <w:u w:val="none"/>
-                <w:sz w:val="22"/>
-                <w:szCs w:val="22"/>
-                <w:color w:val="000000"/>
-              </w:rPr>
-              <w:t xml:space="preserve">0.044</w:t>
+              <w:t xml:space="preserve">0.34</w:t>
+            </w:r>
+          </w:p>
+        </w:tc>
+        <w:tc>
+          <w:tcPr>
+            <w:tcBorders>
+              <w:bottom w:val="none" w:sz="0" w:space="0" w:color="000000"/>
+              <w:top w:val="none" w:sz="0" w:space="0" w:color="000000"/>
+              <w:left w:val="none" w:sz="0" w:space="0" w:color="000000"/>
+              <w:right w:val="none" w:sz="0" w:space="0" w:color="000000"/>
+            </w:tcBorders>
+            <w:shd w:val="clear" w:color="auto" w:fill="FFFFFF"/>
+            <w:tcMar>
+              <w:top w:w="0" w:type="dxa"/>
+              <w:bottom w:w="0" w:type="dxa"/>
+              <w:left w:w="0" w:type="dxa"/>
+              <w:right w:w="0" w:type="dxa"/>
+            </w:tcMar>
+            <w:vAlign w:val="top"/>
+          </w:tcPr>
+          <w:p>
+            <w:pPr>
+              <w:pStyle w:val="Normal"/>
+              <w:jc w:val="center"/>
+              <w:pBdr>
+                <w:bottom w:val="none" w:sz="0" w:space="0" w:color="000000"/>
+                <w:top w:val="none" w:sz="0" w:space="0" w:color="000000"/>
+                <w:left w:val="none" w:sz="0" w:space="0" w:color="000000"/>
+                <w:right w:val="none" w:sz="0" w:space="0" w:color="000000"/>
+              </w:pBdr>
+              <w:spacing w:after="100" w:before="100" w:line="240"/>
+              <w:ind w:left="100" w:right="100" w:firstLine="0" w:firstLineChars="0"/>
+              <w:rPr>
+                <w:rFonts w:ascii="Helvetica" w:hAnsi="Helvetica" w:eastAsia="Helvetica" w:cs="Helvetica"/>
+                <w:i w:val="false"/>
+                <w:b w:val="false"/>
+                <w:u w:val="none"/>
+                <w:sz w:val="22"/>
+                <w:szCs w:val="22"/>
+                <w:color w:val="000000"/>
+              </w:rPr>
+            </w:pPr>
+            <w:r>
+              <w:rPr>
+                <w:rFonts w:ascii="Helvetica" w:hAnsi="Helvetica" w:eastAsia="Helvetica" w:cs="Helvetica"/>
+                <w:i w:val="false"/>
+                <w:b w:val="false"/>
+                <w:u w:val="none"/>
+                <w:sz w:val="22"/>
+                <w:szCs w:val="22"/>
+                <w:color w:val="000000"/>
+              </w:rPr>
+              <w:t xml:space="preserve">0.10, 1.16</w:t>
+            </w:r>
+          </w:p>
+        </w:tc>
+        <w:tc>
+          <w:tcPr>
+            <w:tcBorders>
+              <w:bottom w:val="none" w:sz="0" w:space="0" w:color="000000"/>
+              <w:top w:val="none" w:sz="0" w:space="0" w:color="000000"/>
+              <w:left w:val="none" w:sz="0" w:space="0" w:color="000000"/>
+              <w:right w:val="none" w:sz="0" w:space="0" w:color="000000"/>
+            </w:tcBorders>
+            <w:shd w:val="clear" w:color="auto" w:fill="FFFFFF"/>
+            <w:tcMar>
+              <w:top w:w="0" w:type="dxa"/>
+              <w:bottom w:w="0" w:type="dxa"/>
+              <w:left w:w="0" w:type="dxa"/>
+              <w:right w:w="0" w:type="dxa"/>
+            </w:tcMar>
+            <w:vAlign w:val="top"/>
+          </w:tcPr>
+          <w:p>
+            <w:pPr>
+              <w:pStyle w:val="Normal"/>
+              <w:jc w:val="center"/>
+              <w:pBdr>
+                <w:bottom w:val="none" w:sz="0" w:space="0" w:color="000000"/>
+                <w:top w:val="none" w:sz="0" w:space="0" w:color="000000"/>
+                <w:left w:val="none" w:sz="0" w:space="0" w:color="000000"/>
+                <w:right w:val="none" w:sz="0" w:space="0" w:color="000000"/>
+              </w:pBdr>
+              <w:spacing w:after="100" w:before="100" w:line="240"/>
+              <w:ind w:left="100" w:right="100" w:firstLine="0" w:firstLineChars="0"/>
+              <w:rPr>
+                <w:rFonts w:ascii="Helvetica" w:hAnsi="Helvetica" w:eastAsia="Helvetica" w:cs="Helvetica"/>
+                <w:i w:val="false"/>
+                <w:b w:val="false"/>
+                <w:u w:val="none"/>
+                <w:sz w:val="22"/>
+                <w:szCs w:val="22"/>
+                <w:color w:val="000000"/>
+              </w:rPr>
+            </w:pPr>
+            <w:r>
+              <w:rPr>
+                <w:rFonts w:ascii="Helvetica" w:hAnsi="Helvetica" w:eastAsia="Helvetica" w:cs="Helvetica"/>
+                <w:i w:val="false"/>
+                <w:b w:val="false"/>
+                <w:u w:val="none"/>
+                <w:sz w:val="22"/>
+                <w:szCs w:val="22"/>
+                <w:color w:val="000000"/>
+              </w:rPr>
+              <w:t xml:space="preserve">0.085</w:t>
             </w:r>
           </w:p>
         </w:tc>
@@ -12212,113 +12212,113 @@
                 <w:szCs w:val="22"/>
                 <w:color w:val="000000"/>
               </w:rPr>
-              <w:t xml:space="preserve">0.80</w:t>
-            </w:r>
-          </w:p>
-        </w:tc>
-        <w:tc>
-          <w:tcPr>
-            <w:tcBorders>
-              <w:bottom w:val="none" w:sz="0" w:space="0" w:color="000000"/>
-              <w:top w:val="none" w:sz="0" w:space="0" w:color="000000"/>
-              <w:left w:val="none" w:sz="0" w:space="0" w:color="000000"/>
-              <w:right w:val="none" w:sz="0" w:space="0" w:color="000000"/>
-            </w:tcBorders>
-            <w:shd w:val="clear" w:color="auto" w:fill="FFFFFF"/>
-            <w:tcMar>
-              <w:top w:w="0" w:type="dxa"/>
-              <w:bottom w:w="0" w:type="dxa"/>
-              <w:left w:w="0" w:type="dxa"/>
-              <w:right w:w="0" w:type="dxa"/>
-            </w:tcMar>
-            <w:vAlign w:val="top"/>
-          </w:tcPr>
-          <w:p>
-            <w:pPr>
-              <w:pStyle w:val="Normal"/>
-              <w:jc w:val="center"/>
-              <w:pBdr>
-                <w:bottom w:val="none" w:sz="0" w:space="0" w:color="000000"/>
-                <w:top w:val="none" w:sz="0" w:space="0" w:color="000000"/>
-                <w:left w:val="none" w:sz="0" w:space="0" w:color="000000"/>
-                <w:right w:val="none" w:sz="0" w:space="0" w:color="000000"/>
-              </w:pBdr>
-              <w:spacing w:after="100" w:before="100" w:line="240"/>
-              <w:ind w:left="100" w:right="100" w:firstLine="0" w:firstLineChars="0"/>
-              <w:rPr>
-                <w:rFonts w:ascii="Helvetica" w:hAnsi="Helvetica" w:eastAsia="Helvetica" w:cs="Helvetica"/>
-                <w:i w:val="false"/>
-                <w:b w:val="false"/>
-                <w:u w:val="none"/>
-                <w:sz w:val="22"/>
-                <w:szCs w:val="22"/>
-                <w:color w:val="000000"/>
-              </w:rPr>
-            </w:pPr>
-            <w:r>
-              <w:rPr>
-                <w:rFonts w:ascii="Helvetica" w:hAnsi="Helvetica" w:eastAsia="Helvetica" w:cs="Helvetica"/>
-                <w:i w:val="false"/>
-                <w:b w:val="false"/>
-                <w:u w:val="none"/>
-                <w:sz w:val="22"/>
-                <w:szCs w:val="22"/>
-                <w:color w:val="000000"/>
-              </w:rPr>
-              <w:t xml:space="preserve">0.25, 2.54</w:t>
-            </w:r>
-          </w:p>
-        </w:tc>
-        <w:tc>
-          <w:tcPr>
-            <w:tcBorders>
-              <w:bottom w:val="none" w:sz="0" w:space="0" w:color="000000"/>
-              <w:top w:val="none" w:sz="0" w:space="0" w:color="000000"/>
-              <w:left w:val="none" w:sz="0" w:space="0" w:color="000000"/>
-              <w:right w:val="none" w:sz="0" w:space="0" w:color="000000"/>
-            </w:tcBorders>
-            <w:shd w:val="clear" w:color="auto" w:fill="FFFFFF"/>
-            <w:tcMar>
-              <w:top w:w="0" w:type="dxa"/>
-              <w:bottom w:w="0" w:type="dxa"/>
-              <w:left w:w="0" w:type="dxa"/>
-              <w:right w:w="0" w:type="dxa"/>
-            </w:tcMar>
-            <w:vAlign w:val="top"/>
-          </w:tcPr>
-          <w:p>
-            <w:pPr>
-              <w:pStyle w:val="Normal"/>
-              <w:jc w:val="center"/>
-              <w:pBdr>
-                <w:bottom w:val="none" w:sz="0" w:space="0" w:color="000000"/>
-                <w:top w:val="none" w:sz="0" w:space="0" w:color="000000"/>
-                <w:left w:val="none" w:sz="0" w:space="0" w:color="000000"/>
-                <w:right w:val="none" w:sz="0" w:space="0" w:color="000000"/>
-              </w:pBdr>
-              <w:spacing w:after="100" w:before="100" w:line="240"/>
-              <w:ind w:left="100" w:right="100" w:firstLine="0" w:firstLineChars="0"/>
-              <w:rPr>
-                <w:rFonts w:ascii="Helvetica" w:hAnsi="Helvetica" w:eastAsia="Helvetica" w:cs="Helvetica"/>
-                <w:i w:val="false"/>
-                <w:b w:val="false"/>
-                <w:u w:val="none"/>
-                <w:sz w:val="22"/>
-                <w:szCs w:val="22"/>
-                <w:color w:val="000000"/>
-              </w:rPr>
-            </w:pPr>
-            <w:r>
-              <w:rPr>
-                <w:rFonts w:ascii="Helvetica" w:hAnsi="Helvetica" w:eastAsia="Helvetica" w:cs="Helvetica"/>
-                <w:i w:val="false"/>
-                <w:b w:val="false"/>
-                <w:u w:val="none"/>
-                <w:sz w:val="22"/>
-                <w:szCs w:val="22"/>
-                <w:color w:val="000000"/>
-              </w:rPr>
-              <w:t xml:space="preserve">0.700</w:t>
+              <w:t xml:space="preserve">0.79</w:t>
+            </w:r>
+          </w:p>
+        </w:tc>
+        <w:tc>
+          <w:tcPr>
+            <w:tcBorders>
+              <w:bottom w:val="none" w:sz="0" w:space="0" w:color="000000"/>
+              <w:top w:val="none" w:sz="0" w:space="0" w:color="000000"/>
+              <w:left w:val="none" w:sz="0" w:space="0" w:color="000000"/>
+              <w:right w:val="none" w:sz="0" w:space="0" w:color="000000"/>
+            </w:tcBorders>
+            <w:shd w:val="clear" w:color="auto" w:fill="FFFFFF"/>
+            <w:tcMar>
+              <w:top w:w="0" w:type="dxa"/>
+              <w:bottom w:w="0" w:type="dxa"/>
+              <w:left w:w="0" w:type="dxa"/>
+              <w:right w:w="0" w:type="dxa"/>
+            </w:tcMar>
+            <w:vAlign w:val="top"/>
+          </w:tcPr>
+          <w:p>
+            <w:pPr>
+              <w:pStyle w:val="Normal"/>
+              <w:jc w:val="center"/>
+              <w:pBdr>
+                <w:bottom w:val="none" w:sz="0" w:space="0" w:color="000000"/>
+                <w:top w:val="none" w:sz="0" w:space="0" w:color="000000"/>
+                <w:left w:val="none" w:sz="0" w:space="0" w:color="000000"/>
+                <w:right w:val="none" w:sz="0" w:space="0" w:color="000000"/>
+              </w:pBdr>
+              <w:spacing w:after="100" w:before="100" w:line="240"/>
+              <w:ind w:left="100" w:right="100" w:firstLine="0" w:firstLineChars="0"/>
+              <w:rPr>
+                <w:rFonts w:ascii="Helvetica" w:hAnsi="Helvetica" w:eastAsia="Helvetica" w:cs="Helvetica"/>
+                <w:i w:val="false"/>
+                <w:b w:val="false"/>
+                <w:u w:val="none"/>
+                <w:sz w:val="22"/>
+                <w:szCs w:val="22"/>
+                <w:color w:val="000000"/>
+              </w:rPr>
+            </w:pPr>
+            <w:r>
+              <w:rPr>
+                <w:rFonts w:ascii="Helvetica" w:hAnsi="Helvetica" w:eastAsia="Helvetica" w:cs="Helvetica"/>
+                <w:i w:val="false"/>
+                <w:b w:val="false"/>
+                <w:u w:val="none"/>
+                <w:sz w:val="22"/>
+                <w:szCs w:val="22"/>
+                <w:color w:val="000000"/>
+              </w:rPr>
+              <w:t xml:space="preserve">0.25, 2.53</w:t>
+            </w:r>
+          </w:p>
+        </w:tc>
+        <w:tc>
+          <w:tcPr>
+            <w:tcBorders>
+              <w:bottom w:val="none" w:sz="0" w:space="0" w:color="000000"/>
+              <w:top w:val="none" w:sz="0" w:space="0" w:color="000000"/>
+              <w:left w:val="none" w:sz="0" w:space="0" w:color="000000"/>
+              <w:right w:val="none" w:sz="0" w:space="0" w:color="000000"/>
+            </w:tcBorders>
+            <w:shd w:val="clear" w:color="auto" w:fill="FFFFFF"/>
+            <w:tcMar>
+              <w:top w:w="0" w:type="dxa"/>
+              <w:bottom w:w="0" w:type="dxa"/>
+              <w:left w:w="0" w:type="dxa"/>
+              <w:right w:w="0" w:type="dxa"/>
+            </w:tcMar>
+            <w:vAlign w:val="top"/>
+          </w:tcPr>
+          <w:p>
+            <w:pPr>
+              <w:pStyle w:val="Normal"/>
+              <w:jc w:val="center"/>
+              <w:pBdr>
+                <w:bottom w:val="none" w:sz="0" w:space="0" w:color="000000"/>
+                <w:top w:val="none" w:sz="0" w:space="0" w:color="000000"/>
+                <w:left w:val="none" w:sz="0" w:space="0" w:color="000000"/>
+                <w:right w:val="none" w:sz="0" w:space="0" w:color="000000"/>
+              </w:pBdr>
+              <w:spacing w:after="100" w:before="100" w:line="240"/>
+              <w:ind w:left="100" w:right="100" w:firstLine="0" w:firstLineChars="0"/>
+              <w:rPr>
+                <w:rFonts w:ascii="Helvetica" w:hAnsi="Helvetica" w:eastAsia="Helvetica" w:cs="Helvetica"/>
+                <w:i w:val="false"/>
+                <w:b w:val="false"/>
+                <w:u w:val="none"/>
+                <w:sz w:val="22"/>
+                <w:szCs w:val="22"/>
+                <w:color w:val="000000"/>
+              </w:rPr>
+            </w:pPr>
+            <w:r>
+              <w:rPr>
+                <w:rFonts w:ascii="Helvetica" w:hAnsi="Helvetica" w:eastAsia="Helvetica" w:cs="Helvetica"/>
+                <w:i w:val="false"/>
+                <w:b w:val="false"/>
+                <w:u w:val="none"/>
+                <w:sz w:val="22"/>
+                <w:szCs w:val="22"/>
+                <w:color w:val="000000"/>
+              </w:rPr>
+              <w:t xml:space="preserve">0.690</w:t>
             </w:r>
           </w:p>
         </w:tc>
@@ -12695,113 +12695,113 @@
                 <w:szCs w:val="22"/>
                 <w:color w:val="000000"/>
               </w:rPr>
-              <w:t xml:space="preserve">1.10</w:t>
-            </w:r>
-          </w:p>
-        </w:tc>
-        <w:tc>
-          <w:tcPr>
-            <w:tcBorders>
-              <w:bottom w:val="none" w:sz="0" w:space="0" w:color="000000"/>
-              <w:top w:val="none" w:sz="0" w:space="0" w:color="000000"/>
-              <w:left w:val="none" w:sz="0" w:space="0" w:color="000000"/>
-              <w:right w:val="none" w:sz="0" w:space="0" w:color="000000"/>
-            </w:tcBorders>
-            <w:shd w:val="clear" w:color="auto" w:fill="FFFFFF"/>
-            <w:tcMar>
-              <w:top w:w="0" w:type="dxa"/>
-              <w:bottom w:w="0" w:type="dxa"/>
-              <w:left w:w="0" w:type="dxa"/>
-              <w:right w:w="0" w:type="dxa"/>
-            </w:tcMar>
-            <w:vAlign w:val="top"/>
-          </w:tcPr>
-          <w:p>
-            <w:pPr>
-              <w:pStyle w:val="Normal"/>
-              <w:jc w:val="center"/>
-              <w:pBdr>
-                <w:bottom w:val="none" w:sz="0" w:space="0" w:color="000000"/>
-                <w:top w:val="none" w:sz="0" w:space="0" w:color="000000"/>
-                <w:left w:val="none" w:sz="0" w:space="0" w:color="000000"/>
-                <w:right w:val="none" w:sz="0" w:space="0" w:color="000000"/>
-              </w:pBdr>
-              <w:spacing w:after="100" w:before="100" w:line="240"/>
-              <w:ind w:left="100" w:right="100" w:firstLine="0" w:firstLineChars="0"/>
-              <w:rPr>
-                <w:rFonts w:ascii="Helvetica" w:hAnsi="Helvetica" w:eastAsia="Helvetica" w:cs="Helvetica"/>
-                <w:i w:val="false"/>
-                <w:b w:val="false"/>
-                <w:u w:val="none"/>
-                <w:sz w:val="22"/>
-                <w:szCs w:val="22"/>
-                <w:color w:val="000000"/>
-              </w:rPr>
-            </w:pPr>
-            <w:r>
-              <w:rPr>
-                <w:rFonts w:ascii="Helvetica" w:hAnsi="Helvetica" w:eastAsia="Helvetica" w:cs="Helvetica"/>
-                <w:i w:val="false"/>
-                <w:b w:val="false"/>
-                <w:u w:val="none"/>
-                <w:sz w:val="22"/>
-                <w:szCs w:val="22"/>
-                <w:color w:val="000000"/>
-              </w:rPr>
-              <w:t xml:space="preserve">0.25, 4.74</w:t>
-            </w:r>
-          </w:p>
-        </w:tc>
-        <w:tc>
-          <w:tcPr>
-            <w:tcBorders>
-              <w:bottom w:val="none" w:sz="0" w:space="0" w:color="000000"/>
-              <w:top w:val="none" w:sz="0" w:space="0" w:color="000000"/>
-              <w:left w:val="none" w:sz="0" w:space="0" w:color="000000"/>
-              <w:right w:val="none" w:sz="0" w:space="0" w:color="000000"/>
-            </w:tcBorders>
-            <w:shd w:val="clear" w:color="auto" w:fill="FFFFFF"/>
-            <w:tcMar>
-              <w:top w:w="0" w:type="dxa"/>
-              <w:bottom w:w="0" w:type="dxa"/>
-              <w:left w:w="0" w:type="dxa"/>
-              <w:right w:w="0" w:type="dxa"/>
-            </w:tcMar>
-            <w:vAlign w:val="top"/>
-          </w:tcPr>
-          <w:p>
-            <w:pPr>
-              <w:pStyle w:val="Normal"/>
-              <w:jc w:val="center"/>
-              <w:pBdr>
-                <w:bottom w:val="none" w:sz="0" w:space="0" w:color="000000"/>
-                <w:top w:val="none" w:sz="0" w:space="0" w:color="000000"/>
-                <w:left w:val="none" w:sz="0" w:space="0" w:color="000000"/>
-                <w:right w:val="none" w:sz="0" w:space="0" w:color="000000"/>
-              </w:pBdr>
-              <w:spacing w:after="100" w:before="100" w:line="240"/>
-              <w:ind w:left="100" w:right="100" w:firstLine="0" w:firstLineChars="0"/>
-              <w:rPr>
-                <w:rFonts w:ascii="Helvetica" w:hAnsi="Helvetica" w:eastAsia="Helvetica" w:cs="Helvetica"/>
-                <w:i w:val="false"/>
-                <w:b w:val="false"/>
-                <w:u w:val="none"/>
-                <w:sz w:val="22"/>
-                <w:szCs w:val="22"/>
-                <w:color w:val="000000"/>
-              </w:rPr>
-            </w:pPr>
-            <w:r>
-              <w:rPr>
-                <w:rFonts w:ascii="Helvetica" w:hAnsi="Helvetica" w:eastAsia="Helvetica" w:cs="Helvetica"/>
-                <w:i w:val="false"/>
-                <w:b w:val="false"/>
-                <w:u w:val="none"/>
-                <w:sz w:val="22"/>
-                <w:szCs w:val="22"/>
-                <w:color w:val="000000"/>
-              </w:rPr>
-              <w:t xml:space="preserve">0.900</w:t>
+              <w:t xml:space="preserve">1.04</w:t>
+            </w:r>
+          </w:p>
+        </w:tc>
+        <w:tc>
+          <w:tcPr>
+            <w:tcBorders>
+              <w:bottom w:val="none" w:sz="0" w:space="0" w:color="000000"/>
+              <w:top w:val="none" w:sz="0" w:space="0" w:color="000000"/>
+              <w:left w:val="none" w:sz="0" w:space="0" w:color="000000"/>
+              <w:right w:val="none" w:sz="0" w:space="0" w:color="000000"/>
+            </w:tcBorders>
+            <w:shd w:val="clear" w:color="auto" w:fill="FFFFFF"/>
+            <w:tcMar>
+              <w:top w:w="0" w:type="dxa"/>
+              <w:bottom w:w="0" w:type="dxa"/>
+              <w:left w:w="0" w:type="dxa"/>
+              <w:right w:w="0" w:type="dxa"/>
+            </w:tcMar>
+            <w:vAlign w:val="top"/>
+          </w:tcPr>
+          <w:p>
+            <w:pPr>
+              <w:pStyle w:val="Normal"/>
+              <w:jc w:val="center"/>
+              <w:pBdr>
+                <w:bottom w:val="none" w:sz="0" w:space="0" w:color="000000"/>
+                <w:top w:val="none" w:sz="0" w:space="0" w:color="000000"/>
+                <w:left w:val="none" w:sz="0" w:space="0" w:color="000000"/>
+                <w:right w:val="none" w:sz="0" w:space="0" w:color="000000"/>
+              </w:pBdr>
+              <w:spacing w:after="100" w:before="100" w:line="240"/>
+              <w:ind w:left="100" w:right="100" w:firstLine="0" w:firstLineChars="0"/>
+              <w:rPr>
+                <w:rFonts w:ascii="Helvetica" w:hAnsi="Helvetica" w:eastAsia="Helvetica" w:cs="Helvetica"/>
+                <w:i w:val="false"/>
+                <w:b w:val="false"/>
+                <w:u w:val="none"/>
+                <w:sz w:val="22"/>
+                <w:szCs w:val="22"/>
+                <w:color w:val="000000"/>
+              </w:rPr>
+            </w:pPr>
+            <w:r>
+              <w:rPr>
+                <w:rFonts w:ascii="Helvetica" w:hAnsi="Helvetica" w:eastAsia="Helvetica" w:cs="Helvetica"/>
+                <w:i w:val="false"/>
+                <w:b w:val="false"/>
+                <w:u w:val="none"/>
+                <w:sz w:val="22"/>
+                <w:szCs w:val="22"/>
+                <w:color w:val="000000"/>
+              </w:rPr>
+              <w:t xml:space="preserve">0.25, 4.35</w:t>
+            </w:r>
+          </w:p>
+        </w:tc>
+        <w:tc>
+          <w:tcPr>
+            <w:tcBorders>
+              <w:bottom w:val="none" w:sz="0" w:space="0" w:color="000000"/>
+              <w:top w:val="none" w:sz="0" w:space="0" w:color="000000"/>
+              <w:left w:val="none" w:sz="0" w:space="0" w:color="000000"/>
+              <w:right w:val="none" w:sz="0" w:space="0" w:color="000000"/>
+            </w:tcBorders>
+            <w:shd w:val="clear" w:color="auto" w:fill="FFFFFF"/>
+            <w:tcMar>
+              <w:top w:w="0" w:type="dxa"/>
+              <w:bottom w:w="0" w:type="dxa"/>
+              <w:left w:w="0" w:type="dxa"/>
+              <w:right w:w="0" w:type="dxa"/>
+            </w:tcMar>
+            <w:vAlign w:val="top"/>
+          </w:tcPr>
+          <w:p>
+            <w:pPr>
+              <w:pStyle w:val="Normal"/>
+              <w:jc w:val="center"/>
+              <w:pBdr>
+                <w:bottom w:val="none" w:sz="0" w:space="0" w:color="000000"/>
+                <w:top w:val="none" w:sz="0" w:space="0" w:color="000000"/>
+                <w:left w:val="none" w:sz="0" w:space="0" w:color="000000"/>
+                <w:right w:val="none" w:sz="0" w:space="0" w:color="000000"/>
+              </w:pBdr>
+              <w:spacing w:after="100" w:before="100" w:line="240"/>
+              <w:ind w:left="100" w:right="100" w:firstLine="0" w:firstLineChars="0"/>
+              <w:rPr>
+                <w:rFonts w:ascii="Helvetica" w:hAnsi="Helvetica" w:eastAsia="Helvetica" w:cs="Helvetica"/>
+                <w:i w:val="false"/>
+                <w:b w:val="false"/>
+                <w:u w:val="none"/>
+                <w:sz w:val="22"/>
+                <w:szCs w:val="22"/>
+                <w:color w:val="000000"/>
+              </w:rPr>
+            </w:pPr>
+            <w:r>
+              <w:rPr>
+                <w:rFonts w:ascii="Helvetica" w:hAnsi="Helvetica" w:eastAsia="Helvetica" w:cs="Helvetica"/>
+                <w:i w:val="false"/>
+                <w:b w:val="false"/>
+                <w:u w:val="none"/>
+                <w:sz w:val="22"/>
+                <w:szCs w:val="22"/>
+                <w:color w:val="000000"/>
+              </w:rPr>
+              <w:t xml:space="preserve">0.950</w:t>
             </w:r>
           </w:p>
         </w:tc>
@@ -13178,113 +13178,113 @@
                 <w:szCs w:val="22"/>
                 <w:color w:val="000000"/>
               </w:rPr>
-              <w:t xml:space="preserve">9.21</w:t>
-            </w:r>
-          </w:p>
-        </w:tc>
-        <w:tc>
-          <w:tcPr>
-            <w:tcBorders>
-              <w:bottom w:val="none" w:sz="0" w:space="0" w:color="000000"/>
-              <w:top w:val="none" w:sz="0" w:space="0" w:color="000000"/>
-              <w:left w:val="none" w:sz="0" w:space="0" w:color="000000"/>
-              <w:right w:val="none" w:sz="0" w:space="0" w:color="000000"/>
-            </w:tcBorders>
-            <w:shd w:val="clear" w:color="auto" w:fill="FFFFFF"/>
-            <w:tcMar>
-              <w:top w:w="0" w:type="dxa"/>
-              <w:bottom w:w="0" w:type="dxa"/>
-              <w:left w:w="0" w:type="dxa"/>
-              <w:right w:w="0" w:type="dxa"/>
-            </w:tcMar>
-            <w:vAlign w:val="top"/>
-          </w:tcPr>
-          <w:p>
-            <w:pPr>
-              <w:pStyle w:val="Normal"/>
-              <w:jc w:val="center"/>
-              <w:pBdr>
-                <w:bottom w:val="none" w:sz="0" w:space="0" w:color="000000"/>
-                <w:top w:val="none" w:sz="0" w:space="0" w:color="000000"/>
-                <w:left w:val="none" w:sz="0" w:space="0" w:color="000000"/>
-                <w:right w:val="none" w:sz="0" w:space="0" w:color="000000"/>
-              </w:pBdr>
-              <w:spacing w:after="100" w:before="100" w:line="240"/>
-              <w:ind w:left="100" w:right="100" w:firstLine="0" w:firstLineChars="0"/>
-              <w:rPr>
-                <w:rFonts w:ascii="Helvetica" w:hAnsi="Helvetica" w:eastAsia="Helvetica" w:cs="Helvetica"/>
-                <w:i w:val="false"/>
-                <w:b w:val="false"/>
-                <w:u w:val="none"/>
-                <w:sz w:val="22"/>
-                <w:szCs w:val="22"/>
-                <w:color w:val="000000"/>
-              </w:rPr>
-            </w:pPr>
-            <w:r>
-              <w:rPr>
-                <w:rFonts w:ascii="Helvetica" w:hAnsi="Helvetica" w:eastAsia="Helvetica" w:cs="Helvetica"/>
-                <w:i w:val="false"/>
-                <w:b w:val="false"/>
-                <w:u w:val="none"/>
-                <w:sz w:val="22"/>
-                <w:szCs w:val="22"/>
-                <w:color w:val="000000"/>
-              </w:rPr>
-              <w:t xml:space="preserve">2.73, 31.1</w:t>
-            </w:r>
-          </w:p>
-        </w:tc>
-        <w:tc>
-          <w:tcPr>
-            <w:tcBorders>
-              <w:bottom w:val="none" w:sz="0" w:space="0" w:color="000000"/>
-              <w:top w:val="none" w:sz="0" w:space="0" w:color="000000"/>
-              <w:left w:val="none" w:sz="0" w:space="0" w:color="000000"/>
-              <w:right w:val="none" w:sz="0" w:space="0" w:color="000000"/>
-            </w:tcBorders>
-            <w:shd w:val="clear" w:color="auto" w:fill="FFFFFF"/>
-            <w:tcMar>
-              <w:top w:w="0" w:type="dxa"/>
-              <w:bottom w:w="0" w:type="dxa"/>
-              <w:left w:w="0" w:type="dxa"/>
-              <w:right w:w="0" w:type="dxa"/>
-            </w:tcMar>
-            <w:vAlign w:val="top"/>
-          </w:tcPr>
-          <w:p>
-            <w:pPr>
-              <w:pStyle w:val="Normal"/>
-              <w:jc w:val="center"/>
-              <w:pBdr>
-                <w:bottom w:val="none" w:sz="0" w:space="0" w:color="000000"/>
-                <w:top w:val="none" w:sz="0" w:space="0" w:color="000000"/>
-                <w:left w:val="none" w:sz="0" w:space="0" w:color="000000"/>
-                <w:right w:val="none" w:sz="0" w:space="0" w:color="000000"/>
-              </w:pBdr>
-              <w:spacing w:after="100" w:before="100" w:line="240"/>
-              <w:ind w:left="100" w:right="100" w:firstLine="0" w:firstLineChars="0"/>
-              <w:rPr>
-                <w:rFonts w:ascii="Helvetica" w:hAnsi="Helvetica" w:eastAsia="Helvetica" w:cs="Helvetica"/>
-                <w:i w:val="false"/>
-                <w:b w:val="false"/>
-                <w:u w:val="none"/>
-                <w:sz w:val="22"/>
-                <w:szCs w:val="22"/>
-                <w:color w:val="000000"/>
-              </w:rPr>
-            </w:pPr>
-            <w:r>
-              <w:rPr>
-                <w:rFonts w:ascii="Helvetica" w:hAnsi="Helvetica" w:eastAsia="Helvetica" w:cs="Helvetica"/>
-                <w:i w:val="false"/>
-                <w:b w:val="false"/>
-                <w:u w:val="none"/>
-                <w:sz w:val="22"/>
-                <w:szCs w:val="22"/>
-                <w:color w:val="000000"/>
-              </w:rPr>
-              <w:t xml:space="preserve">&lt;0.001</w:t>
+              <w:t xml:space="preserve">7.01</w:t>
+            </w:r>
+          </w:p>
+        </w:tc>
+        <w:tc>
+          <w:tcPr>
+            <w:tcBorders>
+              <w:bottom w:val="none" w:sz="0" w:space="0" w:color="000000"/>
+              <w:top w:val="none" w:sz="0" w:space="0" w:color="000000"/>
+              <w:left w:val="none" w:sz="0" w:space="0" w:color="000000"/>
+              <w:right w:val="none" w:sz="0" w:space="0" w:color="000000"/>
+            </w:tcBorders>
+            <w:shd w:val="clear" w:color="auto" w:fill="FFFFFF"/>
+            <w:tcMar>
+              <w:top w:w="0" w:type="dxa"/>
+              <w:bottom w:w="0" w:type="dxa"/>
+              <w:left w:w="0" w:type="dxa"/>
+              <w:right w:w="0" w:type="dxa"/>
+            </w:tcMar>
+            <w:vAlign w:val="top"/>
+          </w:tcPr>
+          <w:p>
+            <w:pPr>
+              <w:pStyle w:val="Normal"/>
+              <w:jc w:val="center"/>
+              <w:pBdr>
+                <w:bottom w:val="none" w:sz="0" w:space="0" w:color="000000"/>
+                <w:top w:val="none" w:sz="0" w:space="0" w:color="000000"/>
+                <w:left w:val="none" w:sz="0" w:space="0" w:color="000000"/>
+                <w:right w:val="none" w:sz="0" w:space="0" w:color="000000"/>
+              </w:pBdr>
+              <w:spacing w:after="100" w:before="100" w:line="240"/>
+              <w:ind w:left="100" w:right="100" w:firstLine="0" w:firstLineChars="0"/>
+              <w:rPr>
+                <w:rFonts w:ascii="Helvetica" w:hAnsi="Helvetica" w:eastAsia="Helvetica" w:cs="Helvetica"/>
+                <w:i w:val="false"/>
+                <w:b w:val="false"/>
+                <w:u w:val="none"/>
+                <w:sz w:val="22"/>
+                <w:szCs w:val="22"/>
+                <w:color w:val="000000"/>
+              </w:rPr>
+            </w:pPr>
+            <w:r>
+              <w:rPr>
+                <w:rFonts w:ascii="Helvetica" w:hAnsi="Helvetica" w:eastAsia="Helvetica" w:cs="Helvetica"/>
+                <w:i w:val="false"/>
+                <w:b w:val="false"/>
+                <w:u w:val="none"/>
+                <w:sz w:val="22"/>
+                <w:szCs w:val="22"/>
+                <w:color w:val="000000"/>
+              </w:rPr>
+              <w:t xml:space="preserve">2.14, 22.9</w:t>
+            </w:r>
+          </w:p>
+        </w:tc>
+        <w:tc>
+          <w:tcPr>
+            <w:tcBorders>
+              <w:bottom w:val="none" w:sz="0" w:space="0" w:color="000000"/>
+              <w:top w:val="none" w:sz="0" w:space="0" w:color="000000"/>
+              <w:left w:val="none" w:sz="0" w:space="0" w:color="000000"/>
+              <w:right w:val="none" w:sz="0" w:space="0" w:color="000000"/>
+            </w:tcBorders>
+            <w:shd w:val="clear" w:color="auto" w:fill="FFFFFF"/>
+            <w:tcMar>
+              <w:top w:w="0" w:type="dxa"/>
+              <w:bottom w:w="0" w:type="dxa"/>
+              <w:left w:w="0" w:type="dxa"/>
+              <w:right w:w="0" w:type="dxa"/>
+            </w:tcMar>
+            <w:vAlign w:val="top"/>
+          </w:tcPr>
+          <w:p>
+            <w:pPr>
+              <w:pStyle w:val="Normal"/>
+              <w:jc w:val="center"/>
+              <w:pBdr>
+                <w:bottom w:val="none" w:sz="0" w:space="0" w:color="000000"/>
+                <w:top w:val="none" w:sz="0" w:space="0" w:color="000000"/>
+                <w:left w:val="none" w:sz="0" w:space="0" w:color="000000"/>
+                <w:right w:val="none" w:sz="0" w:space="0" w:color="000000"/>
+              </w:pBdr>
+              <w:spacing w:after="100" w:before="100" w:line="240"/>
+              <w:ind w:left="100" w:right="100" w:firstLine="0" w:firstLineChars="0"/>
+              <w:rPr>
+                <w:rFonts w:ascii="Helvetica" w:hAnsi="Helvetica" w:eastAsia="Helvetica" w:cs="Helvetica"/>
+                <w:i w:val="false"/>
+                <w:b w:val="false"/>
+                <w:u w:val="none"/>
+                <w:sz w:val="22"/>
+                <w:szCs w:val="22"/>
+                <w:color w:val="000000"/>
+              </w:rPr>
+            </w:pPr>
+            <w:r>
+              <w:rPr>
+                <w:rFonts w:ascii="Helvetica" w:hAnsi="Helvetica" w:eastAsia="Helvetica" w:cs="Helvetica"/>
+                <w:i w:val="false"/>
+                <w:b w:val="false"/>
+                <w:u w:val="none"/>
+                <w:sz w:val="22"/>
+                <w:szCs w:val="22"/>
+                <w:color w:val="000000"/>
+              </w:rPr>
+              <w:t xml:space="preserve">0.001</w:t>
             </w:r>
           </w:p>
         </w:tc>
@@ -13661,113 +13661,113 @@
                 <w:szCs w:val="22"/>
                 <w:color w:val="000000"/>
               </w:rPr>
-              <w:t xml:space="preserve">0.36</w:t>
-            </w:r>
-          </w:p>
-        </w:tc>
-        <w:tc>
-          <w:tcPr>
-            <w:tcBorders>
-              <w:bottom w:val="none" w:sz="0" w:space="0" w:color="000000"/>
-              <w:top w:val="none" w:sz="0" w:space="0" w:color="000000"/>
-              <w:left w:val="none" w:sz="0" w:space="0" w:color="000000"/>
-              <w:right w:val="none" w:sz="0" w:space="0" w:color="000000"/>
-            </w:tcBorders>
-            <w:shd w:val="clear" w:color="auto" w:fill="FFFFFF"/>
-            <w:tcMar>
-              <w:top w:w="0" w:type="dxa"/>
-              <w:bottom w:w="0" w:type="dxa"/>
-              <w:left w:w="0" w:type="dxa"/>
-              <w:right w:w="0" w:type="dxa"/>
-            </w:tcMar>
-            <w:vAlign w:val="top"/>
-          </w:tcPr>
-          <w:p>
-            <w:pPr>
-              <w:pStyle w:val="Normal"/>
-              <w:jc w:val="center"/>
-              <w:pBdr>
-                <w:bottom w:val="none" w:sz="0" w:space="0" w:color="000000"/>
-                <w:top w:val="none" w:sz="0" w:space="0" w:color="000000"/>
-                <w:left w:val="none" w:sz="0" w:space="0" w:color="000000"/>
-                <w:right w:val="none" w:sz="0" w:space="0" w:color="000000"/>
-              </w:pBdr>
-              <w:spacing w:after="100" w:before="100" w:line="240"/>
-              <w:ind w:left="100" w:right="100" w:firstLine="0" w:firstLineChars="0"/>
-              <w:rPr>
-                <w:rFonts w:ascii="Helvetica" w:hAnsi="Helvetica" w:eastAsia="Helvetica" w:cs="Helvetica"/>
-                <w:i w:val="false"/>
-                <w:b w:val="false"/>
-                <w:u w:val="none"/>
-                <w:sz w:val="22"/>
-                <w:szCs w:val="22"/>
-                <w:color w:val="000000"/>
-              </w:rPr>
-            </w:pPr>
-            <w:r>
-              <w:rPr>
-                <w:rFonts w:ascii="Helvetica" w:hAnsi="Helvetica" w:eastAsia="Helvetica" w:cs="Helvetica"/>
-                <w:i w:val="false"/>
-                <w:b w:val="false"/>
-                <w:u w:val="none"/>
-                <w:sz w:val="22"/>
-                <w:szCs w:val="22"/>
-                <w:color w:val="000000"/>
-              </w:rPr>
-              <w:t xml:space="preserve">0.10, 1.33</w:t>
-            </w:r>
-          </w:p>
-        </w:tc>
-        <w:tc>
-          <w:tcPr>
-            <w:tcBorders>
-              <w:bottom w:val="none" w:sz="0" w:space="0" w:color="000000"/>
-              <w:top w:val="none" w:sz="0" w:space="0" w:color="000000"/>
-              <w:left w:val="none" w:sz="0" w:space="0" w:color="000000"/>
-              <w:right w:val="none" w:sz="0" w:space="0" w:color="000000"/>
-            </w:tcBorders>
-            <w:shd w:val="clear" w:color="auto" w:fill="FFFFFF"/>
-            <w:tcMar>
-              <w:top w:w="0" w:type="dxa"/>
-              <w:bottom w:w="0" w:type="dxa"/>
-              <w:left w:w="0" w:type="dxa"/>
-              <w:right w:w="0" w:type="dxa"/>
-            </w:tcMar>
-            <w:vAlign w:val="top"/>
-          </w:tcPr>
-          <w:p>
-            <w:pPr>
-              <w:pStyle w:val="Normal"/>
-              <w:jc w:val="center"/>
-              <w:pBdr>
-                <w:bottom w:val="none" w:sz="0" w:space="0" w:color="000000"/>
-                <w:top w:val="none" w:sz="0" w:space="0" w:color="000000"/>
-                <w:left w:val="none" w:sz="0" w:space="0" w:color="000000"/>
-                <w:right w:val="none" w:sz="0" w:space="0" w:color="000000"/>
-              </w:pBdr>
-              <w:spacing w:after="100" w:before="100" w:line="240"/>
-              <w:ind w:left="100" w:right="100" w:firstLine="0" w:firstLineChars="0"/>
-              <w:rPr>
-                <w:rFonts w:ascii="Helvetica" w:hAnsi="Helvetica" w:eastAsia="Helvetica" w:cs="Helvetica"/>
-                <w:i w:val="false"/>
-                <w:b w:val="false"/>
-                <w:u w:val="none"/>
-                <w:sz w:val="22"/>
-                <w:szCs w:val="22"/>
-                <w:color w:val="000000"/>
-              </w:rPr>
-            </w:pPr>
-            <w:r>
-              <w:rPr>
-                <w:rFonts w:ascii="Helvetica" w:hAnsi="Helvetica" w:eastAsia="Helvetica" w:cs="Helvetica"/>
-                <w:i w:val="false"/>
-                <w:b w:val="false"/>
-                <w:u w:val="none"/>
-                <w:sz w:val="22"/>
-                <w:szCs w:val="22"/>
-                <w:color w:val="000000"/>
-              </w:rPr>
-              <w:t xml:space="preserve">0.130</w:t>
+              <w:t xml:space="preserve">0.43</w:t>
+            </w:r>
+          </w:p>
+        </w:tc>
+        <w:tc>
+          <w:tcPr>
+            <w:tcBorders>
+              <w:bottom w:val="none" w:sz="0" w:space="0" w:color="000000"/>
+              <w:top w:val="none" w:sz="0" w:space="0" w:color="000000"/>
+              <w:left w:val="none" w:sz="0" w:space="0" w:color="000000"/>
+              <w:right w:val="none" w:sz="0" w:space="0" w:color="000000"/>
+            </w:tcBorders>
+            <w:shd w:val="clear" w:color="auto" w:fill="FFFFFF"/>
+            <w:tcMar>
+              <w:top w:w="0" w:type="dxa"/>
+              <w:bottom w:w="0" w:type="dxa"/>
+              <w:left w:w="0" w:type="dxa"/>
+              <w:right w:w="0" w:type="dxa"/>
+            </w:tcMar>
+            <w:vAlign w:val="top"/>
+          </w:tcPr>
+          <w:p>
+            <w:pPr>
+              <w:pStyle w:val="Normal"/>
+              <w:jc w:val="center"/>
+              <w:pBdr>
+                <w:bottom w:val="none" w:sz="0" w:space="0" w:color="000000"/>
+                <w:top w:val="none" w:sz="0" w:space="0" w:color="000000"/>
+                <w:left w:val="none" w:sz="0" w:space="0" w:color="000000"/>
+                <w:right w:val="none" w:sz="0" w:space="0" w:color="000000"/>
+              </w:pBdr>
+              <w:spacing w:after="100" w:before="100" w:line="240"/>
+              <w:ind w:left="100" w:right="100" w:firstLine="0" w:firstLineChars="0"/>
+              <w:rPr>
+                <w:rFonts w:ascii="Helvetica" w:hAnsi="Helvetica" w:eastAsia="Helvetica" w:cs="Helvetica"/>
+                <w:i w:val="false"/>
+                <w:b w:val="false"/>
+                <w:u w:val="none"/>
+                <w:sz w:val="22"/>
+                <w:szCs w:val="22"/>
+                <w:color w:val="000000"/>
+              </w:rPr>
+            </w:pPr>
+            <w:r>
+              <w:rPr>
+                <w:rFonts w:ascii="Helvetica" w:hAnsi="Helvetica" w:eastAsia="Helvetica" w:cs="Helvetica"/>
+                <w:i w:val="false"/>
+                <w:b w:val="false"/>
+                <w:u w:val="none"/>
+                <w:sz w:val="22"/>
+                <w:szCs w:val="22"/>
+                <w:color w:val="000000"/>
+              </w:rPr>
+              <w:t xml:space="preserve">0.11, 1.62</w:t>
+            </w:r>
+          </w:p>
+        </w:tc>
+        <w:tc>
+          <w:tcPr>
+            <w:tcBorders>
+              <w:bottom w:val="none" w:sz="0" w:space="0" w:color="000000"/>
+              <w:top w:val="none" w:sz="0" w:space="0" w:color="000000"/>
+              <w:left w:val="none" w:sz="0" w:space="0" w:color="000000"/>
+              <w:right w:val="none" w:sz="0" w:space="0" w:color="000000"/>
+            </w:tcBorders>
+            <w:shd w:val="clear" w:color="auto" w:fill="FFFFFF"/>
+            <w:tcMar>
+              <w:top w:w="0" w:type="dxa"/>
+              <w:bottom w:w="0" w:type="dxa"/>
+              <w:left w:w="0" w:type="dxa"/>
+              <w:right w:w="0" w:type="dxa"/>
+            </w:tcMar>
+            <w:vAlign w:val="top"/>
+          </w:tcPr>
+          <w:p>
+            <w:pPr>
+              <w:pStyle w:val="Normal"/>
+              <w:jc w:val="center"/>
+              <w:pBdr>
+                <w:bottom w:val="none" w:sz="0" w:space="0" w:color="000000"/>
+                <w:top w:val="none" w:sz="0" w:space="0" w:color="000000"/>
+                <w:left w:val="none" w:sz="0" w:space="0" w:color="000000"/>
+                <w:right w:val="none" w:sz="0" w:space="0" w:color="000000"/>
+              </w:pBdr>
+              <w:spacing w:after="100" w:before="100" w:line="240"/>
+              <w:ind w:left="100" w:right="100" w:firstLine="0" w:firstLineChars="0"/>
+              <w:rPr>
+                <w:rFonts w:ascii="Helvetica" w:hAnsi="Helvetica" w:eastAsia="Helvetica" w:cs="Helvetica"/>
+                <w:i w:val="false"/>
+                <w:b w:val="false"/>
+                <w:u w:val="none"/>
+                <w:sz w:val="22"/>
+                <w:szCs w:val="22"/>
+                <w:color w:val="000000"/>
+              </w:rPr>
+            </w:pPr>
+            <w:r>
+              <w:rPr>
+                <w:rFonts w:ascii="Helvetica" w:hAnsi="Helvetica" w:eastAsia="Helvetica" w:cs="Helvetica"/>
+                <w:i w:val="false"/>
+                <w:b w:val="false"/>
+                <w:u w:val="none"/>
+                <w:sz w:val="22"/>
+                <w:szCs w:val="22"/>
+                <w:color w:val="000000"/>
+              </w:rPr>
+              <w:t xml:space="preserve">0.210</w:t>
             </w:r>
           </w:p>
         </w:tc>
@@ -14144,113 +14144,113 @@
                 <w:szCs w:val="22"/>
                 <w:color w:val="000000"/>
               </w:rPr>
-              <w:t xml:space="preserve">1.02</w:t>
-            </w:r>
-          </w:p>
-        </w:tc>
-        <w:tc>
-          <w:tcPr>
-            <w:tcBorders>
-              <w:bottom w:val="none" w:sz="0" w:space="0" w:color="000000"/>
-              <w:top w:val="none" w:sz="0" w:space="0" w:color="000000"/>
-              <w:left w:val="none" w:sz="0" w:space="0" w:color="000000"/>
-              <w:right w:val="none" w:sz="0" w:space="0" w:color="000000"/>
-            </w:tcBorders>
-            <w:shd w:val="clear" w:color="auto" w:fill="FFFFFF"/>
-            <w:tcMar>
-              <w:top w:w="0" w:type="dxa"/>
-              <w:bottom w:w="0" w:type="dxa"/>
-              <w:left w:w="0" w:type="dxa"/>
-              <w:right w:w="0" w:type="dxa"/>
-            </w:tcMar>
-            <w:vAlign w:val="top"/>
-          </w:tcPr>
-          <w:p>
-            <w:pPr>
-              <w:pStyle w:val="Normal"/>
-              <w:jc w:val="center"/>
-              <w:pBdr>
-                <w:bottom w:val="none" w:sz="0" w:space="0" w:color="000000"/>
-                <w:top w:val="none" w:sz="0" w:space="0" w:color="000000"/>
-                <w:left w:val="none" w:sz="0" w:space="0" w:color="000000"/>
-                <w:right w:val="none" w:sz="0" w:space="0" w:color="000000"/>
-              </w:pBdr>
-              <w:spacing w:after="100" w:before="100" w:line="240"/>
-              <w:ind w:left="100" w:right="100" w:firstLine="0" w:firstLineChars="0"/>
-              <w:rPr>
-                <w:rFonts w:ascii="Helvetica" w:hAnsi="Helvetica" w:eastAsia="Helvetica" w:cs="Helvetica"/>
-                <w:i w:val="false"/>
-                <w:b w:val="false"/>
-                <w:u w:val="none"/>
-                <w:sz w:val="22"/>
-                <w:szCs w:val="22"/>
-                <w:color w:val="000000"/>
-              </w:rPr>
-            </w:pPr>
-            <w:r>
-              <w:rPr>
-                <w:rFonts w:ascii="Helvetica" w:hAnsi="Helvetica" w:eastAsia="Helvetica" w:cs="Helvetica"/>
-                <w:i w:val="false"/>
-                <w:b w:val="false"/>
-                <w:u w:val="none"/>
-                <w:sz w:val="22"/>
-                <w:szCs w:val="22"/>
-                <w:color w:val="000000"/>
-              </w:rPr>
-              <w:t xml:space="preserve">0.97, 1.07</w:t>
-            </w:r>
-          </w:p>
-        </w:tc>
-        <w:tc>
-          <w:tcPr>
-            <w:tcBorders>
-              <w:bottom w:val="none" w:sz="0" w:space="0" w:color="000000"/>
-              <w:top w:val="none" w:sz="0" w:space="0" w:color="000000"/>
-              <w:left w:val="none" w:sz="0" w:space="0" w:color="000000"/>
-              <w:right w:val="none" w:sz="0" w:space="0" w:color="000000"/>
-            </w:tcBorders>
-            <w:shd w:val="clear" w:color="auto" w:fill="FFFFFF"/>
-            <w:tcMar>
-              <w:top w:w="0" w:type="dxa"/>
-              <w:bottom w:w="0" w:type="dxa"/>
-              <w:left w:w="0" w:type="dxa"/>
-              <w:right w:w="0" w:type="dxa"/>
-            </w:tcMar>
-            <w:vAlign w:val="top"/>
-          </w:tcPr>
-          <w:p>
-            <w:pPr>
-              <w:pStyle w:val="Normal"/>
-              <w:jc w:val="center"/>
-              <w:pBdr>
-                <w:bottom w:val="none" w:sz="0" w:space="0" w:color="000000"/>
-                <w:top w:val="none" w:sz="0" w:space="0" w:color="000000"/>
-                <w:left w:val="none" w:sz="0" w:space="0" w:color="000000"/>
-                <w:right w:val="none" w:sz="0" w:space="0" w:color="000000"/>
-              </w:pBdr>
-              <w:spacing w:after="100" w:before="100" w:line="240"/>
-              <w:ind w:left="100" w:right="100" w:firstLine="0" w:firstLineChars="0"/>
-              <w:rPr>
-                <w:rFonts w:ascii="Helvetica" w:hAnsi="Helvetica" w:eastAsia="Helvetica" w:cs="Helvetica"/>
-                <w:i w:val="false"/>
-                <w:b w:val="false"/>
-                <w:u w:val="none"/>
-                <w:sz w:val="22"/>
-                <w:szCs w:val="22"/>
-                <w:color w:val="000000"/>
-              </w:rPr>
-            </w:pPr>
-            <w:r>
-              <w:rPr>
-                <w:rFonts w:ascii="Helvetica" w:hAnsi="Helvetica" w:eastAsia="Helvetica" w:cs="Helvetica"/>
-                <w:i w:val="false"/>
-                <w:b w:val="false"/>
-                <w:u w:val="none"/>
-                <w:sz w:val="22"/>
-                <w:szCs w:val="22"/>
-                <w:color w:val="000000"/>
-              </w:rPr>
-              <w:t xml:space="preserve">0.440</w:t>
+              <w:t xml:space="preserve">1.03</w:t>
+            </w:r>
+          </w:p>
+        </w:tc>
+        <w:tc>
+          <w:tcPr>
+            <w:tcBorders>
+              <w:bottom w:val="none" w:sz="0" w:space="0" w:color="000000"/>
+              <w:top w:val="none" w:sz="0" w:space="0" w:color="000000"/>
+              <w:left w:val="none" w:sz="0" w:space="0" w:color="000000"/>
+              <w:right w:val="none" w:sz="0" w:space="0" w:color="000000"/>
+            </w:tcBorders>
+            <w:shd w:val="clear" w:color="auto" w:fill="FFFFFF"/>
+            <w:tcMar>
+              <w:top w:w="0" w:type="dxa"/>
+              <w:bottom w:w="0" w:type="dxa"/>
+              <w:left w:w="0" w:type="dxa"/>
+              <w:right w:w="0" w:type="dxa"/>
+            </w:tcMar>
+            <w:vAlign w:val="top"/>
+          </w:tcPr>
+          <w:p>
+            <w:pPr>
+              <w:pStyle w:val="Normal"/>
+              <w:jc w:val="center"/>
+              <w:pBdr>
+                <w:bottom w:val="none" w:sz="0" w:space="0" w:color="000000"/>
+                <w:top w:val="none" w:sz="0" w:space="0" w:color="000000"/>
+                <w:left w:val="none" w:sz="0" w:space="0" w:color="000000"/>
+                <w:right w:val="none" w:sz="0" w:space="0" w:color="000000"/>
+              </w:pBdr>
+              <w:spacing w:after="100" w:before="100" w:line="240"/>
+              <w:ind w:left="100" w:right="100" w:firstLine="0" w:firstLineChars="0"/>
+              <w:rPr>
+                <w:rFonts w:ascii="Helvetica" w:hAnsi="Helvetica" w:eastAsia="Helvetica" w:cs="Helvetica"/>
+                <w:i w:val="false"/>
+                <w:b w:val="false"/>
+                <w:u w:val="none"/>
+                <w:sz w:val="22"/>
+                <w:szCs w:val="22"/>
+                <w:color w:val="000000"/>
+              </w:rPr>
+            </w:pPr>
+            <w:r>
+              <w:rPr>
+                <w:rFonts w:ascii="Helvetica" w:hAnsi="Helvetica" w:eastAsia="Helvetica" w:cs="Helvetica"/>
+                <w:i w:val="false"/>
+                <w:b w:val="false"/>
+                <w:u w:val="none"/>
+                <w:sz w:val="22"/>
+                <w:szCs w:val="22"/>
+                <w:color w:val="000000"/>
+              </w:rPr>
+              <w:t xml:space="preserve">0.98, 1.08</w:t>
+            </w:r>
+          </w:p>
+        </w:tc>
+        <w:tc>
+          <w:tcPr>
+            <w:tcBorders>
+              <w:bottom w:val="none" w:sz="0" w:space="0" w:color="000000"/>
+              <w:top w:val="none" w:sz="0" w:space="0" w:color="000000"/>
+              <w:left w:val="none" w:sz="0" w:space="0" w:color="000000"/>
+              <w:right w:val="none" w:sz="0" w:space="0" w:color="000000"/>
+            </w:tcBorders>
+            <w:shd w:val="clear" w:color="auto" w:fill="FFFFFF"/>
+            <w:tcMar>
+              <w:top w:w="0" w:type="dxa"/>
+              <w:bottom w:w="0" w:type="dxa"/>
+              <w:left w:w="0" w:type="dxa"/>
+              <w:right w:w="0" w:type="dxa"/>
+            </w:tcMar>
+            <w:vAlign w:val="top"/>
+          </w:tcPr>
+          <w:p>
+            <w:pPr>
+              <w:pStyle w:val="Normal"/>
+              <w:jc w:val="center"/>
+              <w:pBdr>
+                <w:bottom w:val="none" w:sz="0" w:space="0" w:color="000000"/>
+                <w:top w:val="none" w:sz="0" w:space="0" w:color="000000"/>
+                <w:left w:val="none" w:sz="0" w:space="0" w:color="000000"/>
+                <w:right w:val="none" w:sz="0" w:space="0" w:color="000000"/>
+              </w:pBdr>
+              <w:spacing w:after="100" w:before="100" w:line="240"/>
+              <w:ind w:left="100" w:right="100" w:firstLine="0" w:firstLineChars="0"/>
+              <w:rPr>
+                <w:rFonts w:ascii="Helvetica" w:hAnsi="Helvetica" w:eastAsia="Helvetica" w:cs="Helvetica"/>
+                <w:i w:val="false"/>
+                <w:b w:val="false"/>
+                <w:u w:val="none"/>
+                <w:sz w:val="22"/>
+                <w:szCs w:val="22"/>
+                <w:color w:val="000000"/>
+              </w:rPr>
+            </w:pPr>
+            <w:r>
+              <w:rPr>
+                <w:rFonts w:ascii="Helvetica" w:hAnsi="Helvetica" w:eastAsia="Helvetica" w:cs="Helvetica"/>
+                <w:i w:val="false"/>
+                <w:b w:val="false"/>
+                <w:u w:val="none"/>
+                <w:sz w:val="22"/>
+                <w:szCs w:val="22"/>
+                <w:color w:val="000000"/>
+              </w:rPr>
+              <w:t xml:space="preserve">0.310</w:t>
             </w:r>
           </w:p>
         </w:tc>
@@ -14627,596 +14627,113 @@
                 <w:szCs w:val="22"/>
                 <w:color w:val="000000"/>
               </w:rPr>
-              <w:t xml:space="preserve">0.75</w:t>
-            </w:r>
-          </w:p>
-        </w:tc>
-        <w:tc>
-          <w:tcPr>
-            <w:tcBorders>
-              <w:bottom w:val="none" w:sz="0" w:space="0" w:color="000000"/>
-              <w:top w:val="none" w:sz="0" w:space="0" w:color="000000"/>
-              <w:left w:val="none" w:sz="0" w:space="0" w:color="000000"/>
-              <w:right w:val="none" w:sz="0" w:space="0" w:color="000000"/>
-            </w:tcBorders>
-            <w:shd w:val="clear" w:color="auto" w:fill="FFFFFF"/>
-            <w:tcMar>
-              <w:top w:w="0" w:type="dxa"/>
-              <w:bottom w:w="0" w:type="dxa"/>
-              <w:left w:w="0" w:type="dxa"/>
-              <w:right w:w="0" w:type="dxa"/>
-            </w:tcMar>
-            <w:vAlign w:val="top"/>
-          </w:tcPr>
-          <w:p>
-            <w:pPr>
-              <w:pStyle w:val="Normal"/>
-              <w:jc w:val="center"/>
-              <w:pBdr>
-                <w:bottom w:val="none" w:sz="0" w:space="0" w:color="000000"/>
-                <w:top w:val="none" w:sz="0" w:space="0" w:color="000000"/>
-                <w:left w:val="none" w:sz="0" w:space="0" w:color="000000"/>
-                <w:right w:val="none" w:sz="0" w:space="0" w:color="000000"/>
-              </w:pBdr>
-              <w:spacing w:after="100" w:before="100" w:line="240"/>
-              <w:ind w:left="100" w:right="100" w:firstLine="0" w:firstLineChars="0"/>
-              <w:rPr>
-                <w:rFonts w:ascii="Helvetica" w:hAnsi="Helvetica" w:eastAsia="Helvetica" w:cs="Helvetica"/>
-                <w:i w:val="false"/>
-                <w:b w:val="false"/>
-                <w:u w:val="none"/>
-                <w:sz w:val="22"/>
-                <w:szCs w:val="22"/>
-                <w:color w:val="000000"/>
-              </w:rPr>
-            </w:pPr>
-            <w:r>
-              <w:rPr>
-                <w:rFonts w:ascii="Helvetica" w:hAnsi="Helvetica" w:eastAsia="Helvetica" w:cs="Helvetica"/>
-                <w:i w:val="false"/>
-                <w:b w:val="false"/>
-                <w:u w:val="none"/>
-                <w:sz w:val="22"/>
-                <w:szCs w:val="22"/>
-                <w:color w:val="000000"/>
-              </w:rPr>
-              <w:t xml:space="preserve">0.38, 1.48</w:t>
-            </w:r>
-          </w:p>
-        </w:tc>
-        <w:tc>
-          <w:tcPr>
-            <w:tcBorders>
-              <w:bottom w:val="none" w:sz="0" w:space="0" w:color="000000"/>
-              <w:top w:val="none" w:sz="0" w:space="0" w:color="000000"/>
-              <w:left w:val="none" w:sz="0" w:space="0" w:color="000000"/>
-              <w:right w:val="none" w:sz="0" w:space="0" w:color="000000"/>
-            </w:tcBorders>
-            <w:shd w:val="clear" w:color="auto" w:fill="FFFFFF"/>
-            <w:tcMar>
-              <w:top w:w="0" w:type="dxa"/>
-              <w:bottom w:w="0" w:type="dxa"/>
-              <w:left w:w="0" w:type="dxa"/>
-              <w:right w:w="0" w:type="dxa"/>
-            </w:tcMar>
-            <w:vAlign w:val="top"/>
-          </w:tcPr>
-          <w:p>
-            <w:pPr>
-              <w:pStyle w:val="Normal"/>
-              <w:jc w:val="center"/>
-              <w:pBdr>
-                <w:bottom w:val="none" w:sz="0" w:space="0" w:color="000000"/>
-                <w:top w:val="none" w:sz="0" w:space="0" w:color="000000"/>
-                <w:left w:val="none" w:sz="0" w:space="0" w:color="000000"/>
-                <w:right w:val="none" w:sz="0" w:space="0" w:color="000000"/>
-              </w:pBdr>
-              <w:spacing w:after="100" w:before="100" w:line="240"/>
-              <w:ind w:left="100" w:right="100" w:firstLine="0" w:firstLineChars="0"/>
-              <w:rPr>
-                <w:rFonts w:ascii="Helvetica" w:hAnsi="Helvetica" w:eastAsia="Helvetica" w:cs="Helvetica"/>
-                <w:i w:val="false"/>
-                <w:b w:val="false"/>
-                <w:u w:val="none"/>
-                <w:sz w:val="22"/>
-                <w:szCs w:val="22"/>
-                <w:color w:val="000000"/>
-              </w:rPr>
-            </w:pPr>
-            <w:r>
-              <w:rPr>
-                <w:rFonts w:ascii="Helvetica" w:hAnsi="Helvetica" w:eastAsia="Helvetica" w:cs="Helvetica"/>
-                <w:i w:val="false"/>
-                <w:b w:val="false"/>
-                <w:u w:val="none"/>
-                <w:sz w:val="22"/>
-                <w:szCs w:val="22"/>
-                <w:color w:val="000000"/>
-              </w:rPr>
-              <w:t xml:space="preserve">0.400</w:t>
-            </w:r>
-          </w:p>
-        </w:tc>
-      </w:tr>
-      <w:tr>
-        <w:trPr>
-          <w:trHeight w:val="598" w:hRule="auto"/>
-        </w:trPr>
-        body30
-        <w:tc>
-          <w:tcPr>
-            <w:tcBorders>
-              <w:bottom w:val="none" w:sz="0" w:space="0" w:color="000000"/>
-              <w:top w:val="none" w:sz="0" w:space="0" w:color="000000"/>
-              <w:left w:val="none" w:sz="0" w:space="0" w:color="000000"/>
-              <w:right w:val="none" w:sz="0" w:space="0" w:color="000000"/>
-            </w:tcBorders>
-            <w:shd w:val="clear" w:color="auto" w:fill="FFFFFF"/>
-            <w:tcMar>
-              <w:top w:w="0" w:type="dxa"/>
-              <w:bottom w:w="0" w:type="dxa"/>
-              <w:left w:w="0" w:type="dxa"/>
-              <w:right w:w="0" w:type="dxa"/>
-            </w:tcMar>
-            <w:vAlign w:val="top"/>
-          </w:tcPr>
-          <w:p>
-            <w:pPr>
-              <w:pStyle w:val="Normal"/>
-              <w:jc w:val="left"/>
-              <w:pBdr>
-                <w:bottom w:val="none" w:sz="0" w:space="0" w:color="000000"/>
-                <w:top w:val="none" w:sz="0" w:space="0" w:color="000000"/>
-                <w:left w:val="none" w:sz="0" w:space="0" w:color="000000"/>
-                <w:right w:val="none" w:sz="0" w:space="0" w:color="000000"/>
-              </w:pBdr>
-              <w:spacing w:after="100" w:before="100" w:line="240"/>
-              <w:ind w:left="100" w:right="100" w:firstLine="0" w:firstLineChars="0"/>
-              <w:rPr>
-                <w:rFonts w:ascii="Helvetica" w:hAnsi="Helvetica" w:eastAsia="Helvetica" w:cs="Helvetica"/>
-                <w:i w:val="false"/>
-                <w:b w:val="false"/>
-                <w:u w:val="none"/>
-                <w:sz w:val="22"/>
-                <w:szCs w:val="22"/>
-                <w:color w:val="000000"/>
-              </w:rPr>
-            </w:pPr>
-            <w:r>
-              <w:rPr>
-                <w:rFonts w:ascii="Helvetica" w:hAnsi="Helvetica" w:eastAsia="Helvetica" w:cs="Helvetica"/>
-                <w:i w:val="false"/>
-                <w:b w:val="false"/>
-                <w:u w:val="none"/>
-                <w:sz w:val="22"/>
-                <w:szCs w:val="22"/>
-                <w:color w:val="000000"/>
-              </w:rPr>
-              <w:t xml:space="preserve">steroids</w:t>
-            </w:r>
-          </w:p>
-        </w:tc>
-        <w:tc>
-          <w:tcPr>
-            <w:tcBorders>
-              <w:bottom w:val="none" w:sz="0" w:space="0" w:color="000000"/>
-              <w:top w:val="none" w:sz="0" w:space="0" w:color="000000"/>
-              <w:left w:val="none" w:sz="0" w:space="0" w:color="000000"/>
-              <w:right w:val="none" w:sz="0" w:space="0" w:color="000000"/>
-            </w:tcBorders>
-            <w:shd w:val="clear" w:color="auto" w:fill="FFFFFF"/>
-            <w:tcMar>
-              <w:top w:w="0" w:type="dxa"/>
-              <w:bottom w:w="0" w:type="dxa"/>
-              <w:left w:w="0" w:type="dxa"/>
-              <w:right w:w="0" w:type="dxa"/>
-            </w:tcMar>
-            <w:vAlign w:val="top"/>
-          </w:tcPr>
-          <w:p>
-            <w:pPr>
-              <w:pStyle w:val="Normal"/>
-              <w:jc w:val="center"/>
-              <w:pBdr>
-                <w:bottom w:val="none" w:sz="0" w:space="0" w:color="000000"/>
-                <w:top w:val="none" w:sz="0" w:space="0" w:color="000000"/>
-                <w:left w:val="none" w:sz="0" w:space="0" w:color="000000"/>
-                <w:right w:val="none" w:sz="0" w:space="0" w:color="000000"/>
-              </w:pBdr>
-              <w:spacing w:after="100" w:before="100" w:line="240"/>
-              <w:ind w:left="100" w:right="100" w:firstLine="0" w:firstLineChars="0"/>
-              <w:rPr>
-                <w:rFonts w:ascii="Helvetica" w:hAnsi="Helvetica" w:eastAsia="Helvetica" w:cs="Helvetica"/>
-                <w:i w:val="false"/>
-                <w:b w:val="false"/>
-                <w:u w:val="none"/>
-                <w:sz w:val="22"/>
-                <w:szCs w:val="22"/>
-                <w:color w:val="000000"/>
-              </w:rPr>
-            </w:pPr>
-            <w:r>
-              <w:rPr>
-                <w:rFonts w:ascii="Helvetica" w:hAnsi="Helvetica" w:eastAsia="Helvetica" w:cs="Helvetica"/>
-                <w:i w:val="false"/>
-                <w:b w:val="false"/>
-                <w:u w:val="none"/>
-                <w:sz w:val="22"/>
-                <w:szCs w:val="22"/>
-                <w:color w:val="000000"/>
-              </w:rPr>
-              <w:t xml:space="preserve">322</w:t>
-            </w:r>
-          </w:p>
-        </w:tc>
-        <w:tc>
-          <w:tcPr>
-            <w:tcBorders>
-              <w:bottom w:val="none" w:sz="0" w:space="0" w:color="000000"/>
-              <w:top w:val="none" w:sz="0" w:space="0" w:color="000000"/>
-              <w:left w:val="none" w:sz="0" w:space="0" w:color="000000"/>
-              <w:right w:val="none" w:sz="0" w:space="0" w:color="000000"/>
-            </w:tcBorders>
-            <w:shd w:val="clear" w:color="auto" w:fill="FFFFFF"/>
-            <w:tcMar>
-              <w:top w:w="0" w:type="dxa"/>
-              <w:bottom w:w="0" w:type="dxa"/>
-              <w:left w:w="0" w:type="dxa"/>
-              <w:right w:w="0" w:type="dxa"/>
-            </w:tcMar>
-            <w:vAlign w:val="top"/>
-          </w:tcPr>
-          <w:p>
-            <w:pPr>
-              <w:pStyle w:val="Normal"/>
-              <w:jc w:val="center"/>
-              <w:pBdr>
-                <w:bottom w:val="none" w:sz="0" w:space="0" w:color="000000"/>
-                <w:top w:val="none" w:sz="0" w:space="0" w:color="000000"/>
-                <w:left w:val="none" w:sz="0" w:space="0" w:color="000000"/>
-                <w:right w:val="none" w:sz="0" w:space="0" w:color="000000"/>
-              </w:pBdr>
-              <w:spacing w:after="100" w:before="100" w:line="240"/>
-              <w:ind w:left="100" w:right="100" w:firstLine="0" w:firstLineChars="0"/>
-              <w:rPr>
-                <w:rFonts w:ascii="Helvetica" w:hAnsi="Helvetica" w:eastAsia="Helvetica" w:cs="Helvetica"/>
-                <w:i w:val="false"/>
-                <w:b w:val="false"/>
-                <w:u w:val="none"/>
-                <w:sz w:val="22"/>
-                <w:szCs w:val="22"/>
-                <w:color w:val="000000"/>
-              </w:rPr>
-            </w:pPr>
-            <w:r>
-              <w:rPr>
-                <w:rFonts w:ascii="Helvetica" w:hAnsi="Helvetica" w:eastAsia="Helvetica" w:cs="Helvetica"/>
-                <w:i w:val="false"/>
-                <w:b w:val="false"/>
-                <w:u w:val="none"/>
-                <w:sz w:val="22"/>
-                <w:szCs w:val="22"/>
-                <w:color w:val="000000"/>
-              </w:rPr>
-              <w:t xml:space="preserve">1.04</w:t>
-            </w:r>
-          </w:p>
-        </w:tc>
-        <w:tc>
-          <w:tcPr>
-            <w:tcBorders>
-              <w:bottom w:val="none" w:sz="0" w:space="0" w:color="000000"/>
-              <w:top w:val="none" w:sz="0" w:space="0" w:color="000000"/>
-              <w:left w:val="none" w:sz="0" w:space="0" w:color="000000"/>
-              <w:right w:val="none" w:sz="0" w:space="0" w:color="000000"/>
-            </w:tcBorders>
-            <w:shd w:val="clear" w:color="auto" w:fill="FFFFFF"/>
-            <w:tcMar>
-              <w:top w:w="0" w:type="dxa"/>
-              <w:bottom w:w="0" w:type="dxa"/>
-              <w:left w:w="0" w:type="dxa"/>
-              <w:right w:w="0" w:type="dxa"/>
-            </w:tcMar>
-            <w:vAlign w:val="top"/>
-          </w:tcPr>
-          <w:p>
-            <w:pPr>
-              <w:pStyle w:val="Normal"/>
-              <w:jc w:val="center"/>
-              <w:pBdr>
-                <w:bottom w:val="none" w:sz="0" w:space="0" w:color="000000"/>
-                <w:top w:val="none" w:sz="0" w:space="0" w:color="000000"/>
-                <w:left w:val="none" w:sz="0" w:space="0" w:color="000000"/>
-                <w:right w:val="none" w:sz="0" w:space="0" w:color="000000"/>
-              </w:pBdr>
-              <w:spacing w:after="100" w:before="100" w:line="240"/>
-              <w:ind w:left="100" w:right="100" w:firstLine="0" w:firstLineChars="0"/>
-              <w:rPr>
-                <w:rFonts w:ascii="Helvetica" w:hAnsi="Helvetica" w:eastAsia="Helvetica" w:cs="Helvetica"/>
-                <w:i w:val="false"/>
-                <w:b w:val="false"/>
-                <w:u w:val="none"/>
-                <w:sz w:val="22"/>
-                <w:szCs w:val="22"/>
-                <w:color w:val="000000"/>
-              </w:rPr>
-            </w:pPr>
-            <w:r>
-              <w:rPr>
-                <w:rFonts w:ascii="Helvetica" w:hAnsi="Helvetica" w:eastAsia="Helvetica" w:cs="Helvetica"/>
-                <w:i w:val="false"/>
-                <w:b w:val="false"/>
-                <w:u w:val="none"/>
-                <w:sz w:val="22"/>
-                <w:szCs w:val="22"/>
-                <w:color w:val="000000"/>
-              </w:rPr>
-              <w:t xml:space="preserve">0.18, 6.16</w:t>
-            </w:r>
-          </w:p>
-        </w:tc>
-        <w:tc>
-          <w:tcPr>
-            <w:tcBorders>
-              <w:bottom w:val="none" w:sz="0" w:space="0" w:color="000000"/>
-              <w:top w:val="none" w:sz="0" w:space="0" w:color="000000"/>
-              <w:left w:val="none" w:sz="0" w:space="0" w:color="000000"/>
-              <w:right w:val="none" w:sz="0" w:space="0" w:color="000000"/>
-            </w:tcBorders>
-            <w:shd w:val="clear" w:color="auto" w:fill="FFFFFF"/>
-            <w:tcMar>
-              <w:top w:w="0" w:type="dxa"/>
-              <w:bottom w:w="0" w:type="dxa"/>
-              <w:left w:w="0" w:type="dxa"/>
-              <w:right w:w="0" w:type="dxa"/>
-            </w:tcMar>
-            <w:vAlign w:val="top"/>
-          </w:tcPr>
-          <w:p>
-            <w:pPr>
-              <w:pStyle w:val="Normal"/>
-              <w:jc w:val="center"/>
-              <w:pBdr>
-                <w:bottom w:val="none" w:sz="0" w:space="0" w:color="000000"/>
-                <w:top w:val="none" w:sz="0" w:space="0" w:color="000000"/>
-                <w:left w:val="none" w:sz="0" w:space="0" w:color="000000"/>
-                <w:right w:val="none" w:sz="0" w:space="0" w:color="000000"/>
-              </w:pBdr>
-              <w:spacing w:after="100" w:before="100" w:line="240"/>
-              <w:ind w:left="100" w:right="100" w:firstLine="0" w:firstLineChars="0"/>
-              <w:rPr>
-                <w:rFonts w:ascii="Helvetica" w:hAnsi="Helvetica" w:eastAsia="Helvetica" w:cs="Helvetica"/>
-                <w:i w:val="false"/>
-                <w:b w:val="false"/>
-                <w:u w:val="none"/>
-                <w:sz w:val="22"/>
-                <w:szCs w:val="22"/>
-                <w:color w:val="000000"/>
-              </w:rPr>
-            </w:pPr>
-            <w:r>
-              <w:rPr>
-                <w:rFonts w:ascii="Helvetica" w:hAnsi="Helvetica" w:eastAsia="Helvetica" w:cs="Helvetica"/>
-                <w:i w:val="false"/>
-                <w:b w:val="false"/>
-                <w:u w:val="none"/>
-                <w:sz w:val="22"/>
-                <w:szCs w:val="22"/>
-                <w:color w:val="000000"/>
-              </w:rPr>
-              <w:t xml:space="preserve">0.960</w:t>
-            </w:r>
-          </w:p>
-        </w:tc>
-        <w:tc>
-          <w:tcPr>
-            <w:tcBorders>
-              <w:bottom w:val="none" w:sz="0" w:space="0" w:color="000000"/>
-              <w:top w:val="none" w:sz="0" w:space="0" w:color="000000"/>
-              <w:left w:val="none" w:sz="0" w:space="0" w:color="000000"/>
-              <w:right w:val="none" w:sz="0" w:space="0" w:color="000000"/>
-            </w:tcBorders>
-            <w:shd w:val="clear" w:color="auto" w:fill="FFFFFF"/>
-            <w:tcMar>
-              <w:top w:w="0" w:type="dxa"/>
-              <w:bottom w:w="0" w:type="dxa"/>
-              <w:left w:w="0" w:type="dxa"/>
-              <w:right w:w="0" w:type="dxa"/>
-            </w:tcMar>
-            <w:vAlign w:val="top"/>
-          </w:tcPr>
-          <w:p>
-            <w:pPr>
-              <w:pStyle w:val="Normal"/>
-              <w:jc w:val="center"/>
-              <w:pBdr>
-                <w:bottom w:val="none" w:sz="0" w:space="0" w:color="000000"/>
-                <w:top w:val="none" w:sz="0" w:space="0" w:color="000000"/>
-                <w:left w:val="none" w:sz="0" w:space="0" w:color="000000"/>
-                <w:right w:val="none" w:sz="0" w:space="0" w:color="000000"/>
-              </w:pBdr>
-              <w:spacing w:after="100" w:before="100" w:line="240"/>
-              <w:ind w:left="100" w:right="100" w:firstLine="0" w:firstLineChars="0"/>
-              <w:rPr>
-                <w:rFonts w:ascii="Helvetica" w:hAnsi="Helvetica" w:eastAsia="Helvetica" w:cs="Helvetica"/>
-                <w:i w:val="false"/>
-                <w:b w:val="false"/>
-                <w:u w:val="none"/>
-                <w:sz w:val="22"/>
-                <w:szCs w:val="22"/>
-                <w:color w:val="000000"/>
-              </w:rPr>
-            </w:pPr>
-            <w:r>
-              <w:rPr>
-                <w:rFonts w:ascii="Helvetica" w:hAnsi="Helvetica" w:eastAsia="Helvetica" w:cs="Helvetica"/>
-                <w:i w:val="false"/>
-                <w:b w:val="false"/>
-                <w:u w:val="none"/>
-                <w:sz w:val="22"/>
-                <w:szCs w:val="22"/>
-                <w:color w:val="000000"/>
-              </w:rPr>
-              <w:t xml:space="preserve">322</w:t>
-            </w:r>
-          </w:p>
-        </w:tc>
-        <w:tc>
-          <w:tcPr>
-            <w:tcBorders>
-              <w:bottom w:val="none" w:sz="0" w:space="0" w:color="000000"/>
-              <w:top w:val="none" w:sz="0" w:space="0" w:color="000000"/>
-              <w:left w:val="none" w:sz="0" w:space="0" w:color="000000"/>
-              <w:right w:val="none" w:sz="0" w:space="0" w:color="000000"/>
-            </w:tcBorders>
-            <w:shd w:val="clear" w:color="auto" w:fill="FFFFFF"/>
-            <w:tcMar>
-              <w:top w:w="0" w:type="dxa"/>
-              <w:bottom w:w="0" w:type="dxa"/>
-              <w:left w:w="0" w:type="dxa"/>
-              <w:right w:w="0" w:type="dxa"/>
-            </w:tcMar>
-            <w:vAlign w:val="top"/>
-          </w:tcPr>
-          <w:p>
-            <w:pPr>
-              <w:pStyle w:val="Normal"/>
-              <w:jc w:val="center"/>
-              <w:pBdr>
-                <w:bottom w:val="none" w:sz="0" w:space="0" w:color="000000"/>
-                <w:top w:val="none" w:sz="0" w:space="0" w:color="000000"/>
-                <w:left w:val="none" w:sz="0" w:space="0" w:color="000000"/>
-                <w:right w:val="none" w:sz="0" w:space="0" w:color="000000"/>
-              </w:pBdr>
-              <w:spacing w:after="100" w:before="100" w:line="240"/>
-              <w:ind w:left="100" w:right="100" w:firstLine="0" w:firstLineChars="0"/>
-              <w:rPr>
-                <w:rFonts w:ascii="Helvetica" w:hAnsi="Helvetica" w:eastAsia="Helvetica" w:cs="Helvetica"/>
-                <w:i w:val="false"/>
-                <w:b w:val="false"/>
-                <w:u w:val="none"/>
-                <w:sz w:val="22"/>
-                <w:szCs w:val="22"/>
-                <w:color w:val="000000"/>
-              </w:rPr>
-            </w:pPr>
-            <w:r>
-              <w:rPr>
-                <w:rFonts w:ascii="Helvetica" w:hAnsi="Helvetica" w:eastAsia="Helvetica" w:cs="Helvetica"/>
-                <w:i w:val="false"/>
-                <w:b w:val="false"/>
-                <w:u w:val="none"/>
-                <w:sz w:val="22"/>
-                <w:szCs w:val="22"/>
-                <w:color w:val="000000"/>
-              </w:rPr>
-              <w:t xml:space="preserve">5.91</w:t>
-            </w:r>
-          </w:p>
-        </w:tc>
-        <w:tc>
-          <w:tcPr>
-            <w:tcBorders>
-              <w:bottom w:val="none" w:sz="0" w:space="0" w:color="000000"/>
-              <w:top w:val="none" w:sz="0" w:space="0" w:color="000000"/>
-              <w:left w:val="none" w:sz="0" w:space="0" w:color="000000"/>
-              <w:right w:val="none" w:sz="0" w:space="0" w:color="000000"/>
-            </w:tcBorders>
-            <w:shd w:val="clear" w:color="auto" w:fill="FFFFFF"/>
-            <w:tcMar>
-              <w:top w:w="0" w:type="dxa"/>
-              <w:bottom w:w="0" w:type="dxa"/>
-              <w:left w:w="0" w:type="dxa"/>
-              <w:right w:w="0" w:type="dxa"/>
-            </w:tcMar>
-            <w:vAlign w:val="top"/>
-          </w:tcPr>
-          <w:p>
-            <w:pPr>
-              <w:pStyle w:val="Normal"/>
-              <w:jc w:val="center"/>
-              <w:pBdr>
-                <w:bottom w:val="none" w:sz="0" w:space="0" w:color="000000"/>
-                <w:top w:val="none" w:sz="0" w:space="0" w:color="000000"/>
-                <w:left w:val="none" w:sz="0" w:space="0" w:color="000000"/>
-                <w:right w:val="none" w:sz="0" w:space="0" w:color="000000"/>
-              </w:pBdr>
-              <w:spacing w:after="100" w:before="100" w:line="240"/>
-              <w:ind w:left="100" w:right="100" w:firstLine="0" w:firstLineChars="0"/>
-              <w:rPr>
-                <w:rFonts w:ascii="Helvetica" w:hAnsi="Helvetica" w:eastAsia="Helvetica" w:cs="Helvetica"/>
-                <w:i w:val="false"/>
-                <w:b w:val="false"/>
-                <w:u w:val="none"/>
-                <w:sz w:val="22"/>
-                <w:szCs w:val="22"/>
-                <w:color w:val="000000"/>
-              </w:rPr>
-            </w:pPr>
-            <w:r>
-              <w:rPr>
-                <w:rFonts w:ascii="Helvetica" w:hAnsi="Helvetica" w:eastAsia="Helvetica" w:cs="Helvetica"/>
-                <w:i w:val="false"/>
-                <w:b w:val="false"/>
-                <w:u w:val="none"/>
-                <w:sz w:val="22"/>
-                <w:szCs w:val="22"/>
-                <w:color w:val="000000"/>
-              </w:rPr>
-              <w:t xml:space="preserve">1.25, 28.0</w:t>
-            </w:r>
-          </w:p>
-        </w:tc>
-        <w:tc>
-          <w:tcPr>
-            <w:tcBorders>
-              <w:bottom w:val="none" w:sz="0" w:space="0" w:color="000000"/>
-              <w:top w:val="none" w:sz="0" w:space="0" w:color="000000"/>
-              <w:left w:val="none" w:sz="0" w:space="0" w:color="000000"/>
-              <w:right w:val="none" w:sz="0" w:space="0" w:color="000000"/>
-            </w:tcBorders>
-            <w:shd w:val="clear" w:color="auto" w:fill="FFFFFF"/>
-            <w:tcMar>
-              <w:top w:w="0" w:type="dxa"/>
-              <w:bottom w:w="0" w:type="dxa"/>
-              <w:left w:w="0" w:type="dxa"/>
-              <w:right w:w="0" w:type="dxa"/>
-            </w:tcMar>
-            <w:vAlign w:val="top"/>
-          </w:tcPr>
-          <w:p>
-            <w:pPr>
-              <w:pStyle w:val="Normal"/>
-              <w:jc w:val="center"/>
-              <w:pBdr>
-                <w:bottom w:val="none" w:sz="0" w:space="0" w:color="000000"/>
-                <w:top w:val="none" w:sz="0" w:space="0" w:color="000000"/>
-                <w:left w:val="none" w:sz="0" w:space="0" w:color="000000"/>
-                <w:right w:val="none" w:sz="0" w:space="0" w:color="000000"/>
-              </w:pBdr>
-              <w:spacing w:after="100" w:before="100" w:line="240"/>
-              <w:ind w:left="100" w:right="100" w:firstLine="0" w:firstLineChars="0"/>
-              <w:rPr>
-                <w:rFonts w:ascii="Helvetica" w:hAnsi="Helvetica" w:eastAsia="Helvetica" w:cs="Helvetica"/>
-                <w:i w:val="false"/>
-                <w:b w:val="false"/>
-                <w:u w:val="none"/>
-                <w:sz w:val="22"/>
-                <w:szCs w:val="22"/>
-                <w:color w:val="000000"/>
-              </w:rPr>
-            </w:pPr>
-            <w:r>
-              <w:rPr>
-                <w:rFonts w:ascii="Helvetica" w:hAnsi="Helvetica" w:eastAsia="Helvetica" w:cs="Helvetica"/>
-                <w:i w:val="false"/>
-                <w:b w:val="false"/>
-                <w:u w:val="none"/>
-                <w:sz w:val="22"/>
-                <w:szCs w:val="22"/>
-                <w:color w:val="000000"/>
-              </w:rPr>
-              <w:t xml:space="preserve">0.025</w:t>
+              <w:t xml:space="preserve">0.89</w:t>
+            </w:r>
+          </w:p>
+        </w:tc>
+        <w:tc>
+          <w:tcPr>
+            <w:tcBorders>
+              <w:bottom w:val="none" w:sz="0" w:space="0" w:color="000000"/>
+              <w:top w:val="none" w:sz="0" w:space="0" w:color="000000"/>
+              <w:left w:val="none" w:sz="0" w:space="0" w:color="000000"/>
+              <w:right w:val="none" w:sz="0" w:space="0" w:color="000000"/>
+            </w:tcBorders>
+            <w:shd w:val="clear" w:color="auto" w:fill="FFFFFF"/>
+            <w:tcMar>
+              <w:top w:w="0" w:type="dxa"/>
+              <w:bottom w:w="0" w:type="dxa"/>
+              <w:left w:w="0" w:type="dxa"/>
+              <w:right w:w="0" w:type="dxa"/>
+            </w:tcMar>
+            <w:vAlign w:val="top"/>
+          </w:tcPr>
+          <w:p>
+            <w:pPr>
+              <w:pStyle w:val="Normal"/>
+              <w:jc w:val="center"/>
+              <w:pBdr>
+                <w:bottom w:val="none" w:sz="0" w:space="0" w:color="000000"/>
+                <w:top w:val="none" w:sz="0" w:space="0" w:color="000000"/>
+                <w:left w:val="none" w:sz="0" w:space="0" w:color="000000"/>
+                <w:right w:val="none" w:sz="0" w:space="0" w:color="000000"/>
+              </w:pBdr>
+              <w:spacing w:after="100" w:before="100" w:line="240"/>
+              <w:ind w:left="100" w:right="100" w:firstLine="0" w:firstLineChars="0"/>
+              <w:rPr>
+                <w:rFonts w:ascii="Helvetica" w:hAnsi="Helvetica" w:eastAsia="Helvetica" w:cs="Helvetica"/>
+                <w:i w:val="false"/>
+                <w:b w:val="false"/>
+                <w:u w:val="none"/>
+                <w:sz w:val="22"/>
+                <w:szCs w:val="22"/>
+                <w:color w:val="000000"/>
+              </w:rPr>
+            </w:pPr>
+            <w:r>
+              <w:rPr>
+                <w:rFonts w:ascii="Helvetica" w:hAnsi="Helvetica" w:eastAsia="Helvetica" w:cs="Helvetica"/>
+                <w:i w:val="false"/>
+                <w:b w:val="false"/>
+                <w:u w:val="none"/>
+                <w:sz w:val="22"/>
+                <w:szCs w:val="22"/>
+                <w:color w:val="000000"/>
+              </w:rPr>
+              <w:t xml:space="preserve">0.44, 1.76</w:t>
+            </w:r>
+          </w:p>
+        </w:tc>
+        <w:tc>
+          <w:tcPr>
+            <w:tcBorders>
+              <w:bottom w:val="none" w:sz="0" w:space="0" w:color="000000"/>
+              <w:top w:val="none" w:sz="0" w:space="0" w:color="000000"/>
+              <w:left w:val="none" w:sz="0" w:space="0" w:color="000000"/>
+              <w:right w:val="none" w:sz="0" w:space="0" w:color="000000"/>
+            </w:tcBorders>
+            <w:shd w:val="clear" w:color="auto" w:fill="FFFFFF"/>
+            <w:tcMar>
+              <w:top w:w="0" w:type="dxa"/>
+              <w:bottom w:w="0" w:type="dxa"/>
+              <w:left w:w="0" w:type="dxa"/>
+              <w:right w:w="0" w:type="dxa"/>
+            </w:tcMar>
+            <w:vAlign w:val="top"/>
+          </w:tcPr>
+          <w:p>
+            <w:pPr>
+              <w:pStyle w:val="Normal"/>
+              <w:jc w:val="center"/>
+              <w:pBdr>
+                <w:bottom w:val="none" w:sz="0" w:space="0" w:color="000000"/>
+                <w:top w:val="none" w:sz="0" w:space="0" w:color="000000"/>
+                <w:left w:val="none" w:sz="0" w:space="0" w:color="000000"/>
+                <w:right w:val="none" w:sz="0" w:space="0" w:color="000000"/>
+              </w:pBdr>
+              <w:spacing w:after="100" w:before="100" w:line="240"/>
+              <w:ind w:left="100" w:right="100" w:firstLine="0" w:firstLineChars="0"/>
+              <w:rPr>
+                <w:rFonts w:ascii="Helvetica" w:hAnsi="Helvetica" w:eastAsia="Helvetica" w:cs="Helvetica"/>
+                <w:i w:val="false"/>
+                <w:b w:val="false"/>
+                <w:u w:val="none"/>
+                <w:sz w:val="22"/>
+                <w:szCs w:val="22"/>
+                <w:color w:val="000000"/>
+              </w:rPr>
+            </w:pPr>
+            <w:r>
+              <w:rPr>
+                <w:rFonts w:ascii="Helvetica" w:hAnsi="Helvetica" w:eastAsia="Helvetica" w:cs="Helvetica"/>
+                <w:i w:val="false"/>
+                <w:b w:val="false"/>
+                <w:u w:val="none"/>
+                <w:sz w:val="22"/>
+                <w:szCs w:val="22"/>
+                <w:color w:val="000000"/>
+              </w:rPr>
+              <w:t xml:space="preserve">0.730</w:t>
             </w:r>
           </w:p>
         </w:tc>
@@ -15225,7 +14742,7 @@
         <w:trPr>
           <w:trHeight w:val="616" w:hRule="auto"/>
         </w:trPr>
-        body31
+        body30
         <w:tc>
           <w:tcPr>
             <w:tcBorders>
@@ -15593,113 +15110,113 @@
                 <w:szCs w:val="22"/>
                 <w:color w:val="000000"/>
               </w:rPr>
-              <w:t xml:space="preserve">1.05</w:t>
-            </w:r>
-          </w:p>
-        </w:tc>
-        <w:tc>
-          <w:tcPr>
-            <w:tcBorders>
-              <w:bottom w:val="none" w:sz="0" w:space="0" w:color="000000"/>
-              <w:top w:val="none" w:sz="0" w:space="0" w:color="000000"/>
-              <w:left w:val="none" w:sz="0" w:space="0" w:color="000000"/>
-              <w:right w:val="none" w:sz="0" w:space="0" w:color="000000"/>
-            </w:tcBorders>
-            <w:shd w:val="clear" w:color="auto" w:fill="FFFFFF"/>
-            <w:tcMar>
-              <w:top w:w="0" w:type="dxa"/>
-              <w:bottom w:w="0" w:type="dxa"/>
-              <w:left w:w="0" w:type="dxa"/>
-              <w:right w:w="0" w:type="dxa"/>
-            </w:tcMar>
-            <w:vAlign w:val="top"/>
-          </w:tcPr>
-          <w:p>
-            <w:pPr>
-              <w:pStyle w:val="Normal"/>
-              <w:jc w:val="center"/>
-              <w:pBdr>
-                <w:bottom w:val="none" w:sz="0" w:space="0" w:color="000000"/>
-                <w:top w:val="none" w:sz="0" w:space="0" w:color="000000"/>
-                <w:left w:val="none" w:sz="0" w:space="0" w:color="000000"/>
-                <w:right w:val="none" w:sz="0" w:space="0" w:color="000000"/>
-              </w:pBdr>
-              <w:spacing w:after="100" w:before="100" w:line="240"/>
-              <w:ind w:left="100" w:right="100" w:firstLine="0" w:firstLineChars="0"/>
-              <w:rPr>
-                <w:rFonts w:ascii="Helvetica" w:hAnsi="Helvetica" w:eastAsia="Helvetica" w:cs="Helvetica"/>
-                <w:i w:val="false"/>
-                <w:b w:val="false"/>
-                <w:u w:val="none"/>
-                <w:sz w:val="22"/>
-                <w:szCs w:val="22"/>
-                <w:color w:val="000000"/>
-              </w:rPr>
-            </w:pPr>
-            <w:r>
-              <w:rPr>
-                <w:rFonts w:ascii="Helvetica" w:hAnsi="Helvetica" w:eastAsia="Helvetica" w:cs="Helvetica"/>
-                <w:i w:val="false"/>
-                <w:b w:val="false"/>
-                <w:u w:val="none"/>
-                <w:sz w:val="22"/>
-                <w:szCs w:val="22"/>
-                <w:color w:val="000000"/>
-              </w:rPr>
-              <w:t xml:space="preserve">0.51, 2.14</w:t>
-            </w:r>
-          </w:p>
-        </w:tc>
-        <w:tc>
-          <w:tcPr>
-            <w:tcBorders>
-              <w:bottom w:val="none" w:sz="0" w:space="0" w:color="000000"/>
-              <w:top w:val="none" w:sz="0" w:space="0" w:color="000000"/>
-              <w:left w:val="none" w:sz="0" w:space="0" w:color="000000"/>
-              <w:right w:val="none" w:sz="0" w:space="0" w:color="000000"/>
-            </w:tcBorders>
-            <w:shd w:val="clear" w:color="auto" w:fill="FFFFFF"/>
-            <w:tcMar>
-              <w:top w:w="0" w:type="dxa"/>
-              <w:bottom w:w="0" w:type="dxa"/>
-              <w:left w:w="0" w:type="dxa"/>
-              <w:right w:w="0" w:type="dxa"/>
-            </w:tcMar>
-            <w:vAlign w:val="top"/>
-          </w:tcPr>
-          <w:p>
-            <w:pPr>
-              <w:pStyle w:val="Normal"/>
-              <w:jc w:val="center"/>
-              <w:pBdr>
-                <w:bottom w:val="none" w:sz="0" w:space="0" w:color="000000"/>
-                <w:top w:val="none" w:sz="0" w:space="0" w:color="000000"/>
-                <w:left w:val="none" w:sz="0" w:space="0" w:color="000000"/>
-                <w:right w:val="none" w:sz="0" w:space="0" w:color="000000"/>
-              </w:pBdr>
-              <w:spacing w:after="100" w:before="100" w:line="240"/>
-              <w:ind w:left="100" w:right="100" w:firstLine="0" w:firstLineChars="0"/>
-              <w:rPr>
-                <w:rFonts w:ascii="Helvetica" w:hAnsi="Helvetica" w:eastAsia="Helvetica" w:cs="Helvetica"/>
-                <w:i w:val="false"/>
-                <w:b w:val="false"/>
-                <w:u w:val="none"/>
-                <w:sz w:val="22"/>
-                <w:szCs w:val="22"/>
-                <w:color w:val="000000"/>
-              </w:rPr>
-            </w:pPr>
-            <w:r>
-              <w:rPr>
-                <w:rFonts w:ascii="Helvetica" w:hAnsi="Helvetica" w:eastAsia="Helvetica" w:cs="Helvetica"/>
-                <w:i w:val="false"/>
-                <w:b w:val="false"/>
-                <w:u w:val="none"/>
-                <w:sz w:val="22"/>
-                <w:szCs w:val="22"/>
-                <w:color w:val="000000"/>
-              </w:rPr>
-              <w:t xml:space="preserve">0.900</w:t>
+              <w:t xml:space="preserve">1.15</w:t>
+            </w:r>
+          </w:p>
+        </w:tc>
+        <w:tc>
+          <w:tcPr>
+            <w:tcBorders>
+              <w:bottom w:val="none" w:sz="0" w:space="0" w:color="000000"/>
+              <w:top w:val="none" w:sz="0" w:space="0" w:color="000000"/>
+              <w:left w:val="none" w:sz="0" w:space="0" w:color="000000"/>
+              <w:right w:val="none" w:sz="0" w:space="0" w:color="000000"/>
+            </w:tcBorders>
+            <w:shd w:val="clear" w:color="auto" w:fill="FFFFFF"/>
+            <w:tcMar>
+              <w:top w:w="0" w:type="dxa"/>
+              <w:bottom w:w="0" w:type="dxa"/>
+              <w:left w:w="0" w:type="dxa"/>
+              <w:right w:w="0" w:type="dxa"/>
+            </w:tcMar>
+            <w:vAlign w:val="top"/>
+          </w:tcPr>
+          <w:p>
+            <w:pPr>
+              <w:pStyle w:val="Normal"/>
+              <w:jc w:val="center"/>
+              <w:pBdr>
+                <w:bottom w:val="none" w:sz="0" w:space="0" w:color="000000"/>
+                <w:top w:val="none" w:sz="0" w:space="0" w:color="000000"/>
+                <w:left w:val="none" w:sz="0" w:space="0" w:color="000000"/>
+                <w:right w:val="none" w:sz="0" w:space="0" w:color="000000"/>
+              </w:pBdr>
+              <w:spacing w:after="100" w:before="100" w:line="240"/>
+              <w:ind w:left="100" w:right="100" w:firstLine="0" w:firstLineChars="0"/>
+              <w:rPr>
+                <w:rFonts w:ascii="Helvetica" w:hAnsi="Helvetica" w:eastAsia="Helvetica" w:cs="Helvetica"/>
+                <w:i w:val="false"/>
+                <w:b w:val="false"/>
+                <w:u w:val="none"/>
+                <w:sz w:val="22"/>
+                <w:szCs w:val="22"/>
+                <w:color w:val="000000"/>
+              </w:rPr>
+            </w:pPr>
+            <w:r>
+              <w:rPr>
+                <w:rFonts w:ascii="Helvetica" w:hAnsi="Helvetica" w:eastAsia="Helvetica" w:cs="Helvetica"/>
+                <w:i w:val="false"/>
+                <w:b w:val="false"/>
+                <w:u w:val="none"/>
+                <w:sz w:val="22"/>
+                <w:szCs w:val="22"/>
+                <w:color w:val="000000"/>
+              </w:rPr>
+              <w:t xml:space="preserve">0.56, 2.35</w:t>
+            </w:r>
+          </w:p>
+        </w:tc>
+        <w:tc>
+          <w:tcPr>
+            <w:tcBorders>
+              <w:bottom w:val="none" w:sz="0" w:space="0" w:color="000000"/>
+              <w:top w:val="none" w:sz="0" w:space="0" w:color="000000"/>
+              <w:left w:val="none" w:sz="0" w:space="0" w:color="000000"/>
+              <w:right w:val="none" w:sz="0" w:space="0" w:color="000000"/>
+            </w:tcBorders>
+            <w:shd w:val="clear" w:color="auto" w:fill="FFFFFF"/>
+            <w:tcMar>
+              <w:top w:w="0" w:type="dxa"/>
+              <w:bottom w:w="0" w:type="dxa"/>
+              <w:left w:w="0" w:type="dxa"/>
+              <w:right w:w="0" w:type="dxa"/>
+            </w:tcMar>
+            <w:vAlign w:val="top"/>
+          </w:tcPr>
+          <w:p>
+            <w:pPr>
+              <w:pStyle w:val="Normal"/>
+              <w:jc w:val="center"/>
+              <w:pBdr>
+                <w:bottom w:val="none" w:sz="0" w:space="0" w:color="000000"/>
+                <w:top w:val="none" w:sz="0" w:space="0" w:color="000000"/>
+                <w:left w:val="none" w:sz="0" w:space="0" w:color="000000"/>
+                <w:right w:val="none" w:sz="0" w:space="0" w:color="000000"/>
+              </w:pBdr>
+              <w:spacing w:after="100" w:before="100" w:line="240"/>
+              <w:ind w:left="100" w:right="100" w:firstLine="0" w:firstLineChars="0"/>
+              <w:rPr>
+                <w:rFonts w:ascii="Helvetica" w:hAnsi="Helvetica" w:eastAsia="Helvetica" w:cs="Helvetica"/>
+                <w:i w:val="false"/>
+                <w:b w:val="false"/>
+                <w:u w:val="none"/>
+                <w:sz w:val="22"/>
+                <w:szCs w:val="22"/>
+                <w:color w:val="000000"/>
+              </w:rPr>
+            </w:pPr>
+            <w:r>
+              <w:rPr>
+                <w:rFonts w:ascii="Helvetica" w:hAnsi="Helvetica" w:eastAsia="Helvetica" w:cs="Helvetica"/>
+                <w:i w:val="false"/>
+                <w:b w:val="false"/>
+                <w:u w:val="none"/>
+                <w:sz w:val="22"/>
+                <w:szCs w:val="22"/>
+                <w:color w:val="000000"/>
+              </w:rPr>
+              <w:t xml:space="preserve">0.710</w:t>
             </w:r>
           </w:p>
         </w:tc>
@@ -15708,7 +15225,7 @@
         <w:trPr>
           <w:trHeight w:val="619" w:hRule="auto"/>
         </w:trPr>
-        body32
+        body31
         <w:tc>
           <w:tcPr>
             <w:tcBorders>
@@ -16076,7 +15593,7 @@
                 <w:szCs w:val="22"/>
                 <w:color w:val="000000"/>
               </w:rPr>
-              <w:t xml:space="preserve">1.00</w:t>
+              <w:t xml:space="preserve">0.99</w:t>
             </w:r>
           </w:p>
         </w:tc>
@@ -16129,7 +15646,7 @@
                 <w:szCs w:val="22"/>
                 <w:color w:val="000000"/>
               </w:rPr>
-              <w:t xml:space="preserve">0.98, 1.02</w:t>
+              <w:t xml:space="preserve">0.97, 1.01</w:t>
             </w:r>
           </w:p>
         </w:tc>
@@ -16182,7 +15699,7 @@
                 <w:szCs w:val="22"/>
                 <w:color w:val="000000"/>
               </w:rPr>
-              <w:t xml:space="preserve">0.690</w:t>
+              <w:t xml:space="preserve">0.520</w:t>
             </w:r>
           </w:p>
         </w:tc>

--- a/docs/tables/whole/sec4_aki_365.docx
+++ b/docs/tables/whole/sec4_aki_365.docx
@@ -17,7 +17,7 @@
         <w:tblLook w:firstRow="1" w:lastRow="0" w:firstColumn="0" w:lastColumn="0" w:noHBand="0" w:noVBand="1"/>
       </w:tblPr>
       <w:tblGrid>
-        <w:gridCol w:w="3321"/>
+        <w:gridCol w:w="3297"/>
         <w:gridCol w:w="778"/>
         <w:gridCol w:w="839"/>
         <w:gridCol w:w="1389"/>
@@ -1103,7 +1103,7 @@
                 <w:szCs w:val="22"/>
                 <w:color w:val="000000"/>
               </w:rPr>
-              <w:t xml:space="preserve">0.97</w:t>
+              <w:t xml:space="preserve">1.01</w:t>
             </w:r>
           </w:p>
         </w:tc>
@@ -1156,7 +1156,7 @@
                 <w:szCs w:val="22"/>
                 <w:color w:val="000000"/>
               </w:rPr>
-              <w:t xml:space="preserve">0.78, 1.21</w:t>
+              <w:t xml:space="preserve">0.85, 1.20</w:t>
             </w:r>
           </w:p>
         </w:tc>
@@ -1209,7 +1209,7 @@
                 <w:szCs w:val="22"/>
                 <w:color w:val="000000"/>
               </w:rPr>
-              <w:t xml:space="preserve">0.810</w:t>
+              <w:t xml:space="preserve">0.910</w:t>
             </w:r>
           </w:p>
         </w:tc>
@@ -1692,7 +1692,7 @@
                 <w:szCs w:val="22"/>
                 <w:color w:val="000000"/>
               </w:rPr>
-              <w:t xml:space="preserve">0.240</w:t>
+              <w:t xml:space="preserve">0.230</w:t>
             </w:r>
           </w:p>
         </w:tc>
@@ -3035,113 +3035,113 @@
                 <w:szCs w:val="22"/>
                 <w:color w:val="000000"/>
               </w:rPr>
-              <w:t xml:space="preserve">1.59</w:t>
-            </w:r>
-          </w:p>
-        </w:tc>
-        <w:tc>
-          <w:tcPr>
-            <w:tcBorders>
-              <w:bottom w:val="none" w:sz="0" w:space="0" w:color="000000"/>
-              <w:top w:val="none" w:sz="0" w:space="0" w:color="000000"/>
-              <w:left w:val="none" w:sz="0" w:space="0" w:color="000000"/>
-              <w:right w:val="none" w:sz="0" w:space="0" w:color="000000"/>
-            </w:tcBorders>
-            <w:shd w:val="clear" w:color="auto" w:fill="FFFFFF"/>
-            <w:tcMar>
-              <w:top w:w="0" w:type="dxa"/>
-              <w:bottom w:w="0" w:type="dxa"/>
-              <w:left w:w="0" w:type="dxa"/>
-              <w:right w:w="0" w:type="dxa"/>
-            </w:tcMar>
-            <w:vAlign w:val="top"/>
-          </w:tcPr>
-          <w:p>
-            <w:pPr>
-              <w:pStyle w:val="Normal"/>
-              <w:jc w:val="center"/>
-              <w:pBdr>
-                <w:bottom w:val="none" w:sz="0" w:space="0" w:color="000000"/>
-                <w:top w:val="none" w:sz="0" w:space="0" w:color="000000"/>
-                <w:left w:val="none" w:sz="0" w:space="0" w:color="000000"/>
-                <w:right w:val="none" w:sz="0" w:space="0" w:color="000000"/>
-              </w:pBdr>
-              <w:spacing w:after="100" w:before="100" w:line="240"/>
-              <w:ind w:left="100" w:right="100" w:firstLine="0" w:firstLineChars="0"/>
-              <w:rPr>
-                <w:rFonts w:ascii="Helvetica" w:hAnsi="Helvetica" w:eastAsia="Helvetica" w:cs="Helvetica"/>
-                <w:i w:val="false"/>
-                <w:b w:val="false"/>
-                <w:u w:val="none"/>
-                <w:sz w:val="22"/>
-                <w:szCs w:val="22"/>
-                <w:color w:val="000000"/>
-              </w:rPr>
-            </w:pPr>
-            <w:r>
-              <w:rPr>
-                <w:rFonts w:ascii="Helvetica" w:hAnsi="Helvetica" w:eastAsia="Helvetica" w:cs="Helvetica"/>
-                <w:i w:val="false"/>
-                <w:b w:val="false"/>
-                <w:u w:val="none"/>
-                <w:sz w:val="22"/>
-                <w:szCs w:val="22"/>
-                <w:color w:val="000000"/>
-              </w:rPr>
-              <w:t xml:space="preserve">0.66, 3.81</w:t>
-            </w:r>
-          </w:p>
-        </w:tc>
-        <w:tc>
-          <w:tcPr>
-            <w:tcBorders>
-              <w:bottom w:val="none" w:sz="0" w:space="0" w:color="000000"/>
-              <w:top w:val="none" w:sz="0" w:space="0" w:color="000000"/>
-              <w:left w:val="none" w:sz="0" w:space="0" w:color="000000"/>
-              <w:right w:val="none" w:sz="0" w:space="0" w:color="000000"/>
-            </w:tcBorders>
-            <w:shd w:val="clear" w:color="auto" w:fill="FFFFFF"/>
-            <w:tcMar>
-              <w:top w:w="0" w:type="dxa"/>
-              <w:bottom w:w="0" w:type="dxa"/>
-              <w:left w:w="0" w:type="dxa"/>
-              <w:right w:w="0" w:type="dxa"/>
-            </w:tcMar>
-            <w:vAlign w:val="top"/>
-          </w:tcPr>
-          <w:p>
-            <w:pPr>
-              <w:pStyle w:val="Normal"/>
-              <w:jc w:val="center"/>
-              <w:pBdr>
-                <w:bottom w:val="none" w:sz="0" w:space="0" w:color="000000"/>
-                <w:top w:val="none" w:sz="0" w:space="0" w:color="000000"/>
-                <w:left w:val="none" w:sz="0" w:space="0" w:color="000000"/>
-                <w:right w:val="none" w:sz="0" w:space="0" w:color="000000"/>
-              </w:pBdr>
-              <w:spacing w:after="100" w:before="100" w:line="240"/>
-              <w:ind w:left="100" w:right="100" w:firstLine="0" w:firstLineChars="0"/>
-              <w:rPr>
-                <w:rFonts w:ascii="Helvetica" w:hAnsi="Helvetica" w:eastAsia="Helvetica" w:cs="Helvetica"/>
-                <w:i w:val="false"/>
-                <w:b w:val="false"/>
-                <w:u w:val="none"/>
-                <w:sz w:val="22"/>
-                <w:szCs w:val="22"/>
-                <w:color w:val="000000"/>
-              </w:rPr>
-            </w:pPr>
-            <w:r>
-              <w:rPr>
-                <w:rFonts w:ascii="Helvetica" w:hAnsi="Helvetica" w:eastAsia="Helvetica" w:cs="Helvetica"/>
-                <w:i w:val="false"/>
-                <w:b w:val="false"/>
-                <w:u w:val="none"/>
-                <w:sz w:val="22"/>
-                <w:szCs w:val="22"/>
-                <w:color w:val="000000"/>
-              </w:rPr>
-              <w:t xml:space="preserve">0.300</w:t>
+              <w:t xml:space="preserve">1.61</w:t>
+            </w:r>
+          </w:p>
+        </w:tc>
+        <w:tc>
+          <w:tcPr>
+            <w:tcBorders>
+              <w:bottom w:val="none" w:sz="0" w:space="0" w:color="000000"/>
+              <w:top w:val="none" w:sz="0" w:space="0" w:color="000000"/>
+              <w:left w:val="none" w:sz="0" w:space="0" w:color="000000"/>
+              <w:right w:val="none" w:sz="0" w:space="0" w:color="000000"/>
+            </w:tcBorders>
+            <w:shd w:val="clear" w:color="auto" w:fill="FFFFFF"/>
+            <w:tcMar>
+              <w:top w:w="0" w:type="dxa"/>
+              <w:bottom w:w="0" w:type="dxa"/>
+              <w:left w:w="0" w:type="dxa"/>
+              <w:right w:w="0" w:type="dxa"/>
+            </w:tcMar>
+            <w:vAlign w:val="top"/>
+          </w:tcPr>
+          <w:p>
+            <w:pPr>
+              <w:pStyle w:val="Normal"/>
+              <w:jc w:val="center"/>
+              <w:pBdr>
+                <w:bottom w:val="none" w:sz="0" w:space="0" w:color="000000"/>
+                <w:top w:val="none" w:sz="0" w:space="0" w:color="000000"/>
+                <w:left w:val="none" w:sz="0" w:space="0" w:color="000000"/>
+                <w:right w:val="none" w:sz="0" w:space="0" w:color="000000"/>
+              </w:pBdr>
+              <w:spacing w:after="100" w:before="100" w:line="240"/>
+              <w:ind w:left="100" w:right="100" w:firstLine="0" w:firstLineChars="0"/>
+              <w:rPr>
+                <w:rFonts w:ascii="Helvetica" w:hAnsi="Helvetica" w:eastAsia="Helvetica" w:cs="Helvetica"/>
+                <w:i w:val="false"/>
+                <w:b w:val="false"/>
+                <w:u w:val="none"/>
+                <w:sz w:val="22"/>
+                <w:szCs w:val="22"/>
+                <w:color w:val="000000"/>
+              </w:rPr>
+            </w:pPr>
+            <w:r>
+              <w:rPr>
+                <w:rFonts w:ascii="Helvetica" w:hAnsi="Helvetica" w:eastAsia="Helvetica" w:cs="Helvetica"/>
+                <w:i w:val="false"/>
+                <w:b w:val="false"/>
+                <w:u w:val="none"/>
+                <w:sz w:val="22"/>
+                <w:szCs w:val="22"/>
+                <w:color w:val="000000"/>
+              </w:rPr>
+              <w:t xml:space="preserve">0.66, 3.92</w:t>
+            </w:r>
+          </w:p>
+        </w:tc>
+        <w:tc>
+          <w:tcPr>
+            <w:tcBorders>
+              <w:bottom w:val="none" w:sz="0" w:space="0" w:color="000000"/>
+              <w:top w:val="none" w:sz="0" w:space="0" w:color="000000"/>
+              <w:left w:val="none" w:sz="0" w:space="0" w:color="000000"/>
+              <w:right w:val="none" w:sz="0" w:space="0" w:color="000000"/>
+            </w:tcBorders>
+            <w:shd w:val="clear" w:color="auto" w:fill="FFFFFF"/>
+            <w:tcMar>
+              <w:top w:w="0" w:type="dxa"/>
+              <w:bottom w:w="0" w:type="dxa"/>
+              <w:left w:w="0" w:type="dxa"/>
+              <w:right w:w="0" w:type="dxa"/>
+            </w:tcMar>
+            <w:vAlign w:val="top"/>
+          </w:tcPr>
+          <w:p>
+            <w:pPr>
+              <w:pStyle w:val="Normal"/>
+              <w:jc w:val="center"/>
+              <w:pBdr>
+                <w:bottom w:val="none" w:sz="0" w:space="0" w:color="000000"/>
+                <w:top w:val="none" w:sz="0" w:space="0" w:color="000000"/>
+                <w:left w:val="none" w:sz="0" w:space="0" w:color="000000"/>
+                <w:right w:val="none" w:sz="0" w:space="0" w:color="000000"/>
+              </w:pBdr>
+              <w:spacing w:after="100" w:before="100" w:line="240"/>
+              <w:ind w:left="100" w:right="100" w:firstLine="0" w:firstLineChars="0"/>
+              <w:rPr>
+                <w:rFonts w:ascii="Helvetica" w:hAnsi="Helvetica" w:eastAsia="Helvetica" w:cs="Helvetica"/>
+                <w:i w:val="false"/>
+                <w:b w:val="false"/>
+                <w:u w:val="none"/>
+                <w:sz w:val="22"/>
+                <w:szCs w:val="22"/>
+                <w:color w:val="000000"/>
+              </w:rPr>
+            </w:pPr>
+            <w:r>
+              <w:rPr>
+                <w:rFonts w:ascii="Helvetica" w:hAnsi="Helvetica" w:eastAsia="Helvetica" w:cs="Helvetica"/>
+                <w:i w:val="false"/>
+                <w:b w:val="false"/>
+                <w:u w:val="none"/>
+                <w:sz w:val="22"/>
+                <w:szCs w:val="22"/>
+                <w:color w:val="000000"/>
+              </w:rPr>
+              <w:t xml:space="preserve">0.290</w:t>
             </w:r>
           </w:p>
         </w:tc>
@@ -3571,60 +3571,60 @@
                 <w:szCs w:val="22"/>
                 <w:color w:val="000000"/>
               </w:rPr>
-              <w:t xml:space="preserve">0.99, 1.21</w:t>
-            </w:r>
-          </w:p>
-        </w:tc>
-        <w:tc>
-          <w:tcPr>
-            <w:tcBorders>
-              <w:bottom w:val="none" w:sz="0" w:space="0" w:color="000000"/>
-              <w:top w:val="none" w:sz="0" w:space="0" w:color="000000"/>
-              <w:left w:val="none" w:sz="0" w:space="0" w:color="000000"/>
-              <w:right w:val="none" w:sz="0" w:space="0" w:color="000000"/>
-            </w:tcBorders>
-            <w:shd w:val="clear" w:color="auto" w:fill="FFFFFF"/>
-            <w:tcMar>
-              <w:top w:w="0" w:type="dxa"/>
-              <w:bottom w:w="0" w:type="dxa"/>
-              <w:left w:w="0" w:type="dxa"/>
-              <w:right w:w="0" w:type="dxa"/>
-            </w:tcMar>
-            <w:vAlign w:val="top"/>
-          </w:tcPr>
-          <w:p>
-            <w:pPr>
-              <w:pStyle w:val="Normal"/>
-              <w:jc w:val="center"/>
-              <w:pBdr>
-                <w:bottom w:val="none" w:sz="0" w:space="0" w:color="000000"/>
-                <w:top w:val="none" w:sz="0" w:space="0" w:color="000000"/>
-                <w:left w:val="none" w:sz="0" w:space="0" w:color="000000"/>
-                <w:right w:val="none" w:sz="0" w:space="0" w:color="000000"/>
-              </w:pBdr>
-              <w:spacing w:after="100" w:before="100" w:line="240"/>
-              <w:ind w:left="100" w:right="100" w:firstLine="0" w:firstLineChars="0"/>
-              <w:rPr>
-                <w:rFonts w:ascii="Helvetica" w:hAnsi="Helvetica" w:eastAsia="Helvetica" w:cs="Helvetica"/>
-                <w:i w:val="false"/>
-                <w:b w:val="false"/>
-                <w:u w:val="none"/>
-                <w:sz w:val="22"/>
-                <w:szCs w:val="22"/>
-                <w:color w:val="000000"/>
-              </w:rPr>
-            </w:pPr>
-            <w:r>
-              <w:rPr>
-                <w:rFonts w:ascii="Helvetica" w:hAnsi="Helvetica" w:eastAsia="Helvetica" w:cs="Helvetica"/>
-                <w:i w:val="false"/>
-                <w:b w:val="false"/>
-                <w:u w:val="none"/>
-                <w:sz w:val="22"/>
-                <w:szCs w:val="22"/>
-                <w:color w:val="000000"/>
-              </w:rPr>
-              <w:t xml:space="preserve">0.085</w:t>
+              <w:t xml:space="preserve">0.99, 1.20</w:t>
+            </w:r>
+          </w:p>
+        </w:tc>
+        <w:tc>
+          <w:tcPr>
+            <w:tcBorders>
+              <w:bottom w:val="none" w:sz="0" w:space="0" w:color="000000"/>
+              <w:top w:val="none" w:sz="0" w:space="0" w:color="000000"/>
+              <w:left w:val="none" w:sz="0" w:space="0" w:color="000000"/>
+              <w:right w:val="none" w:sz="0" w:space="0" w:color="000000"/>
+            </w:tcBorders>
+            <w:shd w:val="clear" w:color="auto" w:fill="FFFFFF"/>
+            <w:tcMar>
+              <w:top w:w="0" w:type="dxa"/>
+              <w:bottom w:w="0" w:type="dxa"/>
+              <w:left w:w="0" w:type="dxa"/>
+              <w:right w:w="0" w:type="dxa"/>
+            </w:tcMar>
+            <w:vAlign w:val="top"/>
+          </w:tcPr>
+          <w:p>
+            <w:pPr>
+              <w:pStyle w:val="Normal"/>
+              <w:jc w:val="center"/>
+              <w:pBdr>
+                <w:bottom w:val="none" w:sz="0" w:space="0" w:color="000000"/>
+                <w:top w:val="none" w:sz="0" w:space="0" w:color="000000"/>
+                <w:left w:val="none" w:sz="0" w:space="0" w:color="000000"/>
+                <w:right w:val="none" w:sz="0" w:space="0" w:color="000000"/>
+              </w:pBdr>
+              <w:spacing w:after="100" w:before="100" w:line="240"/>
+              <w:ind w:left="100" w:right="100" w:firstLine="0" w:firstLineChars="0"/>
+              <w:rPr>
+                <w:rFonts w:ascii="Helvetica" w:hAnsi="Helvetica" w:eastAsia="Helvetica" w:cs="Helvetica"/>
+                <w:i w:val="false"/>
+                <w:b w:val="false"/>
+                <w:u w:val="none"/>
+                <w:sz w:val="22"/>
+                <w:szCs w:val="22"/>
+                <w:color w:val="000000"/>
+              </w:rPr>
+            </w:pPr>
+            <w:r>
+              <w:rPr>
+                <w:rFonts w:ascii="Helvetica" w:hAnsi="Helvetica" w:eastAsia="Helvetica" w:cs="Helvetica"/>
+                <w:i w:val="false"/>
+                <w:b w:val="false"/>
+                <w:u w:val="none"/>
+                <w:sz w:val="22"/>
+                <w:szCs w:val="22"/>
+                <w:color w:val="000000"/>
+              </w:rPr>
+              <w:t xml:space="preserve">0.089</w:t>
             </w:r>
           </w:p>
         </w:tc>
@@ -4967,113 +4967,113 @@
                 <w:szCs w:val="22"/>
                 <w:color w:val="000000"/>
               </w:rPr>
-              <w:t xml:space="preserve">0.93</w:t>
-            </w:r>
-          </w:p>
-        </w:tc>
-        <w:tc>
-          <w:tcPr>
-            <w:tcBorders>
-              <w:bottom w:val="none" w:sz="0" w:space="0" w:color="000000"/>
-              <w:top w:val="none" w:sz="0" w:space="0" w:color="000000"/>
-              <w:left w:val="none" w:sz="0" w:space="0" w:color="000000"/>
-              <w:right w:val="none" w:sz="0" w:space="0" w:color="000000"/>
-            </w:tcBorders>
-            <w:shd w:val="clear" w:color="auto" w:fill="FFFFFF"/>
-            <w:tcMar>
-              <w:top w:w="0" w:type="dxa"/>
-              <w:bottom w:w="0" w:type="dxa"/>
-              <w:left w:w="0" w:type="dxa"/>
-              <w:right w:w="0" w:type="dxa"/>
-            </w:tcMar>
-            <w:vAlign w:val="top"/>
-          </w:tcPr>
-          <w:p>
-            <w:pPr>
-              <w:pStyle w:val="Normal"/>
-              <w:jc w:val="center"/>
-              <w:pBdr>
-                <w:bottom w:val="none" w:sz="0" w:space="0" w:color="000000"/>
-                <w:top w:val="none" w:sz="0" w:space="0" w:color="000000"/>
-                <w:left w:val="none" w:sz="0" w:space="0" w:color="000000"/>
-                <w:right w:val="none" w:sz="0" w:space="0" w:color="000000"/>
-              </w:pBdr>
-              <w:spacing w:after="100" w:before="100" w:line="240"/>
-              <w:ind w:left="100" w:right="100" w:firstLine="0" w:firstLineChars="0"/>
-              <w:rPr>
-                <w:rFonts w:ascii="Helvetica" w:hAnsi="Helvetica" w:eastAsia="Helvetica" w:cs="Helvetica"/>
-                <w:i w:val="false"/>
-                <w:b w:val="false"/>
-                <w:u w:val="none"/>
-                <w:sz w:val="22"/>
-                <w:szCs w:val="22"/>
-                <w:color w:val="000000"/>
-              </w:rPr>
-            </w:pPr>
-            <w:r>
-              <w:rPr>
-                <w:rFonts w:ascii="Helvetica" w:hAnsi="Helvetica" w:eastAsia="Helvetica" w:cs="Helvetica"/>
-                <w:i w:val="false"/>
-                <w:b w:val="false"/>
-                <w:u w:val="none"/>
-                <w:sz w:val="22"/>
-                <w:szCs w:val="22"/>
-                <w:color w:val="000000"/>
-              </w:rPr>
-              <w:t xml:space="preserve">0.45, 1.92</w:t>
-            </w:r>
-          </w:p>
-        </w:tc>
-        <w:tc>
-          <w:tcPr>
-            <w:tcBorders>
-              <w:bottom w:val="none" w:sz="0" w:space="0" w:color="000000"/>
-              <w:top w:val="none" w:sz="0" w:space="0" w:color="000000"/>
-              <w:left w:val="none" w:sz="0" w:space="0" w:color="000000"/>
-              <w:right w:val="none" w:sz="0" w:space="0" w:color="000000"/>
-            </w:tcBorders>
-            <w:shd w:val="clear" w:color="auto" w:fill="FFFFFF"/>
-            <w:tcMar>
-              <w:top w:w="0" w:type="dxa"/>
-              <w:bottom w:w="0" w:type="dxa"/>
-              <w:left w:w="0" w:type="dxa"/>
-              <w:right w:w="0" w:type="dxa"/>
-            </w:tcMar>
-            <w:vAlign w:val="top"/>
-          </w:tcPr>
-          <w:p>
-            <w:pPr>
-              <w:pStyle w:val="Normal"/>
-              <w:jc w:val="center"/>
-              <w:pBdr>
-                <w:bottom w:val="none" w:sz="0" w:space="0" w:color="000000"/>
-                <w:top w:val="none" w:sz="0" w:space="0" w:color="000000"/>
-                <w:left w:val="none" w:sz="0" w:space="0" w:color="000000"/>
-                <w:right w:val="none" w:sz="0" w:space="0" w:color="000000"/>
-              </w:pBdr>
-              <w:spacing w:after="100" w:before="100" w:line="240"/>
-              <w:ind w:left="100" w:right="100" w:firstLine="0" w:firstLineChars="0"/>
-              <w:rPr>
-                <w:rFonts w:ascii="Helvetica" w:hAnsi="Helvetica" w:eastAsia="Helvetica" w:cs="Helvetica"/>
-                <w:i w:val="false"/>
-                <w:b w:val="false"/>
-                <w:u w:val="none"/>
-                <w:sz w:val="22"/>
-                <w:szCs w:val="22"/>
-                <w:color w:val="000000"/>
-              </w:rPr>
-            </w:pPr>
-            <w:r>
-              <w:rPr>
-                <w:rFonts w:ascii="Helvetica" w:hAnsi="Helvetica" w:eastAsia="Helvetica" w:cs="Helvetica"/>
-                <w:i w:val="false"/>
-                <w:b w:val="false"/>
-                <w:u w:val="none"/>
-                <w:sz w:val="22"/>
-                <w:szCs w:val="22"/>
-                <w:color w:val="000000"/>
-              </w:rPr>
-              <w:t xml:space="preserve">0.850</w:t>
+              <w:t xml:space="preserve">0.92</w:t>
+            </w:r>
+          </w:p>
+        </w:tc>
+        <w:tc>
+          <w:tcPr>
+            <w:tcBorders>
+              <w:bottom w:val="none" w:sz="0" w:space="0" w:color="000000"/>
+              <w:top w:val="none" w:sz="0" w:space="0" w:color="000000"/>
+              <w:left w:val="none" w:sz="0" w:space="0" w:color="000000"/>
+              <w:right w:val="none" w:sz="0" w:space="0" w:color="000000"/>
+            </w:tcBorders>
+            <w:shd w:val="clear" w:color="auto" w:fill="FFFFFF"/>
+            <w:tcMar>
+              <w:top w:w="0" w:type="dxa"/>
+              <w:bottom w:w="0" w:type="dxa"/>
+              <w:left w:w="0" w:type="dxa"/>
+              <w:right w:w="0" w:type="dxa"/>
+            </w:tcMar>
+            <w:vAlign w:val="top"/>
+          </w:tcPr>
+          <w:p>
+            <w:pPr>
+              <w:pStyle w:val="Normal"/>
+              <w:jc w:val="center"/>
+              <w:pBdr>
+                <w:bottom w:val="none" w:sz="0" w:space="0" w:color="000000"/>
+                <w:top w:val="none" w:sz="0" w:space="0" w:color="000000"/>
+                <w:left w:val="none" w:sz="0" w:space="0" w:color="000000"/>
+                <w:right w:val="none" w:sz="0" w:space="0" w:color="000000"/>
+              </w:pBdr>
+              <w:spacing w:after="100" w:before="100" w:line="240"/>
+              <w:ind w:left="100" w:right="100" w:firstLine="0" w:firstLineChars="0"/>
+              <w:rPr>
+                <w:rFonts w:ascii="Helvetica" w:hAnsi="Helvetica" w:eastAsia="Helvetica" w:cs="Helvetica"/>
+                <w:i w:val="false"/>
+                <w:b w:val="false"/>
+                <w:u w:val="none"/>
+                <w:sz w:val="22"/>
+                <w:szCs w:val="22"/>
+                <w:color w:val="000000"/>
+              </w:rPr>
+            </w:pPr>
+            <w:r>
+              <w:rPr>
+                <w:rFonts w:ascii="Helvetica" w:hAnsi="Helvetica" w:eastAsia="Helvetica" w:cs="Helvetica"/>
+                <w:i w:val="false"/>
+                <w:b w:val="false"/>
+                <w:u w:val="none"/>
+                <w:sz w:val="22"/>
+                <w:szCs w:val="22"/>
+                <w:color w:val="000000"/>
+              </w:rPr>
+              <w:t xml:space="preserve">0.45, 1.91</w:t>
+            </w:r>
+          </w:p>
+        </w:tc>
+        <w:tc>
+          <w:tcPr>
+            <w:tcBorders>
+              <w:bottom w:val="none" w:sz="0" w:space="0" w:color="000000"/>
+              <w:top w:val="none" w:sz="0" w:space="0" w:color="000000"/>
+              <w:left w:val="none" w:sz="0" w:space="0" w:color="000000"/>
+              <w:right w:val="none" w:sz="0" w:space="0" w:color="000000"/>
+            </w:tcBorders>
+            <w:shd w:val="clear" w:color="auto" w:fill="FFFFFF"/>
+            <w:tcMar>
+              <w:top w:w="0" w:type="dxa"/>
+              <w:bottom w:w="0" w:type="dxa"/>
+              <w:left w:w="0" w:type="dxa"/>
+              <w:right w:w="0" w:type="dxa"/>
+            </w:tcMar>
+            <w:vAlign w:val="top"/>
+          </w:tcPr>
+          <w:p>
+            <w:pPr>
+              <w:pStyle w:val="Normal"/>
+              <w:jc w:val="center"/>
+              <w:pBdr>
+                <w:bottom w:val="none" w:sz="0" w:space="0" w:color="000000"/>
+                <w:top w:val="none" w:sz="0" w:space="0" w:color="000000"/>
+                <w:left w:val="none" w:sz="0" w:space="0" w:color="000000"/>
+                <w:right w:val="none" w:sz="0" w:space="0" w:color="000000"/>
+              </w:pBdr>
+              <w:spacing w:after="100" w:before="100" w:line="240"/>
+              <w:ind w:left="100" w:right="100" w:firstLine="0" w:firstLineChars="0"/>
+              <w:rPr>
+                <w:rFonts w:ascii="Helvetica" w:hAnsi="Helvetica" w:eastAsia="Helvetica" w:cs="Helvetica"/>
+                <w:i w:val="false"/>
+                <w:b w:val="false"/>
+                <w:u w:val="none"/>
+                <w:sz w:val="22"/>
+                <w:szCs w:val="22"/>
+                <w:color w:val="000000"/>
+              </w:rPr>
+            </w:pPr>
+            <w:r>
+              <w:rPr>
+                <w:rFonts w:ascii="Helvetica" w:hAnsi="Helvetica" w:eastAsia="Helvetica" w:cs="Helvetica"/>
+                <w:i w:val="false"/>
+                <w:b w:val="false"/>
+                <w:u w:val="none"/>
+                <w:sz w:val="22"/>
+                <w:szCs w:val="22"/>
+                <w:color w:val="000000"/>
+              </w:rPr>
+              <w:t xml:space="preserve">0.830</w:t>
             </w:r>
           </w:p>
         </w:tc>
@@ -6469,60 +6469,60 @@
                 <w:szCs w:val="22"/>
                 <w:color w:val="000000"/>
               </w:rPr>
-              <w:t xml:space="preserve">0.12, 3.95</w:t>
-            </w:r>
-          </w:p>
-        </w:tc>
-        <w:tc>
-          <w:tcPr>
-            <w:tcBorders>
-              <w:bottom w:val="none" w:sz="0" w:space="0" w:color="000000"/>
-              <w:top w:val="none" w:sz="0" w:space="0" w:color="000000"/>
-              <w:left w:val="none" w:sz="0" w:space="0" w:color="000000"/>
-              <w:right w:val="none" w:sz="0" w:space="0" w:color="000000"/>
-            </w:tcBorders>
-            <w:shd w:val="clear" w:color="auto" w:fill="FFFFFF"/>
-            <w:tcMar>
-              <w:top w:w="0" w:type="dxa"/>
-              <w:bottom w:w="0" w:type="dxa"/>
-              <w:left w:w="0" w:type="dxa"/>
-              <w:right w:w="0" w:type="dxa"/>
-            </w:tcMar>
-            <w:vAlign w:val="top"/>
-          </w:tcPr>
-          <w:p>
-            <w:pPr>
-              <w:pStyle w:val="Normal"/>
-              <w:jc w:val="center"/>
-              <w:pBdr>
-                <w:bottom w:val="none" w:sz="0" w:space="0" w:color="000000"/>
-                <w:top w:val="none" w:sz="0" w:space="0" w:color="000000"/>
-                <w:left w:val="none" w:sz="0" w:space="0" w:color="000000"/>
-                <w:right w:val="none" w:sz="0" w:space="0" w:color="000000"/>
-              </w:pBdr>
-              <w:spacing w:after="100" w:before="100" w:line="240"/>
-              <w:ind w:left="100" w:right="100" w:firstLine="0" w:firstLineChars="0"/>
-              <w:rPr>
-                <w:rFonts w:ascii="Helvetica" w:hAnsi="Helvetica" w:eastAsia="Helvetica" w:cs="Helvetica"/>
-                <w:i w:val="false"/>
-                <w:b w:val="false"/>
-                <w:u w:val="none"/>
-                <w:sz w:val="22"/>
-                <w:szCs w:val="22"/>
-                <w:color w:val="000000"/>
-              </w:rPr>
-            </w:pPr>
-            <w:r>
-              <w:rPr>
-                <w:rFonts w:ascii="Helvetica" w:hAnsi="Helvetica" w:eastAsia="Helvetica" w:cs="Helvetica"/>
-                <w:i w:val="false"/>
-                <w:b w:val="false"/>
-                <w:u w:val="none"/>
-                <w:sz w:val="22"/>
-                <w:szCs w:val="22"/>
-                <w:color w:val="000000"/>
-              </w:rPr>
-              <w:t xml:space="preserve">0.680</w:t>
+              <w:t xml:space="preserve">0.12, 3.97</w:t>
+            </w:r>
+          </w:p>
+        </w:tc>
+        <w:tc>
+          <w:tcPr>
+            <w:tcBorders>
+              <w:bottom w:val="none" w:sz="0" w:space="0" w:color="000000"/>
+              <w:top w:val="none" w:sz="0" w:space="0" w:color="000000"/>
+              <w:left w:val="none" w:sz="0" w:space="0" w:color="000000"/>
+              <w:right w:val="none" w:sz="0" w:space="0" w:color="000000"/>
+            </w:tcBorders>
+            <w:shd w:val="clear" w:color="auto" w:fill="FFFFFF"/>
+            <w:tcMar>
+              <w:top w:w="0" w:type="dxa"/>
+              <w:bottom w:w="0" w:type="dxa"/>
+              <w:left w:w="0" w:type="dxa"/>
+              <w:right w:w="0" w:type="dxa"/>
+            </w:tcMar>
+            <w:vAlign w:val="top"/>
+          </w:tcPr>
+          <w:p>
+            <w:pPr>
+              <w:pStyle w:val="Normal"/>
+              <w:jc w:val="center"/>
+              <w:pBdr>
+                <w:bottom w:val="none" w:sz="0" w:space="0" w:color="000000"/>
+                <w:top w:val="none" w:sz="0" w:space="0" w:color="000000"/>
+                <w:left w:val="none" w:sz="0" w:space="0" w:color="000000"/>
+                <w:right w:val="none" w:sz="0" w:space="0" w:color="000000"/>
+              </w:pBdr>
+              <w:spacing w:after="100" w:before="100" w:line="240"/>
+              <w:ind w:left="100" w:right="100" w:firstLine="0" w:firstLineChars="0"/>
+              <w:rPr>
+                <w:rFonts w:ascii="Helvetica" w:hAnsi="Helvetica" w:eastAsia="Helvetica" w:cs="Helvetica"/>
+                <w:i w:val="false"/>
+                <w:b w:val="false"/>
+                <w:u w:val="none"/>
+                <w:sz w:val="22"/>
+                <w:szCs w:val="22"/>
+                <w:color w:val="000000"/>
+              </w:rPr>
+            </w:pPr>
+            <w:r>
+              <w:rPr>
+                <w:rFonts w:ascii="Helvetica" w:hAnsi="Helvetica" w:eastAsia="Helvetica" w:cs="Helvetica"/>
+                <w:i w:val="false"/>
+                <w:b w:val="false"/>
+                <w:u w:val="none"/>
+                <w:sz w:val="22"/>
+                <w:szCs w:val="22"/>
+                <w:color w:val="000000"/>
+              </w:rPr>
+              <w:t xml:space="preserve">0.690</w:t>
             </w:r>
           </w:p>
         </w:tc>
@@ -6952,7 +6952,7 @@
                 <w:szCs w:val="22"/>
                 <w:color w:val="000000"/>
               </w:rPr>
-              <w:t xml:space="preserve">0.25, 3.54</w:t>
+              <w:t xml:space="preserve">0.25, 3.53</w:t>
             </w:r>
           </w:p>
         </w:tc>
@@ -7435,7 +7435,7 @@
                 <w:szCs w:val="22"/>
                 <w:color w:val="000000"/>
               </w:rPr>
-              <w:t xml:space="preserve">0.07, 1.33</w:t>
+              <w:t xml:space="preserve">0.07, 1.32</w:t>
             </w:r>
           </w:p>
         </w:tc>
@@ -7865,60 +7865,60 @@
                 <w:szCs w:val="22"/>
                 <w:color w:val="000000"/>
               </w:rPr>
-              <w:t xml:space="preserve">0.40</w:t>
-            </w:r>
-          </w:p>
-        </w:tc>
-        <w:tc>
-          <w:tcPr>
-            <w:tcBorders>
-              <w:bottom w:val="none" w:sz="0" w:space="0" w:color="000000"/>
-              <w:top w:val="none" w:sz="0" w:space="0" w:color="000000"/>
-              <w:left w:val="none" w:sz="0" w:space="0" w:color="000000"/>
-              <w:right w:val="none" w:sz="0" w:space="0" w:color="000000"/>
-            </w:tcBorders>
-            <w:shd w:val="clear" w:color="auto" w:fill="FFFFFF"/>
-            <w:tcMar>
-              <w:top w:w="0" w:type="dxa"/>
-              <w:bottom w:w="0" w:type="dxa"/>
-              <w:left w:w="0" w:type="dxa"/>
-              <w:right w:w="0" w:type="dxa"/>
-            </w:tcMar>
-            <w:vAlign w:val="top"/>
-          </w:tcPr>
-          <w:p>
-            <w:pPr>
-              <w:pStyle w:val="Normal"/>
-              <w:jc w:val="center"/>
-              <w:pBdr>
-                <w:bottom w:val="none" w:sz="0" w:space="0" w:color="000000"/>
-                <w:top w:val="none" w:sz="0" w:space="0" w:color="000000"/>
-                <w:left w:val="none" w:sz="0" w:space="0" w:color="000000"/>
-                <w:right w:val="none" w:sz="0" w:space="0" w:color="000000"/>
-              </w:pBdr>
-              <w:spacing w:after="100" w:before="100" w:line="240"/>
-              <w:ind w:left="100" w:right="100" w:firstLine="0" w:firstLineChars="0"/>
-              <w:rPr>
-                <w:rFonts w:ascii="Helvetica" w:hAnsi="Helvetica" w:eastAsia="Helvetica" w:cs="Helvetica"/>
-                <w:i w:val="false"/>
-                <w:b w:val="false"/>
-                <w:u w:val="none"/>
-                <w:sz w:val="22"/>
-                <w:szCs w:val="22"/>
-                <w:color w:val="000000"/>
-              </w:rPr>
-            </w:pPr>
-            <w:r>
-              <w:rPr>
-                <w:rFonts w:ascii="Helvetica" w:hAnsi="Helvetica" w:eastAsia="Helvetica" w:cs="Helvetica"/>
-                <w:i w:val="false"/>
-                <w:b w:val="false"/>
-                <w:u w:val="none"/>
-                <w:sz w:val="22"/>
-                <w:szCs w:val="22"/>
-                <w:color w:val="000000"/>
-              </w:rPr>
-              <w:t xml:space="preserve">0.07, 2.39</w:t>
+              <w:t xml:space="preserve">0.41</w:t>
+            </w:r>
+          </w:p>
+        </w:tc>
+        <w:tc>
+          <w:tcPr>
+            <w:tcBorders>
+              <w:bottom w:val="none" w:sz="0" w:space="0" w:color="000000"/>
+              <w:top w:val="none" w:sz="0" w:space="0" w:color="000000"/>
+              <w:left w:val="none" w:sz="0" w:space="0" w:color="000000"/>
+              <w:right w:val="none" w:sz="0" w:space="0" w:color="000000"/>
+            </w:tcBorders>
+            <w:shd w:val="clear" w:color="auto" w:fill="FFFFFF"/>
+            <w:tcMar>
+              <w:top w:w="0" w:type="dxa"/>
+              <w:bottom w:w="0" w:type="dxa"/>
+              <w:left w:w="0" w:type="dxa"/>
+              <w:right w:w="0" w:type="dxa"/>
+            </w:tcMar>
+            <w:vAlign w:val="top"/>
+          </w:tcPr>
+          <w:p>
+            <w:pPr>
+              <w:pStyle w:val="Normal"/>
+              <w:jc w:val="center"/>
+              <w:pBdr>
+                <w:bottom w:val="none" w:sz="0" w:space="0" w:color="000000"/>
+                <w:top w:val="none" w:sz="0" w:space="0" w:color="000000"/>
+                <w:left w:val="none" w:sz="0" w:space="0" w:color="000000"/>
+                <w:right w:val="none" w:sz="0" w:space="0" w:color="000000"/>
+              </w:pBdr>
+              <w:spacing w:after="100" w:before="100" w:line="240"/>
+              <w:ind w:left="100" w:right="100" w:firstLine="0" w:firstLineChars="0"/>
+              <w:rPr>
+                <w:rFonts w:ascii="Helvetica" w:hAnsi="Helvetica" w:eastAsia="Helvetica" w:cs="Helvetica"/>
+                <w:i w:val="false"/>
+                <w:b w:val="false"/>
+                <w:u w:val="none"/>
+                <w:sz w:val="22"/>
+                <w:szCs w:val="22"/>
+                <w:color w:val="000000"/>
+              </w:rPr>
+            </w:pPr>
+            <w:r>
+              <w:rPr>
+                <w:rFonts w:ascii="Helvetica" w:hAnsi="Helvetica" w:eastAsia="Helvetica" w:cs="Helvetica"/>
+                <w:i w:val="false"/>
+                <w:b w:val="false"/>
+                <w:u w:val="none"/>
+                <w:sz w:val="22"/>
+                <w:szCs w:val="22"/>
+                <w:color w:val="000000"/>
+              </w:rPr>
+              <w:t xml:space="preserve">0.07, 2.40</w:t>
             </w:r>
           </w:p>
         </w:tc>
@@ -8348,7 +8348,7 @@
                 <w:szCs w:val="22"/>
                 <w:color w:val="000000"/>
               </w:rPr>
-              <w:t xml:space="preserve">0.26</w:t>
+              <w:t xml:space="preserve">0.25</w:t>
             </w:r>
           </w:p>
         </w:tc>
@@ -8454,7 +8454,7 @@
                 <w:szCs w:val="22"/>
                 <w:color w:val="000000"/>
               </w:rPr>
-              <w:t xml:space="preserve">0.068</w:t>
+              <w:t xml:space="preserve">0.067</w:t>
             </w:r>
           </w:p>
         </w:tc>
@@ -8884,7 +8884,7 @@
                 <w:szCs w:val="22"/>
                 <w:color w:val="000000"/>
               </w:rPr>
-              <w:t xml:space="preserve">0.08, 3.44</w:t>
+              <w:t xml:space="preserve">0.08, 3.43</w:t>
             </w:r>
           </w:p>
         </w:tc>
@@ -10280,113 +10280,113 @@
                 <w:szCs w:val="22"/>
                 <w:color w:val="000000"/>
               </w:rPr>
-              <w:t xml:space="preserve">0.78</w:t>
-            </w:r>
-          </w:p>
-        </w:tc>
-        <w:tc>
-          <w:tcPr>
-            <w:tcBorders>
-              <w:bottom w:val="none" w:sz="0" w:space="0" w:color="000000"/>
-              <w:top w:val="none" w:sz="0" w:space="0" w:color="000000"/>
-              <w:left w:val="none" w:sz="0" w:space="0" w:color="000000"/>
-              <w:right w:val="none" w:sz="0" w:space="0" w:color="000000"/>
-            </w:tcBorders>
-            <w:shd w:val="clear" w:color="auto" w:fill="FFFFFF"/>
-            <w:tcMar>
-              <w:top w:w="0" w:type="dxa"/>
-              <w:bottom w:w="0" w:type="dxa"/>
-              <w:left w:w="0" w:type="dxa"/>
-              <w:right w:w="0" w:type="dxa"/>
-            </w:tcMar>
-            <w:vAlign w:val="top"/>
-          </w:tcPr>
-          <w:p>
-            <w:pPr>
-              <w:pStyle w:val="Normal"/>
-              <w:jc w:val="center"/>
-              <w:pBdr>
-                <w:bottom w:val="none" w:sz="0" w:space="0" w:color="000000"/>
-                <w:top w:val="none" w:sz="0" w:space="0" w:color="000000"/>
-                <w:left w:val="none" w:sz="0" w:space="0" w:color="000000"/>
-                <w:right w:val="none" w:sz="0" w:space="0" w:color="000000"/>
-              </w:pBdr>
-              <w:spacing w:after="100" w:before="100" w:line="240"/>
-              <w:ind w:left="100" w:right="100" w:firstLine="0" w:firstLineChars="0"/>
-              <w:rPr>
-                <w:rFonts w:ascii="Helvetica" w:hAnsi="Helvetica" w:eastAsia="Helvetica" w:cs="Helvetica"/>
-                <w:i w:val="false"/>
-                <w:b w:val="false"/>
-                <w:u w:val="none"/>
-                <w:sz w:val="22"/>
-                <w:szCs w:val="22"/>
-                <w:color w:val="000000"/>
-              </w:rPr>
-            </w:pPr>
-            <w:r>
-              <w:rPr>
-                <w:rFonts w:ascii="Helvetica" w:hAnsi="Helvetica" w:eastAsia="Helvetica" w:cs="Helvetica"/>
-                <w:i w:val="false"/>
-                <w:b w:val="false"/>
-                <w:u w:val="none"/>
-                <w:sz w:val="22"/>
-                <w:szCs w:val="22"/>
-                <w:color w:val="000000"/>
-              </w:rPr>
-              <w:t xml:space="preserve">0.25, 2.43</w:t>
-            </w:r>
-          </w:p>
-        </w:tc>
-        <w:tc>
-          <w:tcPr>
-            <w:tcBorders>
-              <w:bottom w:val="none" w:sz="0" w:space="0" w:color="000000"/>
-              <w:top w:val="none" w:sz="0" w:space="0" w:color="000000"/>
-              <w:left w:val="none" w:sz="0" w:space="0" w:color="000000"/>
-              <w:right w:val="none" w:sz="0" w:space="0" w:color="000000"/>
-            </w:tcBorders>
-            <w:shd w:val="clear" w:color="auto" w:fill="FFFFFF"/>
-            <w:tcMar>
-              <w:top w:w="0" w:type="dxa"/>
-              <w:bottom w:w="0" w:type="dxa"/>
-              <w:left w:w="0" w:type="dxa"/>
-              <w:right w:w="0" w:type="dxa"/>
-            </w:tcMar>
-            <w:vAlign w:val="top"/>
-          </w:tcPr>
-          <w:p>
-            <w:pPr>
-              <w:pStyle w:val="Normal"/>
-              <w:jc w:val="center"/>
-              <w:pBdr>
-                <w:bottom w:val="none" w:sz="0" w:space="0" w:color="000000"/>
-                <w:top w:val="none" w:sz="0" w:space="0" w:color="000000"/>
-                <w:left w:val="none" w:sz="0" w:space="0" w:color="000000"/>
-                <w:right w:val="none" w:sz="0" w:space="0" w:color="000000"/>
-              </w:pBdr>
-              <w:spacing w:after="100" w:before="100" w:line="240"/>
-              <w:ind w:left="100" w:right="100" w:firstLine="0" w:firstLineChars="0"/>
-              <w:rPr>
-                <w:rFonts w:ascii="Helvetica" w:hAnsi="Helvetica" w:eastAsia="Helvetica" w:cs="Helvetica"/>
-                <w:i w:val="false"/>
-                <w:b w:val="false"/>
-                <w:u w:val="none"/>
-                <w:sz w:val="22"/>
-                <w:szCs w:val="22"/>
-                <w:color w:val="000000"/>
-              </w:rPr>
-            </w:pPr>
-            <w:r>
-              <w:rPr>
-                <w:rFonts w:ascii="Helvetica" w:hAnsi="Helvetica" w:eastAsia="Helvetica" w:cs="Helvetica"/>
-                <w:i w:val="false"/>
-                <w:b w:val="false"/>
-                <w:u w:val="none"/>
-                <w:sz w:val="22"/>
-                <w:szCs w:val="22"/>
-                <w:color w:val="000000"/>
-              </w:rPr>
-              <w:t xml:space="preserve">0.670</w:t>
+              <w:t xml:space="preserve">0.79</w:t>
+            </w:r>
+          </w:p>
+        </w:tc>
+        <w:tc>
+          <w:tcPr>
+            <w:tcBorders>
+              <w:bottom w:val="none" w:sz="0" w:space="0" w:color="000000"/>
+              <w:top w:val="none" w:sz="0" w:space="0" w:color="000000"/>
+              <w:left w:val="none" w:sz="0" w:space="0" w:color="000000"/>
+              <w:right w:val="none" w:sz="0" w:space="0" w:color="000000"/>
+            </w:tcBorders>
+            <w:shd w:val="clear" w:color="auto" w:fill="FFFFFF"/>
+            <w:tcMar>
+              <w:top w:w="0" w:type="dxa"/>
+              <w:bottom w:w="0" w:type="dxa"/>
+              <w:left w:w="0" w:type="dxa"/>
+              <w:right w:w="0" w:type="dxa"/>
+            </w:tcMar>
+            <w:vAlign w:val="top"/>
+          </w:tcPr>
+          <w:p>
+            <w:pPr>
+              <w:pStyle w:val="Normal"/>
+              <w:jc w:val="center"/>
+              <w:pBdr>
+                <w:bottom w:val="none" w:sz="0" w:space="0" w:color="000000"/>
+                <w:top w:val="none" w:sz="0" w:space="0" w:color="000000"/>
+                <w:left w:val="none" w:sz="0" w:space="0" w:color="000000"/>
+                <w:right w:val="none" w:sz="0" w:space="0" w:color="000000"/>
+              </w:pBdr>
+              <w:spacing w:after="100" w:before="100" w:line="240"/>
+              <w:ind w:left="100" w:right="100" w:firstLine="0" w:firstLineChars="0"/>
+              <w:rPr>
+                <w:rFonts w:ascii="Helvetica" w:hAnsi="Helvetica" w:eastAsia="Helvetica" w:cs="Helvetica"/>
+                <w:i w:val="false"/>
+                <w:b w:val="false"/>
+                <w:u w:val="none"/>
+                <w:sz w:val="22"/>
+                <w:szCs w:val="22"/>
+                <w:color w:val="000000"/>
+              </w:rPr>
+            </w:pPr>
+            <w:r>
+              <w:rPr>
+                <w:rFonts w:ascii="Helvetica" w:hAnsi="Helvetica" w:eastAsia="Helvetica" w:cs="Helvetica"/>
+                <w:i w:val="false"/>
+                <w:b w:val="false"/>
+                <w:u w:val="none"/>
+                <w:sz w:val="22"/>
+                <w:szCs w:val="22"/>
+                <w:color w:val="000000"/>
+              </w:rPr>
+              <w:t xml:space="preserve">0.26, 2.45</w:t>
+            </w:r>
+          </w:p>
+        </w:tc>
+        <w:tc>
+          <w:tcPr>
+            <w:tcBorders>
+              <w:bottom w:val="none" w:sz="0" w:space="0" w:color="000000"/>
+              <w:top w:val="none" w:sz="0" w:space="0" w:color="000000"/>
+              <w:left w:val="none" w:sz="0" w:space="0" w:color="000000"/>
+              <w:right w:val="none" w:sz="0" w:space="0" w:color="000000"/>
+            </w:tcBorders>
+            <w:shd w:val="clear" w:color="auto" w:fill="FFFFFF"/>
+            <w:tcMar>
+              <w:top w:w="0" w:type="dxa"/>
+              <w:bottom w:w="0" w:type="dxa"/>
+              <w:left w:w="0" w:type="dxa"/>
+              <w:right w:w="0" w:type="dxa"/>
+            </w:tcMar>
+            <w:vAlign w:val="top"/>
+          </w:tcPr>
+          <w:p>
+            <w:pPr>
+              <w:pStyle w:val="Normal"/>
+              <w:jc w:val="center"/>
+              <w:pBdr>
+                <w:bottom w:val="none" w:sz="0" w:space="0" w:color="000000"/>
+                <w:top w:val="none" w:sz="0" w:space="0" w:color="000000"/>
+                <w:left w:val="none" w:sz="0" w:space="0" w:color="000000"/>
+                <w:right w:val="none" w:sz="0" w:space="0" w:color="000000"/>
+              </w:pBdr>
+              <w:spacing w:after="100" w:before="100" w:line="240"/>
+              <w:ind w:left="100" w:right="100" w:firstLine="0" w:firstLineChars="0"/>
+              <w:rPr>
+                <w:rFonts w:ascii="Helvetica" w:hAnsi="Helvetica" w:eastAsia="Helvetica" w:cs="Helvetica"/>
+                <w:i w:val="false"/>
+                <w:b w:val="false"/>
+                <w:u w:val="none"/>
+                <w:sz w:val="22"/>
+                <w:szCs w:val="22"/>
+                <w:color w:val="000000"/>
+              </w:rPr>
+            </w:pPr>
+            <w:r>
+              <w:rPr>
+                <w:rFonts w:ascii="Helvetica" w:hAnsi="Helvetica" w:eastAsia="Helvetica" w:cs="Helvetica"/>
+                <w:i w:val="false"/>
+                <w:b w:val="false"/>
+                <w:u w:val="none"/>
+                <w:sz w:val="22"/>
+                <w:szCs w:val="22"/>
+                <w:color w:val="000000"/>
+              </w:rPr>
+              <w:t xml:space="preserve">0.690</w:t>
             </w:r>
           </w:p>
         </w:tc>
@@ -11835,7 +11835,7 @@
                 <w:szCs w:val="22"/>
                 <w:color w:val="000000"/>
               </w:rPr>
-              <w:t xml:space="preserve">0.085</w:t>
+              <w:t xml:space="preserve">0.086</w:t>
             </w:r>
           </w:p>
         </w:tc>
@@ -12265,7 +12265,7 @@
                 <w:szCs w:val="22"/>
                 <w:color w:val="000000"/>
               </w:rPr>
-              <w:t xml:space="preserve">0.25, 2.53</w:t>
+              <w:t xml:space="preserve">0.25, 2.52</w:t>
             </w:r>
           </w:p>
         </w:tc>
@@ -12695,113 +12695,113 @@
                 <w:szCs w:val="22"/>
                 <w:color w:val="000000"/>
               </w:rPr>
-              <w:t xml:space="preserve">1.04</w:t>
-            </w:r>
-          </w:p>
-        </w:tc>
-        <w:tc>
-          <w:tcPr>
-            <w:tcBorders>
-              <w:bottom w:val="none" w:sz="0" w:space="0" w:color="000000"/>
-              <w:top w:val="none" w:sz="0" w:space="0" w:color="000000"/>
-              <w:left w:val="none" w:sz="0" w:space="0" w:color="000000"/>
-              <w:right w:val="none" w:sz="0" w:space="0" w:color="000000"/>
-            </w:tcBorders>
-            <w:shd w:val="clear" w:color="auto" w:fill="FFFFFF"/>
-            <w:tcMar>
-              <w:top w:w="0" w:type="dxa"/>
-              <w:bottom w:w="0" w:type="dxa"/>
-              <w:left w:w="0" w:type="dxa"/>
-              <w:right w:w="0" w:type="dxa"/>
-            </w:tcMar>
-            <w:vAlign w:val="top"/>
-          </w:tcPr>
-          <w:p>
-            <w:pPr>
-              <w:pStyle w:val="Normal"/>
-              <w:jc w:val="center"/>
-              <w:pBdr>
-                <w:bottom w:val="none" w:sz="0" w:space="0" w:color="000000"/>
-                <w:top w:val="none" w:sz="0" w:space="0" w:color="000000"/>
-                <w:left w:val="none" w:sz="0" w:space="0" w:color="000000"/>
-                <w:right w:val="none" w:sz="0" w:space="0" w:color="000000"/>
-              </w:pBdr>
-              <w:spacing w:after="100" w:before="100" w:line="240"/>
-              <w:ind w:left="100" w:right="100" w:firstLine="0" w:firstLineChars="0"/>
-              <w:rPr>
-                <w:rFonts w:ascii="Helvetica" w:hAnsi="Helvetica" w:eastAsia="Helvetica" w:cs="Helvetica"/>
-                <w:i w:val="false"/>
-                <w:b w:val="false"/>
-                <w:u w:val="none"/>
-                <w:sz w:val="22"/>
-                <w:szCs w:val="22"/>
-                <w:color w:val="000000"/>
-              </w:rPr>
-            </w:pPr>
-            <w:r>
-              <w:rPr>
-                <w:rFonts w:ascii="Helvetica" w:hAnsi="Helvetica" w:eastAsia="Helvetica" w:cs="Helvetica"/>
-                <w:i w:val="false"/>
-                <w:b w:val="false"/>
-                <w:u w:val="none"/>
-                <w:sz w:val="22"/>
-                <w:szCs w:val="22"/>
-                <w:color w:val="000000"/>
-              </w:rPr>
-              <w:t xml:space="preserve">0.25, 4.35</w:t>
-            </w:r>
-          </w:p>
-        </w:tc>
-        <w:tc>
-          <w:tcPr>
-            <w:tcBorders>
-              <w:bottom w:val="none" w:sz="0" w:space="0" w:color="000000"/>
-              <w:top w:val="none" w:sz="0" w:space="0" w:color="000000"/>
-              <w:left w:val="none" w:sz="0" w:space="0" w:color="000000"/>
-              <w:right w:val="none" w:sz="0" w:space="0" w:color="000000"/>
-            </w:tcBorders>
-            <w:shd w:val="clear" w:color="auto" w:fill="FFFFFF"/>
-            <w:tcMar>
-              <w:top w:w="0" w:type="dxa"/>
-              <w:bottom w:w="0" w:type="dxa"/>
-              <w:left w:w="0" w:type="dxa"/>
-              <w:right w:w="0" w:type="dxa"/>
-            </w:tcMar>
-            <w:vAlign w:val="top"/>
-          </w:tcPr>
-          <w:p>
-            <w:pPr>
-              <w:pStyle w:val="Normal"/>
-              <w:jc w:val="center"/>
-              <w:pBdr>
-                <w:bottom w:val="none" w:sz="0" w:space="0" w:color="000000"/>
-                <w:top w:val="none" w:sz="0" w:space="0" w:color="000000"/>
-                <w:left w:val="none" w:sz="0" w:space="0" w:color="000000"/>
-                <w:right w:val="none" w:sz="0" w:space="0" w:color="000000"/>
-              </w:pBdr>
-              <w:spacing w:after="100" w:before="100" w:line="240"/>
-              <w:ind w:left="100" w:right="100" w:firstLine="0" w:firstLineChars="0"/>
-              <w:rPr>
-                <w:rFonts w:ascii="Helvetica" w:hAnsi="Helvetica" w:eastAsia="Helvetica" w:cs="Helvetica"/>
-                <w:i w:val="false"/>
-                <w:b w:val="false"/>
-                <w:u w:val="none"/>
-                <w:sz w:val="22"/>
-                <w:szCs w:val="22"/>
-                <w:color w:val="000000"/>
-              </w:rPr>
-            </w:pPr>
-            <w:r>
-              <w:rPr>
-                <w:rFonts w:ascii="Helvetica" w:hAnsi="Helvetica" w:eastAsia="Helvetica" w:cs="Helvetica"/>
-                <w:i w:val="false"/>
-                <w:b w:val="false"/>
-                <w:u w:val="none"/>
-                <w:sz w:val="22"/>
-                <w:szCs w:val="22"/>
-                <w:color w:val="000000"/>
-              </w:rPr>
-              <w:t xml:space="preserve">0.950</w:t>
+              <w:t xml:space="preserve">1.05</w:t>
+            </w:r>
+          </w:p>
+        </w:tc>
+        <w:tc>
+          <w:tcPr>
+            <w:tcBorders>
+              <w:bottom w:val="none" w:sz="0" w:space="0" w:color="000000"/>
+              <w:top w:val="none" w:sz="0" w:space="0" w:color="000000"/>
+              <w:left w:val="none" w:sz="0" w:space="0" w:color="000000"/>
+              <w:right w:val="none" w:sz="0" w:space="0" w:color="000000"/>
+            </w:tcBorders>
+            <w:shd w:val="clear" w:color="auto" w:fill="FFFFFF"/>
+            <w:tcMar>
+              <w:top w:w="0" w:type="dxa"/>
+              <w:bottom w:w="0" w:type="dxa"/>
+              <w:left w:w="0" w:type="dxa"/>
+              <w:right w:w="0" w:type="dxa"/>
+            </w:tcMar>
+            <w:vAlign w:val="top"/>
+          </w:tcPr>
+          <w:p>
+            <w:pPr>
+              <w:pStyle w:val="Normal"/>
+              <w:jc w:val="center"/>
+              <w:pBdr>
+                <w:bottom w:val="none" w:sz="0" w:space="0" w:color="000000"/>
+                <w:top w:val="none" w:sz="0" w:space="0" w:color="000000"/>
+                <w:left w:val="none" w:sz="0" w:space="0" w:color="000000"/>
+                <w:right w:val="none" w:sz="0" w:space="0" w:color="000000"/>
+              </w:pBdr>
+              <w:spacing w:after="100" w:before="100" w:line="240"/>
+              <w:ind w:left="100" w:right="100" w:firstLine="0" w:firstLineChars="0"/>
+              <w:rPr>
+                <w:rFonts w:ascii="Helvetica" w:hAnsi="Helvetica" w:eastAsia="Helvetica" w:cs="Helvetica"/>
+                <w:i w:val="false"/>
+                <w:b w:val="false"/>
+                <w:u w:val="none"/>
+                <w:sz w:val="22"/>
+                <w:szCs w:val="22"/>
+                <w:color w:val="000000"/>
+              </w:rPr>
+            </w:pPr>
+            <w:r>
+              <w:rPr>
+                <w:rFonts w:ascii="Helvetica" w:hAnsi="Helvetica" w:eastAsia="Helvetica" w:cs="Helvetica"/>
+                <w:i w:val="false"/>
+                <w:b w:val="false"/>
+                <w:u w:val="none"/>
+                <w:sz w:val="22"/>
+                <w:szCs w:val="22"/>
+                <w:color w:val="000000"/>
+              </w:rPr>
+              <w:t xml:space="preserve">0.25, 4.39</w:t>
+            </w:r>
+          </w:p>
+        </w:tc>
+        <w:tc>
+          <w:tcPr>
+            <w:tcBorders>
+              <w:bottom w:val="none" w:sz="0" w:space="0" w:color="000000"/>
+              <w:top w:val="none" w:sz="0" w:space="0" w:color="000000"/>
+              <w:left w:val="none" w:sz="0" w:space="0" w:color="000000"/>
+              <w:right w:val="none" w:sz="0" w:space="0" w:color="000000"/>
+            </w:tcBorders>
+            <w:shd w:val="clear" w:color="auto" w:fill="FFFFFF"/>
+            <w:tcMar>
+              <w:top w:w="0" w:type="dxa"/>
+              <w:bottom w:w="0" w:type="dxa"/>
+              <w:left w:w="0" w:type="dxa"/>
+              <w:right w:w="0" w:type="dxa"/>
+            </w:tcMar>
+            <w:vAlign w:val="top"/>
+          </w:tcPr>
+          <w:p>
+            <w:pPr>
+              <w:pStyle w:val="Normal"/>
+              <w:jc w:val="center"/>
+              <w:pBdr>
+                <w:bottom w:val="none" w:sz="0" w:space="0" w:color="000000"/>
+                <w:top w:val="none" w:sz="0" w:space="0" w:color="000000"/>
+                <w:left w:val="none" w:sz="0" w:space="0" w:color="000000"/>
+                <w:right w:val="none" w:sz="0" w:space="0" w:color="000000"/>
+              </w:pBdr>
+              <w:spacing w:after="100" w:before="100" w:line="240"/>
+              <w:ind w:left="100" w:right="100" w:firstLine="0" w:firstLineChars="0"/>
+              <w:rPr>
+                <w:rFonts w:ascii="Helvetica" w:hAnsi="Helvetica" w:eastAsia="Helvetica" w:cs="Helvetica"/>
+                <w:i w:val="false"/>
+                <w:b w:val="false"/>
+                <w:u w:val="none"/>
+                <w:sz w:val="22"/>
+                <w:szCs w:val="22"/>
+                <w:color w:val="000000"/>
+              </w:rPr>
+            </w:pPr>
+            <w:r>
+              <w:rPr>
+                <w:rFonts w:ascii="Helvetica" w:hAnsi="Helvetica" w:eastAsia="Helvetica" w:cs="Helvetica"/>
+                <w:i w:val="false"/>
+                <w:b w:val="false"/>
+                <w:u w:val="none"/>
+                <w:sz w:val="22"/>
+                <w:szCs w:val="22"/>
+                <w:color w:val="000000"/>
+              </w:rPr>
+              <w:t xml:space="preserve">0.940</w:t>
             </w:r>
           </w:p>
         </w:tc>
@@ -13178,60 +13178,60 @@
                 <w:szCs w:val="22"/>
                 <w:color w:val="000000"/>
               </w:rPr>
-              <w:t xml:space="preserve">7.01</w:t>
-            </w:r>
-          </w:p>
-        </w:tc>
-        <w:tc>
-          <w:tcPr>
-            <w:tcBorders>
-              <w:bottom w:val="none" w:sz="0" w:space="0" w:color="000000"/>
-              <w:top w:val="none" w:sz="0" w:space="0" w:color="000000"/>
-              <w:left w:val="none" w:sz="0" w:space="0" w:color="000000"/>
-              <w:right w:val="none" w:sz="0" w:space="0" w:color="000000"/>
-            </w:tcBorders>
-            <w:shd w:val="clear" w:color="auto" w:fill="FFFFFF"/>
-            <w:tcMar>
-              <w:top w:w="0" w:type="dxa"/>
-              <w:bottom w:w="0" w:type="dxa"/>
-              <w:left w:w="0" w:type="dxa"/>
-              <w:right w:w="0" w:type="dxa"/>
-            </w:tcMar>
-            <w:vAlign w:val="top"/>
-          </w:tcPr>
-          <w:p>
-            <w:pPr>
-              <w:pStyle w:val="Normal"/>
-              <w:jc w:val="center"/>
-              <w:pBdr>
-                <w:bottom w:val="none" w:sz="0" w:space="0" w:color="000000"/>
-                <w:top w:val="none" w:sz="0" w:space="0" w:color="000000"/>
-                <w:left w:val="none" w:sz="0" w:space="0" w:color="000000"/>
-                <w:right w:val="none" w:sz="0" w:space="0" w:color="000000"/>
-              </w:pBdr>
-              <w:spacing w:after="100" w:before="100" w:line="240"/>
-              <w:ind w:left="100" w:right="100" w:firstLine="0" w:firstLineChars="0"/>
-              <w:rPr>
-                <w:rFonts w:ascii="Helvetica" w:hAnsi="Helvetica" w:eastAsia="Helvetica" w:cs="Helvetica"/>
-                <w:i w:val="false"/>
-                <w:b w:val="false"/>
-                <w:u w:val="none"/>
-                <w:sz w:val="22"/>
-                <w:szCs w:val="22"/>
-                <w:color w:val="000000"/>
-              </w:rPr>
-            </w:pPr>
-            <w:r>
-              <w:rPr>
-                <w:rFonts w:ascii="Helvetica" w:hAnsi="Helvetica" w:eastAsia="Helvetica" w:cs="Helvetica"/>
-                <w:i w:val="false"/>
-                <w:b w:val="false"/>
-                <w:u w:val="none"/>
-                <w:sz w:val="22"/>
-                <w:szCs w:val="22"/>
-                <w:color w:val="000000"/>
-              </w:rPr>
-              <w:t xml:space="preserve">2.14, 22.9</w:t>
+              <w:t xml:space="preserve">6.98</w:t>
+            </w:r>
+          </w:p>
+        </w:tc>
+        <w:tc>
+          <w:tcPr>
+            <w:tcBorders>
+              <w:bottom w:val="none" w:sz="0" w:space="0" w:color="000000"/>
+              <w:top w:val="none" w:sz="0" w:space="0" w:color="000000"/>
+              <w:left w:val="none" w:sz="0" w:space="0" w:color="000000"/>
+              <w:right w:val="none" w:sz="0" w:space="0" w:color="000000"/>
+            </w:tcBorders>
+            <w:shd w:val="clear" w:color="auto" w:fill="FFFFFF"/>
+            <w:tcMar>
+              <w:top w:w="0" w:type="dxa"/>
+              <w:bottom w:w="0" w:type="dxa"/>
+              <w:left w:w="0" w:type="dxa"/>
+              <w:right w:w="0" w:type="dxa"/>
+            </w:tcMar>
+            <w:vAlign w:val="top"/>
+          </w:tcPr>
+          <w:p>
+            <w:pPr>
+              <w:pStyle w:val="Normal"/>
+              <w:jc w:val="center"/>
+              <w:pBdr>
+                <w:bottom w:val="none" w:sz="0" w:space="0" w:color="000000"/>
+                <w:top w:val="none" w:sz="0" w:space="0" w:color="000000"/>
+                <w:left w:val="none" w:sz="0" w:space="0" w:color="000000"/>
+                <w:right w:val="none" w:sz="0" w:space="0" w:color="000000"/>
+              </w:pBdr>
+              <w:spacing w:after="100" w:before="100" w:line="240"/>
+              <w:ind w:left="100" w:right="100" w:firstLine="0" w:firstLineChars="0"/>
+              <w:rPr>
+                <w:rFonts w:ascii="Helvetica" w:hAnsi="Helvetica" w:eastAsia="Helvetica" w:cs="Helvetica"/>
+                <w:i w:val="false"/>
+                <w:b w:val="false"/>
+                <w:u w:val="none"/>
+                <w:sz w:val="22"/>
+                <w:szCs w:val="22"/>
+                <w:color w:val="000000"/>
+              </w:rPr>
+            </w:pPr>
+            <w:r>
+              <w:rPr>
+                <w:rFonts w:ascii="Helvetica" w:hAnsi="Helvetica" w:eastAsia="Helvetica" w:cs="Helvetica"/>
+                <w:i w:val="false"/>
+                <w:b w:val="false"/>
+                <w:u w:val="none"/>
+                <w:sz w:val="22"/>
+                <w:szCs w:val="22"/>
+                <w:color w:val="000000"/>
+              </w:rPr>
+              <w:t xml:space="preserve">2.13, 22.9</w:t>
             </w:r>
           </w:p>
         </w:tc>
@@ -14250,7 +14250,7 @@
                 <w:szCs w:val="22"/>
                 <w:color w:val="000000"/>
               </w:rPr>
-              <w:t xml:space="preserve">0.310</w:t>
+              <w:t xml:space="preserve">0.300</w:t>
             </w:r>
           </w:p>
         </w:tc>
@@ -14627,7 +14627,7 @@
                 <w:szCs w:val="22"/>
                 <w:color w:val="000000"/>
               </w:rPr>
-              <w:t xml:space="preserve">0.89</w:t>
+              <w:t xml:space="preserve">0.88</w:t>
             </w:r>
           </w:p>
         </w:tc>
@@ -15216,7 +15216,7 @@
                 <w:szCs w:val="22"/>
                 <w:color w:val="000000"/>
               </w:rPr>
-              <w:t xml:space="preserve">0.710</w:t>
+              <w:t xml:space="preserve">0.700</w:t>
             </w:r>
           </w:p>
         </w:tc>
@@ -15275,7 +15275,7 @@
                 <w:szCs w:val="22"/>
                 <w:color w:val="000000"/>
               </w:rPr>
-              <w:t xml:space="preserve">ckd_epi_gfr_cre_cys_unindex</w:t>
+              <w:t xml:space="preserve">baseline_cre_egfr_unindexed</w:t>
             </w:r>
           </w:p>
         </w:tc>
@@ -15434,7 +15434,7 @@
                 <w:szCs w:val="22"/>
                 <w:color w:val="000000"/>
               </w:rPr>
-              <w:t xml:space="preserve">0.98, 1.00</w:t>
+              <w:t xml:space="preserve">0.97, 1.01</w:t>
             </w:r>
           </w:p>
         </w:tc>
@@ -15487,7 +15487,7 @@
                 <w:szCs w:val="22"/>
                 <w:color w:val="000000"/>
               </w:rPr>
-              <w:t xml:space="preserve">0.140</w:t>
+              <w:t xml:space="preserve">0.310</w:t>
             </w:r>
           </w:p>
         </w:tc>
@@ -15699,7 +15699,7 @@
                 <w:szCs w:val="22"/>
                 <w:color w:val="000000"/>
               </w:rPr>
-              <w:t xml:space="preserve">0.520</w:t>
+              <w:t xml:space="preserve">0.500</w:t>
             </w:r>
           </w:p>
         </w:tc>
